--- a/Tesis Sucio.docx
+++ b/Tesis Sucio.docx
@@ -1151,15 +1151,525 @@
     </w:p>
     <w:p>
       <w:r>
+        <w:t xml:space="preserve">La caracterización precisa de compuestos farmacéuticos es un desafío constante en investigación y desarrollo, especialmente cuando se busca garantizar la calidad, autenticidad y eficacia de los productos. Entre las técnicas vibracionales más utilizadas se encuentran la </w:t>
+      </w:r>
+      <w:r>
+        <w:rPr>
+          <w:b/>
+          <w:bCs/>
+        </w:rPr>
+        <w:t>Espectroscopía Infrarroja por Transformada de Fourier (FTIR)</w:t>
+      </w:r>
+      <w:r>
+        <w:t xml:space="preserve"> y la </w:t>
+      </w:r>
+      <w:r>
+        <w:rPr>
+          <w:b/>
+          <w:bCs/>
+        </w:rPr>
+        <w:t>Espectroscopía Raman</w:t>
+      </w:r>
+      <w:r>
+        <w:t xml:space="preserve">, que permiten obtener información estructural y composicional de las muestras. Ambas técnicas son </w:t>
+      </w:r>
+      <w:r>
+        <w:rPr>
+          <w:b/>
+          <w:bCs/>
+        </w:rPr>
+        <w:t>complementarias</w:t>
+      </w:r>
+      <w:r>
+        <w:t>: mientras que FTIR es sensible a vibraciones polares y presenta limitaciones frente a la presencia de agua, Raman ofrece alta especificidad y menor interferencia de este solvente, lo que las convierte en herramientas ideales para su uso conjunto en la caracterización de matrices complejas.</w:t>
+      </w:r>
+    </w:p>
+    <w:p>
+      <w:r>
+        <w:t xml:space="preserve">En este contexto surge la </w:t>
+      </w:r>
+      <w:r>
+        <w:rPr>
+          <w:b/>
+          <w:bCs/>
+        </w:rPr>
+        <w:t>fusión de datos</w:t>
+      </w:r>
+      <w:r>
+        <w:t xml:space="preserve"> (</w:t>
+      </w:r>
+      <w:r>
+        <w:rPr>
+          <w:i/>
+          <w:iCs/>
+        </w:rPr>
+        <w:t xml:space="preserve">data </w:t>
+      </w:r>
+      <w:proofErr w:type="spellStart"/>
+      <w:r>
+        <w:rPr>
+          <w:i/>
+          <w:iCs/>
+        </w:rPr>
+        <w:t>fusion</w:t>
+      </w:r>
+      <w:proofErr w:type="spellEnd"/>
+      <w:r>
+        <w:t xml:space="preserve">), entendida como el proceso de combinar información proveniente de múltiples fuentes con el fin de aumentar la </w:t>
+      </w:r>
+      <w:r>
+        <w:rPr>
+          <w:b/>
+          <w:bCs/>
+        </w:rPr>
+        <w:t>precisión, exactitud y robustez</w:t>
+      </w:r>
+      <w:r>
+        <w:t xml:space="preserve"> de los modelos predictivos. Diversos estudios han demostrado que la integración de técnicas espectroscópicas proporciona un mayor poder discriminante y mejora el rendimiento de modelos de clasificación y regresión respecto al análisis individual de cada técnica. En la industria alimentaria, por ejemplo, se ha reportado que en más del 80% de los trabajos analizados, la fusión de datos mejoró significativamente los resultados obtenidos [</w:t>
+      </w:r>
+      <w:proofErr w:type="spellStart"/>
+      <w:r>
+        <w:t>Ref</w:t>
+      </w:r>
+      <w:proofErr w:type="spellEnd"/>
+      <w:r>
+        <w:t xml:space="preserve">]. Este enfoque ha sido aplicado con éxito en áreas como </w:t>
+      </w:r>
+      <w:r>
+        <w:rPr>
+          <w:b/>
+          <w:bCs/>
+        </w:rPr>
+        <w:t>sensores electrónicos, control de calidad de alimentos, metabolómica y aplicaciones clínicas</w:t>
+      </w:r>
+      <w:r>
+        <w:t>, consolidándose como una estrategia transversal en diferentes disciplinas.</w:t>
+      </w:r>
+    </w:p>
+    <w:p>
+      <w:r>
+        <w:t>Las técnicas de fusión se clasifican en tres niveles principales [</w:t>
+      </w:r>
+      <w:proofErr w:type="spellStart"/>
+      <w:r>
+        <w:t>Ref</w:t>
+      </w:r>
+      <w:proofErr w:type="spellEnd"/>
+      <w:r>
+        <w:t>]:</w:t>
+      </w:r>
+    </w:p>
+    <w:p>
+      <w:pPr>
+        <w:numPr>
+          <w:ilvl w:val="0"/>
+          <w:numId w:val="1"/>
+        </w:numPr>
+      </w:pPr>
+      <w:r>
+        <w:rPr>
+          <w:b/>
+          <w:bCs/>
+        </w:rPr>
+        <w:t>Low-</w:t>
+      </w:r>
+      <w:proofErr w:type="spellStart"/>
+      <w:r>
+        <w:rPr>
+          <w:b/>
+          <w:bCs/>
+        </w:rPr>
+        <w:t>Level</w:t>
+      </w:r>
+      <w:proofErr w:type="spellEnd"/>
+      <w:r>
+        <w:rPr>
+          <w:b/>
+          <w:bCs/>
+        </w:rPr>
+        <w:t xml:space="preserve"> Data </w:t>
+      </w:r>
+      <w:proofErr w:type="spellStart"/>
+      <w:r>
+        <w:rPr>
+          <w:b/>
+          <w:bCs/>
+        </w:rPr>
+        <w:t>Fusion</w:t>
+      </w:r>
+      <w:proofErr w:type="spellEnd"/>
+      <w:r>
+        <w:rPr>
+          <w:b/>
+          <w:bCs/>
+        </w:rPr>
+        <w:t xml:space="preserve"> (LLDF):</w:t>
+      </w:r>
+      <w:r>
+        <w:t xml:space="preserve"> consiste en la </w:t>
+      </w:r>
+      <w:r>
+        <w:rPr>
+          <w:b/>
+          <w:bCs/>
+        </w:rPr>
+        <w:t>concatenación directa de los conjuntos de datos preprocesados</w:t>
+      </w:r>
+      <w:r>
+        <w:t xml:space="preserve">, generando una matriz ampliada sobre la cual se aplican métodos de análisis multivariado. Es un método simple y conceptualmente directo, aunque requiere un adecuado </w:t>
+      </w:r>
+      <w:r>
+        <w:rPr>
+          <w:b/>
+          <w:bCs/>
+        </w:rPr>
+        <w:t>escalado y normalización</w:t>
+      </w:r>
+      <w:r>
+        <w:t xml:space="preserve"> para evitar la dominancia de un bloque de datos sobre otro. También puede beneficiarse de técnicas de selección o reducción de variables para disminuir redundancias y tiempos de cómputo. Ejemplos incluyen el trabajo de Gonçalves et al. (2020), donde se integraron resultados fisicoquímicos, espectros UV-vis y NIR mediante normalización individual y preprocesamiento diferenciado.</w:t>
+      </w:r>
+    </w:p>
+    <w:p>
+      <w:pPr>
+        <w:numPr>
+          <w:ilvl w:val="0"/>
+          <w:numId w:val="1"/>
+        </w:numPr>
+      </w:pPr>
+      <w:proofErr w:type="spellStart"/>
+      <w:r>
+        <w:rPr>
+          <w:b/>
+          <w:bCs/>
+        </w:rPr>
+        <w:t>Mid-Level</w:t>
+      </w:r>
+      <w:proofErr w:type="spellEnd"/>
+      <w:r>
+        <w:rPr>
+          <w:b/>
+          <w:bCs/>
+        </w:rPr>
+        <w:t xml:space="preserve"> Data </w:t>
+      </w:r>
+      <w:proofErr w:type="spellStart"/>
+      <w:r>
+        <w:rPr>
+          <w:b/>
+          <w:bCs/>
+        </w:rPr>
+        <w:t>Fusion</w:t>
+      </w:r>
+      <w:proofErr w:type="spellEnd"/>
+      <w:r>
+        <w:rPr>
+          <w:b/>
+          <w:bCs/>
+        </w:rPr>
+        <w:t xml:space="preserve"> (MLDF):</w:t>
+      </w:r>
+      <w:r>
+        <w:t xml:space="preserve"> integra las </w:t>
+      </w:r>
+      <w:r>
+        <w:rPr>
+          <w:b/>
+          <w:bCs/>
+        </w:rPr>
+        <w:t>características extraídas</w:t>
+      </w:r>
+      <w:r>
+        <w:t xml:space="preserve"> de cada </w:t>
+      </w:r>
+      <w:proofErr w:type="spellStart"/>
+      <w:r>
+        <w:t>dataset</w:t>
+      </w:r>
+      <w:proofErr w:type="spellEnd"/>
+      <w:r>
+        <w:t xml:space="preserve">, como vectores principales (PCA) o variables latentes (PLS), que luego son concatenadas en un único espacio de características. Este nivel reduce la dimensionalidad y el ruido, además de disminuir la carga computacional. En estudios clínicos con FTIR y Raman, se ha demostrado </w:t>
+      </w:r>
+      <w:r>
+        <w:lastRenderedPageBreak/>
+        <w:t>que MLDF supera a LLDF en precisión, al eliminar información irrelevante y retener únicamente las variables más informativas [</w:t>
+      </w:r>
+      <w:proofErr w:type="spellStart"/>
+      <w:r>
+        <w:t>Ref</w:t>
+      </w:r>
+      <w:proofErr w:type="spellEnd"/>
+      <w:r>
+        <w:t>].</w:t>
+      </w:r>
+    </w:p>
+    <w:p>
+      <w:pPr>
+        <w:numPr>
+          <w:ilvl w:val="0"/>
+          <w:numId w:val="1"/>
+        </w:numPr>
+      </w:pPr>
+      <w:r>
+        <w:rPr>
+          <w:b/>
+          <w:bCs/>
+        </w:rPr>
+        <w:t>High-</w:t>
+      </w:r>
+      <w:proofErr w:type="spellStart"/>
+      <w:r>
+        <w:rPr>
+          <w:b/>
+          <w:bCs/>
+        </w:rPr>
+        <w:t>Level</w:t>
+      </w:r>
+      <w:proofErr w:type="spellEnd"/>
+      <w:r>
+        <w:rPr>
+          <w:b/>
+          <w:bCs/>
+        </w:rPr>
+        <w:t xml:space="preserve"> Data </w:t>
+      </w:r>
+      <w:proofErr w:type="spellStart"/>
+      <w:r>
+        <w:rPr>
+          <w:b/>
+          <w:bCs/>
+        </w:rPr>
+        <w:t>Fusion</w:t>
+      </w:r>
+      <w:proofErr w:type="spellEnd"/>
+      <w:r>
+        <w:rPr>
+          <w:b/>
+          <w:bCs/>
+        </w:rPr>
+        <w:t xml:space="preserve"> (HLDF):</w:t>
+      </w:r>
+      <w:r>
+        <w:t xml:space="preserve"> combina directamente las </w:t>
+      </w:r>
+      <w:r>
+        <w:rPr>
+          <w:b/>
+          <w:bCs/>
+        </w:rPr>
+        <w:t>decisiones o predicciones</w:t>
+      </w:r>
+      <w:r>
+        <w:t xml:space="preserve"> obtenidas de cada técnica mediante estrategias de votación, operadores difusos o modelos probabilísticos. Aunque más complejo, este enfoque permite integrar la complementariedad de modelos independientes y ha mostrado buenos resultados en problemas de clasificación con múltiples fuentes de datos.</w:t>
+      </w:r>
+    </w:p>
+    <w:p>
+      <w:r>
+        <w:t xml:space="preserve">La importancia del </w:t>
+      </w:r>
+      <w:r>
+        <w:rPr>
+          <w:b/>
+          <w:bCs/>
+        </w:rPr>
+        <w:t>preprocesamiento</w:t>
+      </w:r>
+      <w:r>
+        <w:t xml:space="preserve"> es transversal a todos los niveles de fusión. Métodos como </w:t>
+      </w:r>
+      <w:r>
+        <w:rPr>
+          <w:b/>
+          <w:bCs/>
+        </w:rPr>
+        <w:t>suavizado (</w:t>
+      </w:r>
+      <w:proofErr w:type="spellStart"/>
+      <w:r>
+        <w:rPr>
+          <w:b/>
+          <w:bCs/>
+        </w:rPr>
+        <w:t>Savitzky</w:t>
+      </w:r>
+      <w:proofErr w:type="spellEnd"/>
+      <w:r>
+        <w:rPr>
+          <w:b/>
+          <w:bCs/>
+        </w:rPr>
+        <w:t>–</w:t>
+      </w:r>
+      <w:proofErr w:type="spellStart"/>
+      <w:r>
+        <w:rPr>
+          <w:b/>
+          <w:bCs/>
+        </w:rPr>
+        <w:t>Golay</w:t>
+      </w:r>
+      <w:proofErr w:type="spellEnd"/>
+      <w:r>
+        <w:rPr>
+          <w:b/>
+          <w:bCs/>
+        </w:rPr>
+        <w:t xml:space="preserve">), derivadas, corrección de línea base, normalización vectorial, </w:t>
+      </w:r>
+      <w:proofErr w:type="spellStart"/>
+      <w:r>
+        <w:rPr>
+          <w:b/>
+          <w:bCs/>
+        </w:rPr>
+        <w:t>autoscaling</w:t>
+      </w:r>
+      <w:proofErr w:type="spellEnd"/>
+      <w:r>
+        <w:rPr>
+          <w:b/>
+          <w:bCs/>
+        </w:rPr>
+        <w:t xml:space="preserve"> o SNV</w:t>
+      </w:r>
+      <w:r>
+        <w:t xml:space="preserve"> son fundamentales para reducir ruido, corregir desplazamientos y equilibrar la escala de las variables. Además, la aplicación de técnicas avanzadas como </w:t>
+      </w:r>
+      <w:r>
+        <w:rPr>
+          <w:b/>
+          <w:bCs/>
+        </w:rPr>
+        <w:t>SO-PLS</w:t>
+      </w:r>
+      <w:r>
+        <w:t xml:space="preserve"> y </w:t>
+      </w:r>
+      <w:r>
+        <w:rPr>
+          <w:b/>
+          <w:bCs/>
+        </w:rPr>
+        <w:t>PO-PLS</w:t>
+      </w:r>
+      <w:r>
+        <w:t xml:space="preserve"> ha demostrado ser útil para tratar con bloques de datos heterogéneos en magnitud y dimensionalidad.</w:t>
+      </w:r>
+    </w:p>
+    <w:p>
+      <w:r>
+        <w:t xml:space="preserve">Dentro de esta línea, la </w:t>
+      </w:r>
+      <w:r>
+        <w:rPr>
+          <w:b/>
+          <w:bCs/>
+        </w:rPr>
+        <w:t>combinación FTIR + Raman</w:t>
+      </w:r>
+      <w:r>
+        <w:t xml:space="preserve"> se ha convertido en una de las estrategias más exploradas en la literatura reciente. Azcarate et al. (2021) reportan que, en el ámbito clínico, la integración de estas dos técnicas mediante LLDF o MLDF permitió mejorar tanto la </w:t>
+      </w:r>
+      <w:r>
+        <w:rPr>
+          <w:b/>
+          <w:bCs/>
+        </w:rPr>
+        <w:t>capacidad de clasificación</w:t>
+      </w:r>
+      <w:r>
+        <w:t xml:space="preserve"> como los modelos de </w:t>
+      </w:r>
+      <w:r>
+        <w:rPr>
+          <w:b/>
+          <w:bCs/>
+        </w:rPr>
+        <w:t>regresión</w:t>
+      </w:r>
+      <w:r>
+        <w:t>, siendo MLDF el enfoque más robusto frente a la variabilidad de los datos. Estos resultados refuerzan la relevancia de aplicar esquemas de fusión espectral en contextos donde la discriminación precisa entre compuestos es crítica.</w:t>
+      </w:r>
+    </w:p>
+    <w:p>
+      <w:r>
+        <w:t xml:space="preserve">En este marco, la presente tesis propone el desarrollo de </w:t>
+      </w:r>
+      <w:proofErr w:type="spellStart"/>
+      <w:r>
+        <w:rPr>
+          <w:b/>
+          <w:bCs/>
+        </w:rPr>
+        <w:t>EspectroApp</w:t>
+      </w:r>
+      <w:proofErr w:type="spellEnd"/>
+      <w:r>
+        <w:t xml:space="preserve">, una herramienta computacional diseñada para la </w:t>
+      </w:r>
+      <w:r>
+        <w:rPr>
+          <w:b/>
+          <w:bCs/>
+        </w:rPr>
+        <w:t>visualización, preprocesamiento y fusión de datos espectroscópicos FTIR y Raman</w:t>
+      </w:r>
+      <w:r>
+        <w:t xml:space="preserve">, con énfasis en el análisis multivariado de muestras de analgésicos. La aplicación implementa funcionalidades de procesamiento espectral, reducción de dimensionalidad (PCA, t-SNE) y análisis jerárquico (HCA), junto con estrategias de fusión a nivel bajo y medio. Con ello se busca demostrar que la integración de técnicas espectroscópicas, apoyada en herramientas informáticas, puede </w:t>
+      </w:r>
+      <w:r>
+        <w:rPr>
+          <w:b/>
+          <w:bCs/>
+        </w:rPr>
+        <w:t>fortalecer la caracterización y diferenciación de fármacos</w:t>
+      </w:r>
+      <w:r>
+        <w:t>, aportando un recurso innovador en la intersección entre la ingeniería en informática, la ciencia de materiales y las aplicaciones farmacéuticas.</w:t>
+      </w:r>
+    </w:p>
+    <w:p>
+      <w:r>
         <w:br w:type="page"/>
       </w:r>
     </w:p>
     <w:p>
+      <w:r>
+        <w:lastRenderedPageBreak/>
+        <w:t>II Resumen ejecutivo</w:t>
+      </w:r>
+    </w:p>
+    <w:p>
+      <w:r>
+        <w:t>2.1 Naturaleza y justificación</w:t>
+      </w:r>
+      <w:r>
+        <w:br/>
+        <w:t xml:space="preserve">quiero terminar ya la </w:t>
+      </w:r>
+      <w:proofErr w:type="spellStart"/>
+      <w:r>
+        <w:t>facu</w:t>
+      </w:r>
+      <w:proofErr w:type="spellEnd"/>
+      <w:r>
+        <w:t xml:space="preserve"> puta mierda.</w:t>
+      </w:r>
+    </w:p>
+    <w:p>
+      <w:r>
+        <w:t xml:space="preserve">2.2 </w:t>
+      </w:r>
+      <w:r>
+        <w:br w:type="page"/>
+      </w:r>
+    </w:p>
+    <w:p/>
+    <w:p/>
+    <w:p>
       <w:pPr>
         <w:ind w:left="708" w:hanging="708"/>
       </w:pPr>
       <w:r>
-        <w:lastRenderedPageBreak/>
         <w:t xml:space="preserve">Marco </w:t>
       </w:r>
       <w:proofErr w:type="spellStart"/>
@@ -1227,7 +1737,160 @@
 </file>
 
 <file path=word/numbering.xml><?xml version="1.0" encoding="utf-8"?>
-<w:numbering xmlns:wpc="http://schemas.microsoft.com/office/word/2010/wordprocessingCanvas" xmlns:cx="http://schemas.microsoft.com/office/drawing/2014/chartex" xmlns:cx1="http://schemas.microsoft.com/office/drawing/2015/9/8/chartex" xmlns:cx2="http://schemas.microsoft.com/office/drawing/2015/10/21/chartex" xmlns:cx3="http://schemas.microsoft.com/office/drawing/2016/5/9/chartex" xmlns:cx4="http://schemas.microsoft.com/office/drawing/2016/5/10/chartex" xmlns:cx5="http://schemas.microsoft.com/office/drawing/2016/5/11/chartex" xmlns:cx6="http://schemas.microsoft.com/office/drawing/2016/5/12/chartex" xmlns:cx7="http://schemas.microsoft.com/office/drawing/2016/5/13/chartex" xmlns:cx8="http://schemas.microsoft.com/office/drawing/2016/5/14/chartex" xmlns:mc="http://schemas.openxmlformats.org/markup-compatibility/2006" xmlns:aink="http://schemas.microsoft.com/office/drawing/2016/ink" xmlns:am3d="http://schemas.microsoft.com/office/drawing/2017/model3d" xmlns:o="urn:schemas-microsoft-com:office:office" xmlns:oel="http://schemas.microsoft.com/office/2019/extlst" xmlns:r="http://schemas.openxmlformats.org/officeDocument/2006/relationships" xmlns:m="http://schemas.openxmlformats.org/officeDocument/2006/math" xmlns:v="urn:schemas-microsoft-com:vml" xmlns:wp14="http://schemas.microsoft.com/office/word/2010/wordprocessingDrawing" xmlns:wp="http://schemas.openxmlformats.org/drawingml/2006/wordprocessingDrawing" xmlns:w10="urn:schemas-microsoft-com:office:word" xmlns:w="http://schemas.openxmlformats.org/wordprocessingml/2006/main" xmlns:w14="http://schemas.microsoft.com/office/word/2010/wordml" xmlns:w15="http://schemas.microsoft.com/office/word/2012/wordml" xmlns:w16cex="http://schemas.microsoft.com/office/word/2018/wordml/cex" xmlns:w16cid="http://schemas.microsoft.com/office/word/2016/wordml/cid" xmlns:w16="http://schemas.microsoft.com/office/word/2018/wordml" xmlns:w16du="http://schemas.microsoft.com/office/word/2023/wordml/word16du" xmlns:w16sdtdh="http://schemas.microsoft.com/office/word/2020/wordml/sdtdatahash" xmlns:w16sdtfl="http://schemas.microsoft.com/office/word/2024/wordml/sdtformatlock" xmlns:w16se="http://schemas.microsoft.com/office/word/2015/wordml/symex" xmlns:wpg="http://schemas.microsoft.com/office/word/2010/wordprocessingGroup" xmlns:wpi="http://schemas.microsoft.com/office/word/2010/wordprocessingInk" xmlns:wne="http://schemas.microsoft.com/office/word/2006/wordml" xmlns:wps="http://schemas.microsoft.com/office/word/2010/wordprocessingShape" mc:Ignorable="w14 w15 w16se w16cid w16 w16cex w16sdtdh w16sdtfl w16du wp14"/>
+<w:numbering xmlns:wpc="http://schemas.microsoft.com/office/word/2010/wordprocessingCanvas" xmlns:cx="http://schemas.microsoft.com/office/drawing/2014/chartex" xmlns:cx1="http://schemas.microsoft.com/office/drawing/2015/9/8/chartex" xmlns:cx2="http://schemas.microsoft.com/office/drawing/2015/10/21/chartex" xmlns:cx3="http://schemas.microsoft.com/office/drawing/2016/5/9/chartex" xmlns:cx4="http://schemas.microsoft.com/office/drawing/2016/5/10/chartex" xmlns:cx5="http://schemas.microsoft.com/office/drawing/2016/5/11/chartex" xmlns:cx6="http://schemas.microsoft.com/office/drawing/2016/5/12/chartex" xmlns:cx7="http://schemas.microsoft.com/office/drawing/2016/5/13/chartex" xmlns:cx8="http://schemas.microsoft.com/office/drawing/2016/5/14/chartex" xmlns:mc="http://schemas.openxmlformats.org/markup-compatibility/2006" xmlns:aink="http://schemas.microsoft.com/office/drawing/2016/ink" xmlns:am3d="http://schemas.microsoft.com/office/drawing/2017/model3d" xmlns:o="urn:schemas-microsoft-com:office:office" xmlns:oel="http://schemas.microsoft.com/office/2019/extlst" xmlns:r="http://schemas.openxmlformats.org/officeDocument/2006/relationships" xmlns:m="http://schemas.openxmlformats.org/officeDocument/2006/math" xmlns:v="urn:schemas-microsoft-com:vml" xmlns:wp14="http://schemas.microsoft.com/office/word/2010/wordprocessingDrawing" xmlns:wp="http://schemas.openxmlformats.org/drawingml/2006/wordprocessingDrawing" xmlns:w10="urn:schemas-microsoft-com:office:word" xmlns:w="http://schemas.openxmlformats.org/wordprocessingml/2006/main" xmlns:w14="http://schemas.microsoft.com/office/word/2010/wordml" xmlns:w15="http://schemas.microsoft.com/office/word/2012/wordml" xmlns:w16cex="http://schemas.microsoft.com/office/word/2018/wordml/cex" xmlns:w16cid="http://schemas.microsoft.com/office/word/2016/wordml/cid" xmlns:w16="http://schemas.microsoft.com/office/word/2018/wordml" xmlns:w16du="http://schemas.microsoft.com/office/word/2023/wordml/word16du" xmlns:w16sdtdh="http://schemas.microsoft.com/office/word/2020/wordml/sdtdatahash" xmlns:w16sdtfl="http://schemas.microsoft.com/office/word/2024/wordml/sdtformatlock" xmlns:w16se="http://schemas.microsoft.com/office/word/2015/wordml/symex" xmlns:wpg="http://schemas.microsoft.com/office/word/2010/wordprocessingGroup" xmlns:wpi="http://schemas.microsoft.com/office/word/2010/wordprocessingInk" xmlns:wne="http://schemas.microsoft.com/office/word/2006/wordml" xmlns:wps="http://schemas.microsoft.com/office/word/2010/wordprocessingShape" mc:Ignorable="w14 w15 w16se w16cid w16 w16cex w16sdtdh w16sdtfl w16du wp14">
+  <w:abstractNum w:abstractNumId="0" w15:restartNumberingAfterBreak="0">
+    <w:nsid w:val="08F373DE"/>
+    <w:multiLevelType w:val="multilevel"/>
+    <w:tmpl w:val="A31A9EC6"/>
+    <w:lvl w:ilvl="0">
+      <w:start w:val="1"/>
+      <w:numFmt w:val="bullet"/>
+      <w:lvlText w:val=""/>
+      <w:lvlJc w:val="left"/>
+      <w:pPr>
+        <w:tabs>
+          <w:tab w:val="num" w:pos="720"/>
+        </w:tabs>
+        <w:ind w:left="720" w:hanging="360"/>
+      </w:pPr>
+      <w:rPr>
+        <w:rFonts w:ascii="Symbol" w:hAnsi="Symbol" w:hint="default"/>
+        <w:sz w:val="20"/>
+      </w:rPr>
+    </w:lvl>
+    <w:lvl w:ilvl="1" w:tentative="1">
+      <w:start w:val="1"/>
+      <w:numFmt w:val="bullet"/>
+      <w:lvlText w:val="o"/>
+      <w:lvlJc w:val="left"/>
+      <w:pPr>
+        <w:tabs>
+          <w:tab w:val="num" w:pos="1440"/>
+        </w:tabs>
+        <w:ind w:left="1440" w:hanging="360"/>
+      </w:pPr>
+      <w:rPr>
+        <w:rFonts w:ascii="Courier New" w:hAnsi="Courier New" w:hint="default"/>
+        <w:sz w:val="20"/>
+      </w:rPr>
+    </w:lvl>
+    <w:lvl w:ilvl="2" w:tentative="1">
+      <w:start w:val="1"/>
+      <w:numFmt w:val="bullet"/>
+      <w:lvlText w:val=""/>
+      <w:lvlJc w:val="left"/>
+      <w:pPr>
+        <w:tabs>
+          <w:tab w:val="num" w:pos="2160"/>
+        </w:tabs>
+        <w:ind w:left="2160" w:hanging="360"/>
+      </w:pPr>
+      <w:rPr>
+        <w:rFonts w:ascii="Wingdings" w:hAnsi="Wingdings" w:hint="default"/>
+        <w:sz w:val="20"/>
+      </w:rPr>
+    </w:lvl>
+    <w:lvl w:ilvl="3" w:tentative="1">
+      <w:start w:val="1"/>
+      <w:numFmt w:val="bullet"/>
+      <w:lvlText w:val=""/>
+      <w:lvlJc w:val="left"/>
+      <w:pPr>
+        <w:tabs>
+          <w:tab w:val="num" w:pos="2880"/>
+        </w:tabs>
+        <w:ind w:left="2880" w:hanging="360"/>
+      </w:pPr>
+      <w:rPr>
+        <w:rFonts w:ascii="Wingdings" w:hAnsi="Wingdings" w:hint="default"/>
+        <w:sz w:val="20"/>
+      </w:rPr>
+    </w:lvl>
+    <w:lvl w:ilvl="4" w:tentative="1">
+      <w:start w:val="1"/>
+      <w:numFmt w:val="bullet"/>
+      <w:lvlText w:val=""/>
+      <w:lvlJc w:val="left"/>
+      <w:pPr>
+        <w:tabs>
+          <w:tab w:val="num" w:pos="3600"/>
+        </w:tabs>
+        <w:ind w:left="3600" w:hanging="360"/>
+      </w:pPr>
+      <w:rPr>
+        <w:rFonts w:ascii="Wingdings" w:hAnsi="Wingdings" w:hint="default"/>
+        <w:sz w:val="20"/>
+      </w:rPr>
+    </w:lvl>
+    <w:lvl w:ilvl="5" w:tentative="1">
+      <w:start w:val="1"/>
+      <w:numFmt w:val="bullet"/>
+      <w:lvlText w:val=""/>
+      <w:lvlJc w:val="left"/>
+      <w:pPr>
+        <w:tabs>
+          <w:tab w:val="num" w:pos="4320"/>
+        </w:tabs>
+        <w:ind w:left="4320" w:hanging="360"/>
+      </w:pPr>
+      <w:rPr>
+        <w:rFonts w:ascii="Wingdings" w:hAnsi="Wingdings" w:hint="default"/>
+        <w:sz w:val="20"/>
+      </w:rPr>
+    </w:lvl>
+    <w:lvl w:ilvl="6" w:tentative="1">
+      <w:start w:val="1"/>
+      <w:numFmt w:val="bullet"/>
+      <w:lvlText w:val=""/>
+      <w:lvlJc w:val="left"/>
+      <w:pPr>
+        <w:tabs>
+          <w:tab w:val="num" w:pos="5040"/>
+        </w:tabs>
+        <w:ind w:left="5040" w:hanging="360"/>
+      </w:pPr>
+      <w:rPr>
+        <w:rFonts w:ascii="Wingdings" w:hAnsi="Wingdings" w:hint="default"/>
+        <w:sz w:val="20"/>
+      </w:rPr>
+    </w:lvl>
+    <w:lvl w:ilvl="7" w:tentative="1">
+      <w:start w:val="1"/>
+      <w:numFmt w:val="bullet"/>
+      <w:lvlText w:val=""/>
+      <w:lvlJc w:val="left"/>
+      <w:pPr>
+        <w:tabs>
+          <w:tab w:val="num" w:pos="5760"/>
+        </w:tabs>
+        <w:ind w:left="5760" w:hanging="360"/>
+      </w:pPr>
+      <w:rPr>
+        <w:rFonts w:ascii="Wingdings" w:hAnsi="Wingdings" w:hint="default"/>
+        <w:sz w:val="20"/>
+      </w:rPr>
+    </w:lvl>
+    <w:lvl w:ilvl="8" w:tentative="1">
+      <w:start w:val="1"/>
+      <w:numFmt w:val="bullet"/>
+      <w:lvlText w:val=""/>
+      <w:lvlJc w:val="left"/>
+      <w:pPr>
+        <w:tabs>
+          <w:tab w:val="num" w:pos="6480"/>
+        </w:tabs>
+        <w:ind w:left="6480" w:hanging="360"/>
+      </w:pPr>
+      <w:rPr>
+        <w:rFonts w:ascii="Wingdings" w:hAnsi="Wingdings" w:hint="default"/>
+        <w:sz w:val="20"/>
+      </w:rPr>
+    </w:lvl>
+  </w:abstractNum>
+  <w:num w:numId="1" w16cid:durableId="1556500640">
+    <w:abstractNumId w:val="0"/>
+  </w:num>
+</w:numbering>
 </file>
 
 <file path=word/styles.xml><?xml version="1.0" encoding="utf-8"?>

--- a/Tesis Sucio.docx
+++ b/Tesis Sucio.docx
@@ -1,6 +1,6 @@
 
 <file path=word/document.xml><?xml version="1.0" encoding="utf-8"?>
-<w:document xmlns:wpc="http://schemas.microsoft.com/office/word/2010/wordprocessingCanvas" xmlns:cx="http://schemas.microsoft.com/office/drawing/2014/chartex" xmlns:cx1="http://schemas.microsoft.com/office/drawing/2015/9/8/chartex" xmlns:cx2="http://schemas.microsoft.com/office/drawing/2015/10/21/chartex" xmlns:cx3="http://schemas.microsoft.com/office/drawing/2016/5/9/chartex" xmlns:cx4="http://schemas.microsoft.com/office/drawing/2016/5/10/chartex" xmlns:cx5="http://schemas.microsoft.com/office/drawing/2016/5/11/chartex" xmlns:cx6="http://schemas.microsoft.com/office/drawing/2016/5/12/chartex" xmlns:cx7="http://schemas.microsoft.com/office/drawing/2016/5/13/chartex" xmlns:cx8="http://schemas.microsoft.com/office/drawing/2016/5/14/chartex" xmlns:mc="http://schemas.openxmlformats.org/markup-compatibility/2006" xmlns:aink="http://schemas.microsoft.com/office/drawing/2016/ink" xmlns:am3d="http://schemas.microsoft.com/office/drawing/2017/model3d" xmlns:o="urn:schemas-microsoft-com:office:office" xmlns:oel="http://schemas.microsoft.com/office/2019/extlst" xmlns:r="http://schemas.openxmlformats.org/officeDocument/2006/relationships" xmlns:m="http://schemas.openxmlformats.org/officeDocument/2006/math" xmlns:v="urn:schemas-microsoft-com:vml" xmlns:wp14="http://schemas.microsoft.com/office/word/2010/wordprocessingDrawing" xmlns:wp="http://schemas.openxmlformats.org/drawingml/2006/wordprocessingDrawing" xmlns:w10="urn:schemas-microsoft-com:office:word" xmlns:w="http://schemas.openxmlformats.org/wordprocessingml/2006/main" xmlns:w14="http://schemas.microsoft.com/office/word/2010/wordml" xmlns:w15="http://schemas.microsoft.com/office/word/2012/wordml" xmlns:w16cex="http://schemas.microsoft.com/office/word/2018/wordml/cex" xmlns:w16cid="http://schemas.microsoft.com/office/word/2016/wordml/cid" xmlns:w16="http://schemas.microsoft.com/office/word/2018/wordml" xmlns:w16du="http://schemas.microsoft.com/office/word/2023/wordml/word16du" xmlns:w16sdtdh="http://schemas.microsoft.com/office/word/2020/wordml/sdtdatahash" xmlns:w16sdtfl="http://schemas.microsoft.com/office/word/2024/wordml/sdtformatlock" xmlns:w16se="http://schemas.microsoft.com/office/word/2015/wordml/symex" xmlns:wpg="http://schemas.microsoft.com/office/word/2010/wordprocessingGroup" xmlns:wpi="http://schemas.microsoft.com/office/word/2010/wordprocessingInk" xmlns:wne="http://schemas.microsoft.com/office/word/2006/wordml" xmlns:wps="http://schemas.microsoft.com/office/word/2010/wordprocessingShape" mc:Ignorable="w14 w15 w16se w16cid w16 w16cex w16sdtdh w16sdtfl w16du wp14">
+<w:document xmlns:wpc="http://schemas.microsoft.com/office/word/2010/wordprocessingCanvas" xmlns:cx="http://schemas.microsoft.com/office/drawing/2014/chartex" xmlns:cx1="http://schemas.microsoft.com/office/drawing/2015/9/8/chartex" xmlns:cx2="http://schemas.microsoft.com/office/drawing/2015/10/21/chartex" xmlns:cx3="http://schemas.microsoft.com/office/drawing/2016/5/9/chartex" xmlns:cx4="http://schemas.microsoft.com/office/drawing/2016/5/10/chartex" xmlns:cx5="http://schemas.microsoft.com/office/drawing/2016/5/11/chartex" xmlns:cx6="http://schemas.microsoft.com/office/drawing/2016/5/12/chartex" xmlns:cx7="http://schemas.microsoft.com/office/drawing/2016/5/13/chartex" xmlns:cx8="http://schemas.microsoft.com/office/drawing/2016/5/14/chartex" xmlns:mc="http://schemas.openxmlformats.org/markup-compatibility/2006" xmlns:aink="http://schemas.microsoft.com/office/drawing/2016/ink" xmlns:am3d="http://schemas.microsoft.com/office/drawing/2017/model3d" xmlns:o="urn:schemas-microsoft-com:office:office" xmlns:r="http://schemas.openxmlformats.org/officeDocument/2006/relationships" xmlns:m="http://schemas.openxmlformats.org/officeDocument/2006/math" xmlns:v="urn:schemas-microsoft-com:vml" xmlns:wp14="http://schemas.microsoft.com/office/word/2010/wordprocessingDrawing" xmlns:wp="http://schemas.openxmlformats.org/drawingml/2006/wordprocessingDrawing" xmlns:w10="urn:schemas-microsoft-com:office:word" xmlns:w="http://schemas.openxmlformats.org/wordprocessingml/2006/main" xmlns:w14="http://schemas.microsoft.com/office/word/2010/wordml" xmlns:w15="http://schemas.microsoft.com/office/word/2012/wordml" xmlns:w16cid="http://schemas.microsoft.com/office/word/2016/wordml/cid" xmlns:w16se="http://schemas.microsoft.com/office/word/2015/wordml/symex" xmlns:wpg="http://schemas.microsoft.com/office/word/2010/wordprocessingGroup" xmlns:wpi="http://schemas.microsoft.com/office/word/2010/wordprocessingInk" xmlns:wne="http://schemas.microsoft.com/office/word/2006/wordml" xmlns:wps="http://schemas.microsoft.com/office/word/2010/wordprocessingShape" mc:Ignorable="w14 w15 w16se w16cid wp14">
   <w:body>
     <w:p>
       <w:pPr>
@@ -1132,7 +1132,11 @@
     </w:p>
     <w:p>
       <w:pPr>
-        <w:ind w:left="708" w:hanging="708"/>
+        <w:pStyle w:val="Prrafodelista"/>
+        <w:numPr>
+          <w:ilvl w:val="0"/>
+          <w:numId w:val="2"/>
+        </w:numPr>
         <w:rPr>
           <w:b/>
           <w:bCs/>
@@ -1387,11 +1391,7 @@
       </w:r>
       <w:proofErr w:type="spellEnd"/>
       <w:r>
-        <w:t xml:space="preserve">, como vectores principales (PCA) o variables latentes (PLS), que luego son concatenadas en un único espacio de características. Este nivel reduce la dimensionalidad y el ruido, además de disminuir la carga computacional. En estudios clínicos con FTIR y Raman, se ha demostrado </w:t>
-      </w:r>
-      <w:r>
-        <w:lastRenderedPageBreak/>
-        <w:t>que MLDF supera a LLDF en precisión, al eliminar información irrelevante y retener únicamente las variables más informativas [</w:t>
+        <w:t>, como vectores principales (PCA) o variables latentes (PLS), que luego son concatenadas en un único espacio de características. Este nivel reduce la dimensionalidad y el ruido, además de disminuir la carga computacional. En estudios clínicos con FTIR y Raman, se ha demostrado que MLDF supera a LLDF en precisión, al eliminar información irrelevante y retener únicamente las variables más informativas [</w:t>
       </w:r>
       <w:proofErr w:type="spellStart"/>
       <w:r>
@@ -1414,6 +1414,7 @@
           <w:b/>
           <w:bCs/>
         </w:rPr>
+        <w:lastRenderedPageBreak/>
         <w:t>High-</w:t>
       </w:r>
       <w:proofErr w:type="spellStart"/>
@@ -1633,31 +1634,109 @@
       </w:r>
     </w:p>
     <w:p>
+      <w:pPr>
+        <w:pStyle w:val="Prrafodelista"/>
+        <w:numPr>
+          <w:ilvl w:val="1"/>
+          <w:numId w:val="2"/>
+        </w:numPr>
+      </w:pPr>
       <w:r>
         <w:lastRenderedPageBreak/>
-        <w:t>II Resumen ejecutivo</w:t>
-      </w:r>
-    </w:p>
-    <w:p>
-      <w:r>
-        <w:t>2.1 Naturaleza y justificación</w:t>
-      </w:r>
-      <w:r>
-        <w:br/>
-        <w:t xml:space="preserve">quiero terminar ya la </w:t>
-      </w:r>
-      <w:proofErr w:type="spellStart"/>
-      <w:r>
-        <w:t>facu</w:t>
-      </w:r>
-      <w:proofErr w:type="spellEnd"/>
-      <w:r>
-        <w:t xml:space="preserve"> puta mierda.</w:t>
-      </w:r>
-    </w:p>
-    <w:p>
-      <w:r>
-        <w:t xml:space="preserve">2.2 </w:t>
+        <w:t>Objetivos</w:t>
+      </w:r>
+    </w:p>
+    <w:p>
+      <w:pPr>
+        <w:pStyle w:val="Prrafodelista"/>
+        <w:numPr>
+          <w:ilvl w:val="2"/>
+          <w:numId w:val="2"/>
+        </w:numPr>
+      </w:pPr>
+      <w:r>
+        <w:t>Objetivos General</w:t>
+      </w:r>
+    </w:p>
+    <w:p>
+      <w:pPr>
+        <w:pStyle w:val="Prrafodelista"/>
+        <w:numPr>
+          <w:ilvl w:val="2"/>
+          <w:numId w:val="2"/>
+        </w:numPr>
+      </w:pPr>
+      <w:r>
+        <w:t xml:space="preserve">Objetivos </w:t>
+      </w:r>
+      <w:proofErr w:type="spellStart"/>
+      <w:r>
+        <w:t>Especificos</w:t>
+      </w:r>
+      <w:proofErr w:type="spellEnd"/>
+      <w:r>
+        <w:t xml:space="preserve"> </w:t>
+      </w:r>
+    </w:p>
+    <w:p>
+      <w:pPr>
+        <w:pStyle w:val="Prrafodelista"/>
+        <w:numPr>
+          <w:ilvl w:val="1"/>
+          <w:numId w:val="2"/>
+        </w:numPr>
+      </w:pPr>
+      <w:r>
+        <w:t>Problemática</w:t>
+      </w:r>
+    </w:p>
+    <w:p>
+      <w:pPr>
+        <w:pStyle w:val="Prrafodelista"/>
+        <w:numPr>
+          <w:ilvl w:val="1"/>
+          <w:numId w:val="2"/>
+        </w:numPr>
+      </w:pPr>
+      <w:r>
+        <w:t xml:space="preserve">Propuesta de </w:t>
+      </w:r>
+      <w:proofErr w:type="spellStart"/>
+      <w:r>
+        <w:t>Solucion</w:t>
+      </w:r>
+      <w:proofErr w:type="spellEnd"/>
+      <w:r>
+        <w:t xml:space="preserve"> </w:t>
+      </w:r>
+      <w:bookmarkStart w:id="1" w:name="_GoBack"/>
+      <w:bookmarkEnd w:id="1"/>
+    </w:p>
+    <w:p>
+      <w:pPr>
+        <w:pStyle w:val="Prrafodelista"/>
+        <w:numPr>
+          <w:ilvl w:val="1"/>
+          <w:numId w:val="2"/>
+        </w:numPr>
+      </w:pPr>
+      <w:r>
+        <w:t>Alcance</w:t>
+      </w:r>
+    </w:p>
+    <w:p>
+      <w:pPr>
+        <w:pStyle w:val="Prrafodelista"/>
+        <w:numPr>
+          <w:ilvl w:val="1"/>
+          <w:numId w:val="2"/>
+        </w:numPr>
+      </w:pPr>
+      <w:r>
+        <w:t xml:space="preserve">Organización del documento </w:t>
+      </w:r>
+      <w:r>
+        <w:t xml:space="preserve"> </w:t>
       </w:r>
       <w:r>
         <w:br w:type="page"/>
@@ -1687,6 +1766,7 @@
       </w:pPr>
       <w:r>
         <w:rPr>
+          <w:noProof/>
           <w:lang w:val="en-US"/>
         </w:rPr>
         <w:drawing>
@@ -1737,7 +1817,7 @@
 </file>
 
 <file path=word/numbering.xml><?xml version="1.0" encoding="utf-8"?>
-<w:numbering xmlns:wpc="http://schemas.microsoft.com/office/word/2010/wordprocessingCanvas" xmlns:cx="http://schemas.microsoft.com/office/drawing/2014/chartex" xmlns:cx1="http://schemas.microsoft.com/office/drawing/2015/9/8/chartex" xmlns:cx2="http://schemas.microsoft.com/office/drawing/2015/10/21/chartex" xmlns:cx3="http://schemas.microsoft.com/office/drawing/2016/5/9/chartex" xmlns:cx4="http://schemas.microsoft.com/office/drawing/2016/5/10/chartex" xmlns:cx5="http://schemas.microsoft.com/office/drawing/2016/5/11/chartex" xmlns:cx6="http://schemas.microsoft.com/office/drawing/2016/5/12/chartex" xmlns:cx7="http://schemas.microsoft.com/office/drawing/2016/5/13/chartex" xmlns:cx8="http://schemas.microsoft.com/office/drawing/2016/5/14/chartex" xmlns:mc="http://schemas.openxmlformats.org/markup-compatibility/2006" xmlns:aink="http://schemas.microsoft.com/office/drawing/2016/ink" xmlns:am3d="http://schemas.microsoft.com/office/drawing/2017/model3d" xmlns:o="urn:schemas-microsoft-com:office:office" xmlns:oel="http://schemas.microsoft.com/office/2019/extlst" xmlns:r="http://schemas.openxmlformats.org/officeDocument/2006/relationships" xmlns:m="http://schemas.openxmlformats.org/officeDocument/2006/math" xmlns:v="urn:schemas-microsoft-com:vml" xmlns:wp14="http://schemas.microsoft.com/office/word/2010/wordprocessingDrawing" xmlns:wp="http://schemas.openxmlformats.org/drawingml/2006/wordprocessingDrawing" xmlns:w10="urn:schemas-microsoft-com:office:word" xmlns:w="http://schemas.openxmlformats.org/wordprocessingml/2006/main" xmlns:w14="http://schemas.microsoft.com/office/word/2010/wordml" xmlns:w15="http://schemas.microsoft.com/office/word/2012/wordml" xmlns:w16cex="http://schemas.microsoft.com/office/word/2018/wordml/cex" xmlns:w16cid="http://schemas.microsoft.com/office/word/2016/wordml/cid" xmlns:w16="http://schemas.microsoft.com/office/word/2018/wordml" xmlns:w16du="http://schemas.microsoft.com/office/word/2023/wordml/word16du" xmlns:w16sdtdh="http://schemas.microsoft.com/office/word/2020/wordml/sdtdatahash" xmlns:w16sdtfl="http://schemas.microsoft.com/office/word/2024/wordml/sdtformatlock" xmlns:w16se="http://schemas.microsoft.com/office/word/2015/wordml/symex" xmlns:wpg="http://schemas.microsoft.com/office/word/2010/wordprocessingGroup" xmlns:wpi="http://schemas.microsoft.com/office/word/2010/wordprocessingInk" xmlns:wne="http://schemas.microsoft.com/office/word/2006/wordml" xmlns:wps="http://schemas.microsoft.com/office/word/2010/wordprocessingShape" mc:Ignorable="w14 w15 w16se w16cid w16 w16cex w16sdtdh w16sdtfl w16du wp14">
+<w:numbering xmlns:wpc="http://schemas.microsoft.com/office/word/2010/wordprocessingCanvas" xmlns:cx="http://schemas.microsoft.com/office/drawing/2014/chartex" xmlns:cx1="http://schemas.microsoft.com/office/drawing/2015/9/8/chartex" xmlns:cx2="http://schemas.microsoft.com/office/drawing/2015/10/21/chartex" xmlns:cx3="http://schemas.microsoft.com/office/drawing/2016/5/9/chartex" xmlns:cx4="http://schemas.microsoft.com/office/drawing/2016/5/10/chartex" xmlns:cx5="http://schemas.microsoft.com/office/drawing/2016/5/11/chartex" xmlns:cx6="http://schemas.microsoft.com/office/drawing/2016/5/12/chartex" xmlns:cx7="http://schemas.microsoft.com/office/drawing/2016/5/13/chartex" xmlns:cx8="http://schemas.microsoft.com/office/drawing/2016/5/14/chartex" xmlns:mc="http://schemas.openxmlformats.org/markup-compatibility/2006" xmlns:aink="http://schemas.microsoft.com/office/drawing/2016/ink" xmlns:am3d="http://schemas.microsoft.com/office/drawing/2017/model3d" xmlns:o="urn:schemas-microsoft-com:office:office" xmlns:r="http://schemas.openxmlformats.org/officeDocument/2006/relationships" xmlns:m="http://schemas.openxmlformats.org/officeDocument/2006/math" xmlns:v="urn:schemas-microsoft-com:vml" xmlns:wp14="http://schemas.microsoft.com/office/word/2010/wordprocessingDrawing" xmlns:wp="http://schemas.openxmlformats.org/drawingml/2006/wordprocessingDrawing" xmlns:w10="urn:schemas-microsoft-com:office:word" xmlns:w="http://schemas.openxmlformats.org/wordprocessingml/2006/main" xmlns:w14="http://schemas.microsoft.com/office/word/2010/wordml" xmlns:w15="http://schemas.microsoft.com/office/word/2012/wordml" xmlns:w16cid="http://schemas.microsoft.com/office/word/2016/wordml/cid" xmlns:w16se="http://schemas.microsoft.com/office/word/2015/wordml/symex" xmlns:wpg="http://schemas.microsoft.com/office/word/2010/wordprocessingGroup" xmlns:wpi="http://schemas.microsoft.com/office/word/2010/wordprocessingInk" xmlns:wne="http://schemas.microsoft.com/office/word/2006/wordml" xmlns:wps="http://schemas.microsoft.com/office/word/2010/wordprocessingShape" mc:Ignorable="w14 w15 w16se w16cid wp14">
   <w:abstractNum w:abstractNumId="0" w15:restartNumberingAfterBreak="0">
     <w:nsid w:val="08F373DE"/>
     <w:multiLevelType w:val="multilevel"/>
@@ -1887,14 +1967,138 @@
       </w:rPr>
     </w:lvl>
   </w:abstractNum>
-  <w:num w:numId="1" w16cid:durableId="1556500640">
+  <w:abstractNum w:abstractNumId="1" w15:restartNumberingAfterBreak="0">
+    <w:nsid w:val="26C466A8"/>
+    <w:multiLevelType w:val="multilevel"/>
+    <w:tmpl w:val="926A6F94"/>
+    <w:lvl w:ilvl="0">
+      <w:start w:val="1"/>
+      <w:numFmt w:val="decimal"/>
+      <w:lvlText w:val="%1."/>
+      <w:lvlJc w:val="left"/>
+      <w:pPr>
+        <w:ind w:left="720" w:hanging="360"/>
+      </w:pPr>
+      <w:rPr>
+        <w:rFonts w:hint="default"/>
+      </w:rPr>
+    </w:lvl>
+    <w:lvl w:ilvl="1">
+      <w:start w:val="1"/>
+      <w:numFmt w:val="decimal"/>
+      <w:isLgl/>
+      <w:lvlText w:val="%1.%2"/>
+      <w:lvlJc w:val="left"/>
+      <w:pPr>
+        <w:ind w:left="720" w:hanging="360"/>
+      </w:pPr>
+      <w:rPr>
+        <w:rFonts w:hint="default"/>
+      </w:rPr>
+    </w:lvl>
+    <w:lvl w:ilvl="2">
+      <w:start w:val="1"/>
+      <w:numFmt w:val="decimal"/>
+      <w:isLgl/>
+      <w:lvlText w:val="%1.%2.%3"/>
+      <w:lvlJc w:val="left"/>
+      <w:pPr>
+        <w:ind w:left="1080" w:hanging="720"/>
+      </w:pPr>
+      <w:rPr>
+        <w:rFonts w:hint="default"/>
+      </w:rPr>
+    </w:lvl>
+    <w:lvl w:ilvl="3">
+      <w:start w:val="1"/>
+      <w:numFmt w:val="decimal"/>
+      <w:isLgl/>
+      <w:lvlText w:val="%1.%2.%3.%4"/>
+      <w:lvlJc w:val="left"/>
+      <w:pPr>
+        <w:ind w:left="1080" w:hanging="720"/>
+      </w:pPr>
+      <w:rPr>
+        <w:rFonts w:hint="default"/>
+      </w:rPr>
+    </w:lvl>
+    <w:lvl w:ilvl="4">
+      <w:start w:val="1"/>
+      <w:numFmt w:val="decimal"/>
+      <w:isLgl/>
+      <w:lvlText w:val="%1.%2.%3.%4.%5"/>
+      <w:lvlJc w:val="left"/>
+      <w:pPr>
+        <w:ind w:left="1440" w:hanging="1080"/>
+      </w:pPr>
+      <w:rPr>
+        <w:rFonts w:hint="default"/>
+      </w:rPr>
+    </w:lvl>
+    <w:lvl w:ilvl="5">
+      <w:start w:val="1"/>
+      <w:numFmt w:val="decimal"/>
+      <w:isLgl/>
+      <w:lvlText w:val="%1.%2.%3.%4.%5.%6"/>
+      <w:lvlJc w:val="left"/>
+      <w:pPr>
+        <w:ind w:left="1440" w:hanging="1080"/>
+      </w:pPr>
+      <w:rPr>
+        <w:rFonts w:hint="default"/>
+      </w:rPr>
+    </w:lvl>
+    <w:lvl w:ilvl="6">
+      <w:start w:val="1"/>
+      <w:numFmt w:val="decimal"/>
+      <w:isLgl/>
+      <w:lvlText w:val="%1.%2.%3.%4.%5.%6.%7"/>
+      <w:lvlJc w:val="left"/>
+      <w:pPr>
+        <w:ind w:left="1800" w:hanging="1440"/>
+      </w:pPr>
+      <w:rPr>
+        <w:rFonts w:hint="default"/>
+      </w:rPr>
+    </w:lvl>
+    <w:lvl w:ilvl="7">
+      <w:start w:val="1"/>
+      <w:numFmt w:val="decimal"/>
+      <w:isLgl/>
+      <w:lvlText w:val="%1.%2.%3.%4.%5.%6.%7.%8"/>
+      <w:lvlJc w:val="left"/>
+      <w:pPr>
+        <w:ind w:left="1800" w:hanging="1440"/>
+      </w:pPr>
+      <w:rPr>
+        <w:rFonts w:hint="default"/>
+      </w:rPr>
+    </w:lvl>
+    <w:lvl w:ilvl="8">
+      <w:start w:val="1"/>
+      <w:numFmt w:val="decimal"/>
+      <w:isLgl/>
+      <w:lvlText w:val="%1.%2.%3.%4.%5.%6.%7.%8.%9"/>
+      <w:lvlJc w:val="left"/>
+      <w:pPr>
+        <w:ind w:left="2160" w:hanging="1800"/>
+      </w:pPr>
+      <w:rPr>
+        <w:rFonts w:hint="default"/>
+      </w:rPr>
+    </w:lvl>
+  </w:abstractNum>
+  <w:num w:numId="1">
     <w:abstractNumId w:val="0"/>
+  </w:num>
+  <w:num w:numId="2">
+    <w:abstractNumId w:val="1"/>
   </w:num>
 </w:numbering>
 </file>
 
 <file path=word/styles.xml><?xml version="1.0" encoding="utf-8"?>
-<w:styles xmlns:mc="http://schemas.openxmlformats.org/markup-compatibility/2006" xmlns:r="http://schemas.openxmlformats.org/officeDocument/2006/relationships" xmlns:w="http://schemas.openxmlformats.org/wordprocessingml/2006/main" xmlns:w14="http://schemas.microsoft.com/office/word/2010/wordml" xmlns:w15="http://schemas.microsoft.com/office/word/2012/wordml" xmlns:w16cex="http://schemas.microsoft.com/office/word/2018/wordml/cex" xmlns:w16cid="http://schemas.microsoft.com/office/word/2016/wordml/cid" xmlns:w16="http://schemas.microsoft.com/office/word/2018/wordml" xmlns:w16du="http://schemas.microsoft.com/office/word/2023/wordml/word16du" xmlns:w16sdtdh="http://schemas.microsoft.com/office/word/2020/wordml/sdtdatahash" xmlns:w16sdtfl="http://schemas.microsoft.com/office/word/2024/wordml/sdtformatlock" xmlns:w16se="http://schemas.microsoft.com/office/word/2015/wordml/symex" mc:Ignorable="w14 w15 w16se w16cid w16 w16cex w16sdtdh w16sdtfl w16du">
+<w:styles xmlns:mc="http://schemas.openxmlformats.org/markup-compatibility/2006" xmlns:r="http://schemas.openxmlformats.org/officeDocument/2006/relationships" xmlns:w="http://schemas.openxmlformats.org/wordprocessingml/2006/main" xmlns:w14="http://schemas.microsoft.com/office/word/2010/wordml" xmlns:w15="http://schemas.microsoft.com/office/word/2012/wordml" xmlns:w16cid="http://schemas.microsoft.com/office/word/2016/wordml/cid" xmlns:w16se="http://schemas.microsoft.com/office/word/2015/wordml/symex" mc:Ignorable="w14 w15 w16se w16cid">
   <w:docDefaults>
     <w:rPrDefault>
       <w:rPr>
@@ -1912,7 +2116,7 @@
       </w:pPr>
     </w:pPrDefault>
   </w:docDefaults>
-  <w:latentStyles w:defLockedState="0" w:defUIPriority="99" w:defSemiHidden="0" w:defUnhideWhenUsed="0" w:defQFormat="0" w:count="376">
+  <w:latentStyles w:defLockedState="0" w:defUIPriority="99" w:defSemiHidden="0" w:defUnhideWhenUsed="0" w:defQFormat="0" w:count="375">
     <w:lsdException w:name="Normal" w:uiPriority="0" w:qFormat="1"/>
     <w:lsdException w:name="heading 1" w:uiPriority="9" w:qFormat="1"/>
     <w:lsdException w:name="heading 2" w:semiHidden="1" w:uiPriority="9" w:unhideWhenUsed="1" w:qFormat="1"/>
@@ -2288,7 +2492,6 @@
     <w:lsdException w:name="Smart Hyperlink" w:semiHidden="1" w:unhideWhenUsed="1"/>
     <w:lsdException w:name="Hashtag" w:semiHidden="1" w:unhideWhenUsed="1"/>
     <w:lsdException w:name="Unresolved Mention" w:semiHidden="1" w:unhideWhenUsed="1"/>
-    <w:lsdException w:name="Smart Link" w:semiHidden="1" w:unhideWhenUsed="1"/>
   </w:latentStyles>
   <w:style w:type="paragraph" w:default="1" w:styleId="Normal">
     <w:name w:val="Normal"/>
@@ -2496,6 +2699,7 @@
   <w:style w:type="character" w:default="1" w:styleId="Fuentedeprrafopredeter">
     <w:name w:val="Default Paragraph Font"/>
     <w:uiPriority w:val="1"/>
+    <w:semiHidden/>
     <w:unhideWhenUsed/>
   </w:style>
   <w:style w:type="table" w:default="1" w:styleId="Tablanormal">

--- a/Tesis Sucio.docx
+++ b/Tesis Sucio.docx
@@ -1,52 +1,90 @@
 
 <file path=word/document.xml><?xml version="1.0" encoding="utf-8"?>
-<w:document xmlns:wpc="http://schemas.microsoft.com/office/word/2010/wordprocessingCanvas" xmlns:cx="http://schemas.microsoft.com/office/drawing/2014/chartex" xmlns:cx1="http://schemas.microsoft.com/office/drawing/2015/9/8/chartex" xmlns:cx2="http://schemas.microsoft.com/office/drawing/2015/10/21/chartex" xmlns:cx3="http://schemas.microsoft.com/office/drawing/2016/5/9/chartex" xmlns:cx4="http://schemas.microsoft.com/office/drawing/2016/5/10/chartex" xmlns:cx5="http://schemas.microsoft.com/office/drawing/2016/5/11/chartex" xmlns:cx6="http://schemas.microsoft.com/office/drawing/2016/5/12/chartex" xmlns:cx7="http://schemas.microsoft.com/office/drawing/2016/5/13/chartex" xmlns:cx8="http://schemas.microsoft.com/office/drawing/2016/5/14/chartex" xmlns:mc="http://schemas.openxmlformats.org/markup-compatibility/2006" xmlns:aink="http://schemas.microsoft.com/office/drawing/2016/ink" xmlns:am3d="http://schemas.microsoft.com/office/drawing/2017/model3d" xmlns:o="urn:schemas-microsoft-com:office:office" xmlns:r="http://schemas.openxmlformats.org/officeDocument/2006/relationships" xmlns:m="http://schemas.openxmlformats.org/officeDocument/2006/math" xmlns:v="urn:schemas-microsoft-com:vml" xmlns:wp14="http://schemas.microsoft.com/office/word/2010/wordprocessingDrawing" xmlns:wp="http://schemas.openxmlformats.org/drawingml/2006/wordprocessingDrawing" xmlns:w10="urn:schemas-microsoft-com:office:word" xmlns:w="http://schemas.openxmlformats.org/wordprocessingml/2006/main" xmlns:w14="http://schemas.microsoft.com/office/word/2010/wordml" xmlns:w15="http://schemas.microsoft.com/office/word/2012/wordml" xmlns:w16cid="http://schemas.microsoft.com/office/word/2016/wordml/cid" xmlns:w16se="http://schemas.microsoft.com/office/word/2015/wordml/symex" xmlns:wpg="http://schemas.microsoft.com/office/word/2010/wordprocessingGroup" xmlns:wpi="http://schemas.microsoft.com/office/word/2010/wordprocessingInk" xmlns:wne="http://schemas.microsoft.com/office/word/2006/wordml" xmlns:wps="http://schemas.microsoft.com/office/word/2010/wordprocessingShape" mc:Ignorable="w14 w15 w16se w16cid wp14">
+<w:document xmlns:wpc="http://schemas.microsoft.com/office/word/2010/wordprocessingCanvas" xmlns:cx="http://schemas.microsoft.com/office/drawing/2014/chartex" xmlns:cx1="http://schemas.microsoft.com/office/drawing/2015/9/8/chartex" xmlns:cx2="http://schemas.microsoft.com/office/drawing/2015/10/21/chartex" xmlns:cx3="http://schemas.microsoft.com/office/drawing/2016/5/9/chartex" xmlns:cx4="http://schemas.microsoft.com/office/drawing/2016/5/10/chartex" xmlns:cx5="http://schemas.microsoft.com/office/drawing/2016/5/11/chartex" xmlns:cx6="http://schemas.microsoft.com/office/drawing/2016/5/12/chartex" xmlns:cx7="http://schemas.microsoft.com/office/drawing/2016/5/13/chartex" xmlns:cx8="http://schemas.microsoft.com/office/drawing/2016/5/14/chartex" xmlns:mc="http://schemas.openxmlformats.org/markup-compatibility/2006" xmlns:aink="http://schemas.microsoft.com/office/drawing/2016/ink" xmlns:am3d="http://schemas.microsoft.com/office/drawing/2017/model3d" xmlns:o="urn:schemas-microsoft-com:office:office" xmlns:oel="http://schemas.microsoft.com/office/2019/extlst" xmlns:r="http://schemas.openxmlformats.org/officeDocument/2006/relationships" xmlns:m="http://schemas.openxmlformats.org/officeDocument/2006/math" xmlns:v="urn:schemas-microsoft-com:vml" xmlns:wp14="http://schemas.microsoft.com/office/word/2010/wordprocessingDrawing" xmlns:wp="http://schemas.openxmlformats.org/drawingml/2006/wordprocessingDrawing" xmlns:w10="urn:schemas-microsoft-com:office:word" xmlns:w="http://schemas.openxmlformats.org/wordprocessingml/2006/main" xmlns:w14="http://schemas.microsoft.com/office/word/2010/wordml" xmlns:w15="http://schemas.microsoft.com/office/word/2012/wordml" xmlns:w16cex="http://schemas.microsoft.com/office/word/2018/wordml/cex" xmlns:w16cid="http://schemas.microsoft.com/office/word/2016/wordml/cid" xmlns:w16="http://schemas.microsoft.com/office/word/2018/wordml" xmlns:w16du="http://schemas.microsoft.com/office/word/2023/wordml/word16du" xmlns:w16sdtdh="http://schemas.microsoft.com/office/word/2020/wordml/sdtdatahash" xmlns:w16sdtfl="http://schemas.microsoft.com/office/word/2024/wordml/sdtformatlock" xmlns:w16se="http://schemas.microsoft.com/office/word/2015/wordml/symex" xmlns:wpg="http://schemas.microsoft.com/office/word/2010/wordprocessingGroup" xmlns:wpi="http://schemas.microsoft.com/office/word/2010/wordprocessingInk" xmlns:wne="http://schemas.microsoft.com/office/word/2006/wordml" xmlns:wps="http://schemas.microsoft.com/office/word/2010/wordprocessingShape" mc:Ignorable="w14 w15 w16se w16cid w16 w16cex w16sdtdh w16sdtfl w16du wp14">
   <w:body>
     <w:p>
       <w:pPr>
         <w:rPr>
+          <w:b/>
+          <w:bCs/>
           <w:lang w:val="en-US"/>
-        </w:rPr>
-      </w:pPr>
-    </w:p>
-    <w:p>
-      <w:pPr>
-        <w:rPr>
+          <w:rPrChange w:id="0" w:author="Ricardo Jesús Leguizamón Acosta" w:date="2025-09-21T21:55:00Z" w16du:dateUtc="2025-09-22T00:55:00Z">
+            <w:rPr>
+              <w:lang w:val="en-US"/>
+            </w:rPr>
+          </w:rPrChange>
+        </w:rPr>
+      </w:pPr>
+    </w:p>
+    <w:p>
+      <w:pPr>
+        <w:rPr>
+          <w:b/>
+          <w:bCs/>
           <w:lang w:val="en-US"/>
-        </w:rPr>
-      </w:pPr>
-    </w:p>
-    <w:p>
-      <w:pPr>
-        <w:rPr>
+          <w:rPrChange w:id="1" w:author="Ricardo Jesús Leguizamón Acosta" w:date="2025-09-21T21:55:00Z" w16du:dateUtc="2025-09-22T00:55:00Z">
+            <w:rPr>
+              <w:lang w:val="en-US"/>
+            </w:rPr>
+          </w:rPrChange>
+        </w:rPr>
+      </w:pPr>
+    </w:p>
+    <w:p>
+      <w:pPr>
+        <w:rPr>
+          <w:b/>
+          <w:bCs/>
           <w:lang w:val="en-US"/>
-        </w:rPr>
-      </w:pPr>
-    </w:p>
-    <w:p>
-      <w:pPr>
-        <w:rPr>
+          <w:rPrChange w:id="2" w:author="Ricardo Jesús Leguizamón Acosta" w:date="2025-09-21T21:55:00Z" w16du:dateUtc="2025-09-22T00:55:00Z">
+            <w:rPr>
+              <w:lang w:val="en-US"/>
+            </w:rPr>
+          </w:rPrChange>
+        </w:rPr>
+      </w:pPr>
+    </w:p>
+    <w:p>
+      <w:pPr>
+        <w:rPr>
+          <w:b/>
+          <w:bCs/>
           <w:lang w:val="en-US"/>
-        </w:rPr>
-      </w:pPr>
-    </w:p>
-    <w:p>
-      <w:pPr>
-        <w:rPr>
-          <w:lang w:val="en-US"/>
-        </w:rPr>
-      </w:pPr>
-      <w:proofErr w:type="spellStart"/>
-      <w:r>
-        <w:rPr>
-          <w:lang w:val="en-US"/>
+          <w:rPrChange w:id="3" w:author="Ricardo Jesús Leguizamón Acosta" w:date="2025-09-21T21:55:00Z" w16du:dateUtc="2025-09-22T00:55:00Z">
+            <w:rPr>
+              <w:lang w:val="en-US"/>
+            </w:rPr>
+          </w:rPrChange>
+        </w:rPr>
+      </w:pPr>
+    </w:p>
+    <w:p>
+      <w:pPr>
+        <w:rPr>
+          <w:b/>
+          <w:bCs/>
+          <w:rPrChange w:id="4" w:author="Ricardo Jesús Leguizamón Acosta" w:date="2025-09-21T21:55:00Z" w16du:dateUtc="2025-09-22T00:55:00Z">
+            <w:rPr/>
+          </w:rPrChange>
+        </w:rPr>
+      </w:pPr>
+      <w:r>
+        <w:rPr>
+          <w:b/>
+          <w:bCs/>
+          <w:rPrChange w:id="5" w:author="Ricardo Jesús Leguizamón Acosta" w:date="2025-09-21T21:55:00Z" w16du:dateUtc="2025-09-22T00:55:00Z">
+            <w:rPr/>
+          </w:rPrChange>
         </w:rPr>
         <w:t>Caratula</w:t>
       </w:r>
-      <w:proofErr w:type="spellEnd"/>
-      <w:r>
-        <w:rPr>
-          <w:lang w:val="en-US"/>
+      <w:r>
+        <w:rPr>
+          <w:b/>
+          <w:bCs/>
+          <w:rPrChange w:id="6" w:author="Ricardo Jesús Leguizamón Acosta" w:date="2025-09-21T21:55:00Z" w16du:dateUtc="2025-09-22T00:55:00Z">
+            <w:rPr/>
+          </w:rPrChange>
         </w:rPr>
         <w:tab/>
       </w:r>
@@ -54,237 +92,349 @@
     <w:p>
       <w:pPr>
         <w:rPr>
-          <w:lang w:val="en-US"/>
-        </w:rPr>
-      </w:pPr>
-    </w:p>
-    <w:p>
-      <w:pPr>
-        <w:rPr>
-          <w:lang w:val="en-US"/>
-        </w:rPr>
-      </w:pPr>
-    </w:p>
-    <w:p>
-      <w:pPr>
-        <w:rPr>
-          <w:lang w:val="en-US"/>
-        </w:rPr>
-      </w:pPr>
-    </w:p>
-    <w:p>
-      <w:pPr>
-        <w:rPr>
-          <w:lang w:val="en-US"/>
-        </w:rPr>
-      </w:pPr>
-    </w:p>
-    <w:p>
-      <w:pPr>
-        <w:rPr>
-          <w:lang w:val="en-US"/>
-        </w:rPr>
-      </w:pPr>
-    </w:p>
-    <w:p>
-      <w:pPr>
-        <w:rPr>
-          <w:lang w:val="en-US"/>
-        </w:rPr>
-      </w:pPr>
-    </w:p>
-    <w:p>
-      <w:pPr>
-        <w:rPr>
-          <w:lang w:val="en-US"/>
-        </w:rPr>
-      </w:pPr>
-    </w:p>
-    <w:p>
-      <w:pPr>
-        <w:rPr>
-          <w:lang w:val="en-US"/>
-        </w:rPr>
-      </w:pPr>
-    </w:p>
-    <w:p>
-      <w:pPr>
-        <w:rPr>
-          <w:lang w:val="en-US"/>
-        </w:rPr>
-      </w:pPr>
-    </w:p>
-    <w:p>
-      <w:pPr>
-        <w:rPr>
-          <w:lang w:val="en-US"/>
-        </w:rPr>
-      </w:pPr>
-    </w:p>
-    <w:p>
-      <w:pPr>
-        <w:rPr>
-          <w:lang w:val="en-US"/>
-        </w:rPr>
-      </w:pPr>
-    </w:p>
-    <w:p>
-      <w:pPr>
-        <w:rPr>
-          <w:lang w:val="en-US"/>
-        </w:rPr>
-      </w:pPr>
-    </w:p>
-    <w:p>
-      <w:pPr>
-        <w:rPr>
-          <w:lang w:val="en-US"/>
-        </w:rPr>
-      </w:pPr>
-    </w:p>
-    <w:p>
-      <w:pPr>
-        <w:rPr>
-          <w:lang w:val="en-US"/>
-        </w:rPr>
-      </w:pPr>
-    </w:p>
-    <w:p>
-      <w:pPr>
-        <w:rPr>
-          <w:lang w:val="en-US"/>
-        </w:rPr>
-      </w:pPr>
-    </w:p>
-    <w:p>
-      <w:pPr>
-        <w:rPr>
-          <w:lang w:val="en-US"/>
-        </w:rPr>
-      </w:pPr>
-    </w:p>
-    <w:p>
-      <w:pPr>
-        <w:rPr>
-          <w:lang w:val="en-US"/>
-        </w:rPr>
-      </w:pPr>
-    </w:p>
-    <w:p>
-      <w:pPr>
-        <w:rPr>
-          <w:lang w:val="en-US"/>
-        </w:rPr>
-      </w:pPr>
-    </w:p>
-    <w:p>
-      <w:pPr>
-        <w:rPr>
-          <w:lang w:val="en-US"/>
-        </w:rPr>
-      </w:pPr>
-    </w:p>
-    <w:p>
-      <w:pPr>
-        <w:rPr>
-          <w:lang w:val="en-US"/>
-        </w:rPr>
-      </w:pPr>
-    </w:p>
-    <w:p>
-      <w:pPr>
-        <w:rPr>
-          <w:lang w:val="en-US"/>
-        </w:rPr>
-      </w:pPr>
-    </w:p>
-    <w:p>
-      <w:pPr>
-        <w:rPr>
-          <w:lang w:val="en-US"/>
-        </w:rPr>
-      </w:pPr>
-    </w:p>
-    <w:p>
-      <w:pPr>
-        <w:rPr>
-          <w:lang w:val="en-US"/>
-        </w:rPr>
-      </w:pPr>
-    </w:p>
-    <w:p>
-      <w:pPr>
-        <w:rPr>
-          <w:lang w:val="en-US"/>
-        </w:rPr>
-      </w:pPr>
-    </w:p>
-    <w:p>
-      <w:pPr>
-        <w:rPr>
-          <w:lang w:val="en-US"/>
-        </w:rPr>
-      </w:pPr>
-      <w:proofErr w:type="spellStart"/>
-      <w:r>
-        <w:rPr>
-          <w:lang w:val="en-US"/>
-        </w:rPr>
-        <w:t>Caratula</w:t>
-      </w:r>
-      <w:proofErr w:type="spellEnd"/>
-      <w:r>
-        <w:rPr>
-          <w:lang w:val="en-US"/>
-        </w:rPr>
-        <w:t xml:space="preserve"> con </w:t>
-      </w:r>
-      <w:proofErr w:type="spellStart"/>
-      <w:r>
-        <w:rPr>
-          <w:lang w:val="en-US"/>
-        </w:rPr>
-        <w:t>orientadores</w:t>
-      </w:r>
-      <w:proofErr w:type="spellEnd"/>
-    </w:p>
-    <w:p>
-      <w:pPr>
-        <w:rPr>
-          <w:lang w:val="en-US"/>
-        </w:rPr>
-      </w:pPr>
-    </w:p>
-    <w:p>
-      <w:pPr>
-        <w:rPr>
-          <w:lang w:val="en-US"/>
-        </w:rPr>
-      </w:pPr>
-    </w:p>
-    <w:p>
-      <w:pPr>
-        <w:rPr>
-          <w:lang w:val="en-US"/>
-        </w:rPr>
-      </w:pPr>
-    </w:p>
-    <w:p>
-      <w:pPr>
-        <w:rPr>
-          <w:lang w:val="en-US"/>
-        </w:rPr>
-      </w:pPr>
-    </w:p>
-    <w:p>
-      <w:pPr>
-        <w:rPr>
-          <w:lang w:val="en-US"/>
-        </w:rPr>
-      </w:pPr>
-      <w:r>
-        <w:rPr>
-          <w:lang w:val="en-US"/>
+          <w:b/>
+          <w:bCs/>
+          <w:rPrChange w:id="7" w:author="Ricardo Jesús Leguizamón Acosta" w:date="2025-09-21T21:55:00Z" w16du:dateUtc="2025-09-22T00:55:00Z">
+            <w:rPr/>
+          </w:rPrChange>
+        </w:rPr>
+      </w:pPr>
+    </w:p>
+    <w:p>
+      <w:pPr>
+        <w:rPr>
+          <w:b/>
+          <w:bCs/>
+          <w:rPrChange w:id="8" w:author="Ricardo Jesús Leguizamón Acosta" w:date="2025-09-21T21:55:00Z" w16du:dateUtc="2025-09-22T00:55:00Z">
+            <w:rPr/>
+          </w:rPrChange>
+        </w:rPr>
+      </w:pPr>
+    </w:p>
+    <w:p>
+      <w:pPr>
+        <w:rPr>
+          <w:b/>
+          <w:bCs/>
+          <w:rPrChange w:id="9" w:author="Ricardo Jesús Leguizamón Acosta" w:date="2025-09-21T21:55:00Z" w16du:dateUtc="2025-09-22T00:55:00Z">
+            <w:rPr/>
+          </w:rPrChange>
+        </w:rPr>
+      </w:pPr>
+    </w:p>
+    <w:p>
+      <w:pPr>
+        <w:rPr>
+          <w:b/>
+          <w:bCs/>
+          <w:rPrChange w:id="10" w:author="Ricardo Jesús Leguizamón Acosta" w:date="2025-09-21T21:55:00Z" w16du:dateUtc="2025-09-22T00:55:00Z">
+            <w:rPr/>
+          </w:rPrChange>
+        </w:rPr>
+      </w:pPr>
+    </w:p>
+    <w:p>
+      <w:pPr>
+        <w:rPr>
+          <w:b/>
+          <w:bCs/>
+          <w:rPrChange w:id="11" w:author="Ricardo Jesús Leguizamón Acosta" w:date="2025-09-21T21:55:00Z" w16du:dateUtc="2025-09-22T00:55:00Z">
+            <w:rPr/>
+          </w:rPrChange>
+        </w:rPr>
+      </w:pPr>
+    </w:p>
+    <w:p>
+      <w:pPr>
+        <w:rPr>
+          <w:b/>
+          <w:bCs/>
+          <w:rPrChange w:id="12" w:author="Ricardo Jesús Leguizamón Acosta" w:date="2025-09-21T21:55:00Z" w16du:dateUtc="2025-09-22T00:55:00Z">
+            <w:rPr/>
+          </w:rPrChange>
+        </w:rPr>
+      </w:pPr>
+    </w:p>
+    <w:p>
+      <w:pPr>
+        <w:rPr>
+          <w:b/>
+          <w:bCs/>
+          <w:rPrChange w:id="13" w:author="Ricardo Jesús Leguizamón Acosta" w:date="2025-09-21T21:55:00Z" w16du:dateUtc="2025-09-22T00:55:00Z">
+            <w:rPr/>
+          </w:rPrChange>
+        </w:rPr>
+      </w:pPr>
+    </w:p>
+    <w:p>
+      <w:pPr>
+        <w:rPr>
+          <w:b/>
+          <w:bCs/>
+          <w:rPrChange w:id="14" w:author="Ricardo Jesús Leguizamón Acosta" w:date="2025-09-21T21:55:00Z" w16du:dateUtc="2025-09-22T00:55:00Z">
+            <w:rPr/>
+          </w:rPrChange>
+        </w:rPr>
+      </w:pPr>
+    </w:p>
+    <w:p>
+      <w:pPr>
+        <w:rPr>
+          <w:b/>
+          <w:bCs/>
+          <w:rPrChange w:id="15" w:author="Ricardo Jesús Leguizamón Acosta" w:date="2025-09-21T21:55:00Z" w16du:dateUtc="2025-09-22T00:55:00Z">
+            <w:rPr/>
+          </w:rPrChange>
+        </w:rPr>
+      </w:pPr>
+    </w:p>
+    <w:p>
+      <w:pPr>
+        <w:rPr>
+          <w:b/>
+          <w:bCs/>
+          <w:rPrChange w:id="16" w:author="Ricardo Jesús Leguizamón Acosta" w:date="2025-09-21T21:55:00Z" w16du:dateUtc="2025-09-22T00:55:00Z">
+            <w:rPr/>
+          </w:rPrChange>
+        </w:rPr>
+      </w:pPr>
+    </w:p>
+    <w:p>
+      <w:pPr>
+        <w:rPr>
+          <w:b/>
+          <w:bCs/>
+          <w:rPrChange w:id="17" w:author="Ricardo Jesús Leguizamón Acosta" w:date="2025-09-21T21:55:00Z" w16du:dateUtc="2025-09-22T00:55:00Z">
+            <w:rPr/>
+          </w:rPrChange>
+        </w:rPr>
+      </w:pPr>
+    </w:p>
+    <w:p>
+      <w:pPr>
+        <w:rPr>
+          <w:b/>
+          <w:bCs/>
+          <w:rPrChange w:id="18" w:author="Ricardo Jesús Leguizamón Acosta" w:date="2025-09-21T21:55:00Z" w16du:dateUtc="2025-09-22T00:55:00Z">
+            <w:rPr/>
+          </w:rPrChange>
+        </w:rPr>
+      </w:pPr>
+    </w:p>
+    <w:p>
+      <w:pPr>
+        <w:rPr>
+          <w:b/>
+          <w:bCs/>
+          <w:rPrChange w:id="19" w:author="Ricardo Jesús Leguizamón Acosta" w:date="2025-09-21T21:55:00Z" w16du:dateUtc="2025-09-22T00:55:00Z">
+            <w:rPr/>
+          </w:rPrChange>
+        </w:rPr>
+      </w:pPr>
+    </w:p>
+    <w:p>
+      <w:pPr>
+        <w:rPr>
+          <w:b/>
+          <w:bCs/>
+          <w:rPrChange w:id="20" w:author="Ricardo Jesús Leguizamón Acosta" w:date="2025-09-21T21:55:00Z" w16du:dateUtc="2025-09-22T00:55:00Z">
+            <w:rPr/>
+          </w:rPrChange>
+        </w:rPr>
+      </w:pPr>
+    </w:p>
+    <w:p>
+      <w:pPr>
+        <w:rPr>
+          <w:b/>
+          <w:bCs/>
+          <w:rPrChange w:id="21" w:author="Ricardo Jesús Leguizamón Acosta" w:date="2025-09-21T21:55:00Z" w16du:dateUtc="2025-09-22T00:55:00Z">
+            <w:rPr/>
+          </w:rPrChange>
+        </w:rPr>
+      </w:pPr>
+    </w:p>
+    <w:p>
+      <w:pPr>
+        <w:rPr>
+          <w:b/>
+          <w:bCs/>
+          <w:rPrChange w:id="22" w:author="Ricardo Jesús Leguizamón Acosta" w:date="2025-09-21T21:55:00Z" w16du:dateUtc="2025-09-22T00:55:00Z">
+            <w:rPr/>
+          </w:rPrChange>
+        </w:rPr>
+      </w:pPr>
+    </w:p>
+    <w:p>
+      <w:pPr>
+        <w:rPr>
+          <w:b/>
+          <w:bCs/>
+          <w:rPrChange w:id="23" w:author="Ricardo Jesús Leguizamón Acosta" w:date="2025-09-21T21:55:00Z" w16du:dateUtc="2025-09-22T00:55:00Z">
+            <w:rPr/>
+          </w:rPrChange>
+        </w:rPr>
+      </w:pPr>
+    </w:p>
+    <w:p>
+      <w:pPr>
+        <w:rPr>
+          <w:b/>
+          <w:bCs/>
+          <w:rPrChange w:id="24" w:author="Ricardo Jesús Leguizamón Acosta" w:date="2025-09-21T21:55:00Z" w16du:dateUtc="2025-09-22T00:55:00Z">
+            <w:rPr/>
+          </w:rPrChange>
+        </w:rPr>
+      </w:pPr>
+    </w:p>
+    <w:p>
+      <w:pPr>
+        <w:rPr>
+          <w:b/>
+          <w:bCs/>
+          <w:rPrChange w:id="25" w:author="Ricardo Jesús Leguizamón Acosta" w:date="2025-09-21T21:55:00Z" w16du:dateUtc="2025-09-22T00:55:00Z">
+            <w:rPr/>
+          </w:rPrChange>
+        </w:rPr>
+      </w:pPr>
+    </w:p>
+    <w:p>
+      <w:pPr>
+        <w:rPr>
+          <w:b/>
+          <w:bCs/>
+          <w:rPrChange w:id="26" w:author="Ricardo Jesús Leguizamón Acosta" w:date="2025-09-21T21:55:00Z" w16du:dateUtc="2025-09-22T00:55:00Z">
+            <w:rPr/>
+          </w:rPrChange>
+        </w:rPr>
+      </w:pPr>
+    </w:p>
+    <w:p>
+      <w:pPr>
+        <w:rPr>
+          <w:b/>
+          <w:bCs/>
+          <w:rPrChange w:id="27" w:author="Ricardo Jesús Leguizamón Acosta" w:date="2025-09-21T21:55:00Z" w16du:dateUtc="2025-09-22T00:55:00Z">
+            <w:rPr/>
+          </w:rPrChange>
+        </w:rPr>
+      </w:pPr>
+    </w:p>
+    <w:p>
+      <w:pPr>
+        <w:rPr>
+          <w:b/>
+          <w:bCs/>
+          <w:rPrChange w:id="28" w:author="Ricardo Jesús Leguizamón Acosta" w:date="2025-09-21T21:55:00Z" w16du:dateUtc="2025-09-22T00:55:00Z">
+            <w:rPr/>
+          </w:rPrChange>
+        </w:rPr>
+      </w:pPr>
+    </w:p>
+    <w:p>
+      <w:pPr>
+        <w:rPr>
+          <w:b/>
+          <w:bCs/>
+          <w:rPrChange w:id="29" w:author="Ricardo Jesús Leguizamón Acosta" w:date="2025-09-21T21:55:00Z" w16du:dateUtc="2025-09-22T00:55:00Z">
+            <w:rPr/>
+          </w:rPrChange>
+        </w:rPr>
+      </w:pPr>
+    </w:p>
+    <w:p>
+      <w:pPr>
+        <w:rPr>
+          <w:b/>
+          <w:bCs/>
+          <w:rPrChange w:id="30" w:author="Ricardo Jesús Leguizamón Acosta" w:date="2025-09-21T21:55:00Z" w16du:dateUtc="2025-09-22T00:55:00Z">
+            <w:rPr/>
+          </w:rPrChange>
+        </w:rPr>
+      </w:pPr>
+    </w:p>
+    <w:p>
+      <w:pPr>
+        <w:rPr>
+          <w:b/>
+          <w:bCs/>
+          <w:rPrChange w:id="31" w:author="Ricardo Jesús Leguizamón Acosta" w:date="2025-09-21T21:55:00Z" w16du:dateUtc="2025-09-22T00:55:00Z">
+            <w:rPr/>
+          </w:rPrChange>
+        </w:rPr>
+      </w:pPr>
+      <w:r>
+        <w:rPr>
+          <w:b/>
+          <w:bCs/>
+          <w:rPrChange w:id="32" w:author="Ricardo Jesús Leguizamón Acosta" w:date="2025-09-21T21:55:00Z" w16du:dateUtc="2025-09-22T00:55:00Z">
+            <w:rPr/>
+          </w:rPrChange>
+        </w:rPr>
+        <w:t>Caratula con orientadores</w:t>
+      </w:r>
+    </w:p>
+    <w:p>
+      <w:pPr>
+        <w:rPr>
+          <w:b/>
+          <w:bCs/>
+          <w:rPrChange w:id="33" w:author="Ricardo Jesús Leguizamón Acosta" w:date="2025-09-21T21:55:00Z" w16du:dateUtc="2025-09-22T00:55:00Z">
+            <w:rPr/>
+          </w:rPrChange>
+        </w:rPr>
+      </w:pPr>
+    </w:p>
+    <w:p>
+      <w:pPr>
+        <w:rPr>
+          <w:b/>
+          <w:bCs/>
+          <w:rPrChange w:id="34" w:author="Ricardo Jesús Leguizamón Acosta" w:date="2025-09-21T21:55:00Z" w16du:dateUtc="2025-09-22T00:55:00Z">
+            <w:rPr/>
+          </w:rPrChange>
+        </w:rPr>
+      </w:pPr>
+    </w:p>
+    <w:p>
+      <w:pPr>
+        <w:rPr>
+          <w:b/>
+          <w:bCs/>
+          <w:rPrChange w:id="35" w:author="Ricardo Jesús Leguizamón Acosta" w:date="2025-09-21T21:55:00Z" w16du:dateUtc="2025-09-22T00:55:00Z">
+            <w:rPr/>
+          </w:rPrChange>
+        </w:rPr>
+      </w:pPr>
+    </w:p>
+    <w:p>
+      <w:pPr>
+        <w:rPr>
+          <w:b/>
+          <w:bCs/>
+          <w:rPrChange w:id="36" w:author="Ricardo Jesús Leguizamón Acosta" w:date="2025-09-21T21:55:00Z" w16du:dateUtc="2025-09-22T00:55:00Z">
+            <w:rPr/>
+          </w:rPrChange>
+        </w:rPr>
+      </w:pPr>
+    </w:p>
+    <w:p>
+      <w:pPr>
+        <w:rPr>
+          <w:b/>
+          <w:bCs/>
+          <w:rPrChange w:id="37" w:author="Ricardo Jesús Leguizamón Acosta" w:date="2025-09-21T21:55:00Z" w16du:dateUtc="2025-09-22T00:55:00Z">
+            <w:rPr/>
+          </w:rPrChange>
+        </w:rPr>
+      </w:pPr>
+      <w:r>
+        <w:rPr>
+          <w:b/>
+          <w:bCs/>
+          <w:rPrChange w:id="38" w:author="Ricardo Jesús Leguizamón Acosta" w:date="2025-09-21T21:55:00Z" w16du:dateUtc="2025-09-22T00:55:00Z">
+            <w:rPr/>
+          </w:rPrChange>
         </w:rPr>
         <w:br w:type="page"/>
       </w:r>
@@ -292,700 +442,1384 @@
     <w:p>
       <w:pPr>
         <w:rPr>
+          <w:b/>
+          <w:bCs/>
           <w:lang w:val="es-ES"/>
-        </w:rPr>
-      </w:pPr>
-      <w:proofErr w:type="gramStart"/>
-      <w:r>
-        <w:rPr>
+          <w:rPrChange w:id="39" w:author="Ricardo Jesús Leguizamón Acosta" w:date="2025-09-21T21:55:00Z" w16du:dateUtc="2025-09-22T00:55:00Z">
+            <w:rPr>
+              <w:lang w:val="es-ES"/>
+            </w:rPr>
+          </w:rPrChange>
+        </w:rPr>
+      </w:pPr>
+      <w:r>
+        <w:rPr>
+          <w:b/>
+          <w:bCs/>
           <w:lang w:val="es-ES"/>
+          <w:rPrChange w:id="40" w:author="Ricardo Jesús Leguizamón Acosta" w:date="2025-09-21T21:55:00Z" w16du:dateUtc="2025-09-22T00:55:00Z">
+            <w:rPr>
+              <w:lang w:val="es-ES"/>
+            </w:rPr>
+          </w:rPrChange>
         </w:rPr>
         <w:lastRenderedPageBreak/>
         <w:t xml:space="preserve">SCDD </w:t>
       </w:r>
       <w:r>
+        <w:rPr>
+          <w:b/>
+          <w:bCs/>
+          <w:rPrChange w:id="41" w:author="Ricardo Jesús Leguizamón Acosta" w:date="2025-09-21T21:55:00Z" w16du:dateUtc="2025-09-22T00:55:00Z">
+            <w:rPr/>
+          </w:rPrChange>
+        </w:rPr>
         <w:t xml:space="preserve"> 553.24</w:t>
       </w:r>
-      <w:proofErr w:type="gramEnd"/>
-    </w:p>
-    <w:p>
-      <w:pPr>
-        <w:rPr>
-          <w:lang w:val="en-US"/>
-        </w:rPr>
-      </w:pPr>
-      <w:r>
-        <w:rPr>
-          <w:lang w:val="en-US"/>
+    </w:p>
+    <w:p>
+      <w:pPr>
+        <w:rPr>
+          <w:b/>
+          <w:bCs/>
+          <w:rPrChange w:id="42" w:author="Ricardo Jesús Leguizamón Acosta" w:date="2025-09-21T21:55:00Z" w16du:dateUtc="2025-09-22T00:55:00Z">
+            <w:rPr/>
+          </w:rPrChange>
+        </w:rPr>
+      </w:pPr>
+      <w:r>
+        <w:rPr>
+          <w:b/>
+          <w:bCs/>
+          <w:rPrChange w:id="43" w:author="Ricardo Jesús Leguizamón Acosta" w:date="2025-09-21T21:55:00Z" w16du:dateUtc="2025-09-22T00:55:00Z">
+            <w:rPr/>
+          </w:rPrChange>
         </w:rPr>
         <w:br w:type="page"/>
       </w:r>
     </w:p>
     <w:p>
-      <w:r>
+      <w:pPr>
+        <w:rPr>
+          <w:b/>
+          <w:bCs/>
+          <w:rPrChange w:id="44" w:author="Ricardo Jesús Leguizamón Acosta" w:date="2025-09-21T21:55:00Z" w16du:dateUtc="2025-09-22T00:55:00Z">
+            <w:rPr/>
+          </w:rPrChange>
+        </w:rPr>
+      </w:pPr>
+      <w:r>
+        <w:rPr>
+          <w:b/>
+          <w:bCs/>
+          <w:rPrChange w:id="45" w:author="Ricardo Jesús Leguizamón Acosta" w:date="2025-09-21T21:55:00Z" w16du:dateUtc="2025-09-22T00:55:00Z">
+            <w:rPr/>
+          </w:rPrChange>
+        </w:rPr>
         <w:lastRenderedPageBreak/>
         <w:t>Dedicatoria</w:t>
       </w:r>
     </w:p>
     <w:p>
-      <w:r>
-        <w:t xml:space="preserve">A lolo chachi </w:t>
-      </w:r>
-      <w:r>
-        <w:t xml:space="preserve">Popolo </w:t>
+      <w:pPr>
+        <w:rPr>
+          <w:b/>
+          <w:bCs/>
+          <w:rPrChange w:id="46" w:author="Ricardo Jesús Leguizamón Acosta" w:date="2025-09-21T21:55:00Z" w16du:dateUtc="2025-09-22T00:55:00Z">
+            <w:rPr/>
+          </w:rPrChange>
+        </w:rPr>
+      </w:pPr>
+      <w:r>
+        <w:rPr>
+          <w:b/>
+          <w:bCs/>
+          <w:rPrChange w:id="47" w:author="Ricardo Jesús Leguizamón Acosta" w:date="2025-09-21T21:55:00Z" w16du:dateUtc="2025-09-22T00:55:00Z">
+            <w:rPr/>
+          </w:rPrChange>
+        </w:rPr>
+        <w:t xml:space="preserve">A lolo chachi Popolo </w:t>
       </w:r>
       <w:proofErr w:type="spellStart"/>
       <w:r>
+        <w:rPr>
+          <w:b/>
+          <w:bCs/>
+          <w:rPrChange w:id="48" w:author="Ricardo Jesús Leguizamón Acosta" w:date="2025-09-21T21:55:00Z" w16du:dateUtc="2025-09-22T00:55:00Z">
+            <w:rPr/>
+          </w:rPrChange>
+        </w:rPr>
         <w:t>mandy</w:t>
       </w:r>
       <w:proofErr w:type="spellEnd"/>
       <w:r>
-        <w:t xml:space="preserve"> y lola (</w:t>
-      </w:r>
-      <w:r>
-        <w:t>†</w:t>
-      </w:r>
-      <w:r>
-        <w:t>)</w:t>
-      </w:r>
-    </w:p>
-    <w:p>
-      <w:r>
+        <w:rPr>
+          <w:b/>
+          <w:bCs/>
+          <w:rPrChange w:id="49" w:author="Ricardo Jesús Leguizamón Acosta" w:date="2025-09-21T21:55:00Z" w16du:dateUtc="2025-09-22T00:55:00Z">
+            <w:rPr/>
+          </w:rPrChange>
+        </w:rPr>
+        <w:t xml:space="preserve"> y lola (†)</w:t>
+      </w:r>
+    </w:p>
+    <w:p>
+      <w:pPr>
+        <w:rPr>
+          <w:b/>
+          <w:bCs/>
+          <w:rPrChange w:id="50" w:author="Ricardo Jesús Leguizamón Acosta" w:date="2025-09-21T21:55:00Z" w16du:dateUtc="2025-09-22T00:55:00Z">
+            <w:rPr/>
+          </w:rPrChange>
+        </w:rPr>
+      </w:pPr>
+      <w:r>
+        <w:rPr>
+          <w:b/>
+          <w:bCs/>
+          <w:rPrChange w:id="51" w:author="Ricardo Jesús Leguizamón Acosta" w:date="2025-09-21T21:55:00Z" w16du:dateUtc="2025-09-22T00:55:00Z">
+            <w:rPr/>
+          </w:rPrChange>
+        </w:rPr>
         <w:br w:type="page"/>
       </w:r>
     </w:p>
     <w:p>
-      <w:r>
+      <w:pPr>
+        <w:rPr>
+          <w:b/>
+          <w:bCs/>
+          <w:rPrChange w:id="52" w:author="Ricardo Jesús Leguizamón Acosta" w:date="2025-09-21T21:55:00Z" w16du:dateUtc="2025-09-22T00:55:00Z">
+            <w:rPr/>
+          </w:rPrChange>
+        </w:rPr>
+      </w:pPr>
+      <w:r>
+        <w:rPr>
+          <w:b/>
+          <w:bCs/>
+          <w:rPrChange w:id="53" w:author="Ricardo Jesús Leguizamón Acosta" w:date="2025-09-21T21:55:00Z" w16du:dateUtc="2025-09-22T00:55:00Z">
+            <w:rPr/>
+          </w:rPrChange>
+        </w:rPr>
         <w:lastRenderedPageBreak/>
         <w:t xml:space="preserve">Agradecimiento </w:t>
       </w:r>
       <w:proofErr w:type="spellStart"/>
       <w:r>
+        <w:rPr>
+          <w:b/>
+          <w:bCs/>
+          <w:rPrChange w:id="54" w:author="Ricardo Jesús Leguizamón Acosta" w:date="2025-09-21T21:55:00Z" w16du:dateUtc="2025-09-22T00:55:00Z">
+            <w:rPr/>
+          </w:rPrChange>
+        </w:rPr>
         <w:t>zzzz</w:t>
       </w:r>
       <w:proofErr w:type="spellEnd"/>
     </w:p>
     <w:p>
-      <w:r>
+      <w:pPr>
+        <w:rPr>
+          <w:b/>
+          <w:bCs/>
+          <w:rPrChange w:id="55" w:author="Ricardo Jesús Leguizamón Acosta" w:date="2025-09-21T21:55:00Z" w16du:dateUtc="2025-09-22T00:55:00Z">
+            <w:rPr/>
+          </w:rPrChange>
+        </w:rPr>
+      </w:pPr>
+      <w:r>
+        <w:rPr>
+          <w:b/>
+          <w:bCs/>
+          <w:rPrChange w:id="56" w:author="Ricardo Jesús Leguizamón Acosta" w:date="2025-09-21T21:55:00Z" w16du:dateUtc="2025-09-22T00:55:00Z">
+            <w:rPr/>
+          </w:rPrChange>
+        </w:rPr>
         <w:t>A lola</w:t>
       </w:r>
       <w:r>
+        <w:rPr>
+          <w:b/>
+          <w:bCs/>
+          <w:rPrChange w:id="57" w:author="Ricardo Jesús Leguizamón Acosta" w:date="2025-09-21T21:55:00Z" w16du:dateUtc="2025-09-22T00:55:00Z">
+            <w:rPr/>
+          </w:rPrChange>
+        </w:rPr>
         <w:br w:type="page"/>
       </w:r>
     </w:p>
     <w:p>
-      <w:r>
+      <w:pPr>
+        <w:rPr>
+          <w:b/>
+          <w:bCs/>
+          <w:rPrChange w:id="58" w:author="Ricardo Jesús Leguizamón Acosta" w:date="2025-09-21T21:55:00Z" w16du:dateUtc="2025-09-22T00:55:00Z">
+            <w:rPr/>
+          </w:rPrChange>
+        </w:rPr>
+      </w:pPr>
+      <w:r>
+        <w:rPr>
+          <w:b/>
+          <w:bCs/>
+          <w:rPrChange w:id="59" w:author="Ricardo Jesús Leguizamón Acosta" w:date="2025-09-21T21:55:00Z" w16du:dateUtc="2025-09-22T00:55:00Z">
+            <w:rPr/>
+          </w:rPrChange>
+        </w:rPr>
         <w:lastRenderedPageBreak/>
         <w:t>Resumen</w:t>
       </w:r>
       <w:r>
+        <w:rPr>
+          <w:b/>
+          <w:bCs/>
+          <w:rPrChange w:id="60" w:author="Ricardo Jesús Leguizamón Acosta" w:date="2025-09-21T21:55:00Z" w16du:dateUtc="2025-09-22T00:55:00Z">
+            <w:rPr/>
+          </w:rPrChange>
+        </w:rPr>
         <w:br/>
       </w:r>
       <w:proofErr w:type="spellStart"/>
       <w:r>
+        <w:rPr>
+          <w:b/>
+          <w:bCs/>
+          <w:rPrChange w:id="61" w:author="Ricardo Jesús Leguizamón Acosta" w:date="2025-09-21T21:55:00Z" w16du:dateUtc="2025-09-22T00:55:00Z">
+            <w:rPr/>
+          </w:rPrChange>
+        </w:rPr>
         <w:t>EspectroApp</w:t>
       </w:r>
       <w:proofErr w:type="spellEnd"/>
       <w:r>
-        <w:t>: Estrategia de Fusión de Datos FTIR y Raman aplicada a la Caracterización Multivariada de Analgésicos</w:t>
-      </w:r>
-      <w:r>
+        <w:rPr>
+          <w:b/>
+          <w:bCs/>
+          <w:rPrChange w:id="62" w:author="Ricardo Jesús Leguizamón Acosta" w:date="2025-09-21T21:55:00Z" w16du:dateUtc="2025-09-22T00:55:00Z">
+            <w:rPr/>
+          </w:rPrChange>
+        </w:rPr>
+        <w:t xml:space="preserve">: Estrategia de Fusión de Datos FTIR y Raman aplicada a la Caracterización Multivariada de Analgésicos </w:t>
+      </w:r>
+      <w:r>
+        <w:rPr>
+          <w:b/>
+          <w:bCs/>
+          <w:rPrChange w:id="63" w:author="Ricardo Jesús Leguizamón Acosta" w:date="2025-09-21T21:55:00Z" w16du:dateUtc="2025-09-22T00:55:00Z">
+            <w:rPr/>
+          </w:rPrChange>
+        </w:rPr>
+        <w:br/>
+      </w:r>
+      <w:r>
+        <w:rPr>
+          <w:b/>
+          <w:bCs/>
+          <w:rPrChange w:id="64" w:author="Ricardo Jesús Leguizamón Acosta" w:date="2025-09-21T21:55:00Z" w16du:dateUtc="2025-09-22T00:55:00Z">
+            <w:rPr/>
+          </w:rPrChange>
+        </w:rPr>
+        <w:br/>
+        <w:t xml:space="preserve">En el presente estudio se describe el desarrollo de </w:t>
+      </w:r>
+      <w:proofErr w:type="spellStart"/>
+      <w:r>
+        <w:rPr>
+          <w:b/>
+          <w:bCs/>
+        </w:rPr>
+        <w:t>EspectroApp</w:t>
+      </w:r>
+      <w:proofErr w:type="spellEnd"/>
+      <w:r>
+        <w:rPr>
+          <w:b/>
+          <w:bCs/>
+          <w:rPrChange w:id="65" w:author="Ricardo Jesús Leguizamón Acosta" w:date="2025-09-21T21:55:00Z" w16du:dateUtc="2025-09-22T00:55:00Z">
+            <w:rPr/>
+          </w:rPrChange>
+        </w:rPr>
+        <w:t xml:space="preserve">, una herramienta computacional orientada a la </w:t>
+      </w:r>
+      <w:r>
+        <w:rPr>
+          <w:b/>
+          <w:bCs/>
+        </w:rPr>
+        <w:t>integración y análisis de datos espectroscópicos</w:t>
+      </w:r>
+      <w:r>
+        <w:rPr>
+          <w:b/>
+          <w:bCs/>
+          <w:rPrChange w:id="66" w:author="Ricardo Jesús Leguizamón Acosta" w:date="2025-09-21T21:55:00Z" w16du:dateUtc="2025-09-22T00:55:00Z">
+            <w:rPr/>
+          </w:rPrChange>
+        </w:rPr>
+        <w:t xml:space="preserve">. El objetivo principal fue implementar una </w:t>
+      </w:r>
+      <w:r>
+        <w:rPr>
+          <w:b/>
+          <w:bCs/>
+        </w:rPr>
+        <w:t>estrategia de fusión de datos</w:t>
+      </w:r>
+      <w:r>
+        <w:rPr>
+          <w:b/>
+          <w:bCs/>
+          <w:rPrChange w:id="67" w:author="Ricardo Jesús Leguizamón Acosta" w:date="2025-09-21T21:55:00Z" w16du:dateUtc="2025-09-22T00:55:00Z">
+            <w:rPr/>
+          </w:rPrChange>
+        </w:rPr>
+        <w:t xml:space="preserve"> a partir de espectros </w:t>
+      </w:r>
+      <w:r>
+        <w:rPr>
+          <w:b/>
+          <w:bCs/>
+        </w:rPr>
+        <w:t>FTIR y Raman</w:t>
+      </w:r>
+      <w:r>
+        <w:rPr>
+          <w:b/>
+          <w:bCs/>
+          <w:rPrChange w:id="68" w:author="Ricardo Jesús Leguizamón Acosta" w:date="2025-09-21T21:55:00Z" w16du:dateUtc="2025-09-22T00:55:00Z">
+            <w:rPr/>
+          </w:rPrChange>
+        </w:rPr>
+        <w:t xml:space="preserve">, </w:t>
+      </w:r>
+      <w:r>
+        <w:rPr>
+          <w:b/>
+          <w:bCs/>
+          <w:color w:val="EE0000"/>
+          <w:rPrChange w:id="69" w:author="Ricardo Jesús Leguizamón Acosta" w:date="2025-09-21T21:55:00Z" w16du:dateUtc="2025-09-22T00:55:00Z">
+            <w:rPr>
+              <w:color w:val="EE0000"/>
+            </w:rPr>
+          </w:rPrChange>
+        </w:rPr>
+        <w:t xml:space="preserve">con el propósito de fortalecer la </w:t>
+      </w:r>
+      <w:r>
+        <w:rPr>
+          <w:b/>
+          <w:bCs/>
+          <w:color w:val="EE0000"/>
+        </w:rPr>
+        <w:t>caracterización multivariada de muestras de analgésicos</w:t>
+      </w:r>
+      <w:r>
+        <w:rPr>
+          <w:b/>
+          <w:bCs/>
+          <w:color w:val="EE0000"/>
+          <w:rPrChange w:id="70" w:author="Ricardo Jesús Leguizamón Acosta" w:date="2025-09-21T21:55:00Z" w16du:dateUtc="2025-09-22T00:55:00Z">
+            <w:rPr>
+              <w:color w:val="EE0000"/>
+            </w:rPr>
+          </w:rPrChange>
+        </w:rPr>
+        <w:t>.</w:t>
+      </w:r>
+      <w:r>
+        <w:rPr>
+          <w:b/>
+          <w:bCs/>
+          <w:color w:val="EE0000"/>
+          <w:rPrChange w:id="71" w:author="Ricardo Jesús Leguizamón Acosta" w:date="2025-09-21T21:55:00Z" w16du:dateUtc="2025-09-22T00:55:00Z">
+            <w:rPr>
+              <w:color w:val="EE0000"/>
+            </w:rPr>
+          </w:rPrChange>
+        </w:rPr>
+        <w:t xml:space="preserve"> Que pio esto! </w:t>
+      </w:r>
+      <w:r>
+        <w:rPr>
+          <w:b/>
+          <w:bCs/>
+          <w:rPrChange w:id="72" w:author="Ricardo Jesús Leguizamón Acosta" w:date="2025-09-21T21:55:00Z" w16du:dateUtc="2025-09-22T00:55:00Z">
+            <w:rPr/>
+          </w:rPrChange>
+        </w:rPr>
+        <w:br/>
+      </w:r>
+      <w:r>
+        <w:rPr>
+          <w:b/>
+          <w:bCs/>
+          <w:rPrChange w:id="73" w:author="Ricardo Jesús Leguizamón Acosta" w:date="2025-09-21T21:55:00Z" w16du:dateUtc="2025-09-22T00:55:00Z">
+            <w:rPr/>
+          </w:rPrChange>
+        </w:rPr>
+        <w:br/>
+      </w:r>
+      <w:r>
+        <w:rPr>
+          <w:b/>
+          <w:bCs/>
+          <w:rPrChange w:id="74" w:author="Ricardo Jesús Leguizamón Acosta" w:date="2025-09-21T21:55:00Z" w16du:dateUtc="2025-09-22T00:55:00Z">
+            <w:rPr/>
+          </w:rPrChange>
+        </w:rPr>
+        <w:t xml:space="preserve">La aplicación incorpora funciones de </w:t>
+      </w:r>
+      <w:r>
+        <w:rPr>
+          <w:b/>
+          <w:bCs/>
+        </w:rPr>
+        <w:t>preprocesamiento espectral</w:t>
+      </w:r>
+      <w:r>
+        <w:rPr>
+          <w:b/>
+          <w:bCs/>
+          <w:rPrChange w:id="75" w:author="Ricardo Jesús Leguizamón Acosta" w:date="2025-09-21T21:55:00Z" w16du:dateUtc="2025-09-22T00:55:00Z">
+            <w:rPr/>
+          </w:rPrChange>
+        </w:rPr>
+        <w:t xml:space="preserve"> (normalización, suavizado, corrección de línea base, derivadas), así como métodos de </w:t>
+      </w:r>
+      <w:r>
+        <w:rPr>
+          <w:b/>
+          <w:bCs/>
+        </w:rPr>
+        <w:t>reducción de dimensionalidad</w:t>
+      </w:r>
+      <w:r>
+        <w:rPr>
+          <w:b/>
+          <w:bCs/>
+          <w:rPrChange w:id="76" w:author="Ricardo Jesús Leguizamón Acosta" w:date="2025-09-21T21:55:00Z" w16du:dateUtc="2025-09-22T00:55:00Z">
+            <w:rPr/>
+          </w:rPrChange>
+        </w:rPr>
+        <w:t xml:space="preserve"> (PCA, t-SNE) y </w:t>
+      </w:r>
+      <w:r>
+        <w:rPr>
+          <w:b/>
+          <w:bCs/>
+        </w:rPr>
+        <w:t>análisis jerárquico de conglomerados (HCA)</w:t>
+      </w:r>
+      <w:r>
+        <w:rPr>
+          <w:b/>
+          <w:bCs/>
+          <w:rPrChange w:id="77" w:author="Ricardo Jesús Leguizamón Acosta" w:date="2025-09-21T21:55:00Z" w16du:dateUtc="2025-09-22T00:55:00Z">
+            <w:rPr/>
+          </w:rPrChange>
+        </w:rPr>
+        <w:t xml:space="preserve">. Se implementaron dos enfoques de fusión: </w:t>
+      </w:r>
+      <w:r>
+        <w:rPr>
+          <w:b/>
+          <w:bCs/>
+          <w:color w:val="EE0000"/>
+        </w:rPr>
+        <w:t>Low-</w:t>
+      </w:r>
+      <w:proofErr w:type="spellStart"/>
+      <w:r>
+        <w:rPr>
+          <w:b/>
+          <w:bCs/>
+          <w:color w:val="EE0000"/>
+        </w:rPr>
+        <w:t>Level</w:t>
+      </w:r>
+      <w:proofErr w:type="spellEnd"/>
+      <w:r>
+        <w:rPr>
+          <w:b/>
+          <w:bCs/>
+          <w:color w:val="EE0000"/>
+        </w:rPr>
         <w:t xml:space="preserve"> </w:t>
       </w:r>
-      <w:r>
-        <w:br/>
-      </w:r>
-      <w:r>
-        <w:br/>
-      </w:r>
-      <w:r>
-        <w:t xml:space="preserve">En el presente estudio se describe el desarrollo de </w:t>
-      </w:r>
       <w:proofErr w:type="spellStart"/>
       <w:r>
         <w:rPr>
           <w:b/>
           <w:bCs/>
+          <w:color w:val="EE0000"/>
+        </w:rPr>
+        <w:t>Fusion</w:t>
+      </w:r>
+      <w:proofErr w:type="spellEnd"/>
+      <w:r>
+        <w:rPr>
+          <w:b/>
+          <w:bCs/>
+          <w:color w:val="EE0000"/>
+          <w:rPrChange w:id="78" w:author="Ricardo Jesús Leguizamón Acosta" w:date="2025-09-21T21:55:00Z" w16du:dateUtc="2025-09-22T00:55:00Z">
+            <w:rPr>
+              <w:color w:val="EE0000"/>
+            </w:rPr>
+          </w:rPrChange>
+        </w:rPr>
+        <w:t xml:space="preserve"> (concatenación de espectros en un eje común interpolado) y </w:t>
+      </w:r>
+      <w:proofErr w:type="spellStart"/>
+      <w:r>
+        <w:rPr>
+          <w:b/>
+          <w:bCs/>
+          <w:color w:val="EE0000"/>
+        </w:rPr>
+        <w:t>Mid-Level</w:t>
+      </w:r>
+      <w:proofErr w:type="spellEnd"/>
+      <w:r>
+        <w:rPr>
+          <w:b/>
+          <w:bCs/>
+          <w:color w:val="EE0000"/>
+        </w:rPr>
+        <w:t xml:space="preserve"> </w:t>
+      </w:r>
+      <w:proofErr w:type="spellStart"/>
+      <w:r>
+        <w:rPr>
+          <w:b/>
+          <w:bCs/>
+          <w:color w:val="EE0000"/>
+        </w:rPr>
+        <w:t>Fusion</w:t>
+      </w:r>
+      <w:proofErr w:type="spellEnd"/>
+      <w:r>
+        <w:rPr>
+          <w:b/>
+          <w:bCs/>
+          <w:color w:val="EE0000"/>
+          <w:rPrChange w:id="79" w:author="Ricardo Jesús Leguizamón Acosta" w:date="2025-09-21T21:55:00Z" w16du:dateUtc="2025-09-22T00:55:00Z">
+            <w:rPr>
+              <w:color w:val="EE0000"/>
+            </w:rPr>
+          </w:rPrChange>
+        </w:rPr>
+        <w:t xml:space="preserve"> (reducción independiente por PCA seguida de integración de componentes principales).</w:t>
+      </w:r>
+    </w:p>
+    <w:p>
+      <w:pPr>
+        <w:rPr>
+          <w:b/>
+          <w:bCs/>
+          <w:rPrChange w:id="80" w:author="Ricardo Jesús Leguizamón Acosta" w:date="2025-09-21T21:55:00Z" w16du:dateUtc="2025-09-22T00:55:00Z">
+            <w:rPr/>
+          </w:rPrChange>
+        </w:rPr>
+      </w:pPr>
+      <w:r>
+        <w:rPr>
+          <w:b/>
+          <w:bCs/>
+          <w:rPrChange w:id="81" w:author="Ricardo Jesús Leguizamón Acosta" w:date="2025-09-21T21:55:00Z" w16du:dateUtc="2025-09-22T00:55:00Z">
+            <w:rPr/>
+          </w:rPrChange>
+        </w:rPr>
+        <w:t xml:space="preserve">Para validar la estrategia, se utilizaron espectros de diferentes analgésicos, demostrando que la fusión de técnicas espectroscópicas aporta </w:t>
+      </w:r>
+      <w:r>
+        <w:rPr>
+          <w:b/>
+          <w:bCs/>
+        </w:rPr>
+        <w:t>mayor capacidad discriminante y robustez</w:t>
+      </w:r>
+      <w:r>
+        <w:rPr>
+          <w:b/>
+          <w:bCs/>
+          <w:rPrChange w:id="82" w:author="Ricardo Jesús Leguizamón Acosta" w:date="2025-09-21T21:55:00Z" w16du:dateUtc="2025-09-22T00:55:00Z">
+            <w:rPr/>
+          </w:rPrChange>
+        </w:rPr>
+        <w:t xml:space="preserve"> frente al análisis individual de FTIR o Raman.</w:t>
+      </w:r>
+    </w:p>
+    <w:p>
+      <w:pPr>
+        <w:rPr>
+          <w:b/>
+          <w:bCs/>
+          <w:rPrChange w:id="83" w:author="Ricardo Jesús Leguizamón Acosta" w:date="2025-09-21T21:55:00Z" w16du:dateUtc="2025-09-22T00:55:00Z">
+            <w:rPr/>
+          </w:rPrChange>
+        </w:rPr>
+      </w:pPr>
+      <w:r>
+        <w:rPr>
+          <w:b/>
+          <w:bCs/>
+          <w:rPrChange w:id="84" w:author="Ricardo Jesús Leguizamón Acosta" w:date="2025-09-21T21:55:00Z" w16du:dateUtc="2025-09-22T00:55:00Z">
+            <w:rPr/>
+          </w:rPrChange>
+        </w:rPr>
+        <w:t xml:space="preserve">Los resultados obtenidos evidencian que </w:t>
+      </w:r>
+      <w:proofErr w:type="spellStart"/>
+      <w:r>
+        <w:rPr>
+          <w:b/>
+          <w:bCs/>
+          <w:rPrChange w:id="85" w:author="Ricardo Jesús Leguizamón Acosta" w:date="2025-09-21T21:55:00Z" w16du:dateUtc="2025-09-22T00:55:00Z">
+            <w:rPr/>
+          </w:rPrChange>
         </w:rPr>
         <w:t>EspectroApp</w:t>
       </w:r>
       <w:proofErr w:type="spellEnd"/>
       <w:r>
-        <w:t xml:space="preserve">, una herramienta computacional orientada a la </w:t>
-      </w:r>
-      <w:r>
-        <w:rPr>
-          <w:b/>
-          <w:bCs/>
-        </w:rPr>
-        <w:t>integración y análisis de datos espectroscópicos</w:t>
-      </w:r>
-      <w:r>
-        <w:t xml:space="preserve">. El objetivo principal fue implementar una </w:t>
-      </w:r>
-      <w:r>
-        <w:rPr>
-          <w:b/>
-          <w:bCs/>
-        </w:rPr>
-        <w:t>estrategia de fusión de datos</w:t>
-      </w:r>
-      <w:r>
-        <w:t xml:space="preserve"> a partir de espectros </w:t>
-      </w:r>
-      <w:r>
-        <w:rPr>
-          <w:b/>
-          <w:bCs/>
-        </w:rPr>
-        <w:t>FTIR y Raman</w:t>
-      </w:r>
-      <w:r>
-        <w:t xml:space="preserve">, </w:t>
-      </w:r>
-      <w:r>
-        <w:rPr>
-          <w:color w:val="EE0000"/>
-        </w:rPr>
-        <w:t xml:space="preserve">con el propósito de fortalecer la </w:t>
-      </w:r>
-      <w:r>
-        <w:rPr>
-          <w:b/>
-          <w:bCs/>
-          <w:color w:val="EE0000"/>
-        </w:rPr>
-        <w:t>caracterización multivariada de muestras de analgésicos</w:t>
-      </w:r>
-      <w:r>
-        <w:rPr>
-          <w:color w:val="EE0000"/>
+        <w:rPr>
+          <w:b/>
+          <w:bCs/>
+          <w:rPrChange w:id="86" w:author="Ricardo Jesús Leguizamón Acosta" w:date="2025-09-21T21:55:00Z" w16du:dateUtc="2025-09-22T00:55:00Z">
+            <w:rPr/>
+          </w:rPrChange>
+        </w:rPr>
+        <w:t xml:space="preserve"> constituye un aporte significativo en el ámbito de la </w:t>
+      </w:r>
+      <w:r>
+        <w:rPr>
+          <w:b/>
+          <w:bCs/>
+        </w:rPr>
+        <w:t>ingeniería en informática aplicada a las ciencias de materiales y farmacéuticas</w:t>
+      </w:r>
+      <w:r>
+        <w:rPr>
+          <w:b/>
+          <w:bCs/>
+          <w:rPrChange w:id="87" w:author="Ricardo Jesús Leguizamón Acosta" w:date="2025-09-21T21:55:00Z" w16du:dateUtc="2025-09-22T00:55:00Z">
+            <w:rPr/>
+          </w:rPrChange>
+        </w:rPr>
+        <w:t xml:space="preserve">, al proporcionar una plataforma ágil, interactiva y extensible para el análisis </w:t>
+      </w:r>
+      <w:proofErr w:type="spellStart"/>
+      <w:r>
+        <w:rPr>
+          <w:b/>
+          <w:bCs/>
+          <w:rPrChange w:id="88" w:author="Ricardo Jesús Leguizamón Acosta" w:date="2025-09-21T21:55:00Z" w16du:dateUtc="2025-09-22T00:55:00Z">
+            <w:rPr/>
+          </w:rPrChange>
+        </w:rPr>
+        <w:t>multitécnica</w:t>
+      </w:r>
+      <w:proofErr w:type="spellEnd"/>
+      <w:r>
+        <w:rPr>
+          <w:b/>
+          <w:bCs/>
+          <w:rPrChange w:id="89" w:author="Ricardo Jesús Leguizamón Acosta" w:date="2025-09-21T21:55:00Z" w16du:dateUtc="2025-09-22T00:55:00Z">
+            <w:rPr/>
+          </w:rPrChange>
+        </w:rPr>
+        <w:t xml:space="preserve"> de espectros.</w:t>
+      </w:r>
+    </w:p>
+    <w:p>
+      <w:pPr>
+        <w:rPr>
+          <w:b/>
+          <w:bCs/>
+          <w:rPrChange w:id="90" w:author="Ricardo Jesús Leguizamón Acosta" w:date="2025-09-21T21:55:00Z" w16du:dateUtc="2025-09-22T00:55:00Z">
+            <w:rPr/>
+          </w:rPrChange>
+        </w:rPr>
+      </w:pPr>
+      <w:r>
+        <w:rPr>
+          <w:b/>
+          <w:bCs/>
+        </w:rPr>
+        <w:t>Palabras clave:</w:t>
+      </w:r>
+      <w:r>
+        <w:rPr>
+          <w:b/>
+          <w:bCs/>
+          <w:rPrChange w:id="91" w:author="Ricardo Jesús Leguizamón Acosta" w:date="2025-09-21T21:55:00Z" w16du:dateUtc="2025-09-22T00:55:00Z">
+            <w:rPr/>
+          </w:rPrChange>
+        </w:rPr>
+        <w:t xml:space="preserve"> Fusión de datos, FTIR, Raman, análisis multivariado, PCA, t-SNE, HCA, analgésicos, </w:t>
+      </w:r>
+      <w:proofErr w:type="spellStart"/>
+      <w:r>
+        <w:rPr>
+          <w:b/>
+          <w:bCs/>
+          <w:rPrChange w:id="92" w:author="Ricardo Jesús Leguizamón Acosta" w:date="2025-09-21T21:55:00Z" w16du:dateUtc="2025-09-22T00:55:00Z">
+            <w:rPr/>
+          </w:rPrChange>
+        </w:rPr>
+        <w:t>EspectroApp</w:t>
+      </w:r>
+      <w:proofErr w:type="spellEnd"/>
+      <w:r>
+        <w:rPr>
+          <w:b/>
+          <w:bCs/>
+          <w:rPrChange w:id="93" w:author="Ricardo Jesús Leguizamón Acosta" w:date="2025-09-21T21:55:00Z" w16du:dateUtc="2025-09-22T00:55:00Z">
+            <w:rPr/>
+          </w:rPrChange>
+        </w:rPr>
+        <w:t xml:space="preserve">.  </w:t>
+      </w:r>
+    </w:p>
+    <w:p>
+      <w:pPr>
+        <w:rPr>
+          <w:b/>
+          <w:bCs/>
+          <w:rPrChange w:id="94" w:author="Ricardo Jesús Leguizamón Acosta" w:date="2025-09-21T21:55:00Z" w16du:dateUtc="2025-09-22T00:55:00Z">
+            <w:rPr/>
+          </w:rPrChange>
+        </w:rPr>
+      </w:pPr>
+      <w:r>
+        <w:rPr>
+          <w:b/>
+          <w:bCs/>
+          <w:rPrChange w:id="95" w:author="Ricardo Jesús Leguizamón Acosta" w:date="2025-09-21T21:55:00Z" w16du:dateUtc="2025-09-22T00:55:00Z">
+            <w:rPr/>
+          </w:rPrChange>
+        </w:rPr>
+        <w:br w:type="page"/>
+      </w:r>
+    </w:p>
+    <w:p>
+      <w:pPr>
+        <w:rPr>
+          <w:b/>
+          <w:bCs/>
+          <w:lang w:val="en-US"/>
+          <w:rPrChange w:id="96" w:author="Ricardo Jesús Leguizamón Acosta" w:date="2025-09-21T21:55:00Z" w16du:dateUtc="2025-09-22T00:55:00Z">
+            <w:rPr>
+              <w:lang w:val="en-US"/>
+            </w:rPr>
+          </w:rPrChange>
+        </w:rPr>
+      </w:pPr>
+      <w:proofErr w:type="spellStart"/>
+      <w:r>
+        <w:rPr>
+          <w:b/>
+          <w:bCs/>
+          <w:lang w:val="en-US"/>
+          <w:rPrChange w:id="97" w:author="Ricardo Jesús Leguizamón Acosta" w:date="2025-09-21T21:55:00Z" w16du:dateUtc="2025-09-22T00:55:00Z">
+            <w:rPr>
+              <w:lang w:val="en-US"/>
+            </w:rPr>
+          </w:rPrChange>
+        </w:rPr>
+        <w:lastRenderedPageBreak/>
+        <w:t>Resumen</w:t>
+      </w:r>
+      <w:proofErr w:type="spellEnd"/>
+      <w:r>
+        <w:rPr>
+          <w:b/>
+          <w:bCs/>
+          <w:lang w:val="en-US"/>
+          <w:rPrChange w:id="98" w:author="Ricardo Jesús Leguizamón Acosta" w:date="2025-09-21T21:55:00Z" w16du:dateUtc="2025-09-22T00:55:00Z">
+            <w:rPr>
+              <w:lang w:val="en-US"/>
+            </w:rPr>
+          </w:rPrChange>
+        </w:rPr>
+        <w:t xml:space="preserve"> </w:t>
+      </w:r>
+      <w:proofErr w:type="spellStart"/>
+      <w:r>
+        <w:rPr>
+          <w:b/>
+          <w:bCs/>
+          <w:lang w:val="en-US"/>
+          <w:rPrChange w:id="99" w:author="Ricardo Jesús Leguizamón Acosta" w:date="2025-09-21T21:55:00Z" w16du:dateUtc="2025-09-22T00:55:00Z">
+            <w:rPr>
+              <w:lang w:val="en-US"/>
+            </w:rPr>
+          </w:rPrChange>
+        </w:rPr>
+        <w:t>en</w:t>
+      </w:r>
+      <w:proofErr w:type="spellEnd"/>
+      <w:r>
+        <w:rPr>
+          <w:b/>
+          <w:bCs/>
+          <w:lang w:val="en-US"/>
+          <w:rPrChange w:id="100" w:author="Ricardo Jesús Leguizamón Acosta" w:date="2025-09-21T21:55:00Z" w16du:dateUtc="2025-09-22T00:55:00Z">
+            <w:rPr>
+              <w:lang w:val="en-US"/>
+            </w:rPr>
+          </w:rPrChange>
+        </w:rPr>
+        <w:t xml:space="preserve"> ingles </w:t>
+      </w:r>
+    </w:p>
+    <w:p>
+      <w:pPr>
+        <w:rPr>
+          <w:b/>
+          <w:bCs/>
+          <w:lang w:val="en-US"/>
+          <w:rPrChange w:id="101" w:author="Ricardo Jesús Leguizamón Acosta" w:date="2025-09-21T21:55:00Z" w16du:dateUtc="2025-09-22T00:55:00Z">
+            <w:rPr>
+              <w:lang w:val="en-US"/>
+            </w:rPr>
+          </w:rPrChange>
+        </w:rPr>
+      </w:pPr>
+      <w:proofErr w:type="spellStart"/>
+      <w:r>
+        <w:rPr>
+          <w:b/>
+          <w:bCs/>
+          <w:lang w:val="en-US"/>
+        </w:rPr>
+        <w:t>EspectroApp</w:t>
+      </w:r>
+      <w:proofErr w:type="spellEnd"/>
+      <w:r>
+        <w:rPr>
+          <w:b/>
+          <w:bCs/>
+          <w:lang w:val="en-US"/>
+        </w:rPr>
+        <w:t>: Data Fusion Strategy of FTIR and Raman Applied to the Multivariate Characterization of Analgesics</w:t>
+      </w:r>
+    </w:p>
+    <w:p>
+      <w:pPr>
+        <w:rPr>
+          <w:b/>
+          <w:bCs/>
+          <w:lang w:val="en-US"/>
+          <w:rPrChange w:id="102" w:author="Ricardo Jesús Leguizamón Acosta" w:date="2025-09-21T21:55:00Z" w16du:dateUtc="2025-09-22T00:55:00Z">
+            <w:rPr>
+              <w:lang w:val="en-US"/>
+            </w:rPr>
+          </w:rPrChange>
+        </w:rPr>
+      </w:pPr>
+      <w:r>
+        <w:rPr>
+          <w:b/>
+          <w:bCs/>
+          <w:lang w:val="en-US"/>
+          <w:rPrChange w:id="103" w:author="Ricardo Jesús Leguizamón Acosta" w:date="2025-09-21T21:55:00Z" w16du:dateUtc="2025-09-22T00:55:00Z">
+            <w:rPr>
+              <w:lang w:val="en-US"/>
+            </w:rPr>
+          </w:rPrChange>
+        </w:rPr>
+        <w:t xml:space="preserve">This study presents the development of </w:t>
+      </w:r>
+      <w:proofErr w:type="spellStart"/>
+      <w:r>
+        <w:rPr>
+          <w:b/>
+          <w:bCs/>
+          <w:lang w:val="en-US"/>
+        </w:rPr>
+        <w:t>EspectroApp</w:t>
+      </w:r>
+      <w:proofErr w:type="spellEnd"/>
+      <w:r>
+        <w:rPr>
+          <w:b/>
+          <w:bCs/>
+          <w:lang w:val="en-US"/>
+          <w:rPrChange w:id="104" w:author="Ricardo Jesús Leguizamón Acosta" w:date="2025-09-21T21:55:00Z" w16du:dateUtc="2025-09-22T00:55:00Z">
+            <w:rPr>
+              <w:lang w:val="en-US"/>
+            </w:rPr>
+          </w:rPrChange>
+        </w:rPr>
+        <w:t xml:space="preserve">, a computational tool designed for the </w:t>
+      </w:r>
+      <w:r>
+        <w:rPr>
+          <w:b/>
+          <w:bCs/>
+          <w:lang w:val="en-US"/>
+        </w:rPr>
+        <w:t>integration and analysis of spectroscopic data</w:t>
+      </w:r>
+      <w:r>
+        <w:rPr>
+          <w:b/>
+          <w:bCs/>
+          <w:lang w:val="en-US"/>
+          <w:rPrChange w:id="105" w:author="Ricardo Jesús Leguizamón Acosta" w:date="2025-09-21T21:55:00Z" w16du:dateUtc="2025-09-22T00:55:00Z">
+            <w:rPr>
+              <w:lang w:val="en-US"/>
+            </w:rPr>
+          </w:rPrChange>
+        </w:rPr>
+        <w:t xml:space="preserve">. The main objective was to implement a </w:t>
+      </w:r>
+      <w:r>
+        <w:rPr>
+          <w:b/>
+          <w:bCs/>
+          <w:lang w:val="en-US"/>
+        </w:rPr>
+        <w:t>data fusion strategy</w:t>
+      </w:r>
+      <w:r>
+        <w:rPr>
+          <w:b/>
+          <w:bCs/>
+          <w:lang w:val="en-US"/>
+          <w:rPrChange w:id="106" w:author="Ricardo Jesús Leguizamón Acosta" w:date="2025-09-21T21:55:00Z" w16du:dateUtc="2025-09-22T00:55:00Z">
+            <w:rPr>
+              <w:lang w:val="en-US"/>
+            </w:rPr>
+          </w:rPrChange>
+        </w:rPr>
+        <w:t xml:space="preserve"> based on </w:t>
+      </w:r>
+      <w:r>
+        <w:rPr>
+          <w:b/>
+          <w:bCs/>
+          <w:lang w:val="en-US"/>
+        </w:rPr>
+        <w:t>FTIR and Raman spectra</w:t>
+      </w:r>
+      <w:r>
+        <w:rPr>
+          <w:b/>
+          <w:bCs/>
+          <w:lang w:val="en-US"/>
+          <w:rPrChange w:id="107" w:author="Ricardo Jesús Leguizamón Acosta" w:date="2025-09-21T21:55:00Z" w16du:dateUtc="2025-09-22T00:55:00Z">
+            <w:rPr>
+              <w:lang w:val="en-US"/>
+            </w:rPr>
+          </w:rPrChange>
+        </w:rPr>
+        <w:t xml:space="preserve">, with the purpose of enhancing the </w:t>
+      </w:r>
+      <w:r>
+        <w:rPr>
+          <w:b/>
+          <w:bCs/>
+          <w:lang w:val="en-US"/>
+        </w:rPr>
+        <w:t>multivariate characterization of analgesic samples</w:t>
+      </w:r>
+      <w:r>
+        <w:rPr>
+          <w:b/>
+          <w:bCs/>
+          <w:lang w:val="en-US"/>
+          <w:rPrChange w:id="108" w:author="Ricardo Jesús Leguizamón Acosta" w:date="2025-09-21T21:55:00Z" w16du:dateUtc="2025-09-22T00:55:00Z">
+            <w:rPr>
+              <w:lang w:val="en-US"/>
+            </w:rPr>
+          </w:rPrChange>
         </w:rPr>
         <w:t>.</w:t>
       </w:r>
-      <w:r>
-        <w:rPr>
-          <w:color w:val="EE0000"/>
-        </w:rPr>
-        <w:t xml:space="preserve"> </w:t>
-      </w:r>
-      <w:proofErr w:type="gramStart"/>
-      <w:r>
-        <w:rPr>
-          <w:color w:val="EE0000"/>
-        </w:rPr>
-        <w:t>Que pio esto!</w:t>
-      </w:r>
-      <w:proofErr w:type="gramEnd"/>
-      <w:r>
-        <w:rPr>
-          <w:color w:val="EE0000"/>
-        </w:rPr>
-        <w:t xml:space="preserve"> </w:t>
-      </w:r>
-      <w:r>
-        <w:br/>
-      </w:r>
-      <w:r>
-        <w:br/>
-      </w:r>
-      <w:r>
-        <w:t xml:space="preserve">La aplicación incorpora funciones de </w:t>
-      </w:r>
-      <w:r>
-        <w:rPr>
-          <w:b/>
-          <w:bCs/>
-        </w:rPr>
-        <w:t>preprocesamiento espectral</w:t>
-      </w:r>
-      <w:r>
-        <w:t xml:space="preserve"> (normalización, suavizado, corrección de línea base, derivadas), así como métodos de </w:t>
-      </w:r>
-      <w:r>
-        <w:rPr>
-          <w:b/>
-          <w:bCs/>
-        </w:rPr>
-        <w:t>reducción de dimensionalidad</w:t>
-      </w:r>
-      <w:r>
-        <w:t xml:space="preserve"> (PCA, t-SNE) y </w:t>
-      </w:r>
-      <w:r>
-        <w:rPr>
-          <w:b/>
-          <w:bCs/>
-        </w:rPr>
-        <w:t>análisis jerárquico de conglomerados (HCA)</w:t>
-      </w:r>
-      <w:r>
-        <w:t xml:space="preserve">. Se implementaron dos enfoques de fusión: </w:t>
-      </w:r>
-      <w:r>
-        <w:rPr>
-          <w:b/>
-          <w:bCs/>
-          <w:color w:val="EE0000"/>
-        </w:rPr>
-        <w:t>Low-</w:t>
+    </w:p>
+    <w:p>
+      <w:pPr>
+        <w:rPr>
+          <w:b/>
+          <w:bCs/>
+          <w:lang w:val="en-US"/>
+          <w:rPrChange w:id="109" w:author="Ricardo Jesús Leguizamón Acosta" w:date="2025-09-21T21:55:00Z" w16du:dateUtc="2025-09-22T00:55:00Z">
+            <w:rPr>
+              <w:lang w:val="en-US"/>
+            </w:rPr>
+          </w:rPrChange>
+        </w:rPr>
+      </w:pPr>
+      <w:r>
+        <w:rPr>
+          <w:b/>
+          <w:bCs/>
+          <w:lang w:val="en-US"/>
+          <w:rPrChange w:id="110" w:author="Ricardo Jesús Leguizamón Acosta" w:date="2025-09-21T21:55:00Z" w16du:dateUtc="2025-09-22T00:55:00Z">
+            <w:rPr>
+              <w:lang w:val="en-US"/>
+            </w:rPr>
+          </w:rPrChange>
+        </w:rPr>
+        <w:t xml:space="preserve">The application incorporates </w:t>
+      </w:r>
+      <w:r>
+        <w:rPr>
+          <w:b/>
+          <w:bCs/>
+          <w:lang w:val="en-US"/>
+        </w:rPr>
+        <w:t>spectral preprocessing functions</w:t>
+      </w:r>
+      <w:r>
+        <w:rPr>
+          <w:b/>
+          <w:bCs/>
+          <w:lang w:val="en-US"/>
+          <w:rPrChange w:id="111" w:author="Ricardo Jesús Leguizamón Acosta" w:date="2025-09-21T21:55:00Z" w16du:dateUtc="2025-09-22T00:55:00Z">
+            <w:rPr>
+              <w:lang w:val="en-US"/>
+            </w:rPr>
+          </w:rPrChange>
+        </w:rPr>
+        <w:t xml:space="preserve"> (normalization, smoothing, baseline correction, derivatives), as well as </w:t>
+      </w:r>
+      <w:r>
+        <w:rPr>
+          <w:b/>
+          <w:bCs/>
+          <w:lang w:val="en-US"/>
+        </w:rPr>
+        <w:t>dimensionality reduction methods</w:t>
+      </w:r>
+      <w:r>
+        <w:rPr>
+          <w:b/>
+          <w:bCs/>
+          <w:lang w:val="en-US"/>
+          <w:rPrChange w:id="112" w:author="Ricardo Jesús Leguizamón Acosta" w:date="2025-09-21T21:55:00Z" w16du:dateUtc="2025-09-22T00:55:00Z">
+            <w:rPr>
+              <w:lang w:val="en-US"/>
+            </w:rPr>
+          </w:rPrChange>
+        </w:rPr>
+        <w:t xml:space="preserve"> (PCA, t-SNE) and </w:t>
+      </w:r>
+      <w:r>
+        <w:rPr>
+          <w:b/>
+          <w:bCs/>
+          <w:lang w:val="en-US"/>
+        </w:rPr>
+        <w:t>hierarchical cluster analysis (HCA)</w:t>
+      </w:r>
+      <w:r>
+        <w:rPr>
+          <w:b/>
+          <w:bCs/>
+          <w:lang w:val="en-US"/>
+          <w:rPrChange w:id="113" w:author="Ricardo Jesús Leguizamón Acosta" w:date="2025-09-21T21:55:00Z" w16du:dateUtc="2025-09-22T00:55:00Z">
+            <w:rPr>
+              <w:lang w:val="en-US"/>
+            </w:rPr>
+          </w:rPrChange>
+        </w:rPr>
+        <w:t xml:space="preserve">. Two fusion approaches were implemented: </w:t>
+      </w:r>
+      <w:r>
+        <w:rPr>
+          <w:b/>
+          <w:bCs/>
+          <w:lang w:val="en-US"/>
+        </w:rPr>
+        <w:t>Low-Level Fusion</w:t>
+      </w:r>
+      <w:r>
+        <w:rPr>
+          <w:b/>
+          <w:bCs/>
+          <w:lang w:val="en-US"/>
+          <w:rPrChange w:id="114" w:author="Ricardo Jesús Leguizamón Acosta" w:date="2025-09-21T21:55:00Z" w16du:dateUtc="2025-09-22T00:55:00Z">
+            <w:rPr>
+              <w:lang w:val="en-US"/>
+            </w:rPr>
+          </w:rPrChange>
+        </w:rPr>
+        <w:t xml:space="preserve"> (concatenation of spectra on a common interpolated axis) and </w:t>
+      </w:r>
+      <w:r>
+        <w:rPr>
+          <w:b/>
+          <w:bCs/>
+          <w:lang w:val="en-US"/>
+        </w:rPr>
+        <w:t>Mid-Level Fusion</w:t>
+      </w:r>
+      <w:r>
+        <w:rPr>
+          <w:b/>
+          <w:bCs/>
+          <w:lang w:val="en-US"/>
+          <w:rPrChange w:id="115" w:author="Ricardo Jesús Leguizamón Acosta" w:date="2025-09-21T21:55:00Z" w16du:dateUtc="2025-09-22T00:55:00Z">
+            <w:rPr>
+              <w:lang w:val="en-US"/>
+            </w:rPr>
+          </w:rPrChange>
+        </w:rPr>
+        <w:t xml:space="preserve"> (independent PCA reduction for each technique followed by integration of principal components).</w:t>
+      </w:r>
+    </w:p>
+    <w:p>
+      <w:pPr>
+        <w:rPr>
+          <w:b/>
+          <w:bCs/>
+          <w:lang w:val="en-US"/>
+          <w:rPrChange w:id="116" w:author="Ricardo Jesús Leguizamón Acosta" w:date="2025-09-21T21:55:00Z" w16du:dateUtc="2025-09-22T00:55:00Z">
+            <w:rPr>
+              <w:lang w:val="en-US"/>
+            </w:rPr>
+          </w:rPrChange>
+        </w:rPr>
+      </w:pPr>
+      <w:r>
+        <w:rPr>
+          <w:b/>
+          <w:bCs/>
+          <w:lang w:val="en-US"/>
+          <w:rPrChange w:id="117" w:author="Ricardo Jesús Leguizamón Acosta" w:date="2025-09-21T21:55:00Z" w16du:dateUtc="2025-09-22T00:55:00Z">
+            <w:rPr>
+              <w:lang w:val="en-US"/>
+            </w:rPr>
+          </w:rPrChange>
+        </w:rPr>
+        <w:t xml:space="preserve">To validate the strategy, spectra from different analgesics were used, demonstrating that the fusion of spectroscopic techniques provides </w:t>
+      </w:r>
+      <w:r>
+        <w:rPr>
+          <w:b/>
+          <w:bCs/>
+          <w:lang w:val="en-US"/>
+        </w:rPr>
+        <w:t>greater discriminant power and robustness</w:t>
+      </w:r>
+      <w:r>
+        <w:rPr>
+          <w:b/>
+          <w:bCs/>
+          <w:lang w:val="en-US"/>
+          <w:rPrChange w:id="118" w:author="Ricardo Jesús Leguizamón Acosta" w:date="2025-09-21T21:55:00Z" w16du:dateUtc="2025-09-22T00:55:00Z">
+            <w:rPr>
+              <w:lang w:val="en-US"/>
+            </w:rPr>
+          </w:rPrChange>
+        </w:rPr>
+        <w:t xml:space="preserve"> compared to the individual analysis of FTIR or Raman.</w:t>
+      </w:r>
+    </w:p>
+    <w:p>
+      <w:pPr>
+        <w:rPr>
+          <w:b/>
+          <w:bCs/>
+          <w:lang w:val="en-US"/>
+          <w:rPrChange w:id="119" w:author="Ricardo Jesús Leguizamón Acosta" w:date="2025-09-21T21:55:00Z" w16du:dateUtc="2025-09-22T00:55:00Z">
+            <w:rPr>
+              <w:lang w:val="en-US"/>
+            </w:rPr>
+          </w:rPrChange>
+        </w:rPr>
+      </w:pPr>
+      <w:r>
+        <w:rPr>
+          <w:b/>
+          <w:bCs/>
+          <w:lang w:val="en-US"/>
+          <w:rPrChange w:id="120" w:author="Ricardo Jesús Leguizamón Acosta" w:date="2025-09-21T21:55:00Z" w16du:dateUtc="2025-09-22T00:55:00Z">
+            <w:rPr>
+              <w:lang w:val="en-US"/>
+            </w:rPr>
+          </w:rPrChange>
+        </w:rPr>
+        <w:t xml:space="preserve">The results show that </w:t>
       </w:r>
       <w:proofErr w:type="spellStart"/>
       <w:r>
         <w:rPr>
           <w:b/>
           <w:bCs/>
-          <w:color w:val="EE0000"/>
-        </w:rPr>
-        <w:t>Level</w:t>
+          <w:lang w:val="en-US"/>
+        </w:rPr>
+        <w:t>EspectroApp</w:t>
       </w:r>
       <w:proofErr w:type="spellEnd"/>
       <w:r>
         <w:rPr>
           <w:b/>
           <w:bCs/>
-          <w:color w:val="EE0000"/>
-        </w:rPr>
-        <w:t xml:space="preserve"> </w:t>
+          <w:lang w:val="en-US"/>
+          <w:rPrChange w:id="121" w:author="Ricardo Jesús Leguizamón Acosta" w:date="2025-09-21T21:55:00Z" w16du:dateUtc="2025-09-22T00:55:00Z">
+            <w:rPr>
+              <w:lang w:val="en-US"/>
+            </w:rPr>
+          </w:rPrChange>
+        </w:rPr>
+        <w:t xml:space="preserve"> represents a significant contribution to the field of </w:t>
+      </w:r>
+      <w:r>
+        <w:rPr>
+          <w:b/>
+          <w:bCs/>
+          <w:lang w:val="en-US"/>
+        </w:rPr>
+        <w:t>computer engineering applied to materials and pharmaceutical sciences</w:t>
+      </w:r>
+      <w:r>
+        <w:rPr>
+          <w:b/>
+          <w:bCs/>
+          <w:lang w:val="en-US"/>
+          <w:rPrChange w:id="122" w:author="Ricardo Jesús Leguizamón Acosta" w:date="2025-09-21T21:55:00Z" w16du:dateUtc="2025-09-22T00:55:00Z">
+            <w:rPr>
+              <w:lang w:val="en-US"/>
+            </w:rPr>
+          </w:rPrChange>
+        </w:rPr>
+        <w:t>, by providing a fast, interactive, and extensible platform for multi-technique spectral analysis.</w:t>
+      </w:r>
+    </w:p>
+    <w:p>
+      <w:pPr>
+        <w:rPr>
+          <w:b/>
+          <w:bCs/>
+          <w:lang w:val="en-US"/>
+          <w:rPrChange w:id="123" w:author="Ricardo Jesús Leguizamón Acosta" w:date="2025-09-21T21:55:00Z" w16du:dateUtc="2025-09-22T00:55:00Z">
+            <w:rPr>
+              <w:lang w:val="en-US"/>
+            </w:rPr>
+          </w:rPrChange>
+        </w:rPr>
+      </w:pPr>
+      <w:r>
+        <w:rPr>
+          <w:b/>
+          <w:bCs/>
+          <w:lang w:val="en-US"/>
+        </w:rPr>
+        <w:t>Keywords:</w:t>
+      </w:r>
+      <w:r>
+        <w:rPr>
+          <w:b/>
+          <w:bCs/>
+          <w:lang w:val="en-US"/>
+          <w:rPrChange w:id="124" w:author="Ricardo Jesús Leguizamón Acosta" w:date="2025-09-21T21:55:00Z" w16du:dateUtc="2025-09-22T00:55:00Z">
+            <w:rPr>
+              <w:lang w:val="en-US"/>
+            </w:rPr>
+          </w:rPrChange>
+        </w:rPr>
+        <w:t xml:space="preserve"> Data fusion, FTIR, Raman, multivariate analysis, PCA, t-SNE, HCA, analgesics, </w:t>
       </w:r>
       <w:proofErr w:type="spellStart"/>
       <w:r>
         <w:rPr>
           <w:b/>
           <w:bCs/>
-          <w:color w:val="EE0000"/>
-        </w:rPr>
-        <w:t>Fusion</w:t>
+          <w:lang w:val="en-US"/>
+          <w:rPrChange w:id="125" w:author="Ricardo Jesús Leguizamón Acosta" w:date="2025-09-21T21:55:00Z" w16du:dateUtc="2025-09-22T00:55:00Z">
+            <w:rPr>
+              <w:lang w:val="en-US"/>
+            </w:rPr>
+          </w:rPrChange>
+        </w:rPr>
+        <w:t>EspectroApp</w:t>
       </w:r>
       <w:proofErr w:type="spellEnd"/>
       <w:r>
         <w:rPr>
-          <w:color w:val="EE0000"/>
-        </w:rPr>
-        <w:t xml:space="preserve"> (concatenación de espectros en un eje común interpolado) y </w:t>
-      </w:r>
-      <w:proofErr w:type="spellStart"/>
-      <w:r>
-        <w:rPr>
-          <w:b/>
-          <w:bCs/>
-          <w:color w:val="EE0000"/>
-        </w:rPr>
-        <w:t>Mid-Level</w:t>
-      </w:r>
-      <w:proofErr w:type="spellEnd"/>
-      <w:r>
-        <w:rPr>
-          <w:b/>
-          <w:bCs/>
-          <w:color w:val="EE0000"/>
-        </w:rPr>
-        <w:t xml:space="preserve"> </w:t>
-      </w:r>
-      <w:proofErr w:type="spellStart"/>
-      <w:r>
-        <w:rPr>
-          <w:b/>
-          <w:bCs/>
-          <w:color w:val="EE0000"/>
-        </w:rPr>
-        <w:t>Fusion</w:t>
-      </w:r>
-      <w:proofErr w:type="spellEnd"/>
-      <w:r>
-        <w:rPr>
-          <w:color w:val="EE0000"/>
-        </w:rPr>
-        <w:t xml:space="preserve"> (reducción independiente por PCA seguida de integración de componentes principales).</w:t>
-      </w:r>
-    </w:p>
-    <w:p>
-      <w:r>
-        <w:t xml:space="preserve">Para validar la estrategia, se utilizaron espectros de diferentes analgésicos, demostrando que la fusión de técnicas espectroscópicas aporta </w:t>
-      </w:r>
-      <w:r>
-        <w:rPr>
-          <w:b/>
-          <w:bCs/>
-        </w:rPr>
-        <w:t>mayor capacidad discriminante y robustez</w:t>
-      </w:r>
-      <w:r>
-        <w:t xml:space="preserve"> frente al análisis individual de FTIR o Raman.</w:t>
-      </w:r>
-    </w:p>
-    <w:p>
-      <w:r>
-        <w:t xml:space="preserve">Los resultados obtenidos evidencian que </w:t>
-      </w:r>
-      <w:proofErr w:type="spellStart"/>
-      <w:r>
-        <w:t>EspectroApp</w:t>
-      </w:r>
-      <w:proofErr w:type="spellEnd"/>
-      <w:r>
-        <w:t xml:space="preserve"> constituye un aporte significativo en el ámbito de la </w:t>
-      </w:r>
-      <w:r>
-        <w:rPr>
-          <w:b/>
-          <w:bCs/>
-        </w:rPr>
-        <w:t>ingeniería en informática aplicada a las ciencias de materiales y farmacéuticas</w:t>
-      </w:r>
-      <w:r>
-        <w:t xml:space="preserve">, al proporcionar una plataforma ágil, interactiva y extensible para el análisis </w:t>
-      </w:r>
-      <w:proofErr w:type="spellStart"/>
-      <w:r>
-        <w:t>multitécnica</w:t>
-      </w:r>
-      <w:proofErr w:type="spellEnd"/>
-      <w:r>
-        <w:t xml:space="preserve"> de espectros.</w:t>
-      </w:r>
-    </w:p>
-    <w:p>
-      <w:r>
-        <w:rPr>
-          <w:b/>
-          <w:bCs/>
-        </w:rPr>
-        <w:t>Palabras clave:</w:t>
-      </w:r>
-      <w:r>
-        <w:t xml:space="preserve"> Fusión de datos, FTIR, Raman, análisis multivariado, PCA, t-SNE, HCA, analgésicos</w:t>
-      </w:r>
-      <w:r>
-        <w:t xml:space="preserve">, </w:t>
-      </w:r>
-      <w:proofErr w:type="spellStart"/>
-      <w:r>
-        <w:t>EspectroApp</w:t>
-      </w:r>
-      <w:proofErr w:type="spellEnd"/>
-      <w:r>
-        <w:t xml:space="preserve">.  </w:t>
-      </w:r>
-    </w:p>
-    <w:p>
-      <w:r>
+          <w:b/>
+          <w:bCs/>
+          <w:lang w:val="en-US"/>
+          <w:rPrChange w:id="126" w:author="Ricardo Jesús Leguizamón Acosta" w:date="2025-09-21T21:55:00Z" w16du:dateUtc="2025-09-22T00:55:00Z">
+            <w:rPr>
+              <w:lang w:val="en-US"/>
+            </w:rPr>
+          </w:rPrChange>
+        </w:rPr>
+        <w:t>.</w:t>
+      </w:r>
+    </w:p>
+    <w:p>
+      <w:pPr>
+        <w:rPr>
+          <w:b/>
+          <w:bCs/>
+          <w:lang w:val="en-US"/>
+          <w:rPrChange w:id="127" w:author="Ricardo Jesús Leguizamón Acosta" w:date="2025-09-21T21:55:00Z" w16du:dateUtc="2025-09-22T00:55:00Z">
+            <w:rPr>
+              <w:lang w:val="en-US"/>
+            </w:rPr>
+          </w:rPrChange>
+        </w:rPr>
+      </w:pPr>
+      <w:r>
+        <w:rPr>
+          <w:b/>
+          <w:bCs/>
+          <w:lang w:val="en-US"/>
+          <w:rPrChange w:id="128" w:author="Ricardo Jesús Leguizamón Acosta" w:date="2025-09-21T21:55:00Z" w16du:dateUtc="2025-09-22T00:55:00Z">
+            <w:rPr>
+              <w:lang w:val="en-US"/>
+            </w:rPr>
+          </w:rPrChange>
+        </w:rPr>
         <w:br w:type="page"/>
       </w:r>
     </w:p>
     <w:p>
-      <w:r>
+      <w:pPr>
+        <w:rPr>
+          <w:b/>
+          <w:bCs/>
+          <w:rPrChange w:id="129" w:author="Ricardo Jesús Leguizamón Acosta" w:date="2025-09-21T21:55:00Z" w16du:dateUtc="2025-09-22T00:55:00Z">
+            <w:rPr/>
+          </w:rPrChange>
+        </w:rPr>
+      </w:pPr>
+      <w:r>
+        <w:rPr>
+          <w:b/>
+          <w:bCs/>
+          <w:rPrChange w:id="130" w:author="Ricardo Jesús Leguizamón Acosta" w:date="2025-09-21T21:55:00Z" w16du:dateUtc="2025-09-22T00:55:00Z">
+            <w:rPr/>
+          </w:rPrChange>
+        </w:rPr>
         <w:lastRenderedPageBreak/>
-        <w:t xml:space="preserve">Resumen en ingles </w:t>
-      </w:r>
-    </w:p>
-    <w:p>
-      <w:pPr>
-        <w:rPr>
-          <w:lang w:val="en-US"/>
-        </w:rPr>
-      </w:pPr>
-      <w:proofErr w:type="spellStart"/>
-      <w:r>
-        <w:rPr>
-          <w:b/>
-          <w:bCs/>
-          <w:lang w:val="en-US"/>
-        </w:rPr>
-        <w:t>EspectroApp</w:t>
-      </w:r>
-      <w:proofErr w:type="spellEnd"/>
-      <w:r>
-        <w:rPr>
-          <w:b/>
-          <w:bCs/>
-          <w:lang w:val="en-US"/>
-        </w:rPr>
-        <w:t>: Data Fusion Strategy of FTIR and Raman Applied to the Multivariate Characterization of Analgesics</w:t>
-      </w:r>
-    </w:p>
-    <w:p>
-      <w:pPr>
-        <w:rPr>
-          <w:lang w:val="en-US"/>
-        </w:rPr>
-      </w:pPr>
-      <w:r>
-        <w:rPr>
-          <w:lang w:val="en-US"/>
-        </w:rPr>
-        <w:t xml:space="preserve">This study presents the development of </w:t>
-      </w:r>
-      <w:proofErr w:type="spellStart"/>
-      <w:r>
-        <w:rPr>
-          <w:b/>
-          <w:bCs/>
-          <w:lang w:val="en-US"/>
-        </w:rPr>
-        <w:t>EspectroApp</w:t>
-      </w:r>
-      <w:proofErr w:type="spellEnd"/>
-      <w:r>
-        <w:rPr>
-          <w:lang w:val="en-US"/>
-        </w:rPr>
-        <w:t xml:space="preserve">, a computational tool designed for the </w:t>
-      </w:r>
-      <w:r>
-        <w:rPr>
-          <w:b/>
-          <w:bCs/>
-          <w:lang w:val="en-US"/>
-        </w:rPr>
-        <w:t>integration and analysis of spectroscopic data</w:t>
-      </w:r>
-      <w:r>
-        <w:rPr>
-          <w:lang w:val="en-US"/>
-        </w:rPr>
-        <w:t xml:space="preserve">. The main objective was to implement a </w:t>
-      </w:r>
-      <w:r>
-        <w:rPr>
-          <w:b/>
-          <w:bCs/>
-          <w:lang w:val="en-US"/>
-        </w:rPr>
-        <w:t>data fusion strategy</w:t>
-      </w:r>
-      <w:r>
-        <w:rPr>
-          <w:lang w:val="en-US"/>
-        </w:rPr>
-        <w:t xml:space="preserve"> based on </w:t>
-      </w:r>
-      <w:r>
-        <w:rPr>
-          <w:b/>
-          <w:bCs/>
-          <w:lang w:val="en-US"/>
-        </w:rPr>
-        <w:t>FTIR and Raman spectra</w:t>
-      </w:r>
-      <w:r>
-        <w:rPr>
-          <w:lang w:val="en-US"/>
-        </w:rPr>
-        <w:t xml:space="preserve">, with the purpose of enhancing the </w:t>
-      </w:r>
-      <w:r>
-        <w:rPr>
-          <w:b/>
-          <w:bCs/>
-          <w:lang w:val="en-US"/>
-        </w:rPr>
-        <w:t>multivariate characterization of analgesic samples</w:t>
-      </w:r>
-      <w:r>
-        <w:rPr>
-          <w:lang w:val="en-US"/>
-        </w:rPr>
-        <w:t>.</w:t>
-      </w:r>
-    </w:p>
-    <w:p>
-      <w:pPr>
-        <w:rPr>
-          <w:lang w:val="en-US"/>
-        </w:rPr>
-      </w:pPr>
-      <w:r>
-        <w:rPr>
-          <w:lang w:val="en-US"/>
-        </w:rPr>
-        <w:t xml:space="preserve">The application incorporates </w:t>
-      </w:r>
-      <w:r>
-        <w:rPr>
-          <w:b/>
-          <w:bCs/>
-          <w:lang w:val="en-US"/>
-        </w:rPr>
-        <w:t>spectral preprocessing functions</w:t>
-      </w:r>
-      <w:r>
-        <w:rPr>
-          <w:lang w:val="en-US"/>
-        </w:rPr>
-        <w:t xml:space="preserve"> (normalization, smoothing, baseline correction, derivatives), as well as </w:t>
-      </w:r>
-      <w:r>
-        <w:rPr>
-          <w:b/>
-          <w:bCs/>
-          <w:lang w:val="en-US"/>
-        </w:rPr>
-        <w:t>dimensionality reduction methods</w:t>
-      </w:r>
-      <w:r>
-        <w:rPr>
-          <w:lang w:val="en-US"/>
-        </w:rPr>
-        <w:t xml:space="preserve"> (PCA, t-SNE) and </w:t>
-      </w:r>
-      <w:r>
-        <w:rPr>
-          <w:b/>
-          <w:bCs/>
-          <w:lang w:val="en-US"/>
-        </w:rPr>
-        <w:t>hierarchical cluster analysis (HCA)</w:t>
-      </w:r>
-      <w:r>
-        <w:rPr>
-          <w:lang w:val="en-US"/>
-        </w:rPr>
-        <w:t xml:space="preserve">. Two fusion approaches were implemented: </w:t>
-      </w:r>
-      <w:r>
-        <w:rPr>
-          <w:b/>
-          <w:bCs/>
-          <w:lang w:val="en-US"/>
-        </w:rPr>
-        <w:t>Low-Level Fusion</w:t>
-      </w:r>
-      <w:r>
-        <w:rPr>
-          <w:lang w:val="en-US"/>
-        </w:rPr>
-        <w:t xml:space="preserve"> (concatenation of spectra on a common interpolated axis) and </w:t>
-      </w:r>
-      <w:r>
-        <w:rPr>
-          <w:b/>
-          <w:bCs/>
-          <w:lang w:val="en-US"/>
-        </w:rPr>
-        <w:t>Mid-Level Fusion</w:t>
-      </w:r>
-      <w:r>
-        <w:rPr>
-          <w:lang w:val="en-US"/>
-        </w:rPr>
-        <w:t xml:space="preserve"> (independent PCA reduction for each technique followed by integration of principal components).</w:t>
-      </w:r>
-    </w:p>
-    <w:p>
-      <w:pPr>
-        <w:rPr>
-          <w:lang w:val="en-US"/>
-        </w:rPr>
-      </w:pPr>
-      <w:r>
-        <w:rPr>
-          <w:lang w:val="en-US"/>
-        </w:rPr>
-        <w:t xml:space="preserve">To validate the strategy, spectra from different analgesics were used, demonstrating that the fusion of spectroscopic techniques provides </w:t>
-      </w:r>
-      <w:r>
-        <w:rPr>
-          <w:b/>
-          <w:bCs/>
-          <w:lang w:val="en-US"/>
-        </w:rPr>
-        <w:t>greater discriminant power and robustness</w:t>
-      </w:r>
-      <w:r>
-        <w:rPr>
-          <w:lang w:val="en-US"/>
-        </w:rPr>
-        <w:t xml:space="preserve"> compared to the individual analysis of FTIR or Raman.</w:t>
-      </w:r>
-    </w:p>
-    <w:p>
-      <w:pPr>
-        <w:rPr>
-          <w:lang w:val="en-US"/>
-        </w:rPr>
-      </w:pPr>
-      <w:r>
-        <w:rPr>
-          <w:lang w:val="en-US"/>
-        </w:rPr>
-        <w:t xml:space="preserve">The results show that </w:t>
-      </w:r>
-      <w:proofErr w:type="spellStart"/>
-      <w:r>
-        <w:rPr>
-          <w:b/>
-          <w:bCs/>
-          <w:lang w:val="en-US"/>
-        </w:rPr>
-        <w:t>EspectroApp</w:t>
-      </w:r>
-      <w:proofErr w:type="spellEnd"/>
-      <w:r>
-        <w:rPr>
-          <w:lang w:val="en-US"/>
-        </w:rPr>
-        <w:t xml:space="preserve"> represents a significant contribution to the field of </w:t>
-      </w:r>
-      <w:r>
-        <w:rPr>
-          <w:b/>
-          <w:bCs/>
-          <w:lang w:val="en-US"/>
-        </w:rPr>
-        <w:t>computer engineering applied to materials and pharmaceutical sciences</w:t>
-      </w:r>
-      <w:r>
-        <w:rPr>
-          <w:lang w:val="en-US"/>
-        </w:rPr>
-        <w:t>, by providing a fast, interactive, and extensible platform for multi-technique spectral analysis.</w:t>
-      </w:r>
-    </w:p>
-    <w:p>
-      <w:pPr>
-        <w:rPr>
-          <w:lang w:val="en-US"/>
-        </w:rPr>
-      </w:pPr>
-      <w:r>
-        <w:rPr>
-          <w:b/>
-          <w:bCs/>
-          <w:lang w:val="en-US"/>
-        </w:rPr>
-        <w:t>Keywords:</w:t>
-      </w:r>
-      <w:r>
-        <w:rPr>
-          <w:lang w:val="en-US"/>
-        </w:rPr>
-        <w:t xml:space="preserve"> Data fusion, FTIR, Raman, multivariate analysis, PCA, t-SNE, HCA, analgesics, </w:t>
-      </w:r>
-      <w:proofErr w:type="spellStart"/>
-      <w:r>
-        <w:rPr>
-          <w:lang w:val="en-US"/>
-        </w:rPr>
-        <w:t>EspectroApp</w:t>
-      </w:r>
-      <w:proofErr w:type="spellEnd"/>
-      <w:r>
-        <w:rPr>
-          <w:lang w:val="en-US"/>
-        </w:rPr>
-        <w:t>.</w:t>
-      </w:r>
-    </w:p>
-    <w:p>
-      <w:pPr>
-        <w:rPr>
-          <w:lang w:val="en-US"/>
-        </w:rPr>
-      </w:pPr>
-      <w:r>
-        <w:rPr>
-          <w:lang w:val="en-US"/>
+        <w:t xml:space="preserve">Contenido </w:t>
+      </w:r>
+    </w:p>
+    <w:p>
+      <w:pPr>
+        <w:rPr>
+          <w:b/>
+          <w:bCs/>
+          <w:rPrChange w:id="131" w:author="Ricardo Jesús Leguizamón Acosta" w:date="2025-09-21T21:55:00Z" w16du:dateUtc="2025-09-22T00:55:00Z">
+            <w:rPr/>
+          </w:rPrChange>
+        </w:rPr>
+      </w:pPr>
+      <w:r>
+        <w:rPr>
+          <w:b/>
+          <w:bCs/>
+          <w:rPrChange w:id="132" w:author="Ricardo Jesús Leguizamón Acosta" w:date="2025-09-21T21:55:00Z" w16du:dateUtc="2025-09-22T00:55:00Z">
+            <w:rPr/>
+          </w:rPrChange>
         </w:rPr>
         <w:br w:type="page"/>
       </w:r>
@@ -993,117 +1827,106 @@
     <w:p>
       <w:pPr>
         <w:rPr>
-          <w:lang w:val="en-US"/>
-        </w:rPr>
-      </w:pPr>
-      <w:proofErr w:type="spellStart"/>
-      <w:r>
-        <w:rPr>
-          <w:lang w:val="en-US"/>
+          <w:b/>
+          <w:bCs/>
+          <w:rPrChange w:id="133" w:author="Ricardo Jesús Leguizamón Acosta" w:date="2025-09-21T21:55:00Z" w16du:dateUtc="2025-09-22T00:55:00Z">
+            <w:rPr/>
+          </w:rPrChange>
+        </w:rPr>
+      </w:pPr>
+    </w:p>
+    <w:p>
+      <w:pPr>
+        <w:rPr>
+          <w:b/>
+          <w:bCs/>
+          <w:rPrChange w:id="134" w:author="Ricardo Jesús Leguizamón Acosta" w:date="2025-09-21T21:55:00Z" w16du:dateUtc="2025-09-22T00:55:00Z">
+            <w:rPr/>
+          </w:rPrChange>
+        </w:rPr>
+      </w:pPr>
+    </w:p>
+    <w:p>
+      <w:pPr>
+        <w:rPr>
+          <w:b/>
+          <w:bCs/>
+          <w:rPrChange w:id="135" w:author="Ricardo Jesús Leguizamón Acosta" w:date="2025-09-21T21:55:00Z" w16du:dateUtc="2025-09-22T00:55:00Z">
+            <w:rPr/>
+          </w:rPrChange>
+        </w:rPr>
+      </w:pPr>
+      <w:r>
+        <w:rPr>
+          <w:b/>
+          <w:bCs/>
+          <w:rPrChange w:id="136" w:author="Ricardo Jesús Leguizamón Acosta" w:date="2025-09-21T21:55:00Z" w16du:dateUtc="2025-09-22T00:55:00Z">
+            <w:rPr/>
+          </w:rPrChange>
+        </w:rPr>
+        <w:t>Lista de tablas</w:t>
+      </w:r>
+    </w:p>
+    <w:p>
+      <w:pPr>
+        <w:rPr>
+          <w:b/>
+          <w:bCs/>
+          <w:rPrChange w:id="137" w:author="Ricardo Jesús Leguizamón Acosta" w:date="2025-09-21T21:55:00Z" w16du:dateUtc="2025-09-22T00:55:00Z">
+            <w:rPr/>
+          </w:rPrChange>
+        </w:rPr>
+      </w:pPr>
+      <w:r>
+        <w:rPr>
+          <w:b/>
+          <w:bCs/>
+          <w:rPrChange w:id="138" w:author="Ricardo Jesús Leguizamón Acosta" w:date="2025-09-21T21:55:00Z" w16du:dateUtc="2025-09-22T00:55:00Z">
+            <w:rPr/>
+          </w:rPrChange>
+        </w:rPr>
+        <w:br w:type="page"/>
+      </w:r>
+    </w:p>
+    <w:p>
+      <w:pPr>
+        <w:rPr>
+          <w:b/>
+          <w:bCs/>
+          <w:rPrChange w:id="139" w:author="Ricardo Jesús Leguizamón Acosta" w:date="2025-09-21T21:55:00Z" w16du:dateUtc="2025-09-22T00:55:00Z">
+            <w:rPr/>
+          </w:rPrChange>
+        </w:rPr>
+      </w:pPr>
+      <w:r>
+        <w:rPr>
+          <w:b/>
+          <w:bCs/>
+          <w:rPrChange w:id="140" w:author="Ricardo Jesús Leguizamón Acosta" w:date="2025-09-21T21:55:00Z" w16du:dateUtc="2025-09-22T00:55:00Z">
+            <w:rPr/>
+          </w:rPrChange>
         </w:rPr>
         <w:lastRenderedPageBreak/>
-        <w:t>Contenido</w:t>
-      </w:r>
-      <w:proofErr w:type="spellEnd"/>
-      <w:r>
-        <w:rPr>
-          <w:lang w:val="en-US"/>
-        </w:rPr>
-        <w:t xml:space="preserve"> </w:t>
-      </w:r>
-    </w:p>
-    <w:p>
-      <w:pPr>
-        <w:rPr>
-          <w:lang w:val="en-US"/>
-        </w:rPr>
-      </w:pPr>
-      <w:r>
-        <w:rPr>
-          <w:lang w:val="en-US"/>
-        </w:rPr>
-        <w:br w:type="page"/>
-      </w:r>
-    </w:p>
-    <w:p>
-      <w:pPr>
-        <w:rPr>
-          <w:lang w:val="en-US"/>
-        </w:rPr>
-      </w:pPr>
-    </w:p>
-    <w:p>
-      <w:pPr>
-        <w:rPr>
-          <w:lang w:val="en-US"/>
-        </w:rPr>
-      </w:pPr>
-    </w:p>
-    <w:p>
-      <w:pPr>
-        <w:rPr>
-          <w:lang w:val="en-US"/>
-        </w:rPr>
-      </w:pPr>
-      <w:r>
-        <w:rPr>
-          <w:lang w:val="en-US"/>
-        </w:rPr>
-        <w:t xml:space="preserve">Lista de </w:t>
-      </w:r>
-      <w:proofErr w:type="spellStart"/>
-      <w:r>
-        <w:rPr>
-          <w:lang w:val="en-US"/>
-        </w:rPr>
-        <w:t>tablas</w:t>
-      </w:r>
-      <w:proofErr w:type="spellEnd"/>
-    </w:p>
-    <w:p>
-      <w:pPr>
-        <w:rPr>
-          <w:lang w:val="en-US"/>
-        </w:rPr>
-      </w:pPr>
-      <w:r>
-        <w:rPr>
-          <w:lang w:val="en-US"/>
-        </w:rPr>
-        <w:br w:type="page"/>
-      </w:r>
-    </w:p>
-    <w:p>
-      <w:pPr>
-        <w:rPr>
-          <w:lang w:val="en-US"/>
-        </w:rPr>
-      </w:pPr>
-      <w:r>
-        <w:rPr>
-          <w:lang w:val="en-US"/>
-        </w:rPr>
-        <w:lastRenderedPageBreak/>
-        <w:t xml:space="preserve">Lista de </w:t>
-      </w:r>
-      <w:proofErr w:type="spellStart"/>
-      <w:r>
-        <w:rPr>
-          <w:lang w:val="en-US"/>
-        </w:rPr>
-        <w:t>Figuras</w:t>
-      </w:r>
-      <w:proofErr w:type="spellEnd"/>
-    </w:p>
-    <w:p>
-      <w:pPr>
-        <w:rPr>
-          <w:lang w:val="en-US"/>
-        </w:rPr>
-      </w:pPr>
-      <w:r>
-        <w:rPr>
-          <w:lang w:val="en-US"/>
+        <w:t>Lista de Figuras</w:t>
+      </w:r>
+    </w:p>
+    <w:p>
+      <w:pPr>
+        <w:rPr>
+          <w:b/>
+          <w:bCs/>
+          <w:rPrChange w:id="141" w:author="Ricardo Jesús Leguizamón Acosta" w:date="2025-09-21T21:55:00Z" w16du:dateUtc="2025-09-22T00:55:00Z">
+            <w:rPr/>
+          </w:rPrChange>
+        </w:rPr>
+      </w:pPr>
+      <w:r>
+        <w:rPr>
+          <w:b/>
+          <w:bCs/>
+          <w:rPrChange w:id="142" w:author="Ricardo Jesús Leguizamón Acosta" w:date="2025-09-21T21:55:00Z" w16du:dateUtc="2025-09-22T00:55:00Z">
+            <w:rPr/>
+          </w:rPrChange>
         </w:rPr>
         <w:br w:type="page"/>
       </w:r>
@@ -1126,7 +1949,23 @@
       </w:r>
     </w:p>
     <w:p>
-      <w:r>
+      <w:pPr>
+        <w:rPr>
+          <w:b/>
+          <w:bCs/>
+          <w:rPrChange w:id="143" w:author="Ricardo Jesús Leguizamón Acosta" w:date="2025-09-21T21:55:00Z" w16du:dateUtc="2025-09-22T00:55:00Z">
+            <w:rPr/>
+          </w:rPrChange>
+        </w:rPr>
+      </w:pPr>
+      <w:r>
+        <w:rPr>
+          <w:b/>
+          <w:bCs/>
+          <w:rPrChange w:id="144" w:author="Ricardo Jesús Leguizamón Acosta" w:date="2025-09-21T21:55:00Z" w16du:dateUtc="2025-09-22T00:55:00Z">
+            <w:rPr/>
+          </w:rPrChange>
+        </w:rPr>
         <w:br w:type="page"/>
       </w:r>
     </w:p>
@@ -1142,7 +1981,7 @@
           <w:bCs/>
         </w:rPr>
       </w:pPr>
-      <w:bookmarkStart w:id="0" w:name="_Toc179398016"/>
+      <w:bookmarkStart w:id="145" w:name="_Toc179398016"/>
       <w:r>
         <w:rPr>
           <w:b/>
@@ -1151,10 +1990,26 @@
         <w:lastRenderedPageBreak/>
         <w:t>INTRODUCCIÓN</w:t>
       </w:r>
-      <w:bookmarkEnd w:id="0"/>
-    </w:p>
-    <w:p>
-      <w:r>
+      <w:bookmarkEnd w:id="145"/>
+    </w:p>
+    <w:p>
+      <w:pPr>
+        <w:rPr>
+          <w:b/>
+          <w:bCs/>
+          <w:rPrChange w:id="146" w:author="Ricardo Jesús Leguizamón Acosta" w:date="2025-09-21T21:55:00Z" w16du:dateUtc="2025-09-22T00:55:00Z">
+            <w:rPr/>
+          </w:rPrChange>
+        </w:rPr>
+      </w:pPr>
+      <w:r>
+        <w:rPr>
+          <w:b/>
+          <w:bCs/>
+          <w:rPrChange w:id="147" w:author="Ricardo Jesús Leguizamón Acosta" w:date="2025-09-21T21:55:00Z" w16du:dateUtc="2025-09-22T00:55:00Z">
+            <w:rPr/>
+          </w:rPrChange>
+        </w:rPr>
         <w:t xml:space="preserve">La caracterización precisa de compuestos farmacéuticos es un desafío constante en investigación y desarrollo, especialmente cuando se busca garantizar la calidad, autenticidad y eficacia de los productos. Entre las técnicas vibracionales más utilizadas se encuentran la </w:t>
       </w:r>
       <w:r>
@@ -1165,6 +2020,13 @@
         <w:t>Espectroscopía Infrarroja por Transformada de Fourier (FTIR)</w:t>
       </w:r>
       <w:r>
+        <w:rPr>
+          <w:b/>
+          <w:bCs/>
+          <w:rPrChange w:id="148" w:author="Ricardo Jesús Leguizamón Acosta" w:date="2025-09-21T21:55:00Z" w16du:dateUtc="2025-09-22T00:55:00Z">
+            <w:rPr/>
+          </w:rPrChange>
+        </w:rPr>
         <w:t xml:space="preserve"> y la </w:t>
       </w:r>
       <w:r>
@@ -1175,6 +2037,13 @@
         <w:t>Espectroscopía Raman</w:t>
       </w:r>
       <w:r>
+        <w:rPr>
+          <w:b/>
+          <w:bCs/>
+          <w:rPrChange w:id="149" w:author="Ricardo Jesús Leguizamón Acosta" w:date="2025-09-21T21:55:00Z" w16du:dateUtc="2025-09-22T00:55:00Z">
+            <w:rPr/>
+          </w:rPrChange>
+        </w:rPr>
         <w:t xml:space="preserve">, que permiten obtener información estructural y composicional de las muestras. Ambas técnicas son </w:t>
       </w:r>
       <w:r>
@@ -1185,11 +2054,34 @@
         <w:t>complementarias</w:t>
       </w:r>
       <w:r>
+        <w:rPr>
+          <w:b/>
+          <w:bCs/>
+          <w:rPrChange w:id="150" w:author="Ricardo Jesús Leguizamón Acosta" w:date="2025-09-21T21:55:00Z" w16du:dateUtc="2025-09-22T00:55:00Z">
+            <w:rPr/>
+          </w:rPrChange>
+        </w:rPr>
         <w:t>: mientras que FTIR es sensible a vibraciones polares y presenta limitaciones frente a la presencia de agua, Raman ofrece alta especificidad y menor interferencia de este solvente, lo que las convierte en herramientas ideales para su uso conjunto en la caracterización de matrices complejas.</w:t>
       </w:r>
     </w:p>
     <w:p>
-      <w:r>
+      <w:pPr>
+        <w:rPr>
+          <w:b/>
+          <w:bCs/>
+          <w:rPrChange w:id="151" w:author="Ricardo Jesús Leguizamón Acosta" w:date="2025-09-21T21:55:00Z" w16du:dateUtc="2025-09-22T00:55:00Z">
+            <w:rPr/>
+          </w:rPrChange>
+        </w:rPr>
+      </w:pPr>
+      <w:r>
+        <w:rPr>
+          <w:b/>
+          <w:bCs/>
+          <w:rPrChange w:id="152" w:author="Ricardo Jesús Leguizamón Acosta" w:date="2025-09-21T21:55:00Z" w16du:dateUtc="2025-09-22T00:55:00Z">
+            <w:rPr/>
+          </w:rPrChange>
+        </w:rPr>
         <w:t xml:space="preserve">En este contexto surge la </w:t>
       </w:r>
       <w:r>
@@ -1200,25 +2092,55 @@
         <w:t>fusión de datos</w:t>
       </w:r>
       <w:r>
+        <w:rPr>
+          <w:b/>
+          <w:bCs/>
+          <w:rPrChange w:id="153" w:author="Ricardo Jesús Leguizamón Acosta" w:date="2025-09-21T21:55:00Z" w16du:dateUtc="2025-09-22T00:55:00Z">
+            <w:rPr/>
+          </w:rPrChange>
+        </w:rPr>
         <w:t xml:space="preserve"> (</w:t>
       </w:r>
       <w:r>
         <w:rPr>
+          <w:b/>
+          <w:bCs/>
           <w:i/>
           <w:iCs/>
+          <w:rPrChange w:id="154" w:author="Ricardo Jesús Leguizamón Acosta" w:date="2025-09-21T21:55:00Z" w16du:dateUtc="2025-09-22T00:55:00Z">
+            <w:rPr>
+              <w:i/>
+              <w:iCs/>
+            </w:rPr>
+          </w:rPrChange>
         </w:rPr>
         <w:t xml:space="preserve">data </w:t>
       </w:r>
       <w:proofErr w:type="spellStart"/>
       <w:r>
         <w:rPr>
+          <w:b/>
+          <w:bCs/>
           <w:i/>
           <w:iCs/>
+          <w:rPrChange w:id="155" w:author="Ricardo Jesús Leguizamón Acosta" w:date="2025-09-21T21:55:00Z" w16du:dateUtc="2025-09-22T00:55:00Z">
+            <w:rPr>
+              <w:i/>
+              <w:iCs/>
+            </w:rPr>
+          </w:rPrChange>
         </w:rPr>
         <w:t>fusion</w:t>
       </w:r>
       <w:proofErr w:type="spellEnd"/>
       <w:r>
+        <w:rPr>
+          <w:b/>
+          <w:bCs/>
+          <w:rPrChange w:id="156" w:author="Ricardo Jesús Leguizamón Acosta" w:date="2025-09-21T21:55:00Z" w16du:dateUtc="2025-09-22T00:55:00Z">
+            <w:rPr/>
+          </w:rPrChange>
+        </w:rPr>
         <w:t xml:space="preserve">), entendida como el proceso de combinar información proveniente de múltiples fuentes con el fin de aumentar la </w:t>
       </w:r>
       <w:r>
@@ -1229,14 +2151,35 @@
         <w:t>precisión, exactitud y robustez</w:t>
       </w:r>
       <w:r>
+        <w:rPr>
+          <w:b/>
+          <w:bCs/>
+          <w:rPrChange w:id="157" w:author="Ricardo Jesús Leguizamón Acosta" w:date="2025-09-21T21:55:00Z" w16du:dateUtc="2025-09-22T00:55:00Z">
+            <w:rPr/>
+          </w:rPrChange>
+        </w:rPr>
         <w:t xml:space="preserve"> de los modelos predictivos. Diversos estudios han demostrado que la integración de técnicas espectroscópicas proporciona un mayor poder discriminante y mejora el rendimiento de modelos de clasificación y regresión respecto al análisis individual de cada técnica. En la industria alimentaria, por ejemplo, se ha reportado que en más del 80% de los trabajos analizados, la fusión de datos mejoró significativamente los resultados obtenidos [</w:t>
       </w:r>
       <w:proofErr w:type="spellStart"/>
       <w:r>
+        <w:rPr>
+          <w:b/>
+          <w:bCs/>
+          <w:rPrChange w:id="158" w:author="Ricardo Jesús Leguizamón Acosta" w:date="2025-09-21T21:55:00Z" w16du:dateUtc="2025-09-22T00:55:00Z">
+            <w:rPr/>
+          </w:rPrChange>
+        </w:rPr>
         <w:t>Ref</w:t>
       </w:r>
       <w:proofErr w:type="spellEnd"/>
       <w:r>
+        <w:rPr>
+          <w:b/>
+          <w:bCs/>
+          <w:rPrChange w:id="159" w:author="Ricardo Jesús Leguizamón Acosta" w:date="2025-09-21T21:55:00Z" w16du:dateUtc="2025-09-22T00:55:00Z">
+            <w:rPr/>
+          </w:rPrChange>
+        </w:rPr>
         <w:t xml:space="preserve">]. Este enfoque ha sido aplicado con éxito en áreas como </w:t>
       </w:r>
       <w:r>
@@ -1247,19 +2190,56 @@
         <w:t>sensores electrónicos, control de calidad de alimentos, metabolómica y aplicaciones clínicas</w:t>
       </w:r>
       <w:r>
+        <w:rPr>
+          <w:b/>
+          <w:bCs/>
+          <w:rPrChange w:id="160" w:author="Ricardo Jesús Leguizamón Acosta" w:date="2025-09-21T21:55:00Z" w16du:dateUtc="2025-09-22T00:55:00Z">
+            <w:rPr/>
+          </w:rPrChange>
+        </w:rPr>
         <w:t>, consolidándose como una estrategia transversal en diferentes disciplinas.</w:t>
       </w:r>
     </w:p>
     <w:p>
-      <w:r>
+      <w:pPr>
+        <w:rPr>
+          <w:b/>
+          <w:bCs/>
+          <w:rPrChange w:id="161" w:author="Ricardo Jesús Leguizamón Acosta" w:date="2025-09-21T21:55:00Z" w16du:dateUtc="2025-09-22T00:55:00Z">
+            <w:rPr/>
+          </w:rPrChange>
+        </w:rPr>
+      </w:pPr>
+      <w:r>
+        <w:rPr>
+          <w:b/>
+          <w:bCs/>
+          <w:rPrChange w:id="162" w:author="Ricardo Jesús Leguizamón Acosta" w:date="2025-09-21T21:55:00Z" w16du:dateUtc="2025-09-22T00:55:00Z">
+            <w:rPr/>
+          </w:rPrChange>
+        </w:rPr>
         <w:t>Las técnicas de fusión se clasifican en tres niveles principales [</w:t>
       </w:r>
       <w:proofErr w:type="spellStart"/>
       <w:r>
+        <w:rPr>
+          <w:b/>
+          <w:bCs/>
+          <w:rPrChange w:id="163" w:author="Ricardo Jesús Leguizamón Acosta" w:date="2025-09-21T21:55:00Z" w16du:dateUtc="2025-09-22T00:55:00Z">
+            <w:rPr/>
+          </w:rPrChange>
+        </w:rPr>
         <w:t>Ref</w:t>
       </w:r>
       <w:proofErr w:type="spellEnd"/>
       <w:r>
+        <w:rPr>
+          <w:b/>
+          <w:bCs/>
+          <w:rPrChange w:id="164" w:author="Ricardo Jesús Leguizamón Acosta" w:date="2025-09-21T21:55:00Z" w16du:dateUtc="2025-09-22T00:55:00Z">
+            <w:rPr/>
+          </w:rPrChange>
+        </w:rPr>
         <w:t>]:</w:t>
       </w:r>
     </w:p>
@@ -1269,6 +2249,13 @@
           <w:ilvl w:val="0"/>
           <w:numId w:val="1"/>
         </w:numPr>
+        <w:rPr>
+          <w:b/>
+          <w:bCs/>
+          <w:rPrChange w:id="165" w:author="Ricardo Jesús Leguizamón Acosta" w:date="2025-09-21T21:55:00Z" w16du:dateUtc="2025-09-22T00:55:00Z">
+            <w:rPr/>
+          </w:rPrChange>
+        </w:rPr>
       </w:pPr>
       <w:r>
         <w:rPr>
@@ -1310,6 +2297,13 @@
         <w:t xml:space="preserve"> (LLDF):</w:t>
       </w:r>
       <w:r>
+        <w:rPr>
+          <w:b/>
+          <w:bCs/>
+          <w:rPrChange w:id="166" w:author="Ricardo Jesús Leguizamón Acosta" w:date="2025-09-21T21:55:00Z" w16du:dateUtc="2025-09-22T00:55:00Z">
+            <w:rPr/>
+          </w:rPrChange>
+        </w:rPr>
         <w:t xml:space="preserve"> consiste en la </w:t>
       </w:r>
       <w:r>
@@ -1320,6 +2314,13 @@
         <w:t>concatenación directa de los conjuntos de datos preprocesados</w:t>
       </w:r>
       <w:r>
+        <w:rPr>
+          <w:b/>
+          <w:bCs/>
+          <w:rPrChange w:id="167" w:author="Ricardo Jesús Leguizamón Acosta" w:date="2025-09-21T21:55:00Z" w16du:dateUtc="2025-09-22T00:55:00Z">
+            <w:rPr/>
+          </w:rPrChange>
+        </w:rPr>
         <w:t xml:space="preserve">, generando una matriz ampliada sobre la cual se aplican métodos de análisis multivariado. Es un método simple y conceptualmente directo, aunque requiere un adecuado </w:t>
       </w:r>
       <w:r>
@@ -1330,6 +2331,13 @@
         <w:t>escalado y normalización</w:t>
       </w:r>
       <w:r>
+        <w:rPr>
+          <w:b/>
+          <w:bCs/>
+          <w:rPrChange w:id="168" w:author="Ricardo Jesús Leguizamón Acosta" w:date="2025-09-21T21:55:00Z" w16du:dateUtc="2025-09-22T00:55:00Z">
+            <w:rPr/>
+          </w:rPrChange>
+        </w:rPr>
         <w:t xml:space="preserve"> para evitar la dominancia de un bloque de datos sobre otro. También puede beneficiarse de técnicas de selección o reducción de variables para disminuir redundancias y tiempos de cómputo. Ejemplos incluyen el trabajo de Gonçalves et al. (2020), donde se integraron resultados fisicoquímicos, espectros UV-vis y NIR mediante normalización individual y preprocesamiento diferenciado.</w:t>
       </w:r>
     </w:p>
@@ -1339,6 +2347,13 @@
           <w:ilvl w:val="0"/>
           <w:numId w:val="1"/>
         </w:numPr>
+        <w:rPr>
+          <w:b/>
+          <w:bCs/>
+          <w:rPrChange w:id="169" w:author="Ricardo Jesús Leguizamón Acosta" w:date="2025-09-21T21:55:00Z" w16du:dateUtc="2025-09-22T00:55:00Z">
+            <w:rPr/>
+          </w:rPrChange>
+        </w:rPr>
       </w:pPr>
       <w:proofErr w:type="spellStart"/>
       <w:r>
@@ -1373,6 +2388,13 @@
         <w:t xml:space="preserve"> (MLDF):</w:t>
       </w:r>
       <w:r>
+        <w:rPr>
+          <w:b/>
+          <w:bCs/>
+          <w:rPrChange w:id="170" w:author="Ricardo Jesús Leguizamón Acosta" w:date="2025-09-21T21:55:00Z" w16du:dateUtc="2025-09-22T00:55:00Z">
+            <w:rPr/>
+          </w:rPrChange>
+        </w:rPr>
         <w:t xml:space="preserve"> integra las </w:t>
       </w:r>
       <w:r>
@@ -1383,22 +2405,68 @@
         <w:t>características extraídas</w:t>
       </w:r>
       <w:r>
+        <w:rPr>
+          <w:b/>
+          <w:bCs/>
+          <w:rPrChange w:id="171" w:author="Ricardo Jesús Leguizamón Acosta" w:date="2025-09-21T21:55:00Z" w16du:dateUtc="2025-09-22T00:55:00Z">
+            <w:rPr/>
+          </w:rPrChange>
+        </w:rPr>
         <w:t xml:space="preserve"> de cada </w:t>
       </w:r>
       <w:proofErr w:type="spellStart"/>
       <w:r>
+        <w:rPr>
+          <w:b/>
+          <w:bCs/>
+          <w:rPrChange w:id="172" w:author="Ricardo Jesús Leguizamón Acosta" w:date="2025-09-21T21:55:00Z" w16du:dateUtc="2025-09-22T00:55:00Z">
+            <w:rPr/>
+          </w:rPrChange>
+        </w:rPr>
         <w:t>dataset</w:t>
       </w:r>
       <w:proofErr w:type="spellEnd"/>
       <w:r>
-        <w:t>, como vectores principales (PCA) o variables latentes (PLS), que luego son concatenadas en un único espacio de características. Este nivel reduce la dimensionalidad y el ruido, además de disminuir la carga computacional. En estudios clínicos con FTIR y Raman, se ha demostrado que MLDF supera a LLDF en precisión, al eliminar información irrelevante y retener únicamente las variables más informativas [</w:t>
+        <w:rPr>
+          <w:b/>
+          <w:bCs/>
+          <w:rPrChange w:id="173" w:author="Ricardo Jesús Leguizamón Acosta" w:date="2025-09-21T21:55:00Z" w16du:dateUtc="2025-09-22T00:55:00Z">
+            <w:rPr/>
+          </w:rPrChange>
+        </w:rPr>
+        <w:t xml:space="preserve">, como vectores principales (PCA) o variables latentes (PLS), que luego son concatenadas en un único espacio de </w:t>
+      </w:r>
+      <w:r>
+        <w:rPr>
+          <w:b/>
+          <w:bCs/>
+          <w:rPrChange w:id="174" w:author="Ricardo Jesús Leguizamón Acosta" w:date="2025-09-21T21:55:00Z" w16du:dateUtc="2025-09-22T00:55:00Z">
+            <w:rPr/>
+          </w:rPrChange>
+        </w:rPr>
+        <w:lastRenderedPageBreak/>
+        <w:t>características. Este nivel reduce la dimensionalidad y el ruido, además de disminuir la carga computacional. En estudios clínicos con FTIR y Raman, se ha demostrado que MLDF supera a LLDF en precisión, al eliminar información irrelevante y retener únicamente las variables más informativas [</w:t>
       </w:r>
       <w:proofErr w:type="spellStart"/>
       <w:r>
+        <w:rPr>
+          <w:b/>
+          <w:bCs/>
+          <w:rPrChange w:id="175" w:author="Ricardo Jesús Leguizamón Acosta" w:date="2025-09-21T21:55:00Z" w16du:dateUtc="2025-09-22T00:55:00Z">
+            <w:rPr/>
+          </w:rPrChange>
+        </w:rPr>
         <w:t>Ref</w:t>
       </w:r>
       <w:proofErr w:type="spellEnd"/>
       <w:r>
+        <w:rPr>
+          <w:b/>
+          <w:bCs/>
+          <w:rPrChange w:id="176" w:author="Ricardo Jesús Leguizamón Acosta" w:date="2025-09-21T21:55:00Z" w16du:dateUtc="2025-09-22T00:55:00Z">
+            <w:rPr/>
+          </w:rPrChange>
+        </w:rPr>
         <w:t>].</w:t>
       </w:r>
     </w:p>
@@ -1408,13 +2476,19 @@
           <w:ilvl w:val="0"/>
           <w:numId w:val="1"/>
         </w:numPr>
-      </w:pPr>
-      <w:r>
-        <w:rPr>
-          <w:b/>
-          <w:bCs/>
-        </w:rPr>
-        <w:lastRenderedPageBreak/>
+        <w:rPr>
+          <w:b/>
+          <w:bCs/>
+          <w:rPrChange w:id="177" w:author="Ricardo Jesús Leguizamón Acosta" w:date="2025-09-21T21:55:00Z" w16du:dateUtc="2025-09-22T00:55:00Z">
+            <w:rPr/>
+          </w:rPrChange>
+        </w:rPr>
+      </w:pPr>
+      <w:r>
+        <w:rPr>
+          <w:b/>
+          <w:bCs/>
+        </w:rPr>
         <w:t>High-</w:t>
       </w:r>
       <w:proofErr w:type="spellStart"/>
@@ -1450,6 +2524,13 @@
         <w:t xml:space="preserve"> (HLDF):</w:t>
       </w:r>
       <w:r>
+        <w:rPr>
+          <w:b/>
+          <w:bCs/>
+          <w:rPrChange w:id="178" w:author="Ricardo Jesús Leguizamón Acosta" w:date="2025-09-21T21:55:00Z" w16du:dateUtc="2025-09-22T00:55:00Z">
+            <w:rPr/>
+          </w:rPrChange>
+        </w:rPr>
         <w:t xml:space="preserve"> combina directamente las </w:t>
       </w:r>
       <w:r>
@@ -1460,11 +2541,34 @@
         <w:t>decisiones o predicciones</w:t>
       </w:r>
       <w:r>
+        <w:rPr>
+          <w:b/>
+          <w:bCs/>
+          <w:rPrChange w:id="179" w:author="Ricardo Jesús Leguizamón Acosta" w:date="2025-09-21T21:55:00Z" w16du:dateUtc="2025-09-22T00:55:00Z">
+            <w:rPr/>
+          </w:rPrChange>
+        </w:rPr>
         <w:t xml:space="preserve"> obtenidas de cada técnica mediante estrategias de votación, operadores difusos o modelos probabilísticos. Aunque más complejo, este enfoque permite integrar la complementariedad de modelos independientes y ha mostrado buenos resultados en problemas de clasificación con múltiples fuentes de datos.</w:t>
       </w:r>
     </w:p>
     <w:p>
-      <w:r>
+      <w:pPr>
+        <w:rPr>
+          <w:b/>
+          <w:bCs/>
+          <w:rPrChange w:id="180" w:author="Ricardo Jesús Leguizamón Acosta" w:date="2025-09-21T21:55:00Z" w16du:dateUtc="2025-09-22T00:55:00Z">
+            <w:rPr/>
+          </w:rPrChange>
+        </w:rPr>
+      </w:pPr>
+      <w:r>
+        <w:rPr>
+          <w:b/>
+          <w:bCs/>
+          <w:rPrChange w:id="181" w:author="Ricardo Jesús Leguizamón Acosta" w:date="2025-09-21T21:55:00Z" w16du:dateUtc="2025-09-22T00:55:00Z">
+            <w:rPr/>
+          </w:rPrChange>
+        </w:rPr>
         <w:t xml:space="preserve">La importancia del </w:t>
       </w:r>
       <w:r>
@@ -1475,6 +2579,13 @@
         <w:t>preprocesamiento</w:t>
       </w:r>
       <w:r>
+        <w:rPr>
+          <w:b/>
+          <w:bCs/>
+          <w:rPrChange w:id="182" w:author="Ricardo Jesús Leguizamón Acosta" w:date="2025-09-21T21:55:00Z" w16du:dateUtc="2025-09-22T00:55:00Z">
+            <w:rPr/>
+          </w:rPrChange>
+        </w:rPr>
         <w:t xml:space="preserve"> es transversal a todos los niveles de fusión. Métodos como </w:t>
       </w:r>
       <w:r>
@@ -1533,6 +2644,13 @@
         <w:t xml:space="preserve"> o SNV</w:t>
       </w:r>
       <w:r>
+        <w:rPr>
+          <w:b/>
+          <w:bCs/>
+          <w:rPrChange w:id="183" w:author="Ricardo Jesús Leguizamón Acosta" w:date="2025-09-21T21:55:00Z" w16du:dateUtc="2025-09-22T00:55:00Z">
+            <w:rPr/>
+          </w:rPrChange>
+        </w:rPr>
         <w:t xml:space="preserve"> son fundamentales para reducir ruido, corregir desplazamientos y equilibrar la escala de las variables. Además, la aplicación de técnicas avanzadas como </w:t>
       </w:r>
       <w:r>
@@ -1543,6 +2661,13 @@
         <w:t>SO-PLS</w:t>
       </w:r>
       <w:r>
+        <w:rPr>
+          <w:b/>
+          <w:bCs/>
+          <w:rPrChange w:id="184" w:author="Ricardo Jesús Leguizamón Acosta" w:date="2025-09-21T21:55:00Z" w16du:dateUtc="2025-09-22T00:55:00Z">
+            <w:rPr/>
+          </w:rPrChange>
+        </w:rPr>
         <w:t xml:space="preserve"> y </w:t>
       </w:r>
       <w:r>
@@ -1553,11 +2678,34 @@
         <w:t>PO-PLS</w:t>
       </w:r>
       <w:r>
+        <w:rPr>
+          <w:b/>
+          <w:bCs/>
+          <w:rPrChange w:id="185" w:author="Ricardo Jesús Leguizamón Acosta" w:date="2025-09-21T21:55:00Z" w16du:dateUtc="2025-09-22T00:55:00Z">
+            <w:rPr/>
+          </w:rPrChange>
+        </w:rPr>
         <w:t xml:space="preserve"> ha demostrado ser útil para tratar con bloques de datos heterogéneos en magnitud y dimensionalidad.</w:t>
       </w:r>
     </w:p>
     <w:p>
-      <w:r>
+      <w:pPr>
+        <w:rPr>
+          <w:b/>
+          <w:bCs/>
+          <w:rPrChange w:id="186" w:author="Ricardo Jesús Leguizamón Acosta" w:date="2025-09-21T21:55:00Z" w16du:dateUtc="2025-09-22T00:55:00Z">
+            <w:rPr/>
+          </w:rPrChange>
+        </w:rPr>
+      </w:pPr>
+      <w:r>
+        <w:rPr>
+          <w:b/>
+          <w:bCs/>
+          <w:rPrChange w:id="187" w:author="Ricardo Jesús Leguizamón Acosta" w:date="2025-09-21T21:55:00Z" w16du:dateUtc="2025-09-22T00:55:00Z">
+            <w:rPr/>
+          </w:rPrChange>
+        </w:rPr>
         <w:t xml:space="preserve">Dentro de esta línea, la </w:t>
       </w:r>
       <w:r>
@@ -1568,6 +2716,13 @@
         <w:t>combinación FTIR + Raman</w:t>
       </w:r>
       <w:r>
+        <w:rPr>
+          <w:b/>
+          <w:bCs/>
+          <w:rPrChange w:id="188" w:author="Ricardo Jesús Leguizamón Acosta" w:date="2025-09-21T21:55:00Z" w16du:dateUtc="2025-09-22T00:55:00Z">
+            <w:rPr/>
+          </w:rPrChange>
+        </w:rPr>
         <w:t xml:space="preserve"> se ha convertido en una de las estrategias más exploradas en la literatura reciente. Azcarate et al. (2021) reportan que, en el ámbito clínico, la integración de estas dos técnicas mediante LLDF o MLDF permitió mejorar tanto la </w:t>
       </w:r>
       <w:r>
@@ -1578,6 +2733,13 @@
         <w:t>capacidad de clasificación</w:t>
       </w:r>
       <w:r>
+        <w:rPr>
+          <w:b/>
+          <w:bCs/>
+          <w:rPrChange w:id="189" w:author="Ricardo Jesús Leguizamón Acosta" w:date="2025-09-21T21:55:00Z" w16du:dateUtc="2025-09-22T00:55:00Z">
+            <w:rPr/>
+          </w:rPrChange>
+        </w:rPr>
         <w:t xml:space="preserve"> como los modelos de </w:t>
       </w:r>
       <w:r>
@@ -1588,11 +2750,34 @@
         <w:t>regresión</w:t>
       </w:r>
       <w:r>
+        <w:rPr>
+          <w:b/>
+          <w:bCs/>
+          <w:rPrChange w:id="190" w:author="Ricardo Jesús Leguizamón Acosta" w:date="2025-09-21T21:55:00Z" w16du:dateUtc="2025-09-22T00:55:00Z">
+            <w:rPr/>
+          </w:rPrChange>
+        </w:rPr>
         <w:t>, siendo MLDF el enfoque más robusto frente a la variabilidad de los datos. Estos resultados refuerzan la relevancia de aplicar esquemas de fusión espectral en contextos donde la discriminación precisa entre compuestos es crítica.</w:t>
       </w:r>
     </w:p>
     <w:p>
-      <w:r>
+      <w:pPr>
+        <w:rPr>
+          <w:b/>
+          <w:bCs/>
+          <w:rPrChange w:id="191" w:author="Ricardo Jesús Leguizamón Acosta" w:date="2025-09-21T21:55:00Z" w16du:dateUtc="2025-09-22T00:55:00Z">
+            <w:rPr/>
+          </w:rPrChange>
+        </w:rPr>
+      </w:pPr>
+      <w:r>
+        <w:rPr>
+          <w:b/>
+          <w:bCs/>
+          <w:rPrChange w:id="192" w:author="Ricardo Jesús Leguizamón Acosta" w:date="2025-09-21T21:55:00Z" w16du:dateUtc="2025-09-22T00:55:00Z">
+            <w:rPr/>
+          </w:rPrChange>
+        </w:rPr>
         <w:t xml:space="preserve">En este marco, la presente tesis propone el desarrollo de </w:t>
       </w:r>
       <w:proofErr w:type="spellStart"/>
@@ -1605,6 +2790,13 @@
       </w:r>
       <w:proofErr w:type="spellEnd"/>
       <w:r>
+        <w:rPr>
+          <w:b/>
+          <w:bCs/>
+          <w:rPrChange w:id="193" w:author="Ricardo Jesús Leguizamón Acosta" w:date="2025-09-21T21:55:00Z" w16du:dateUtc="2025-09-22T00:55:00Z">
+            <w:rPr/>
+          </w:rPrChange>
+        </w:rPr>
         <w:t xml:space="preserve">, una herramienta computacional diseñada para la </w:t>
       </w:r>
       <w:r>
@@ -1615,6 +2807,13 @@
         <w:t>visualización, preprocesamiento y fusión de datos espectroscópicos FTIR y Raman</w:t>
       </w:r>
       <w:r>
+        <w:rPr>
+          <w:b/>
+          <w:bCs/>
+          <w:rPrChange w:id="194" w:author="Ricardo Jesús Leguizamón Acosta" w:date="2025-09-21T21:55:00Z" w16du:dateUtc="2025-09-22T00:55:00Z">
+            <w:rPr/>
+          </w:rPrChange>
+        </w:rPr>
         <w:t xml:space="preserve">, con énfasis en el análisis multivariado de muestras de analgésicos. La aplicación implementa funcionalidades de procesamiento espectral, reducción de dimensionalidad (PCA, t-SNE) y análisis jerárquico (HCA), junto con estrategias de fusión a nivel bajo y medio. Con ello se busca demostrar que la integración de técnicas espectroscópicas, apoyada en herramientas informáticas, puede </w:t>
       </w:r>
       <w:r>
@@ -1625,11 +2824,34 @@
         <w:t>fortalecer la caracterización y diferenciación de fármacos</w:t>
       </w:r>
       <w:r>
+        <w:rPr>
+          <w:b/>
+          <w:bCs/>
+          <w:rPrChange w:id="195" w:author="Ricardo Jesús Leguizamón Acosta" w:date="2025-09-21T21:55:00Z" w16du:dateUtc="2025-09-22T00:55:00Z">
+            <w:rPr/>
+          </w:rPrChange>
+        </w:rPr>
         <w:t>, aportando un recurso innovador en la intersección entre la ingeniería en informática, la ciencia de materiales y las aplicaciones farmacéuticas.</w:t>
       </w:r>
     </w:p>
     <w:p>
-      <w:r>
+      <w:pPr>
+        <w:rPr>
+          <w:b/>
+          <w:bCs/>
+          <w:rPrChange w:id="196" w:author="Ricardo Jesús Leguizamón Acosta" w:date="2025-09-21T21:55:00Z" w16du:dateUtc="2025-09-22T00:55:00Z">
+            <w:rPr/>
+          </w:rPrChange>
+        </w:rPr>
+      </w:pPr>
+      <w:r>
+        <w:rPr>
+          <w:b/>
+          <w:bCs/>
+          <w:rPrChange w:id="197" w:author="Ricardo Jesús Leguizamón Acosta" w:date="2025-09-21T21:55:00Z" w16du:dateUtc="2025-09-22T00:55:00Z">
+            <w:rPr/>
+          </w:rPrChange>
+        </w:rPr>
         <w:br w:type="page"/>
       </w:r>
     </w:p>
@@ -1640,10 +2862,138 @@
           <w:ilvl w:val="1"/>
           <w:numId w:val="2"/>
         </w:numPr>
-      </w:pPr>
-      <w:r>
+        <w:rPr>
+          <w:b/>
+          <w:bCs/>
+          <w:rPrChange w:id="198" w:author="Ricardo Jesús Leguizamón Acosta" w:date="2025-09-21T21:55:00Z" w16du:dateUtc="2025-09-22T00:55:00Z">
+            <w:rPr/>
+          </w:rPrChange>
+        </w:rPr>
+      </w:pPr>
+      <w:r>
+        <w:rPr>
+          <w:b/>
+          <w:bCs/>
+        </w:rPr>
         <w:lastRenderedPageBreak/>
         <w:t>Objetivos</w:t>
+      </w:r>
+    </w:p>
+    <w:p>
+      <w:pPr>
+        <w:ind w:left="360"/>
+        <w:rPr>
+          <w:b/>
+          <w:bCs/>
+          <w:rPrChange w:id="199" w:author="Ricardo Jesús Leguizamón Acosta" w:date="2025-09-21T21:55:00Z" w16du:dateUtc="2025-09-22T00:55:00Z">
+            <w:rPr/>
+          </w:rPrChange>
+        </w:rPr>
+      </w:pPr>
+      <w:r>
+        <w:rPr>
+          <w:b/>
+          <w:bCs/>
+        </w:rPr>
+        <w:t xml:space="preserve">1.1.1 </w:t>
+      </w:r>
+      <w:r>
+        <w:rPr>
+          <w:b/>
+          <w:bCs/>
+        </w:rPr>
+        <w:t>Objetivo General</w:t>
+      </w:r>
+      <w:r>
+        <w:rPr>
+          <w:b/>
+          <w:bCs/>
+          <w:rPrChange w:id="200" w:author="Ricardo Jesús Leguizamón Acosta" w:date="2025-09-21T21:55:00Z" w16du:dateUtc="2025-09-22T00:55:00Z">
+            <w:rPr/>
+          </w:rPrChange>
+        </w:rPr>
+        <w:br/>
+        <w:t xml:space="preserve">→ Explicar qué </w:t>
+      </w:r>
+      <w:proofErr w:type="spellStart"/>
+      <w:r>
+        <w:rPr>
+          <w:b/>
+          <w:bCs/>
+          <w:rPrChange w:id="201" w:author="Ricardo Jesús Leguizamón Acosta" w:date="2025-09-21T21:55:00Z" w16du:dateUtc="2025-09-22T00:55:00Z">
+            <w:rPr/>
+          </w:rPrChange>
+        </w:rPr>
+        <w:t>buscás</w:t>
+      </w:r>
+      <w:proofErr w:type="spellEnd"/>
+      <w:r>
+        <w:rPr>
+          <w:b/>
+          <w:bCs/>
+          <w:rPrChange w:id="202" w:author="Ricardo Jesús Leguizamón Acosta" w:date="2025-09-21T21:55:00Z" w16du:dateUtc="2025-09-22T00:55:00Z">
+            <w:rPr/>
+          </w:rPrChange>
+        </w:rPr>
+        <w:t xml:space="preserve"> lograr en términos amplios.</w:t>
+      </w:r>
+      <w:r>
+        <w:rPr>
+          <w:b/>
+          <w:bCs/>
+          <w:rPrChange w:id="203" w:author="Ricardo Jesús Leguizamón Acosta" w:date="2025-09-21T21:55:00Z" w16du:dateUtc="2025-09-22T00:55:00Z">
+            <w:rPr/>
+          </w:rPrChange>
+        </w:rPr>
+        <w:br/>
+        <w:t xml:space="preserve">Ejemplo: </w:t>
+      </w:r>
+      <w:r>
+        <w:rPr>
+          <w:b/>
+          <w:bCs/>
+          <w:i/>
+          <w:iCs/>
+          <w:rPrChange w:id="204" w:author="Ricardo Jesús Leguizamón Acosta" w:date="2025-09-21T21:55:00Z" w16du:dateUtc="2025-09-22T00:55:00Z">
+            <w:rPr>
+              <w:i/>
+              <w:iCs/>
+            </w:rPr>
+          </w:rPrChange>
+        </w:rPr>
+        <w:t xml:space="preserve">Desarrollar </w:t>
+      </w:r>
+      <w:proofErr w:type="spellStart"/>
+      <w:r>
+        <w:rPr>
+          <w:b/>
+          <w:bCs/>
+          <w:i/>
+          <w:iCs/>
+          <w:rPrChange w:id="205" w:author="Ricardo Jesús Leguizamón Acosta" w:date="2025-09-21T21:55:00Z" w16du:dateUtc="2025-09-22T00:55:00Z">
+            <w:rPr>
+              <w:i/>
+              <w:iCs/>
+            </w:rPr>
+          </w:rPrChange>
+        </w:rPr>
+        <w:t>EspectroApp</w:t>
+      </w:r>
+      <w:proofErr w:type="spellEnd"/>
+      <w:r>
+        <w:rPr>
+          <w:b/>
+          <w:bCs/>
+          <w:i/>
+          <w:iCs/>
+          <w:rPrChange w:id="206" w:author="Ricardo Jesús Leguizamón Acosta" w:date="2025-09-21T21:55:00Z" w16du:dateUtc="2025-09-22T00:55:00Z">
+            <w:rPr>
+              <w:i/>
+              <w:iCs/>
+            </w:rPr>
+          </w:rPrChange>
+        </w:rPr>
+        <w:t>, una herramienta computacional que implemente estrategias de fusión de datos FTIR y Raman para mejorar la caracterización multivariada de analgésicos.</w:t>
       </w:r>
     </w:p>
     <w:p>
@@ -1651,31 +3001,863 @@
         <w:pStyle w:val="Prrafodelista"/>
         <w:numPr>
           <w:ilvl w:val="2"/>
-          <w:numId w:val="2"/>
+          <w:numId w:val="19"/>
         </w:numPr>
-      </w:pPr>
-      <w:r>
-        <w:t>Objetivos General</w:t>
+        <w:rPr>
+          <w:b/>
+          <w:bCs/>
+          <w:rPrChange w:id="207" w:author="Ricardo Jesús Leguizamón Acosta" w:date="2025-09-21T21:55:00Z" w16du:dateUtc="2025-09-22T00:55:00Z">
+            <w:rPr/>
+          </w:rPrChange>
+        </w:rPr>
+      </w:pPr>
+      <w:r>
+        <w:rPr>
+          <w:b/>
+          <w:bCs/>
+        </w:rPr>
+        <w:t>Objetivos Específicos</w:t>
+      </w:r>
+      <w:r>
+        <w:rPr>
+          <w:b/>
+          <w:bCs/>
+          <w:rPrChange w:id="208" w:author="Ricardo Jesús Leguizamón Acosta" w:date="2025-09-21T21:55:00Z" w16du:dateUtc="2025-09-22T00:55:00Z">
+            <w:rPr/>
+          </w:rPrChange>
+        </w:rPr>
+        <w:br/>
+        <w:t>→ Los pasos concretos. Ejemplo:</w:t>
       </w:r>
     </w:p>
     <w:p>
       <w:pPr>
         <w:pStyle w:val="Prrafodelista"/>
-        <w:numPr>
-          <w:ilvl w:val="2"/>
-          <w:numId w:val="2"/>
-        </w:numPr>
-      </w:pPr>
-      <w:r>
-        <w:t xml:space="preserve">Objetivos </w:t>
+        <w:ind w:left="690"/>
+        <w:rPr>
+          <w:b/>
+          <w:bCs/>
+          <w:rPrChange w:id="209" w:author="Ricardo Jesús Leguizamón Acosta" w:date="2025-09-21T21:55:00Z" w16du:dateUtc="2025-09-22T00:55:00Z">
+            <w:rPr/>
+          </w:rPrChange>
+        </w:rPr>
+      </w:pPr>
+      <w:r>
+        <w:rPr>
+          <w:b/>
+          <w:bCs/>
+          <w:rPrChange w:id="210" w:author="Ricardo Jesús Leguizamón Acosta" w:date="2025-09-21T21:55:00Z" w16du:dateUtc="2025-09-22T00:55:00Z">
+            <w:rPr/>
+          </w:rPrChange>
+        </w:rPr>
+        <w:t>Implementar funciones de preprocesamiento espectral (normalización, suavizado, corrección de línea base).</w:t>
+      </w:r>
+    </w:p>
+    <w:p>
+      <w:pPr>
+        <w:pStyle w:val="Prrafodelista"/>
+        <w:ind w:left="690"/>
+        <w:rPr>
+          <w:b/>
+          <w:bCs/>
+          <w:rPrChange w:id="211" w:author="Ricardo Jesús Leguizamón Acosta" w:date="2025-09-21T21:55:00Z" w16du:dateUtc="2025-09-22T00:55:00Z">
+            <w:rPr/>
+          </w:rPrChange>
+        </w:rPr>
+      </w:pPr>
+      <w:r>
+        <w:rPr>
+          <w:b/>
+          <w:bCs/>
+          <w:rPrChange w:id="212" w:author="Ricardo Jesús Leguizamón Acosta" w:date="2025-09-21T21:55:00Z" w16du:dateUtc="2025-09-22T00:55:00Z">
+            <w:rPr/>
+          </w:rPrChange>
+        </w:rPr>
+        <w:t>Incorporar métodos de reducción de dimensionalidad (PCA, t-SNE).</w:t>
+      </w:r>
+    </w:p>
+    <w:p>
+      <w:pPr>
+        <w:pStyle w:val="Prrafodelista"/>
+        <w:ind w:left="690"/>
+        <w:rPr>
+          <w:b/>
+          <w:bCs/>
+          <w:rPrChange w:id="213" w:author="Ricardo Jesús Leguizamón Acosta" w:date="2025-09-21T21:55:00Z" w16du:dateUtc="2025-09-22T00:55:00Z">
+            <w:rPr/>
+          </w:rPrChange>
+        </w:rPr>
+      </w:pPr>
+      <w:r>
+        <w:rPr>
+          <w:b/>
+          <w:bCs/>
+          <w:rPrChange w:id="214" w:author="Ricardo Jesús Leguizamón Acosta" w:date="2025-09-21T21:55:00Z" w16du:dateUtc="2025-09-22T00:55:00Z">
+            <w:rPr/>
+          </w:rPrChange>
+        </w:rPr>
+        <w:t>Implementar y comparar estrategias de fusión de datos (LLDF y MLDF).</w:t>
+      </w:r>
+    </w:p>
+    <w:p>
+      <w:pPr>
+        <w:pStyle w:val="Prrafodelista"/>
+        <w:ind w:left="690"/>
+        <w:rPr>
+          <w:b/>
+          <w:bCs/>
+          <w:rPrChange w:id="215" w:author="Ricardo Jesús Leguizamón Acosta" w:date="2025-09-21T21:55:00Z" w16du:dateUtc="2025-09-22T00:55:00Z">
+            <w:rPr/>
+          </w:rPrChange>
+        </w:rPr>
+      </w:pPr>
+      <w:r>
+        <w:rPr>
+          <w:b/>
+          <w:bCs/>
+          <w:rPrChange w:id="216" w:author="Ricardo Jesús Leguizamón Acosta" w:date="2025-09-21T21:55:00Z" w16du:dateUtc="2025-09-22T00:55:00Z">
+            <w:rPr/>
+          </w:rPrChange>
+        </w:rPr>
+        <w:t xml:space="preserve">Validar la aplicación con </w:t>
       </w:r>
       <w:proofErr w:type="spellStart"/>
       <w:r>
-        <w:t>Especificos</w:t>
+        <w:rPr>
+          <w:b/>
+          <w:bCs/>
+          <w:rPrChange w:id="217" w:author="Ricardo Jesús Leguizamón Acosta" w:date="2025-09-21T21:55:00Z" w16du:dateUtc="2025-09-22T00:55:00Z">
+            <w:rPr/>
+          </w:rPrChange>
+        </w:rPr>
+        <w:t>datasets</w:t>
       </w:r>
       <w:proofErr w:type="spellEnd"/>
       <w:r>
+        <w:rPr>
+          <w:b/>
+          <w:bCs/>
+          <w:rPrChange w:id="218" w:author="Ricardo Jesús Leguizamón Acosta" w:date="2025-09-21T21:55:00Z" w16du:dateUtc="2025-09-22T00:55:00Z">
+            <w:rPr/>
+          </w:rPrChange>
+        </w:rPr>
+        <w:t xml:space="preserve"> de espectros de analgésicos.</w:t>
+      </w:r>
+    </w:p>
+    <w:p>
+      <w:pPr>
+        <w:pStyle w:val="Prrafodelista"/>
+        <w:ind w:left="690"/>
+        <w:rPr>
+          <w:b/>
+          <w:bCs/>
+          <w:rPrChange w:id="219" w:author="Ricardo Jesús Leguizamón Acosta" w:date="2025-09-21T21:55:00Z" w16du:dateUtc="2025-09-22T00:55:00Z">
+            <w:rPr/>
+          </w:rPrChange>
+        </w:rPr>
+      </w:pPr>
+      <w:r>
+        <w:rPr>
+          <w:b/>
+          <w:bCs/>
+          <w:rPrChange w:id="220" w:author="Ricardo Jesús Leguizamón Acosta" w:date="2025-09-21T21:55:00Z" w16du:dateUtc="2025-09-22T00:55:00Z">
+            <w:rPr/>
+          </w:rPrChange>
+        </w:rPr>
+        <w:t>Evaluar los resultados en términos de capacidad discriminante y robustez.</w:t>
+      </w:r>
+    </w:p>
+    <w:p>
+      <w:pPr>
+        <w:pStyle w:val="Prrafodelista"/>
+        <w:ind w:left="690"/>
+        <w:rPr>
+          <w:b/>
+          <w:bCs/>
+          <w:rPrChange w:id="221" w:author="Ricardo Jesús Leguizamón Acosta" w:date="2025-09-21T21:55:00Z" w16du:dateUtc="2025-09-22T00:55:00Z">
+            <w:rPr/>
+          </w:rPrChange>
+        </w:rPr>
+      </w:pPr>
+      <w:r>
+        <w:rPr>
+          <w:b/>
+          <w:bCs/>
+          <w:rPrChange w:id="222" w:author="Ricardo Jesús Leguizamón Acosta" w:date="2025-09-21T21:55:00Z" w16du:dateUtc="2025-09-22T00:55:00Z">
+            <w:rPr/>
+          </w:rPrChange>
+        </w:rPr>
+        <w:pict w14:anchorId="450F9353">
+          <v:rect id="_x0000_i1237" style="width:0;height:1.5pt" o:hralign="center" o:hrstd="t" o:hr="t" fillcolor="#a0a0a0" stroked="f"/>
+        </w:pict>
+      </w:r>
+    </w:p>
+    <w:p>
+      <w:pPr>
+        <w:pStyle w:val="Prrafodelista"/>
+        <w:ind w:left="690"/>
+        <w:rPr>
+          <w:b/>
+          <w:bCs/>
+          <w:rPrChange w:id="223" w:author="Ricardo Jesús Leguizamón Acosta" w:date="2025-09-21T21:55:00Z" w16du:dateUtc="2025-09-22T00:55:00Z">
+            <w:rPr/>
+          </w:rPrChange>
+        </w:rPr>
+      </w:pPr>
+      <w:r>
+        <w:rPr>
+          <w:b/>
+          <w:bCs/>
+        </w:rPr>
+        <w:t>1.2 Problemática</w:t>
+      </w:r>
+    </w:p>
+    <w:p>
+      <w:pPr>
+        <w:pStyle w:val="Prrafodelista"/>
+        <w:ind w:left="690"/>
+        <w:rPr>
+          <w:b/>
+          <w:bCs/>
+          <w:rPrChange w:id="224" w:author="Ricardo Jesús Leguizamón Acosta" w:date="2025-09-21T21:55:00Z" w16du:dateUtc="2025-09-22T00:55:00Z">
+            <w:rPr/>
+          </w:rPrChange>
+        </w:rPr>
+      </w:pPr>
+      <w:proofErr w:type="spellStart"/>
+      <w:r>
+        <w:rPr>
+          <w:b/>
+          <w:bCs/>
+          <w:rPrChange w:id="225" w:author="Ricardo Jesús Leguizamón Acosta" w:date="2025-09-21T21:55:00Z" w16du:dateUtc="2025-09-22T00:55:00Z">
+            <w:rPr/>
+          </w:rPrChange>
+        </w:rPr>
+        <w:t>Explicás</w:t>
+      </w:r>
+      <w:proofErr w:type="spellEnd"/>
+      <w:r>
+        <w:rPr>
+          <w:b/>
+          <w:bCs/>
+          <w:rPrChange w:id="226" w:author="Ricardo Jesús Leguizamón Acosta" w:date="2025-09-21T21:55:00Z" w16du:dateUtc="2025-09-22T00:55:00Z">
+            <w:rPr/>
+          </w:rPrChange>
+        </w:rPr>
+        <w:t xml:space="preserve"> el </w:t>
+      </w:r>
+      <w:r>
+        <w:rPr>
+          <w:b/>
+          <w:bCs/>
+        </w:rPr>
+        <w:t>problema de fondo</w:t>
+      </w:r>
+      <w:r>
+        <w:rPr>
+          <w:b/>
+          <w:bCs/>
+          <w:rPrChange w:id="227" w:author="Ricardo Jesús Leguizamón Acosta" w:date="2025-09-21T21:55:00Z" w16du:dateUtc="2025-09-22T00:55:00Z">
+            <w:rPr/>
+          </w:rPrChange>
+        </w:rPr>
+        <w:t>:</w:t>
+      </w:r>
+    </w:p>
+    <w:p>
+      <w:pPr>
+        <w:pStyle w:val="Prrafodelista"/>
+        <w:ind w:left="690"/>
+        <w:rPr>
+          <w:b/>
+          <w:bCs/>
+          <w:rPrChange w:id="228" w:author="Ricardo Jesús Leguizamón Acosta" w:date="2025-09-21T21:55:00Z" w16du:dateUtc="2025-09-22T00:55:00Z">
+            <w:rPr/>
+          </w:rPrChange>
+        </w:rPr>
+      </w:pPr>
+      <w:r>
+        <w:rPr>
+          <w:b/>
+          <w:bCs/>
+          <w:rPrChange w:id="229" w:author="Ricardo Jesús Leguizamón Acosta" w:date="2025-09-21T21:55:00Z" w16du:dateUtc="2025-09-22T00:55:00Z">
+            <w:rPr/>
+          </w:rPrChange>
+        </w:rPr>
+        <w:t>La espectroscopía FTIR y Raman por separado puede ser limitada para caracterizar compuestos complejos.</w:t>
+      </w:r>
+    </w:p>
+    <w:p>
+      <w:pPr>
+        <w:pStyle w:val="Prrafodelista"/>
+        <w:ind w:left="690"/>
+        <w:rPr>
+          <w:b/>
+          <w:bCs/>
+          <w:rPrChange w:id="230" w:author="Ricardo Jesús Leguizamón Acosta" w:date="2025-09-21T21:55:00Z" w16du:dateUtc="2025-09-22T00:55:00Z">
+            <w:rPr/>
+          </w:rPrChange>
+        </w:rPr>
+      </w:pPr>
+      <w:r>
+        <w:rPr>
+          <w:b/>
+          <w:bCs/>
+          <w:rPrChange w:id="231" w:author="Ricardo Jesús Leguizamón Acosta" w:date="2025-09-21T21:55:00Z" w16du:dateUtc="2025-09-22T00:55:00Z">
+            <w:rPr/>
+          </w:rPrChange>
+        </w:rPr>
+        <w:t>No existen herramientas accesibles que integren fusión de datos y análisis multivariado en un entorno amigable.</w:t>
+      </w:r>
+    </w:p>
+    <w:p>
+      <w:pPr>
+        <w:pStyle w:val="Prrafodelista"/>
+        <w:ind w:left="690"/>
+        <w:rPr>
+          <w:b/>
+          <w:bCs/>
+          <w:rPrChange w:id="232" w:author="Ricardo Jesús Leguizamón Acosta" w:date="2025-09-21T21:55:00Z" w16du:dateUtc="2025-09-22T00:55:00Z">
+            <w:rPr/>
+          </w:rPrChange>
+        </w:rPr>
+      </w:pPr>
+      <w:r>
+        <w:rPr>
+          <w:b/>
+          <w:bCs/>
+          <w:rPrChange w:id="233" w:author="Ricardo Jesús Leguizamón Acosta" w:date="2025-09-21T21:55:00Z" w16du:dateUtc="2025-09-22T00:55:00Z">
+            <w:rPr/>
+          </w:rPrChange>
+        </w:rPr>
+        <w:pict w14:anchorId="0193B1BF">
+          <v:rect id="_x0000_i1238" style="width:0;height:1.5pt" o:hralign="center" o:hrstd="t" o:hr="t" fillcolor="#a0a0a0" stroked="f"/>
+        </w:pict>
+      </w:r>
+    </w:p>
+    <w:p>
+      <w:pPr>
+        <w:pStyle w:val="Prrafodelista"/>
+        <w:ind w:left="690"/>
+        <w:rPr>
+          <w:b/>
+          <w:bCs/>
+          <w:rPrChange w:id="234" w:author="Ricardo Jesús Leguizamón Acosta" w:date="2025-09-21T21:55:00Z" w16du:dateUtc="2025-09-22T00:55:00Z">
+            <w:rPr/>
+          </w:rPrChange>
+        </w:rPr>
+      </w:pPr>
+      <w:r>
+        <w:rPr>
+          <w:b/>
+          <w:bCs/>
+        </w:rPr>
+        <w:t>Propuesta de Solución</w:t>
+      </w:r>
+    </w:p>
+    <w:p>
+      <w:pPr>
+        <w:pStyle w:val="Prrafodelista"/>
+        <w:ind w:left="690"/>
+        <w:rPr>
+          <w:b/>
+          <w:bCs/>
+          <w:rPrChange w:id="235" w:author="Ricardo Jesús Leguizamón Acosta" w:date="2025-09-21T21:55:00Z" w16du:dateUtc="2025-09-22T00:55:00Z">
+            <w:rPr/>
+          </w:rPrChange>
+        </w:rPr>
+      </w:pPr>
+      <w:proofErr w:type="spellStart"/>
+      <w:r>
+        <w:rPr>
+          <w:b/>
+          <w:bCs/>
+          <w:rPrChange w:id="236" w:author="Ricardo Jesús Leguizamón Acosta" w:date="2025-09-21T21:55:00Z" w16du:dateUtc="2025-09-22T00:55:00Z">
+            <w:rPr/>
+          </w:rPrChange>
+        </w:rPr>
+        <w:t>Presentás</w:t>
+      </w:r>
+      <w:proofErr w:type="spellEnd"/>
+      <w:r>
+        <w:rPr>
+          <w:b/>
+          <w:bCs/>
+          <w:rPrChange w:id="237" w:author="Ricardo Jesús Leguizamón Acosta" w:date="2025-09-21T21:55:00Z" w16du:dateUtc="2025-09-22T00:55:00Z">
+            <w:rPr/>
+          </w:rPrChange>
+        </w:rPr>
         <w:t xml:space="preserve"> </w:t>
+      </w:r>
+      <w:proofErr w:type="spellStart"/>
+      <w:r>
+        <w:rPr>
+          <w:b/>
+          <w:bCs/>
+        </w:rPr>
+        <w:t>EspectroApp</w:t>
+      </w:r>
+      <w:proofErr w:type="spellEnd"/>
+      <w:r>
+        <w:rPr>
+          <w:b/>
+          <w:bCs/>
+          <w:rPrChange w:id="238" w:author="Ricardo Jesús Leguizamón Acosta" w:date="2025-09-21T21:55:00Z" w16du:dateUtc="2025-09-22T00:55:00Z">
+            <w:rPr/>
+          </w:rPrChange>
+        </w:rPr>
+        <w:t xml:space="preserve"> como la respuesta al problema:</w:t>
+      </w:r>
+    </w:p>
+    <w:p>
+      <w:pPr>
+        <w:pStyle w:val="Prrafodelista"/>
+        <w:ind w:left="690"/>
+        <w:rPr>
+          <w:b/>
+          <w:bCs/>
+          <w:rPrChange w:id="239" w:author="Ricardo Jesús Leguizamón Acosta" w:date="2025-09-21T21:55:00Z" w16du:dateUtc="2025-09-22T00:55:00Z">
+            <w:rPr/>
+          </w:rPrChange>
+        </w:rPr>
+      </w:pPr>
+      <w:r>
+        <w:rPr>
+          <w:b/>
+          <w:bCs/>
+          <w:rPrChange w:id="240" w:author="Ricardo Jesús Leguizamón Acosta" w:date="2025-09-21T21:55:00Z" w16du:dateUtc="2025-09-22T00:55:00Z">
+            <w:rPr/>
+          </w:rPrChange>
+        </w:rPr>
+        <w:t>Un software en Python + PySide6 que combina FTIR y Raman mediante LLDF/MLDF.</w:t>
+      </w:r>
+    </w:p>
+    <w:p>
+      <w:pPr>
+        <w:pStyle w:val="Prrafodelista"/>
+        <w:ind w:left="690"/>
+        <w:rPr>
+          <w:b/>
+          <w:bCs/>
+          <w:rPrChange w:id="241" w:author="Ricardo Jesús Leguizamón Acosta" w:date="2025-09-21T21:55:00Z" w16du:dateUtc="2025-09-22T00:55:00Z">
+            <w:rPr/>
+          </w:rPrChange>
+        </w:rPr>
+      </w:pPr>
+      <w:r>
+        <w:rPr>
+          <w:b/>
+          <w:bCs/>
+          <w:rPrChange w:id="242" w:author="Ricardo Jesús Leguizamón Acosta" w:date="2025-09-21T21:55:00Z" w16du:dateUtc="2025-09-22T00:55:00Z">
+            <w:rPr/>
+          </w:rPrChange>
+        </w:rPr>
+        <w:t>Incluye módulos de preprocesamiento, análisis multivariado y visualización interactiva.</w:t>
+      </w:r>
+    </w:p>
+    <w:p>
+      <w:pPr>
+        <w:pStyle w:val="Prrafodelista"/>
+        <w:ind w:left="690"/>
+        <w:rPr>
+          <w:b/>
+          <w:bCs/>
+          <w:rPrChange w:id="243" w:author="Ricardo Jesús Leguizamón Acosta" w:date="2025-09-21T21:55:00Z" w16du:dateUtc="2025-09-22T00:55:00Z">
+            <w:rPr/>
+          </w:rPrChange>
+        </w:rPr>
+      </w:pPr>
+      <w:r>
+        <w:rPr>
+          <w:b/>
+          <w:bCs/>
+          <w:rPrChange w:id="244" w:author="Ricardo Jesús Leguizamón Acosta" w:date="2025-09-21T21:55:00Z" w16du:dateUtc="2025-09-22T00:55:00Z">
+            <w:rPr/>
+          </w:rPrChange>
+        </w:rPr>
+        <w:pict w14:anchorId="1A1690A8">
+          <v:rect id="_x0000_i1239" style="width:0;height:1.5pt" o:hralign="center" o:hrstd="t" o:hr="t" fillcolor="#a0a0a0" stroked="f"/>
+        </w:pict>
+      </w:r>
+    </w:p>
+    <w:p>
+      <w:pPr>
+        <w:pStyle w:val="Prrafodelista"/>
+        <w:ind w:left="690"/>
+        <w:rPr>
+          <w:b/>
+          <w:bCs/>
+          <w:rPrChange w:id="245" w:author="Ricardo Jesús Leguizamón Acosta" w:date="2025-09-21T21:55:00Z" w16du:dateUtc="2025-09-22T00:55:00Z">
+            <w:rPr/>
+          </w:rPrChange>
+        </w:rPr>
+      </w:pPr>
+      <w:r>
+        <w:rPr>
+          <w:b/>
+          <w:bCs/>
+          <w:rPrChange w:id="246" w:author="Ricardo Jesús Leguizamón Acosta" w:date="2025-09-21T21:55:00Z" w16du:dateUtc="2025-09-22T00:55:00Z">
+            <w:rPr/>
+          </w:rPrChange>
+        </w:rPr>
+        <w:t>Qué incluye y qué no:</w:t>
+      </w:r>
+    </w:p>
+    <w:p>
+      <w:pPr>
+        <w:pStyle w:val="Prrafodelista"/>
+        <w:ind w:left="690"/>
+        <w:rPr>
+          <w:b/>
+          <w:bCs/>
+          <w:rPrChange w:id="247" w:author="Ricardo Jesús Leguizamón Acosta" w:date="2025-09-21T21:55:00Z" w16du:dateUtc="2025-09-22T00:55:00Z">
+            <w:rPr/>
+          </w:rPrChange>
+        </w:rPr>
+      </w:pPr>
+      <w:r>
+        <w:rPr>
+          <w:rFonts w:ascii="Segoe UI Symbol" w:hAnsi="Segoe UI Symbol" w:cs="Segoe UI Symbol"/>
+          <w:b/>
+          <w:bCs/>
+          <w:rPrChange w:id="248" w:author="Ricardo Jesús Leguizamón Acosta" w:date="2025-09-21T21:55:00Z" w16du:dateUtc="2025-09-22T00:55:00Z">
+            <w:rPr>
+              <w:rFonts w:ascii="Segoe UI Symbol" w:hAnsi="Segoe UI Symbol" w:cs="Segoe UI Symbol"/>
+            </w:rPr>
+          </w:rPrChange>
+        </w:rPr>
+        <w:t>✔</w:t>
+      </w:r>
+      <w:r>
+        <w:rPr>
+          <w:b/>
+          <w:bCs/>
+          <w:rPrChange w:id="249" w:author="Ricardo Jesús Leguizamón Acosta" w:date="2025-09-21T21:55:00Z" w16du:dateUtc="2025-09-22T00:55:00Z">
+            <w:rPr/>
+          </w:rPrChange>
+        </w:rPr>
+        <w:t xml:space="preserve"> Incluye: carga de archivos CSV/TXT, preprocesamiento, PCA/t-SNE/HCA, fusión LLDF y MLDF.</w:t>
+      </w:r>
+    </w:p>
+    <w:p>
+      <w:pPr>
+        <w:pStyle w:val="Prrafodelista"/>
+        <w:ind w:left="690"/>
+        <w:rPr>
+          <w:b/>
+          <w:bCs/>
+          <w:rPrChange w:id="250" w:author="Ricardo Jesús Leguizamón Acosta" w:date="2025-09-21T21:55:00Z" w16du:dateUtc="2025-09-22T00:55:00Z">
+            <w:rPr/>
+          </w:rPrChange>
+        </w:rPr>
+      </w:pPr>
+      <w:r>
+        <w:rPr>
+          <w:rFonts w:ascii="Segoe UI Symbol" w:hAnsi="Segoe UI Symbol" w:cs="Segoe UI Symbol"/>
+          <w:b/>
+          <w:bCs/>
+          <w:rPrChange w:id="251" w:author="Ricardo Jesús Leguizamón Acosta" w:date="2025-09-21T21:55:00Z" w16du:dateUtc="2025-09-22T00:55:00Z">
+            <w:rPr>
+              <w:rFonts w:ascii="Segoe UI Symbol" w:hAnsi="Segoe UI Symbol" w:cs="Segoe UI Symbol"/>
+            </w:rPr>
+          </w:rPrChange>
+        </w:rPr>
+        <w:t>✘</w:t>
+      </w:r>
+      <w:r>
+        <w:rPr>
+          <w:b/>
+          <w:bCs/>
+          <w:rPrChange w:id="252" w:author="Ricardo Jesús Leguizamón Acosta" w:date="2025-09-21T21:55:00Z" w16du:dateUtc="2025-09-22T00:55:00Z">
+            <w:rPr/>
+          </w:rPrChange>
+        </w:rPr>
+        <w:t xml:space="preserve"> No incluye: predicciones con modelos avanzados de machine </w:t>
+      </w:r>
+      <w:proofErr w:type="spellStart"/>
+      <w:r>
+        <w:rPr>
+          <w:b/>
+          <w:bCs/>
+          <w:rPrChange w:id="253" w:author="Ricardo Jesús Leguizamón Acosta" w:date="2025-09-21T21:55:00Z" w16du:dateUtc="2025-09-22T00:55:00Z">
+            <w:rPr/>
+          </w:rPrChange>
+        </w:rPr>
+        <w:t>learning</w:t>
+      </w:r>
+      <w:proofErr w:type="spellEnd"/>
+      <w:r>
+        <w:rPr>
+          <w:b/>
+          <w:bCs/>
+          <w:rPrChange w:id="254" w:author="Ricardo Jesús Leguizamón Acosta" w:date="2025-09-21T21:55:00Z" w16du:dateUtc="2025-09-22T00:55:00Z">
+            <w:rPr/>
+          </w:rPrChange>
+        </w:rPr>
+        <w:t>, validación en bases de datos clínicas o industriales externas.</w:t>
+      </w:r>
+    </w:p>
+    <w:p>
+      <w:pPr>
+        <w:pStyle w:val="Prrafodelista"/>
+        <w:ind w:left="690"/>
+        <w:rPr>
+          <w:b/>
+          <w:bCs/>
+          <w:rPrChange w:id="255" w:author="Ricardo Jesús Leguizamón Acosta" w:date="2025-09-21T21:55:00Z" w16du:dateUtc="2025-09-22T00:55:00Z">
+            <w:rPr/>
+          </w:rPrChange>
+        </w:rPr>
+      </w:pPr>
+      <w:r>
+        <w:rPr>
+          <w:b/>
+          <w:bCs/>
+          <w:rPrChange w:id="256" w:author="Ricardo Jesús Leguizamón Acosta" w:date="2025-09-21T21:55:00Z" w16du:dateUtc="2025-09-22T00:55:00Z">
+            <w:rPr/>
+          </w:rPrChange>
+        </w:rPr>
+        <w:pict w14:anchorId="6EB82D35">
+          <v:rect id="_x0000_i1240" style="width:0;height:1.5pt" o:hralign="center" o:hrstd="t" o:hr="t" fillcolor="#a0a0a0" stroked="f"/>
+        </w:pict>
+      </w:r>
+    </w:p>
+    <w:p>
+      <w:pPr>
+        <w:pStyle w:val="Prrafodelista"/>
+        <w:ind w:left="690"/>
+        <w:rPr>
+          <w:b/>
+          <w:bCs/>
+          <w:rPrChange w:id="257" w:author="Ricardo Jesús Leguizamón Acosta" w:date="2025-09-21T21:55:00Z" w16du:dateUtc="2025-09-22T00:55:00Z">
+            <w:rPr/>
+          </w:rPrChange>
+        </w:rPr>
+      </w:pPr>
+      <w:r>
+        <w:rPr>
+          <w:b/>
+          <w:bCs/>
+        </w:rPr>
+        <w:t>Organización del documento</w:t>
+      </w:r>
+    </w:p>
+    <w:p>
+      <w:pPr>
+        <w:pStyle w:val="Prrafodelista"/>
+        <w:ind w:left="690"/>
+        <w:rPr>
+          <w:b/>
+          <w:bCs/>
+          <w:rPrChange w:id="258" w:author="Ricardo Jesús Leguizamón Acosta" w:date="2025-09-21T21:55:00Z" w16du:dateUtc="2025-09-22T00:55:00Z">
+            <w:rPr/>
+          </w:rPrChange>
+        </w:rPr>
+      </w:pPr>
+      <w:r>
+        <w:rPr>
+          <w:b/>
+          <w:bCs/>
+          <w:rPrChange w:id="259" w:author="Ricardo Jesús Leguizamón Acosta" w:date="2025-09-21T21:55:00Z" w16du:dateUtc="2025-09-22T00:55:00Z">
+            <w:rPr/>
+          </w:rPrChange>
+        </w:rPr>
+        <w:t>Breve descripción de la estructura:</w:t>
+      </w:r>
+    </w:p>
+    <w:p>
+      <w:pPr>
+        <w:pStyle w:val="Prrafodelista"/>
+        <w:ind w:left="690"/>
+        <w:rPr>
+          <w:b/>
+          <w:bCs/>
+          <w:rPrChange w:id="260" w:author="Ricardo Jesús Leguizamón Acosta" w:date="2025-09-21T21:55:00Z" w16du:dateUtc="2025-09-22T00:55:00Z">
+            <w:rPr/>
+          </w:rPrChange>
+        </w:rPr>
+      </w:pPr>
+      <w:r>
+        <w:rPr>
+          <w:b/>
+          <w:bCs/>
+        </w:rPr>
+        <w:t>Capítulo 1</w:t>
+      </w:r>
+      <w:r>
+        <w:rPr>
+          <w:b/>
+          <w:bCs/>
+          <w:rPrChange w:id="261" w:author="Ricardo Jesús Leguizamón Acosta" w:date="2025-09-21T21:55:00Z" w16du:dateUtc="2025-09-22T00:55:00Z">
+            <w:rPr/>
+          </w:rPrChange>
+        </w:rPr>
+        <w:t>: Introducción, objetivos y problemática.</w:t>
+      </w:r>
+    </w:p>
+    <w:p>
+      <w:pPr>
+        <w:pStyle w:val="Prrafodelista"/>
+        <w:ind w:left="690"/>
+        <w:rPr>
+          <w:b/>
+          <w:bCs/>
+          <w:rPrChange w:id="262" w:author="Ricardo Jesús Leguizamón Acosta" w:date="2025-09-21T21:55:00Z" w16du:dateUtc="2025-09-22T00:55:00Z">
+            <w:rPr/>
+          </w:rPrChange>
+        </w:rPr>
+      </w:pPr>
+      <w:r>
+        <w:rPr>
+          <w:b/>
+          <w:bCs/>
+        </w:rPr>
+        <w:t>Capítulo 2</w:t>
+      </w:r>
+      <w:r>
+        <w:rPr>
+          <w:b/>
+          <w:bCs/>
+          <w:rPrChange w:id="263" w:author="Ricardo Jesús Leguizamón Acosta" w:date="2025-09-21T21:55:00Z" w16du:dateUtc="2025-09-22T00:55:00Z">
+            <w:rPr/>
+          </w:rPrChange>
+        </w:rPr>
+        <w:t xml:space="preserve">: Marco teórico sobre espectroscopía y data </w:t>
+      </w:r>
+      <w:proofErr w:type="spellStart"/>
+      <w:r>
+        <w:rPr>
+          <w:b/>
+          <w:bCs/>
+          <w:rPrChange w:id="264" w:author="Ricardo Jesús Leguizamón Acosta" w:date="2025-09-21T21:55:00Z" w16du:dateUtc="2025-09-22T00:55:00Z">
+            <w:rPr/>
+          </w:rPrChange>
+        </w:rPr>
+        <w:t>fusion</w:t>
+      </w:r>
+      <w:proofErr w:type="spellEnd"/>
+      <w:r>
+        <w:rPr>
+          <w:b/>
+          <w:bCs/>
+          <w:rPrChange w:id="265" w:author="Ricardo Jesús Leguizamón Acosta" w:date="2025-09-21T21:55:00Z" w16du:dateUtc="2025-09-22T00:55:00Z">
+            <w:rPr/>
+          </w:rPrChange>
+        </w:rPr>
+        <w:t>.</w:t>
+      </w:r>
+    </w:p>
+    <w:p>
+      <w:pPr>
+        <w:pStyle w:val="Prrafodelista"/>
+        <w:ind w:left="690"/>
+        <w:rPr>
+          <w:b/>
+          <w:bCs/>
+          <w:rPrChange w:id="266" w:author="Ricardo Jesús Leguizamón Acosta" w:date="2025-09-21T21:55:00Z" w16du:dateUtc="2025-09-22T00:55:00Z">
+            <w:rPr/>
+          </w:rPrChange>
+        </w:rPr>
+      </w:pPr>
+      <w:r>
+        <w:rPr>
+          <w:b/>
+          <w:bCs/>
+        </w:rPr>
+        <w:lastRenderedPageBreak/>
+        <w:t>Capítulo 3</w:t>
+      </w:r>
+      <w:r>
+        <w:rPr>
+          <w:b/>
+          <w:bCs/>
+          <w:rPrChange w:id="267" w:author="Ricardo Jesús Leguizamón Acosta" w:date="2025-09-21T21:55:00Z" w16du:dateUtc="2025-09-22T00:55:00Z">
+            <w:rPr/>
+          </w:rPrChange>
+        </w:rPr>
+        <w:t>: Trabajos relacionados.</w:t>
+      </w:r>
+    </w:p>
+    <w:p>
+      <w:pPr>
+        <w:pStyle w:val="Prrafodelista"/>
+        <w:ind w:left="690"/>
+        <w:rPr>
+          <w:b/>
+          <w:bCs/>
+          <w:rPrChange w:id="268" w:author="Ricardo Jesús Leguizamón Acosta" w:date="2025-09-21T21:55:00Z" w16du:dateUtc="2025-09-22T00:55:00Z">
+            <w:rPr/>
+          </w:rPrChange>
+        </w:rPr>
+      </w:pPr>
+      <w:r>
+        <w:rPr>
+          <w:b/>
+          <w:bCs/>
+        </w:rPr>
+        <w:t>Capítulo 4</w:t>
+      </w:r>
+      <w:r>
+        <w:rPr>
+          <w:b/>
+          <w:bCs/>
+          <w:rPrChange w:id="269" w:author="Ricardo Jesús Leguizamón Acosta" w:date="2025-09-21T21:55:00Z" w16du:dateUtc="2025-09-22T00:55:00Z">
+            <w:rPr/>
+          </w:rPrChange>
+        </w:rPr>
+        <w:t xml:space="preserve">: Metodología y desarrollo de </w:t>
+      </w:r>
+      <w:proofErr w:type="spellStart"/>
+      <w:r>
+        <w:rPr>
+          <w:b/>
+          <w:bCs/>
+          <w:rPrChange w:id="270" w:author="Ricardo Jesús Leguizamón Acosta" w:date="2025-09-21T21:55:00Z" w16du:dateUtc="2025-09-22T00:55:00Z">
+            <w:rPr/>
+          </w:rPrChange>
+        </w:rPr>
+        <w:t>EspectroApp</w:t>
+      </w:r>
+      <w:proofErr w:type="spellEnd"/>
+      <w:r>
+        <w:rPr>
+          <w:b/>
+          <w:bCs/>
+          <w:rPrChange w:id="271" w:author="Ricardo Jesús Leguizamón Acosta" w:date="2025-09-21T21:55:00Z" w16du:dateUtc="2025-09-22T00:55:00Z">
+            <w:rPr/>
+          </w:rPrChange>
+        </w:rPr>
+        <w:t>.</w:t>
+      </w:r>
+    </w:p>
+    <w:p>
+      <w:pPr>
+        <w:pStyle w:val="Prrafodelista"/>
+        <w:ind w:left="690"/>
+        <w:rPr>
+          <w:b/>
+          <w:bCs/>
+          <w:rPrChange w:id="272" w:author="Ricardo Jesús Leguizamón Acosta" w:date="2025-09-21T21:55:00Z" w16du:dateUtc="2025-09-22T00:55:00Z">
+            <w:rPr/>
+          </w:rPrChange>
+        </w:rPr>
+      </w:pPr>
+      <w:r>
+        <w:rPr>
+          <w:b/>
+          <w:bCs/>
+        </w:rPr>
+        <w:t>Capítulo 5</w:t>
+      </w:r>
+      <w:r>
+        <w:rPr>
+          <w:b/>
+          <w:bCs/>
+          <w:rPrChange w:id="273" w:author="Ricardo Jesús Leguizamón Acosta" w:date="2025-09-21T21:55:00Z" w16du:dateUtc="2025-09-22T00:55:00Z">
+            <w:rPr/>
+          </w:rPrChange>
+        </w:rPr>
+        <w:t>: Resultados y análisis.</w:t>
       </w:r>
     </w:p>
     <w:p>
@@ -1683,11 +3865,32 @@
         <w:pStyle w:val="Prrafodelista"/>
         <w:numPr>
           <w:ilvl w:val="1"/>
-          <w:numId w:val="2"/>
+          <w:numId w:val="18"/>
         </w:numPr>
-      </w:pPr>
-      <w:r>
-        <w:t>Problemática</w:t>
+        <w:rPr>
+          <w:b/>
+          <w:bCs/>
+          <w:rPrChange w:id="274" w:author="Ricardo Jesús Leguizamón Acosta" w:date="2025-09-21T21:55:00Z" w16du:dateUtc="2025-09-22T00:55:00Z">
+            <w:rPr/>
+          </w:rPrChange>
+        </w:rPr>
+      </w:pPr>
+      <w:r>
+        <w:rPr>
+          <w:b/>
+          <w:bCs/>
+        </w:rPr>
+        <w:t>Capítulo 6</w:t>
+      </w:r>
+      <w:r>
+        <w:rPr>
+          <w:b/>
+          <w:bCs/>
+          <w:rPrChange w:id="275" w:author="Ricardo Jesús Leguizamón Acosta" w:date="2025-09-21T21:55:00Z" w16du:dateUtc="2025-09-22T00:55:00Z">
+            <w:rPr/>
+          </w:rPrChange>
+        </w:rPr>
+        <w:t>: Conclusiones y trabajos futuros</w:t>
       </w:r>
     </w:p>
     <w:p>
@@ -1695,80 +3898,2305 @@
         <w:pStyle w:val="Prrafodelista"/>
         <w:numPr>
           <w:ilvl w:val="1"/>
-          <w:numId w:val="2"/>
+          <w:numId w:val="18"/>
         </w:numPr>
-      </w:pPr>
-      <w:r>
-        <w:t xml:space="preserve">Propuesta de </w:t>
+        <w:rPr>
+          <w:b/>
+          <w:bCs/>
+          <w:rPrChange w:id="276" w:author="Ricardo Jesús Leguizamón Acosta" w:date="2025-09-21T21:55:00Z" w16du:dateUtc="2025-09-22T00:55:00Z">
+            <w:rPr/>
+          </w:rPrChange>
+        </w:rPr>
+      </w:pPr>
+      <w:r>
+        <w:rPr>
+          <w:b/>
+          <w:bCs/>
+          <w:rPrChange w:id="277" w:author="Ricardo Jesús Leguizamón Acosta" w:date="2025-09-21T21:55:00Z" w16du:dateUtc="2025-09-22T00:55:00Z">
+            <w:rPr/>
+          </w:rPrChange>
+        </w:rPr>
+        <w:br w:type="page"/>
+      </w:r>
+    </w:p>
+    <w:p>
+      <w:pPr>
+        <w:rPr>
+          <w:b/>
+          <w:bCs/>
+          <w:rPrChange w:id="278" w:author="Ricardo Jesús Leguizamón Acosta" w:date="2025-09-21T21:55:00Z" w16du:dateUtc="2025-09-22T00:55:00Z">
+            <w:rPr/>
+          </w:rPrChange>
+        </w:rPr>
+      </w:pPr>
+    </w:p>
+    <w:p>
+      <w:pPr>
+        <w:ind w:left="708" w:hanging="708"/>
+        <w:rPr>
+          <w:b/>
+          <w:bCs/>
+        </w:rPr>
+      </w:pPr>
+      <w:r>
+        <w:rPr>
+          <w:b/>
+          <w:bCs/>
+        </w:rPr>
+        <w:t>Marco Teórico</w:t>
+      </w:r>
+    </w:p>
+    <w:p>
+      <w:pPr>
+        <w:ind w:left="708" w:hanging="708"/>
+        <w:rPr>
+          <w:b/>
+          <w:bCs/>
+        </w:rPr>
+      </w:pPr>
+      <w:r>
+        <w:rPr>
+          <w:b/>
+          <w:bCs/>
+        </w:rPr>
+        <w:t>1. Fusión de Datos: Conceptos Generales</w:t>
+      </w:r>
+    </w:p>
+    <w:p>
+      <w:pPr>
+        <w:ind w:left="708" w:hanging="708"/>
+        <w:rPr>
+          <w:b/>
+          <w:bCs/>
+          <w:rPrChange w:id="279" w:author="Ricardo Jesús Leguizamón Acosta" w:date="2025-09-21T21:55:00Z" w16du:dateUtc="2025-09-22T00:55:00Z">
+            <w:rPr/>
+          </w:rPrChange>
+        </w:rPr>
+      </w:pPr>
+      <w:r>
+        <w:rPr>
+          <w:b/>
+          <w:bCs/>
+          <w:rPrChange w:id="280" w:author="Ricardo Jesús Leguizamón Acosta" w:date="2025-09-21T21:55:00Z" w16du:dateUtc="2025-09-22T00:55:00Z">
+            <w:rPr/>
+          </w:rPrChange>
+        </w:rPr>
+        <w:t xml:space="preserve">La </w:t>
+      </w:r>
+      <w:r>
+        <w:rPr>
+          <w:b/>
+          <w:bCs/>
+        </w:rPr>
+        <w:t>fusión de datos</w:t>
+      </w:r>
+      <w:r>
+        <w:rPr>
+          <w:b/>
+          <w:bCs/>
+          <w:rPrChange w:id="281" w:author="Ricardo Jesús Leguizamón Acosta" w:date="2025-09-21T21:55:00Z" w16du:dateUtc="2025-09-22T00:55:00Z">
+            <w:rPr/>
+          </w:rPrChange>
+        </w:rPr>
+        <w:t xml:space="preserve"> (</w:t>
+      </w:r>
+      <w:r>
+        <w:rPr>
+          <w:b/>
+          <w:bCs/>
+          <w:i/>
+          <w:iCs/>
+          <w:rPrChange w:id="282" w:author="Ricardo Jesús Leguizamón Acosta" w:date="2025-09-21T21:55:00Z" w16du:dateUtc="2025-09-22T00:55:00Z">
+            <w:rPr>
+              <w:i/>
+              <w:iCs/>
+            </w:rPr>
+          </w:rPrChange>
+        </w:rPr>
+        <w:t xml:space="preserve">data </w:t>
       </w:r>
       <w:proofErr w:type="spellStart"/>
       <w:r>
-        <w:t>Solucion</w:t>
+        <w:rPr>
+          <w:b/>
+          <w:bCs/>
+          <w:i/>
+          <w:iCs/>
+          <w:rPrChange w:id="283" w:author="Ricardo Jesús Leguizamón Acosta" w:date="2025-09-21T21:55:00Z" w16du:dateUtc="2025-09-22T00:55:00Z">
+            <w:rPr>
+              <w:i/>
+              <w:iCs/>
+            </w:rPr>
+          </w:rPrChange>
+        </w:rPr>
+        <w:t>fusion</w:t>
       </w:r>
       <w:proofErr w:type="spellEnd"/>
       <w:r>
+        <w:rPr>
+          <w:b/>
+          <w:bCs/>
+          <w:rPrChange w:id="284" w:author="Ricardo Jesús Leguizamón Acosta" w:date="2025-09-21T21:55:00Z" w16du:dateUtc="2025-09-22T00:55:00Z">
+            <w:rPr/>
+          </w:rPrChange>
+        </w:rPr>
+        <w:t xml:space="preserve">) se define como el proceso de integrar información proveniente de múltiples fuentes con el objetivo de mejorar la </w:t>
+      </w:r>
+      <w:r>
+        <w:rPr>
+          <w:b/>
+          <w:bCs/>
+        </w:rPr>
+        <w:t>precisión, robustez y capacidad predictiva</w:t>
+      </w:r>
+      <w:r>
+        <w:rPr>
+          <w:b/>
+          <w:bCs/>
+          <w:rPrChange w:id="285" w:author="Ricardo Jesús Leguizamón Acosta" w:date="2025-09-21T21:55:00Z" w16du:dateUtc="2025-09-22T00:55:00Z">
+            <w:rPr/>
+          </w:rPrChange>
+        </w:rPr>
+        <w:t xml:space="preserve"> de los modelos de análisis. En el ámbito espectroscópico, la motivación principal radica en que cada técnica aporta información </w:t>
+      </w:r>
+      <w:r>
+        <w:rPr>
+          <w:b/>
+          <w:bCs/>
+        </w:rPr>
+        <w:t>parcial y complementaria</w:t>
+      </w:r>
+      <w:r>
+        <w:rPr>
+          <w:b/>
+          <w:bCs/>
+          <w:rPrChange w:id="286" w:author="Ricardo Jesús Leguizamón Acosta" w:date="2025-09-21T21:55:00Z" w16du:dateUtc="2025-09-22T00:55:00Z">
+            <w:rPr/>
+          </w:rPrChange>
+        </w:rPr>
+        <w:t xml:space="preserve"> sobre la composición química de una muestra. La integración de estas fuentes permite obtener una visión más completa, revelando patrones que difícilmente se observan al analizar cada técnica de forma aislada [</w:t>
+      </w:r>
+      <w:proofErr w:type="spellStart"/>
+      <w:r>
+        <w:rPr>
+          <w:b/>
+          <w:bCs/>
+          <w:rPrChange w:id="287" w:author="Ricardo Jesús Leguizamón Acosta" w:date="2025-09-21T21:55:00Z" w16du:dateUtc="2025-09-22T00:55:00Z">
+            <w:rPr/>
+          </w:rPrChange>
+        </w:rPr>
+        <w:t>Ref</w:t>
+      </w:r>
+      <w:proofErr w:type="spellEnd"/>
+      <w:r>
+        <w:rPr>
+          <w:b/>
+          <w:bCs/>
+          <w:rPrChange w:id="288" w:author="Ricardo Jesús Leguizamón Acosta" w:date="2025-09-21T21:55:00Z" w16du:dateUtc="2025-09-22T00:55:00Z">
+            <w:rPr/>
+          </w:rPrChange>
+        </w:rPr>
+        <w:t>].</w:t>
+      </w:r>
+    </w:p>
+    <w:p>
+      <w:pPr>
+        <w:ind w:left="708" w:hanging="708"/>
+        <w:rPr>
+          <w:b/>
+          <w:bCs/>
+          <w:rPrChange w:id="289" w:author="Ricardo Jesús Leguizamón Acosta" w:date="2025-09-21T21:55:00Z" w16du:dateUtc="2025-09-22T00:55:00Z">
+            <w:rPr/>
+          </w:rPrChange>
+        </w:rPr>
+      </w:pPr>
+      <w:r>
+        <w:rPr>
+          <w:b/>
+          <w:bCs/>
+          <w:rPrChange w:id="290" w:author="Ricardo Jesús Leguizamón Acosta" w:date="2025-09-21T21:55:00Z" w16du:dateUtc="2025-09-22T00:55:00Z">
+            <w:rPr/>
+          </w:rPrChange>
+        </w:rPr>
+        <w:t xml:space="preserve">Diversos estudios han demostrado que la fusión de datos espectroscópicos ofrece </w:t>
+      </w:r>
+      <w:r>
+        <w:rPr>
+          <w:b/>
+          <w:bCs/>
+        </w:rPr>
+        <w:t>mejoras significativas en clasificación, regresión y análisis exploratorio</w:t>
+      </w:r>
+      <w:r>
+        <w:rPr>
+          <w:b/>
+          <w:bCs/>
+          <w:rPrChange w:id="291" w:author="Ricardo Jesús Leguizamón Acosta" w:date="2025-09-21T21:55:00Z" w16du:dateUtc="2025-09-22T00:55:00Z">
+            <w:rPr/>
+          </w:rPrChange>
+        </w:rPr>
+        <w:t xml:space="preserve">. Revisiones sistemáticas indican que en más del 80% de los casos reportados, el uso de data </w:t>
+      </w:r>
+      <w:proofErr w:type="spellStart"/>
+      <w:r>
+        <w:rPr>
+          <w:b/>
+          <w:bCs/>
+          <w:rPrChange w:id="292" w:author="Ricardo Jesús Leguizamón Acosta" w:date="2025-09-21T21:55:00Z" w16du:dateUtc="2025-09-22T00:55:00Z">
+            <w:rPr/>
+          </w:rPrChange>
+        </w:rPr>
+        <w:t>fusion</w:t>
+      </w:r>
+      <w:proofErr w:type="spellEnd"/>
+      <w:r>
+        <w:rPr>
+          <w:b/>
+          <w:bCs/>
+          <w:rPrChange w:id="293" w:author="Ricardo Jesús Leguizamón Acosta" w:date="2025-09-21T21:55:00Z" w16du:dateUtc="2025-09-22T00:55:00Z">
+            <w:rPr/>
+          </w:rPrChange>
+        </w:rPr>
+        <w:t xml:space="preserve"> resultó en </w:t>
+      </w:r>
+      <w:r>
+        <w:rPr>
+          <w:b/>
+          <w:bCs/>
+        </w:rPr>
+        <w:t>mejor desempeño frente al análisis individual de técnicas</w:t>
+      </w:r>
+      <w:r>
+        <w:rPr>
+          <w:b/>
+          <w:bCs/>
+          <w:rPrChange w:id="294" w:author="Ricardo Jesús Leguizamón Acosta" w:date="2025-09-21T21:55:00Z" w16du:dateUtc="2025-09-22T00:55:00Z">
+            <w:rPr/>
+          </w:rPrChange>
+        </w:rPr>
+        <w:t xml:space="preserve"> [</w:t>
+      </w:r>
+      <w:proofErr w:type="spellStart"/>
+      <w:r>
+        <w:rPr>
+          <w:b/>
+          <w:bCs/>
+          <w:rPrChange w:id="295" w:author="Ricardo Jesús Leguizamón Acosta" w:date="2025-09-21T21:55:00Z" w16du:dateUtc="2025-09-22T00:55:00Z">
+            <w:rPr/>
+          </w:rPrChange>
+        </w:rPr>
+        <w:t>Ref</w:t>
+      </w:r>
+      <w:proofErr w:type="spellEnd"/>
+      <w:r>
+        <w:rPr>
+          <w:b/>
+          <w:bCs/>
+          <w:rPrChange w:id="296" w:author="Ricardo Jesús Leguizamón Acosta" w:date="2025-09-21T21:55:00Z" w16du:dateUtc="2025-09-22T00:55:00Z">
+            <w:rPr/>
+          </w:rPrChange>
+        </w:rPr>
+        <w:t>]. Esta tendencia se ha consolidado en sectores como la industria alimentaria, clínica, farmacéutica y de materiales, lo que resalta su versatilidad y aplicabilidad.</w:t>
+      </w:r>
+    </w:p>
+    <w:p>
+      <w:pPr>
+        <w:ind w:left="708" w:hanging="708"/>
+        <w:rPr>
+          <w:b/>
+          <w:bCs/>
+          <w:rPrChange w:id="297" w:author="Ricardo Jesús Leguizamón Acosta" w:date="2025-09-21T21:55:00Z" w16du:dateUtc="2025-09-22T00:55:00Z">
+            <w:rPr/>
+          </w:rPrChange>
+        </w:rPr>
+      </w:pPr>
+      <w:r>
+        <w:rPr>
+          <w:b/>
+          <w:bCs/>
+          <w:rPrChange w:id="298" w:author="Ricardo Jesús Leguizamón Acosta" w:date="2025-09-21T21:55:00Z" w16du:dateUtc="2025-09-22T00:55:00Z">
+            <w:rPr/>
+          </w:rPrChange>
+        </w:rPr>
+        <w:t xml:space="preserve">En términos metodológicos, la fusión de datos se clasifica principalmente en tres niveles: </w:t>
+      </w:r>
+      <w:r>
+        <w:rPr>
+          <w:b/>
+          <w:bCs/>
+        </w:rPr>
+        <w:t>Low-</w:t>
+      </w:r>
+      <w:proofErr w:type="spellStart"/>
+      <w:r>
+        <w:rPr>
+          <w:b/>
+          <w:bCs/>
+        </w:rPr>
+        <w:t>Level</w:t>
+      </w:r>
+      <w:proofErr w:type="spellEnd"/>
+      <w:r>
+        <w:rPr>
+          <w:b/>
+          <w:bCs/>
+        </w:rPr>
+        <w:t xml:space="preserve"> Data </w:t>
+      </w:r>
+      <w:proofErr w:type="spellStart"/>
+      <w:r>
+        <w:rPr>
+          <w:b/>
+          <w:bCs/>
+        </w:rPr>
+        <w:t>Fusion</w:t>
+      </w:r>
+      <w:proofErr w:type="spellEnd"/>
+      <w:r>
+        <w:rPr>
+          <w:b/>
+          <w:bCs/>
+        </w:rPr>
+        <w:t xml:space="preserve"> (LLDF)</w:t>
+      </w:r>
+      <w:r>
+        <w:rPr>
+          <w:b/>
+          <w:bCs/>
+          <w:rPrChange w:id="299" w:author="Ricardo Jesús Leguizamón Acosta" w:date="2025-09-21T21:55:00Z" w16du:dateUtc="2025-09-22T00:55:00Z">
+            <w:rPr/>
+          </w:rPrChange>
+        </w:rPr>
+        <w:t xml:space="preserve">, </w:t>
+      </w:r>
+      <w:proofErr w:type="spellStart"/>
+      <w:r>
+        <w:rPr>
+          <w:b/>
+          <w:bCs/>
+        </w:rPr>
+        <w:t>Mid-Level</w:t>
+      </w:r>
+      <w:proofErr w:type="spellEnd"/>
+      <w:r>
+        <w:rPr>
+          <w:b/>
+          <w:bCs/>
+        </w:rPr>
+        <w:t xml:space="preserve"> Data </w:t>
+      </w:r>
+      <w:proofErr w:type="spellStart"/>
+      <w:r>
+        <w:rPr>
+          <w:b/>
+          <w:bCs/>
+        </w:rPr>
+        <w:t>Fusion</w:t>
+      </w:r>
+      <w:proofErr w:type="spellEnd"/>
+      <w:r>
+        <w:rPr>
+          <w:b/>
+          <w:bCs/>
+        </w:rPr>
+        <w:t xml:space="preserve"> (MLDF)</w:t>
+      </w:r>
+      <w:r>
+        <w:rPr>
+          <w:b/>
+          <w:bCs/>
+          <w:rPrChange w:id="300" w:author="Ricardo Jesús Leguizamón Acosta" w:date="2025-09-21T21:55:00Z" w16du:dateUtc="2025-09-22T00:55:00Z">
+            <w:rPr/>
+          </w:rPrChange>
+        </w:rPr>
+        <w:t xml:space="preserve"> y </w:t>
+      </w:r>
+      <w:r>
+        <w:rPr>
+          <w:b/>
+          <w:bCs/>
+        </w:rPr>
+        <w:t>High-</w:t>
+      </w:r>
+      <w:proofErr w:type="spellStart"/>
+      <w:r>
+        <w:rPr>
+          <w:b/>
+          <w:bCs/>
+        </w:rPr>
+        <w:t>Level</w:t>
+      </w:r>
+      <w:proofErr w:type="spellEnd"/>
+      <w:r>
+        <w:rPr>
+          <w:b/>
+          <w:bCs/>
+        </w:rPr>
+        <w:t xml:space="preserve"> Data </w:t>
+      </w:r>
+      <w:proofErr w:type="spellStart"/>
+      <w:r>
+        <w:rPr>
+          <w:b/>
+          <w:bCs/>
+        </w:rPr>
+        <w:t>Fusion</w:t>
+      </w:r>
+      <w:proofErr w:type="spellEnd"/>
+      <w:r>
+        <w:rPr>
+          <w:b/>
+          <w:bCs/>
+        </w:rPr>
+        <w:t xml:space="preserve"> (HLDF)</w:t>
+      </w:r>
+      <w:r>
+        <w:rPr>
+          <w:b/>
+          <w:bCs/>
+          <w:rPrChange w:id="301" w:author="Ricardo Jesús Leguizamón Acosta" w:date="2025-09-21T21:55:00Z" w16du:dateUtc="2025-09-22T00:55:00Z">
+            <w:rPr/>
+          </w:rPrChange>
+        </w:rPr>
+        <w:t>, cada uno con características, ventajas y limitaciones propias.</w:t>
+      </w:r>
+    </w:p>
+    <w:p>
+      <w:pPr>
+        <w:ind w:left="708" w:hanging="708"/>
+        <w:rPr>
+          <w:b/>
+          <w:bCs/>
+          <w:rPrChange w:id="302" w:author="Ricardo Jesús Leguizamón Acosta" w:date="2025-09-21T21:55:00Z" w16du:dateUtc="2025-09-22T00:55:00Z">
+            <w:rPr/>
+          </w:rPrChange>
+        </w:rPr>
+      </w:pPr>
+      <w:r>
+        <w:rPr>
+          <w:b/>
+          <w:bCs/>
+          <w:rPrChange w:id="303" w:author="Ricardo Jesús Leguizamón Acosta" w:date="2025-09-21T21:55:00Z" w16du:dateUtc="2025-09-22T00:55:00Z">
+            <w:rPr/>
+          </w:rPrChange>
+        </w:rPr>
+        <w:pict w14:anchorId="44E19EAD">
+          <v:rect id="_x0000_i1241" style="width:0;height:1.5pt" o:hralign="center" o:hrstd="t" o:hr="t" fillcolor="#a0a0a0" stroked="f"/>
+        </w:pict>
+      </w:r>
+    </w:p>
+    <w:p>
+      <w:pPr>
+        <w:ind w:left="708" w:hanging="708"/>
+        <w:rPr>
+          <w:b/>
+          <w:bCs/>
+          <w:lang w:val="en-US"/>
+        </w:rPr>
+      </w:pPr>
+      <w:r>
+        <w:rPr>
+          <w:b/>
+          <w:bCs/>
+          <w:lang w:val="en-US"/>
+        </w:rPr>
+        <w:t>2. Low-Level Data Fusion (LLDF)</w:t>
+      </w:r>
+    </w:p>
+    <w:p>
+      <w:pPr>
+        <w:ind w:left="708" w:hanging="708"/>
+        <w:rPr>
+          <w:b/>
+          <w:bCs/>
+          <w:rPrChange w:id="304" w:author="Ricardo Jesús Leguizamón Acosta" w:date="2025-09-21T21:55:00Z" w16du:dateUtc="2025-09-22T00:55:00Z">
+            <w:rPr/>
+          </w:rPrChange>
+        </w:rPr>
+      </w:pPr>
+      <w:r>
+        <w:rPr>
+          <w:b/>
+          <w:bCs/>
+          <w:rPrChange w:id="305" w:author="Ricardo Jesús Leguizamón Acosta" w:date="2025-09-21T21:55:00Z" w16du:dateUtc="2025-09-22T00:55:00Z">
+            <w:rPr/>
+          </w:rPrChange>
+        </w:rPr>
+        <w:t xml:space="preserve">La </w:t>
+      </w:r>
+      <w:r>
+        <w:rPr>
+          <w:b/>
+          <w:bCs/>
+        </w:rPr>
+        <w:t>fusión a nivel bajo (LLDF)</w:t>
+      </w:r>
+      <w:r>
+        <w:rPr>
+          <w:b/>
+          <w:bCs/>
+          <w:rPrChange w:id="306" w:author="Ricardo Jesús Leguizamón Acosta" w:date="2025-09-21T21:55:00Z" w16du:dateUtc="2025-09-22T00:55:00Z">
+            <w:rPr/>
+          </w:rPrChange>
+        </w:rPr>
+        <w:t xml:space="preserve"> es el enfoque más simple y conceptualmente directo. Consiste en la </w:t>
+      </w:r>
+      <w:r>
+        <w:rPr>
+          <w:b/>
+          <w:bCs/>
+        </w:rPr>
+        <w:t xml:space="preserve">concatenación de </w:t>
+      </w:r>
+      <w:proofErr w:type="spellStart"/>
+      <w:r>
+        <w:rPr>
+          <w:b/>
+          <w:bCs/>
+        </w:rPr>
+        <w:t>datasets</w:t>
+      </w:r>
+      <w:proofErr w:type="spellEnd"/>
+      <w:r>
+        <w:rPr>
+          <w:b/>
+          <w:bCs/>
+        </w:rPr>
+        <w:t xml:space="preserve"> preprocesados</w:t>
+      </w:r>
+      <w:r>
+        <w:rPr>
+          <w:b/>
+          <w:bCs/>
+          <w:rPrChange w:id="307" w:author="Ricardo Jesús Leguizamón Acosta" w:date="2025-09-21T21:55:00Z" w16du:dateUtc="2025-09-22T00:55:00Z">
+            <w:rPr/>
+          </w:rPrChange>
+        </w:rPr>
+        <w:t xml:space="preserve"> en un único bloque de datos, sobre el cual se aplican técnicas de análisis multivariado como PCA, PLS o HCA [</w:t>
+      </w:r>
+      <w:proofErr w:type="spellStart"/>
+      <w:r>
+        <w:rPr>
+          <w:b/>
+          <w:bCs/>
+          <w:rPrChange w:id="308" w:author="Ricardo Jesús Leguizamón Acosta" w:date="2025-09-21T21:55:00Z" w16du:dateUtc="2025-09-22T00:55:00Z">
+            <w:rPr/>
+          </w:rPrChange>
+        </w:rPr>
+        <w:t>Ref</w:t>
+      </w:r>
+      <w:proofErr w:type="spellEnd"/>
+      <w:r>
+        <w:rPr>
+          <w:b/>
+          <w:bCs/>
+          <w:rPrChange w:id="309" w:author="Ricardo Jesús Leguizamón Acosta" w:date="2025-09-21T21:55:00Z" w16du:dateUtc="2025-09-22T00:55:00Z">
+            <w:rPr/>
+          </w:rPrChange>
+        </w:rPr>
+        <w:t>].</w:t>
+      </w:r>
+    </w:p>
+    <w:p>
+      <w:pPr>
+        <w:ind w:left="708" w:hanging="708"/>
+        <w:rPr>
+          <w:b/>
+          <w:bCs/>
+        </w:rPr>
+      </w:pPr>
+      <w:r>
+        <w:rPr>
+          <w:b/>
+          <w:bCs/>
+        </w:rPr>
+        <w:t>Características principales</w:t>
+      </w:r>
+    </w:p>
+    <w:p>
+      <w:pPr>
+        <w:numPr>
+          <w:ilvl w:val="0"/>
+          <w:numId w:val="3"/>
+        </w:numPr>
+        <w:rPr>
+          <w:b/>
+          <w:bCs/>
+          <w:rPrChange w:id="310" w:author="Ricardo Jesús Leguizamón Acosta" w:date="2025-09-21T21:55:00Z" w16du:dateUtc="2025-09-22T00:55:00Z">
+            <w:rPr/>
+          </w:rPrChange>
+        </w:rPr>
+      </w:pPr>
+      <w:r>
+        <w:rPr>
+          <w:b/>
+          <w:bCs/>
+        </w:rPr>
+        <w:t>Simplicidad</w:t>
+      </w:r>
+      <w:r>
+        <w:rPr>
+          <w:b/>
+          <w:bCs/>
+          <w:rPrChange w:id="311" w:author="Ricardo Jesús Leguizamón Acosta" w:date="2025-09-21T21:55:00Z" w16du:dateUtc="2025-09-22T00:55:00Z">
+            <w:rPr/>
+          </w:rPrChange>
+        </w:rPr>
+        <w:t>: no requiere reducción de variables previa.</w:t>
+      </w:r>
+    </w:p>
+    <w:p>
+      <w:pPr>
+        <w:numPr>
+          <w:ilvl w:val="0"/>
+          <w:numId w:val="3"/>
+        </w:numPr>
+        <w:rPr>
+          <w:b/>
+          <w:bCs/>
+          <w:rPrChange w:id="312" w:author="Ricardo Jesús Leguizamón Acosta" w:date="2025-09-21T21:55:00Z" w16du:dateUtc="2025-09-22T00:55:00Z">
+            <w:rPr/>
+          </w:rPrChange>
+        </w:rPr>
+      </w:pPr>
+      <w:r>
+        <w:rPr>
+          <w:b/>
+          <w:bCs/>
+        </w:rPr>
+        <w:t>Flexibilidad</w:t>
+      </w:r>
+      <w:r>
+        <w:rPr>
+          <w:b/>
+          <w:bCs/>
+          <w:rPrChange w:id="313" w:author="Ricardo Jesús Leguizamón Acosta" w:date="2025-09-21T21:55:00Z" w16du:dateUtc="2025-09-22T00:55:00Z">
+            <w:rPr/>
+          </w:rPrChange>
+        </w:rPr>
+        <w:t>: puede aplicarse a datos de distinta naturaleza (espectros, parámetros fisicoquímicos, etc.).</w:t>
+      </w:r>
+    </w:p>
+    <w:p>
+      <w:pPr>
+        <w:numPr>
+          <w:ilvl w:val="0"/>
+          <w:numId w:val="3"/>
+        </w:numPr>
+        <w:rPr>
+          <w:b/>
+          <w:bCs/>
+          <w:rPrChange w:id="314" w:author="Ricardo Jesús Leguizamón Acosta" w:date="2025-09-21T21:55:00Z" w16du:dateUtc="2025-09-22T00:55:00Z">
+            <w:rPr/>
+          </w:rPrChange>
+        </w:rPr>
+      </w:pPr>
+      <w:r>
+        <w:rPr>
+          <w:b/>
+          <w:bCs/>
+        </w:rPr>
+        <w:lastRenderedPageBreak/>
+        <w:t>Limitaciones</w:t>
+      </w:r>
+      <w:r>
+        <w:rPr>
+          <w:b/>
+          <w:bCs/>
+          <w:rPrChange w:id="315" w:author="Ricardo Jesús Leguizamón Acosta" w:date="2025-09-21T21:55:00Z" w16du:dateUtc="2025-09-22T00:55:00Z">
+            <w:rPr/>
+          </w:rPrChange>
+        </w:rPr>
+        <w:t xml:space="preserve">: riesgo de </w:t>
+      </w:r>
+      <w:r>
+        <w:rPr>
+          <w:b/>
+          <w:bCs/>
+        </w:rPr>
+        <w:t>dominancia de bloques de gran dimensionalidad</w:t>
+      </w:r>
+      <w:r>
+        <w:rPr>
+          <w:b/>
+          <w:bCs/>
+          <w:rPrChange w:id="316" w:author="Ricardo Jesús Leguizamón Acosta" w:date="2025-09-21T21:55:00Z" w16du:dateUtc="2025-09-22T00:55:00Z">
+            <w:rPr/>
+          </w:rPrChange>
+        </w:rPr>
+        <w:t>, redundancia de información y aumento de ruido.</w:t>
+      </w:r>
+    </w:p>
+    <w:p>
+      <w:pPr>
+        <w:ind w:left="708" w:hanging="708"/>
+        <w:rPr>
+          <w:b/>
+          <w:bCs/>
+        </w:rPr>
+      </w:pPr>
+      <w:r>
+        <w:rPr>
+          <w:b/>
+          <w:bCs/>
+        </w:rPr>
+        <w:t>Importancia del preprocesamiento</w:t>
+      </w:r>
+    </w:p>
+    <w:p>
+      <w:pPr>
+        <w:ind w:left="708" w:hanging="708"/>
+        <w:rPr>
+          <w:b/>
+          <w:bCs/>
+          <w:rPrChange w:id="317" w:author="Ricardo Jesús Leguizamón Acosta" w:date="2025-09-21T21:55:00Z" w16du:dateUtc="2025-09-22T00:55:00Z">
+            <w:rPr/>
+          </w:rPrChange>
+        </w:rPr>
+      </w:pPr>
+      <w:r>
+        <w:rPr>
+          <w:b/>
+          <w:bCs/>
+          <w:rPrChange w:id="318" w:author="Ricardo Jesús Leguizamón Acosta" w:date="2025-09-21T21:55:00Z" w16du:dateUtc="2025-09-22T00:55:00Z">
+            <w:rPr/>
+          </w:rPrChange>
+        </w:rPr>
+        <w:t>El éxito de LLDF depende de un preprocesamiento adecuado:</w:t>
+      </w:r>
+    </w:p>
+    <w:p>
+      <w:pPr>
+        <w:numPr>
+          <w:ilvl w:val="0"/>
+          <w:numId w:val="4"/>
+        </w:numPr>
+        <w:rPr>
+          <w:b/>
+          <w:bCs/>
+          <w:rPrChange w:id="319" w:author="Ricardo Jesús Leguizamón Acosta" w:date="2025-09-21T21:55:00Z" w16du:dateUtc="2025-09-22T00:55:00Z">
+            <w:rPr/>
+          </w:rPrChange>
+        </w:rPr>
+      </w:pPr>
+      <w:r>
+        <w:rPr>
+          <w:b/>
+          <w:bCs/>
+        </w:rPr>
+        <w:t>Escalado y normalización</w:t>
+      </w:r>
+      <w:r>
+        <w:rPr>
+          <w:b/>
+          <w:bCs/>
+          <w:rPrChange w:id="320" w:author="Ricardo Jesús Leguizamón Acosta" w:date="2025-09-21T21:55:00Z" w16du:dateUtc="2025-09-22T00:55:00Z">
+            <w:rPr/>
+          </w:rPrChange>
+        </w:rPr>
+        <w:t xml:space="preserve"> para igualar magnitudes entre </w:t>
+      </w:r>
+      <w:proofErr w:type="spellStart"/>
+      <w:r>
+        <w:rPr>
+          <w:b/>
+          <w:bCs/>
+          <w:rPrChange w:id="321" w:author="Ricardo Jesús Leguizamón Acosta" w:date="2025-09-21T21:55:00Z" w16du:dateUtc="2025-09-22T00:55:00Z">
+            <w:rPr/>
+          </w:rPrChange>
+        </w:rPr>
+        <w:t>datasets</w:t>
+      </w:r>
+      <w:proofErr w:type="spellEnd"/>
+      <w:r>
+        <w:rPr>
+          <w:b/>
+          <w:bCs/>
+          <w:rPrChange w:id="322" w:author="Ricardo Jesús Leguizamón Acosta" w:date="2025-09-21T21:55:00Z" w16du:dateUtc="2025-09-22T00:55:00Z">
+            <w:rPr/>
+          </w:rPrChange>
+        </w:rPr>
+        <w:t>.</w:t>
+      </w:r>
+    </w:p>
+    <w:p>
+      <w:pPr>
+        <w:numPr>
+          <w:ilvl w:val="0"/>
+          <w:numId w:val="4"/>
+        </w:numPr>
+        <w:rPr>
+          <w:b/>
+          <w:bCs/>
+          <w:rPrChange w:id="323" w:author="Ricardo Jesús Leguizamón Acosta" w:date="2025-09-21T21:55:00Z" w16du:dateUtc="2025-09-22T00:55:00Z">
+            <w:rPr/>
+          </w:rPrChange>
+        </w:rPr>
+      </w:pPr>
+      <w:r>
+        <w:rPr>
+          <w:b/>
+          <w:bCs/>
+        </w:rPr>
+        <w:t>Corrección de línea base, suavizado, derivadas</w:t>
+      </w:r>
+      <w:r>
+        <w:rPr>
+          <w:b/>
+          <w:bCs/>
+          <w:rPrChange w:id="324" w:author="Ricardo Jesús Leguizamón Acosta" w:date="2025-09-21T21:55:00Z" w16du:dateUtc="2025-09-22T00:55:00Z">
+            <w:rPr/>
+          </w:rPrChange>
+        </w:rPr>
+        <w:t xml:space="preserve"> para espectros.</w:t>
+      </w:r>
+    </w:p>
+    <w:p>
+      <w:pPr>
+        <w:numPr>
+          <w:ilvl w:val="0"/>
+          <w:numId w:val="4"/>
+        </w:numPr>
+        <w:rPr>
+          <w:b/>
+          <w:bCs/>
+          <w:rPrChange w:id="325" w:author="Ricardo Jesús Leguizamón Acosta" w:date="2025-09-21T21:55:00Z" w16du:dateUtc="2025-09-22T00:55:00Z">
+            <w:rPr/>
+          </w:rPrChange>
+        </w:rPr>
+      </w:pPr>
+      <w:r>
+        <w:rPr>
+          <w:b/>
+          <w:bCs/>
+        </w:rPr>
+        <w:t>Selección de variables</w:t>
+      </w:r>
+      <w:r>
+        <w:rPr>
+          <w:b/>
+          <w:bCs/>
+          <w:rPrChange w:id="326" w:author="Ricardo Jesús Leguizamón Acosta" w:date="2025-09-21T21:55:00Z" w16du:dateUtc="2025-09-22T00:55:00Z">
+            <w:rPr/>
+          </w:rPrChange>
+        </w:rPr>
+        <w:t xml:space="preserve"> (manual o automática) para evitar redundancias.</w:t>
+      </w:r>
+    </w:p>
+    <w:p>
+      <w:pPr>
+        <w:ind w:left="708" w:hanging="708"/>
+        <w:rPr>
+          <w:b/>
+          <w:bCs/>
+        </w:rPr>
+      </w:pPr>
+      <w:r>
+        <w:rPr>
+          <w:b/>
+          <w:bCs/>
+        </w:rPr>
+        <w:t>Ejemplos relevantes</w:t>
+      </w:r>
+    </w:p>
+    <w:p>
+      <w:pPr>
+        <w:numPr>
+          <w:ilvl w:val="0"/>
+          <w:numId w:val="5"/>
+        </w:numPr>
+        <w:rPr>
+          <w:b/>
+          <w:bCs/>
+          <w:rPrChange w:id="327" w:author="Ricardo Jesús Leguizamón Acosta" w:date="2025-09-21T21:55:00Z" w16du:dateUtc="2025-09-22T00:55:00Z">
+            <w:rPr/>
+          </w:rPrChange>
+        </w:rPr>
+      </w:pPr>
+      <w:r>
+        <w:rPr>
+          <w:b/>
+          <w:bCs/>
+          <w:rPrChange w:id="328" w:author="Ricardo Jesús Leguizamón Acosta" w:date="2025-09-21T21:55:00Z" w16du:dateUtc="2025-09-22T00:55:00Z">
+            <w:rPr/>
+          </w:rPrChange>
+        </w:rPr>
+        <w:t xml:space="preserve">Gonçalves et al. (2020): integración de datos fisicoquímicos, espectros UV-vis y NIR, aplicando </w:t>
+      </w:r>
+      <w:proofErr w:type="spellStart"/>
+      <w:r>
+        <w:rPr>
+          <w:b/>
+          <w:bCs/>
+          <w:rPrChange w:id="329" w:author="Ricardo Jesús Leguizamón Acosta" w:date="2025-09-21T21:55:00Z" w16du:dateUtc="2025-09-22T00:55:00Z">
+            <w:rPr/>
+          </w:rPrChange>
+        </w:rPr>
+        <w:t>autoscaling</w:t>
+      </w:r>
+      <w:proofErr w:type="spellEnd"/>
+      <w:r>
+        <w:rPr>
+          <w:b/>
+          <w:bCs/>
+          <w:rPrChange w:id="330" w:author="Ricardo Jesús Leguizamón Acosta" w:date="2025-09-21T21:55:00Z" w16du:dateUtc="2025-09-22T00:55:00Z">
+            <w:rPr/>
+          </w:rPrChange>
+        </w:rPr>
+        <w:t>, suavizado y corrección de línea base antes de la concatenación.</w:t>
+      </w:r>
+    </w:p>
+    <w:p>
+      <w:pPr>
+        <w:numPr>
+          <w:ilvl w:val="0"/>
+          <w:numId w:val="5"/>
+        </w:numPr>
+        <w:rPr>
+          <w:b/>
+          <w:bCs/>
+          <w:rPrChange w:id="331" w:author="Ricardo Jesús Leguizamón Acosta" w:date="2025-09-21T21:55:00Z" w16du:dateUtc="2025-09-22T00:55:00Z">
+            <w:rPr/>
+          </w:rPrChange>
+        </w:rPr>
+      </w:pPr>
+      <w:r>
+        <w:rPr>
+          <w:b/>
+          <w:bCs/>
+          <w:rPrChange w:id="332" w:author="Ricardo Jesús Leguizamón Acosta" w:date="2025-09-21T21:55:00Z" w16du:dateUtc="2025-09-22T00:55:00Z">
+            <w:rPr/>
+          </w:rPrChange>
+        </w:rPr>
+        <w:t>Azcarate et al. (2021): reportan que FTIR + Raman integrados por LLDF mejoraron modelos clínicos de regresión, aunque con menor robustez frente a MLDF.</w:t>
+      </w:r>
+    </w:p>
+    <w:p>
+      <w:pPr>
+        <w:ind w:left="708" w:hanging="708"/>
+        <w:rPr>
+          <w:b/>
+          <w:bCs/>
+          <w:rPrChange w:id="333" w:author="Ricardo Jesús Leguizamón Acosta" w:date="2025-09-21T21:55:00Z" w16du:dateUtc="2025-09-22T00:55:00Z">
+            <w:rPr/>
+          </w:rPrChange>
+        </w:rPr>
+      </w:pPr>
+      <w:r>
+        <w:rPr>
+          <w:b/>
+          <w:bCs/>
+          <w:rPrChange w:id="334" w:author="Ricardo Jesús Leguizamón Acosta" w:date="2025-09-21T21:55:00Z" w16du:dateUtc="2025-09-22T00:55:00Z">
+            <w:rPr/>
+          </w:rPrChange>
+        </w:rPr>
+        <w:pict w14:anchorId="1E912E0A">
+          <v:rect id="_x0000_i1242" style="width:0;height:1.5pt" o:hralign="center" o:hrstd="t" o:hr="t" fillcolor="#a0a0a0" stroked="f"/>
+        </w:pict>
+      </w:r>
+    </w:p>
+    <w:p>
+      <w:pPr>
+        <w:ind w:left="708" w:hanging="708"/>
+        <w:rPr>
+          <w:b/>
+          <w:bCs/>
+          <w:lang w:val="en-US"/>
+        </w:rPr>
+      </w:pPr>
+      <w:r>
+        <w:rPr>
+          <w:b/>
+          <w:bCs/>
+          <w:lang w:val="en-US"/>
+        </w:rPr>
+        <w:t>3. Mid-Level Data Fusion (MLDF)</w:t>
+      </w:r>
+    </w:p>
+    <w:p>
+      <w:pPr>
+        <w:ind w:left="708" w:hanging="708"/>
+        <w:rPr>
+          <w:b/>
+          <w:bCs/>
+          <w:rPrChange w:id="335" w:author="Ricardo Jesús Leguizamón Acosta" w:date="2025-09-21T21:55:00Z" w16du:dateUtc="2025-09-22T00:55:00Z">
+            <w:rPr/>
+          </w:rPrChange>
+        </w:rPr>
+      </w:pPr>
+      <w:r>
+        <w:rPr>
+          <w:b/>
+          <w:bCs/>
+          <w:rPrChange w:id="336" w:author="Ricardo Jesús Leguizamón Acosta" w:date="2025-09-21T21:55:00Z" w16du:dateUtc="2025-09-22T00:55:00Z">
+            <w:rPr/>
+          </w:rPrChange>
+        </w:rPr>
+        <w:t xml:space="preserve">La </w:t>
+      </w:r>
+      <w:r>
+        <w:rPr>
+          <w:b/>
+          <w:bCs/>
+        </w:rPr>
+        <w:t>fusión a nivel medio (MLDF)</w:t>
+      </w:r>
+      <w:r>
+        <w:rPr>
+          <w:b/>
+          <w:bCs/>
+          <w:rPrChange w:id="337" w:author="Ricardo Jesús Leguizamón Acosta" w:date="2025-09-21T21:55:00Z" w16du:dateUtc="2025-09-22T00:55:00Z">
+            <w:rPr/>
+          </w:rPrChange>
+        </w:rPr>
+        <w:t xml:space="preserve"> se basa en la </w:t>
+      </w:r>
+      <w:r>
+        <w:rPr>
+          <w:b/>
+          <w:bCs/>
+        </w:rPr>
+        <w:t>extracción de características</w:t>
+      </w:r>
+      <w:r>
+        <w:rPr>
+          <w:b/>
+          <w:bCs/>
+          <w:rPrChange w:id="338" w:author="Ricardo Jesús Leguizamón Acosta" w:date="2025-09-21T21:55:00Z" w16du:dateUtc="2025-09-22T00:55:00Z">
+            <w:rPr/>
+          </w:rPrChange>
+        </w:rPr>
+        <w:t xml:space="preserve"> de cada </w:t>
+      </w:r>
+      <w:proofErr w:type="spellStart"/>
+      <w:r>
+        <w:rPr>
+          <w:b/>
+          <w:bCs/>
+          <w:rPrChange w:id="339" w:author="Ricardo Jesús Leguizamón Acosta" w:date="2025-09-21T21:55:00Z" w16du:dateUtc="2025-09-22T00:55:00Z">
+            <w:rPr/>
+          </w:rPrChange>
+        </w:rPr>
+        <w:t>dataset</w:t>
+      </w:r>
+      <w:proofErr w:type="spellEnd"/>
+      <w:r>
+        <w:rPr>
+          <w:b/>
+          <w:bCs/>
+          <w:rPrChange w:id="340" w:author="Ricardo Jesús Leguizamón Acosta" w:date="2025-09-21T21:55:00Z" w16du:dateUtc="2025-09-22T00:55:00Z">
+            <w:rPr/>
+          </w:rPrChange>
+        </w:rPr>
+        <w:t xml:space="preserve"> (generalmente mediante PCA o PLS) antes de la concatenación. De esta forma, en lugar de unir todos los datos crudos, se integran únicamente los vectores o scores más representativos.</w:t>
+      </w:r>
+    </w:p>
+    <w:p>
+      <w:pPr>
+        <w:ind w:left="708" w:hanging="708"/>
+        <w:rPr>
+          <w:b/>
+          <w:bCs/>
+        </w:rPr>
+      </w:pPr>
+      <w:r>
+        <w:rPr>
+          <w:b/>
+          <w:bCs/>
+        </w:rPr>
+        <w:t>Características principales</w:t>
+      </w:r>
+    </w:p>
+    <w:p>
+      <w:pPr>
+        <w:numPr>
+          <w:ilvl w:val="0"/>
+          <w:numId w:val="6"/>
+        </w:numPr>
+        <w:rPr>
+          <w:b/>
+          <w:bCs/>
+          <w:rPrChange w:id="341" w:author="Ricardo Jesús Leguizamón Acosta" w:date="2025-09-21T21:55:00Z" w16du:dateUtc="2025-09-22T00:55:00Z">
+            <w:rPr/>
+          </w:rPrChange>
+        </w:rPr>
+      </w:pPr>
+      <w:r>
+        <w:rPr>
+          <w:b/>
+          <w:bCs/>
+        </w:rPr>
+        <w:t>Reducción de dimensionalidad</w:t>
+      </w:r>
+      <w:r>
+        <w:rPr>
+          <w:b/>
+          <w:bCs/>
+          <w:rPrChange w:id="342" w:author="Ricardo Jesús Leguizamón Acosta" w:date="2025-09-21T21:55:00Z" w16du:dateUtc="2025-09-22T00:55:00Z">
+            <w:rPr/>
+          </w:rPrChange>
+        </w:rPr>
+        <w:t xml:space="preserve"> → disminuye ruido y tiempos de cómputo.</w:t>
+      </w:r>
+    </w:p>
+    <w:p>
+      <w:pPr>
+        <w:numPr>
+          <w:ilvl w:val="0"/>
+          <w:numId w:val="6"/>
+        </w:numPr>
+        <w:rPr>
+          <w:b/>
+          <w:bCs/>
+          <w:rPrChange w:id="343" w:author="Ricardo Jesús Leguizamón Acosta" w:date="2025-09-21T21:55:00Z" w16du:dateUtc="2025-09-22T00:55:00Z">
+            <w:rPr/>
+          </w:rPrChange>
+        </w:rPr>
+      </w:pPr>
+      <w:r>
+        <w:rPr>
+          <w:b/>
+          <w:bCs/>
+        </w:rPr>
+        <w:t>Selección de variables</w:t>
+      </w:r>
+      <w:r>
+        <w:rPr>
+          <w:b/>
+          <w:bCs/>
+          <w:rPrChange w:id="344" w:author="Ricardo Jesús Leguizamón Acosta" w:date="2025-09-21T21:55:00Z" w16du:dateUtc="2025-09-22T00:55:00Z">
+            <w:rPr/>
+          </w:rPrChange>
+        </w:rPr>
+        <w:t xml:space="preserve"> → se conservan únicamente las más informativas.</w:t>
+      </w:r>
+    </w:p>
+    <w:p>
+      <w:pPr>
+        <w:numPr>
+          <w:ilvl w:val="0"/>
+          <w:numId w:val="6"/>
+        </w:numPr>
+        <w:rPr>
+          <w:b/>
+          <w:bCs/>
+          <w:rPrChange w:id="345" w:author="Ricardo Jesús Leguizamón Acosta" w:date="2025-09-21T21:55:00Z" w16du:dateUtc="2025-09-22T00:55:00Z">
+            <w:rPr/>
+          </w:rPrChange>
+        </w:rPr>
+      </w:pPr>
+      <w:r>
+        <w:rPr>
+          <w:b/>
+          <w:bCs/>
+        </w:rPr>
+        <w:t>Mejor desempeño</w:t>
+      </w:r>
+      <w:r>
+        <w:rPr>
+          <w:b/>
+          <w:bCs/>
+          <w:rPrChange w:id="346" w:author="Ricardo Jesús Leguizamón Acosta" w:date="2025-09-21T21:55:00Z" w16du:dateUtc="2025-09-22T00:55:00Z">
+            <w:rPr/>
+          </w:rPrChange>
+        </w:rPr>
+        <w:t xml:space="preserve"> en contextos con </w:t>
+      </w:r>
+      <w:proofErr w:type="spellStart"/>
+      <w:r>
+        <w:rPr>
+          <w:b/>
+          <w:bCs/>
+          <w:rPrChange w:id="347" w:author="Ricardo Jesús Leguizamón Acosta" w:date="2025-09-21T21:55:00Z" w16du:dateUtc="2025-09-22T00:55:00Z">
+            <w:rPr/>
+          </w:rPrChange>
+        </w:rPr>
+        <w:t>datasets</w:t>
+      </w:r>
+      <w:proofErr w:type="spellEnd"/>
+      <w:r>
+        <w:rPr>
+          <w:b/>
+          <w:bCs/>
+          <w:rPrChange w:id="348" w:author="Ricardo Jesús Leguizamón Acosta" w:date="2025-09-21T21:55:00Z" w16du:dateUtc="2025-09-22T00:55:00Z">
+            <w:rPr/>
+          </w:rPrChange>
+        </w:rPr>
+        <w:t xml:space="preserve"> heterogéneos.</w:t>
+      </w:r>
+    </w:p>
+    <w:p>
+      <w:pPr>
+        <w:ind w:left="708" w:hanging="708"/>
+        <w:rPr>
+          <w:b/>
+          <w:bCs/>
+        </w:rPr>
+      </w:pPr>
+      <w:r>
+        <w:rPr>
+          <w:b/>
+          <w:bCs/>
+        </w:rPr>
+        <w:t>Ejemplos relevantes</w:t>
+      </w:r>
+    </w:p>
+    <w:p>
+      <w:pPr>
+        <w:numPr>
+          <w:ilvl w:val="0"/>
+          <w:numId w:val="7"/>
+        </w:numPr>
+        <w:rPr>
+          <w:b/>
+          <w:bCs/>
+          <w:rPrChange w:id="349" w:author="Ricardo Jesús Leguizamón Acosta" w:date="2025-09-21T21:55:00Z" w16du:dateUtc="2025-09-22T00:55:00Z">
+            <w:rPr/>
+          </w:rPrChange>
+        </w:rPr>
+      </w:pPr>
+      <w:r>
+        <w:rPr>
+          <w:b/>
+          <w:bCs/>
+          <w:rPrChange w:id="350" w:author="Ricardo Jesús Leguizamón Acosta" w:date="2025-09-21T21:55:00Z" w16du:dateUtc="2025-09-22T00:55:00Z">
+            <w:rPr/>
+          </w:rPrChange>
+        </w:rPr>
+        <w:t>Aplicaciones en la industria alimentaria muestran que MLDF supera a LLDF en la mayoría de los casos de clasificación (NIR + UV-vis, MIR + Raman, etc.).</w:t>
+      </w:r>
+    </w:p>
+    <w:p>
+      <w:pPr>
+        <w:numPr>
+          <w:ilvl w:val="0"/>
+          <w:numId w:val="7"/>
+        </w:numPr>
+        <w:rPr>
+          <w:b/>
+          <w:bCs/>
+          <w:rPrChange w:id="351" w:author="Ricardo Jesús Leguizamón Acosta" w:date="2025-09-21T21:55:00Z" w16du:dateUtc="2025-09-22T00:55:00Z">
+            <w:rPr/>
+          </w:rPrChange>
+        </w:rPr>
+      </w:pPr>
+      <w:r>
+        <w:rPr>
+          <w:b/>
+          <w:bCs/>
+          <w:rPrChange w:id="352" w:author="Ricardo Jesús Leguizamón Acosta" w:date="2025-09-21T21:55:00Z" w16du:dateUtc="2025-09-22T00:55:00Z">
+            <w:rPr/>
+          </w:rPrChange>
+        </w:rPr>
+        <w:lastRenderedPageBreak/>
+        <w:t xml:space="preserve">Azcarate et al. (2021): en estudios clínicos, FTIR + Raman mediante MLDF (concatenación de scores PCA o PLS) lograron </w:t>
+      </w:r>
+      <w:r>
+        <w:rPr>
+          <w:b/>
+          <w:bCs/>
+        </w:rPr>
+        <w:t>mejor discriminación y robustez</w:t>
+      </w:r>
+      <w:r>
+        <w:rPr>
+          <w:b/>
+          <w:bCs/>
+          <w:rPrChange w:id="353" w:author="Ricardo Jesús Leguizamón Acosta" w:date="2025-09-21T21:55:00Z" w16du:dateUtc="2025-09-22T00:55:00Z">
+            <w:rPr/>
+          </w:rPrChange>
+        </w:rPr>
+        <w:t xml:space="preserve"> que con LLDF.</w:t>
+      </w:r>
+    </w:p>
+    <w:p>
+      <w:pPr>
+        <w:ind w:left="708" w:hanging="708"/>
+        <w:rPr>
+          <w:b/>
+          <w:bCs/>
+        </w:rPr>
+      </w:pPr>
+      <w:r>
+        <w:rPr>
+          <w:b/>
+          <w:bCs/>
+        </w:rPr>
+        <w:t>Ventajas frente a LLDF</w:t>
+      </w:r>
+    </w:p>
+    <w:p>
+      <w:pPr>
+        <w:numPr>
+          <w:ilvl w:val="0"/>
+          <w:numId w:val="8"/>
+        </w:numPr>
+        <w:rPr>
+          <w:b/>
+          <w:bCs/>
+          <w:rPrChange w:id="354" w:author="Ricardo Jesús Leguizamón Acosta" w:date="2025-09-21T21:55:00Z" w16du:dateUtc="2025-09-22T00:55:00Z">
+            <w:rPr/>
+          </w:rPrChange>
+        </w:rPr>
+      </w:pPr>
+      <w:r>
+        <w:rPr>
+          <w:b/>
+          <w:bCs/>
+          <w:rPrChange w:id="355" w:author="Ricardo Jesús Leguizamón Acosta" w:date="2025-09-21T21:55:00Z" w16du:dateUtc="2025-09-22T00:55:00Z">
+            <w:rPr/>
+          </w:rPrChange>
+        </w:rPr>
+        <w:t>Controla la dominancia de bloques grandes.</w:t>
+      </w:r>
+    </w:p>
+    <w:p>
+      <w:pPr>
+        <w:numPr>
+          <w:ilvl w:val="0"/>
+          <w:numId w:val="8"/>
+        </w:numPr>
+        <w:rPr>
+          <w:b/>
+          <w:bCs/>
+          <w:rPrChange w:id="356" w:author="Ricardo Jesús Leguizamón Acosta" w:date="2025-09-21T21:55:00Z" w16du:dateUtc="2025-09-22T00:55:00Z">
+            <w:rPr/>
+          </w:rPrChange>
+        </w:rPr>
+      </w:pPr>
+      <w:r>
+        <w:rPr>
+          <w:b/>
+          <w:bCs/>
+          <w:rPrChange w:id="357" w:author="Ricardo Jesús Leguizamón Acosta" w:date="2025-09-21T21:55:00Z" w16du:dateUtc="2025-09-22T00:55:00Z">
+            <w:rPr/>
+          </w:rPrChange>
+        </w:rPr>
+        <w:t>Reduce correlaciones redundantes.</w:t>
+      </w:r>
+    </w:p>
+    <w:p>
+      <w:pPr>
+        <w:numPr>
+          <w:ilvl w:val="0"/>
+          <w:numId w:val="8"/>
+        </w:numPr>
+        <w:rPr>
+          <w:b/>
+          <w:bCs/>
+          <w:rPrChange w:id="358" w:author="Ricardo Jesús Leguizamón Acosta" w:date="2025-09-21T21:55:00Z" w16du:dateUtc="2025-09-22T00:55:00Z">
+            <w:rPr/>
+          </w:rPrChange>
+        </w:rPr>
+      </w:pPr>
+      <w:r>
+        <w:rPr>
+          <w:b/>
+          <w:bCs/>
+          <w:rPrChange w:id="359" w:author="Ricardo Jesús Leguizamón Acosta" w:date="2025-09-21T21:55:00Z" w16du:dateUtc="2025-09-22T00:55:00Z">
+            <w:rPr/>
+          </w:rPrChange>
+        </w:rPr>
+        <w:t>Mejora la interpretabilidad del modelo.</w:t>
+      </w:r>
+    </w:p>
+    <w:p>
+      <w:pPr>
+        <w:ind w:left="708" w:hanging="708"/>
+        <w:rPr>
+          <w:b/>
+          <w:bCs/>
+          <w:rPrChange w:id="360" w:author="Ricardo Jesús Leguizamón Acosta" w:date="2025-09-21T21:55:00Z" w16du:dateUtc="2025-09-22T00:55:00Z">
+            <w:rPr/>
+          </w:rPrChange>
+        </w:rPr>
+      </w:pPr>
+      <w:r>
+        <w:rPr>
+          <w:b/>
+          <w:bCs/>
+          <w:rPrChange w:id="361" w:author="Ricardo Jesús Leguizamón Acosta" w:date="2025-09-21T21:55:00Z" w16du:dateUtc="2025-09-22T00:55:00Z">
+            <w:rPr/>
+          </w:rPrChange>
+        </w:rPr>
+        <w:pict w14:anchorId="429FEB48">
+          <v:rect id="_x0000_i1243" style="width:0;height:1.5pt" o:hralign="center" o:hrstd="t" o:hr="t" fillcolor="#a0a0a0" stroked="f"/>
+        </w:pict>
+      </w:r>
+    </w:p>
+    <w:p>
+      <w:pPr>
+        <w:ind w:left="708" w:hanging="708"/>
+        <w:rPr>
+          <w:b/>
+          <w:bCs/>
+          <w:lang w:val="en-US"/>
+        </w:rPr>
+      </w:pPr>
+      <w:r>
+        <w:rPr>
+          <w:b/>
+          <w:bCs/>
+          <w:lang w:val="en-US"/>
+        </w:rPr>
+        <w:t>4. High-Level Data Fusion (HLDF)</w:t>
+      </w:r>
+    </w:p>
+    <w:p>
+      <w:pPr>
+        <w:ind w:left="708" w:hanging="708"/>
+        <w:rPr>
+          <w:b/>
+          <w:bCs/>
+          <w:rPrChange w:id="362" w:author="Ricardo Jesús Leguizamón Acosta" w:date="2025-09-21T21:55:00Z" w16du:dateUtc="2025-09-22T00:55:00Z">
+            <w:rPr/>
+          </w:rPrChange>
+        </w:rPr>
+      </w:pPr>
+      <w:r>
+        <w:rPr>
+          <w:b/>
+          <w:bCs/>
+          <w:rPrChange w:id="363" w:author="Ricardo Jesús Leguizamón Acosta" w:date="2025-09-21T21:55:00Z" w16du:dateUtc="2025-09-22T00:55:00Z">
+            <w:rPr/>
+          </w:rPrChange>
+        </w:rPr>
+        <w:t xml:space="preserve">La </w:t>
+      </w:r>
+      <w:r>
+        <w:rPr>
+          <w:b/>
+          <w:bCs/>
+        </w:rPr>
+        <w:t>fusión a nivel alto (HLDF)</w:t>
+      </w:r>
+      <w:r>
+        <w:rPr>
+          <w:b/>
+          <w:bCs/>
+          <w:rPrChange w:id="364" w:author="Ricardo Jesús Leguizamón Acosta" w:date="2025-09-21T21:55:00Z" w16du:dateUtc="2025-09-22T00:55:00Z">
+            <w:rPr/>
+          </w:rPrChange>
+        </w:rPr>
+        <w:t xml:space="preserve"> consiste en integrar directamente los </w:t>
+      </w:r>
+      <w:r>
+        <w:rPr>
+          <w:b/>
+          <w:bCs/>
+        </w:rPr>
+        <w:t>resultados de modelos individuales</w:t>
+      </w:r>
+      <w:r>
+        <w:rPr>
+          <w:b/>
+          <w:bCs/>
+          <w:rPrChange w:id="365" w:author="Ricardo Jesús Leguizamón Acosta" w:date="2025-09-21T21:55:00Z" w16du:dateUtc="2025-09-22T00:55:00Z">
+            <w:rPr/>
+          </w:rPrChange>
+        </w:rPr>
+        <w:t xml:space="preserve"> (predicciones, scores, probabilidades), en lugar de los datos crudos o las características reducidas.</w:t>
+      </w:r>
+    </w:p>
+    <w:p>
+      <w:pPr>
+        <w:ind w:left="708" w:hanging="708"/>
+        <w:rPr>
+          <w:b/>
+          <w:bCs/>
+        </w:rPr>
+      </w:pPr>
+      <w:r>
+        <w:rPr>
+          <w:b/>
+          <w:bCs/>
+        </w:rPr>
+        <w:t>Estrategias comunes</w:t>
+      </w:r>
+    </w:p>
+    <w:p>
+      <w:pPr>
+        <w:numPr>
+          <w:ilvl w:val="0"/>
+          <w:numId w:val="9"/>
+        </w:numPr>
+        <w:rPr>
+          <w:b/>
+          <w:bCs/>
+          <w:rPrChange w:id="366" w:author="Ricardo Jesús Leguizamón Acosta" w:date="2025-09-21T21:55:00Z" w16du:dateUtc="2025-09-22T00:55:00Z">
+            <w:rPr/>
+          </w:rPrChange>
+        </w:rPr>
+      </w:pPr>
+      <w:r>
+        <w:rPr>
+          <w:b/>
+          <w:bCs/>
+        </w:rPr>
+        <w:t>Votación mayoritaria</w:t>
+      </w:r>
+      <w:r>
+        <w:rPr>
+          <w:b/>
+          <w:bCs/>
+          <w:rPrChange w:id="367" w:author="Ricardo Jesús Leguizamón Acosta" w:date="2025-09-21T21:55:00Z" w16du:dateUtc="2025-09-22T00:55:00Z">
+            <w:rPr/>
+          </w:rPrChange>
+        </w:rPr>
+        <w:t xml:space="preserve"> (</w:t>
+      </w:r>
+      <w:proofErr w:type="spellStart"/>
+      <w:r>
+        <w:rPr>
+          <w:b/>
+          <w:bCs/>
+          <w:rPrChange w:id="368" w:author="Ricardo Jesús Leguizamón Acosta" w:date="2025-09-21T21:55:00Z" w16du:dateUtc="2025-09-22T00:55:00Z">
+            <w:rPr/>
+          </w:rPrChange>
+        </w:rPr>
+        <w:t>fuzzy</w:t>
+      </w:r>
+      <w:proofErr w:type="spellEnd"/>
+      <w:r>
+        <w:rPr>
+          <w:b/>
+          <w:bCs/>
+          <w:rPrChange w:id="369" w:author="Ricardo Jesús Leguizamón Acosta" w:date="2025-09-21T21:55:00Z" w16du:dateUtc="2025-09-22T00:55:00Z">
+            <w:rPr/>
+          </w:rPrChange>
+        </w:rPr>
         <w:t xml:space="preserve"> </w:t>
       </w:r>
-      <w:bookmarkStart w:id="1" w:name="_GoBack"/>
-      <w:bookmarkEnd w:id="1"/>
-    </w:p>
-    <w:p>
-      <w:pPr>
-        <w:pStyle w:val="Prrafodelista"/>
+      <w:proofErr w:type="spellStart"/>
+      <w:r>
+        <w:rPr>
+          <w:b/>
+          <w:bCs/>
+          <w:rPrChange w:id="370" w:author="Ricardo Jesús Leguizamón Acosta" w:date="2025-09-21T21:55:00Z" w16du:dateUtc="2025-09-22T00:55:00Z">
+            <w:rPr/>
+          </w:rPrChange>
+        </w:rPr>
+        <w:t>voting</w:t>
+      </w:r>
+      <w:proofErr w:type="spellEnd"/>
+      <w:r>
+        <w:rPr>
+          <w:b/>
+          <w:bCs/>
+          <w:rPrChange w:id="371" w:author="Ricardo Jesús Leguizamón Acosta" w:date="2025-09-21T21:55:00Z" w16du:dateUtc="2025-09-22T00:55:00Z">
+            <w:rPr/>
+          </w:rPrChange>
+        </w:rPr>
+        <w:t xml:space="preserve">, </w:t>
+      </w:r>
+      <w:proofErr w:type="spellStart"/>
+      <w:r>
+        <w:rPr>
+          <w:b/>
+          <w:bCs/>
+          <w:rPrChange w:id="372" w:author="Ricardo Jesús Leguizamón Acosta" w:date="2025-09-21T21:55:00Z" w16du:dateUtc="2025-09-22T00:55:00Z">
+            <w:rPr/>
+          </w:rPrChange>
+        </w:rPr>
+        <w:t>Bayesian</w:t>
+      </w:r>
+      <w:proofErr w:type="spellEnd"/>
+      <w:r>
+        <w:rPr>
+          <w:b/>
+          <w:bCs/>
+          <w:rPrChange w:id="373" w:author="Ricardo Jesús Leguizamón Acosta" w:date="2025-09-21T21:55:00Z" w16du:dateUtc="2025-09-22T00:55:00Z">
+            <w:rPr/>
+          </w:rPrChange>
+        </w:rPr>
+        <w:t xml:space="preserve"> </w:t>
+      </w:r>
+      <w:proofErr w:type="spellStart"/>
+      <w:r>
+        <w:rPr>
+          <w:b/>
+          <w:bCs/>
+          <w:rPrChange w:id="374" w:author="Ricardo Jesús Leguizamón Acosta" w:date="2025-09-21T21:55:00Z" w16du:dateUtc="2025-09-22T00:55:00Z">
+            <w:rPr/>
+          </w:rPrChange>
+        </w:rPr>
+        <w:t>consensus</w:t>
+      </w:r>
+      <w:proofErr w:type="spellEnd"/>
+      <w:r>
+        <w:rPr>
+          <w:b/>
+          <w:bCs/>
+          <w:rPrChange w:id="375" w:author="Ricardo Jesús Leguizamón Acosta" w:date="2025-09-21T21:55:00Z" w16du:dateUtc="2025-09-22T00:55:00Z">
+            <w:rPr/>
+          </w:rPrChange>
+        </w:rPr>
+        <w:t>).</w:t>
+      </w:r>
+    </w:p>
+    <w:p>
+      <w:pPr>
         <w:numPr>
-          <w:ilvl w:val="1"/>
-          <w:numId w:val="2"/>
+          <w:ilvl w:val="0"/>
+          <w:numId w:val="9"/>
         </w:numPr>
-      </w:pPr>
-      <w:r>
-        <w:t>Alcance</w:t>
-      </w:r>
-    </w:p>
-    <w:p>
-      <w:pPr>
-        <w:pStyle w:val="Prrafodelista"/>
+        <w:rPr>
+          <w:b/>
+          <w:bCs/>
+          <w:rPrChange w:id="376" w:author="Ricardo Jesús Leguizamón Acosta" w:date="2025-09-21T21:55:00Z" w16du:dateUtc="2025-09-22T00:55:00Z">
+            <w:rPr/>
+          </w:rPrChange>
+        </w:rPr>
+      </w:pPr>
+      <w:r>
+        <w:rPr>
+          <w:b/>
+          <w:bCs/>
+        </w:rPr>
+        <w:t>Promedios ponderados</w:t>
+      </w:r>
+      <w:r>
+        <w:rPr>
+          <w:b/>
+          <w:bCs/>
+          <w:rPrChange w:id="377" w:author="Ricardo Jesús Leguizamón Acosta" w:date="2025-09-21T21:55:00Z" w16du:dateUtc="2025-09-22T00:55:00Z">
+            <w:rPr/>
+          </w:rPrChange>
+        </w:rPr>
+        <w:t xml:space="preserve"> de predicciones.</w:t>
+      </w:r>
+    </w:p>
+    <w:p>
+      <w:pPr>
         <w:numPr>
-          <w:ilvl w:val="1"/>
-          <w:numId w:val="2"/>
+          <w:ilvl w:val="0"/>
+          <w:numId w:val="9"/>
         </w:numPr>
-      </w:pPr>
-      <w:r>
-        <w:t xml:space="preserve">Organización del documento </w:t>
-      </w:r>
-      <w:r>
+        <w:rPr>
+          <w:b/>
+          <w:bCs/>
+          <w:rPrChange w:id="378" w:author="Ricardo Jesús Leguizamón Acosta" w:date="2025-09-21T21:55:00Z" w16du:dateUtc="2025-09-22T00:55:00Z">
+            <w:rPr/>
+          </w:rPrChange>
+        </w:rPr>
+      </w:pPr>
+      <w:r>
+        <w:rPr>
+          <w:b/>
+          <w:bCs/>
+        </w:rPr>
+        <w:t>Meta-modelos</w:t>
+      </w:r>
+      <w:r>
+        <w:rPr>
+          <w:b/>
+          <w:bCs/>
+          <w:rPrChange w:id="379" w:author="Ricardo Jesús Leguizamón Acosta" w:date="2025-09-21T21:55:00Z" w16du:dateUtc="2025-09-22T00:55:00Z">
+            <w:rPr/>
+          </w:rPrChange>
+        </w:rPr>
+        <w:t xml:space="preserve"> que combinan decisiones de clasificadores independientes.</w:t>
+      </w:r>
+    </w:p>
+    <w:p>
+      <w:pPr>
+        <w:ind w:left="708" w:hanging="708"/>
+        <w:rPr>
+          <w:b/>
+          <w:bCs/>
+        </w:rPr>
+      </w:pPr>
+      <w:r>
+        <w:rPr>
+          <w:b/>
+          <w:bCs/>
+        </w:rPr>
+        <w:t>Aplicaciones</w:t>
+      </w:r>
+    </w:p>
+    <w:p>
+      <w:pPr>
+        <w:numPr>
+          <w:ilvl w:val="0"/>
+          <w:numId w:val="10"/>
+        </w:numPr>
+        <w:rPr>
+          <w:b/>
+          <w:bCs/>
+          <w:rPrChange w:id="380" w:author="Ricardo Jesús Leguizamón Acosta" w:date="2025-09-21T21:55:00Z" w16du:dateUtc="2025-09-22T00:55:00Z">
+            <w:rPr/>
+          </w:rPrChange>
+        </w:rPr>
+      </w:pPr>
+      <w:r>
+        <w:rPr>
+          <w:b/>
+          <w:bCs/>
+          <w:rPrChange w:id="381" w:author="Ricardo Jesús Leguizamón Acosta" w:date="2025-09-21T21:55:00Z" w16du:dateUtc="2025-09-22T00:55:00Z">
+            <w:rPr/>
+          </w:rPrChange>
+        </w:rPr>
+        <w:t>Ampliamente usado en control de calidad de alimentos y clasificación de materiales.</w:t>
+      </w:r>
+    </w:p>
+    <w:p>
+      <w:pPr>
+        <w:numPr>
+          <w:ilvl w:val="0"/>
+          <w:numId w:val="10"/>
+        </w:numPr>
+        <w:rPr>
+          <w:b/>
+          <w:bCs/>
+          <w:rPrChange w:id="382" w:author="Ricardo Jesús Leguizamón Acosta" w:date="2025-09-21T21:55:00Z" w16du:dateUtc="2025-09-22T00:55:00Z">
+            <w:rPr/>
+          </w:rPrChange>
+        </w:rPr>
+      </w:pPr>
+      <w:r>
+        <w:rPr>
+          <w:b/>
+          <w:bCs/>
+          <w:rPrChange w:id="383" w:author="Ricardo Jesús Leguizamón Acosta" w:date="2025-09-21T21:55:00Z" w16du:dateUtc="2025-09-22T00:55:00Z">
+            <w:rPr/>
+          </w:rPrChange>
+        </w:rPr>
+        <w:t xml:space="preserve">Azcarate et al. (2021): muestran que HLDF puede superar a LLDF y MLDF en problemas de clasificación </w:t>
+      </w:r>
+      <w:proofErr w:type="spellStart"/>
+      <w:r>
+        <w:rPr>
+          <w:b/>
+          <w:bCs/>
+          <w:rPrChange w:id="384" w:author="Ricardo Jesús Leguizamón Acosta" w:date="2025-09-21T21:55:00Z" w16du:dateUtc="2025-09-22T00:55:00Z">
+            <w:rPr/>
+          </w:rPrChange>
+        </w:rPr>
+        <w:t>multitécnica</w:t>
+      </w:r>
+      <w:proofErr w:type="spellEnd"/>
+      <w:r>
+        <w:rPr>
+          <w:b/>
+          <w:bCs/>
+          <w:rPrChange w:id="385" w:author="Ricardo Jesús Leguizamón Acosta" w:date="2025-09-21T21:55:00Z" w16du:dateUtc="2025-09-22T00:55:00Z">
+            <w:rPr/>
+          </w:rPrChange>
+        </w:rPr>
+        <w:t>, especialmente cuando las técnicas producen modelos independientes complementarios.</w:t>
+      </w:r>
+    </w:p>
+    <w:p>
+      <w:pPr>
+        <w:ind w:left="708" w:hanging="708"/>
+        <w:rPr>
+          <w:b/>
+          <w:bCs/>
+          <w:rPrChange w:id="386" w:author="Ricardo Jesús Leguizamón Acosta" w:date="2025-09-21T21:55:00Z" w16du:dateUtc="2025-09-22T00:55:00Z">
+            <w:rPr/>
+          </w:rPrChange>
+        </w:rPr>
+      </w:pPr>
+      <w:r>
+        <w:rPr>
+          <w:b/>
+          <w:bCs/>
+          <w:rPrChange w:id="387" w:author="Ricardo Jesús Leguizamón Acosta" w:date="2025-09-21T21:55:00Z" w16du:dateUtc="2025-09-22T00:55:00Z">
+            <w:rPr/>
+          </w:rPrChange>
+        </w:rPr>
+        <w:pict w14:anchorId="0C120519">
+          <v:rect id="_x0000_i1244" style="width:0;height:1.5pt" o:hralign="center" o:hrstd="t" o:hr="t" fillcolor="#a0a0a0" stroked="f"/>
+        </w:pict>
+      </w:r>
+    </w:p>
+    <w:p>
+      <w:pPr>
+        <w:ind w:left="708" w:hanging="708"/>
+        <w:rPr>
+          <w:b/>
+          <w:bCs/>
+        </w:rPr>
+      </w:pPr>
+      <w:r>
+        <w:rPr>
+          <w:b/>
+          <w:bCs/>
+        </w:rPr>
+        <w:t>5. FTIR + Raman como caso de estudio</w:t>
+      </w:r>
+    </w:p>
+    <w:p>
+      <w:pPr>
+        <w:ind w:left="708" w:hanging="708"/>
+        <w:rPr>
+          <w:b/>
+          <w:bCs/>
+          <w:rPrChange w:id="388" w:author="Ricardo Jesús Leguizamón Acosta" w:date="2025-09-21T21:55:00Z" w16du:dateUtc="2025-09-22T00:55:00Z">
+            <w:rPr/>
+          </w:rPrChange>
+        </w:rPr>
+      </w:pPr>
+      <w:r>
+        <w:rPr>
+          <w:b/>
+          <w:bCs/>
+          <w:rPrChange w:id="389" w:author="Ricardo Jesús Leguizamón Acosta" w:date="2025-09-21T21:55:00Z" w16du:dateUtc="2025-09-22T00:55:00Z">
+            <w:rPr/>
+          </w:rPrChange>
+        </w:rPr>
+        <w:t xml:space="preserve">La combinación de </w:t>
+      </w:r>
+      <w:r>
+        <w:rPr>
+          <w:b/>
+          <w:bCs/>
+        </w:rPr>
+        <w:t>FTIR y Raman</w:t>
+      </w:r>
+      <w:r>
+        <w:rPr>
+          <w:b/>
+          <w:bCs/>
+          <w:rPrChange w:id="390" w:author="Ricardo Jesús Leguizamón Acosta" w:date="2025-09-21T21:55:00Z" w16du:dateUtc="2025-09-22T00:55:00Z">
+            <w:rPr/>
+          </w:rPrChange>
+        </w:rPr>
+        <w:t xml:space="preserve"> es especialmente relevante porque ambas técnicas vibracionales aportan información </w:t>
+      </w:r>
+      <w:r>
+        <w:rPr>
+          <w:b/>
+          <w:bCs/>
+        </w:rPr>
+        <w:t>complementaria</w:t>
+      </w:r>
+      <w:r>
+        <w:rPr>
+          <w:b/>
+          <w:bCs/>
+          <w:rPrChange w:id="391" w:author="Ricardo Jesús Leguizamón Acosta" w:date="2025-09-21T21:55:00Z" w16du:dateUtc="2025-09-22T00:55:00Z">
+            <w:rPr/>
+          </w:rPrChange>
+        </w:rPr>
+        <w:t>:</w:t>
+      </w:r>
+    </w:p>
+    <w:p>
+      <w:pPr>
+        <w:numPr>
+          <w:ilvl w:val="0"/>
+          <w:numId w:val="11"/>
+        </w:numPr>
+        <w:rPr>
+          <w:b/>
+          <w:bCs/>
+          <w:rPrChange w:id="392" w:author="Ricardo Jesús Leguizamón Acosta" w:date="2025-09-21T21:55:00Z" w16du:dateUtc="2025-09-22T00:55:00Z">
+            <w:rPr/>
+          </w:rPrChange>
+        </w:rPr>
+      </w:pPr>
+      <w:r>
+        <w:rPr>
+          <w:b/>
+          <w:bCs/>
+          <w:rPrChange w:id="393" w:author="Ricardo Jesús Leguizamón Acosta" w:date="2025-09-21T21:55:00Z" w16du:dateUtc="2025-09-22T00:55:00Z">
+            <w:rPr/>
+          </w:rPrChange>
+        </w:rPr>
+        <w:t xml:space="preserve">FTIR detecta con mayor sensibilidad vibraciones asociadas a </w:t>
+      </w:r>
+      <w:r>
+        <w:rPr>
+          <w:b/>
+          <w:bCs/>
+        </w:rPr>
+        <w:t>grupos polares</w:t>
+      </w:r>
+      <w:r>
+        <w:rPr>
+          <w:b/>
+          <w:bCs/>
+          <w:rPrChange w:id="394" w:author="Ricardo Jesús Leguizamón Acosta" w:date="2025-09-21T21:55:00Z" w16du:dateUtc="2025-09-22T00:55:00Z">
+            <w:rPr/>
+          </w:rPrChange>
+        </w:rPr>
+        <w:t>.</w:t>
+      </w:r>
+    </w:p>
+    <w:p>
+      <w:pPr>
+        <w:numPr>
+          <w:ilvl w:val="0"/>
+          <w:numId w:val="11"/>
+        </w:numPr>
+        <w:rPr>
+          <w:b/>
+          <w:bCs/>
+          <w:rPrChange w:id="395" w:author="Ricardo Jesús Leguizamón Acosta" w:date="2025-09-21T21:55:00Z" w16du:dateUtc="2025-09-22T00:55:00Z">
+            <w:rPr/>
+          </w:rPrChange>
+        </w:rPr>
+      </w:pPr>
+      <w:r>
+        <w:rPr>
+          <w:b/>
+          <w:bCs/>
+          <w:rPrChange w:id="396" w:author="Ricardo Jesús Leguizamón Acosta" w:date="2025-09-21T21:55:00Z" w16du:dateUtc="2025-09-22T00:55:00Z">
+            <w:rPr/>
+          </w:rPrChange>
+        </w:rPr>
+        <w:t xml:space="preserve">Raman es más efectivo en vibraciones </w:t>
+      </w:r>
+      <w:r>
+        <w:rPr>
+          <w:b/>
+          <w:bCs/>
+        </w:rPr>
+        <w:t>no polares</w:t>
+      </w:r>
+      <w:r>
+        <w:rPr>
+          <w:b/>
+          <w:bCs/>
+          <w:rPrChange w:id="397" w:author="Ricardo Jesús Leguizamón Acosta" w:date="2025-09-21T21:55:00Z" w16du:dateUtc="2025-09-22T00:55:00Z">
+            <w:rPr/>
+          </w:rPrChange>
+        </w:rPr>
+        <w:t xml:space="preserve"> y en matrices acuosas (baja interferencia del agua).</w:t>
+      </w:r>
+    </w:p>
+    <w:p>
+      <w:pPr>
+        <w:ind w:left="708" w:hanging="708"/>
+        <w:rPr>
+          <w:b/>
+          <w:bCs/>
+          <w:rPrChange w:id="398" w:author="Ricardo Jesús Leguizamón Acosta" w:date="2025-09-21T21:55:00Z" w16du:dateUtc="2025-09-22T00:55:00Z">
+            <w:rPr/>
+          </w:rPrChange>
+        </w:rPr>
+      </w:pPr>
+      <w:r>
+        <w:rPr>
+          <w:b/>
+          <w:bCs/>
+          <w:rPrChange w:id="399" w:author="Ricardo Jesús Leguizamón Acosta" w:date="2025-09-21T21:55:00Z" w16du:dateUtc="2025-09-22T00:55:00Z">
+            <w:rPr/>
+          </w:rPrChange>
+        </w:rPr>
+        <w:lastRenderedPageBreak/>
+        <w:t>En la literatura reciente:</w:t>
+      </w:r>
+    </w:p>
+    <w:p>
+      <w:pPr>
+        <w:numPr>
+          <w:ilvl w:val="0"/>
+          <w:numId w:val="12"/>
+        </w:numPr>
+        <w:rPr>
+          <w:b/>
+          <w:bCs/>
+          <w:rPrChange w:id="400" w:author="Ricardo Jesús Leguizamón Acosta" w:date="2025-09-21T21:55:00Z" w16du:dateUtc="2025-09-22T00:55:00Z">
+            <w:rPr/>
+          </w:rPrChange>
+        </w:rPr>
+      </w:pPr>
+      <w:r>
+        <w:rPr>
+          <w:b/>
+          <w:bCs/>
+        </w:rPr>
+        <w:t>LLDF (concatenación preprocesada):</w:t>
+      </w:r>
+      <w:r>
+        <w:rPr>
+          <w:b/>
+          <w:bCs/>
+          <w:rPrChange w:id="401" w:author="Ricardo Jesús Leguizamón Acosta" w:date="2025-09-21T21:55:00Z" w16du:dateUtc="2025-09-22T00:55:00Z">
+            <w:rPr/>
+          </w:rPrChange>
+        </w:rPr>
+        <w:t xml:space="preserve"> mejora resultados de regresión clínica respecto al uso individual, pero puede verse limitado por redundancias.</w:t>
+      </w:r>
+    </w:p>
+    <w:p>
+      <w:pPr>
+        <w:numPr>
+          <w:ilvl w:val="0"/>
+          <w:numId w:val="12"/>
+        </w:numPr>
+        <w:rPr>
+          <w:b/>
+          <w:bCs/>
+          <w:rPrChange w:id="402" w:author="Ricardo Jesús Leguizamón Acosta" w:date="2025-09-21T21:55:00Z" w16du:dateUtc="2025-09-22T00:55:00Z">
+            <w:rPr/>
+          </w:rPrChange>
+        </w:rPr>
+      </w:pPr>
+      <w:r>
+        <w:rPr>
+          <w:b/>
+          <w:bCs/>
+        </w:rPr>
+        <w:t>MLDF (concatenación de scores PCA/PLS):</w:t>
+      </w:r>
+      <w:r>
+        <w:rPr>
+          <w:b/>
+          <w:bCs/>
+          <w:rPrChange w:id="403" w:author="Ricardo Jesús Leguizamón Acosta" w:date="2025-09-21T21:55:00Z" w16du:dateUtc="2025-09-22T00:55:00Z">
+            <w:rPr/>
+          </w:rPrChange>
+        </w:rPr>
+        <w:t xml:space="preserve"> logra mayor capacidad discriminante y modelos más robustos en clasificación clínica.</w:t>
+      </w:r>
+    </w:p>
+    <w:p>
+      <w:pPr>
+        <w:numPr>
+          <w:ilvl w:val="0"/>
+          <w:numId w:val="12"/>
+        </w:numPr>
+        <w:rPr>
+          <w:b/>
+          <w:bCs/>
+          <w:rPrChange w:id="404" w:author="Ricardo Jesús Leguizamón Acosta" w:date="2025-09-21T21:55:00Z" w16du:dateUtc="2025-09-22T00:55:00Z">
+            <w:rPr/>
+          </w:rPrChange>
+        </w:rPr>
+      </w:pPr>
+      <w:r>
+        <w:rPr>
+          <w:b/>
+          <w:bCs/>
+        </w:rPr>
+        <w:t>HLDF (votación de modelos FTIR y Raman):</w:t>
+      </w:r>
+      <w:r>
+        <w:rPr>
+          <w:b/>
+          <w:bCs/>
+          <w:rPrChange w:id="405" w:author="Ricardo Jesús Leguizamón Acosta" w:date="2025-09-21T21:55:00Z" w16du:dateUtc="2025-09-22T00:55:00Z">
+            <w:rPr/>
+          </w:rPrChange>
+        </w:rPr>
+        <w:t xml:space="preserve"> en algunos casos, supera a LLDF y MLDF, aunque su complejidad computacional es mayor.</w:t>
+      </w:r>
+    </w:p>
+    <w:p>
+      <w:pPr>
+        <w:ind w:left="708" w:hanging="708"/>
+        <w:rPr>
+          <w:b/>
+          <w:bCs/>
+          <w:rPrChange w:id="406" w:author="Ricardo Jesús Leguizamón Acosta" w:date="2025-09-21T21:55:00Z" w16du:dateUtc="2025-09-22T00:55:00Z">
+            <w:rPr/>
+          </w:rPrChange>
+        </w:rPr>
+      </w:pPr>
+      <w:r>
+        <w:rPr>
+          <w:b/>
+          <w:bCs/>
+          <w:rPrChange w:id="407" w:author="Ricardo Jesús Leguizamón Acosta" w:date="2025-09-21T21:55:00Z" w16du:dateUtc="2025-09-22T00:55:00Z">
+            <w:rPr/>
+          </w:rPrChange>
+        </w:rPr>
+        <w:t xml:space="preserve">Estos hallazgos refuerzan la hipótesis de que la </w:t>
+      </w:r>
+      <w:r>
+        <w:rPr>
+          <w:b/>
+          <w:bCs/>
+        </w:rPr>
+        <w:t>integración FTIR + Raman</w:t>
+      </w:r>
+      <w:r>
+        <w:rPr>
+          <w:b/>
+          <w:bCs/>
+          <w:rPrChange w:id="408" w:author="Ricardo Jesús Leguizamón Acosta" w:date="2025-09-21T21:55:00Z" w16du:dateUtc="2025-09-22T00:55:00Z">
+            <w:rPr/>
+          </w:rPrChange>
+        </w:rPr>
         <w:t xml:space="preserve"> </w:t>
       </w:r>
       <w:r>
-        <w:br w:type="page"/>
-      </w:r>
-    </w:p>
-    <w:p/>
-    <w:p/>
+        <w:rPr>
+          <w:b/>
+          <w:bCs/>
+          <w:rPrChange w:id="409" w:author="Ricardo Jesús Leguizamón Acosta" w:date="2025-09-21T21:57:00Z" w16du:dateUtc="2025-09-22T00:57:00Z">
+            <w:rPr/>
+          </w:rPrChange>
+        </w:rPr>
+        <w:t>mediante</w:t>
+      </w:r>
+      <w:r>
+        <w:rPr>
+          <w:b/>
+          <w:bCs/>
+          <w:rPrChange w:id="410" w:author="Ricardo Jesús Leguizamón Acosta" w:date="2025-09-21T21:55:00Z" w16du:dateUtc="2025-09-22T00:55:00Z">
+            <w:rPr/>
+          </w:rPrChange>
+        </w:rPr>
+        <w:t xml:space="preserve"> estrategias de fusión, especialmente en niveles medio y alto, ofrece ventajas claras frente al análisis separado de cada técnica.</w:t>
+      </w:r>
+    </w:p>
     <w:p>
       <w:pPr>
         <w:ind w:left="708" w:hanging="708"/>
-      </w:pPr>
-      <w:r>
-        <w:t xml:space="preserve">Marco </w:t>
-      </w:r>
-      <w:proofErr w:type="spellStart"/>
-      <w:r>
-        <w:t>Teorico</w:t>
-      </w:r>
-      <w:proofErr w:type="spellEnd"/>
+        <w:rPr>
+          <w:b/>
+          <w:bCs/>
+          <w:rPrChange w:id="411" w:author="Ricardo Jesús Leguizamón Acosta" w:date="2025-09-21T21:55:00Z" w16du:dateUtc="2025-09-22T00:55:00Z">
+            <w:rPr/>
+          </w:rPrChange>
+        </w:rPr>
+      </w:pPr>
+      <w:r>
+        <w:rPr>
+          <w:b/>
+          <w:bCs/>
+          <w:rPrChange w:id="412" w:author="Ricardo Jesús Leguizamón Acosta" w:date="2025-09-21T21:55:00Z" w16du:dateUtc="2025-09-22T00:55:00Z">
+            <w:rPr/>
+          </w:rPrChange>
+        </w:rPr>
+        <w:pict w14:anchorId="2A5A3EB0">
+          <v:rect id="_x0000_i1245" style="width:0;height:1.5pt" o:hralign="center" o:hrstd="t" o:hr="t" fillcolor="#a0a0a0" stroked="f"/>
+        </w:pict>
+      </w:r>
     </w:p>
     <w:p>
       <w:pPr>
         <w:ind w:left="708" w:hanging="708"/>
         <w:rPr>
+          <w:b/>
+          <w:bCs/>
+        </w:rPr>
+      </w:pPr>
+      <w:r>
+        <w:rPr>
+          <w:b/>
+          <w:bCs/>
+        </w:rPr>
+        <w:t>6. Síntesis</w:t>
+      </w:r>
+    </w:p>
+    <w:p>
+      <w:pPr>
+        <w:ind w:left="708" w:hanging="708"/>
+        <w:rPr>
+          <w:b/>
+          <w:bCs/>
+          <w:rPrChange w:id="413" w:author="Ricardo Jesús Leguizamón Acosta" w:date="2025-09-21T21:55:00Z" w16du:dateUtc="2025-09-22T00:55:00Z">
+            <w:rPr/>
+          </w:rPrChange>
+        </w:rPr>
+      </w:pPr>
+      <w:r>
+        <w:rPr>
+          <w:b/>
+          <w:bCs/>
+          <w:rPrChange w:id="414" w:author="Ricardo Jesús Leguizamón Acosta" w:date="2025-09-21T21:55:00Z" w16du:dateUtc="2025-09-22T00:55:00Z">
+            <w:rPr/>
+          </w:rPrChange>
+        </w:rPr>
+        <w:t xml:space="preserve">La evidencia científica demuestra que la fusión de datos espectroscópicos no solo es posible, sino que constituye una </w:t>
+      </w:r>
+      <w:r>
+        <w:rPr>
+          <w:b/>
+          <w:bCs/>
+        </w:rPr>
+        <w:t>estrategia sólida y validada en diversos campos</w:t>
+      </w:r>
+      <w:r>
+        <w:rPr>
+          <w:b/>
+          <w:bCs/>
+          <w:rPrChange w:id="415" w:author="Ricardo Jesús Leguizamón Acosta" w:date="2025-09-21T21:55:00Z" w16du:dateUtc="2025-09-22T00:55:00Z">
+            <w:rPr/>
+          </w:rPrChange>
+        </w:rPr>
+        <w:t xml:space="preserve">. Para el caso particular de FTIR y Raman aplicados a la caracterización de analgésicos, resulta pertinente explorar tanto enfoques </w:t>
+      </w:r>
+      <w:r>
+        <w:rPr>
+          <w:b/>
+          <w:bCs/>
+        </w:rPr>
+        <w:t>LLDF</w:t>
+      </w:r>
+      <w:r>
+        <w:rPr>
+          <w:b/>
+          <w:bCs/>
+          <w:rPrChange w:id="416" w:author="Ricardo Jesús Leguizamón Acosta" w:date="2025-09-21T21:55:00Z" w16du:dateUtc="2025-09-22T00:55:00Z">
+            <w:rPr/>
+          </w:rPrChange>
+        </w:rPr>
+        <w:t xml:space="preserve"> (por su simplicidad y valor como primera aproximación) como </w:t>
+      </w:r>
+      <w:r>
+        <w:rPr>
+          <w:b/>
+          <w:bCs/>
+        </w:rPr>
+        <w:t>MLDF</w:t>
+      </w:r>
+      <w:r>
+        <w:rPr>
+          <w:b/>
+          <w:bCs/>
+          <w:rPrChange w:id="417" w:author="Ricardo Jesús Leguizamón Acosta" w:date="2025-09-21T21:55:00Z" w16du:dateUtc="2025-09-22T00:55:00Z">
+            <w:rPr/>
+          </w:rPrChange>
+        </w:rPr>
+        <w:t xml:space="preserve"> (por su robustez y capacidad discriminante), evaluando su desempeño comparativo mediante análisis multivariado.</w:t>
+      </w:r>
+    </w:p>
+    <w:p>
+      <w:pPr>
+        <w:ind w:left="708" w:hanging="708"/>
+        <w:rPr>
+          <w:b/>
+          <w:bCs/>
+          <w:rPrChange w:id="418" w:author="Ricardo Jesús Leguizamón Acosta" w:date="2025-09-21T21:55:00Z" w16du:dateUtc="2025-09-22T00:55:00Z">
+            <w:rPr/>
+          </w:rPrChange>
+        </w:rPr>
+      </w:pPr>
+    </w:p>
+    <w:p>
+      <w:pPr>
+        <w:ind w:left="708" w:hanging="708"/>
+        <w:rPr>
+          <w:b/>
+          <w:bCs/>
           <w:lang w:val="en-US"/>
-        </w:rPr>
-      </w:pPr>
-      <w:r>
-        <w:rPr>
+          <w:rPrChange w:id="419" w:author="Ricardo Jesús Leguizamón Acosta" w:date="2025-09-21T21:55:00Z" w16du:dateUtc="2025-09-22T00:55:00Z">
+            <w:rPr>
+              <w:lang w:val="en-US"/>
+            </w:rPr>
+          </w:rPrChange>
+        </w:rPr>
+      </w:pPr>
+      <w:r>
+        <w:rPr>
+          <w:b/>
+          <w:bCs/>
           <w:noProof/>
           <w:lang w:val="en-US"/>
-        </w:rPr>
+          <w:rPrChange w:id="420" w:author="Ricardo Jesús Leguizamón Acosta" w:date="2025-09-21T21:55:00Z" w16du:dateUtc="2025-09-22T00:55:00Z">
+            <w:rPr>
+              <w:noProof/>
+              <w:lang w:val="en-US"/>
+            </w:rPr>
+          </w:rPrChange>
+        </w:rPr>
+        <w:lastRenderedPageBreak/>
         <w:drawing>
           <wp:inline distT="0" distB="0" distL="0" distR="0" wp14:anchorId="1DD1DD6F" wp14:editId="647DA1BC">
             <wp:extent cx="5400040" cy="5143500"/>
@@ -1817,8 +6245,157 @@
 </file>
 
 <file path=word/numbering.xml><?xml version="1.0" encoding="utf-8"?>
-<w:numbering xmlns:wpc="http://schemas.microsoft.com/office/word/2010/wordprocessingCanvas" xmlns:cx="http://schemas.microsoft.com/office/drawing/2014/chartex" xmlns:cx1="http://schemas.microsoft.com/office/drawing/2015/9/8/chartex" xmlns:cx2="http://schemas.microsoft.com/office/drawing/2015/10/21/chartex" xmlns:cx3="http://schemas.microsoft.com/office/drawing/2016/5/9/chartex" xmlns:cx4="http://schemas.microsoft.com/office/drawing/2016/5/10/chartex" xmlns:cx5="http://schemas.microsoft.com/office/drawing/2016/5/11/chartex" xmlns:cx6="http://schemas.microsoft.com/office/drawing/2016/5/12/chartex" xmlns:cx7="http://schemas.microsoft.com/office/drawing/2016/5/13/chartex" xmlns:cx8="http://schemas.microsoft.com/office/drawing/2016/5/14/chartex" xmlns:mc="http://schemas.openxmlformats.org/markup-compatibility/2006" xmlns:aink="http://schemas.microsoft.com/office/drawing/2016/ink" xmlns:am3d="http://schemas.microsoft.com/office/drawing/2017/model3d" xmlns:o="urn:schemas-microsoft-com:office:office" xmlns:r="http://schemas.openxmlformats.org/officeDocument/2006/relationships" xmlns:m="http://schemas.openxmlformats.org/officeDocument/2006/math" xmlns:v="urn:schemas-microsoft-com:vml" xmlns:wp14="http://schemas.microsoft.com/office/word/2010/wordprocessingDrawing" xmlns:wp="http://schemas.openxmlformats.org/drawingml/2006/wordprocessingDrawing" xmlns:w10="urn:schemas-microsoft-com:office:word" xmlns:w="http://schemas.openxmlformats.org/wordprocessingml/2006/main" xmlns:w14="http://schemas.microsoft.com/office/word/2010/wordml" xmlns:w15="http://schemas.microsoft.com/office/word/2012/wordml" xmlns:w16cid="http://schemas.microsoft.com/office/word/2016/wordml/cid" xmlns:w16se="http://schemas.microsoft.com/office/word/2015/wordml/symex" xmlns:wpg="http://schemas.microsoft.com/office/word/2010/wordprocessingGroup" xmlns:wpi="http://schemas.microsoft.com/office/word/2010/wordprocessingInk" xmlns:wne="http://schemas.microsoft.com/office/word/2006/wordml" xmlns:wps="http://schemas.microsoft.com/office/word/2010/wordprocessingShape" mc:Ignorable="w14 w15 w16se w16cid wp14">
+<w:numbering xmlns:wpc="http://schemas.microsoft.com/office/word/2010/wordprocessingCanvas" xmlns:cx="http://schemas.microsoft.com/office/drawing/2014/chartex" xmlns:cx1="http://schemas.microsoft.com/office/drawing/2015/9/8/chartex" xmlns:cx2="http://schemas.microsoft.com/office/drawing/2015/10/21/chartex" xmlns:cx3="http://schemas.microsoft.com/office/drawing/2016/5/9/chartex" xmlns:cx4="http://schemas.microsoft.com/office/drawing/2016/5/10/chartex" xmlns:cx5="http://schemas.microsoft.com/office/drawing/2016/5/11/chartex" xmlns:cx6="http://schemas.microsoft.com/office/drawing/2016/5/12/chartex" xmlns:cx7="http://schemas.microsoft.com/office/drawing/2016/5/13/chartex" xmlns:cx8="http://schemas.microsoft.com/office/drawing/2016/5/14/chartex" xmlns:mc="http://schemas.openxmlformats.org/markup-compatibility/2006" xmlns:aink="http://schemas.microsoft.com/office/drawing/2016/ink" xmlns:am3d="http://schemas.microsoft.com/office/drawing/2017/model3d" xmlns:o="urn:schemas-microsoft-com:office:office" xmlns:oel="http://schemas.microsoft.com/office/2019/extlst" xmlns:r="http://schemas.openxmlformats.org/officeDocument/2006/relationships" xmlns:m="http://schemas.openxmlformats.org/officeDocument/2006/math" xmlns:v="urn:schemas-microsoft-com:vml" xmlns:wp14="http://schemas.microsoft.com/office/word/2010/wordprocessingDrawing" xmlns:wp="http://schemas.openxmlformats.org/drawingml/2006/wordprocessingDrawing" xmlns:w10="urn:schemas-microsoft-com:office:word" xmlns:w="http://schemas.openxmlformats.org/wordprocessingml/2006/main" xmlns:w14="http://schemas.microsoft.com/office/word/2010/wordml" xmlns:w15="http://schemas.microsoft.com/office/word/2012/wordml" xmlns:w16cex="http://schemas.microsoft.com/office/word/2018/wordml/cex" xmlns:w16cid="http://schemas.microsoft.com/office/word/2016/wordml/cid" xmlns:w16="http://schemas.microsoft.com/office/word/2018/wordml" xmlns:w16du="http://schemas.microsoft.com/office/word/2023/wordml/word16du" xmlns:w16sdtdh="http://schemas.microsoft.com/office/word/2020/wordml/sdtdatahash" xmlns:w16sdtfl="http://schemas.microsoft.com/office/word/2024/wordml/sdtformatlock" xmlns:w16se="http://schemas.microsoft.com/office/word/2015/wordml/symex" xmlns:wpg="http://schemas.microsoft.com/office/word/2010/wordprocessingGroup" xmlns:wpi="http://schemas.microsoft.com/office/word/2010/wordprocessingInk" xmlns:wne="http://schemas.microsoft.com/office/word/2006/wordml" xmlns:wps="http://schemas.microsoft.com/office/word/2010/wordprocessingShape" mc:Ignorable="w14 w15 w16se w16cid w16 w16cex w16sdtdh w16sdtfl w16du wp14">
   <w:abstractNum w:abstractNumId="0" w15:restartNumberingAfterBreak="0">
+    <w:nsid w:val="07351BE6"/>
+    <w:multiLevelType w:val="multilevel"/>
+    <w:tmpl w:val="0C0C9E0A"/>
+    <w:lvl w:ilvl="0">
+      <w:start w:val="1"/>
+      <w:numFmt w:val="bullet"/>
+      <w:lvlText w:val=""/>
+      <w:lvlJc w:val="left"/>
+      <w:pPr>
+        <w:tabs>
+          <w:tab w:val="num" w:pos="720"/>
+        </w:tabs>
+        <w:ind w:left="720" w:hanging="360"/>
+      </w:pPr>
+      <w:rPr>
+        <w:rFonts w:ascii="Symbol" w:hAnsi="Symbol" w:hint="default"/>
+        <w:sz w:val="20"/>
+      </w:rPr>
+    </w:lvl>
+    <w:lvl w:ilvl="1">
+      <w:start w:val="1"/>
+      <w:numFmt w:val="bullet"/>
+      <w:lvlText w:val="o"/>
+      <w:lvlJc w:val="left"/>
+      <w:pPr>
+        <w:tabs>
+          <w:tab w:val="num" w:pos="1440"/>
+        </w:tabs>
+        <w:ind w:left="1440" w:hanging="360"/>
+      </w:pPr>
+      <w:rPr>
+        <w:rFonts w:ascii="Courier New" w:hAnsi="Courier New" w:hint="default"/>
+        <w:sz w:val="20"/>
+      </w:rPr>
+    </w:lvl>
+    <w:lvl w:ilvl="2" w:tentative="1">
+      <w:start w:val="1"/>
+      <w:numFmt w:val="bullet"/>
+      <w:lvlText w:val=""/>
+      <w:lvlJc w:val="left"/>
+      <w:pPr>
+        <w:tabs>
+          <w:tab w:val="num" w:pos="2160"/>
+        </w:tabs>
+        <w:ind w:left="2160" w:hanging="360"/>
+      </w:pPr>
+      <w:rPr>
+        <w:rFonts w:ascii="Wingdings" w:hAnsi="Wingdings" w:hint="default"/>
+        <w:sz w:val="20"/>
+      </w:rPr>
+    </w:lvl>
+    <w:lvl w:ilvl="3" w:tentative="1">
+      <w:start w:val="1"/>
+      <w:numFmt w:val="bullet"/>
+      <w:lvlText w:val=""/>
+      <w:lvlJc w:val="left"/>
+      <w:pPr>
+        <w:tabs>
+          <w:tab w:val="num" w:pos="2880"/>
+        </w:tabs>
+        <w:ind w:left="2880" w:hanging="360"/>
+      </w:pPr>
+      <w:rPr>
+        <w:rFonts w:ascii="Wingdings" w:hAnsi="Wingdings" w:hint="default"/>
+        <w:sz w:val="20"/>
+      </w:rPr>
+    </w:lvl>
+    <w:lvl w:ilvl="4" w:tentative="1">
+      <w:start w:val="1"/>
+      <w:numFmt w:val="bullet"/>
+      <w:lvlText w:val=""/>
+      <w:lvlJc w:val="left"/>
+      <w:pPr>
+        <w:tabs>
+          <w:tab w:val="num" w:pos="3600"/>
+        </w:tabs>
+        <w:ind w:left="3600" w:hanging="360"/>
+      </w:pPr>
+      <w:rPr>
+        <w:rFonts w:ascii="Wingdings" w:hAnsi="Wingdings" w:hint="default"/>
+        <w:sz w:val="20"/>
+      </w:rPr>
+    </w:lvl>
+    <w:lvl w:ilvl="5" w:tentative="1">
+      <w:start w:val="1"/>
+      <w:numFmt w:val="bullet"/>
+      <w:lvlText w:val=""/>
+      <w:lvlJc w:val="left"/>
+      <w:pPr>
+        <w:tabs>
+          <w:tab w:val="num" w:pos="4320"/>
+        </w:tabs>
+        <w:ind w:left="4320" w:hanging="360"/>
+      </w:pPr>
+      <w:rPr>
+        <w:rFonts w:ascii="Wingdings" w:hAnsi="Wingdings" w:hint="default"/>
+        <w:sz w:val="20"/>
+      </w:rPr>
+    </w:lvl>
+    <w:lvl w:ilvl="6" w:tentative="1">
+      <w:start w:val="1"/>
+      <w:numFmt w:val="bullet"/>
+      <w:lvlText w:val=""/>
+      <w:lvlJc w:val="left"/>
+      <w:pPr>
+        <w:tabs>
+          <w:tab w:val="num" w:pos="5040"/>
+        </w:tabs>
+        <w:ind w:left="5040" w:hanging="360"/>
+      </w:pPr>
+      <w:rPr>
+        <w:rFonts w:ascii="Wingdings" w:hAnsi="Wingdings" w:hint="default"/>
+        <w:sz w:val="20"/>
+      </w:rPr>
+    </w:lvl>
+    <w:lvl w:ilvl="7" w:tentative="1">
+      <w:start w:val="1"/>
+      <w:numFmt w:val="bullet"/>
+      <w:lvlText w:val=""/>
+      <w:lvlJc w:val="left"/>
+      <w:pPr>
+        <w:tabs>
+          <w:tab w:val="num" w:pos="5760"/>
+        </w:tabs>
+        <w:ind w:left="5760" w:hanging="360"/>
+      </w:pPr>
+      <w:rPr>
+        <w:rFonts w:ascii="Wingdings" w:hAnsi="Wingdings" w:hint="default"/>
+        <w:sz w:val="20"/>
+      </w:rPr>
+    </w:lvl>
+    <w:lvl w:ilvl="8" w:tentative="1">
+      <w:start w:val="1"/>
+      <w:numFmt w:val="bullet"/>
+      <w:lvlText w:val=""/>
+      <w:lvlJc w:val="left"/>
+      <w:pPr>
+        <w:tabs>
+          <w:tab w:val="num" w:pos="6480"/>
+        </w:tabs>
+        <w:ind w:left="6480" w:hanging="360"/>
+      </w:pPr>
+      <w:rPr>
+        <w:rFonts w:ascii="Wingdings" w:hAnsi="Wingdings" w:hint="default"/>
+        <w:sz w:val="20"/>
+      </w:rPr>
+    </w:lvl>
+  </w:abstractNum>
+  <w:abstractNum w:abstractNumId="1" w15:restartNumberingAfterBreak="0">
     <w:nsid w:val="08F373DE"/>
     <w:multiLevelType w:val="multilevel"/>
     <w:tmpl w:val="A31A9EC6"/>
@@ -1967,7 +6544,576 @@
       </w:rPr>
     </w:lvl>
   </w:abstractNum>
-  <w:abstractNum w:abstractNumId="1" w15:restartNumberingAfterBreak="0">
+  <w:abstractNum w:abstractNumId="2" w15:restartNumberingAfterBreak="0">
+    <w:nsid w:val="0F795516"/>
+    <w:multiLevelType w:val="multilevel"/>
+    <w:tmpl w:val="EEC80196"/>
+    <w:lvl w:ilvl="0">
+      <w:start w:val="1"/>
+      <w:numFmt w:val="bullet"/>
+      <w:lvlText w:val=""/>
+      <w:lvlJc w:val="left"/>
+      <w:pPr>
+        <w:tabs>
+          <w:tab w:val="num" w:pos="720"/>
+        </w:tabs>
+        <w:ind w:left="720" w:hanging="360"/>
+      </w:pPr>
+      <w:rPr>
+        <w:rFonts w:ascii="Symbol" w:hAnsi="Symbol" w:hint="default"/>
+        <w:sz w:val="20"/>
+      </w:rPr>
+    </w:lvl>
+    <w:lvl w:ilvl="1" w:tentative="1">
+      <w:start w:val="1"/>
+      <w:numFmt w:val="bullet"/>
+      <w:lvlText w:val="o"/>
+      <w:lvlJc w:val="left"/>
+      <w:pPr>
+        <w:tabs>
+          <w:tab w:val="num" w:pos="1440"/>
+        </w:tabs>
+        <w:ind w:left="1440" w:hanging="360"/>
+      </w:pPr>
+      <w:rPr>
+        <w:rFonts w:ascii="Courier New" w:hAnsi="Courier New" w:hint="default"/>
+        <w:sz w:val="20"/>
+      </w:rPr>
+    </w:lvl>
+    <w:lvl w:ilvl="2" w:tentative="1">
+      <w:start w:val="1"/>
+      <w:numFmt w:val="bullet"/>
+      <w:lvlText w:val=""/>
+      <w:lvlJc w:val="left"/>
+      <w:pPr>
+        <w:tabs>
+          <w:tab w:val="num" w:pos="2160"/>
+        </w:tabs>
+        <w:ind w:left="2160" w:hanging="360"/>
+      </w:pPr>
+      <w:rPr>
+        <w:rFonts w:ascii="Wingdings" w:hAnsi="Wingdings" w:hint="default"/>
+        <w:sz w:val="20"/>
+      </w:rPr>
+    </w:lvl>
+    <w:lvl w:ilvl="3" w:tentative="1">
+      <w:start w:val="1"/>
+      <w:numFmt w:val="bullet"/>
+      <w:lvlText w:val=""/>
+      <w:lvlJc w:val="left"/>
+      <w:pPr>
+        <w:tabs>
+          <w:tab w:val="num" w:pos="2880"/>
+        </w:tabs>
+        <w:ind w:left="2880" w:hanging="360"/>
+      </w:pPr>
+      <w:rPr>
+        <w:rFonts w:ascii="Wingdings" w:hAnsi="Wingdings" w:hint="default"/>
+        <w:sz w:val="20"/>
+      </w:rPr>
+    </w:lvl>
+    <w:lvl w:ilvl="4" w:tentative="1">
+      <w:start w:val="1"/>
+      <w:numFmt w:val="bullet"/>
+      <w:lvlText w:val=""/>
+      <w:lvlJc w:val="left"/>
+      <w:pPr>
+        <w:tabs>
+          <w:tab w:val="num" w:pos="3600"/>
+        </w:tabs>
+        <w:ind w:left="3600" w:hanging="360"/>
+      </w:pPr>
+      <w:rPr>
+        <w:rFonts w:ascii="Wingdings" w:hAnsi="Wingdings" w:hint="default"/>
+        <w:sz w:val="20"/>
+      </w:rPr>
+    </w:lvl>
+    <w:lvl w:ilvl="5" w:tentative="1">
+      <w:start w:val="1"/>
+      <w:numFmt w:val="bullet"/>
+      <w:lvlText w:val=""/>
+      <w:lvlJc w:val="left"/>
+      <w:pPr>
+        <w:tabs>
+          <w:tab w:val="num" w:pos="4320"/>
+        </w:tabs>
+        <w:ind w:left="4320" w:hanging="360"/>
+      </w:pPr>
+      <w:rPr>
+        <w:rFonts w:ascii="Wingdings" w:hAnsi="Wingdings" w:hint="default"/>
+        <w:sz w:val="20"/>
+      </w:rPr>
+    </w:lvl>
+    <w:lvl w:ilvl="6" w:tentative="1">
+      <w:start w:val="1"/>
+      <w:numFmt w:val="bullet"/>
+      <w:lvlText w:val=""/>
+      <w:lvlJc w:val="left"/>
+      <w:pPr>
+        <w:tabs>
+          <w:tab w:val="num" w:pos="5040"/>
+        </w:tabs>
+        <w:ind w:left="5040" w:hanging="360"/>
+      </w:pPr>
+      <w:rPr>
+        <w:rFonts w:ascii="Wingdings" w:hAnsi="Wingdings" w:hint="default"/>
+        <w:sz w:val="20"/>
+      </w:rPr>
+    </w:lvl>
+    <w:lvl w:ilvl="7" w:tentative="1">
+      <w:start w:val="1"/>
+      <w:numFmt w:val="bullet"/>
+      <w:lvlText w:val=""/>
+      <w:lvlJc w:val="left"/>
+      <w:pPr>
+        <w:tabs>
+          <w:tab w:val="num" w:pos="5760"/>
+        </w:tabs>
+        <w:ind w:left="5760" w:hanging="360"/>
+      </w:pPr>
+      <w:rPr>
+        <w:rFonts w:ascii="Wingdings" w:hAnsi="Wingdings" w:hint="default"/>
+        <w:sz w:val="20"/>
+      </w:rPr>
+    </w:lvl>
+    <w:lvl w:ilvl="8" w:tentative="1">
+      <w:start w:val="1"/>
+      <w:numFmt w:val="bullet"/>
+      <w:lvlText w:val=""/>
+      <w:lvlJc w:val="left"/>
+      <w:pPr>
+        <w:tabs>
+          <w:tab w:val="num" w:pos="6480"/>
+        </w:tabs>
+        <w:ind w:left="6480" w:hanging="360"/>
+      </w:pPr>
+      <w:rPr>
+        <w:rFonts w:ascii="Wingdings" w:hAnsi="Wingdings" w:hint="default"/>
+        <w:sz w:val="20"/>
+      </w:rPr>
+    </w:lvl>
+  </w:abstractNum>
+  <w:abstractNum w:abstractNumId="3" w15:restartNumberingAfterBreak="0">
+    <w:nsid w:val="1433208A"/>
+    <w:multiLevelType w:val="multilevel"/>
+    <w:tmpl w:val="EAB23442"/>
+    <w:lvl w:ilvl="0">
+      <w:start w:val="1"/>
+      <w:numFmt w:val="bullet"/>
+      <w:lvlText w:val=""/>
+      <w:lvlJc w:val="left"/>
+      <w:pPr>
+        <w:tabs>
+          <w:tab w:val="num" w:pos="720"/>
+        </w:tabs>
+        <w:ind w:left="720" w:hanging="360"/>
+      </w:pPr>
+      <w:rPr>
+        <w:rFonts w:ascii="Symbol" w:hAnsi="Symbol" w:hint="default"/>
+        <w:sz w:val="20"/>
+      </w:rPr>
+    </w:lvl>
+    <w:lvl w:ilvl="1" w:tentative="1">
+      <w:start w:val="1"/>
+      <w:numFmt w:val="bullet"/>
+      <w:lvlText w:val="o"/>
+      <w:lvlJc w:val="left"/>
+      <w:pPr>
+        <w:tabs>
+          <w:tab w:val="num" w:pos="1440"/>
+        </w:tabs>
+        <w:ind w:left="1440" w:hanging="360"/>
+      </w:pPr>
+      <w:rPr>
+        <w:rFonts w:ascii="Courier New" w:hAnsi="Courier New" w:hint="default"/>
+        <w:sz w:val="20"/>
+      </w:rPr>
+    </w:lvl>
+    <w:lvl w:ilvl="2" w:tentative="1">
+      <w:start w:val="1"/>
+      <w:numFmt w:val="bullet"/>
+      <w:lvlText w:val=""/>
+      <w:lvlJc w:val="left"/>
+      <w:pPr>
+        <w:tabs>
+          <w:tab w:val="num" w:pos="2160"/>
+        </w:tabs>
+        <w:ind w:left="2160" w:hanging="360"/>
+      </w:pPr>
+      <w:rPr>
+        <w:rFonts w:ascii="Wingdings" w:hAnsi="Wingdings" w:hint="default"/>
+        <w:sz w:val="20"/>
+      </w:rPr>
+    </w:lvl>
+    <w:lvl w:ilvl="3" w:tentative="1">
+      <w:start w:val="1"/>
+      <w:numFmt w:val="bullet"/>
+      <w:lvlText w:val=""/>
+      <w:lvlJc w:val="left"/>
+      <w:pPr>
+        <w:tabs>
+          <w:tab w:val="num" w:pos="2880"/>
+        </w:tabs>
+        <w:ind w:left="2880" w:hanging="360"/>
+      </w:pPr>
+      <w:rPr>
+        <w:rFonts w:ascii="Wingdings" w:hAnsi="Wingdings" w:hint="default"/>
+        <w:sz w:val="20"/>
+      </w:rPr>
+    </w:lvl>
+    <w:lvl w:ilvl="4" w:tentative="1">
+      <w:start w:val="1"/>
+      <w:numFmt w:val="bullet"/>
+      <w:lvlText w:val=""/>
+      <w:lvlJc w:val="left"/>
+      <w:pPr>
+        <w:tabs>
+          <w:tab w:val="num" w:pos="3600"/>
+        </w:tabs>
+        <w:ind w:left="3600" w:hanging="360"/>
+      </w:pPr>
+      <w:rPr>
+        <w:rFonts w:ascii="Wingdings" w:hAnsi="Wingdings" w:hint="default"/>
+        <w:sz w:val="20"/>
+      </w:rPr>
+    </w:lvl>
+    <w:lvl w:ilvl="5" w:tentative="1">
+      <w:start w:val="1"/>
+      <w:numFmt w:val="bullet"/>
+      <w:lvlText w:val=""/>
+      <w:lvlJc w:val="left"/>
+      <w:pPr>
+        <w:tabs>
+          <w:tab w:val="num" w:pos="4320"/>
+        </w:tabs>
+        <w:ind w:left="4320" w:hanging="360"/>
+      </w:pPr>
+      <w:rPr>
+        <w:rFonts w:ascii="Wingdings" w:hAnsi="Wingdings" w:hint="default"/>
+        <w:sz w:val="20"/>
+      </w:rPr>
+    </w:lvl>
+    <w:lvl w:ilvl="6" w:tentative="1">
+      <w:start w:val="1"/>
+      <w:numFmt w:val="bullet"/>
+      <w:lvlText w:val=""/>
+      <w:lvlJc w:val="left"/>
+      <w:pPr>
+        <w:tabs>
+          <w:tab w:val="num" w:pos="5040"/>
+        </w:tabs>
+        <w:ind w:left="5040" w:hanging="360"/>
+      </w:pPr>
+      <w:rPr>
+        <w:rFonts w:ascii="Wingdings" w:hAnsi="Wingdings" w:hint="default"/>
+        <w:sz w:val="20"/>
+      </w:rPr>
+    </w:lvl>
+    <w:lvl w:ilvl="7" w:tentative="1">
+      <w:start w:val="1"/>
+      <w:numFmt w:val="bullet"/>
+      <w:lvlText w:val=""/>
+      <w:lvlJc w:val="left"/>
+      <w:pPr>
+        <w:tabs>
+          <w:tab w:val="num" w:pos="5760"/>
+        </w:tabs>
+        <w:ind w:left="5760" w:hanging="360"/>
+      </w:pPr>
+      <w:rPr>
+        <w:rFonts w:ascii="Wingdings" w:hAnsi="Wingdings" w:hint="default"/>
+        <w:sz w:val="20"/>
+      </w:rPr>
+    </w:lvl>
+    <w:lvl w:ilvl="8" w:tentative="1">
+      <w:start w:val="1"/>
+      <w:numFmt w:val="bullet"/>
+      <w:lvlText w:val=""/>
+      <w:lvlJc w:val="left"/>
+      <w:pPr>
+        <w:tabs>
+          <w:tab w:val="num" w:pos="6480"/>
+        </w:tabs>
+        <w:ind w:left="6480" w:hanging="360"/>
+      </w:pPr>
+      <w:rPr>
+        <w:rFonts w:ascii="Wingdings" w:hAnsi="Wingdings" w:hint="default"/>
+        <w:sz w:val="20"/>
+      </w:rPr>
+    </w:lvl>
+  </w:abstractNum>
+  <w:abstractNum w:abstractNumId="4" w15:restartNumberingAfterBreak="0">
+    <w:nsid w:val="1C867578"/>
+    <w:multiLevelType w:val="multilevel"/>
+    <w:tmpl w:val="A08802DC"/>
+    <w:lvl w:ilvl="0">
+      <w:start w:val="1"/>
+      <w:numFmt w:val="decimal"/>
+      <w:lvlText w:val="%1"/>
+      <w:lvlJc w:val="left"/>
+      <w:pPr>
+        <w:ind w:left="690" w:hanging="690"/>
+      </w:pPr>
+      <w:rPr>
+        <w:rFonts w:hint="default"/>
+        <w:b/>
+      </w:rPr>
+    </w:lvl>
+    <w:lvl w:ilvl="1">
+      <w:start w:val="1"/>
+      <w:numFmt w:val="decimal"/>
+      <w:lvlText w:val="%1.%2"/>
+      <w:lvlJc w:val="left"/>
+      <w:pPr>
+        <w:ind w:left="690" w:hanging="690"/>
+      </w:pPr>
+      <w:rPr>
+        <w:rFonts w:hint="default"/>
+        <w:b/>
+      </w:rPr>
+    </w:lvl>
+    <w:lvl w:ilvl="2">
+      <w:start w:val="12"/>
+      <w:numFmt w:val="decimal"/>
+      <w:lvlText w:val="%1.%2.%3"/>
+      <w:lvlJc w:val="left"/>
+      <w:pPr>
+        <w:ind w:left="720" w:hanging="720"/>
+      </w:pPr>
+      <w:rPr>
+        <w:rFonts w:hint="default"/>
+        <w:b/>
+      </w:rPr>
+    </w:lvl>
+    <w:lvl w:ilvl="3">
+      <w:start w:val="1"/>
+      <w:numFmt w:val="decimal"/>
+      <w:lvlText w:val="%1.%2.%3.%4"/>
+      <w:lvlJc w:val="left"/>
+      <w:pPr>
+        <w:ind w:left="1080" w:hanging="1080"/>
+      </w:pPr>
+      <w:rPr>
+        <w:rFonts w:hint="default"/>
+        <w:b/>
+      </w:rPr>
+    </w:lvl>
+    <w:lvl w:ilvl="4">
+      <w:start w:val="1"/>
+      <w:numFmt w:val="decimal"/>
+      <w:lvlText w:val="%1.%2.%3.%4.%5"/>
+      <w:lvlJc w:val="left"/>
+      <w:pPr>
+        <w:ind w:left="1080" w:hanging="1080"/>
+      </w:pPr>
+      <w:rPr>
+        <w:rFonts w:hint="default"/>
+        <w:b/>
+      </w:rPr>
+    </w:lvl>
+    <w:lvl w:ilvl="5">
+      <w:start w:val="1"/>
+      <w:numFmt w:val="decimal"/>
+      <w:lvlText w:val="%1.%2.%3.%4.%5.%6"/>
+      <w:lvlJc w:val="left"/>
+      <w:pPr>
+        <w:ind w:left="1440" w:hanging="1440"/>
+      </w:pPr>
+      <w:rPr>
+        <w:rFonts w:hint="default"/>
+        <w:b/>
+      </w:rPr>
+    </w:lvl>
+    <w:lvl w:ilvl="6">
+      <w:start w:val="1"/>
+      <w:numFmt w:val="decimal"/>
+      <w:lvlText w:val="%1.%2.%3.%4.%5.%6.%7"/>
+      <w:lvlJc w:val="left"/>
+      <w:pPr>
+        <w:ind w:left="1440" w:hanging="1440"/>
+      </w:pPr>
+      <w:rPr>
+        <w:rFonts w:hint="default"/>
+        <w:b/>
+      </w:rPr>
+    </w:lvl>
+    <w:lvl w:ilvl="7">
+      <w:start w:val="1"/>
+      <w:numFmt w:val="decimal"/>
+      <w:lvlText w:val="%1.%2.%3.%4.%5.%6.%7.%8"/>
+      <w:lvlJc w:val="left"/>
+      <w:pPr>
+        <w:ind w:left="1800" w:hanging="1800"/>
+      </w:pPr>
+      <w:rPr>
+        <w:rFonts w:hint="default"/>
+        <w:b/>
+      </w:rPr>
+    </w:lvl>
+    <w:lvl w:ilvl="8">
+      <w:start w:val="1"/>
+      <w:numFmt w:val="decimal"/>
+      <w:lvlText w:val="%1.%2.%3.%4.%5.%6.%7.%8.%9"/>
+      <w:lvlJc w:val="left"/>
+      <w:pPr>
+        <w:ind w:left="1800" w:hanging="1800"/>
+      </w:pPr>
+      <w:rPr>
+        <w:rFonts w:hint="default"/>
+        <w:b/>
+      </w:rPr>
+    </w:lvl>
+  </w:abstractNum>
+  <w:abstractNum w:abstractNumId="5" w15:restartNumberingAfterBreak="0">
+    <w:nsid w:val="1F9E356C"/>
+    <w:multiLevelType w:val="multilevel"/>
+    <w:tmpl w:val="41F858A0"/>
+    <w:lvl w:ilvl="0">
+      <w:start w:val="1"/>
+      <w:numFmt w:val="bullet"/>
+      <w:lvlText w:val=""/>
+      <w:lvlJc w:val="left"/>
+      <w:pPr>
+        <w:tabs>
+          <w:tab w:val="num" w:pos="720"/>
+        </w:tabs>
+        <w:ind w:left="720" w:hanging="360"/>
+      </w:pPr>
+      <w:rPr>
+        <w:rFonts w:ascii="Symbol" w:hAnsi="Symbol" w:hint="default"/>
+        <w:sz w:val="20"/>
+      </w:rPr>
+    </w:lvl>
+    <w:lvl w:ilvl="1">
+      <w:start w:val="1"/>
+      <w:numFmt w:val="bullet"/>
+      <w:lvlText w:val="o"/>
+      <w:lvlJc w:val="left"/>
+      <w:pPr>
+        <w:tabs>
+          <w:tab w:val="num" w:pos="1440"/>
+        </w:tabs>
+        <w:ind w:left="1440" w:hanging="360"/>
+      </w:pPr>
+      <w:rPr>
+        <w:rFonts w:ascii="Courier New" w:hAnsi="Courier New" w:hint="default"/>
+        <w:sz w:val="20"/>
+      </w:rPr>
+    </w:lvl>
+    <w:lvl w:ilvl="2" w:tentative="1">
+      <w:start w:val="1"/>
+      <w:numFmt w:val="bullet"/>
+      <w:lvlText w:val=""/>
+      <w:lvlJc w:val="left"/>
+      <w:pPr>
+        <w:tabs>
+          <w:tab w:val="num" w:pos="2160"/>
+        </w:tabs>
+        <w:ind w:left="2160" w:hanging="360"/>
+      </w:pPr>
+      <w:rPr>
+        <w:rFonts w:ascii="Wingdings" w:hAnsi="Wingdings" w:hint="default"/>
+        <w:sz w:val="20"/>
+      </w:rPr>
+    </w:lvl>
+    <w:lvl w:ilvl="3" w:tentative="1">
+      <w:start w:val="1"/>
+      <w:numFmt w:val="bullet"/>
+      <w:lvlText w:val=""/>
+      <w:lvlJc w:val="left"/>
+      <w:pPr>
+        <w:tabs>
+          <w:tab w:val="num" w:pos="2880"/>
+        </w:tabs>
+        <w:ind w:left="2880" w:hanging="360"/>
+      </w:pPr>
+      <w:rPr>
+        <w:rFonts w:ascii="Wingdings" w:hAnsi="Wingdings" w:hint="default"/>
+        <w:sz w:val="20"/>
+      </w:rPr>
+    </w:lvl>
+    <w:lvl w:ilvl="4" w:tentative="1">
+      <w:start w:val="1"/>
+      <w:numFmt w:val="bullet"/>
+      <w:lvlText w:val=""/>
+      <w:lvlJc w:val="left"/>
+      <w:pPr>
+        <w:tabs>
+          <w:tab w:val="num" w:pos="3600"/>
+        </w:tabs>
+        <w:ind w:left="3600" w:hanging="360"/>
+      </w:pPr>
+      <w:rPr>
+        <w:rFonts w:ascii="Wingdings" w:hAnsi="Wingdings" w:hint="default"/>
+        <w:sz w:val="20"/>
+      </w:rPr>
+    </w:lvl>
+    <w:lvl w:ilvl="5" w:tentative="1">
+      <w:start w:val="1"/>
+      <w:numFmt w:val="bullet"/>
+      <w:lvlText w:val=""/>
+      <w:lvlJc w:val="left"/>
+      <w:pPr>
+        <w:tabs>
+          <w:tab w:val="num" w:pos="4320"/>
+        </w:tabs>
+        <w:ind w:left="4320" w:hanging="360"/>
+      </w:pPr>
+      <w:rPr>
+        <w:rFonts w:ascii="Wingdings" w:hAnsi="Wingdings" w:hint="default"/>
+        <w:sz w:val="20"/>
+      </w:rPr>
+    </w:lvl>
+    <w:lvl w:ilvl="6" w:tentative="1">
+      <w:start w:val="1"/>
+      <w:numFmt w:val="bullet"/>
+      <w:lvlText w:val=""/>
+      <w:lvlJc w:val="left"/>
+      <w:pPr>
+        <w:tabs>
+          <w:tab w:val="num" w:pos="5040"/>
+        </w:tabs>
+        <w:ind w:left="5040" w:hanging="360"/>
+      </w:pPr>
+      <w:rPr>
+        <w:rFonts w:ascii="Wingdings" w:hAnsi="Wingdings" w:hint="default"/>
+        <w:sz w:val="20"/>
+      </w:rPr>
+    </w:lvl>
+    <w:lvl w:ilvl="7" w:tentative="1">
+      <w:start w:val="1"/>
+      <w:numFmt w:val="bullet"/>
+      <w:lvlText w:val=""/>
+      <w:lvlJc w:val="left"/>
+      <w:pPr>
+        <w:tabs>
+          <w:tab w:val="num" w:pos="5760"/>
+        </w:tabs>
+        <w:ind w:left="5760" w:hanging="360"/>
+      </w:pPr>
+      <w:rPr>
+        <w:rFonts w:ascii="Wingdings" w:hAnsi="Wingdings" w:hint="default"/>
+        <w:sz w:val="20"/>
+      </w:rPr>
+    </w:lvl>
+    <w:lvl w:ilvl="8" w:tentative="1">
+      <w:start w:val="1"/>
+      <w:numFmt w:val="bullet"/>
+      <w:lvlText w:val=""/>
+      <w:lvlJc w:val="left"/>
+      <w:pPr>
+        <w:tabs>
+          <w:tab w:val="num" w:pos="6480"/>
+        </w:tabs>
+        <w:ind w:left="6480" w:hanging="360"/>
+      </w:pPr>
+      <w:rPr>
+        <w:rFonts w:ascii="Wingdings" w:hAnsi="Wingdings" w:hint="default"/>
+        <w:sz w:val="20"/>
+      </w:rPr>
+    </w:lvl>
+  </w:abstractNum>
+  <w:abstractNum w:abstractNumId="6" w15:restartNumberingAfterBreak="0">
     <w:nsid w:val="26C466A8"/>
     <w:multiLevelType w:val="multilevel"/>
     <w:tmpl w:val="926A6F94"/>
@@ -2088,17 +7234,1833 @@
       </w:rPr>
     </w:lvl>
   </w:abstractNum>
-  <w:num w:numId="1">
+  <w:abstractNum w:abstractNumId="7" w15:restartNumberingAfterBreak="0">
+    <w:nsid w:val="2BB166A0"/>
+    <w:multiLevelType w:val="multilevel"/>
+    <w:tmpl w:val="B35C5B90"/>
+    <w:lvl w:ilvl="0">
+      <w:start w:val="1"/>
+      <w:numFmt w:val="bullet"/>
+      <w:lvlText w:val=""/>
+      <w:lvlJc w:val="left"/>
+      <w:pPr>
+        <w:tabs>
+          <w:tab w:val="num" w:pos="720"/>
+        </w:tabs>
+        <w:ind w:left="720" w:hanging="360"/>
+      </w:pPr>
+      <w:rPr>
+        <w:rFonts w:ascii="Symbol" w:hAnsi="Symbol" w:hint="default"/>
+        <w:sz w:val="20"/>
+      </w:rPr>
+    </w:lvl>
+    <w:lvl w:ilvl="1" w:tentative="1">
+      <w:start w:val="1"/>
+      <w:numFmt w:val="bullet"/>
+      <w:lvlText w:val="o"/>
+      <w:lvlJc w:val="left"/>
+      <w:pPr>
+        <w:tabs>
+          <w:tab w:val="num" w:pos="1440"/>
+        </w:tabs>
+        <w:ind w:left="1440" w:hanging="360"/>
+      </w:pPr>
+      <w:rPr>
+        <w:rFonts w:ascii="Courier New" w:hAnsi="Courier New" w:hint="default"/>
+        <w:sz w:val="20"/>
+      </w:rPr>
+    </w:lvl>
+    <w:lvl w:ilvl="2" w:tentative="1">
+      <w:start w:val="1"/>
+      <w:numFmt w:val="bullet"/>
+      <w:lvlText w:val=""/>
+      <w:lvlJc w:val="left"/>
+      <w:pPr>
+        <w:tabs>
+          <w:tab w:val="num" w:pos="2160"/>
+        </w:tabs>
+        <w:ind w:left="2160" w:hanging="360"/>
+      </w:pPr>
+      <w:rPr>
+        <w:rFonts w:ascii="Wingdings" w:hAnsi="Wingdings" w:hint="default"/>
+        <w:sz w:val="20"/>
+      </w:rPr>
+    </w:lvl>
+    <w:lvl w:ilvl="3" w:tentative="1">
+      <w:start w:val="1"/>
+      <w:numFmt w:val="bullet"/>
+      <w:lvlText w:val=""/>
+      <w:lvlJc w:val="left"/>
+      <w:pPr>
+        <w:tabs>
+          <w:tab w:val="num" w:pos="2880"/>
+        </w:tabs>
+        <w:ind w:left="2880" w:hanging="360"/>
+      </w:pPr>
+      <w:rPr>
+        <w:rFonts w:ascii="Wingdings" w:hAnsi="Wingdings" w:hint="default"/>
+        <w:sz w:val="20"/>
+      </w:rPr>
+    </w:lvl>
+    <w:lvl w:ilvl="4" w:tentative="1">
+      <w:start w:val="1"/>
+      <w:numFmt w:val="bullet"/>
+      <w:lvlText w:val=""/>
+      <w:lvlJc w:val="left"/>
+      <w:pPr>
+        <w:tabs>
+          <w:tab w:val="num" w:pos="3600"/>
+        </w:tabs>
+        <w:ind w:left="3600" w:hanging="360"/>
+      </w:pPr>
+      <w:rPr>
+        <w:rFonts w:ascii="Wingdings" w:hAnsi="Wingdings" w:hint="default"/>
+        <w:sz w:val="20"/>
+      </w:rPr>
+    </w:lvl>
+    <w:lvl w:ilvl="5" w:tentative="1">
+      <w:start w:val="1"/>
+      <w:numFmt w:val="bullet"/>
+      <w:lvlText w:val=""/>
+      <w:lvlJc w:val="left"/>
+      <w:pPr>
+        <w:tabs>
+          <w:tab w:val="num" w:pos="4320"/>
+        </w:tabs>
+        <w:ind w:left="4320" w:hanging="360"/>
+      </w:pPr>
+      <w:rPr>
+        <w:rFonts w:ascii="Wingdings" w:hAnsi="Wingdings" w:hint="default"/>
+        <w:sz w:val="20"/>
+      </w:rPr>
+    </w:lvl>
+    <w:lvl w:ilvl="6" w:tentative="1">
+      <w:start w:val="1"/>
+      <w:numFmt w:val="bullet"/>
+      <w:lvlText w:val=""/>
+      <w:lvlJc w:val="left"/>
+      <w:pPr>
+        <w:tabs>
+          <w:tab w:val="num" w:pos="5040"/>
+        </w:tabs>
+        <w:ind w:left="5040" w:hanging="360"/>
+      </w:pPr>
+      <w:rPr>
+        <w:rFonts w:ascii="Wingdings" w:hAnsi="Wingdings" w:hint="default"/>
+        <w:sz w:val="20"/>
+      </w:rPr>
+    </w:lvl>
+    <w:lvl w:ilvl="7" w:tentative="1">
+      <w:start w:val="1"/>
+      <w:numFmt w:val="bullet"/>
+      <w:lvlText w:val=""/>
+      <w:lvlJc w:val="left"/>
+      <w:pPr>
+        <w:tabs>
+          <w:tab w:val="num" w:pos="5760"/>
+        </w:tabs>
+        <w:ind w:left="5760" w:hanging="360"/>
+      </w:pPr>
+      <w:rPr>
+        <w:rFonts w:ascii="Wingdings" w:hAnsi="Wingdings" w:hint="default"/>
+        <w:sz w:val="20"/>
+      </w:rPr>
+    </w:lvl>
+    <w:lvl w:ilvl="8" w:tentative="1">
+      <w:start w:val="1"/>
+      <w:numFmt w:val="bullet"/>
+      <w:lvlText w:val=""/>
+      <w:lvlJc w:val="left"/>
+      <w:pPr>
+        <w:tabs>
+          <w:tab w:val="num" w:pos="6480"/>
+        </w:tabs>
+        <w:ind w:left="6480" w:hanging="360"/>
+      </w:pPr>
+      <w:rPr>
+        <w:rFonts w:ascii="Wingdings" w:hAnsi="Wingdings" w:hint="default"/>
+        <w:sz w:val="20"/>
+      </w:rPr>
+    </w:lvl>
+  </w:abstractNum>
+  <w:abstractNum w:abstractNumId="8" w15:restartNumberingAfterBreak="0">
+    <w:nsid w:val="2D8463F4"/>
+    <w:multiLevelType w:val="multilevel"/>
+    <w:tmpl w:val="8C507010"/>
+    <w:lvl w:ilvl="0">
+      <w:start w:val="1"/>
+      <w:numFmt w:val="bullet"/>
+      <w:lvlText w:val=""/>
+      <w:lvlJc w:val="left"/>
+      <w:pPr>
+        <w:tabs>
+          <w:tab w:val="num" w:pos="720"/>
+        </w:tabs>
+        <w:ind w:left="720" w:hanging="360"/>
+      </w:pPr>
+      <w:rPr>
+        <w:rFonts w:ascii="Symbol" w:hAnsi="Symbol" w:hint="default"/>
+        <w:sz w:val="20"/>
+      </w:rPr>
+    </w:lvl>
+    <w:lvl w:ilvl="1">
+      <w:start w:val="1"/>
+      <w:numFmt w:val="decimal"/>
+      <w:lvlText w:val="%2."/>
+      <w:lvlJc w:val="left"/>
+      <w:pPr>
+        <w:tabs>
+          <w:tab w:val="num" w:pos="1440"/>
+        </w:tabs>
+        <w:ind w:left="1440" w:hanging="360"/>
+      </w:pPr>
+    </w:lvl>
+    <w:lvl w:ilvl="2" w:tentative="1">
+      <w:start w:val="1"/>
+      <w:numFmt w:val="bullet"/>
+      <w:lvlText w:val=""/>
+      <w:lvlJc w:val="left"/>
+      <w:pPr>
+        <w:tabs>
+          <w:tab w:val="num" w:pos="2160"/>
+        </w:tabs>
+        <w:ind w:left="2160" w:hanging="360"/>
+      </w:pPr>
+      <w:rPr>
+        <w:rFonts w:ascii="Wingdings" w:hAnsi="Wingdings" w:hint="default"/>
+        <w:sz w:val="20"/>
+      </w:rPr>
+    </w:lvl>
+    <w:lvl w:ilvl="3" w:tentative="1">
+      <w:start w:val="1"/>
+      <w:numFmt w:val="bullet"/>
+      <w:lvlText w:val=""/>
+      <w:lvlJc w:val="left"/>
+      <w:pPr>
+        <w:tabs>
+          <w:tab w:val="num" w:pos="2880"/>
+        </w:tabs>
+        <w:ind w:left="2880" w:hanging="360"/>
+      </w:pPr>
+      <w:rPr>
+        <w:rFonts w:ascii="Wingdings" w:hAnsi="Wingdings" w:hint="default"/>
+        <w:sz w:val="20"/>
+      </w:rPr>
+    </w:lvl>
+    <w:lvl w:ilvl="4" w:tentative="1">
+      <w:start w:val="1"/>
+      <w:numFmt w:val="bullet"/>
+      <w:lvlText w:val=""/>
+      <w:lvlJc w:val="left"/>
+      <w:pPr>
+        <w:tabs>
+          <w:tab w:val="num" w:pos="3600"/>
+        </w:tabs>
+        <w:ind w:left="3600" w:hanging="360"/>
+      </w:pPr>
+      <w:rPr>
+        <w:rFonts w:ascii="Wingdings" w:hAnsi="Wingdings" w:hint="default"/>
+        <w:sz w:val="20"/>
+      </w:rPr>
+    </w:lvl>
+    <w:lvl w:ilvl="5" w:tentative="1">
+      <w:start w:val="1"/>
+      <w:numFmt w:val="bullet"/>
+      <w:lvlText w:val=""/>
+      <w:lvlJc w:val="left"/>
+      <w:pPr>
+        <w:tabs>
+          <w:tab w:val="num" w:pos="4320"/>
+        </w:tabs>
+        <w:ind w:left="4320" w:hanging="360"/>
+      </w:pPr>
+      <w:rPr>
+        <w:rFonts w:ascii="Wingdings" w:hAnsi="Wingdings" w:hint="default"/>
+        <w:sz w:val="20"/>
+      </w:rPr>
+    </w:lvl>
+    <w:lvl w:ilvl="6" w:tentative="1">
+      <w:start w:val="1"/>
+      <w:numFmt w:val="bullet"/>
+      <w:lvlText w:val=""/>
+      <w:lvlJc w:val="left"/>
+      <w:pPr>
+        <w:tabs>
+          <w:tab w:val="num" w:pos="5040"/>
+        </w:tabs>
+        <w:ind w:left="5040" w:hanging="360"/>
+      </w:pPr>
+      <w:rPr>
+        <w:rFonts w:ascii="Wingdings" w:hAnsi="Wingdings" w:hint="default"/>
+        <w:sz w:val="20"/>
+      </w:rPr>
+    </w:lvl>
+    <w:lvl w:ilvl="7" w:tentative="1">
+      <w:start w:val="1"/>
+      <w:numFmt w:val="bullet"/>
+      <w:lvlText w:val=""/>
+      <w:lvlJc w:val="left"/>
+      <w:pPr>
+        <w:tabs>
+          <w:tab w:val="num" w:pos="5760"/>
+        </w:tabs>
+        <w:ind w:left="5760" w:hanging="360"/>
+      </w:pPr>
+      <w:rPr>
+        <w:rFonts w:ascii="Wingdings" w:hAnsi="Wingdings" w:hint="default"/>
+        <w:sz w:val="20"/>
+      </w:rPr>
+    </w:lvl>
+    <w:lvl w:ilvl="8" w:tentative="1">
+      <w:start w:val="1"/>
+      <w:numFmt w:val="bullet"/>
+      <w:lvlText w:val=""/>
+      <w:lvlJc w:val="left"/>
+      <w:pPr>
+        <w:tabs>
+          <w:tab w:val="num" w:pos="6480"/>
+        </w:tabs>
+        <w:ind w:left="6480" w:hanging="360"/>
+      </w:pPr>
+      <w:rPr>
+        <w:rFonts w:ascii="Wingdings" w:hAnsi="Wingdings" w:hint="default"/>
+        <w:sz w:val="20"/>
+      </w:rPr>
+    </w:lvl>
+  </w:abstractNum>
+  <w:abstractNum w:abstractNumId="9" w15:restartNumberingAfterBreak="0">
+    <w:nsid w:val="306A14EF"/>
+    <w:multiLevelType w:val="multilevel"/>
+    <w:tmpl w:val="860E6B22"/>
+    <w:lvl w:ilvl="0">
+      <w:start w:val="1"/>
+      <w:numFmt w:val="bullet"/>
+      <w:lvlText w:val=""/>
+      <w:lvlJc w:val="left"/>
+      <w:pPr>
+        <w:tabs>
+          <w:tab w:val="num" w:pos="720"/>
+        </w:tabs>
+        <w:ind w:left="720" w:hanging="360"/>
+      </w:pPr>
+      <w:rPr>
+        <w:rFonts w:ascii="Symbol" w:hAnsi="Symbol" w:hint="default"/>
+        <w:sz w:val="20"/>
+      </w:rPr>
+    </w:lvl>
+    <w:lvl w:ilvl="1" w:tentative="1">
+      <w:start w:val="1"/>
+      <w:numFmt w:val="bullet"/>
+      <w:lvlText w:val="o"/>
+      <w:lvlJc w:val="left"/>
+      <w:pPr>
+        <w:tabs>
+          <w:tab w:val="num" w:pos="1440"/>
+        </w:tabs>
+        <w:ind w:left="1440" w:hanging="360"/>
+      </w:pPr>
+      <w:rPr>
+        <w:rFonts w:ascii="Courier New" w:hAnsi="Courier New" w:hint="default"/>
+        <w:sz w:val="20"/>
+      </w:rPr>
+    </w:lvl>
+    <w:lvl w:ilvl="2" w:tentative="1">
+      <w:start w:val="1"/>
+      <w:numFmt w:val="bullet"/>
+      <w:lvlText w:val=""/>
+      <w:lvlJc w:val="left"/>
+      <w:pPr>
+        <w:tabs>
+          <w:tab w:val="num" w:pos="2160"/>
+        </w:tabs>
+        <w:ind w:left="2160" w:hanging="360"/>
+      </w:pPr>
+      <w:rPr>
+        <w:rFonts w:ascii="Wingdings" w:hAnsi="Wingdings" w:hint="default"/>
+        <w:sz w:val="20"/>
+      </w:rPr>
+    </w:lvl>
+    <w:lvl w:ilvl="3" w:tentative="1">
+      <w:start w:val="1"/>
+      <w:numFmt w:val="bullet"/>
+      <w:lvlText w:val=""/>
+      <w:lvlJc w:val="left"/>
+      <w:pPr>
+        <w:tabs>
+          <w:tab w:val="num" w:pos="2880"/>
+        </w:tabs>
+        <w:ind w:left="2880" w:hanging="360"/>
+      </w:pPr>
+      <w:rPr>
+        <w:rFonts w:ascii="Wingdings" w:hAnsi="Wingdings" w:hint="default"/>
+        <w:sz w:val="20"/>
+      </w:rPr>
+    </w:lvl>
+    <w:lvl w:ilvl="4" w:tentative="1">
+      <w:start w:val="1"/>
+      <w:numFmt w:val="bullet"/>
+      <w:lvlText w:val=""/>
+      <w:lvlJc w:val="left"/>
+      <w:pPr>
+        <w:tabs>
+          <w:tab w:val="num" w:pos="3600"/>
+        </w:tabs>
+        <w:ind w:left="3600" w:hanging="360"/>
+      </w:pPr>
+      <w:rPr>
+        <w:rFonts w:ascii="Wingdings" w:hAnsi="Wingdings" w:hint="default"/>
+        <w:sz w:val="20"/>
+      </w:rPr>
+    </w:lvl>
+    <w:lvl w:ilvl="5" w:tentative="1">
+      <w:start w:val="1"/>
+      <w:numFmt w:val="bullet"/>
+      <w:lvlText w:val=""/>
+      <w:lvlJc w:val="left"/>
+      <w:pPr>
+        <w:tabs>
+          <w:tab w:val="num" w:pos="4320"/>
+        </w:tabs>
+        <w:ind w:left="4320" w:hanging="360"/>
+      </w:pPr>
+      <w:rPr>
+        <w:rFonts w:ascii="Wingdings" w:hAnsi="Wingdings" w:hint="default"/>
+        <w:sz w:val="20"/>
+      </w:rPr>
+    </w:lvl>
+    <w:lvl w:ilvl="6" w:tentative="1">
+      <w:start w:val="1"/>
+      <w:numFmt w:val="bullet"/>
+      <w:lvlText w:val=""/>
+      <w:lvlJc w:val="left"/>
+      <w:pPr>
+        <w:tabs>
+          <w:tab w:val="num" w:pos="5040"/>
+        </w:tabs>
+        <w:ind w:left="5040" w:hanging="360"/>
+      </w:pPr>
+      <w:rPr>
+        <w:rFonts w:ascii="Wingdings" w:hAnsi="Wingdings" w:hint="default"/>
+        <w:sz w:val="20"/>
+      </w:rPr>
+    </w:lvl>
+    <w:lvl w:ilvl="7" w:tentative="1">
+      <w:start w:val="1"/>
+      <w:numFmt w:val="bullet"/>
+      <w:lvlText w:val=""/>
+      <w:lvlJc w:val="left"/>
+      <w:pPr>
+        <w:tabs>
+          <w:tab w:val="num" w:pos="5760"/>
+        </w:tabs>
+        <w:ind w:left="5760" w:hanging="360"/>
+      </w:pPr>
+      <w:rPr>
+        <w:rFonts w:ascii="Wingdings" w:hAnsi="Wingdings" w:hint="default"/>
+        <w:sz w:val="20"/>
+      </w:rPr>
+    </w:lvl>
+    <w:lvl w:ilvl="8" w:tentative="1">
+      <w:start w:val="1"/>
+      <w:numFmt w:val="bullet"/>
+      <w:lvlText w:val=""/>
+      <w:lvlJc w:val="left"/>
+      <w:pPr>
+        <w:tabs>
+          <w:tab w:val="num" w:pos="6480"/>
+        </w:tabs>
+        <w:ind w:left="6480" w:hanging="360"/>
+      </w:pPr>
+      <w:rPr>
+        <w:rFonts w:ascii="Wingdings" w:hAnsi="Wingdings" w:hint="default"/>
+        <w:sz w:val="20"/>
+      </w:rPr>
+    </w:lvl>
+  </w:abstractNum>
+  <w:abstractNum w:abstractNumId="10" w15:restartNumberingAfterBreak="0">
+    <w:nsid w:val="44897ADD"/>
+    <w:multiLevelType w:val="multilevel"/>
+    <w:tmpl w:val="623E39A0"/>
+    <w:lvl w:ilvl="0">
+      <w:start w:val="1"/>
+      <w:numFmt w:val="bullet"/>
+      <w:lvlText w:val=""/>
+      <w:lvlJc w:val="left"/>
+      <w:pPr>
+        <w:tabs>
+          <w:tab w:val="num" w:pos="720"/>
+        </w:tabs>
+        <w:ind w:left="720" w:hanging="360"/>
+      </w:pPr>
+      <w:rPr>
+        <w:rFonts w:ascii="Symbol" w:hAnsi="Symbol" w:hint="default"/>
+        <w:sz w:val="20"/>
+      </w:rPr>
+    </w:lvl>
+    <w:lvl w:ilvl="1" w:tentative="1">
+      <w:start w:val="1"/>
+      <w:numFmt w:val="bullet"/>
+      <w:lvlText w:val="o"/>
+      <w:lvlJc w:val="left"/>
+      <w:pPr>
+        <w:tabs>
+          <w:tab w:val="num" w:pos="1440"/>
+        </w:tabs>
+        <w:ind w:left="1440" w:hanging="360"/>
+      </w:pPr>
+      <w:rPr>
+        <w:rFonts w:ascii="Courier New" w:hAnsi="Courier New" w:hint="default"/>
+        <w:sz w:val="20"/>
+      </w:rPr>
+    </w:lvl>
+    <w:lvl w:ilvl="2" w:tentative="1">
+      <w:start w:val="1"/>
+      <w:numFmt w:val="bullet"/>
+      <w:lvlText w:val=""/>
+      <w:lvlJc w:val="left"/>
+      <w:pPr>
+        <w:tabs>
+          <w:tab w:val="num" w:pos="2160"/>
+        </w:tabs>
+        <w:ind w:left="2160" w:hanging="360"/>
+      </w:pPr>
+      <w:rPr>
+        <w:rFonts w:ascii="Wingdings" w:hAnsi="Wingdings" w:hint="default"/>
+        <w:sz w:val="20"/>
+      </w:rPr>
+    </w:lvl>
+    <w:lvl w:ilvl="3" w:tentative="1">
+      <w:start w:val="1"/>
+      <w:numFmt w:val="bullet"/>
+      <w:lvlText w:val=""/>
+      <w:lvlJc w:val="left"/>
+      <w:pPr>
+        <w:tabs>
+          <w:tab w:val="num" w:pos="2880"/>
+        </w:tabs>
+        <w:ind w:left="2880" w:hanging="360"/>
+      </w:pPr>
+      <w:rPr>
+        <w:rFonts w:ascii="Wingdings" w:hAnsi="Wingdings" w:hint="default"/>
+        <w:sz w:val="20"/>
+      </w:rPr>
+    </w:lvl>
+    <w:lvl w:ilvl="4" w:tentative="1">
+      <w:start w:val="1"/>
+      <w:numFmt w:val="bullet"/>
+      <w:lvlText w:val=""/>
+      <w:lvlJc w:val="left"/>
+      <w:pPr>
+        <w:tabs>
+          <w:tab w:val="num" w:pos="3600"/>
+        </w:tabs>
+        <w:ind w:left="3600" w:hanging="360"/>
+      </w:pPr>
+      <w:rPr>
+        <w:rFonts w:ascii="Wingdings" w:hAnsi="Wingdings" w:hint="default"/>
+        <w:sz w:val="20"/>
+      </w:rPr>
+    </w:lvl>
+    <w:lvl w:ilvl="5" w:tentative="1">
+      <w:start w:val="1"/>
+      <w:numFmt w:val="bullet"/>
+      <w:lvlText w:val=""/>
+      <w:lvlJc w:val="left"/>
+      <w:pPr>
+        <w:tabs>
+          <w:tab w:val="num" w:pos="4320"/>
+        </w:tabs>
+        <w:ind w:left="4320" w:hanging="360"/>
+      </w:pPr>
+      <w:rPr>
+        <w:rFonts w:ascii="Wingdings" w:hAnsi="Wingdings" w:hint="default"/>
+        <w:sz w:val="20"/>
+      </w:rPr>
+    </w:lvl>
+    <w:lvl w:ilvl="6" w:tentative="1">
+      <w:start w:val="1"/>
+      <w:numFmt w:val="bullet"/>
+      <w:lvlText w:val=""/>
+      <w:lvlJc w:val="left"/>
+      <w:pPr>
+        <w:tabs>
+          <w:tab w:val="num" w:pos="5040"/>
+        </w:tabs>
+        <w:ind w:left="5040" w:hanging="360"/>
+      </w:pPr>
+      <w:rPr>
+        <w:rFonts w:ascii="Wingdings" w:hAnsi="Wingdings" w:hint="default"/>
+        <w:sz w:val="20"/>
+      </w:rPr>
+    </w:lvl>
+    <w:lvl w:ilvl="7" w:tentative="1">
+      <w:start w:val="1"/>
+      <w:numFmt w:val="bullet"/>
+      <w:lvlText w:val=""/>
+      <w:lvlJc w:val="left"/>
+      <w:pPr>
+        <w:tabs>
+          <w:tab w:val="num" w:pos="5760"/>
+        </w:tabs>
+        <w:ind w:left="5760" w:hanging="360"/>
+      </w:pPr>
+      <w:rPr>
+        <w:rFonts w:ascii="Wingdings" w:hAnsi="Wingdings" w:hint="default"/>
+        <w:sz w:val="20"/>
+      </w:rPr>
+    </w:lvl>
+    <w:lvl w:ilvl="8" w:tentative="1">
+      <w:start w:val="1"/>
+      <w:numFmt w:val="bullet"/>
+      <w:lvlText w:val=""/>
+      <w:lvlJc w:val="left"/>
+      <w:pPr>
+        <w:tabs>
+          <w:tab w:val="num" w:pos="6480"/>
+        </w:tabs>
+        <w:ind w:left="6480" w:hanging="360"/>
+      </w:pPr>
+      <w:rPr>
+        <w:rFonts w:ascii="Wingdings" w:hAnsi="Wingdings" w:hint="default"/>
+        <w:sz w:val="20"/>
+      </w:rPr>
+    </w:lvl>
+  </w:abstractNum>
+  <w:abstractNum w:abstractNumId="11" w15:restartNumberingAfterBreak="0">
+    <w:nsid w:val="47E97EFE"/>
+    <w:multiLevelType w:val="multilevel"/>
+    <w:tmpl w:val="78B4345A"/>
+    <w:lvl w:ilvl="0">
+      <w:start w:val="1"/>
+      <w:numFmt w:val="bullet"/>
+      <w:lvlText w:val=""/>
+      <w:lvlJc w:val="left"/>
+      <w:pPr>
+        <w:tabs>
+          <w:tab w:val="num" w:pos="720"/>
+        </w:tabs>
+        <w:ind w:left="720" w:hanging="360"/>
+      </w:pPr>
+      <w:rPr>
+        <w:rFonts w:ascii="Symbol" w:hAnsi="Symbol" w:hint="default"/>
+        <w:sz w:val="20"/>
+      </w:rPr>
+    </w:lvl>
+    <w:lvl w:ilvl="1">
+      <w:start w:val="1"/>
+      <w:numFmt w:val="bullet"/>
+      <w:lvlText w:val="o"/>
+      <w:lvlJc w:val="left"/>
+      <w:pPr>
+        <w:tabs>
+          <w:tab w:val="num" w:pos="1440"/>
+        </w:tabs>
+        <w:ind w:left="1440" w:hanging="360"/>
+      </w:pPr>
+      <w:rPr>
+        <w:rFonts w:ascii="Courier New" w:hAnsi="Courier New" w:hint="default"/>
+        <w:sz w:val="20"/>
+      </w:rPr>
+    </w:lvl>
+    <w:lvl w:ilvl="2" w:tentative="1">
+      <w:start w:val="1"/>
+      <w:numFmt w:val="bullet"/>
+      <w:lvlText w:val=""/>
+      <w:lvlJc w:val="left"/>
+      <w:pPr>
+        <w:tabs>
+          <w:tab w:val="num" w:pos="2160"/>
+        </w:tabs>
+        <w:ind w:left="2160" w:hanging="360"/>
+      </w:pPr>
+      <w:rPr>
+        <w:rFonts w:ascii="Wingdings" w:hAnsi="Wingdings" w:hint="default"/>
+        <w:sz w:val="20"/>
+      </w:rPr>
+    </w:lvl>
+    <w:lvl w:ilvl="3" w:tentative="1">
+      <w:start w:val="1"/>
+      <w:numFmt w:val="bullet"/>
+      <w:lvlText w:val=""/>
+      <w:lvlJc w:val="left"/>
+      <w:pPr>
+        <w:tabs>
+          <w:tab w:val="num" w:pos="2880"/>
+        </w:tabs>
+        <w:ind w:left="2880" w:hanging="360"/>
+      </w:pPr>
+      <w:rPr>
+        <w:rFonts w:ascii="Wingdings" w:hAnsi="Wingdings" w:hint="default"/>
+        <w:sz w:val="20"/>
+      </w:rPr>
+    </w:lvl>
+    <w:lvl w:ilvl="4" w:tentative="1">
+      <w:start w:val="1"/>
+      <w:numFmt w:val="bullet"/>
+      <w:lvlText w:val=""/>
+      <w:lvlJc w:val="left"/>
+      <w:pPr>
+        <w:tabs>
+          <w:tab w:val="num" w:pos="3600"/>
+        </w:tabs>
+        <w:ind w:left="3600" w:hanging="360"/>
+      </w:pPr>
+      <w:rPr>
+        <w:rFonts w:ascii="Wingdings" w:hAnsi="Wingdings" w:hint="default"/>
+        <w:sz w:val="20"/>
+      </w:rPr>
+    </w:lvl>
+    <w:lvl w:ilvl="5" w:tentative="1">
+      <w:start w:val="1"/>
+      <w:numFmt w:val="bullet"/>
+      <w:lvlText w:val=""/>
+      <w:lvlJc w:val="left"/>
+      <w:pPr>
+        <w:tabs>
+          <w:tab w:val="num" w:pos="4320"/>
+        </w:tabs>
+        <w:ind w:left="4320" w:hanging="360"/>
+      </w:pPr>
+      <w:rPr>
+        <w:rFonts w:ascii="Wingdings" w:hAnsi="Wingdings" w:hint="default"/>
+        <w:sz w:val="20"/>
+      </w:rPr>
+    </w:lvl>
+    <w:lvl w:ilvl="6" w:tentative="1">
+      <w:start w:val="1"/>
+      <w:numFmt w:val="bullet"/>
+      <w:lvlText w:val=""/>
+      <w:lvlJc w:val="left"/>
+      <w:pPr>
+        <w:tabs>
+          <w:tab w:val="num" w:pos="5040"/>
+        </w:tabs>
+        <w:ind w:left="5040" w:hanging="360"/>
+      </w:pPr>
+      <w:rPr>
+        <w:rFonts w:ascii="Wingdings" w:hAnsi="Wingdings" w:hint="default"/>
+        <w:sz w:val="20"/>
+      </w:rPr>
+    </w:lvl>
+    <w:lvl w:ilvl="7" w:tentative="1">
+      <w:start w:val="1"/>
+      <w:numFmt w:val="bullet"/>
+      <w:lvlText w:val=""/>
+      <w:lvlJc w:val="left"/>
+      <w:pPr>
+        <w:tabs>
+          <w:tab w:val="num" w:pos="5760"/>
+        </w:tabs>
+        <w:ind w:left="5760" w:hanging="360"/>
+      </w:pPr>
+      <w:rPr>
+        <w:rFonts w:ascii="Wingdings" w:hAnsi="Wingdings" w:hint="default"/>
+        <w:sz w:val="20"/>
+      </w:rPr>
+    </w:lvl>
+    <w:lvl w:ilvl="8" w:tentative="1">
+      <w:start w:val="1"/>
+      <w:numFmt w:val="bullet"/>
+      <w:lvlText w:val=""/>
+      <w:lvlJc w:val="left"/>
+      <w:pPr>
+        <w:tabs>
+          <w:tab w:val="num" w:pos="6480"/>
+        </w:tabs>
+        <w:ind w:left="6480" w:hanging="360"/>
+      </w:pPr>
+      <w:rPr>
+        <w:rFonts w:ascii="Wingdings" w:hAnsi="Wingdings" w:hint="default"/>
+        <w:sz w:val="20"/>
+      </w:rPr>
+    </w:lvl>
+  </w:abstractNum>
+  <w:abstractNum w:abstractNumId="12" w15:restartNumberingAfterBreak="0">
+    <w:nsid w:val="4A253D06"/>
+    <w:multiLevelType w:val="multilevel"/>
+    <w:tmpl w:val="7950561A"/>
+    <w:lvl w:ilvl="0">
+      <w:start w:val="1"/>
+      <w:numFmt w:val="bullet"/>
+      <w:lvlText w:val=""/>
+      <w:lvlJc w:val="left"/>
+      <w:pPr>
+        <w:tabs>
+          <w:tab w:val="num" w:pos="720"/>
+        </w:tabs>
+        <w:ind w:left="720" w:hanging="360"/>
+      </w:pPr>
+      <w:rPr>
+        <w:rFonts w:ascii="Symbol" w:hAnsi="Symbol" w:hint="default"/>
+        <w:sz w:val="20"/>
+      </w:rPr>
+    </w:lvl>
+    <w:lvl w:ilvl="1" w:tentative="1">
+      <w:start w:val="1"/>
+      <w:numFmt w:val="bullet"/>
+      <w:lvlText w:val="o"/>
+      <w:lvlJc w:val="left"/>
+      <w:pPr>
+        <w:tabs>
+          <w:tab w:val="num" w:pos="1440"/>
+        </w:tabs>
+        <w:ind w:left="1440" w:hanging="360"/>
+      </w:pPr>
+      <w:rPr>
+        <w:rFonts w:ascii="Courier New" w:hAnsi="Courier New" w:hint="default"/>
+        <w:sz w:val="20"/>
+      </w:rPr>
+    </w:lvl>
+    <w:lvl w:ilvl="2" w:tentative="1">
+      <w:start w:val="1"/>
+      <w:numFmt w:val="bullet"/>
+      <w:lvlText w:val=""/>
+      <w:lvlJc w:val="left"/>
+      <w:pPr>
+        <w:tabs>
+          <w:tab w:val="num" w:pos="2160"/>
+        </w:tabs>
+        <w:ind w:left="2160" w:hanging="360"/>
+      </w:pPr>
+      <w:rPr>
+        <w:rFonts w:ascii="Wingdings" w:hAnsi="Wingdings" w:hint="default"/>
+        <w:sz w:val="20"/>
+      </w:rPr>
+    </w:lvl>
+    <w:lvl w:ilvl="3" w:tentative="1">
+      <w:start w:val="1"/>
+      <w:numFmt w:val="bullet"/>
+      <w:lvlText w:val=""/>
+      <w:lvlJc w:val="left"/>
+      <w:pPr>
+        <w:tabs>
+          <w:tab w:val="num" w:pos="2880"/>
+        </w:tabs>
+        <w:ind w:left="2880" w:hanging="360"/>
+      </w:pPr>
+      <w:rPr>
+        <w:rFonts w:ascii="Wingdings" w:hAnsi="Wingdings" w:hint="default"/>
+        <w:sz w:val="20"/>
+      </w:rPr>
+    </w:lvl>
+    <w:lvl w:ilvl="4" w:tentative="1">
+      <w:start w:val="1"/>
+      <w:numFmt w:val="bullet"/>
+      <w:lvlText w:val=""/>
+      <w:lvlJc w:val="left"/>
+      <w:pPr>
+        <w:tabs>
+          <w:tab w:val="num" w:pos="3600"/>
+        </w:tabs>
+        <w:ind w:left="3600" w:hanging="360"/>
+      </w:pPr>
+      <w:rPr>
+        <w:rFonts w:ascii="Wingdings" w:hAnsi="Wingdings" w:hint="default"/>
+        <w:sz w:val="20"/>
+      </w:rPr>
+    </w:lvl>
+    <w:lvl w:ilvl="5" w:tentative="1">
+      <w:start w:val="1"/>
+      <w:numFmt w:val="bullet"/>
+      <w:lvlText w:val=""/>
+      <w:lvlJc w:val="left"/>
+      <w:pPr>
+        <w:tabs>
+          <w:tab w:val="num" w:pos="4320"/>
+        </w:tabs>
+        <w:ind w:left="4320" w:hanging="360"/>
+      </w:pPr>
+      <w:rPr>
+        <w:rFonts w:ascii="Wingdings" w:hAnsi="Wingdings" w:hint="default"/>
+        <w:sz w:val="20"/>
+      </w:rPr>
+    </w:lvl>
+    <w:lvl w:ilvl="6" w:tentative="1">
+      <w:start w:val="1"/>
+      <w:numFmt w:val="bullet"/>
+      <w:lvlText w:val=""/>
+      <w:lvlJc w:val="left"/>
+      <w:pPr>
+        <w:tabs>
+          <w:tab w:val="num" w:pos="5040"/>
+        </w:tabs>
+        <w:ind w:left="5040" w:hanging="360"/>
+      </w:pPr>
+      <w:rPr>
+        <w:rFonts w:ascii="Wingdings" w:hAnsi="Wingdings" w:hint="default"/>
+        <w:sz w:val="20"/>
+      </w:rPr>
+    </w:lvl>
+    <w:lvl w:ilvl="7" w:tentative="1">
+      <w:start w:val="1"/>
+      <w:numFmt w:val="bullet"/>
+      <w:lvlText w:val=""/>
+      <w:lvlJc w:val="left"/>
+      <w:pPr>
+        <w:tabs>
+          <w:tab w:val="num" w:pos="5760"/>
+        </w:tabs>
+        <w:ind w:left="5760" w:hanging="360"/>
+      </w:pPr>
+      <w:rPr>
+        <w:rFonts w:ascii="Wingdings" w:hAnsi="Wingdings" w:hint="default"/>
+        <w:sz w:val="20"/>
+      </w:rPr>
+    </w:lvl>
+    <w:lvl w:ilvl="8" w:tentative="1">
+      <w:start w:val="1"/>
+      <w:numFmt w:val="bullet"/>
+      <w:lvlText w:val=""/>
+      <w:lvlJc w:val="left"/>
+      <w:pPr>
+        <w:tabs>
+          <w:tab w:val="num" w:pos="6480"/>
+        </w:tabs>
+        <w:ind w:left="6480" w:hanging="360"/>
+      </w:pPr>
+      <w:rPr>
+        <w:rFonts w:ascii="Wingdings" w:hAnsi="Wingdings" w:hint="default"/>
+        <w:sz w:val="20"/>
+      </w:rPr>
+    </w:lvl>
+  </w:abstractNum>
+  <w:abstractNum w:abstractNumId="13" w15:restartNumberingAfterBreak="0">
+    <w:nsid w:val="5511426E"/>
+    <w:multiLevelType w:val="multilevel"/>
+    <w:tmpl w:val="5EB0DC18"/>
+    <w:lvl w:ilvl="0">
+      <w:start w:val="1"/>
+      <w:numFmt w:val="decimal"/>
+      <w:lvlText w:val="%1"/>
+      <w:lvlJc w:val="left"/>
+      <w:pPr>
+        <w:ind w:left="555" w:hanging="555"/>
+      </w:pPr>
+      <w:rPr>
+        <w:rFonts w:hint="default"/>
+        <w:b/>
+      </w:rPr>
+    </w:lvl>
+    <w:lvl w:ilvl="1">
+      <w:start w:val="1"/>
+      <w:numFmt w:val="decimal"/>
+      <w:lvlText w:val="%1.%2"/>
+      <w:lvlJc w:val="left"/>
+      <w:pPr>
+        <w:ind w:left="555" w:hanging="555"/>
+      </w:pPr>
+      <w:rPr>
+        <w:rFonts w:hint="default"/>
+        <w:b/>
+      </w:rPr>
+    </w:lvl>
+    <w:lvl w:ilvl="2">
+      <w:start w:val="2"/>
+      <w:numFmt w:val="decimal"/>
+      <w:lvlText w:val="%1.%2.%3"/>
+      <w:lvlJc w:val="left"/>
+      <w:pPr>
+        <w:ind w:left="720" w:hanging="720"/>
+      </w:pPr>
+      <w:rPr>
+        <w:rFonts w:hint="default"/>
+        <w:b/>
+      </w:rPr>
+    </w:lvl>
+    <w:lvl w:ilvl="3">
+      <w:start w:val="1"/>
+      <w:numFmt w:val="decimal"/>
+      <w:lvlText w:val="%1.%2.%3.%4"/>
+      <w:lvlJc w:val="left"/>
+      <w:pPr>
+        <w:ind w:left="1080" w:hanging="1080"/>
+      </w:pPr>
+      <w:rPr>
+        <w:rFonts w:hint="default"/>
+        <w:b/>
+      </w:rPr>
+    </w:lvl>
+    <w:lvl w:ilvl="4">
+      <w:start w:val="1"/>
+      <w:numFmt w:val="decimal"/>
+      <w:lvlText w:val="%1.%2.%3.%4.%5"/>
+      <w:lvlJc w:val="left"/>
+      <w:pPr>
+        <w:ind w:left="1080" w:hanging="1080"/>
+      </w:pPr>
+      <w:rPr>
+        <w:rFonts w:hint="default"/>
+        <w:b/>
+      </w:rPr>
+    </w:lvl>
+    <w:lvl w:ilvl="5">
+      <w:start w:val="1"/>
+      <w:numFmt w:val="decimal"/>
+      <w:lvlText w:val="%1.%2.%3.%4.%5.%6"/>
+      <w:lvlJc w:val="left"/>
+      <w:pPr>
+        <w:ind w:left="1440" w:hanging="1440"/>
+      </w:pPr>
+      <w:rPr>
+        <w:rFonts w:hint="default"/>
+        <w:b/>
+      </w:rPr>
+    </w:lvl>
+    <w:lvl w:ilvl="6">
+      <w:start w:val="1"/>
+      <w:numFmt w:val="decimal"/>
+      <w:lvlText w:val="%1.%2.%3.%4.%5.%6.%7"/>
+      <w:lvlJc w:val="left"/>
+      <w:pPr>
+        <w:ind w:left="1440" w:hanging="1440"/>
+      </w:pPr>
+      <w:rPr>
+        <w:rFonts w:hint="default"/>
+        <w:b/>
+      </w:rPr>
+    </w:lvl>
+    <w:lvl w:ilvl="7">
+      <w:start w:val="1"/>
+      <w:numFmt w:val="decimal"/>
+      <w:lvlText w:val="%1.%2.%3.%4.%5.%6.%7.%8"/>
+      <w:lvlJc w:val="left"/>
+      <w:pPr>
+        <w:ind w:left="1800" w:hanging="1800"/>
+      </w:pPr>
+      <w:rPr>
+        <w:rFonts w:hint="default"/>
+        <w:b/>
+      </w:rPr>
+    </w:lvl>
+    <w:lvl w:ilvl="8">
+      <w:start w:val="1"/>
+      <w:numFmt w:val="decimal"/>
+      <w:lvlText w:val="%1.%2.%3.%4.%5.%6.%7.%8.%9"/>
+      <w:lvlJc w:val="left"/>
+      <w:pPr>
+        <w:ind w:left="1800" w:hanging="1800"/>
+      </w:pPr>
+      <w:rPr>
+        <w:rFonts w:hint="default"/>
+        <w:b/>
+      </w:rPr>
+    </w:lvl>
+  </w:abstractNum>
+  <w:abstractNum w:abstractNumId="14" w15:restartNumberingAfterBreak="0">
+    <w:nsid w:val="67516AA2"/>
+    <w:multiLevelType w:val="multilevel"/>
+    <w:tmpl w:val="16E48D7C"/>
+    <w:lvl w:ilvl="0">
+      <w:start w:val="1"/>
+      <w:numFmt w:val="bullet"/>
+      <w:lvlText w:val=""/>
+      <w:lvlJc w:val="left"/>
+      <w:pPr>
+        <w:tabs>
+          <w:tab w:val="num" w:pos="720"/>
+        </w:tabs>
+        <w:ind w:left="720" w:hanging="360"/>
+      </w:pPr>
+      <w:rPr>
+        <w:rFonts w:ascii="Symbol" w:hAnsi="Symbol" w:hint="default"/>
+        <w:sz w:val="20"/>
+      </w:rPr>
+    </w:lvl>
+    <w:lvl w:ilvl="1" w:tentative="1">
+      <w:start w:val="1"/>
+      <w:numFmt w:val="bullet"/>
+      <w:lvlText w:val="o"/>
+      <w:lvlJc w:val="left"/>
+      <w:pPr>
+        <w:tabs>
+          <w:tab w:val="num" w:pos="1440"/>
+        </w:tabs>
+        <w:ind w:left="1440" w:hanging="360"/>
+      </w:pPr>
+      <w:rPr>
+        <w:rFonts w:ascii="Courier New" w:hAnsi="Courier New" w:hint="default"/>
+        <w:sz w:val="20"/>
+      </w:rPr>
+    </w:lvl>
+    <w:lvl w:ilvl="2" w:tentative="1">
+      <w:start w:val="1"/>
+      <w:numFmt w:val="bullet"/>
+      <w:lvlText w:val=""/>
+      <w:lvlJc w:val="left"/>
+      <w:pPr>
+        <w:tabs>
+          <w:tab w:val="num" w:pos="2160"/>
+        </w:tabs>
+        <w:ind w:left="2160" w:hanging="360"/>
+      </w:pPr>
+      <w:rPr>
+        <w:rFonts w:ascii="Wingdings" w:hAnsi="Wingdings" w:hint="default"/>
+        <w:sz w:val="20"/>
+      </w:rPr>
+    </w:lvl>
+    <w:lvl w:ilvl="3" w:tentative="1">
+      <w:start w:val="1"/>
+      <w:numFmt w:val="bullet"/>
+      <w:lvlText w:val=""/>
+      <w:lvlJc w:val="left"/>
+      <w:pPr>
+        <w:tabs>
+          <w:tab w:val="num" w:pos="2880"/>
+        </w:tabs>
+        <w:ind w:left="2880" w:hanging="360"/>
+      </w:pPr>
+      <w:rPr>
+        <w:rFonts w:ascii="Wingdings" w:hAnsi="Wingdings" w:hint="default"/>
+        <w:sz w:val="20"/>
+      </w:rPr>
+    </w:lvl>
+    <w:lvl w:ilvl="4" w:tentative="1">
+      <w:start w:val="1"/>
+      <w:numFmt w:val="bullet"/>
+      <w:lvlText w:val=""/>
+      <w:lvlJc w:val="left"/>
+      <w:pPr>
+        <w:tabs>
+          <w:tab w:val="num" w:pos="3600"/>
+        </w:tabs>
+        <w:ind w:left="3600" w:hanging="360"/>
+      </w:pPr>
+      <w:rPr>
+        <w:rFonts w:ascii="Wingdings" w:hAnsi="Wingdings" w:hint="default"/>
+        <w:sz w:val="20"/>
+      </w:rPr>
+    </w:lvl>
+    <w:lvl w:ilvl="5" w:tentative="1">
+      <w:start w:val="1"/>
+      <w:numFmt w:val="bullet"/>
+      <w:lvlText w:val=""/>
+      <w:lvlJc w:val="left"/>
+      <w:pPr>
+        <w:tabs>
+          <w:tab w:val="num" w:pos="4320"/>
+        </w:tabs>
+        <w:ind w:left="4320" w:hanging="360"/>
+      </w:pPr>
+      <w:rPr>
+        <w:rFonts w:ascii="Wingdings" w:hAnsi="Wingdings" w:hint="default"/>
+        <w:sz w:val="20"/>
+      </w:rPr>
+    </w:lvl>
+    <w:lvl w:ilvl="6" w:tentative="1">
+      <w:start w:val="1"/>
+      <w:numFmt w:val="bullet"/>
+      <w:lvlText w:val=""/>
+      <w:lvlJc w:val="left"/>
+      <w:pPr>
+        <w:tabs>
+          <w:tab w:val="num" w:pos="5040"/>
+        </w:tabs>
+        <w:ind w:left="5040" w:hanging="360"/>
+      </w:pPr>
+      <w:rPr>
+        <w:rFonts w:ascii="Wingdings" w:hAnsi="Wingdings" w:hint="default"/>
+        <w:sz w:val="20"/>
+      </w:rPr>
+    </w:lvl>
+    <w:lvl w:ilvl="7" w:tentative="1">
+      <w:start w:val="1"/>
+      <w:numFmt w:val="bullet"/>
+      <w:lvlText w:val=""/>
+      <w:lvlJc w:val="left"/>
+      <w:pPr>
+        <w:tabs>
+          <w:tab w:val="num" w:pos="5760"/>
+        </w:tabs>
+        <w:ind w:left="5760" w:hanging="360"/>
+      </w:pPr>
+      <w:rPr>
+        <w:rFonts w:ascii="Wingdings" w:hAnsi="Wingdings" w:hint="default"/>
+        <w:sz w:val="20"/>
+      </w:rPr>
+    </w:lvl>
+    <w:lvl w:ilvl="8" w:tentative="1">
+      <w:start w:val="1"/>
+      <w:numFmt w:val="bullet"/>
+      <w:lvlText w:val=""/>
+      <w:lvlJc w:val="left"/>
+      <w:pPr>
+        <w:tabs>
+          <w:tab w:val="num" w:pos="6480"/>
+        </w:tabs>
+        <w:ind w:left="6480" w:hanging="360"/>
+      </w:pPr>
+      <w:rPr>
+        <w:rFonts w:ascii="Wingdings" w:hAnsi="Wingdings" w:hint="default"/>
+        <w:sz w:val="20"/>
+      </w:rPr>
+    </w:lvl>
+  </w:abstractNum>
+  <w:abstractNum w:abstractNumId="15" w15:restartNumberingAfterBreak="0">
+    <w:nsid w:val="6D8B4776"/>
+    <w:multiLevelType w:val="multilevel"/>
+    <w:tmpl w:val="8E723992"/>
+    <w:lvl w:ilvl="0">
+      <w:start w:val="1"/>
+      <w:numFmt w:val="bullet"/>
+      <w:lvlText w:val=""/>
+      <w:lvlJc w:val="left"/>
+      <w:pPr>
+        <w:tabs>
+          <w:tab w:val="num" w:pos="720"/>
+        </w:tabs>
+        <w:ind w:left="720" w:hanging="360"/>
+      </w:pPr>
+      <w:rPr>
+        <w:rFonts w:ascii="Symbol" w:hAnsi="Symbol" w:hint="default"/>
+        <w:sz w:val="20"/>
+      </w:rPr>
+    </w:lvl>
+    <w:lvl w:ilvl="1" w:tentative="1">
+      <w:start w:val="1"/>
+      <w:numFmt w:val="bullet"/>
+      <w:lvlText w:val="o"/>
+      <w:lvlJc w:val="left"/>
+      <w:pPr>
+        <w:tabs>
+          <w:tab w:val="num" w:pos="1440"/>
+        </w:tabs>
+        <w:ind w:left="1440" w:hanging="360"/>
+      </w:pPr>
+      <w:rPr>
+        <w:rFonts w:ascii="Courier New" w:hAnsi="Courier New" w:hint="default"/>
+        <w:sz w:val="20"/>
+      </w:rPr>
+    </w:lvl>
+    <w:lvl w:ilvl="2" w:tentative="1">
+      <w:start w:val="1"/>
+      <w:numFmt w:val="bullet"/>
+      <w:lvlText w:val=""/>
+      <w:lvlJc w:val="left"/>
+      <w:pPr>
+        <w:tabs>
+          <w:tab w:val="num" w:pos="2160"/>
+        </w:tabs>
+        <w:ind w:left="2160" w:hanging="360"/>
+      </w:pPr>
+      <w:rPr>
+        <w:rFonts w:ascii="Wingdings" w:hAnsi="Wingdings" w:hint="default"/>
+        <w:sz w:val="20"/>
+      </w:rPr>
+    </w:lvl>
+    <w:lvl w:ilvl="3" w:tentative="1">
+      <w:start w:val="1"/>
+      <w:numFmt w:val="bullet"/>
+      <w:lvlText w:val=""/>
+      <w:lvlJc w:val="left"/>
+      <w:pPr>
+        <w:tabs>
+          <w:tab w:val="num" w:pos="2880"/>
+        </w:tabs>
+        <w:ind w:left="2880" w:hanging="360"/>
+      </w:pPr>
+      <w:rPr>
+        <w:rFonts w:ascii="Wingdings" w:hAnsi="Wingdings" w:hint="default"/>
+        <w:sz w:val="20"/>
+      </w:rPr>
+    </w:lvl>
+    <w:lvl w:ilvl="4" w:tentative="1">
+      <w:start w:val="1"/>
+      <w:numFmt w:val="bullet"/>
+      <w:lvlText w:val=""/>
+      <w:lvlJc w:val="left"/>
+      <w:pPr>
+        <w:tabs>
+          <w:tab w:val="num" w:pos="3600"/>
+        </w:tabs>
+        <w:ind w:left="3600" w:hanging="360"/>
+      </w:pPr>
+      <w:rPr>
+        <w:rFonts w:ascii="Wingdings" w:hAnsi="Wingdings" w:hint="default"/>
+        <w:sz w:val="20"/>
+      </w:rPr>
+    </w:lvl>
+    <w:lvl w:ilvl="5" w:tentative="1">
+      <w:start w:val="1"/>
+      <w:numFmt w:val="bullet"/>
+      <w:lvlText w:val=""/>
+      <w:lvlJc w:val="left"/>
+      <w:pPr>
+        <w:tabs>
+          <w:tab w:val="num" w:pos="4320"/>
+        </w:tabs>
+        <w:ind w:left="4320" w:hanging="360"/>
+      </w:pPr>
+      <w:rPr>
+        <w:rFonts w:ascii="Wingdings" w:hAnsi="Wingdings" w:hint="default"/>
+        <w:sz w:val="20"/>
+      </w:rPr>
+    </w:lvl>
+    <w:lvl w:ilvl="6" w:tentative="1">
+      <w:start w:val="1"/>
+      <w:numFmt w:val="bullet"/>
+      <w:lvlText w:val=""/>
+      <w:lvlJc w:val="left"/>
+      <w:pPr>
+        <w:tabs>
+          <w:tab w:val="num" w:pos="5040"/>
+        </w:tabs>
+        <w:ind w:left="5040" w:hanging="360"/>
+      </w:pPr>
+      <w:rPr>
+        <w:rFonts w:ascii="Wingdings" w:hAnsi="Wingdings" w:hint="default"/>
+        <w:sz w:val="20"/>
+      </w:rPr>
+    </w:lvl>
+    <w:lvl w:ilvl="7" w:tentative="1">
+      <w:start w:val="1"/>
+      <w:numFmt w:val="bullet"/>
+      <w:lvlText w:val=""/>
+      <w:lvlJc w:val="left"/>
+      <w:pPr>
+        <w:tabs>
+          <w:tab w:val="num" w:pos="5760"/>
+        </w:tabs>
+        <w:ind w:left="5760" w:hanging="360"/>
+      </w:pPr>
+      <w:rPr>
+        <w:rFonts w:ascii="Wingdings" w:hAnsi="Wingdings" w:hint="default"/>
+        <w:sz w:val="20"/>
+      </w:rPr>
+    </w:lvl>
+    <w:lvl w:ilvl="8" w:tentative="1">
+      <w:start w:val="1"/>
+      <w:numFmt w:val="bullet"/>
+      <w:lvlText w:val=""/>
+      <w:lvlJc w:val="left"/>
+      <w:pPr>
+        <w:tabs>
+          <w:tab w:val="num" w:pos="6480"/>
+        </w:tabs>
+        <w:ind w:left="6480" w:hanging="360"/>
+      </w:pPr>
+      <w:rPr>
+        <w:rFonts w:ascii="Wingdings" w:hAnsi="Wingdings" w:hint="default"/>
+        <w:sz w:val="20"/>
+      </w:rPr>
+    </w:lvl>
+  </w:abstractNum>
+  <w:abstractNum w:abstractNumId="16" w15:restartNumberingAfterBreak="0">
+    <w:nsid w:val="6F0B4E1C"/>
+    <w:multiLevelType w:val="multilevel"/>
+    <w:tmpl w:val="A6D00AD2"/>
+    <w:lvl w:ilvl="0">
+      <w:start w:val="1"/>
+      <w:numFmt w:val="bullet"/>
+      <w:lvlText w:val=""/>
+      <w:lvlJc w:val="left"/>
+      <w:pPr>
+        <w:tabs>
+          <w:tab w:val="num" w:pos="720"/>
+        </w:tabs>
+        <w:ind w:left="720" w:hanging="360"/>
+      </w:pPr>
+      <w:rPr>
+        <w:rFonts w:ascii="Symbol" w:hAnsi="Symbol" w:hint="default"/>
+        <w:sz w:val="20"/>
+      </w:rPr>
+    </w:lvl>
+    <w:lvl w:ilvl="1" w:tentative="1">
+      <w:start w:val="1"/>
+      <w:numFmt w:val="bullet"/>
+      <w:lvlText w:val="o"/>
+      <w:lvlJc w:val="left"/>
+      <w:pPr>
+        <w:tabs>
+          <w:tab w:val="num" w:pos="1440"/>
+        </w:tabs>
+        <w:ind w:left="1440" w:hanging="360"/>
+      </w:pPr>
+      <w:rPr>
+        <w:rFonts w:ascii="Courier New" w:hAnsi="Courier New" w:hint="default"/>
+        <w:sz w:val="20"/>
+      </w:rPr>
+    </w:lvl>
+    <w:lvl w:ilvl="2" w:tentative="1">
+      <w:start w:val="1"/>
+      <w:numFmt w:val="bullet"/>
+      <w:lvlText w:val=""/>
+      <w:lvlJc w:val="left"/>
+      <w:pPr>
+        <w:tabs>
+          <w:tab w:val="num" w:pos="2160"/>
+        </w:tabs>
+        <w:ind w:left="2160" w:hanging="360"/>
+      </w:pPr>
+      <w:rPr>
+        <w:rFonts w:ascii="Wingdings" w:hAnsi="Wingdings" w:hint="default"/>
+        <w:sz w:val="20"/>
+      </w:rPr>
+    </w:lvl>
+    <w:lvl w:ilvl="3" w:tentative="1">
+      <w:start w:val="1"/>
+      <w:numFmt w:val="bullet"/>
+      <w:lvlText w:val=""/>
+      <w:lvlJc w:val="left"/>
+      <w:pPr>
+        <w:tabs>
+          <w:tab w:val="num" w:pos="2880"/>
+        </w:tabs>
+        <w:ind w:left="2880" w:hanging="360"/>
+      </w:pPr>
+      <w:rPr>
+        <w:rFonts w:ascii="Wingdings" w:hAnsi="Wingdings" w:hint="default"/>
+        <w:sz w:val="20"/>
+      </w:rPr>
+    </w:lvl>
+    <w:lvl w:ilvl="4" w:tentative="1">
+      <w:start w:val="1"/>
+      <w:numFmt w:val="bullet"/>
+      <w:lvlText w:val=""/>
+      <w:lvlJc w:val="left"/>
+      <w:pPr>
+        <w:tabs>
+          <w:tab w:val="num" w:pos="3600"/>
+        </w:tabs>
+        <w:ind w:left="3600" w:hanging="360"/>
+      </w:pPr>
+      <w:rPr>
+        <w:rFonts w:ascii="Wingdings" w:hAnsi="Wingdings" w:hint="default"/>
+        <w:sz w:val="20"/>
+      </w:rPr>
+    </w:lvl>
+    <w:lvl w:ilvl="5" w:tentative="1">
+      <w:start w:val="1"/>
+      <w:numFmt w:val="bullet"/>
+      <w:lvlText w:val=""/>
+      <w:lvlJc w:val="left"/>
+      <w:pPr>
+        <w:tabs>
+          <w:tab w:val="num" w:pos="4320"/>
+        </w:tabs>
+        <w:ind w:left="4320" w:hanging="360"/>
+      </w:pPr>
+      <w:rPr>
+        <w:rFonts w:ascii="Wingdings" w:hAnsi="Wingdings" w:hint="default"/>
+        <w:sz w:val="20"/>
+      </w:rPr>
+    </w:lvl>
+    <w:lvl w:ilvl="6" w:tentative="1">
+      <w:start w:val="1"/>
+      <w:numFmt w:val="bullet"/>
+      <w:lvlText w:val=""/>
+      <w:lvlJc w:val="left"/>
+      <w:pPr>
+        <w:tabs>
+          <w:tab w:val="num" w:pos="5040"/>
+        </w:tabs>
+        <w:ind w:left="5040" w:hanging="360"/>
+      </w:pPr>
+      <w:rPr>
+        <w:rFonts w:ascii="Wingdings" w:hAnsi="Wingdings" w:hint="default"/>
+        <w:sz w:val="20"/>
+      </w:rPr>
+    </w:lvl>
+    <w:lvl w:ilvl="7" w:tentative="1">
+      <w:start w:val="1"/>
+      <w:numFmt w:val="bullet"/>
+      <w:lvlText w:val=""/>
+      <w:lvlJc w:val="left"/>
+      <w:pPr>
+        <w:tabs>
+          <w:tab w:val="num" w:pos="5760"/>
+        </w:tabs>
+        <w:ind w:left="5760" w:hanging="360"/>
+      </w:pPr>
+      <w:rPr>
+        <w:rFonts w:ascii="Wingdings" w:hAnsi="Wingdings" w:hint="default"/>
+        <w:sz w:val="20"/>
+      </w:rPr>
+    </w:lvl>
+    <w:lvl w:ilvl="8" w:tentative="1">
+      <w:start w:val="1"/>
+      <w:numFmt w:val="bullet"/>
+      <w:lvlText w:val=""/>
+      <w:lvlJc w:val="left"/>
+      <w:pPr>
+        <w:tabs>
+          <w:tab w:val="num" w:pos="6480"/>
+        </w:tabs>
+        <w:ind w:left="6480" w:hanging="360"/>
+      </w:pPr>
+      <w:rPr>
+        <w:rFonts w:ascii="Wingdings" w:hAnsi="Wingdings" w:hint="default"/>
+        <w:sz w:val="20"/>
+      </w:rPr>
+    </w:lvl>
+  </w:abstractNum>
+  <w:abstractNum w:abstractNumId="17" w15:restartNumberingAfterBreak="0">
+    <w:nsid w:val="734D2F77"/>
+    <w:multiLevelType w:val="multilevel"/>
+    <w:tmpl w:val="5DA2AD26"/>
+    <w:lvl w:ilvl="0">
+      <w:start w:val="1"/>
+      <w:numFmt w:val="bullet"/>
+      <w:lvlText w:val=""/>
+      <w:lvlJc w:val="left"/>
+      <w:pPr>
+        <w:tabs>
+          <w:tab w:val="num" w:pos="720"/>
+        </w:tabs>
+        <w:ind w:left="720" w:hanging="360"/>
+      </w:pPr>
+      <w:rPr>
+        <w:rFonts w:ascii="Symbol" w:hAnsi="Symbol" w:hint="default"/>
+        <w:sz w:val="20"/>
+      </w:rPr>
+    </w:lvl>
+    <w:lvl w:ilvl="1">
+      <w:start w:val="1"/>
+      <w:numFmt w:val="bullet"/>
+      <w:lvlText w:val="o"/>
+      <w:lvlJc w:val="left"/>
+      <w:pPr>
+        <w:tabs>
+          <w:tab w:val="num" w:pos="1440"/>
+        </w:tabs>
+        <w:ind w:left="1440" w:hanging="360"/>
+      </w:pPr>
+      <w:rPr>
+        <w:rFonts w:ascii="Courier New" w:hAnsi="Courier New" w:hint="default"/>
+        <w:sz w:val="20"/>
+      </w:rPr>
+    </w:lvl>
+    <w:lvl w:ilvl="2" w:tentative="1">
+      <w:start w:val="1"/>
+      <w:numFmt w:val="bullet"/>
+      <w:lvlText w:val=""/>
+      <w:lvlJc w:val="left"/>
+      <w:pPr>
+        <w:tabs>
+          <w:tab w:val="num" w:pos="2160"/>
+        </w:tabs>
+        <w:ind w:left="2160" w:hanging="360"/>
+      </w:pPr>
+      <w:rPr>
+        <w:rFonts w:ascii="Wingdings" w:hAnsi="Wingdings" w:hint="default"/>
+        <w:sz w:val="20"/>
+      </w:rPr>
+    </w:lvl>
+    <w:lvl w:ilvl="3" w:tentative="1">
+      <w:start w:val="1"/>
+      <w:numFmt w:val="bullet"/>
+      <w:lvlText w:val=""/>
+      <w:lvlJc w:val="left"/>
+      <w:pPr>
+        <w:tabs>
+          <w:tab w:val="num" w:pos="2880"/>
+        </w:tabs>
+        <w:ind w:left="2880" w:hanging="360"/>
+      </w:pPr>
+      <w:rPr>
+        <w:rFonts w:ascii="Wingdings" w:hAnsi="Wingdings" w:hint="default"/>
+        <w:sz w:val="20"/>
+      </w:rPr>
+    </w:lvl>
+    <w:lvl w:ilvl="4" w:tentative="1">
+      <w:start w:val="1"/>
+      <w:numFmt w:val="bullet"/>
+      <w:lvlText w:val=""/>
+      <w:lvlJc w:val="left"/>
+      <w:pPr>
+        <w:tabs>
+          <w:tab w:val="num" w:pos="3600"/>
+        </w:tabs>
+        <w:ind w:left="3600" w:hanging="360"/>
+      </w:pPr>
+      <w:rPr>
+        <w:rFonts w:ascii="Wingdings" w:hAnsi="Wingdings" w:hint="default"/>
+        <w:sz w:val="20"/>
+      </w:rPr>
+    </w:lvl>
+    <w:lvl w:ilvl="5" w:tentative="1">
+      <w:start w:val="1"/>
+      <w:numFmt w:val="bullet"/>
+      <w:lvlText w:val=""/>
+      <w:lvlJc w:val="left"/>
+      <w:pPr>
+        <w:tabs>
+          <w:tab w:val="num" w:pos="4320"/>
+        </w:tabs>
+        <w:ind w:left="4320" w:hanging="360"/>
+      </w:pPr>
+      <w:rPr>
+        <w:rFonts w:ascii="Wingdings" w:hAnsi="Wingdings" w:hint="default"/>
+        <w:sz w:val="20"/>
+      </w:rPr>
+    </w:lvl>
+    <w:lvl w:ilvl="6" w:tentative="1">
+      <w:start w:val="1"/>
+      <w:numFmt w:val="bullet"/>
+      <w:lvlText w:val=""/>
+      <w:lvlJc w:val="left"/>
+      <w:pPr>
+        <w:tabs>
+          <w:tab w:val="num" w:pos="5040"/>
+        </w:tabs>
+        <w:ind w:left="5040" w:hanging="360"/>
+      </w:pPr>
+      <w:rPr>
+        <w:rFonts w:ascii="Wingdings" w:hAnsi="Wingdings" w:hint="default"/>
+        <w:sz w:val="20"/>
+      </w:rPr>
+    </w:lvl>
+    <w:lvl w:ilvl="7" w:tentative="1">
+      <w:start w:val="1"/>
+      <w:numFmt w:val="bullet"/>
+      <w:lvlText w:val=""/>
+      <w:lvlJc w:val="left"/>
+      <w:pPr>
+        <w:tabs>
+          <w:tab w:val="num" w:pos="5760"/>
+        </w:tabs>
+        <w:ind w:left="5760" w:hanging="360"/>
+      </w:pPr>
+      <w:rPr>
+        <w:rFonts w:ascii="Wingdings" w:hAnsi="Wingdings" w:hint="default"/>
+        <w:sz w:val="20"/>
+      </w:rPr>
+    </w:lvl>
+    <w:lvl w:ilvl="8" w:tentative="1">
+      <w:start w:val="1"/>
+      <w:numFmt w:val="bullet"/>
+      <w:lvlText w:val=""/>
+      <w:lvlJc w:val="left"/>
+      <w:pPr>
+        <w:tabs>
+          <w:tab w:val="num" w:pos="6480"/>
+        </w:tabs>
+        <w:ind w:left="6480" w:hanging="360"/>
+      </w:pPr>
+      <w:rPr>
+        <w:rFonts w:ascii="Wingdings" w:hAnsi="Wingdings" w:hint="default"/>
+        <w:sz w:val="20"/>
+      </w:rPr>
+    </w:lvl>
+  </w:abstractNum>
+  <w:abstractNum w:abstractNumId="18" w15:restartNumberingAfterBreak="0">
+    <w:nsid w:val="7E6B2622"/>
+    <w:multiLevelType w:val="multilevel"/>
+    <w:tmpl w:val="619C1CEC"/>
+    <w:lvl w:ilvl="0">
+      <w:start w:val="1"/>
+      <w:numFmt w:val="bullet"/>
+      <w:lvlText w:val=""/>
+      <w:lvlJc w:val="left"/>
+      <w:pPr>
+        <w:tabs>
+          <w:tab w:val="num" w:pos="720"/>
+        </w:tabs>
+        <w:ind w:left="720" w:hanging="360"/>
+      </w:pPr>
+      <w:rPr>
+        <w:rFonts w:ascii="Symbol" w:hAnsi="Symbol" w:hint="default"/>
+        <w:sz w:val="20"/>
+      </w:rPr>
+    </w:lvl>
+    <w:lvl w:ilvl="1" w:tentative="1">
+      <w:start w:val="1"/>
+      <w:numFmt w:val="bullet"/>
+      <w:lvlText w:val="o"/>
+      <w:lvlJc w:val="left"/>
+      <w:pPr>
+        <w:tabs>
+          <w:tab w:val="num" w:pos="1440"/>
+        </w:tabs>
+        <w:ind w:left="1440" w:hanging="360"/>
+      </w:pPr>
+      <w:rPr>
+        <w:rFonts w:ascii="Courier New" w:hAnsi="Courier New" w:hint="default"/>
+        <w:sz w:val="20"/>
+      </w:rPr>
+    </w:lvl>
+    <w:lvl w:ilvl="2" w:tentative="1">
+      <w:start w:val="1"/>
+      <w:numFmt w:val="bullet"/>
+      <w:lvlText w:val=""/>
+      <w:lvlJc w:val="left"/>
+      <w:pPr>
+        <w:tabs>
+          <w:tab w:val="num" w:pos="2160"/>
+        </w:tabs>
+        <w:ind w:left="2160" w:hanging="360"/>
+      </w:pPr>
+      <w:rPr>
+        <w:rFonts w:ascii="Wingdings" w:hAnsi="Wingdings" w:hint="default"/>
+        <w:sz w:val="20"/>
+      </w:rPr>
+    </w:lvl>
+    <w:lvl w:ilvl="3" w:tentative="1">
+      <w:start w:val="1"/>
+      <w:numFmt w:val="bullet"/>
+      <w:lvlText w:val=""/>
+      <w:lvlJc w:val="left"/>
+      <w:pPr>
+        <w:tabs>
+          <w:tab w:val="num" w:pos="2880"/>
+        </w:tabs>
+        <w:ind w:left="2880" w:hanging="360"/>
+      </w:pPr>
+      <w:rPr>
+        <w:rFonts w:ascii="Wingdings" w:hAnsi="Wingdings" w:hint="default"/>
+        <w:sz w:val="20"/>
+      </w:rPr>
+    </w:lvl>
+    <w:lvl w:ilvl="4" w:tentative="1">
+      <w:start w:val="1"/>
+      <w:numFmt w:val="bullet"/>
+      <w:lvlText w:val=""/>
+      <w:lvlJc w:val="left"/>
+      <w:pPr>
+        <w:tabs>
+          <w:tab w:val="num" w:pos="3600"/>
+        </w:tabs>
+        <w:ind w:left="3600" w:hanging="360"/>
+      </w:pPr>
+      <w:rPr>
+        <w:rFonts w:ascii="Wingdings" w:hAnsi="Wingdings" w:hint="default"/>
+        <w:sz w:val="20"/>
+      </w:rPr>
+    </w:lvl>
+    <w:lvl w:ilvl="5" w:tentative="1">
+      <w:start w:val="1"/>
+      <w:numFmt w:val="bullet"/>
+      <w:lvlText w:val=""/>
+      <w:lvlJc w:val="left"/>
+      <w:pPr>
+        <w:tabs>
+          <w:tab w:val="num" w:pos="4320"/>
+        </w:tabs>
+        <w:ind w:left="4320" w:hanging="360"/>
+      </w:pPr>
+      <w:rPr>
+        <w:rFonts w:ascii="Wingdings" w:hAnsi="Wingdings" w:hint="default"/>
+        <w:sz w:val="20"/>
+      </w:rPr>
+    </w:lvl>
+    <w:lvl w:ilvl="6" w:tentative="1">
+      <w:start w:val="1"/>
+      <w:numFmt w:val="bullet"/>
+      <w:lvlText w:val=""/>
+      <w:lvlJc w:val="left"/>
+      <w:pPr>
+        <w:tabs>
+          <w:tab w:val="num" w:pos="5040"/>
+        </w:tabs>
+        <w:ind w:left="5040" w:hanging="360"/>
+      </w:pPr>
+      <w:rPr>
+        <w:rFonts w:ascii="Wingdings" w:hAnsi="Wingdings" w:hint="default"/>
+        <w:sz w:val="20"/>
+      </w:rPr>
+    </w:lvl>
+    <w:lvl w:ilvl="7" w:tentative="1">
+      <w:start w:val="1"/>
+      <w:numFmt w:val="bullet"/>
+      <w:lvlText w:val=""/>
+      <w:lvlJc w:val="left"/>
+      <w:pPr>
+        <w:tabs>
+          <w:tab w:val="num" w:pos="5760"/>
+        </w:tabs>
+        <w:ind w:left="5760" w:hanging="360"/>
+      </w:pPr>
+      <w:rPr>
+        <w:rFonts w:ascii="Wingdings" w:hAnsi="Wingdings" w:hint="default"/>
+        <w:sz w:val="20"/>
+      </w:rPr>
+    </w:lvl>
+    <w:lvl w:ilvl="8" w:tentative="1">
+      <w:start w:val="1"/>
+      <w:numFmt w:val="bullet"/>
+      <w:lvlText w:val=""/>
+      <w:lvlJc w:val="left"/>
+      <w:pPr>
+        <w:tabs>
+          <w:tab w:val="num" w:pos="6480"/>
+        </w:tabs>
+        <w:ind w:left="6480" w:hanging="360"/>
+      </w:pPr>
+      <w:rPr>
+        <w:rFonts w:ascii="Wingdings" w:hAnsi="Wingdings" w:hint="default"/>
+        <w:sz w:val="20"/>
+      </w:rPr>
+    </w:lvl>
+  </w:abstractNum>
+  <w:num w:numId="1" w16cid:durableId="1793480115">
+    <w:abstractNumId w:val="1"/>
+  </w:num>
+  <w:num w:numId="2" w16cid:durableId="379672477">
+    <w:abstractNumId w:val="6"/>
+  </w:num>
+  <w:num w:numId="3" w16cid:durableId="166796740">
+    <w:abstractNumId w:val="7"/>
+  </w:num>
+  <w:num w:numId="4" w16cid:durableId="756247357">
+    <w:abstractNumId w:val="3"/>
+  </w:num>
+  <w:num w:numId="5" w16cid:durableId="1191650707">
+    <w:abstractNumId w:val="12"/>
+  </w:num>
+  <w:num w:numId="6" w16cid:durableId="2075854778">
+    <w:abstractNumId w:val="10"/>
+  </w:num>
+  <w:num w:numId="7" w16cid:durableId="587272959">
+    <w:abstractNumId w:val="2"/>
+  </w:num>
+  <w:num w:numId="8" w16cid:durableId="1099065943">
+    <w:abstractNumId w:val="16"/>
+  </w:num>
+  <w:num w:numId="9" w16cid:durableId="559218713">
+    <w:abstractNumId w:val="14"/>
+  </w:num>
+  <w:num w:numId="10" w16cid:durableId="217711295">
+    <w:abstractNumId w:val="15"/>
+  </w:num>
+  <w:num w:numId="11" w16cid:durableId="1940063052">
+    <w:abstractNumId w:val="18"/>
+  </w:num>
+  <w:num w:numId="12" w16cid:durableId="998801302">
+    <w:abstractNumId w:val="9"/>
+  </w:num>
+  <w:num w:numId="13" w16cid:durableId="1117286793">
+    <w:abstractNumId w:val="8"/>
+  </w:num>
+  <w:num w:numId="14" w16cid:durableId="483393547">
+    <w:abstractNumId w:val="17"/>
+  </w:num>
+  <w:num w:numId="15" w16cid:durableId="1890607441">
+    <w:abstractNumId w:val="11"/>
+  </w:num>
+  <w:num w:numId="16" w16cid:durableId="1078795198">
+    <w:abstractNumId w:val="5"/>
+  </w:num>
+  <w:num w:numId="17" w16cid:durableId="1183937815">
     <w:abstractNumId w:val="0"/>
   </w:num>
-  <w:num w:numId="2">
-    <w:abstractNumId w:val="1"/>
+  <w:num w:numId="18" w16cid:durableId="275842211">
+    <w:abstractNumId w:val="4"/>
+  </w:num>
+  <w:num w:numId="19" w16cid:durableId="489977833">
+    <w:abstractNumId w:val="13"/>
   </w:num>
 </w:numbering>
 </file>
 
+<file path=word/people.xml><?xml version="1.0" encoding="utf-8"?>
+<w15:people xmlns:wpc="http://schemas.microsoft.com/office/word/2010/wordprocessingCanvas" xmlns:cx="http://schemas.microsoft.com/office/drawing/2014/chartex" xmlns:cx1="http://schemas.microsoft.com/office/drawing/2015/9/8/chartex" xmlns:cx2="http://schemas.microsoft.com/office/drawing/2015/10/21/chartex" xmlns:cx3="http://schemas.microsoft.com/office/drawing/2016/5/9/chartex" xmlns:cx4="http://schemas.microsoft.com/office/drawing/2016/5/10/chartex" xmlns:cx5="http://schemas.microsoft.com/office/drawing/2016/5/11/chartex" xmlns:cx6="http://schemas.microsoft.com/office/drawing/2016/5/12/chartex" xmlns:cx7="http://schemas.microsoft.com/office/drawing/2016/5/13/chartex" xmlns:cx8="http://schemas.microsoft.com/office/drawing/2016/5/14/chartex" xmlns:mc="http://schemas.openxmlformats.org/markup-compatibility/2006" xmlns:aink="http://schemas.microsoft.com/office/drawing/2016/ink" xmlns:am3d="http://schemas.microsoft.com/office/drawing/2017/model3d" xmlns:o="urn:schemas-microsoft-com:office:office" xmlns:oel="http://schemas.microsoft.com/office/2019/extlst" xmlns:r="http://schemas.openxmlformats.org/officeDocument/2006/relationships" xmlns:m="http://schemas.openxmlformats.org/officeDocument/2006/math" xmlns:v="urn:schemas-microsoft-com:vml" xmlns:wp14="http://schemas.microsoft.com/office/word/2010/wordprocessingDrawing" xmlns:wp="http://schemas.openxmlformats.org/drawingml/2006/wordprocessingDrawing" xmlns:w10="urn:schemas-microsoft-com:office:word" xmlns:w="http://schemas.openxmlformats.org/wordprocessingml/2006/main" xmlns:w14="http://schemas.microsoft.com/office/word/2010/wordml" xmlns:w15="http://schemas.microsoft.com/office/word/2012/wordml" xmlns:w16cex="http://schemas.microsoft.com/office/word/2018/wordml/cex" xmlns:w16cid="http://schemas.microsoft.com/office/word/2016/wordml/cid" xmlns:w16="http://schemas.microsoft.com/office/word/2018/wordml" xmlns:w16du="http://schemas.microsoft.com/office/word/2023/wordml/word16du" xmlns:w16sdtdh="http://schemas.microsoft.com/office/word/2020/wordml/sdtdatahash" xmlns:w16sdtfl="http://schemas.microsoft.com/office/word/2024/wordml/sdtformatlock" xmlns:w16se="http://schemas.microsoft.com/office/word/2015/wordml/symex" xmlns:wpg="http://schemas.microsoft.com/office/word/2010/wordprocessingGroup" xmlns:wpi="http://schemas.microsoft.com/office/word/2010/wordprocessingInk" xmlns:wne="http://schemas.microsoft.com/office/word/2006/wordml" xmlns:wps="http://schemas.microsoft.com/office/word/2010/wordprocessingShape" mc:Ignorable="w14 w15 w16se w16cid w16 w16cex w16sdtdh w16sdtfl w16du wp14">
+  <w15:person w15:author="Ricardo Jesús Leguizamón Acosta">
+    <w15:presenceInfo w15:providerId="AD" w15:userId="S::ricardo.leguizamon@bnf.gov.py::31230c8a-6922-4e1f-9053-7a9ff8b16074"/>
+  </w15:person>
+</w15:people>
+</file>
+
 <file path=word/styles.xml><?xml version="1.0" encoding="utf-8"?>
-<w:styles xmlns:mc="http://schemas.openxmlformats.org/markup-compatibility/2006" xmlns:r="http://schemas.openxmlformats.org/officeDocument/2006/relationships" xmlns:w="http://schemas.openxmlformats.org/wordprocessingml/2006/main" xmlns:w14="http://schemas.microsoft.com/office/word/2010/wordml" xmlns:w15="http://schemas.microsoft.com/office/word/2012/wordml" xmlns:w16cid="http://schemas.microsoft.com/office/word/2016/wordml/cid" xmlns:w16se="http://schemas.microsoft.com/office/word/2015/wordml/symex" mc:Ignorable="w14 w15 w16se w16cid">
+<w:styles xmlns:mc="http://schemas.openxmlformats.org/markup-compatibility/2006" xmlns:r="http://schemas.openxmlformats.org/officeDocument/2006/relationships" xmlns:w="http://schemas.openxmlformats.org/wordprocessingml/2006/main" xmlns:w14="http://schemas.microsoft.com/office/word/2010/wordml" xmlns:w15="http://schemas.microsoft.com/office/word/2012/wordml" xmlns:w16cex="http://schemas.microsoft.com/office/word/2018/wordml/cex" xmlns:w16cid="http://schemas.microsoft.com/office/word/2016/wordml/cid" xmlns:w16="http://schemas.microsoft.com/office/word/2018/wordml" xmlns:w16du="http://schemas.microsoft.com/office/word/2023/wordml/word16du" xmlns:w16sdtdh="http://schemas.microsoft.com/office/word/2020/wordml/sdtdatahash" xmlns:w16sdtfl="http://schemas.microsoft.com/office/word/2024/wordml/sdtformatlock" xmlns:w16se="http://schemas.microsoft.com/office/word/2015/wordml/symex" mc:Ignorable="w14 w15 w16se w16cid w16 w16cex w16sdtdh w16sdtfl w16du">
   <w:docDefaults>
     <w:rPrDefault>
       <w:rPr>
@@ -2116,7 +9078,7 @@
       </w:pPr>
     </w:pPrDefault>
   </w:docDefaults>
-  <w:latentStyles w:defLockedState="0" w:defUIPriority="99" w:defSemiHidden="0" w:defUnhideWhenUsed="0" w:defQFormat="0" w:count="375">
+  <w:latentStyles w:defLockedState="0" w:defUIPriority="99" w:defSemiHidden="0" w:defUnhideWhenUsed="0" w:defQFormat="0" w:count="376">
     <w:lsdException w:name="Normal" w:uiPriority="0" w:qFormat="1"/>
     <w:lsdException w:name="heading 1" w:uiPriority="9" w:qFormat="1"/>
     <w:lsdException w:name="heading 2" w:semiHidden="1" w:uiPriority="9" w:unhideWhenUsed="1" w:qFormat="1"/>
@@ -2492,6 +9454,7 @@
     <w:lsdException w:name="Smart Hyperlink" w:semiHidden="1" w:unhideWhenUsed="1"/>
     <w:lsdException w:name="Hashtag" w:semiHidden="1" w:unhideWhenUsed="1"/>
     <w:lsdException w:name="Unresolved Mention" w:semiHidden="1" w:unhideWhenUsed="1"/>
+    <w:lsdException w:name="Smart Link" w:semiHidden="1" w:unhideWhenUsed="1"/>
   </w:latentStyles>
   <w:style w:type="paragraph" w:default="1" w:styleId="Normal">
     <w:name w:val="Normal"/>
@@ -2699,7 +9662,6 @@
   <w:style w:type="character" w:default="1" w:styleId="Fuentedeprrafopredeter">
     <w:name w:val="Default Paragraph Font"/>
     <w:uiPriority w:val="1"/>
-    <w:semiHidden/>
     <w:unhideWhenUsed/>
   </w:style>
   <w:style w:type="table" w:default="1" w:styleId="Tablanormal">
@@ -3024,6 +9986,16 @@
       <w:rFonts w:ascii="Times New Roman" w:hAnsi="Times New Roman" w:cs="Times New Roman"/>
     </w:rPr>
   </w:style>
+  <w:style w:type="paragraph" w:styleId="Revisin">
+    <w:name w:val="Revision"/>
+    <w:hidden/>
+    <w:uiPriority w:val="99"/>
+    <w:semiHidden/>
+    <w:rsid w:val="00D31D12"/>
+    <w:pPr>
+      <w:spacing w:after="0" w:line="240" w:lineRule="auto"/>
+    </w:pPr>
+  </w:style>
 </w:styles>
 </file>
 

--- a/Tesis Sucio.docx
+++ b/Tesis Sucio.docx
@@ -5,926 +5,212 @@
     <w:p>
       <w:pPr>
         <w:rPr>
-          <w:b/>
-          <w:bCs/>
           <w:lang w:val="en-US"/>
-          <w:rPrChange w:id="0" w:author="Ricardo Jesús Leguizamón Acosta" w:date="2025-09-21T21:55:00Z" w16du:dateUtc="2025-09-22T00:55:00Z">
-            <w:rPr>
-              <w:lang w:val="en-US"/>
-            </w:rPr>
-          </w:rPrChange>
-        </w:rPr>
-      </w:pPr>
-    </w:p>
-    <w:p>
-      <w:pPr>
-        <w:rPr>
-          <w:b/>
-          <w:bCs/>
+        </w:rPr>
+      </w:pPr>
+    </w:p>
+    <w:p>
+      <w:pPr>
+        <w:rPr>
           <w:lang w:val="en-US"/>
-          <w:rPrChange w:id="1" w:author="Ricardo Jesús Leguizamón Acosta" w:date="2025-09-21T21:55:00Z" w16du:dateUtc="2025-09-22T00:55:00Z">
-            <w:rPr>
-              <w:lang w:val="en-US"/>
-            </w:rPr>
-          </w:rPrChange>
-        </w:rPr>
-      </w:pPr>
-    </w:p>
-    <w:p>
-      <w:pPr>
-        <w:rPr>
-          <w:b/>
-          <w:bCs/>
+        </w:rPr>
+      </w:pPr>
+    </w:p>
+    <w:p>
+      <w:pPr>
+        <w:rPr>
           <w:lang w:val="en-US"/>
-          <w:rPrChange w:id="2" w:author="Ricardo Jesús Leguizamón Acosta" w:date="2025-09-21T21:55:00Z" w16du:dateUtc="2025-09-22T00:55:00Z">
-            <w:rPr>
-              <w:lang w:val="en-US"/>
-            </w:rPr>
-          </w:rPrChange>
-        </w:rPr>
-      </w:pPr>
-    </w:p>
-    <w:p>
-      <w:pPr>
-        <w:rPr>
-          <w:b/>
-          <w:bCs/>
+        </w:rPr>
+      </w:pPr>
+    </w:p>
+    <w:p>
+      <w:pPr>
+        <w:rPr>
           <w:lang w:val="en-US"/>
-          <w:rPrChange w:id="3" w:author="Ricardo Jesús Leguizamón Acosta" w:date="2025-09-21T21:55:00Z" w16du:dateUtc="2025-09-22T00:55:00Z">
-            <w:rPr>
-              <w:lang w:val="en-US"/>
-            </w:rPr>
-          </w:rPrChange>
-        </w:rPr>
-      </w:pPr>
-    </w:p>
-    <w:p>
-      <w:pPr>
-        <w:rPr>
-          <w:b/>
-          <w:bCs/>
-          <w:rPrChange w:id="4" w:author="Ricardo Jesús Leguizamón Acosta" w:date="2025-09-21T21:55:00Z" w16du:dateUtc="2025-09-22T00:55:00Z">
-            <w:rPr/>
-          </w:rPrChange>
-        </w:rPr>
-      </w:pPr>
-      <w:r>
-        <w:rPr>
-          <w:b/>
-          <w:bCs/>
-          <w:rPrChange w:id="5" w:author="Ricardo Jesús Leguizamón Acosta" w:date="2025-09-21T21:55:00Z" w16du:dateUtc="2025-09-22T00:55:00Z">
-            <w:rPr/>
-          </w:rPrChange>
-        </w:rPr>
+        </w:rPr>
+      </w:pPr>
+    </w:p>
+    <w:p>
+      <w:r>
         <w:t>Caratula</w:t>
       </w:r>
       <w:r>
-        <w:rPr>
-          <w:b/>
-          <w:bCs/>
-          <w:rPrChange w:id="6" w:author="Ricardo Jesús Leguizamón Acosta" w:date="2025-09-21T21:55:00Z" w16du:dateUtc="2025-09-22T00:55:00Z">
-            <w:rPr/>
-          </w:rPrChange>
-        </w:rPr>
         <w:tab/>
       </w:r>
     </w:p>
-    <w:p>
-      <w:pPr>
-        <w:rPr>
-          <w:b/>
-          <w:bCs/>
-          <w:rPrChange w:id="7" w:author="Ricardo Jesús Leguizamón Acosta" w:date="2025-09-21T21:55:00Z" w16du:dateUtc="2025-09-22T00:55:00Z">
-            <w:rPr/>
-          </w:rPrChange>
-        </w:rPr>
-      </w:pPr>
-    </w:p>
-    <w:p>
-      <w:pPr>
-        <w:rPr>
-          <w:b/>
-          <w:bCs/>
-          <w:rPrChange w:id="8" w:author="Ricardo Jesús Leguizamón Acosta" w:date="2025-09-21T21:55:00Z" w16du:dateUtc="2025-09-22T00:55:00Z">
-            <w:rPr/>
-          </w:rPrChange>
-        </w:rPr>
-      </w:pPr>
-    </w:p>
-    <w:p>
-      <w:pPr>
-        <w:rPr>
-          <w:b/>
-          <w:bCs/>
-          <w:rPrChange w:id="9" w:author="Ricardo Jesús Leguizamón Acosta" w:date="2025-09-21T21:55:00Z" w16du:dateUtc="2025-09-22T00:55:00Z">
-            <w:rPr/>
-          </w:rPrChange>
-        </w:rPr>
-      </w:pPr>
-    </w:p>
-    <w:p>
-      <w:pPr>
-        <w:rPr>
-          <w:b/>
-          <w:bCs/>
-          <w:rPrChange w:id="10" w:author="Ricardo Jesús Leguizamón Acosta" w:date="2025-09-21T21:55:00Z" w16du:dateUtc="2025-09-22T00:55:00Z">
-            <w:rPr/>
-          </w:rPrChange>
-        </w:rPr>
-      </w:pPr>
-    </w:p>
-    <w:p>
-      <w:pPr>
-        <w:rPr>
-          <w:b/>
-          <w:bCs/>
-          <w:rPrChange w:id="11" w:author="Ricardo Jesús Leguizamón Acosta" w:date="2025-09-21T21:55:00Z" w16du:dateUtc="2025-09-22T00:55:00Z">
-            <w:rPr/>
-          </w:rPrChange>
-        </w:rPr>
-      </w:pPr>
-    </w:p>
-    <w:p>
-      <w:pPr>
-        <w:rPr>
-          <w:b/>
-          <w:bCs/>
-          <w:rPrChange w:id="12" w:author="Ricardo Jesús Leguizamón Acosta" w:date="2025-09-21T21:55:00Z" w16du:dateUtc="2025-09-22T00:55:00Z">
-            <w:rPr/>
-          </w:rPrChange>
-        </w:rPr>
-      </w:pPr>
-    </w:p>
-    <w:p>
-      <w:pPr>
-        <w:rPr>
-          <w:b/>
-          <w:bCs/>
-          <w:rPrChange w:id="13" w:author="Ricardo Jesús Leguizamón Acosta" w:date="2025-09-21T21:55:00Z" w16du:dateUtc="2025-09-22T00:55:00Z">
-            <w:rPr/>
-          </w:rPrChange>
-        </w:rPr>
-      </w:pPr>
-    </w:p>
-    <w:p>
-      <w:pPr>
-        <w:rPr>
-          <w:b/>
-          <w:bCs/>
-          <w:rPrChange w:id="14" w:author="Ricardo Jesús Leguizamón Acosta" w:date="2025-09-21T21:55:00Z" w16du:dateUtc="2025-09-22T00:55:00Z">
-            <w:rPr/>
-          </w:rPrChange>
-        </w:rPr>
-      </w:pPr>
-    </w:p>
-    <w:p>
-      <w:pPr>
-        <w:rPr>
-          <w:b/>
-          <w:bCs/>
-          <w:rPrChange w:id="15" w:author="Ricardo Jesús Leguizamón Acosta" w:date="2025-09-21T21:55:00Z" w16du:dateUtc="2025-09-22T00:55:00Z">
-            <w:rPr/>
-          </w:rPrChange>
-        </w:rPr>
-      </w:pPr>
-    </w:p>
-    <w:p>
-      <w:pPr>
-        <w:rPr>
-          <w:b/>
-          <w:bCs/>
-          <w:rPrChange w:id="16" w:author="Ricardo Jesús Leguizamón Acosta" w:date="2025-09-21T21:55:00Z" w16du:dateUtc="2025-09-22T00:55:00Z">
-            <w:rPr/>
-          </w:rPrChange>
-        </w:rPr>
-      </w:pPr>
-    </w:p>
-    <w:p>
-      <w:pPr>
-        <w:rPr>
-          <w:b/>
-          <w:bCs/>
-          <w:rPrChange w:id="17" w:author="Ricardo Jesús Leguizamón Acosta" w:date="2025-09-21T21:55:00Z" w16du:dateUtc="2025-09-22T00:55:00Z">
-            <w:rPr/>
-          </w:rPrChange>
-        </w:rPr>
-      </w:pPr>
-    </w:p>
-    <w:p>
-      <w:pPr>
-        <w:rPr>
-          <w:b/>
-          <w:bCs/>
-          <w:rPrChange w:id="18" w:author="Ricardo Jesús Leguizamón Acosta" w:date="2025-09-21T21:55:00Z" w16du:dateUtc="2025-09-22T00:55:00Z">
-            <w:rPr/>
-          </w:rPrChange>
-        </w:rPr>
-      </w:pPr>
-    </w:p>
-    <w:p>
-      <w:pPr>
-        <w:rPr>
-          <w:b/>
-          <w:bCs/>
-          <w:rPrChange w:id="19" w:author="Ricardo Jesús Leguizamón Acosta" w:date="2025-09-21T21:55:00Z" w16du:dateUtc="2025-09-22T00:55:00Z">
-            <w:rPr/>
-          </w:rPrChange>
-        </w:rPr>
-      </w:pPr>
-    </w:p>
-    <w:p>
-      <w:pPr>
-        <w:rPr>
-          <w:b/>
-          <w:bCs/>
-          <w:rPrChange w:id="20" w:author="Ricardo Jesús Leguizamón Acosta" w:date="2025-09-21T21:55:00Z" w16du:dateUtc="2025-09-22T00:55:00Z">
-            <w:rPr/>
-          </w:rPrChange>
-        </w:rPr>
-      </w:pPr>
-    </w:p>
-    <w:p>
-      <w:pPr>
-        <w:rPr>
-          <w:b/>
-          <w:bCs/>
-          <w:rPrChange w:id="21" w:author="Ricardo Jesús Leguizamón Acosta" w:date="2025-09-21T21:55:00Z" w16du:dateUtc="2025-09-22T00:55:00Z">
-            <w:rPr/>
-          </w:rPrChange>
-        </w:rPr>
-      </w:pPr>
-    </w:p>
-    <w:p>
-      <w:pPr>
-        <w:rPr>
-          <w:b/>
-          <w:bCs/>
-          <w:rPrChange w:id="22" w:author="Ricardo Jesús Leguizamón Acosta" w:date="2025-09-21T21:55:00Z" w16du:dateUtc="2025-09-22T00:55:00Z">
-            <w:rPr/>
-          </w:rPrChange>
-        </w:rPr>
-      </w:pPr>
-    </w:p>
-    <w:p>
-      <w:pPr>
-        <w:rPr>
-          <w:b/>
-          <w:bCs/>
-          <w:rPrChange w:id="23" w:author="Ricardo Jesús Leguizamón Acosta" w:date="2025-09-21T21:55:00Z" w16du:dateUtc="2025-09-22T00:55:00Z">
-            <w:rPr/>
-          </w:rPrChange>
-        </w:rPr>
-      </w:pPr>
-    </w:p>
-    <w:p>
-      <w:pPr>
-        <w:rPr>
-          <w:b/>
-          <w:bCs/>
-          <w:rPrChange w:id="24" w:author="Ricardo Jesús Leguizamón Acosta" w:date="2025-09-21T21:55:00Z" w16du:dateUtc="2025-09-22T00:55:00Z">
-            <w:rPr/>
-          </w:rPrChange>
-        </w:rPr>
-      </w:pPr>
-    </w:p>
-    <w:p>
-      <w:pPr>
-        <w:rPr>
-          <w:b/>
-          <w:bCs/>
-          <w:rPrChange w:id="25" w:author="Ricardo Jesús Leguizamón Acosta" w:date="2025-09-21T21:55:00Z" w16du:dateUtc="2025-09-22T00:55:00Z">
-            <w:rPr/>
-          </w:rPrChange>
-        </w:rPr>
-      </w:pPr>
-    </w:p>
-    <w:p>
-      <w:pPr>
-        <w:rPr>
-          <w:b/>
-          <w:bCs/>
-          <w:rPrChange w:id="26" w:author="Ricardo Jesús Leguizamón Acosta" w:date="2025-09-21T21:55:00Z" w16du:dateUtc="2025-09-22T00:55:00Z">
-            <w:rPr/>
-          </w:rPrChange>
-        </w:rPr>
-      </w:pPr>
-    </w:p>
-    <w:p>
-      <w:pPr>
-        <w:rPr>
-          <w:b/>
-          <w:bCs/>
-          <w:rPrChange w:id="27" w:author="Ricardo Jesús Leguizamón Acosta" w:date="2025-09-21T21:55:00Z" w16du:dateUtc="2025-09-22T00:55:00Z">
-            <w:rPr/>
-          </w:rPrChange>
-        </w:rPr>
-      </w:pPr>
-    </w:p>
-    <w:p>
-      <w:pPr>
-        <w:rPr>
-          <w:b/>
-          <w:bCs/>
-          <w:rPrChange w:id="28" w:author="Ricardo Jesús Leguizamón Acosta" w:date="2025-09-21T21:55:00Z" w16du:dateUtc="2025-09-22T00:55:00Z">
-            <w:rPr/>
-          </w:rPrChange>
-        </w:rPr>
-      </w:pPr>
-    </w:p>
-    <w:p>
-      <w:pPr>
-        <w:rPr>
-          <w:b/>
-          <w:bCs/>
-          <w:rPrChange w:id="29" w:author="Ricardo Jesús Leguizamón Acosta" w:date="2025-09-21T21:55:00Z" w16du:dateUtc="2025-09-22T00:55:00Z">
-            <w:rPr/>
-          </w:rPrChange>
-        </w:rPr>
-      </w:pPr>
-    </w:p>
-    <w:p>
-      <w:pPr>
-        <w:rPr>
-          <w:b/>
-          <w:bCs/>
-          <w:rPrChange w:id="30" w:author="Ricardo Jesús Leguizamón Acosta" w:date="2025-09-21T21:55:00Z" w16du:dateUtc="2025-09-22T00:55:00Z">
-            <w:rPr/>
-          </w:rPrChange>
-        </w:rPr>
-      </w:pPr>
-    </w:p>
-    <w:p>
-      <w:pPr>
-        <w:rPr>
-          <w:b/>
-          <w:bCs/>
-          <w:rPrChange w:id="31" w:author="Ricardo Jesús Leguizamón Acosta" w:date="2025-09-21T21:55:00Z" w16du:dateUtc="2025-09-22T00:55:00Z">
-            <w:rPr/>
-          </w:rPrChange>
-        </w:rPr>
-      </w:pPr>
-      <w:r>
-        <w:rPr>
-          <w:b/>
-          <w:bCs/>
-          <w:rPrChange w:id="32" w:author="Ricardo Jesús Leguizamón Acosta" w:date="2025-09-21T21:55:00Z" w16du:dateUtc="2025-09-22T00:55:00Z">
-            <w:rPr/>
-          </w:rPrChange>
-        </w:rPr>
+    <w:p/>
+    <w:p/>
+    <w:p/>
+    <w:p/>
+    <w:p/>
+    <w:p/>
+    <w:p/>
+    <w:p/>
+    <w:p/>
+    <w:p/>
+    <w:p/>
+    <w:p/>
+    <w:p/>
+    <w:p/>
+    <w:p/>
+    <w:p/>
+    <w:p/>
+    <w:p/>
+    <w:p/>
+    <w:p/>
+    <w:p/>
+    <w:p/>
+    <w:p/>
+    <w:p/>
+    <w:p>
+      <w:r>
         <w:t>Caratula con orientadores</w:t>
       </w:r>
     </w:p>
-    <w:p>
-      <w:pPr>
-        <w:rPr>
-          <w:b/>
-          <w:bCs/>
-          <w:rPrChange w:id="33" w:author="Ricardo Jesús Leguizamón Acosta" w:date="2025-09-21T21:55:00Z" w16du:dateUtc="2025-09-22T00:55:00Z">
-            <w:rPr/>
-          </w:rPrChange>
-        </w:rPr>
-      </w:pPr>
-    </w:p>
-    <w:p>
-      <w:pPr>
-        <w:rPr>
-          <w:b/>
-          <w:bCs/>
-          <w:rPrChange w:id="34" w:author="Ricardo Jesús Leguizamón Acosta" w:date="2025-09-21T21:55:00Z" w16du:dateUtc="2025-09-22T00:55:00Z">
-            <w:rPr/>
-          </w:rPrChange>
-        </w:rPr>
-      </w:pPr>
-    </w:p>
-    <w:p>
-      <w:pPr>
-        <w:rPr>
-          <w:b/>
-          <w:bCs/>
-          <w:rPrChange w:id="35" w:author="Ricardo Jesús Leguizamón Acosta" w:date="2025-09-21T21:55:00Z" w16du:dateUtc="2025-09-22T00:55:00Z">
-            <w:rPr/>
-          </w:rPrChange>
-        </w:rPr>
-      </w:pPr>
-    </w:p>
-    <w:p>
-      <w:pPr>
-        <w:rPr>
-          <w:b/>
-          <w:bCs/>
-          <w:rPrChange w:id="36" w:author="Ricardo Jesús Leguizamón Acosta" w:date="2025-09-21T21:55:00Z" w16du:dateUtc="2025-09-22T00:55:00Z">
-            <w:rPr/>
-          </w:rPrChange>
-        </w:rPr>
-      </w:pPr>
-    </w:p>
-    <w:p>
-      <w:pPr>
-        <w:rPr>
-          <w:b/>
-          <w:bCs/>
-          <w:rPrChange w:id="37" w:author="Ricardo Jesús Leguizamón Acosta" w:date="2025-09-21T21:55:00Z" w16du:dateUtc="2025-09-22T00:55:00Z">
-            <w:rPr/>
-          </w:rPrChange>
-        </w:rPr>
-      </w:pPr>
-      <w:r>
-        <w:rPr>
-          <w:b/>
-          <w:bCs/>
-          <w:rPrChange w:id="38" w:author="Ricardo Jesús Leguizamón Acosta" w:date="2025-09-21T21:55:00Z" w16du:dateUtc="2025-09-22T00:55:00Z">
-            <w:rPr/>
-          </w:rPrChange>
-        </w:rPr>
+    <w:p/>
+    <w:p/>
+    <w:p/>
+    <w:p/>
+    <w:p>
+      <w:r>
         <w:br w:type="page"/>
       </w:r>
     </w:p>
     <w:p>
       <w:pPr>
         <w:rPr>
-          <w:b/>
-          <w:bCs/>
           <w:lang w:val="es-ES"/>
-          <w:rPrChange w:id="39" w:author="Ricardo Jesús Leguizamón Acosta" w:date="2025-09-21T21:55:00Z" w16du:dateUtc="2025-09-22T00:55:00Z">
-            <w:rPr>
-              <w:lang w:val="es-ES"/>
-            </w:rPr>
-          </w:rPrChange>
-        </w:rPr>
-      </w:pPr>
-      <w:r>
-        <w:rPr>
-          <w:b/>
-          <w:bCs/>
+        </w:rPr>
+      </w:pPr>
+      <w:proofErr w:type="gramStart"/>
+      <w:r>
+        <w:rPr>
           <w:lang w:val="es-ES"/>
-          <w:rPrChange w:id="40" w:author="Ricardo Jesús Leguizamón Acosta" w:date="2025-09-21T21:55:00Z" w16du:dateUtc="2025-09-22T00:55:00Z">
-            <w:rPr>
-              <w:lang w:val="es-ES"/>
-            </w:rPr>
-          </w:rPrChange>
         </w:rPr>
         <w:lastRenderedPageBreak/>
         <w:t xml:space="preserve">SCDD </w:t>
       </w:r>
       <w:r>
-        <w:rPr>
-          <w:b/>
-          <w:bCs/>
-          <w:rPrChange w:id="41" w:author="Ricardo Jesús Leguizamón Acosta" w:date="2025-09-21T21:55:00Z" w16du:dateUtc="2025-09-22T00:55:00Z">
-            <w:rPr/>
-          </w:rPrChange>
-        </w:rPr>
         <w:t xml:space="preserve"> 553.24</w:t>
       </w:r>
-    </w:p>
-    <w:p>
-      <w:pPr>
-        <w:rPr>
-          <w:b/>
-          <w:bCs/>
-          <w:rPrChange w:id="42" w:author="Ricardo Jesús Leguizamón Acosta" w:date="2025-09-21T21:55:00Z" w16du:dateUtc="2025-09-22T00:55:00Z">
-            <w:rPr/>
-          </w:rPrChange>
-        </w:rPr>
-      </w:pPr>
-      <w:r>
-        <w:rPr>
-          <w:b/>
-          <w:bCs/>
-          <w:rPrChange w:id="43" w:author="Ricardo Jesús Leguizamón Acosta" w:date="2025-09-21T21:55:00Z" w16du:dateUtc="2025-09-22T00:55:00Z">
-            <w:rPr/>
-          </w:rPrChange>
-        </w:rPr>
+      <w:proofErr w:type="gramEnd"/>
+    </w:p>
+    <w:p>
+      <w:r>
         <w:br w:type="page"/>
       </w:r>
     </w:p>
     <w:p>
-      <w:pPr>
-        <w:rPr>
-          <w:b/>
-          <w:bCs/>
-          <w:rPrChange w:id="44" w:author="Ricardo Jesús Leguizamón Acosta" w:date="2025-09-21T21:55:00Z" w16du:dateUtc="2025-09-22T00:55:00Z">
-            <w:rPr/>
-          </w:rPrChange>
-        </w:rPr>
-      </w:pPr>
-      <w:r>
-        <w:rPr>
-          <w:b/>
-          <w:bCs/>
-          <w:rPrChange w:id="45" w:author="Ricardo Jesús Leguizamón Acosta" w:date="2025-09-21T21:55:00Z" w16du:dateUtc="2025-09-22T00:55:00Z">
-            <w:rPr/>
-          </w:rPrChange>
-        </w:rPr>
+      <w:r>
         <w:lastRenderedPageBreak/>
         <w:t>Dedicatoria</w:t>
       </w:r>
     </w:p>
     <w:p>
-      <w:pPr>
-        <w:rPr>
-          <w:b/>
-          <w:bCs/>
-          <w:rPrChange w:id="46" w:author="Ricardo Jesús Leguizamón Acosta" w:date="2025-09-21T21:55:00Z" w16du:dateUtc="2025-09-22T00:55:00Z">
-            <w:rPr/>
-          </w:rPrChange>
-        </w:rPr>
-      </w:pPr>
-      <w:r>
-        <w:rPr>
-          <w:b/>
-          <w:bCs/>
-          <w:rPrChange w:id="47" w:author="Ricardo Jesús Leguizamón Acosta" w:date="2025-09-21T21:55:00Z" w16du:dateUtc="2025-09-22T00:55:00Z">
-            <w:rPr/>
-          </w:rPrChange>
-        </w:rPr>
+      <w:r>
         <w:t xml:space="preserve">A lolo chachi Popolo </w:t>
       </w:r>
       <w:proofErr w:type="spellStart"/>
       <w:r>
-        <w:rPr>
-          <w:b/>
-          <w:bCs/>
-          <w:rPrChange w:id="48" w:author="Ricardo Jesús Leguizamón Acosta" w:date="2025-09-21T21:55:00Z" w16du:dateUtc="2025-09-22T00:55:00Z">
-            <w:rPr/>
-          </w:rPrChange>
-        </w:rPr>
         <w:t>mandy</w:t>
       </w:r>
       <w:proofErr w:type="spellEnd"/>
       <w:r>
-        <w:rPr>
-          <w:b/>
-          <w:bCs/>
-          <w:rPrChange w:id="49" w:author="Ricardo Jesús Leguizamón Acosta" w:date="2025-09-21T21:55:00Z" w16du:dateUtc="2025-09-22T00:55:00Z">
-            <w:rPr/>
-          </w:rPrChange>
-        </w:rPr>
         <w:t xml:space="preserve"> y lola (†)</w:t>
       </w:r>
     </w:p>
     <w:p>
-      <w:pPr>
-        <w:rPr>
-          <w:b/>
-          <w:bCs/>
-          <w:rPrChange w:id="50" w:author="Ricardo Jesús Leguizamón Acosta" w:date="2025-09-21T21:55:00Z" w16du:dateUtc="2025-09-22T00:55:00Z">
-            <w:rPr/>
-          </w:rPrChange>
-        </w:rPr>
-      </w:pPr>
-      <w:r>
-        <w:rPr>
-          <w:b/>
-          <w:bCs/>
-          <w:rPrChange w:id="51" w:author="Ricardo Jesús Leguizamón Acosta" w:date="2025-09-21T21:55:00Z" w16du:dateUtc="2025-09-22T00:55:00Z">
-            <w:rPr/>
-          </w:rPrChange>
-        </w:rPr>
+      <w:r>
         <w:br w:type="page"/>
       </w:r>
     </w:p>
     <w:p>
-      <w:pPr>
-        <w:rPr>
-          <w:b/>
-          <w:bCs/>
-          <w:rPrChange w:id="52" w:author="Ricardo Jesús Leguizamón Acosta" w:date="2025-09-21T21:55:00Z" w16du:dateUtc="2025-09-22T00:55:00Z">
-            <w:rPr/>
-          </w:rPrChange>
-        </w:rPr>
-      </w:pPr>
-      <w:r>
-        <w:rPr>
-          <w:b/>
-          <w:bCs/>
-          <w:rPrChange w:id="53" w:author="Ricardo Jesús Leguizamón Acosta" w:date="2025-09-21T21:55:00Z" w16du:dateUtc="2025-09-22T00:55:00Z">
-            <w:rPr/>
-          </w:rPrChange>
-        </w:rPr>
+      <w:r>
         <w:lastRenderedPageBreak/>
         <w:t xml:space="preserve">Agradecimiento </w:t>
       </w:r>
       <w:proofErr w:type="spellStart"/>
       <w:r>
-        <w:rPr>
-          <w:b/>
-          <w:bCs/>
-          <w:rPrChange w:id="54" w:author="Ricardo Jesús Leguizamón Acosta" w:date="2025-09-21T21:55:00Z" w16du:dateUtc="2025-09-22T00:55:00Z">
-            <w:rPr/>
-          </w:rPrChange>
-        </w:rPr>
         <w:t>zzzz</w:t>
       </w:r>
       <w:proofErr w:type="spellEnd"/>
     </w:p>
     <w:p>
-      <w:pPr>
-        <w:rPr>
-          <w:b/>
-          <w:bCs/>
-          <w:rPrChange w:id="55" w:author="Ricardo Jesús Leguizamón Acosta" w:date="2025-09-21T21:55:00Z" w16du:dateUtc="2025-09-22T00:55:00Z">
-            <w:rPr/>
-          </w:rPrChange>
-        </w:rPr>
-      </w:pPr>
-      <w:r>
-        <w:rPr>
-          <w:b/>
-          <w:bCs/>
-          <w:rPrChange w:id="56" w:author="Ricardo Jesús Leguizamón Acosta" w:date="2025-09-21T21:55:00Z" w16du:dateUtc="2025-09-22T00:55:00Z">
-            <w:rPr/>
-          </w:rPrChange>
-        </w:rPr>
+      <w:r>
         <w:t>A lola</w:t>
       </w:r>
       <w:r>
-        <w:rPr>
-          <w:b/>
-          <w:bCs/>
-          <w:rPrChange w:id="57" w:author="Ricardo Jesús Leguizamón Acosta" w:date="2025-09-21T21:55:00Z" w16du:dateUtc="2025-09-22T00:55:00Z">
-            <w:rPr/>
-          </w:rPrChange>
-        </w:rPr>
         <w:br w:type="page"/>
       </w:r>
     </w:p>
     <w:p>
-      <w:pPr>
-        <w:rPr>
-          <w:b/>
-          <w:bCs/>
-          <w:rPrChange w:id="58" w:author="Ricardo Jesús Leguizamón Acosta" w:date="2025-09-21T21:55:00Z" w16du:dateUtc="2025-09-22T00:55:00Z">
-            <w:rPr/>
-          </w:rPrChange>
-        </w:rPr>
-      </w:pPr>
-      <w:r>
-        <w:rPr>
-          <w:b/>
-          <w:bCs/>
-          <w:rPrChange w:id="59" w:author="Ricardo Jesús Leguizamón Acosta" w:date="2025-09-21T21:55:00Z" w16du:dateUtc="2025-09-22T00:55:00Z">
-            <w:rPr/>
-          </w:rPrChange>
-        </w:rPr>
+      <w:r>
         <w:lastRenderedPageBreak/>
         <w:t>Resumen</w:t>
       </w:r>
       <w:r>
-        <w:rPr>
-          <w:b/>
-          <w:bCs/>
-          <w:rPrChange w:id="60" w:author="Ricardo Jesús Leguizamón Acosta" w:date="2025-09-21T21:55:00Z" w16du:dateUtc="2025-09-22T00:55:00Z">
-            <w:rPr/>
-          </w:rPrChange>
-        </w:rPr>
         <w:br/>
       </w:r>
       <w:proofErr w:type="spellStart"/>
       <w:r>
-        <w:rPr>
-          <w:b/>
-          <w:bCs/>
-          <w:rPrChange w:id="61" w:author="Ricardo Jesús Leguizamón Acosta" w:date="2025-09-21T21:55:00Z" w16du:dateUtc="2025-09-22T00:55:00Z">
-            <w:rPr/>
-          </w:rPrChange>
-        </w:rPr>
         <w:t>EspectroApp</w:t>
       </w:r>
       <w:proofErr w:type="spellEnd"/>
       <w:r>
-        <w:rPr>
-          <w:b/>
-          <w:bCs/>
-          <w:rPrChange w:id="62" w:author="Ricardo Jesús Leguizamón Acosta" w:date="2025-09-21T21:55:00Z" w16du:dateUtc="2025-09-22T00:55:00Z">
-            <w:rPr/>
-          </w:rPrChange>
-        </w:rPr>
         <w:t xml:space="preserve">: Estrategia de Fusión de Datos FTIR y Raman aplicada a la Caracterización Multivariada de Analgésicos </w:t>
       </w:r>
       <w:r>
-        <w:rPr>
-          <w:b/>
-          <w:bCs/>
-          <w:rPrChange w:id="63" w:author="Ricardo Jesús Leguizamón Acosta" w:date="2025-09-21T21:55:00Z" w16du:dateUtc="2025-09-22T00:55:00Z">
-            <w:rPr/>
-          </w:rPrChange>
-        </w:rPr>
         <w:br/>
       </w:r>
       <w:r>
-        <w:rPr>
-          <w:b/>
-          <w:bCs/>
-          <w:rPrChange w:id="64" w:author="Ricardo Jesús Leguizamón Acosta" w:date="2025-09-21T21:55:00Z" w16du:dateUtc="2025-09-22T00:55:00Z">
-            <w:rPr/>
-          </w:rPrChange>
-        </w:rPr>
         <w:br/>
         <w:t xml:space="preserve">En el presente estudio se describe el desarrollo de </w:t>
       </w:r>
       <w:proofErr w:type="spellStart"/>
       <w:r>
-        <w:rPr>
-          <w:b/>
-          <w:bCs/>
-        </w:rPr>
         <w:t>EspectroApp</w:t>
       </w:r>
       <w:proofErr w:type="spellEnd"/>
       <w:r>
-        <w:rPr>
-          <w:b/>
-          <w:bCs/>
-          <w:rPrChange w:id="65" w:author="Ricardo Jesús Leguizamón Acosta" w:date="2025-09-21T21:55:00Z" w16du:dateUtc="2025-09-22T00:55:00Z">
-            <w:rPr/>
-          </w:rPrChange>
-        </w:rPr>
-        <w:t xml:space="preserve">, una herramienta computacional orientada a la </w:t>
-      </w:r>
-      <w:r>
-        <w:rPr>
-          <w:b/>
-          <w:bCs/>
-        </w:rPr>
-        <w:t>integración y análisis de datos espectroscópicos</w:t>
-      </w:r>
-      <w:r>
-        <w:rPr>
-          <w:b/>
-          <w:bCs/>
-          <w:rPrChange w:id="66" w:author="Ricardo Jesús Leguizamón Acosta" w:date="2025-09-21T21:55:00Z" w16du:dateUtc="2025-09-22T00:55:00Z">
-            <w:rPr/>
-          </w:rPrChange>
-        </w:rPr>
-        <w:t xml:space="preserve">. El objetivo principal fue implementar una </w:t>
-      </w:r>
-      <w:r>
-        <w:rPr>
-          <w:b/>
-          <w:bCs/>
-        </w:rPr>
-        <w:t>estrategia de fusión de datos</w:t>
-      </w:r>
-      <w:r>
-        <w:rPr>
-          <w:b/>
-          <w:bCs/>
-          <w:rPrChange w:id="67" w:author="Ricardo Jesús Leguizamón Acosta" w:date="2025-09-21T21:55:00Z" w16du:dateUtc="2025-09-22T00:55:00Z">
-            <w:rPr/>
-          </w:rPrChange>
-        </w:rPr>
-        <w:t xml:space="preserve"> a partir de espectros </w:t>
-      </w:r>
-      <w:r>
-        <w:rPr>
-          <w:b/>
-          <w:bCs/>
-        </w:rPr>
-        <w:t>FTIR y Raman</w:t>
-      </w:r>
-      <w:r>
-        <w:rPr>
-          <w:b/>
-          <w:bCs/>
-          <w:rPrChange w:id="68" w:author="Ricardo Jesús Leguizamón Acosta" w:date="2025-09-21T21:55:00Z" w16du:dateUtc="2025-09-22T00:55:00Z">
-            <w:rPr/>
-          </w:rPrChange>
-        </w:rPr>
-        <w:t xml:space="preserve">, </w:t>
-      </w:r>
-      <w:r>
-        <w:rPr>
-          <w:b/>
-          <w:bCs/>
+        <w:t xml:space="preserve">, una herramienta computacional orientada a la integración y análisis de datos espectroscópicos. El objetivo principal fue implementar una estrategia de fusión de datos a partir de espectros FTIR y Raman, </w:t>
+      </w:r>
+      <w:r>
+        <w:rPr>
           <w:color w:val="EE0000"/>
-          <w:rPrChange w:id="69" w:author="Ricardo Jesús Leguizamón Acosta" w:date="2025-09-21T21:55:00Z" w16du:dateUtc="2025-09-22T00:55:00Z">
-            <w:rPr>
-              <w:color w:val="EE0000"/>
-            </w:rPr>
-          </w:rPrChange>
-        </w:rPr>
-        <w:t xml:space="preserve">con el propósito de fortalecer la </w:t>
-      </w:r>
-      <w:r>
-        <w:rPr>
-          <w:b/>
-          <w:bCs/>
+        </w:rPr>
+        <w:t>con el propósito de fortalecer la caracterización multivariada de muestras de analgésicos.</w:t>
+      </w:r>
+      <w:r>
+        <w:rPr>
           <w:color w:val="EE0000"/>
         </w:rPr>
-        <w:t>caracterización multivariada de muestras de analgésicos</w:t>
-      </w:r>
-      <w:r>
-        <w:rPr>
-          <w:b/>
-          <w:bCs/>
+        <w:t xml:space="preserve"> </w:t>
+      </w:r>
+      <w:proofErr w:type="gramStart"/>
+      <w:r>
+        <w:rPr>
           <w:color w:val="EE0000"/>
-          <w:rPrChange w:id="70" w:author="Ricardo Jesús Leguizamón Acosta" w:date="2025-09-21T21:55:00Z" w16du:dateUtc="2025-09-22T00:55:00Z">
-            <w:rPr>
-              <w:color w:val="EE0000"/>
-            </w:rPr>
-          </w:rPrChange>
-        </w:rPr>
-        <w:t>.</w:t>
-      </w:r>
-      <w:r>
-        <w:rPr>
-          <w:b/>
-          <w:bCs/>
+        </w:rPr>
+        <w:t>Que pio esto!</w:t>
+      </w:r>
+      <w:proofErr w:type="gramEnd"/>
+      <w:r>
+        <w:rPr>
           <w:color w:val="EE0000"/>
-          <w:rPrChange w:id="71" w:author="Ricardo Jesús Leguizamón Acosta" w:date="2025-09-21T21:55:00Z" w16du:dateUtc="2025-09-22T00:55:00Z">
-            <w:rPr>
-              <w:color w:val="EE0000"/>
-            </w:rPr>
-          </w:rPrChange>
-        </w:rPr>
-        <w:t xml:space="preserve"> Que pio esto! </w:t>
-      </w:r>
-      <w:r>
-        <w:rPr>
-          <w:b/>
-          <w:bCs/>
-          <w:rPrChange w:id="72" w:author="Ricardo Jesús Leguizamón Acosta" w:date="2025-09-21T21:55:00Z" w16du:dateUtc="2025-09-22T00:55:00Z">
-            <w:rPr/>
-          </w:rPrChange>
-        </w:rPr>
+        </w:rPr>
+        <w:t xml:space="preserve"> </w:t>
+      </w:r>
+      <w:r>
         <w:br/>
       </w:r>
       <w:r>
-        <w:rPr>
-          <w:b/>
-          <w:bCs/>
-          <w:rPrChange w:id="73" w:author="Ricardo Jesús Leguizamón Acosta" w:date="2025-09-21T21:55:00Z" w16du:dateUtc="2025-09-22T00:55:00Z">
-            <w:rPr/>
-          </w:rPrChange>
-        </w:rPr>
         <w:br/>
       </w:r>
       <w:r>
-        <w:rPr>
-          <w:b/>
-          <w:bCs/>
-          <w:rPrChange w:id="74" w:author="Ricardo Jesús Leguizamón Acosta" w:date="2025-09-21T21:55:00Z" w16du:dateUtc="2025-09-22T00:55:00Z">
-            <w:rPr/>
-          </w:rPrChange>
-        </w:rPr>
-        <w:t xml:space="preserve">La aplicación incorpora funciones de </w:t>
-      </w:r>
-      <w:r>
-        <w:rPr>
-          <w:b/>
-          <w:bCs/>
-        </w:rPr>
-        <w:t>preprocesamiento espectral</w:t>
-      </w:r>
-      <w:r>
-        <w:rPr>
-          <w:b/>
-          <w:bCs/>
-          <w:rPrChange w:id="75" w:author="Ricardo Jesús Leguizamón Acosta" w:date="2025-09-21T21:55:00Z" w16du:dateUtc="2025-09-22T00:55:00Z">
-            <w:rPr/>
-          </w:rPrChange>
-        </w:rPr>
-        <w:t xml:space="preserve"> (normalización, suavizado, corrección de línea base, derivadas), así como métodos de </w:t>
-      </w:r>
-      <w:r>
-        <w:rPr>
-          <w:b/>
-          <w:bCs/>
-        </w:rPr>
-        <w:t>reducción de dimensionalidad</w:t>
-      </w:r>
-      <w:r>
-        <w:rPr>
-          <w:b/>
-          <w:bCs/>
-          <w:rPrChange w:id="76" w:author="Ricardo Jesús Leguizamón Acosta" w:date="2025-09-21T21:55:00Z" w16du:dateUtc="2025-09-22T00:55:00Z">
-            <w:rPr/>
-          </w:rPrChange>
-        </w:rPr>
-        <w:t xml:space="preserve"> (PCA, t-SNE) y </w:t>
-      </w:r>
-      <w:r>
-        <w:rPr>
-          <w:b/>
-          <w:bCs/>
-        </w:rPr>
-        <w:t>análisis jerárquico de conglomerados (HCA)</w:t>
-      </w:r>
-      <w:r>
-        <w:rPr>
-          <w:b/>
-          <w:bCs/>
-          <w:rPrChange w:id="77" w:author="Ricardo Jesús Leguizamón Acosta" w:date="2025-09-21T21:55:00Z" w16du:dateUtc="2025-09-22T00:55:00Z">
-            <w:rPr/>
-          </w:rPrChange>
-        </w:rPr>
-        <w:t xml:space="preserve">. Se implementaron dos enfoques de fusión: </w:t>
-      </w:r>
-      <w:r>
-        <w:rPr>
-          <w:b/>
-          <w:bCs/>
+        <w:t xml:space="preserve">La aplicación incorpora funciones de preprocesamiento espectral (normalización, suavizado, corrección de línea base, derivadas), así como métodos de reducción de dimensionalidad (PCA, t-SNE) y análisis jerárquico de conglomerados (HCA). Se implementaron dos enfoques de fusión: </w:t>
+      </w:r>
+      <w:r>
+        <w:rPr>
           <w:color w:val="EE0000"/>
         </w:rPr>
         <w:t>Low-</w:t>
@@ -932,8 +218,6 @@
       <w:proofErr w:type="spellStart"/>
       <w:r>
         <w:rPr>
-          <w:b/>
-          <w:bCs/>
           <w:color w:val="EE0000"/>
         </w:rPr>
         <w:t>Level</w:t>
@@ -941,8 +225,6 @@
       <w:proofErr w:type="spellEnd"/>
       <w:r>
         <w:rPr>
-          <w:b/>
-          <w:bCs/>
           <w:color w:val="EE0000"/>
         </w:rPr>
         <w:t xml:space="preserve"> </w:t>
@@ -950,8 +232,6 @@
       <w:proofErr w:type="spellStart"/>
       <w:r>
         <w:rPr>
-          <w:b/>
-          <w:bCs/>
           <w:color w:val="EE0000"/>
         </w:rPr>
         <w:t>Fusion</w:t>
@@ -959,22 +239,13 @@
       <w:proofErr w:type="spellEnd"/>
       <w:r>
         <w:rPr>
-          <w:b/>
-          <w:bCs/>
           <w:color w:val="EE0000"/>
-          <w:rPrChange w:id="78" w:author="Ricardo Jesús Leguizamón Acosta" w:date="2025-09-21T21:55:00Z" w16du:dateUtc="2025-09-22T00:55:00Z">
-            <w:rPr>
-              <w:color w:val="EE0000"/>
-            </w:rPr>
-          </w:rPrChange>
         </w:rPr>
         <w:t xml:space="preserve"> (concatenación de espectros en un eje común interpolado) y </w:t>
       </w:r>
       <w:proofErr w:type="spellStart"/>
       <w:r>
         <w:rPr>
-          <w:b/>
-          <w:bCs/>
           <w:color w:val="EE0000"/>
         </w:rPr>
         <w:t>Mid-Level</w:t>
@@ -982,8 +253,6 @@
       <w:proofErr w:type="spellEnd"/>
       <w:r>
         <w:rPr>
-          <w:b/>
-          <w:bCs/>
           <w:color w:val="EE0000"/>
         </w:rPr>
         <w:t xml:space="preserve"> </w:t>
@@ -991,8 +260,6 @@
       <w:proofErr w:type="spellStart"/>
       <w:r>
         <w:rPr>
-          <w:b/>
-          <w:bCs/>
           <w:color w:val="EE0000"/>
         </w:rPr>
         <w:t>Fusion</w:t>
@@ -1000,233 +267,65 @@
       <w:proofErr w:type="spellEnd"/>
       <w:r>
         <w:rPr>
-          <w:b/>
-          <w:bCs/>
           <w:color w:val="EE0000"/>
-          <w:rPrChange w:id="79" w:author="Ricardo Jesús Leguizamón Acosta" w:date="2025-09-21T21:55:00Z" w16du:dateUtc="2025-09-22T00:55:00Z">
-            <w:rPr>
-              <w:color w:val="EE0000"/>
-            </w:rPr>
-          </w:rPrChange>
         </w:rPr>
         <w:t xml:space="preserve"> (reducción independiente por PCA seguida de integración de componentes principales).</w:t>
       </w:r>
     </w:p>
     <w:p>
-      <w:pPr>
-        <w:rPr>
-          <w:b/>
-          <w:bCs/>
-          <w:rPrChange w:id="80" w:author="Ricardo Jesús Leguizamón Acosta" w:date="2025-09-21T21:55:00Z" w16du:dateUtc="2025-09-22T00:55:00Z">
-            <w:rPr/>
-          </w:rPrChange>
-        </w:rPr>
-      </w:pPr>
-      <w:r>
-        <w:rPr>
-          <w:b/>
-          <w:bCs/>
-          <w:rPrChange w:id="81" w:author="Ricardo Jesús Leguizamón Acosta" w:date="2025-09-21T21:55:00Z" w16du:dateUtc="2025-09-22T00:55:00Z">
-            <w:rPr/>
-          </w:rPrChange>
-        </w:rPr>
-        <w:t xml:space="preserve">Para validar la estrategia, se utilizaron espectros de diferentes analgésicos, demostrando que la fusión de técnicas espectroscópicas aporta </w:t>
-      </w:r>
-      <w:r>
-        <w:rPr>
-          <w:b/>
-          <w:bCs/>
-        </w:rPr>
-        <w:t>mayor capacidad discriminante y robustez</w:t>
-      </w:r>
-      <w:r>
-        <w:rPr>
-          <w:b/>
-          <w:bCs/>
-          <w:rPrChange w:id="82" w:author="Ricardo Jesús Leguizamón Acosta" w:date="2025-09-21T21:55:00Z" w16du:dateUtc="2025-09-22T00:55:00Z">
-            <w:rPr/>
-          </w:rPrChange>
-        </w:rPr>
-        <w:t xml:space="preserve"> frente al análisis individual de FTIR o Raman.</w:t>
-      </w:r>
-    </w:p>
-    <w:p>
-      <w:pPr>
-        <w:rPr>
-          <w:b/>
-          <w:bCs/>
-          <w:rPrChange w:id="83" w:author="Ricardo Jesús Leguizamón Acosta" w:date="2025-09-21T21:55:00Z" w16du:dateUtc="2025-09-22T00:55:00Z">
-            <w:rPr/>
-          </w:rPrChange>
-        </w:rPr>
-      </w:pPr>
-      <w:r>
-        <w:rPr>
-          <w:b/>
-          <w:bCs/>
-          <w:rPrChange w:id="84" w:author="Ricardo Jesús Leguizamón Acosta" w:date="2025-09-21T21:55:00Z" w16du:dateUtc="2025-09-22T00:55:00Z">
-            <w:rPr/>
-          </w:rPrChange>
-        </w:rPr>
+      <w:r>
+        <w:t>Para validar la estrategia, se utilizaron espectros de diferentes analgésicos, demostrando que la fusión de técnicas espectroscópicas aporta mayor capacidad discriminante y robustez frente al análisis individual de FTIR o Raman.</w:t>
+      </w:r>
+    </w:p>
+    <w:p>
+      <w:r>
         <w:t xml:space="preserve">Los resultados obtenidos evidencian que </w:t>
       </w:r>
       <w:proofErr w:type="spellStart"/>
       <w:r>
-        <w:rPr>
-          <w:b/>
-          <w:bCs/>
-          <w:rPrChange w:id="85" w:author="Ricardo Jesús Leguizamón Acosta" w:date="2025-09-21T21:55:00Z" w16du:dateUtc="2025-09-22T00:55:00Z">
-            <w:rPr/>
-          </w:rPrChange>
-        </w:rPr>
         <w:t>EspectroApp</w:t>
       </w:r>
       <w:proofErr w:type="spellEnd"/>
       <w:r>
-        <w:rPr>
-          <w:b/>
-          <w:bCs/>
-          <w:rPrChange w:id="86" w:author="Ricardo Jesús Leguizamón Acosta" w:date="2025-09-21T21:55:00Z" w16du:dateUtc="2025-09-22T00:55:00Z">
-            <w:rPr/>
-          </w:rPrChange>
-        </w:rPr>
-        <w:t xml:space="preserve"> constituye un aporte significativo en el ámbito de la </w:t>
-      </w:r>
-      <w:r>
-        <w:rPr>
-          <w:b/>
-          <w:bCs/>
-        </w:rPr>
-        <w:t>ingeniería en informática aplicada a las ciencias de materiales y farmacéuticas</w:t>
-      </w:r>
-      <w:r>
-        <w:rPr>
-          <w:b/>
-          <w:bCs/>
-          <w:rPrChange w:id="87" w:author="Ricardo Jesús Leguizamón Acosta" w:date="2025-09-21T21:55:00Z" w16du:dateUtc="2025-09-22T00:55:00Z">
-            <w:rPr/>
-          </w:rPrChange>
-        </w:rPr>
-        <w:t xml:space="preserve">, al proporcionar una plataforma ágil, interactiva y extensible para el análisis </w:t>
-      </w:r>
-      <w:proofErr w:type="spellStart"/>
-      <w:r>
-        <w:rPr>
-          <w:b/>
-          <w:bCs/>
-          <w:rPrChange w:id="88" w:author="Ricardo Jesús Leguizamón Acosta" w:date="2025-09-21T21:55:00Z" w16du:dateUtc="2025-09-22T00:55:00Z">
-            <w:rPr/>
-          </w:rPrChange>
-        </w:rPr>
+        <w:t xml:space="preserve"> constituye un aporte significativo en el ámbito de la ingeniería en informática aplicada a las ciencias de materiales y farmacéuticas, al proporcionar una plataforma ágil, interactiva y extensible para el análisis </w:t>
+      </w:r>
+      <w:proofErr w:type="spellStart"/>
+      <w:r>
         <w:t>multitécnica</w:t>
       </w:r>
       <w:proofErr w:type="spellEnd"/>
       <w:r>
-        <w:rPr>
-          <w:b/>
-          <w:bCs/>
-          <w:rPrChange w:id="89" w:author="Ricardo Jesús Leguizamón Acosta" w:date="2025-09-21T21:55:00Z" w16du:dateUtc="2025-09-22T00:55:00Z">
-            <w:rPr/>
-          </w:rPrChange>
-        </w:rPr>
         <w:t xml:space="preserve"> de espectros.</w:t>
       </w:r>
     </w:p>
     <w:p>
-      <w:pPr>
-        <w:rPr>
-          <w:b/>
-          <w:bCs/>
-          <w:rPrChange w:id="90" w:author="Ricardo Jesús Leguizamón Acosta" w:date="2025-09-21T21:55:00Z" w16du:dateUtc="2025-09-22T00:55:00Z">
-            <w:rPr/>
-          </w:rPrChange>
-        </w:rPr>
-      </w:pPr>
-      <w:r>
-        <w:rPr>
-          <w:b/>
-          <w:bCs/>
-        </w:rPr>
-        <w:t>Palabras clave:</w:t>
-      </w:r>
-      <w:r>
-        <w:rPr>
-          <w:b/>
-          <w:bCs/>
-          <w:rPrChange w:id="91" w:author="Ricardo Jesús Leguizamón Acosta" w:date="2025-09-21T21:55:00Z" w16du:dateUtc="2025-09-22T00:55:00Z">
-            <w:rPr/>
-          </w:rPrChange>
-        </w:rPr>
-        <w:t xml:space="preserve"> Fusión de datos, FTIR, Raman, análisis multivariado, PCA, t-SNE, HCA, analgésicos, </w:t>
-      </w:r>
-      <w:proofErr w:type="spellStart"/>
-      <w:r>
-        <w:rPr>
-          <w:b/>
-          <w:bCs/>
-          <w:rPrChange w:id="92" w:author="Ricardo Jesús Leguizamón Acosta" w:date="2025-09-21T21:55:00Z" w16du:dateUtc="2025-09-22T00:55:00Z">
-            <w:rPr/>
-          </w:rPrChange>
-        </w:rPr>
+      <w:r>
+        <w:t xml:space="preserve">Palabras clave: Fusión de datos, FTIR, Raman, análisis multivariado, PCA, t-SNE, HCA, analgésicos, </w:t>
+      </w:r>
+      <w:proofErr w:type="spellStart"/>
+      <w:r>
         <w:t>EspectroApp</w:t>
       </w:r>
       <w:proofErr w:type="spellEnd"/>
       <w:r>
-        <w:rPr>
-          <w:b/>
-          <w:bCs/>
-          <w:rPrChange w:id="93" w:author="Ricardo Jesús Leguizamón Acosta" w:date="2025-09-21T21:55:00Z" w16du:dateUtc="2025-09-22T00:55:00Z">
-            <w:rPr/>
-          </w:rPrChange>
-        </w:rPr>
         <w:t xml:space="preserve">.  </w:t>
       </w:r>
     </w:p>
     <w:p>
-      <w:pPr>
-        <w:rPr>
-          <w:b/>
-          <w:bCs/>
-          <w:rPrChange w:id="94" w:author="Ricardo Jesús Leguizamón Acosta" w:date="2025-09-21T21:55:00Z" w16du:dateUtc="2025-09-22T00:55:00Z">
-            <w:rPr/>
-          </w:rPrChange>
-        </w:rPr>
-      </w:pPr>
-      <w:r>
-        <w:rPr>
-          <w:b/>
-          <w:bCs/>
-          <w:rPrChange w:id="95" w:author="Ricardo Jesús Leguizamón Acosta" w:date="2025-09-21T21:55:00Z" w16du:dateUtc="2025-09-22T00:55:00Z">
-            <w:rPr/>
-          </w:rPrChange>
-        </w:rPr>
+      <w:r>
         <w:br w:type="page"/>
       </w:r>
     </w:p>
     <w:p>
       <w:pPr>
         <w:rPr>
-          <w:b/>
-          <w:bCs/>
           <w:lang w:val="en-US"/>
-          <w:rPrChange w:id="96" w:author="Ricardo Jesús Leguizamón Acosta" w:date="2025-09-21T21:55:00Z" w16du:dateUtc="2025-09-22T00:55:00Z">
-            <w:rPr>
-              <w:lang w:val="en-US"/>
-            </w:rPr>
-          </w:rPrChange>
-        </w:rPr>
-      </w:pPr>
-      <w:proofErr w:type="spellStart"/>
-      <w:r>
-        <w:rPr>
-          <w:b/>
-          <w:bCs/>
+        </w:rPr>
+      </w:pPr>
+      <w:proofErr w:type="spellStart"/>
+      <w:r>
+        <w:rPr>
           <w:lang w:val="en-US"/>
-          <w:rPrChange w:id="97" w:author="Ricardo Jesús Leguizamón Acosta" w:date="2025-09-21T21:55:00Z" w16du:dateUtc="2025-09-22T00:55:00Z">
-            <w:rPr>
-              <w:lang w:val="en-US"/>
-            </w:rPr>
-          </w:rPrChange>
         </w:rPr>
         <w:lastRenderedPageBreak/>
         <w:t>Resumen</w:t>
@@ -1234,42 +333,21 @@
       <w:proofErr w:type="spellEnd"/>
       <w:r>
         <w:rPr>
-          <w:b/>
-          <w:bCs/>
           <w:lang w:val="en-US"/>
-          <w:rPrChange w:id="98" w:author="Ricardo Jesús Leguizamón Acosta" w:date="2025-09-21T21:55:00Z" w16du:dateUtc="2025-09-22T00:55:00Z">
-            <w:rPr>
-              <w:lang w:val="en-US"/>
-            </w:rPr>
-          </w:rPrChange>
         </w:rPr>
         <w:t xml:space="preserve"> </w:t>
       </w:r>
       <w:proofErr w:type="spellStart"/>
       <w:r>
         <w:rPr>
-          <w:b/>
-          <w:bCs/>
           <w:lang w:val="en-US"/>
-          <w:rPrChange w:id="99" w:author="Ricardo Jesús Leguizamón Acosta" w:date="2025-09-21T21:55:00Z" w16du:dateUtc="2025-09-22T00:55:00Z">
-            <w:rPr>
-              <w:lang w:val="en-US"/>
-            </w:rPr>
-          </w:rPrChange>
         </w:rPr>
         <w:t>en</w:t>
       </w:r>
       <w:proofErr w:type="spellEnd"/>
       <w:r>
         <w:rPr>
-          <w:b/>
-          <w:bCs/>
           <w:lang w:val="en-US"/>
-          <w:rPrChange w:id="100" w:author="Ricardo Jesús Leguizamón Acosta" w:date="2025-09-21T21:55:00Z" w16du:dateUtc="2025-09-22T00:55:00Z">
-            <w:rPr>
-              <w:lang w:val="en-US"/>
-            </w:rPr>
-          </w:rPrChange>
         </w:rPr>
         <w:t xml:space="preserve"> ingles </w:t>
       </w:r>
@@ -1277,21 +355,12 @@
     <w:p>
       <w:pPr>
         <w:rPr>
-          <w:b/>
-          <w:bCs/>
           <w:lang w:val="en-US"/>
-          <w:rPrChange w:id="101" w:author="Ricardo Jesús Leguizamón Acosta" w:date="2025-09-21T21:55:00Z" w16du:dateUtc="2025-09-22T00:55:00Z">
-            <w:rPr>
-              <w:lang w:val="en-US"/>
-            </w:rPr>
-          </w:rPrChange>
-        </w:rPr>
-      </w:pPr>
-      <w:proofErr w:type="spellStart"/>
-      <w:r>
-        <w:rPr>
-          <w:b/>
-          <w:bCs/>
+        </w:rPr>
+      </w:pPr>
+      <w:proofErr w:type="spellStart"/>
+      <w:r>
+        <w:rPr>
           <w:lang w:val="en-US"/>
         </w:rPr>
         <w:t>EspectroApp</w:t>
@@ -1299,8 +368,6 @@
       <w:proofErr w:type="spellEnd"/>
       <w:r>
         <w:rPr>
-          <w:b/>
-          <w:bCs/>
           <w:lang w:val="en-US"/>
         </w:rPr>
         <w:t>: Data Fusion Strategy of FTIR and Raman Applied to the Multivariate Characterization of Analgesics</w:t>
@@ -1309,34 +376,18 @@
     <w:p>
       <w:pPr>
         <w:rPr>
-          <w:b/>
-          <w:bCs/>
           <w:lang w:val="en-US"/>
-          <w:rPrChange w:id="102" w:author="Ricardo Jesús Leguizamón Acosta" w:date="2025-09-21T21:55:00Z" w16du:dateUtc="2025-09-22T00:55:00Z">
-            <w:rPr>
-              <w:lang w:val="en-US"/>
-            </w:rPr>
-          </w:rPrChange>
-        </w:rPr>
-      </w:pPr>
-      <w:r>
-        <w:rPr>
-          <w:b/>
-          <w:bCs/>
+        </w:rPr>
+      </w:pPr>
+      <w:r>
+        <w:rPr>
           <w:lang w:val="en-US"/>
-          <w:rPrChange w:id="103" w:author="Ricardo Jesús Leguizamón Acosta" w:date="2025-09-21T21:55:00Z" w16du:dateUtc="2025-09-22T00:55:00Z">
-            <w:rPr>
-              <w:lang w:val="en-US"/>
-            </w:rPr>
-          </w:rPrChange>
         </w:rPr>
         <w:t xml:space="preserve">This study presents the development of </w:t>
       </w:r>
       <w:proofErr w:type="spellStart"/>
       <w:r>
         <w:rPr>
-          <w:b/>
-          <w:bCs/>
           <w:lang w:val="en-US"/>
         </w:rPr>
         <w:t>EspectroApp</w:t>
@@ -1344,98 +395,87 @@
       <w:proofErr w:type="spellEnd"/>
       <w:r>
         <w:rPr>
-          <w:b/>
-          <w:bCs/>
           <w:lang w:val="en-US"/>
-          <w:rPrChange w:id="104" w:author="Ricardo Jesús Leguizamón Acosta" w:date="2025-09-21T21:55:00Z" w16du:dateUtc="2025-09-22T00:55:00Z">
-            <w:rPr>
-              <w:lang w:val="en-US"/>
-            </w:rPr>
-          </w:rPrChange>
-        </w:rPr>
-        <w:t xml:space="preserve">, a computational tool designed for the </w:t>
-      </w:r>
-      <w:r>
-        <w:rPr>
-          <w:b/>
-          <w:bCs/>
+        </w:rPr>
+        <w:t>, a computational tool designed for the integration and analysis of spectroscopic data. The main objective was to implement a data fusion strategy based on FTIR and Raman spectra, with the purpose of enhancing the multivariate characterization of analgesic samples.</w:t>
+      </w:r>
+    </w:p>
+    <w:p>
+      <w:pPr>
+        <w:rPr>
           <w:lang w:val="en-US"/>
         </w:rPr>
-        <w:t>integration and analysis of spectroscopic data</w:t>
-      </w:r>
-      <w:r>
-        <w:rPr>
-          <w:b/>
-          <w:bCs/>
+      </w:pPr>
+      <w:r>
+        <w:rPr>
           <w:lang w:val="en-US"/>
-          <w:rPrChange w:id="105" w:author="Ricardo Jesús Leguizamón Acosta" w:date="2025-09-21T21:55:00Z" w16du:dateUtc="2025-09-22T00:55:00Z">
-            <w:rPr>
-              <w:lang w:val="en-US"/>
-            </w:rPr>
-          </w:rPrChange>
-        </w:rPr>
-        <w:t xml:space="preserve">. The main objective was to implement a </w:t>
-      </w:r>
-      <w:r>
-        <w:rPr>
-          <w:b/>
-          <w:bCs/>
+        </w:rPr>
+        <w:t>The application incorporates spectral preprocessing functions (normalization, smoothing, baseline correction, derivatives), as well as dimensionality reduction methods (PCA, t-SNE) and hierarchical cluster analysis (HCA). Two fusion approaches were implemented: Low-Level Fusion (concatenation of spectra on a common interpolated axis) and Mid-Level Fusion (independent PCA reduction for each technique followed by integration of principal components).</w:t>
+      </w:r>
+    </w:p>
+    <w:p>
+      <w:pPr>
+        <w:rPr>
           <w:lang w:val="en-US"/>
         </w:rPr>
-        <w:t>data fusion strategy</w:t>
-      </w:r>
-      <w:r>
-        <w:rPr>
-          <w:b/>
-          <w:bCs/>
+      </w:pPr>
+      <w:r>
+        <w:rPr>
           <w:lang w:val="en-US"/>
-          <w:rPrChange w:id="106" w:author="Ricardo Jesús Leguizamón Acosta" w:date="2025-09-21T21:55:00Z" w16du:dateUtc="2025-09-22T00:55:00Z">
-            <w:rPr>
-              <w:lang w:val="en-US"/>
-            </w:rPr>
-          </w:rPrChange>
-        </w:rPr>
-        <w:t xml:space="preserve"> based on </w:t>
-      </w:r>
-      <w:r>
-        <w:rPr>
-          <w:b/>
-          <w:bCs/>
+        </w:rPr>
+        <w:t>To validate the strategy, spectra from different analgesics were used, demonstrating that the fusion of spectroscopic techniques provides greater discriminant power and robustness compared to the individual analysis of FTIR or Raman.</w:t>
+      </w:r>
+    </w:p>
+    <w:p>
+      <w:pPr>
+        <w:rPr>
           <w:lang w:val="en-US"/>
         </w:rPr>
-        <w:t>FTIR and Raman spectra</w:t>
-      </w:r>
-      <w:r>
-        <w:rPr>
-          <w:b/>
-          <w:bCs/>
+      </w:pPr>
+      <w:r>
+        <w:rPr>
           <w:lang w:val="en-US"/>
-          <w:rPrChange w:id="107" w:author="Ricardo Jesús Leguizamón Acosta" w:date="2025-09-21T21:55:00Z" w16du:dateUtc="2025-09-22T00:55:00Z">
-            <w:rPr>
-              <w:lang w:val="en-US"/>
-            </w:rPr>
-          </w:rPrChange>
-        </w:rPr>
-        <w:t xml:space="preserve">, with the purpose of enhancing the </w:t>
-      </w:r>
-      <w:r>
-        <w:rPr>
-          <w:b/>
-          <w:bCs/>
+        </w:rPr>
+        <w:t xml:space="preserve">The results show that </w:t>
+      </w:r>
+      <w:proofErr w:type="spellStart"/>
+      <w:r>
+        <w:rPr>
           <w:lang w:val="en-US"/>
         </w:rPr>
-        <w:t>multivariate characterization of analgesic samples</w:t>
-      </w:r>
-      <w:r>
-        <w:rPr>
-          <w:b/>
-          <w:bCs/>
+        <w:t>EspectroApp</w:t>
+      </w:r>
+      <w:proofErr w:type="spellEnd"/>
+      <w:r>
+        <w:rPr>
           <w:lang w:val="en-US"/>
-          <w:rPrChange w:id="108" w:author="Ricardo Jesús Leguizamón Acosta" w:date="2025-09-21T21:55:00Z" w16du:dateUtc="2025-09-22T00:55:00Z">
-            <w:rPr>
-              <w:lang w:val="en-US"/>
-            </w:rPr>
-          </w:rPrChange>
+        </w:rPr>
+        <w:t xml:space="preserve"> represents a significant contribution to the field of computer engineering applied to materials and pharmaceutical sciences, by providing a fast, interactive, and extensible platform for multi-technique spectral analysis.</w:t>
+      </w:r>
+    </w:p>
+    <w:p>
+      <w:pPr>
+        <w:rPr>
+          <w:lang w:val="en-US"/>
+        </w:rPr>
+      </w:pPr>
+      <w:r>
+        <w:rPr>
+          <w:lang w:val="en-US"/>
+        </w:rPr>
+        <w:t xml:space="preserve">Keywords: Data fusion, FTIR, Raman, multivariate analysis, PCA, t-SNE, HCA, analgesics, </w:t>
+      </w:r>
+      <w:proofErr w:type="spellStart"/>
+      <w:r>
+        <w:rPr>
+          <w:lang w:val="en-US"/>
+        </w:rPr>
+        <w:t>EspectroApp</w:t>
+      </w:r>
+      <w:proofErr w:type="spellEnd"/>
+      <w:r>
+        <w:rPr>
+          <w:lang w:val="en-US"/>
         </w:rPr>
         <w:t>.</w:t>
       </w:r>
@@ -1443,529 +483,61 @@
     <w:p>
       <w:pPr>
         <w:rPr>
-          <w:b/>
-          <w:bCs/>
           <w:lang w:val="en-US"/>
-          <w:rPrChange w:id="109" w:author="Ricardo Jesús Leguizamón Acosta" w:date="2025-09-21T21:55:00Z" w16du:dateUtc="2025-09-22T00:55:00Z">
-            <w:rPr>
-              <w:lang w:val="en-US"/>
-            </w:rPr>
-          </w:rPrChange>
-        </w:rPr>
-      </w:pPr>
-      <w:r>
-        <w:rPr>
-          <w:b/>
-          <w:bCs/>
+        </w:rPr>
+      </w:pPr>
+      <w:r>
+        <w:rPr>
           <w:lang w:val="en-US"/>
-          <w:rPrChange w:id="110" w:author="Ricardo Jesús Leguizamón Acosta" w:date="2025-09-21T21:55:00Z" w16du:dateUtc="2025-09-22T00:55:00Z">
-            <w:rPr>
-              <w:lang w:val="en-US"/>
-            </w:rPr>
-          </w:rPrChange>
-        </w:rPr>
-        <w:t xml:space="preserve">The application incorporates </w:t>
-      </w:r>
-      <w:r>
-        <w:rPr>
-          <w:b/>
-          <w:bCs/>
-          <w:lang w:val="en-US"/>
-        </w:rPr>
-        <w:t>spectral preprocessing functions</w:t>
-      </w:r>
-      <w:r>
-        <w:rPr>
-          <w:b/>
-          <w:bCs/>
-          <w:lang w:val="en-US"/>
-          <w:rPrChange w:id="111" w:author="Ricardo Jesús Leguizamón Acosta" w:date="2025-09-21T21:55:00Z" w16du:dateUtc="2025-09-22T00:55:00Z">
-            <w:rPr>
-              <w:lang w:val="en-US"/>
-            </w:rPr>
-          </w:rPrChange>
-        </w:rPr>
-        <w:t xml:space="preserve"> (normalization, smoothing, baseline correction, derivatives), as well as </w:t>
-      </w:r>
-      <w:r>
-        <w:rPr>
-          <w:b/>
-          <w:bCs/>
-          <w:lang w:val="en-US"/>
-        </w:rPr>
-        <w:t>dimensionality reduction methods</w:t>
-      </w:r>
-      <w:r>
-        <w:rPr>
-          <w:b/>
-          <w:bCs/>
-          <w:lang w:val="en-US"/>
-          <w:rPrChange w:id="112" w:author="Ricardo Jesús Leguizamón Acosta" w:date="2025-09-21T21:55:00Z" w16du:dateUtc="2025-09-22T00:55:00Z">
-            <w:rPr>
-              <w:lang w:val="en-US"/>
-            </w:rPr>
-          </w:rPrChange>
-        </w:rPr>
-        <w:t xml:space="preserve"> (PCA, t-SNE) and </w:t>
-      </w:r>
-      <w:r>
-        <w:rPr>
-          <w:b/>
-          <w:bCs/>
-          <w:lang w:val="en-US"/>
-        </w:rPr>
-        <w:t>hierarchical cluster analysis (HCA)</w:t>
-      </w:r>
-      <w:r>
-        <w:rPr>
-          <w:b/>
-          <w:bCs/>
-          <w:lang w:val="en-US"/>
-          <w:rPrChange w:id="113" w:author="Ricardo Jesús Leguizamón Acosta" w:date="2025-09-21T21:55:00Z" w16du:dateUtc="2025-09-22T00:55:00Z">
-            <w:rPr>
-              <w:lang w:val="en-US"/>
-            </w:rPr>
-          </w:rPrChange>
-        </w:rPr>
-        <w:t xml:space="preserve">. Two fusion approaches were implemented: </w:t>
-      </w:r>
-      <w:r>
-        <w:rPr>
-          <w:b/>
-          <w:bCs/>
-          <w:lang w:val="en-US"/>
-        </w:rPr>
-        <w:t>Low-Level Fusion</w:t>
-      </w:r>
-      <w:r>
-        <w:rPr>
-          <w:b/>
-          <w:bCs/>
-          <w:lang w:val="en-US"/>
-          <w:rPrChange w:id="114" w:author="Ricardo Jesús Leguizamón Acosta" w:date="2025-09-21T21:55:00Z" w16du:dateUtc="2025-09-22T00:55:00Z">
-            <w:rPr>
-              <w:lang w:val="en-US"/>
-            </w:rPr>
-          </w:rPrChange>
-        </w:rPr>
-        <w:t xml:space="preserve"> (concatenation of spectra on a common interpolated axis) and </w:t>
-      </w:r>
-      <w:r>
-        <w:rPr>
-          <w:b/>
-          <w:bCs/>
-          <w:lang w:val="en-US"/>
-        </w:rPr>
-        <w:t>Mid-Level Fusion</w:t>
-      </w:r>
-      <w:r>
-        <w:rPr>
-          <w:b/>
-          <w:bCs/>
-          <w:lang w:val="en-US"/>
-          <w:rPrChange w:id="115" w:author="Ricardo Jesús Leguizamón Acosta" w:date="2025-09-21T21:55:00Z" w16du:dateUtc="2025-09-22T00:55:00Z">
-            <w:rPr>
-              <w:lang w:val="en-US"/>
-            </w:rPr>
-          </w:rPrChange>
-        </w:rPr>
-        <w:t xml:space="preserve"> (independent PCA reduction for each technique followed by integration of principal components).</w:t>
-      </w:r>
-    </w:p>
-    <w:p>
-      <w:pPr>
-        <w:rPr>
-          <w:b/>
-          <w:bCs/>
-          <w:lang w:val="en-US"/>
-          <w:rPrChange w:id="116" w:author="Ricardo Jesús Leguizamón Acosta" w:date="2025-09-21T21:55:00Z" w16du:dateUtc="2025-09-22T00:55:00Z">
-            <w:rPr>
-              <w:lang w:val="en-US"/>
-            </w:rPr>
-          </w:rPrChange>
-        </w:rPr>
-      </w:pPr>
-      <w:r>
-        <w:rPr>
-          <w:b/>
-          <w:bCs/>
-          <w:lang w:val="en-US"/>
-          <w:rPrChange w:id="117" w:author="Ricardo Jesús Leguizamón Acosta" w:date="2025-09-21T21:55:00Z" w16du:dateUtc="2025-09-22T00:55:00Z">
-            <w:rPr>
-              <w:lang w:val="en-US"/>
-            </w:rPr>
-          </w:rPrChange>
-        </w:rPr>
-        <w:t xml:space="preserve">To validate the strategy, spectra from different analgesics were used, demonstrating that the fusion of spectroscopic techniques provides </w:t>
-      </w:r>
-      <w:r>
-        <w:rPr>
-          <w:b/>
-          <w:bCs/>
-          <w:lang w:val="en-US"/>
-        </w:rPr>
-        <w:t>greater discriminant power and robustness</w:t>
-      </w:r>
-      <w:r>
-        <w:rPr>
-          <w:b/>
-          <w:bCs/>
-          <w:lang w:val="en-US"/>
-          <w:rPrChange w:id="118" w:author="Ricardo Jesús Leguizamón Acosta" w:date="2025-09-21T21:55:00Z" w16du:dateUtc="2025-09-22T00:55:00Z">
-            <w:rPr>
-              <w:lang w:val="en-US"/>
-            </w:rPr>
-          </w:rPrChange>
-        </w:rPr>
-        <w:t xml:space="preserve"> compared to the individual analysis of FTIR or Raman.</w:t>
-      </w:r>
-    </w:p>
-    <w:p>
-      <w:pPr>
-        <w:rPr>
-          <w:b/>
-          <w:bCs/>
-          <w:lang w:val="en-US"/>
-          <w:rPrChange w:id="119" w:author="Ricardo Jesús Leguizamón Acosta" w:date="2025-09-21T21:55:00Z" w16du:dateUtc="2025-09-22T00:55:00Z">
-            <w:rPr>
-              <w:lang w:val="en-US"/>
-            </w:rPr>
-          </w:rPrChange>
-        </w:rPr>
-      </w:pPr>
-      <w:r>
-        <w:rPr>
-          <w:b/>
-          <w:bCs/>
-          <w:lang w:val="en-US"/>
-          <w:rPrChange w:id="120" w:author="Ricardo Jesús Leguizamón Acosta" w:date="2025-09-21T21:55:00Z" w16du:dateUtc="2025-09-22T00:55:00Z">
-            <w:rPr>
-              <w:lang w:val="en-US"/>
-            </w:rPr>
-          </w:rPrChange>
-        </w:rPr>
-        <w:t xml:space="preserve">The results show that </w:t>
-      </w:r>
-      <w:proofErr w:type="spellStart"/>
-      <w:r>
-        <w:rPr>
-          <w:b/>
-          <w:bCs/>
-          <w:lang w:val="en-US"/>
-        </w:rPr>
-        <w:t>EspectroApp</w:t>
-      </w:r>
-      <w:proofErr w:type="spellEnd"/>
-      <w:r>
-        <w:rPr>
-          <w:b/>
-          <w:bCs/>
-          <w:lang w:val="en-US"/>
-          <w:rPrChange w:id="121" w:author="Ricardo Jesús Leguizamón Acosta" w:date="2025-09-21T21:55:00Z" w16du:dateUtc="2025-09-22T00:55:00Z">
-            <w:rPr>
-              <w:lang w:val="en-US"/>
-            </w:rPr>
-          </w:rPrChange>
-        </w:rPr>
-        <w:t xml:space="preserve"> represents a significant contribution to the field of </w:t>
-      </w:r>
-      <w:r>
-        <w:rPr>
-          <w:b/>
-          <w:bCs/>
-          <w:lang w:val="en-US"/>
-        </w:rPr>
-        <w:t>computer engineering applied to materials and pharmaceutical sciences</w:t>
-      </w:r>
-      <w:r>
-        <w:rPr>
-          <w:b/>
-          <w:bCs/>
-          <w:lang w:val="en-US"/>
-          <w:rPrChange w:id="122" w:author="Ricardo Jesús Leguizamón Acosta" w:date="2025-09-21T21:55:00Z" w16du:dateUtc="2025-09-22T00:55:00Z">
-            <w:rPr>
-              <w:lang w:val="en-US"/>
-            </w:rPr>
-          </w:rPrChange>
-        </w:rPr>
-        <w:t>, by providing a fast, interactive, and extensible platform for multi-technique spectral analysis.</w:t>
-      </w:r>
-    </w:p>
-    <w:p>
-      <w:pPr>
-        <w:rPr>
-          <w:b/>
-          <w:bCs/>
-          <w:lang w:val="en-US"/>
-          <w:rPrChange w:id="123" w:author="Ricardo Jesús Leguizamón Acosta" w:date="2025-09-21T21:55:00Z" w16du:dateUtc="2025-09-22T00:55:00Z">
-            <w:rPr>
-              <w:lang w:val="en-US"/>
-            </w:rPr>
-          </w:rPrChange>
-        </w:rPr>
-      </w:pPr>
-      <w:r>
-        <w:rPr>
-          <w:b/>
-          <w:bCs/>
-          <w:lang w:val="en-US"/>
-        </w:rPr>
-        <w:t>Keywords:</w:t>
-      </w:r>
-      <w:r>
-        <w:rPr>
-          <w:b/>
-          <w:bCs/>
-          <w:lang w:val="en-US"/>
-          <w:rPrChange w:id="124" w:author="Ricardo Jesús Leguizamón Acosta" w:date="2025-09-21T21:55:00Z" w16du:dateUtc="2025-09-22T00:55:00Z">
-            <w:rPr>
-              <w:lang w:val="en-US"/>
-            </w:rPr>
-          </w:rPrChange>
-        </w:rPr>
-        <w:t xml:space="preserve"> Data fusion, FTIR, Raman, multivariate analysis, PCA, t-SNE, HCA, analgesics, </w:t>
-      </w:r>
-      <w:proofErr w:type="spellStart"/>
-      <w:r>
-        <w:rPr>
-          <w:b/>
-          <w:bCs/>
-          <w:lang w:val="en-US"/>
-          <w:rPrChange w:id="125" w:author="Ricardo Jesús Leguizamón Acosta" w:date="2025-09-21T21:55:00Z" w16du:dateUtc="2025-09-22T00:55:00Z">
-            <w:rPr>
-              <w:lang w:val="en-US"/>
-            </w:rPr>
-          </w:rPrChange>
-        </w:rPr>
-        <w:t>EspectroApp</w:t>
-      </w:r>
-      <w:proofErr w:type="spellEnd"/>
-      <w:r>
-        <w:rPr>
-          <w:b/>
-          <w:bCs/>
-          <w:lang w:val="en-US"/>
-          <w:rPrChange w:id="126" w:author="Ricardo Jesús Leguizamón Acosta" w:date="2025-09-21T21:55:00Z" w16du:dateUtc="2025-09-22T00:55:00Z">
-            <w:rPr>
-              <w:lang w:val="en-US"/>
-            </w:rPr>
-          </w:rPrChange>
-        </w:rPr>
-        <w:t>.</w:t>
-      </w:r>
-    </w:p>
-    <w:p>
-      <w:pPr>
-        <w:rPr>
-          <w:b/>
-          <w:bCs/>
-          <w:lang w:val="en-US"/>
-          <w:rPrChange w:id="127" w:author="Ricardo Jesús Leguizamón Acosta" w:date="2025-09-21T21:55:00Z" w16du:dateUtc="2025-09-22T00:55:00Z">
-            <w:rPr>
-              <w:lang w:val="en-US"/>
-            </w:rPr>
-          </w:rPrChange>
-        </w:rPr>
-      </w:pPr>
-      <w:r>
-        <w:rPr>
-          <w:b/>
-          <w:bCs/>
-          <w:lang w:val="en-US"/>
-          <w:rPrChange w:id="128" w:author="Ricardo Jesús Leguizamón Acosta" w:date="2025-09-21T21:55:00Z" w16du:dateUtc="2025-09-22T00:55:00Z">
-            <w:rPr>
-              <w:lang w:val="en-US"/>
-            </w:rPr>
-          </w:rPrChange>
         </w:rPr>
         <w:br w:type="page"/>
       </w:r>
     </w:p>
     <w:p>
-      <w:pPr>
-        <w:rPr>
-          <w:b/>
-          <w:bCs/>
-          <w:rPrChange w:id="129" w:author="Ricardo Jesús Leguizamón Acosta" w:date="2025-09-21T21:55:00Z" w16du:dateUtc="2025-09-22T00:55:00Z">
-            <w:rPr/>
-          </w:rPrChange>
-        </w:rPr>
-      </w:pPr>
-      <w:r>
-        <w:rPr>
-          <w:b/>
-          <w:bCs/>
-          <w:rPrChange w:id="130" w:author="Ricardo Jesús Leguizamón Acosta" w:date="2025-09-21T21:55:00Z" w16du:dateUtc="2025-09-22T00:55:00Z">
-            <w:rPr/>
-          </w:rPrChange>
-        </w:rPr>
+      <w:r>
         <w:lastRenderedPageBreak/>
         <w:t xml:space="preserve">Contenido </w:t>
       </w:r>
     </w:p>
     <w:p>
-      <w:pPr>
-        <w:rPr>
-          <w:b/>
-          <w:bCs/>
-          <w:rPrChange w:id="131" w:author="Ricardo Jesús Leguizamón Acosta" w:date="2025-09-21T21:55:00Z" w16du:dateUtc="2025-09-22T00:55:00Z">
-            <w:rPr/>
-          </w:rPrChange>
-        </w:rPr>
-      </w:pPr>
-      <w:r>
-        <w:rPr>
-          <w:b/>
-          <w:bCs/>
-          <w:rPrChange w:id="132" w:author="Ricardo Jesús Leguizamón Acosta" w:date="2025-09-21T21:55:00Z" w16du:dateUtc="2025-09-22T00:55:00Z">
-            <w:rPr/>
-          </w:rPrChange>
-        </w:rPr>
+      <w:r>
         <w:br w:type="page"/>
       </w:r>
     </w:p>
-    <w:p>
-      <w:pPr>
-        <w:rPr>
-          <w:b/>
-          <w:bCs/>
-          <w:rPrChange w:id="133" w:author="Ricardo Jesús Leguizamón Acosta" w:date="2025-09-21T21:55:00Z" w16du:dateUtc="2025-09-22T00:55:00Z">
-            <w:rPr/>
-          </w:rPrChange>
-        </w:rPr>
-      </w:pPr>
-    </w:p>
-    <w:p>
-      <w:pPr>
-        <w:rPr>
-          <w:b/>
-          <w:bCs/>
-          <w:rPrChange w:id="134" w:author="Ricardo Jesús Leguizamón Acosta" w:date="2025-09-21T21:55:00Z" w16du:dateUtc="2025-09-22T00:55:00Z">
-            <w:rPr/>
-          </w:rPrChange>
-        </w:rPr>
-      </w:pPr>
-    </w:p>
-    <w:p>
-      <w:pPr>
-        <w:rPr>
-          <w:b/>
-          <w:bCs/>
-          <w:rPrChange w:id="135" w:author="Ricardo Jesús Leguizamón Acosta" w:date="2025-09-21T21:55:00Z" w16du:dateUtc="2025-09-22T00:55:00Z">
-            <w:rPr/>
-          </w:rPrChange>
-        </w:rPr>
-      </w:pPr>
-      <w:r>
-        <w:rPr>
-          <w:b/>
-          <w:bCs/>
-          <w:rPrChange w:id="136" w:author="Ricardo Jesús Leguizamón Acosta" w:date="2025-09-21T21:55:00Z" w16du:dateUtc="2025-09-22T00:55:00Z">
-            <w:rPr/>
-          </w:rPrChange>
-        </w:rPr>
+    <w:p/>
+    <w:p/>
+    <w:p>
+      <w:r>
         <w:t>Lista de tablas</w:t>
       </w:r>
     </w:p>
     <w:p>
-      <w:pPr>
-        <w:rPr>
-          <w:b/>
-          <w:bCs/>
-          <w:rPrChange w:id="137" w:author="Ricardo Jesús Leguizamón Acosta" w:date="2025-09-21T21:55:00Z" w16du:dateUtc="2025-09-22T00:55:00Z">
-            <w:rPr/>
-          </w:rPrChange>
-        </w:rPr>
-      </w:pPr>
-      <w:r>
-        <w:rPr>
-          <w:b/>
-          <w:bCs/>
-          <w:rPrChange w:id="138" w:author="Ricardo Jesús Leguizamón Acosta" w:date="2025-09-21T21:55:00Z" w16du:dateUtc="2025-09-22T00:55:00Z">
-            <w:rPr/>
-          </w:rPrChange>
-        </w:rPr>
+      <w:r>
         <w:br w:type="page"/>
       </w:r>
     </w:p>
     <w:p>
-      <w:pPr>
-        <w:rPr>
-          <w:b/>
-          <w:bCs/>
-          <w:rPrChange w:id="139" w:author="Ricardo Jesús Leguizamón Acosta" w:date="2025-09-21T21:55:00Z" w16du:dateUtc="2025-09-22T00:55:00Z">
-            <w:rPr/>
-          </w:rPrChange>
-        </w:rPr>
-      </w:pPr>
-      <w:r>
-        <w:rPr>
-          <w:b/>
-          <w:bCs/>
-          <w:rPrChange w:id="140" w:author="Ricardo Jesús Leguizamón Acosta" w:date="2025-09-21T21:55:00Z" w16du:dateUtc="2025-09-22T00:55:00Z">
-            <w:rPr/>
-          </w:rPrChange>
-        </w:rPr>
+      <w:r>
         <w:lastRenderedPageBreak/>
         <w:t>Lista de Figuras</w:t>
       </w:r>
     </w:p>
     <w:p>
-      <w:pPr>
-        <w:rPr>
-          <w:b/>
-          <w:bCs/>
-          <w:rPrChange w:id="141" w:author="Ricardo Jesús Leguizamón Acosta" w:date="2025-09-21T21:55:00Z" w16du:dateUtc="2025-09-22T00:55:00Z">
-            <w:rPr/>
-          </w:rPrChange>
-        </w:rPr>
-      </w:pPr>
-      <w:r>
-        <w:rPr>
-          <w:b/>
-          <w:bCs/>
-          <w:rPrChange w:id="142" w:author="Ricardo Jesús Leguizamón Acosta" w:date="2025-09-21T21:55:00Z" w16du:dateUtc="2025-09-22T00:55:00Z">
-            <w:rPr/>
-          </w:rPrChange>
-        </w:rPr>
+      <w:r>
         <w:br w:type="page"/>
       </w:r>
     </w:p>
     <w:p>
       <w:pPr>
         <w:ind w:left="708" w:hanging="708"/>
-        <w:rPr>
-          <w:b/>
-          <w:bCs/>
-        </w:rPr>
-      </w:pPr>
-      <w:r>
-        <w:rPr>
-          <w:b/>
-          <w:bCs/>
-        </w:rPr>
+      </w:pPr>
+      <w:r>
         <w:lastRenderedPageBreak/>
         <w:t>LISTA DE SIGLAS, ABREVIATURAS Y SIMBOLOS</w:t>
       </w:r>
     </w:p>
     <w:p>
-      <w:pPr>
-        <w:rPr>
-          <w:b/>
-          <w:bCs/>
-          <w:rPrChange w:id="143" w:author="Ricardo Jesús Leguizamón Acosta" w:date="2025-09-21T21:55:00Z" w16du:dateUtc="2025-09-22T00:55:00Z">
-            <w:rPr/>
-          </w:rPrChange>
-        </w:rPr>
-      </w:pPr>
-      <w:r>
-        <w:rPr>
-          <w:b/>
-          <w:bCs/>
-          <w:rPrChange w:id="144" w:author="Ricardo Jesús Leguizamón Acosta" w:date="2025-09-21T21:55:00Z" w16du:dateUtc="2025-09-22T00:55:00Z">
-            <w:rPr/>
-          </w:rPrChange>
-        </w:rPr>
+      <w:r>
         <w:br w:type="page"/>
       </w:r>
     </w:p>
@@ -1976,270 +548,61 @@
           <w:ilvl w:val="0"/>
           <w:numId w:val="2"/>
         </w:numPr>
-        <w:rPr>
-          <w:b/>
-          <w:bCs/>
-        </w:rPr>
-      </w:pPr>
-      <w:bookmarkStart w:id="145" w:name="_Toc179398016"/>
-      <w:r>
-        <w:rPr>
-          <w:b/>
-          <w:bCs/>
-        </w:rPr>
+      </w:pPr>
+      <w:bookmarkStart w:id="0" w:name="_Toc179398016"/>
+      <w:r>
         <w:lastRenderedPageBreak/>
         <w:t>INTRODUCCIÓN</w:t>
       </w:r>
-      <w:bookmarkEnd w:id="145"/>
-    </w:p>
-    <w:p>
-      <w:pPr>
-        <w:rPr>
-          <w:b/>
-          <w:bCs/>
-          <w:rPrChange w:id="146" w:author="Ricardo Jesús Leguizamón Acosta" w:date="2025-09-21T21:55:00Z" w16du:dateUtc="2025-09-22T00:55:00Z">
-            <w:rPr/>
-          </w:rPrChange>
-        </w:rPr>
-      </w:pPr>
-      <w:r>
-        <w:rPr>
-          <w:b/>
-          <w:bCs/>
-          <w:rPrChange w:id="147" w:author="Ricardo Jesús Leguizamón Acosta" w:date="2025-09-21T21:55:00Z" w16du:dateUtc="2025-09-22T00:55:00Z">
-            <w:rPr/>
-          </w:rPrChange>
-        </w:rPr>
-        <w:t xml:space="preserve">La caracterización precisa de compuestos farmacéuticos es un desafío constante en investigación y desarrollo, especialmente cuando se busca garantizar la calidad, autenticidad y eficacia de los productos. Entre las técnicas vibracionales más utilizadas se encuentran la </w:t>
-      </w:r>
-      <w:r>
-        <w:rPr>
-          <w:b/>
-          <w:bCs/>
-        </w:rPr>
-        <w:t>Espectroscopía Infrarroja por Transformada de Fourier (FTIR)</w:t>
-      </w:r>
-      <w:r>
-        <w:rPr>
-          <w:b/>
-          <w:bCs/>
-          <w:rPrChange w:id="148" w:author="Ricardo Jesús Leguizamón Acosta" w:date="2025-09-21T21:55:00Z" w16du:dateUtc="2025-09-22T00:55:00Z">
-            <w:rPr/>
-          </w:rPrChange>
-        </w:rPr>
-        <w:t xml:space="preserve"> y la </w:t>
-      </w:r>
-      <w:r>
-        <w:rPr>
-          <w:b/>
-          <w:bCs/>
-        </w:rPr>
-        <w:t>Espectroscopía Raman</w:t>
-      </w:r>
-      <w:r>
-        <w:rPr>
-          <w:b/>
-          <w:bCs/>
-          <w:rPrChange w:id="149" w:author="Ricardo Jesús Leguizamón Acosta" w:date="2025-09-21T21:55:00Z" w16du:dateUtc="2025-09-22T00:55:00Z">
-            <w:rPr/>
-          </w:rPrChange>
-        </w:rPr>
-        <w:t xml:space="preserve">, que permiten obtener información estructural y composicional de las muestras. Ambas técnicas son </w:t>
-      </w:r>
-      <w:r>
-        <w:rPr>
-          <w:b/>
-          <w:bCs/>
-        </w:rPr>
-        <w:t>complementarias</w:t>
-      </w:r>
-      <w:r>
-        <w:rPr>
-          <w:b/>
-          <w:bCs/>
-          <w:rPrChange w:id="150" w:author="Ricardo Jesús Leguizamón Acosta" w:date="2025-09-21T21:55:00Z" w16du:dateUtc="2025-09-22T00:55:00Z">
-            <w:rPr/>
-          </w:rPrChange>
-        </w:rPr>
-        <w:t>: mientras que FTIR es sensible a vibraciones polares y presenta limitaciones frente a la presencia de agua, Raman ofrece alta especificidad y menor interferencia de este solvente, lo que las convierte en herramientas ideales para su uso conjunto en la caracterización de matrices complejas.</w:t>
-      </w:r>
-    </w:p>
-    <w:p>
-      <w:pPr>
-        <w:rPr>
-          <w:b/>
-          <w:bCs/>
-          <w:rPrChange w:id="151" w:author="Ricardo Jesús Leguizamón Acosta" w:date="2025-09-21T21:55:00Z" w16du:dateUtc="2025-09-22T00:55:00Z">
-            <w:rPr/>
-          </w:rPrChange>
-        </w:rPr>
-      </w:pPr>
-      <w:r>
-        <w:rPr>
-          <w:b/>
-          <w:bCs/>
-          <w:rPrChange w:id="152" w:author="Ricardo Jesús Leguizamón Acosta" w:date="2025-09-21T21:55:00Z" w16du:dateUtc="2025-09-22T00:55:00Z">
-            <w:rPr/>
-          </w:rPrChange>
-        </w:rPr>
-        <w:t xml:space="preserve">En este contexto surge la </w:t>
-      </w:r>
-      <w:r>
-        <w:rPr>
-          <w:b/>
-          <w:bCs/>
-        </w:rPr>
-        <w:t>fusión de datos</w:t>
-      </w:r>
-      <w:r>
-        <w:rPr>
-          <w:b/>
-          <w:bCs/>
-          <w:rPrChange w:id="153" w:author="Ricardo Jesús Leguizamón Acosta" w:date="2025-09-21T21:55:00Z" w16du:dateUtc="2025-09-22T00:55:00Z">
-            <w:rPr/>
-          </w:rPrChange>
-        </w:rPr>
-        <w:t xml:space="preserve"> (</w:t>
-      </w:r>
-      <w:r>
-        <w:rPr>
-          <w:b/>
-          <w:bCs/>
+      <w:bookmarkEnd w:id="0"/>
+    </w:p>
+    <w:p>
+      <w:r>
+        <w:t>La caracterización precisa de compuestos farmacéuticos es un desafío constante en investigación y desarrollo, especialmente cuando se busca garantizar la calidad, autenticidad y eficacia de los productos. Entre las técnicas vibracionales más utilizadas se encuentran la Espectroscopía Infrarroja por Transformada de Fourier (FTIR) y la Espectroscopía Raman, que permiten obtener información estructural y composicional de las muestras. Ambas técnicas son complementarias: mientras que FTIR es sensible a vibraciones polares y presenta limitaciones frente a la presencia de agua, Raman ofrece alta especificidad y menor interferencia de este solvente, lo que las convierte en herramientas ideales para su uso conjunto en la caracterización de matrices complejas.</w:t>
+      </w:r>
+    </w:p>
+    <w:p>
+      <w:r>
+        <w:t>En este contexto surge la fusión de datos (</w:t>
+      </w:r>
+      <w:r>
+        <w:rPr>
           <w:i/>
           <w:iCs/>
-          <w:rPrChange w:id="154" w:author="Ricardo Jesús Leguizamón Acosta" w:date="2025-09-21T21:55:00Z" w16du:dateUtc="2025-09-22T00:55:00Z">
-            <w:rPr>
-              <w:i/>
-              <w:iCs/>
-            </w:rPr>
-          </w:rPrChange>
         </w:rPr>
         <w:t xml:space="preserve">data </w:t>
       </w:r>
       <w:proofErr w:type="spellStart"/>
       <w:r>
         <w:rPr>
-          <w:b/>
-          <w:bCs/>
           <w:i/>
           <w:iCs/>
-          <w:rPrChange w:id="155" w:author="Ricardo Jesús Leguizamón Acosta" w:date="2025-09-21T21:55:00Z" w16du:dateUtc="2025-09-22T00:55:00Z">
-            <w:rPr>
-              <w:i/>
-              <w:iCs/>
-            </w:rPr>
-          </w:rPrChange>
         </w:rPr>
         <w:t>fusion</w:t>
       </w:r>
       <w:proofErr w:type="spellEnd"/>
       <w:r>
-        <w:rPr>
-          <w:b/>
-          <w:bCs/>
-          <w:rPrChange w:id="156" w:author="Ricardo Jesús Leguizamón Acosta" w:date="2025-09-21T21:55:00Z" w16du:dateUtc="2025-09-22T00:55:00Z">
-            <w:rPr/>
-          </w:rPrChange>
-        </w:rPr>
-        <w:t xml:space="preserve">), entendida como el proceso de combinar información proveniente de múltiples fuentes con el fin de aumentar la </w:t>
-      </w:r>
-      <w:r>
-        <w:rPr>
-          <w:b/>
-          <w:bCs/>
-        </w:rPr>
-        <w:t>precisión, exactitud y robustez</w:t>
-      </w:r>
-      <w:r>
-        <w:rPr>
-          <w:b/>
-          <w:bCs/>
-          <w:rPrChange w:id="157" w:author="Ricardo Jesús Leguizamón Acosta" w:date="2025-09-21T21:55:00Z" w16du:dateUtc="2025-09-22T00:55:00Z">
-            <w:rPr/>
-          </w:rPrChange>
-        </w:rPr>
-        <w:t xml:space="preserve"> de los modelos predictivos. Diversos estudios han demostrado que la integración de técnicas espectroscópicas proporciona un mayor poder discriminante y mejora el rendimiento de modelos de clasificación y regresión respecto al análisis individual de cada técnica. En la industria alimentaria, por ejemplo, se ha reportado que en más del 80% de los trabajos analizados, la fusión de datos mejoró significativamente los resultados obtenidos [</w:t>
-      </w:r>
-      <w:proofErr w:type="spellStart"/>
-      <w:r>
-        <w:rPr>
-          <w:b/>
-          <w:bCs/>
-          <w:rPrChange w:id="158" w:author="Ricardo Jesús Leguizamón Acosta" w:date="2025-09-21T21:55:00Z" w16du:dateUtc="2025-09-22T00:55:00Z">
-            <w:rPr/>
-          </w:rPrChange>
-        </w:rPr>
+        <w:t>), entendida como el proceso de combinar información proveniente de múltiples fuentes con el fin de aumentar la precisión, exactitud y robustez de los modelos predictivos. Diversos estudios han demostrado que la integración de técnicas espectroscópicas proporciona un mayor poder discriminante y mejora el rendimiento de modelos de clasificación y regresión respecto al análisis individual de cada técnica. En la industria alimentaria, por ejemplo, se ha reportado que en más del 80% de los trabajos analizados, la fusión de datos mejoró significativamente los resultados obtenidos [</w:t>
+      </w:r>
+      <w:proofErr w:type="spellStart"/>
+      <w:r>
         <w:t>Ref</w:t>
       </w:r>
       <w:proofErr w:type="spellEnd"/>
       <w:r>
-        <w:rPr>
-          <w:b/>
-          <w:bCs/>
-          <w:rPrChange w:id="159" w:author="Ricardo Jesús Leguizamón Acosta" w:date="2025-09-21T21:55:00Z" w16du:dateUtc="2025-09-22T00:55:00Z">
-            <w:rPr/>
-          </w:rPrChange>
-        </w:rPr>
-        <w:t xml:space="preserve">]. Este enfoque ha sido aplicado con éxito en áreas como </w:t>
-      </w:r>
-      <w:r>
-        <w:rPr>
-          <w:b/>
-          <w:bCs/>
-        </w:rPr>
-        <w:t>sensores electrónicos, control de calidad de alimentos, metabolómica y aplicaciones clínicas</w:t>
-      </w:r>
-      <w:r>
-        <w:rPr>
-          <w:b/>
-          <w:bCs/>
-          <w:rPrChange w:id="160" w:author="Ricardo Jesús Leguizamón Acosta" w:date="2025-09-21T21:55:00Z" w16du:dateUtc="2025-09-22T00:55:00Z">
-            <w:rPr/>
-          </w:rPrChange>
-        </w:rPr>
-        <w:t>, consolidándose como una estrategia transversal en diferentes disciplinas.</w:t>
-      </w:r>
-    </w:p>
-    <w:p>
-      <w:pPr>
-        <w:rPr>
-          <w:b/>
-          <w:bCs/>
-          <w:rPrChange w:id="161" w:author="Ricardo Jesús Leguizamón Acosta" w:date="2025-09-21T21:55:00Z" w16du:dateUtc="2025-09-22T00:55:00Z">
-            <w:rPr/>
-          </w:rPrChange>
-        </w:rPr>
-      </w:pPr>
-      <w:r>
-        <w:rPr>
-          <w:b/>
-          <w:bCs/>
-          <w:rPrChange w:id="162" w:author="Ricardo Jesús Leguizamón Acosta" w:date="2025-09-21T21:55:00Z" w16du:dateUtc="2025-09-22T00:55:00Z">
-            <w:rPr/>
-          </w:rPrChange>
-        </w:rPr>
+        <w:t>]. Este enfoque ha sido aplicado con éxito en áreas como sensores electrónicos, control de calidad de alimentos, metabolómica y aplicaciones clínicas, consolidándose como una estrategia transversal en diferentes disciplinas.</w:t>
+      </w:r>
+    </w:p>
+    <w:p>
+      <w:r>
         <w:t>Las técnicas de fusión se clasifican en tres niveles principales [</w:t>
       </w:r>
       <w:proofErr w:type="spellStart"/>
       <w:r>
-        <w:rPr>
-          <w:b/>
-          <w:bCs/>
-          <w:rPrChange w:id="163" w:author="Ricardo Jesús Leguizamón Acosta" w:date="2025-09-21T21:55:00Z" w16du:dateUtc="2025-09-22T00:55:00Z">
-            <w:rPr/>
-          </w:rPrChange>
-        </w:rPr>
         <w:t>Ref</w:t>
       </w:r>
       <w:proofErr w:type="spellEnd"/>
       <w:r>
-        <w:rPr>
-          <w:b/>
-          <w:bCs/>
-          <w:rPrChange w:id="164" w:author="Ricardo Jesús Leguizamón Acosta" w:date="2025-09-21T21:55:00Z" w16du:dateUtc="2025-09-22T00:55:00Z">
-            <w:rPr/>
-          </w:rPrChange>
-        </w:rPr>
         <w:t>]:</w:t>
       </w:r>
     </w:p>
@@ -2249,96 +612,25 @@
           <w:ilvl w:val="0"/>
           <w:numId w:val="1"/>
         </w:numPr>
-        <w:rPr>
-          <w:b/>
-          <w:bCs/>
-          <w:rPrChange w:id="165" w:author="Ricardo Jesús Leguizamón Acosta" w:date="2025-09-21T21:55:00Z" w16du:dateUtc="2025-09-22T00:55:00Z">
-            <w:rPr/>
-          </w:rPrChange>
-        </w:rPr>
-      </w:pPr>
-      <w:r>
-        <w:rPr>
-          <w:b/>
-          <w:bCs/>
-        </w:rPr>
+      </w:pPr>
+      <w:r>
         <w:t>Low-</w:t>
       </w:r>
       <w:proofErr w:type="spellStart"/>
       <w:r>
-        <w:rPr>
-          <w:b/>
-          <w:bCs/>
-        </w:rPr>
         <w:t>Level</w:t>
       </w:r>
       <w:proofErr w:type="spellEnd"/>
       <w:r>
-        <w:rPr>
-          <w:b/>
-          <w:bCs/>
-        </w:rPr>
         <w:t xml:space="preserve"> Data </w:t>
       </w:r>
       <w:proofErr w:type="spellStart"/>
       <w:r>
-        <w:rPr>
-          <w:b/>
-          <w:bCs/>
-        </w:rPr>
         <w:t>Fusion</w:t>
       </w:r>
       <w:proofErr w:type="spellEnd"/>
       <w:r>
-        <w:rPr>
-          <w:b/>
-          <w:bCs/>
-        </w:rPr>
-        <w:t xml:space="preserve"> (LLDF):</w:t>
-      </w:r>
-      <w:r>
-        <w:rPr>
-          <w:b/>
-          <w:bCs/>
-          <w:rPrChange w:id="166" w:author="Ricardo Jesús Leguizamón Acosta" w:date="2025-09-21T21:55:00Z" w16du:dateUtc="2025-09-22T00:55:00Z">
-            <w:rPr/>
-          </w:rPrChange>
-        </w:rPr>
-        <w:t xml:space="preserve"> consiste en la </w:t>
-      </w:r>
-      <w:r>
-        <w:rPr>
-          <w:b/>
-          <w:bCs/>
-        </w:rPr>
-        <w:t>concatenación directa de los conjuntos de datos preprocesados</w:t>
-      </w:r>
-      <w:r>
-        <w:rPr>
-          <w:b/>
-          <w:bCs/>
-          <w:rPrChange w:id="167" w:author="Ricardo Jesús Leguizamón Acosta" w:date="2025-09-21T21:55:00Z" w16du:dateUtc="2025-09-22T00:55:00Z">
-            <w:rPr/>
-          </w:rPrChange>
-        </w:rPr>
-        <w:t xml:space="preserve">, generando una matriz ampliada sobre la cual se aplican métodos de análisis multivariado. Es un método simple y conceptualmente directo, aunque requiere un adecuado </w:t>
-      </w:r>
-      <w:r>
-        <w:rPr>
-          <w:b/>
-          <w:bCs/>
-        </w:rPr>
-        <w:t>escalado y normalización</w:t>
-      </w:r>
-      <w:r>
-        <w:rPr>
-          <w:b/>
-          <w:bCs/>
-          <w:rPrChange w:id="168" w:author="Ricardo Jesús Leguizamón Acosta" w:date="2025-09-21T21:55:00Z" w16du:dateUtc="2025-09-22T00:55:00Z">
-            <w:rPr/>
-          </w:rPrChange>
-        </w:rPr>
-        <w:t xml:space="preserve"> para evitar la dominancia de un bloque de datos sobre otro. También puede beneficiarse de técnicas de selección o reducción de variables para disminuir redundancias y tiempos de cómputo. Ejemplos incluyen el trabajo de Gonçalves et al. (2020), donde se integraron resultados fisicoquímicos, espectros UV-vis y NIR mediante normalización individual y preprocesamiento diferenciado.</w:t>
+        <w:t xml:space="preserve"> (LLDF): consiste en la concatenación directa de los conjuntos de datos preprocesados, generando una matriz ampliada sobre la cual se aplican métodos de análisis multivariado. Es un método simple y conceptualmente directo, aunque requiere un adecuado escalado y normalización para evitar la dominancia de un bloque de datos sobre otro. También puede beneficiarse de técnicas de selección o reducción de variables para disminuir redundancias y tiempos de cómputo. Ejemplos incluyen el trabajo de Gonçalves et al. (2020), donde se integraron resultados fisicoquímicos, espectros UV-vis y NIR mediante normalización individual y preprocesamiento diferenciado.</w:t>
       </w:r>
     </w:p>
     <w:p>
@@ -2347,126 +639,41 @@
           <w:ilvl w:val="0"/>
           <w:numId w:val="1"/>
         </w:numPr>
-        <w:rPr>
-          <w:b/>
-          <w:bCs/>
-          <w:rPrChange w:id="169" w:author="Ricardo Jesús Leguizamón Acosta" w:date="2025-09-21T21:55:00Z" w16du:dateUtc="2025-09-22T00:55:00Z">
-            <w:rPr/>
-          </w:rPrChange>
-        </w:rPr>
-      </w:pPr>
-      <w:proofErr w:type="spellStart"/>
-      <w:r>
-        <w:rPr>
-          <w:b/>
-          <w:bCs/>
-        </w:rPr>
+      </w:pPr>
+      <w:proofErr w:type="spellStart"/>
+      <w:r>
         <w:t>Mid-Level</w:t>
       </w:r>
       <w:proofErr w:type="spellEnd"/>
       <w:r>
-        <w:rPr>
-          <w:b/>
-          <w:bCs/>
-        </w:rPr>
         <w:t xml:space="preserve"> Data </w:t>
       </w:r>
       <w:proofErr w:type="spellStart"/>
       <w:r>
-        <w:rPr>
-          <w:b/>
-          <w:bCs/>
-        </w:rPr>
         <w:t>Fusion</w:t>
       </w:r>
       <w:proofErr w:type="spellEnd"/>
       <w:r>
-        <w:rPr>
-          <w:b/>
-          <w:bCs/>
-        </w:rPr>
-        <w:t xml:space="preserve"> (MLDF):</w:t>
-      </w:r>
-      <w:r>
-        <w:rPr>
-          <w:b/>
-          <w:bCs/>
-          <w:rPrChange w:id="170" w:author="Ricardo Jesús Leguizamón Acosta" w:date="2025-09-21T21:55:00Z" w16du:dateUtc="2025-09-22T00:55:00Z">
-            <w:rPr/>
-          </w:rPrChange>
-        </w:rPr>
-        <w:t xml:space="preserve"> integra las </w:t>
-      </w:r>
-      <w:r>
-        <w:rPr>
-          <w:b/>
-          <w:bCs/>
-        </w:rPr>
-        <w:t>características extraídas</w:t>
-      </w:r>
-      <w:r>
-        <w:rPr>
-          <w:b/>
-          <w:bCs/>
-          <w:rPrChange w:id="171" w:author="Ricardo Jesús Leguizamón Acosta" w:date="2025-09-21T21:55:00Z" w16du:dateUtc="2025-09-22T00:55:00Z">
-            <w:rPr/>
-          </w:rPrChange>
-        </w:rPr>
-        <w:t xml:space="preserve"> de cada </w:t>
-      </w:r>
-      <w:proofErr w:type="spellStart"/>
-      <w:r>
-        <w:rPr>
-          <w:b/>
-          <w:bCs/>
-          <w:rPrChange w:id="172" w:author="Ricardo Jesús Leguizamón Acosta" w:date="2025-09-21T21:55:00Z" w16du:dateUtc="2025-09-22T00:55:00Z">
-            <w:rPr/>
-          </w:rPrChange>
-        </w:rPr>
+        <w:t xml:space="preserve"> (MLDF): integra las características extraídas de cada </w:t>
+      </w:r>
+      <w:proofErr w:type="spellStart"/>
+      <w:r>
         <w:t>dataset</w:t>
       </w:r>
       <w:proofErr w:type="spellEnd"/>
       <w:r>
-        <w:rPr>
-          <w:b/>
-          <w:bCs/>
-          <w:rPrChange w:id="173" w:author="Ricardo Jesús Leguizamón Acosta" w:date="2025-09-21T21:55:00Z" w16du:dateUtc="2025-09-22T00:55:00Z">
-            <w:rPr/>
-          </w:rPrChange>
-        </w:rPr>
-        <w:t xml:space="preserve">, como vectores principales (PCA) o variables latentes (PLS), que luego son concatenadas en un único espacio de </w:t>
-      </w:r>
-      <w:r>
-        <w:rPr>
-          <w:b/>
-          <w:bCs/>
-          <w:rPrChange w:id="174" w:author="Ricardo Jesús Leguizamón Acosta" w:date="2025-09-21T21:55:00Z" w16du:dateUtc="2025-09-22T00:55:00Z">
-            <w:rPr/>
-          </w:rPrChange>
-        </w:rPr>
+        <w:t xml:space="preserve">, como vectores principales (PCA) o variables latentes (PLS), que luego son concatenadas en un único espacio de características. Este nivel reduce la dimensionalidad y el ruido, además de disminuir la carga computacional. En estudios clínicos con FTIR y Raman, se ha demostrado </w:t>
+      </w:r>
+      <w:r>
         <w:lastRenderedPageBreak/>
-        <w:t>características. Este nivel reduce la dimensionalidad y el ruido, además de disminuir la carga computacional. En estudios clínicos con FTIR y Raman, se ha demostrado que MLDF supera a LLDF en precisión, al eliminar información irrelevante y retener únicamente las variables más informativas [</w:t>
-      </w:r>
-      <w:proofErr w:type="spellStart"/>
-      <w:r>
-        <w:rPr>
-          <w:b/>
-          <w:bCs/>
-          <w:rPrChange w:id="175" w:author="Ricardo Jesús Leguizamón Acosta" w:date="2025-09-21T21:55:00Z" w16du:dateUtc="2025-09-22T00:55:00Z">
-            <w:rPr/>
-          </w:rPrChange>
-        </w:rPr>
+        <w:t>que MLDF supera a LLDF en precisión, al eliminar información irrelevante y retener únicamente las variables más informativas [</w:t>
+      </w:r>
+      <w:proofErr w:type="spellStart"/>
+      <w:r>
         <w:t>Ref</w:t>
       </w:r>
       <w:proofErr w:type="spellEnd"/>
       <w:r>
-        <w:rPr>
-          <w:b/>
-          <w:bCs/>
-          <w:rPrChange w:id="176" w:author="Ricardo Jesús Leguizamón Acosta" w:date="2025-09-21T21:55:00Z" w16du:dateUtc="2025-09-22T00:55:00Z">
-            <w:rPr/>
-          </w:rPrChange>
-        </w:rPr>
         <w:t>].</w:t>
       </w:r>
     </w:p>
@@ -2476,382 +683,76 @@
           <w:ilvl w:val="0"/>
           <w:numId w:val="1"/>
         </w:numPr>
-        <w:rPr>
-          <w:b/>
-          <w:bCs/>
-          <w:rPrChange w:id="177" w:author="Ricardo Jesús Leguizamón Acosta" w:date="2025-09-21T21:55:00Z" w16du:dateUtc="2025-09-22T00:55:00Z">
-            <w:rPr/>
-          </w:rPrChange>
-        </w:rPr>
-      </w:pPr>
-      <w:r>
-        <w:rPr>
-          <w:b/>
-          <w:bCs/>
-        </w:rPr>
+      </w:pPr>
+      <w:r>
         <w:t>High-</w:t>
       </w:r>
       <w:proofErr w:type="spellStart"/>
       <w:r>
-        <w:rPr>
-          <w:b/>
-          <w:bCs/>
-        </w:rPr>
         <w:t>Level</w:t>
       </w:r>
       <w:proofErr w:type="spellEnd"/>
       <w:r>
-        <w:rPr>
-          <w:b/>
-          <w:bCs/>
-        </w:rPr>
         <w:t xml:space="preserve"> Data </w:t>
       </w:r>
       <w:proofErr w:type="spellStart"/>
       <w:r>
-        <w:rPr>
-          <w:b/>
-          <w:bCs/>
-        </w:rPr>
         <w:t>Fusion</w:t>
       </w:r>
       <w:proofErr w:type="spellEnd"/>
       <w:r>
-        <w:rPr>
-          <w:b/>
-          <w:bCs/>
-        </w:rPr>
-        <w:t xml:space="preserve"> (HLDF):</w:t>
-      </w:r>
-      <w:r>
-        <w:rPr>
-          <w:b/>
-          <w:bCs/>
-          <w:rPrChange w:id="178" w:author="Ricardo Jesús Leguizamón Acosta" w:date="2025-09-21T21:55:00Z" w16du:dateUtc="2025-09-22T00:55:00Z">
-            <w:rPr/>
-          </w:rPrChange>
-        </w:rPr>
-        <w:t xml:space="preserve"> combina directamente las </w:t>
-      </w:r>
-      <w:r>
-        <w:rPr>
-          <w:b/>
-          <w:bCs/>
-        </w:rPr>
-        <w:t>decisiones o predicciones</w:t>
-      </w:r>
-      <w:r>
-        <w:rPr>
-          <w:b/>
-          <w:bCs/>
-          <w:rPrChange w:id="179" w:author="Ricardo Jesús Leguizamón Acosta" w:date="2025-09-21T21:55:00Z" w16du:dateUtc="2025-09-22T00:55:00Z">
-            <w:rPr/>
-          </w:rPrChange>
-        </w:rPr>
-        <w:t xml:space="preserve"> obtenidas de cada técnica mediante estrategias de votación, operadores difusos o modelos probabilísticos. Aunque más complejo, este enfoque permite integrar la complementariedad de modelos independientes y ha mostrado buenos resultados en problemas de clasificación con múltiples fuentes de datos.</w:t>
-      </w:r>
-    </w:p>
-    <w:p>
-      <w:pPr>
-        <w:rPr>
-          <w:b/>
-          <w:bCs/>
-          <w:rPrChange w:id="180" w:author="Ricardo Jesús Leguizamón Acosta" w:date="2025-09-21T21:55:00Z" w16du:dateUtc="2025-09-22T00:55:00Z">
-            <w:rPr/>
-          </w:rPrChange>
-        </w:rPr>
-      </w:pPr>
-      <w:r>
-        <w:rPr>
-          <w:b/>
-          <w:bCs/>
-          <w:rPrChange w:id="181" w:author="Ricardo Jesús Leguizamón Acosta" w:date="2025-09-21T21:55:00Z" w16du:dateUtc="2025-09-22T00:55:00Z">
-            <w:rPr/>
-          </w:rPrChange>
-        </w:rPr>
-        <w:t xml:space="preserve">La importancia del </w:t>
-      </w:r>
-      <w:r>
-        <w:rPr>
-          <w:b/>
-          <w:bCs/>
-        </w:rPr>
-        <w:t>preprocesamiento</w:t>
-      </w:r>
-      <w:r>
-        <w:rPr>
-          <w:b/>
-          <w:bCs/>
-          <w:rPrChange w:id="182" w:author="Ricardo Jesús Leguizamón Acosta" w:date="2025-09-21T21:55:00Z" w16du:dateUtc="2025-09-22T00:55:00Z">
-            <w:rPr/>
-          </w:rPrChange>
-        </w:rPr>
-        <w:t xml:space="preserve"> es transversal a todos los niveles de fusión. Métodos como </w:t>
-      </w:r>
-      <w:r>
-        <w:rPr>
-          <w:b/>
-          <w:bCs/>
-        </w:rPr>
-        <w:t>suavizado (</w:t>
-      </w:r>
-      <w:proofErr w:type="spellStart"/>
-      <w:r>
-        <w:rPr>
-          <w:b/>
-          <w:bCs/>
-        </w:rPr>
+        <w:t xml:space="preserve"> (HLDF): combina directamente las decisiones o predicciones obtenidas de cada técnica mediante estrategias de votación, operadores difusos o modelos probabilísticos. Aunque más complejo, este enfoque permite integrar la complementariedad de modelos independientes y ha mostrado buenos resultados en problemas de clasificación con múltiples fuentes de datos.</w:t>
+      </w:r>
+    </w:p>
+    <w:p>
+      <w:r>
+        <w:t>La importancia del preprocesamiento es transversal a todos los niveles de fusión. Métodos como suavizado (</w:t>
+      </w:r>
+      <w:proofErr w:type="spellStart"/>
+      <w:r>
         <w:t>Savitzky</w:t>
       </w:r>
       <w:proofErr w:type="spellEnd"/>
       <w:r>
-        <w:rPr>
-          <w:b/>
-          <w:bCs/>
-        </w:rPr>
         <w:t>–</w:t>
       </w:r>
       <w:proofErr w:type="spellStart"/>
       <w:r>
-        <w:rPr>
-          <w:b/>
-          <w:bCs/>
-        </w:rPr>
         <w:t>Golay</w:t>
       </w:r>
       <w:proofErr w:type="spellEnd"/>
       <w:r>
-        <w:rPr>
-          <w:b/>
-          <w:bCs/>
-        </w:rPr>
         <w:t xml:space="preserve">), derivadas, corrección de línea base, normalización vectorial, </w:t>
       </w:r>
       <w:proofErr w:type="spellStart"/>
       <w:r>
-        <w:rPr>
-          <w:b/>
-          <w:bCs/>
-        </w:rPr>
         <w:t>autoscaling</w:t>
       </w:r>
       <w:proofErr w:type="spellEnd"/>
       <w:r>
-        <w:rPr>
-          <w:b/>
-          <w:bCs/>
-        </w:rPr>
-        <w:t xml:space="preserve"> o SNV</w:t>
-      </w:r>
-      <w:r>
-        <w:rPr>
-          <w:b/>
-          <w:bCs/>
-          <w:rPrChange w:id="183" w:author="Ricardo Jesús Leguizamón Acosta" w:date="2025-09-21T21:55:00Z" w16du:dateUtc="2025-09-22T00:55:00Z">
-            <w:rPr/>
-          </w:rPrChange>
-        </w:rPr>
-        <w:t xml:space="preserve"> son fundamentales para reducir ruido, corregir desplazamientos y equilibrar la escala de las variables. Además, la aplicación de técnicas avanzadas como </w:t>
-      </w:r>
-      <w:r>
-        <w:rPr>
-          <w:b/>
-          <w:bCs/>
-        </w:rPr>
-        <w:t>SO-PLS</w:t>
-      </w:r>
-      <w:r>
-        <w:rPr>
-          <w:b/>
-          <w:bCs/>
-          <w:rPrChange w:id="184" w:author="Ricardo Jesús Leguizamón Acosta" w:date="2025-09-21T21:55:00Z" w16du:dateUtc="2025-09-22T00:55:00Z">
-            <w:rPr/>
-          </w:rPrChange>
-        </w:rPr>
-        <w:t xml:space="preserve"> y </w:t>
-      </w:r>
-      <w:r>
-        <w:rPr>
-          <w:b/>
-          <w:bCs/>
-        </w:rPr>
-        <w:t>PO-PLS</w:t>
-      </w:r>
-      <w:r>
-        <w:rPr>
-          <w:b/>
-          <w:bCs/>
-          <w:rPrChange w:id="185" w:author="Ricardo Jesús Leguizamón Acosta" w:date="2025-09-21T21:55:00Z" w16du:dateUtc="2025-09-22T00:55:00Z">
-            <w:rPr/>
-          </w:rPrChange>
-        </w:rPr>
-        <w:t xml:space="preserve"> ha demostrado ser útil para tratar con bloques de datos heterogéneos en magnitud y dimensionalidad.</w:t>
-      </w:r>
-    </w:p>
-    <w:p>
-      <w:pPr>
-        <w:rPr>
-          <w:b/>
-          <w:bCs/>
-          <w:rPrChange w:id="186" w:author="Ricardo Jesús Leguizamón Acosta" w:date="2025-09-21T21:55:00Z" w16du:dateUtc="2025-09-22T00:55:00Z">
-            <w:rPr/>
-          </w:rPrChange>
-        </w:rPr>
-      </w:pPr>
-      <w:r>
-        <w:rPr>
-          <w:b/>
-          <w:bCs/>
-          <w:rPrChange w:id="187" w:author="Ricardo Jesús Leguizamón Acosta" w:date="2025-09-21T21:55:00Z" w16du:dateUtc="2025-09-22T00:55:00Z">
-            <w:rPr/>
-          </w:rPrChange>
-        </w:rPr>
-        <w:t xml:space="preserve">Dentro de esta línea, la </w:t>
-      </w:r>
-      <w:r>
-        <w:rPr>
-          <w:b/>
-          <w:bCs/>
-        </w:rPr>
-        <w:t>combinación FTIR + Raman</w:t>
-      </w:r>
-      <w:r>
-        <w:rPr>
-          <w:b/>
-          <w:bCs/>
-          <w:rPrChange w:id="188" w:author="Ricardo Jesús Leguizamón Acosta" w:date="2025-09-21T21:55:00Z" w16du:dateUtc="2025-09-22T00:55:00Z">
-            <w:rPr/>
-          </w:rPrChange>
-        </w:rPr>
-        <w:t xml:space="preserve"> se ha convertido en una de las estrategias más exploradas en la literatura reciente. Azcarate et al. (2021) reportan que, en el ámbito clínico, la integración de estas dos técnicas mediante LLDF o MLDF permitió mejorar tanto la </w:t>
-      </w:r>
-      <w:r>
-        <w:rPr>
-          <w:b/>
-          <w:bCs/>
-        </w:rPr>
-        <w:t>capacidad de clasificación</w:t>
-      </w:r>
-      <w:r>
-        <w:rPr>
-          <w:b/>
-          <w:bCs/>
-          <w:rPrChange w:id="189" w:author="Ricardo Jesús Leguizamón Acosta" w:date="2025-09-21T21:55:00Z" w16du:dateUtc="2025-09-22T00:55:00Z">
-            <w:rPr/>
-          </w:rPrChange>
-        </w:rPr>
-        <w:t xml:space="preserve"> como los modelos de </w:t>
-      </w:r>
-      <w:r>
-        <w:rPr>
-          <w:b/>
-          <w:bCs/>
-        </w:rPr>
-        <w:t>regresión</w:t>
-      </w:r>
-      <w:r>
-        <w:rPr>
-          <w:b/>
-          <w:bCs/>
-          <w:rPrChange w:id="190" w:author="Ricardo Jesús Leguizamón Acosta" w:date="2025-09-21T21:55:00Z" w16du:dateUtc="2025-09-22T00:55:00Z">
-            <w:rPr/>
-          </w:rPrChange>
-        </w:rPr>
-        <w:t>, siendo MLDF el enfoque más robusto frente a la variabilidad de los datos. Estos resultados refuerzan la relevancia de aplicar esquemas de fusión espectral en contextos donde la discriminación precisa entre compuestos es crítica.</w:t>
-      </w:r>
-    </w:p>
-    <w:p>
-      <w:pPr>
-        <w:rPr>
-          <w:b/>
-          <w:bCs/>
-          <w:rPrChange w:id="191" w:author="Ricardo Jesús Leguizamón Acosta" w:date="2025-09-21T21:55:00Z" w16du:dateUtc="2025-09-22T00:55:00Z">
-            <w:rPr/>
-          </w:rPrChange>
-        </w:rPr>
-      </w:pPr>
-      <w:r>
-        <w:rPr>
-          <w:b/>
-          <w:bCs/>
-          <w:rPrChange w:id="192" w:author="Ricardo Jesús Leguizamón Acosta" w:date="2025-09-21T21:55:00Z" w16du:dateUtc="2025-09-22T00:55:00Z">
-            <w:rPr/>
-          </w:rPrChange>
-        </w:rPr>
+        <w:t xml:space="preserve"> o SNV son fundamentales para reducir ruido, corregir desplazamientos y equilibrar la escala de las variables. Además, la aplicación de técnicas avanzadas como SO-PLS y PO-PLS ha demostrado ser útil para tratar con bloques de datos heterogéneos en magnitud y dimensionalidad.</w:t>
+      </w:r>
+    </w:p>
+    <w:p>
+      <w:r>
+        <w:t>Dentro de esta línea, la combinación FTIR + Raman se ha convertido en una de las estrategias más exploradas en la literatura reciente. Azcarate et al. (2021) reportan que, en el ámbito clínico, la integración de estas dos técnicas mediante LLDF o MLDF permitió mejorar tanto la capacidad de clasificación como los modelos de regresión, siendo MLDF el enfoque más robusto frente a la variabilidad de los datos. Estos resultados refuerzan la relevancia de aplicar esquemas de fusión espectral en contextos donde la discriminación precisa entre compuestos es crítica.</w:t>
+      </w:r>
+    </w:p>
+    <w:p>
+      <w:r>
         <w:t xml:space="preserve">En este marco, la presente tesis propone el desarrollo de </w:t>
       </w:r>
       <w:proofErr w:type="spellStart"/>
       <w:r>
-        <w:rPr>
-          <w:b/>
-          <w:bCs/>
-        </w:rPr>
         <w:t>EspectroApp</w:t>
       </w:r>
       <w:proofErr w:type="spellEnd"/>
       <w:r>
-        <w:rPr>
-          <w:b/>
-          <w:bCs/>
-          <w:rPrChange w:id="193" w:author="Ricardo Jesús Leguizamón Acosta" w:date="2025-09-21T21:55:00Z" w16du:dateUtc="2025-09-22T00:55:00Z">
-            <w:rPr/>
-          </w:rPrChange>
-        </w:rPr>
-        <w:t xml:space="preserve">, una herramienta computacional diseñada para la </w:t>
-      </w:r>
-      <w:r>
-        <w:rPr>
-          <w:b/>
-          <w:bCs/>
-        </w:rPr>
-        <w:t>visualización, preprocesamiento y fusión de datos espectroscópicos FTIR y Raman</w:t>
-      </w:r>
-      <w:r>
-        <w:rPr>
-          <w:b/>
-          <w:bCs/>
-          <w:rPrChange w:id="194" w:author="Ricardo Jesús Leguizamón Acosta" w:date="2025-09-21T21:55:00Z" w16du:dateUtc="2025-09-22T00:55:00Z">
-            <w:rPr/>
-          </w:rPrChange>
-        </w:rPr>
-        <w:t xml:space="preserve">, con énfasis en el análisis multivariado de muestras de analgésicos. La aplicación implementa funcionalidades de procesamiento espectral, reducción de dimensionalidad (PCA, t-SNE) y análisis jerárquico (HCA), junto con estrategias de fusión a nivel bajo y medio. Con ello se busca demostrar que la integración de técnicas espectroscópicas, apoyada en herramientas informáticas, puede </w:t>
-      </w:r>
-      <w:r>
-        <w:rPr>
-          <w:b/>
-          <w:bCs/>
-        </w:rPr>
-        <w:t>fortalecer la caracterización y diferenciación de fármacos</w:t>
-      </w:r>
-      <w:r>
-        <w:rPr>
-          <w:b/>
-          <w:bCs/>
-          <w:rPrChange w:id="195" w:author="Ricardo Jesús Leguizamón Acosta" w:date="2025-09-21T21:55:00Z" w16du:dateUtc="2025-09-22T00:55:00Z">
-            <w:rPr/>
-          </w:rPrChange>
-        </w:rPr>
-        <w:t>, aportando un recurso innovador en la intersección entre la ingeniería en informática, la ciencia de materiales y las aplicaciones farmacéuticas.</w:t>
-      </w:r>
-    </w:p>
-    <w:p>
-      <w:pPr>
-        <w:rPr>
-          <w:b/>
-          <w:bCs/>
-          <w:rPrChange w:id="196" w:author="Ricardo Jesús Leguizamón Acosta" w:date="2025-09-21T21:55:00Z" w16du:dateUtc="2025-09-22T00:55:00Z">
-            <w:rPr/>
-          </w:rPrChange>
-        </w:rPr>
-      </w:pPr>
-      <w:r>
-        <w:rPr>
-          <w:b/>
-          <w:bCs/>
-          <w:rPrChange w:id="197" w:author="Ricardo Jesús Leguizamón Acosta" w:date="2025-09-21T21:55:00Z" w16du:dateUtc="2025-09-22T00:55:00Z">
-            <w:rPr/>
-          </w:rPrChange>
-        </w:rPr>
+        <w:t>, una herramienta computacional diseñada para la visualización, preprocesamiento y fusión de datos espectroscópicos FTIR y Raman, con énfasis en el análisis multivariado de muestras de analgésicos. La aplicación implementa funcionalidades de procesamiento espectral, reducción de dimensionalidad (PCA, t-SNE) y análisis jerárquico (HCA), junto con estrategias de fusión a nivel bajo y medio. Con ello se busca demostrar que la integración de técnicas espectroscópicas, apoyada en herramientas informáticas, puede fortalecer la caracterización y diferenciación de fármacos, aportando un recurso innovador en la intersección entre la ingeniería en informática, la ciencia de materiales y las aplicaciones farmacéuticas.</w:t>
+      </w:r>
+    </w:p>
+    <w:p>
+      <w:r>
         <w:br w:type="page"/>
       </w:r>
     </w:p>
@@ -2862,19 +763,8 @@
           <w:ilvl w:val="1"/>
           <w:numId w:val="2"/>
         </w:numPr>
-        <w:rPr>
-          <w:b/>
-          <w:bCs/>
-          <w:rPrChange w:id="198" w:author="Ricardo Jesús Leguizamón Acosta" w:date="2025-09-21T21:55:00Z" w16du:dateUtc="2025-09-22T00:55:00Z">
-            <w:rPr/>
-          </w:rPrChange>
-        </w:rPr>
-      </w:pPr>
-      <w:r>
-        <w:rPr>
-          <w:b/>
-          <w:bCs/>
-        </w:rPr>
+      </w:pPr>
+      <w:r>
         <w:lastRenderedPageBreak/>
         <w:t>Objetivos</w:t>
       </w:r>
@@ -2882,116 +772,46 @@
     <w:p>
       <w:pPr>
         <w:ind w:left="360"/>
-        <w:rPr>
-          <w:b/>
-          <w:bCs/>
-          <w:rPrChange w:id="199" w:author="Ricardo Jesús Leguizamón Acosta" w:date="2025-09-21T21:55:00Z" w16du:dateUtc="2025-09-22T00:55:00Z">
-            <w:rPr/>
-          </w:rPrChange>
-        </w:rPr>
-      </w:pPr>
-      <w:r>
-        <w:rPr>
-          <w:b/>
-          <w:bCs/>
-        </w:rPr>
-        <w:t xml:space="preserve">1.1.1 </w:t>
-      </w:r>
-      <w:r>
-        <w:rPr>
-          <w:b/>
-          <w:bCs/>
-        </w:rPr>
-        <w:t>Objetivo General</w:t>
-      </w:r>
-      <w:r>
-        <w:rPr>
-          <w:b/>
-          <w:bCs/>
-          <w:rPrChange w:id="200" w:author="Ricardo Jesús Leguizamón Acosta" w:date="2025-09-21T21:55:00Z" w16du:dateUtc="2025-09-22T00:55:00Z">
-            <w:rPr/>
-          </w:rPrChange>
-        </w:rPr>
+      </w:pPr>
+      <w:r>
+        <w:t>1.1.1 Objetivo General</w:t>
+      </w:r>
+      <w:r>
         <w:br/>
         <w:t xml:space="preserve">→ Explicar qué </w:t>
       </w:r>
       <w:proofErr w:type="spellStart"/>
       <w:r>
-        <w:rPr>
-          <w:b/>
-          <w:bCs/>
-          <w:rPrChange w:id="201" w:author="Ricardo Jesús Leguizamón Acosta" w:date="2025-09-21T21:55:00Z" w16du:dateUtc="2025-09-22T00:55:00Z">
-            <w:rPr/>
-          </w:rPrChange>
-        </w:rPr>
         <w:t>buscás</w:t>
       </w:r>
       <w:proofErr w:type="spellEnd"/>
       <w:r>
-        <w:rPr>
-          <w:b/>
-          <w:bCs/>
-          <w:rPrChange w:id="202" w:author="Ricardo Jesús Leguizamón Acosta" w:date="2025-09-21T21:55:00Z" w16du:dateUtc="2025-09-22T00:55:00Z">
-            <w:rPr/>
-          </w:rPrChange>
-        </w:rPr>
         <w:t xml:space="preserve"> lograr en términos amplios.</w:t>
       </w:r>
       <w:r>
-        <w:rPr>
-          <w:b/>
-          <w:bCs/>
-          <w:rPrChange w:id="203" w:author="Ricardo Jesús Leguizamón Acosta" w:date="2025-09-21T21:55:00Z" w16du:dateUtc="2025-09-22T00:55:00Z">
-            <w:rPr/>
-          </w:rPrChange>
-        </w:rPr>
         <w:br/>
         <w:t xml:space="preserve">Ejemplo: </w:t>
       </w:r>
       <w:r>
         <w:rPr>
-          <w:b/>
-          <w:bCs/>
           <w:i/>
           <w:iCs/>
-          <w:rPrChange w:id="204" w:author="Ricardo Jesús Leguizamón Acosta" w:date="2025-09-21T21:55:00Z" w16du:dateUtc="2025-09-22T00:55:00Z">
-            <w:rPr>
-              <w:i/>
-              <w:iCs/>
-            </w:rPr>
-          </w:rPrChange>
         </w:rPr>
         <w:t xml:space="preserve">Desarrollar </w:t>
       </w:r>
       <w:proofErr w:type="spellStart"/>
       <w:r>
         <w:rPr>
-          <w:b/>
-          <w:bCs/>
           <w:i/>
           <w:iCs/>
-          <w:rPrChange w:id="205" w:author="Ricardo Jesús Leguizamón Acosta" w:date="2025-09-21T21:55:00Z" w16du:dateUtc="2025-09-22T00:55:00Z">
-            <w:rPr>
-              <w:i/>
-              <w:iCs/>
-            </w:rPr>
-          </w:rPrChange>
         </w:rPr>
         <w:t>EspectroApp</w:t>
       </w:r>
       <w:proofErr w:type="spellEnd"/>
       <w:r>
         <w:rPr>
-          <w:b/>
-          <w:bCs/>
           <w:i/>
           <w:iCs/>
-          <w:rPrChange w:id="206" w:author="Ricardo Jesús Leguizamón Acosta" w:date="2025-09-21T21:55:00Z" w16du:dateUtc="2025-09-22T00:55:00Z">
-            <w:rPr>
-              <w:i/>
-              <w:iCs/>
-            </w:rPr>
-          </w:rPrChange>
         </w:rPr>
         <w:t>, una herramienta computacional que implemente estrategias de fusión de datos FTIR y Raman para mejorar la caracterización multivariada de analgésicos.</w:t>
       </w:r>
@@ -3003,29 +823,11 @@
           <w:ilvl w:val="2"/>
           <w:numId w:val="19"/>
         </w:numPr>
-        <w:rPr>
-          <w:b/>
-          <w:bCs/>
-          <w:rPrChange w:id="207" w:author="Ricardo Jesús Leguizamón Acosta" w:date="2025-09-21T21:55:00Z" w16du:dateUtc="2025-09-22T00:55:00Z">
-            <w:rPr/>
-          </w:rPrChange>
-        </w:rPr>
-      </w:pPr>
-      <w:r>
-        <w:rPr>
-          <w:b/>
-          <w:bCs/>
-        </w:rPr>
+      </w:pPr>
+      <w:r>
         <w:t>Objetivos Específicos</w:t>
       </w:r>
       <w:r>
-        <w:rPr>
-          <w:b/>
-          <w:bCs/>
-          <w:rPrChange w:id="208" w:author="Ricardo Jesús Leguizamón Acosta" w:date="2025-09-21T21:55:00Z" w16du:dateUtc="2025-09-22T00:55:00Z">
-            <w:rPr/>
-          </w:rPrChange>
-        </w:rPr>
         <w:br/>
         <w:t>→ Los pasos concretos. Ejemplo:</w:t>
       </w:r>
@@ -3034,22 +836,8 @@
       <w:pPr>
         <w:pStyle w:val="Prrafodelista"/>
         <w:ind w:left="690"/>
-        <w:rPr>
-          <w:b/>
-          <w:bCs/>
-          <w:rPrChange w:id="209" w:author="Ricardo Jesús Leguizamón Acosta" w:date="2025-09-21T21:55:00Z" w16du:dateUtc="2025-09-22T00:55:00Z">
-            <w:rPr/>
-          </w:rPrChange>
-        </w:rPr>
-      </w:pPr>
-      <w:r>
-        <w:rPr>
-          <w:b/>
-          <w:bCs/>
-          <w:rPrChange w:id="210" w:author="Ricardo Jesús Leguizamón Acosta" w:date="2025-09-21T21:55:00Z" w16du:dateUtc="2025-09-22T00:55:00Z">
-            <w:rPr/>
-          </w:rPrChange>
-        </w:rPr>
+      </w:pPr>
+      <w:r>
         <w:t>Implementar funciones de preprocesamiento espectral (normalización, suavizado, corrección de línea base).</w:t>
       </w:r>
     </w:p>
@@ -3057,22 +845,8 @@
       <w:pPr>
         <w:pStyle w:val="Prrafodelista"/>
         <w:ind w:left="690"/>
-        <w:rPr>
-          <w:b/>
-          <w:bCs/>
-          <w:rPrChange w:id="211" w:author="Ricardo Jesús Leguizamón Acosta" w:date="2025-09-21T21:55:00Z" w16du:dateUtc="2025-09-22T00:55:00Z">
-            <w:rPr/>
-          </w:rPrChange>
-        </w:rPr>
-      </w:pPr>
-      <w:r>
-        <w:rPr>
-          <w:b/>
-          <w:bCs/>
-          <w:rPrChange w:id="212" w:author="Ricardo Jesús Leguizamón Acosta" w:date="2025-09-21T21:55:00Z" w16du:dateUtc="2025-09-22T00:55:00Z">
-            <w:rPr/>
-          </w:rPrChange>
-        </w:rPr>
+      </w:pPr>
+      <w:r>
         <w:t>Incorporar métodos de reducción de dimensionalidad (PCA, t-SNE).</w:t>
       </w:r>
     </w:p>
@@ -3080,22 +854,8 @@
       <w:pPr>
         <w:pStyle w:val="Prrafodelista"/>
         <w:ind w:left="690"/>
-        <w:rPr>
-          <w:b/>
-          <w:bCs/>
-          <w:rPrChange w:id="213" w:author="Ricardo Jesús Leguizamón Acosta" w:date="2025-09-21T21:55:00Z" w16du:dateUtc="2025-09-22T00:55:00Z">
-            <w:rPr/>
-          </w:rPrChange>
-        </w:rPr>
-      </w:pPr>
-      <w:r>
-        <w:rPr>
-          <w:b/>
-          <w:bCs/>
-          <w:rPrChange w:id="214" w:author="Ricardo Jesús Leguizamón Acosta" w:date="2025-09-21T21:55:00Z" w16du:dateUtc="2025-09-22T00:55:00Z">
-            <w:rPr/>
-          </w:rPrChange>
-        </w:rPr>
+      </w:pPr>
+      <w:r>
         <w:t>Implementar y comparar estrategias de fusión de datos (LLDF y MLDF).</w:t>
       </w:r>
     </w:p>
@@ -3103,44 +863,16 @@
       <w:pPr>
         <w:pStyle w:val="Prrafodelista"/>
         <w:ind w:left="690"/>
-        <w:rPr>
-          <w:b/>
-          <w:bCs/>
-          <w:rPrChange w:id="215" w:author="Ricardo Jesús Leguizamón Acosta" w:date="2025-09-21T21:55:00Z" w16du:dateUtc="2025-09-22T00:55:00Z">
-            <w:rPr/>
-          </w:rPrChange>
-        </w:rPr>
-      </w:pPr>
-      <w:r>
-        <w:rPr>
-          <w:b/>
-          <w:bCs/>
-          <w:rPrChange w:id="216" w:author="Ricardo Jesús Leguizamón Acosta" w:date="2025-09-21T21:55:00Z" w16du:dateUtc="2025-09-22T00:55:00Z">
-            <w:rPr/>
-          </w:rPrChange>
-        </w:rPr>
+      </w:pPr>
+      <w:r>
         <w:t xml:space="preserve">Validar la aplicación con </w:t>
       </w:r>
       <w:proofErr w:type="spellStart"/>
       <w:r>
-        <w:rPr>
-          <w:b/>
-          <w:bCs/>
-          <w:rPrChange w:id="217" w:author="Ricardo Jesús Leguizamón Acosta" w:date="2025-09-21T21:55:00Z" w16du:dateUtc="2025-09-22T00:55:00Z">
-            <w:rPr/>
-          </w:rPrChange>
-        </w:rPr>
         <w:t>datasets</w:t>
       </w:r>
       <w:proofErr w:type="spellEnd"/>
       <w:r>
-        <w:rPr>
-          <w:b/>
-          <w:bCs/>
-          <w:rPrChange w:id="218" w:author="Ricardo Jesús Leguizamón Acosta" w:date="2025-09-21T21:55:00Z" w16du:dateUtc="2025-09-22T00:55:00Z">
-            <w:rPr/>
-          </w:rPrChange>
-        </w:rPr>
         <w:t xml:space="preserve"> de espectros de analgésicos.</w:t>
       </w:r>
     </w:p>
@@ -3148,22 +880,8 @@
       <w:pPr>
         <w:pStyle w:val="Prrafodelista"/>
         <w:ind w:left="690"/>
-        <w:rPr>
-          <w:b/>
-          <w:bCs/>
-          <w:rPrChange w:id="219" w:author="Ricardo Jesús Leguizamón Acosta" w:date="2025-09-21T21:55:00Z" w16du:dateUtc="2025-09-22T00:55:00Z">
-            <w:rPr/>
-          </w:rPrChange>
-        </w:rPr>
-      </w:pPr>
-      <w:r>
-        <w:rPr>
-          <w:b/>
-          <w:bCs/>
-          <w:rPrChange w:id="220" w:author="Ricardo Jesús Leguizamón Acosta" w:date="2025-09-21T21:55:00Z" w16du:dateUtc="2025-09-22T00:55:00Z">
-            <w:rPr/>
-          </w:rPrChange>
-        </w:rPr>
+      </w:pPr>
+      <w:r>
         <w:t>Evaluar los resultados en términos de capacidad discriminante y robustez.</w:t>
       </w:r>
     </w:p>
@@ -3171,24 +889,10 @@
       <w:pPr>
         <w:pStyle w:val="Prrafodelista"/>
         <w:ind w:left="690"/>
-        <w:rPr>
-          <w:b/>
-          <w:bCs/>
-          <w:rPrChange w:id="221" w:author="Ricardo Jesús Leguizamón Acosta" w:date="2025-09-21T21:55:00Z" w16du:dateUtc="2025-09-22T00:55:00Z">
-            <w:rPr/>
-          </w:rPrChange>
-        </w:rPr>
-      </w:pPr>
-      <w:r>
-        <w:rPr>
-          <w:b/>
-          <w:bCs/>
-          <w:rPrChange w:id="222" w:author="Ricardo Jesús Leguizamón Acosta" w:date="2025-09-21T21:55:00Z" w16du:dateUtc="2025-09-22T00:55:00Z">
-            <w:rPr/>
-          </w:rPrChange>
-        </w:rPr>
+      </w:pPr>
+      <w:r>
         <w:pict w14:anchorId="450F9353">
-          <v:rect id="_x0000_i1237" style="width:0;height:1.5pt" o:hralign="center" o:hrstd="t" o:hr="t" fillcolor="#a0a0a0" stroked="f"/>
+          <v:rect id="_x0000_i1025" style="width:0;height:1.5pt" o:hralign="center" o:hrstd="t" o:hr="t" fillcolor="#a0a0a0" stroked="f"/>
         </w:pict>
       </w:r>
     </w:p>
@@ -3196,19 +900,8 @@
       <w:pPr>
         <w:pStyle w:val="Prrafodelista"/>
         <w:ind w:left="690"/>
-        <w:rPr>
-          <w:b/>
-          <w:bCs/>
-          <w:rPrChange w:id="223" w:author="Ricardo Jesús Leguizamón Acosta" w:date="2025-09-21T21:55:00Z" w16du:dateUtc="2025-09-22T00:55:00Z">
-            <w:rPr/>
-          </w:rPrChange>
-        </w:rPr>
-      </w:pPr>
-      <w:r>
-        <w:rPr>
-          <w:b/>
-          <w:bCs/>
-        </w:rPr>
+      </w:pPr>
+      <w:r>
         <w:t>1.2 Problemática</w:t>
       </w:r>
     </w:p>
@@ -3216,74 +909,22 @@
       <w:pPr>
         <w:pStyle w:val="Prrafodelista"/>
         <w:ind w:left="690"/>
-        <w:rPr>
-          <w:b/>
-          <w:bCs/>
-          <w:rPrChange w:id="224" w:author="Ricardo Jesús Leguizamón Acosta" w:date="2025-09-21T21:55:00Z" w16du:dateUtc="2025-09-22T00:55:00Z">
-            <w:rPr/>
-          </w:rPrChange>
-        </w:rPr>
-      </w:pPr>
-      <w:proofErr w:type="spellStart"/>
-      <w:r>
-        <w:rPr>
-          <w:b/>
-          <w:bCs/>
-          <w:rPrChange w:id="225" w:author="Ricardo Jesús Leguizamón Acosta" w:date="2025-09-21T21:55:00Z" w16du:dateUtc="2025-09-22T00:55:00Z">
-            <w:rPr/>
-          </w:rPrChange>
-        </w:rPr>
+      </w:pPr>
+      <w:proofErr w:type="spellStart"/>
+      <w:r>
         <w:t>Explicás</w:t>
       </w:r>
       <w:proofErr w:type="spellEnd"/>
       <w:r>
-        <w:rPr>
-          <w:b/>
-          <w:bCs/>
-          <w:rPrChange w:id="226" w:author="Ricardo Jesús Leguizamón Acosta" w:date="2025-09-21T21:55:00Z" w16du:dateUtc="2025-09-22T00:55:00Z">
-            <w:rPr/>
-          </w:rPrChange>
-        </w:rPr>
-        <w:t xml:space="preserve"> el </w:t>
-      </w:r>
-      <w:r>
-        <w:rPr>
-          <w:b/>
-          <w:bCs/>
-        </w:rPr>
-        <w:t>problema de fondo</w:t>
-      </w:r>
-      <w:r>
-        <w:rPr>
-          <w:b/>
-          <w:bCs/>
-          <w:rPrChange w:id="227" w:author="Ricardo Jesús Leguizamón Acosta" w:date="2025-09-21T21:55:00Z" w16du:dateUtc="2025-09-22T00:55:00Z">
-            <w:rPr/>
-          </w:rPrChange>
-        </w:rPr>
-        <w:t>:</w:t>
+        <w:t xml:space="preserve"> el problema de fondo:</w:t>
       </w:r>
     </w:p>
     <w:p>
       <w:pPr>
         <w:pStyle w:val="Prrafodelista"/>
         <w:ind w:left="690"/>
-        <w:rPr>
-          <w:b/>
-          <w:bCs/>
-          <w:rPrChange w:id="228" w:author="Ricardo Jesús Leguizamón Acosta" w:date="2025-09-21T21:55:00Z" w16du:dateUtc="2025-09-22T00:55:00Z">
-            <w:rPr/>
-          </w:rPrChange>
-        </w:rPr>
-      </w:pPr>
-      <w:r>
-        <w:rPr>
-          <w:b/>
-          <w:bCs/>
-          <w:rPrChange w:id="229" w:author="Ricardo Jesús Leguizamón Acosta" w:date="2025-09-21T21:55:00Z" w16du:dateUtc="2025-09-22T00:55:00Z">
-            <w:rPr/>
-          </w:rPrChange>
-        </w:rPr>
+      </w:pPr>
+      <w:r>
         <w:t>La espectroscopía FTIR y Raman por separado puede ser limitada para caracterizar compuestos complejos.</w:t>
       </w:r>
     </w:p>
@@ -3291,22 +932,8 @@
       <w:pPr>
         <w:pStyle w:val="Prrafodelista"/>
         <w:ind w:left="690"/>
-        <w:rPr>
-          <w:b/>
-          <w:bCs/>
-          <w:rPrChange w:id="230" w:author="Ricardo Jesús Leguizamón Acosta" w:date="2025-09-21T21:55:00Z" w16du:dateUtc="2025-09-22T00:55:00Z">
-            <w:rPr/>
-          </w:rPrChange>
-        </w:rPr>
-      </w:pPr>
-      <w:r>
-        <w:rPr>
-          <w:b/>
-          <w:bCs/>
-          <w:rPrChange w:id="231" w:author="Ricardo Jesús Leguizamón Acosta" w:date="2025-09-21T21:55:00Z" w16du:dateUtc="2025-09-22T00:55:00Z">
-            <w:rPr/>
-          </w:rPrChange>
-        </w:rPr>
+      </w:pPr>
+      <w:r>
         <w:t>No existen herramientas accesibles que integren fusión de datos y análisis multivariado en un entorno amigable.</w:t>
       </w:r>
     </w:p>
@@ -3314,24 +941,10 @@
       <w:pPr>
         <w:pStyle w:val="Prrafodelista"/>
         <w:ind w:left="690"/>
-        <w:rPr>
-          <w:b/>
-          <w:bCs/>
-          <w:rPrChange w:id="232" w:author="Ricardo Jesús Leguizamón Acosta" w:date="2025-09-21T21:55:00Z" w16du:dateUtc="2025-09-22T00:55:00Z">
-            <w:rPr/>
-          </w:rPrChange>
-        </w:rPr>
-      </w:pPr>
-      <w:r>
-        <w:rPr>
-          <w:b/>
-          <w:bCs/>
-          <w:rPrChange w:id="233" w:author="Ricardo Jesús Leguizamón Acosta" w:date="2025-09-21T21:55:00Z" w16du:dateUtc="2025-09-22T00:55:00Z">
-            <w:rPr/>
-          </w:rPrChange>
-        </w:rPr>
+      </w:pPr>
+      <w:r>
         <w:pict w14:anchorId="0193B1BF">
-          <v:rect id="_x0000_i1238" style="width:0;height:1.5pt" o:hralign="center" o:hrstd="t" o:hr="t" fillcolor="#a0a0a0" stroked="f"/>
+          <v:rect id="_x0000_i1026" style="width:0;height:1.5pt" o:hralign="center" o:hrstd="t" o:hr="t" fillcolor="#a0a0a0" stroked="f"/>
         </w:pict>
       </w:r>
     </w:p>
@@ -3339,19 +952,8 @@
       <w:pPr>
         <w:pStyle w:val="Prrafodelista"/>
         <w:ind w:left="690"/>
-        <w:rPr>
-          <w:b/>
-          <w:bCs/>
-          <w:rPrChange w:id="234" w:author="Ricardo Jesús Leguizamón Acosta" w:date="2025-09-21T21:55:00Z" w16du:dateUtc="2025-09-22T00:55:00Z">
-            <w:rPr/>
-          </w:rPrChange>
-        </w:rPr>
-      </w:pPr>
-      <w:r>
-        <w:rPr>
-          <w:b/>
-          <w:bCs/>
-        </w:rPr>
+      </w:pPr>
+      <w:r>
         <w:t>Propuesta de Solución</w:t>
       </w:r>
     </w:p>
@@ -3359,53 +961,21 @@
       <w:pPr>
         <w:pStyle w:val="Prrafodelista"/>
         <w:ind w:left="690"/>
-        <w:rPr>
-          <w:b/>
-          <w:bCs/>
-          <w:rPrChange w:id="235" w:author="Ricardo Jesús Leguizamón Acosta" w:date="2025-09-21T21:55:00Z" w16du:dateUtc="2025-09-22T00:55:00Z">
-            <w:rPr/>
-          </w:rPrChange>
-        </w:rPr>
-      </w:pPr>
-      <w:proofErr w:type="spellStart"/>
-      <w:r>
-        <w:rPr>
-          <w:b/>
-          <w:bCs/>
-          <w:rPrChange w:id="236" w:author="Ricardo Jesús Leguizamón Acosta" w:date="2025-09-21T21:55:00Z" w16du:dateUtc="2025-09-22T00:55:00Z">
-            <w:rPr/>
-          </w:rPrChange>
-        </w:rPr>
+      </w:pPr>
+      <w:proofErr w:type="spellStart"/>
+      <w:r>
         <w:t>Presentás</w:t>
       </w:r>
       <w:proofErr w:type="spellEnd"/>
       <w:r>
-        <w:rPr>
-          <w:b/>
-          <w:bCs/>
-          <w:rPrChange w:id="237" w:author="Ricardo Jesús Leguizamón Acosta" w:date="2025-09-21T21:55:00Z" w16du:dateUtc="2025-09-22T00:55:00Z">
-            <w:rPr/>
-          </w:rPrChange>
-        </w:rPr>
         <w:t xml:space="preserve"> </w:t>
       </w:r>
       <w:proofErr w:type="spellStart"/>
       <w:r>
-        <w:rPr>
-          <w:b/>
-          <w:bCs/>
-        </w:rPr>
         <w:t>EspectroApp</w:t>
       </w:r>
       <w:proofErr w:type="spellEnd"/>
       <w:r>
-        <w:rPr>
-          <w:b/>
-          <w:bCs/>
-          <w:rPrChange w:id="238" w:author="Ricardo Jesús Leguizamón Acosta" w:date="2025-09-21T21:55:00Z" w16du:dateUtc="2025-09-22T00:55:00Z">
-            <w:rPr/>
-          </w:rPrChange>
-        </w:rPr>
         <w:t xml:space="preserve"> como la respuesta al problema:</w:t>
       </w:r>
     </w:p>
@@ -3413,22 +983,8 @@
       <w:pPr>
         <w:pStyle w:val="Prrafodelista"/>
         <w:ind w:left="690"/>
-        <w:rPr>
-          <w:b/>
-          <w:bCs/>
-          <w:rPrChange w:id="239" w:author="Ricardo Jesús Leguizamón Acosta" w:date="2025-09-21T21:55:00Z" w16du:dateUtc="2025-09-22T00:55:00Z">
-            <w:rPr/>
-          </w:rPrChange>
-        </w:rPr>
-      </w:pPr>
-      <w:r>
-        <w:rPr>
-          <w:b/>
-          <w:bCs/>
-          <w:rPrChange w:id="240" w:author="Ricardo Jesús Leguizamón Acosta" w:date="2025-09-21T21:55:00Z" w16du:dateUtc="2025-09-22T00:55:00Z">
-            <w:rPr/>
-          </w:rPrChange>
-        </w:rPr>
+      </w:pPr>
+      <w:r>
         <w:t>Un software en Python + PySide6 que combina FTIR y Raman mediante LLDF/MLDF.</w:t>
       </w:r>
     </w:p>
@@ -3436,22 +992,8 @@
       <w:pPr>
         <w:pStyle w:val="Prrafodelista"/>
         <w:ind w:left="690"/>
-        <w:rPr>
-          <w:b/>
-          <w:bCs/>
-          <w:rPrChange w:id="241" w:author="Ricardo Jesús Leguizamón Acosta" w:date="2025-09-21T21:55:00Z" w16du:dateUtc="2025-09-22T00:55:00Z">
-            <w:rPr/>
-          </w:rPrChange>
-        </w:rPr>
-      </w:pPr>
-      <w:r>
-        <w:rPr>
-          <w:b/>
-          <w:bCs/>
-          <w:rPrChange w:id="242" w:author="Ricardo Jesús Leguizamón Acosta" w:date="2025-09-21T21:55:00Z" w16du:dateUtc="2025-09-22T00:55:00Z">
-            <w:rPr/>
-          </w:rPrChange>
-        </w:rPr>
+      </w:pPr>
+      <w:r>
         <w:t>Incluye módulos de preprocesamiento, análisis multivariado y visualización interactiva.</w:t>
       </w:r>
     </w:p>
@@ -3459,24 +1001,10 @@
       <w:pPr>
         <w:pStyle w:val="Prrafodelista"/>
         <w:ind w:left="690"/>
-        <w:rPr>
-          <w:b/>
-          <w:bCs/>
-          <w:rPrChange w:id="243" w:author="Ricardo Jesús Leguizamón Acosta" w:date="2025-09-21T21:55:00Z" w16du:dateUtc="2025-09-22T00:55:00Z">
-            <w:rPr/>
-          </w:rPrChange>
-        </w:rPr>
-      </w:pPr>
-      <w:r>
-        <w:rPr>
-          <w:b/>
-          <w:bCs/>
-          <w:rPrChange w:id="244" w:author="Ricardo Jesús Leguizamón Acosta" w:date="2025-09-21T21:55:00Z" w16du:dateUtc="2025-09-22T00:55:00Z">
-            <w:rPr/>
-          </w:rPrChange>
-        </w:rPr>
+      </w:pPr>
+      <w:r>
         <w:pict w14:anchorId="1A1690A8">
-          <v:rect id="_x0000_i1239" style="width:0;height:1.5pt" o:hralign="center" o:hrstd="t" o:hr="t" fillcolor="#a0a0a0" stroked="f"/>
+          <v:rect id="_x0000_i1027" style="width:0;height:1.5pt" o:hralign="center" o:hrstd="t" o:hr="t" fillcolor="#a0a0a0" stroked="f"/>
         </w:pict>
       </w:r>
     </w:p>
@@ -3484,22 +1012,8 @@
       <w:pPr>
         <w:pStyle w:val="Prrafodelista"/>
         <w:ind w:left="690"/>
-        <w:rPr>
-          <w:b/>
-          <w:bCs/>
-          <w:rPrChange w:id="245" w:author="Ricardo Jesús Leguizamón Acosta" w:date="2025-09-21T21:55:00Z" w16du:dateUtc="2025-09-22T00:55:00Z">
-            <w:rPr/>
-          </w:rPrChange>
-        </w:rPr>
-      </w:pPr>
-      <w:r>
-        <w:rPr>
-          <w:b/>
-          <w:bCs/>
-          <w:rPrChange w:id="246" w:author="Ricardo Jesús Leguizamón Acosta" w:date="2025-09-21T21:55:00Z" w16du:dateUtc="2025-09-22T00:55:00Z">
-            <w:rPr/>
-          </w:rPrChange>
-        </w:rPr>
+      </w:pPr>
+      <w:r>
         <w:t>Qué incluye y qué no:</w:t>
       </w:r>
     </w:p>
@@ -3507,35 +1021,14 @@
       <w:pPr>
         <w:pStyle w:val="Prrafodelista"/>
         <w:ind w:left="690"/>
-        <w:rPr>
-          <w:b/>
-          <w:bCs/>
-          <w:rPrChange w:id="247" w:author="Ricardo Jesús Leguizamón Acosta" w:date="2025-09-21T21:55:00Z" w16du:dateUtc="2025-09-22T00:55:00Z">
-            <w:rPr/>
-          </w:rPrChange>
-        </w:rPr>
       </w:pPr>
       <w:r>
         <w:rPr>
           <w:rFonts w:ascii="Segoe UI Symbol" w:hAnsi="Segoe UI Symbol" w:cs="Segoe UI Symbol"/>
-          <w:b/>
-          <w:bCs/>
-          <w:rPrChange w:id="248" w:author="Ricardo Jesús Leguizamón Acosta" w:date="2025-09-21T21:55:00Z" w16du:dateUtc="2025-09-22T00:55:00Z">
-            <w:rPr>
-              <w:rFonts w:ascii="Segoe UI Symbol" w:hAnsi="Segoe UI Symbol" w:cs="Segoe UI Symbol"/>
-            </w:rPr>
-          </w:rPrChange>
         </w:rPr>
         <w:t>✔</w:t>
       </w:r>
       <w:r>
-        <w:rPr>
-          <w:b/>
-          <w:bCs/>
-          <w:rPrChange w:id="249" w:author="Ricardo Jesús Leguizamón Acosta" w:date="2025-09-21T21:55:00Z" w16du:dateUtc="2025-09-22T00:55:00Z">
-            <w:rPr/>
-          </w:rPrChange>
-        </w:rPr>
         <w:t xml:space="preserve"> Incluye: carga de archivos CSV/TXT, preprocesamiento, PCA/t-SNE/HCA, fusión LLDF y MLDF.</w:t>
       </w:r>
     </w:p>
@@ -3543,57 +1036,22 @@
       <w:pPr>
         <w:pStyle w:val="Prrafodelista"/>
         <w:ind w:left="690"/>
-        <w:rPr>
-          <w:b/>
-          <w:bCs/>
-          <w:rPrChange w:id="250" w:author="Ricardo Jesús Leguizamón Acosta" w:date="2025-09-21T21:55:00Z" w16du:dateUtc="2025-09-22T00:55:00Z">
-            <w:rPr/>
-          </w:rPrChange>
-        </w:rPr>
       </w:pPr>
       <w:r>
         <w:rPr>
           <w:rFonts w:ascii="Segoe UI Symbol" w:hAnsi="Segoe UI Symbol" w:cs="Segoe UI Symbol"/>
-          <w:b/>
-          <w:bCs/>
-          <w:rPrChange w:id="251" w:author="Ricardo Jesús Leguizamón Acosta" w:date="2025-09-21T21:55:00Z" w16du:dateUtc="2025-09-22T00:55:00Z">
-            <w:rPr>
-              <w:rFonts w:ascii="Segoe UI Symbol" w:hAnsi="Segoe UI Symbol" w:cs="Segoe UI Symbol"/>
-            </w:rPr>
-          </w:rPrChange>
         </w:rPr>
         <w:t>✘</w:t>
       </w:r>
       <w:r>
-        <w:rPr>
-          <w:b/>
-          <w:bCs/>
-          <w:rPrChange w:id="252" w:author="Ricardo Jesús Leguizamón Acosta" w:date="2025-09-21T21:55:00Z" w16du:dateUtc="2025-09-22T00:55:00Z">
-            <w:rPr/>
-          </w:rPrChange>
-        </w:rPr>
         <w:t xml:space="preserve"> No incluye: predicciones con modelos avanzados de machine </w:t>
       </w:r>
       <w:proofErr w:type="spellStart"/>
       <w:r>
-        <w:rPr>
-          <w:b/>
-          <w:bCs/>
-          <w:rPrChange w:id="253" w:author="Ricardo Jesús Leguizamón Acosta" w:date="2025-09-21T21:55:00Z" w16du:dateUtc="2025-09-22T00:55:00Z">
-            <w:rPr/>
-          </w:rPrChange>
-        </w:rPr>
         <w:t>learning</w:t>
       </w:r>
       <w:proofErr w:type="spellEnd"/>
       <w:r>
-        <w:rPr>
-          <w:b/>
-          <w:bCs/>
-          <w:rPrChange w:id="254" w:author="Ricardo Jesús Leguizamón Acosta" w:date="2025-09-21T21:55:00Z" w16du:dateUtc="2025-09-22T00:55:00Z">
-            <w:rPr/>
-          </w:rPrChange>
-        </w:rPr>
         <w:t>, validación en bases de datos clínicas o industriales externas.</w:t>
       </w:r>
     </w:p>
@@ -3601,24 +1059,10 @@
       <w:pPr>
         <w:pStyle w:val="Prrafodelista"/>
         <w:ind w:left="690"/>
-        <w:rPr>
-          <w:b/>
-          <w:bCs/>
-          <w:rPrChange w:id="255" w:author="Ricardo Jesús Leguizamón Acosta" w:date="2025-09-21T21:55:00Z" w16du:dateUtc="2025-09-22T00:55:00Z">
-            <w:rPr/>
-          </w:rPrChange>
-        </w:rPr>
-      </w:pPr>
-      <w:r>
-        <w:rPr>
-          <w:b/>
-          <w:bCs/>
-          <w:rPrChange w:id="256" w:author="Ricardo Jesús Leguizamón Acosta" w:date="2025-09-21T21:55:00Z" w16du:dateUtc="2025-09-22T00:55:00Z">
-            <w:rPr/>
-          </w:rPrChange>
-        </w:rPr>
+      </w:pPr>
+      <w:r>
         <w:pict w14:anchorId="6EB82D35">
-          <v:rect id="_x0000_i1240" style="width:0;height:1.5pt" o:hralign="center" o:hrstd="t" o:hr="t" fillcolor="#a0a0a0" stroked="f"/>
+          <v:rect id="_x0000_i1028" style="width:0;height:1.5pt" o:hralign="center" o:hrstd="t" o:hr="t" fillcolor="#a0a0a0" stroked="f"/>
         </w:pict>
       </w:r>
     </w:p>
@@ -3626,19 +1070,8 @@
       <w:pPr>
         <w:pStyle w:val="Prrafodelista"/>
         <w:ind w:left="690"/>
-        <w:rPr>
-          <w:b/>
-          <w:bCs/>
-          <w:rPrChange w:id="257" w:author="Ricardo Jesús Leguizamón Acosta" w:date="2025-09-21T21:55:00Z" w16du:dateUtc="2025-09-22T00:55:00Z">
-            <w:rPr/>
-          </w:rPrChange>
-        </w:rPr>
-      </w:pPr>
-      <w:r>
-        <w:rPr>
-          <w:b/>
-          <w:bCs/>
-        </w:rPr>
+      </w:pPr>
+      <w:r>
         <w:t>Organización del documento</w:t>
       </w:r>
     </w:p>
@@ -3646,22 +1079,8 @@
       <w:pPr>
         <w:pStyle w:val="Prrafodelista"/>
         <w:ind w:left="690"/>
-        <w:rPr>
-          <w:b/>
-          <w:bCs/>
-          <w:rPrChange w:id="258" w:author="Ricardo Jesús Leguizamón Acosta" w:date="2025-09-21T21:55:00Z" w16du:dateUtc="2025-09-22T00:55:00Z">
-            <w:rPr/>
-          </w:rPrChange>
-        </w:rPr>
-      </w:pPr>
-      <w:r>
-        <w:rPr>
-          <w:b/>
-          <w:bCs/>
-          <w:rPrChange w:id="259" w:author="Ricardo Jesús Leguizamón Acosta" w:date="2025-09-21T21:55:00Z" w16du:dateUtc="2025-09-22T00:55:00Z">
-            <w:rPr/>
-          </w:rPrChange>
-        </w:rPr>
+      </w:pPr>
+      <w:r>
         <w:t>Breve descripción de la estructura:</w:t>
       </w:r>
     </w:p>
@@ -3669,81 +1088,25 @@
       <w:pPr>
         <w:pStyle w:val="Prrafodelista"/>
         <w:ind w:left="690"/>
-        <w:rPr>
-          <w:b/>
-          <w:bCs/>
-          <w:rPrChange w:id="260" w:author="Ricardo Jesús Leguizamón Acosta" w:date="2025-09-21T21:55:00Z" w16du:dateUtc="2025-09-22T00:55:00Z">
-            <w:rPr/>
-          </w:rPrChange>
-        </w:rPr>
-      </w:pPr>
-      <w:r>
-        <w:rPr>
-          <w:b/>
-          <w:bCs/>
-        </w:rPr>
-        <w:t>Capítulo 1</w:t>
-      </w:r>
-      <w:r>
-        <w:rPr>
-          <w:b/>
-          <w:bCs/>
-          <w:rPrChange w:id="261" w:author="Ricardo Jesús Leguizamón Acosta" w:date="2025-09-21T21:55:00Z" w16du:dateUtc="2025-09-22T00:55:00Z">
-            <w:rPr/>
-          </w:rPrChange>
-        </w:rPr>
-        <w:t>: Introducción, objetivos y problemática.</w:t>
+      </w:pPr>
+      <w:r>
+        <w:t>Capítulo 1: Introducción, objetivos y problemática.</w:t>
       </w:r>
     </w:p>
     <w:p>
       <w:pPr>
         <w:pStyle w:val="Prrafodelista"/>
         <w:ind w:left="690"/>
-        <w:rPr>
-          <w:b/>
-          <w:bCs/>
-          <w:rPrChange w:id="262" w:author="Ricardo Jesús Leguizamón Acosta" w:date="2025-09-21T21:55:00Z" w16du:dateUtc="2025-09-22T00:55:00Z">
-            <w:rPr/>
-          </w:rPrChange>
-        </w:rPr>
-      </w:pPr>
-      <w:r>
-        <w:rPr>
-          <w:b/>
-          <w:bCs/>
-        </w:rPr>
-        <w:t>Capítulo 2</w:t>
-      </w:r>
-      <w:r>
-        <w:rPr>
-          <w:b/>
-          <w:bCs/>
-          <w:rPrChange w:id="263" w:author="Ricardo Jesús Leguizamón Acosta" w:date="2025-09-21T21:55:00Z" w16du:dateUtc="2025-09-22T00:55:00Z">
-            <w:rPr/>
-          </w:rPrChange>
-        </w:rPr>
-        <w:t xml:space="preserve">: Marco teórico sobre espectroscopía y data </w:t>
-      </w:r>
-      <w:proofErr w:type="spellStart"/>
-      <w:r>
-        <w:rPr>
-          <w:b/>
-          <w:bCs/>
-          <w:rPrChange w:id="264" w:author="Ricardo Jesús Leguizamón Acosta" w:date="2025-09-21T21:55:00Z" w16du:dateUtc="2025-09-22T00:55:00Z">
-            <w:rPr/>
-          </w:rPrChange>
-        </w:rPr>
+      </w:pPr>
+      <w:r>
+        <w:t xml:space="preserve">Capítulo 2: Marco teórico sobre espectroscopía y data </w:t>
+      </w:r>
+      <w:proofErr w:type="spellStart"/>
+      <w:r>
         <w:t>fusion</w:t>
       </w:r>
       <w:proofErr w:type="spellEnd"/>
       <w:r>
-        <w:rPr>
-          <w:b/>
-          <w:bCs/>
-          <w:rPrChange w:id="265" w:author="Ricardo Jesús Leguizamón Acosta" w:date="2025-09-21T21:55:00Z" w16du:dateUtc="2025-09-22T00:55:00Z">
-            <w:rPr/>
-          </w:rPrChange>
-        </w:rPr>
         <w:t>.</w:t>
       </w:r>
     </w:p>
@@ -3751,82 +1114,26 @@
       <w:pPr>
         <w:pStyle w:val="Prrafodelista"/>
         <w:ind w:left="690"/>
-        <w:rPr>
-          <w:b/>
-          <w:bCs/>
-          <w:rPrChange w:id="266" w:author="Ricardo Jesús Leguizamón Acosta" w:date="2025-09-21T21:55:00Z" w16du:dateUtc="2025-09-22T00:55:00Z">
-            <w:rPr/>
-          </w:rPrChange>
-        </w:rPr>
-      </w:pPr>
-      <w:r>
-        <w:rPr>
-          <w:b/>
-          <w:bCs/>
-        </w:rPr>
-        <w:lastRenderedPageBreak/>
-        <w:t>Capítulo 3</w:t>
-      </w:r>
-      <w:r>
-        <w:rPr>
-          <w:b/>
-          <w:bCs/>
-          <w:rPrChange w:id="267" w:author="Ricardo Jesús Leguizamón Acosta" w:date="2025-09-21T21:55:00Z" w16du:dateUtc="2025-09-22T00:55:00Z">
-            <w:rPr/>
-          </w:rPrChange>
-        </w:rPr>
-        <w:t>: Trabajos relacionados.</w:t>
+      </w:pPr>
+      <w:r>
+        <w:t>Capítulo 3: Trabajos relacionados.</w:t>
       </w:r>
     </w:p>
     <w:p>
       <w:pPr>
         <w:pStyle w:val="Prrafodelista"/>
         <w:ind w:left="690"/>
-        <w:rPr>
-          <w:b/>
-          <w:bCs/>
-          <w:rPrChange w:id="268" w:author="Ricardo Jesús Leguizamón Acosta" w:date="2025-09-21T21:55:00Z" w16du:dateUtc="2025-09-22T00:55:00Z">
-            <w:rPr/>
-          </w:rPrChange>
-        </w:rPr>
-      </w:pPr>
-      <w:r>
-        <w:rPr>
-          <w:b/>
-          <w:bCs/>
-        </w:rPr>
-        <w:t>Capítulo 4</w:t>
-      </w:r>
-      <w:r>
-        <w:rPr>
-          <w:b/>
-          <w:bCs/>
-          <w:rPrChange w:id="269" w:author="Ricardo Jesús Leguizamón Acosta" w:date="2025-09-21T21:55:00Z" w16du:dateUtc="2025-09-22T00:55:00Z">
-            <w:rPr/>
-          </w:rPrChange>
-        </w:rPr>
-        <w:t xml:space="preserve">: Metodología y desarrollo de </w:t>
-      </w:r>
-      <w:proofErr w:type="spellStart"/>
-      <w:r>
-        <w:rPr>
-          <w:b/>
-          <w:bCs/>
-          <w:rPrChange w:id="270" w:author="Ricardo Jesús Leguizamón Acosta" w:date="2025-09-21T21:55:00Z" w16du:dateUtc="2025-09-22T00:55:00Z">
-            <w:rPr/>
-          </w:rPrChange>
-        </w:rPr>
+      </w:pPr>
+      <w:r>
+        <w:lastRenderedPageBreak/>
+        <w:t xml:space="preserve">Capítulo 4: Metodología y desarrollo de </w:t>
+      </w:r>
+      <w:proofErr w:type="spellStart"/>
+      <w:r>
         <w:t>EspectroApp</w:t>
       </w:r>
       <w:proofErr w:type="spellEnd"/>
       <w:r>
-        <w:rPr>
-          <w:b/>
-          <w:bCs/>
-          <w:rPrChange w:id="271" w:author="Ricardo Jesús Leguizamón Acosta" w:date="2025-09-21T21:55:00Z" w16du:dateUtc="2025-09-22T00:55:00Z">
-            <w:rPr/>
-          </w:rPrChange>
-        </w:rPr>
         <w:t>.</w:t>
       </w:r>
     </w:p>
@@ -3834,30 +1141,9 @@
       <w:pPr>
         <w:pStyle w:val="Prrafodelista"/>
         <w:ind w:left="690"/>
-        <w:rPr>
-          <w:b/>
-          <w:bCs/>
-          <w:rPrChange w:id="272" w:author="Ricardo Jesús Leguizamón Acosta" w:date="2025-09-21T21:55:00Z" w16du:dateUtc="2025-09-22T00:55:00Z">
-            <w:rPr/>
-          </w:rPrChange>
-        </w:rPr>
-      </w:pPr>
-      <w:r>
-        <w:rPr>
-          <w:b/>
-          <w:bCs/>
-        </w:rPr>
-        <w:t>Capítulo 5</w:t>
-      </w:r>
-      <w:r>
-        <w:rPr>
-          <w:b/>
-          <w:bCs/>
-          <w:rPrChange w:id="273" w:author="Ricardo Jesús Leguizamón Acosta" w:date="2025-09-21T21:55:00Z" w16du:dateUtc="2025-09-22T00:55:00Z">
-            <w:rPr/>
-          </w:rPrChange>
-        </w:rPr>
-        <w:t>: Resultados y análisis.</w:t>
+      </w:pPr>
+      <w:r>
+        <w:t>Capítulo 5: Resultados y análisis.</w:t>
       </w:r>
     </w:p>
     <w:p>
@@ -3867,30 +1153,9 @@
           <w:ilvl w:val="1"/>
           <w:numId w:val="18"/>
         </w:numPr>
-        <w:rPr>
-          <w:b/>
-          <w:bCs/>
-          <w:rPrChange w:id="274" w:author="Ricardo Jesús Leguizamón Acosta" w:date="2025-09-21T21:55:00Z" w16du:dateUtc="2025-09-22T00:55:00Z">
-            <w:rPr/>
-          </w:rPrChange>
-        </w:rPr>
-      </w:pPr>
-      <w:r>
-        <w:rPr>
-          <w:b/>
-          <w:bCs/>
-        </w:rPr>
-        <w:t>Capítulo 6</w:t>
-      </w:r>
-      <w:r>
-        <w:rPr>
-          <w:b/>
-          <w:bCs/>
-          <w:rPrChange w:id="275" w:author="Ricardo Jesús Leguizamón Acosta" w:date="2025-09-21T21:55:00Z" w16du:dateUtc="2025-09-22T00:55:00Z">
-            <w:rPr/>
-          </w:rPrChange>
-        </w:rPr>
-        <w:t>: Conclusiones y trabajos futuros</w:t>
+      </w:pPr>
+      <w:r>
+        <w:t>Capítulo 6: Conclusiones y trabajos futuros</w:t>
       </w:r>
     </w:p>
     <w:p>
@@ -3900,504 +1165,157 @@
           <w:ilvl w:val="1"/>
           <w:numId w:val="18"/>
         </w:numPr>
-        <w:rPr>
-          <w:b/>
-          <w:bCs/>
-          <w:rPrChange w:id="276" w:author="Ricardo Jesús Leguizamón Acosta" w:date="2025-09-21T21:55:00Z" w16du:dateUtc="2025-09-22T00:55:00Z">
-            <w:rPr/>
-          </w:rPrChange>
-        </w:rPr>
-      </w:pPr>
-      <w:r>
-        <w:rPr>
-          <w:b/>
-          <w:bCs/>
-          <w:rPrChange w:id="277" w:author="Ricardo Jesús Leguizamón Acosta" w:date="2025-09-21T21:55:00Z" w16du:dateUtc="2025-09-22T00:55:00Z">
-            <w:rPr/>
-          </w:rPrChange>
-        </w:rPr>
+      </w:pPr>
+      <w:r>
         <w:br w:type="page"/>
       </w:r>
     </w:p>
-    <w:p>
-      <w:pPr>
-        <w:rPr>
-          <w:b/>
-          <w:bCs/>
-          <w:rPrChange w:id="278" w:author="Ricardo Jesús Leguizamón Acosta" w:date="2025-09-21T21:55:00Z" w16du:dateUtc="2025-09-22T00:55:00Z">
-            <w:rPr/>
-          </w:rPrChange>
-        </w:rPr>
-      </w:pPr>
-    </w:p>
+    <w:p/>
     <w:p>
       <w:pPr>
         <w:ind w:left="708" w:hanging="708"/>
-        <w:rPr>
-          <w:b/>
-          <w:bCs/>
-        </w:rPr>
-      </w:pPr>
-      <w:r>
-        <w:rPr>
-          <w:b/>
-          <w:bCs/>
-        </w:rPr>
+      </w:pPr>
+      <w:r>
         <w:t>Marco Teórico</w:t>
       </w:r>
     </w:p>
     <w:p>
       <w:pPr>
         <w:ind w:left="708" w:hanging="708"/>
-        <w:rPr>
-          <w:b/>
-          <w:bCs/>
-        </w:rPr>
-      </w:pPr>
-      <w:r>
-        <w:rPr>
-          <w:b/>
-          <w:bCs/>
-        </w:rPr>
+      </w:pPr>
+      <w:r>
         <w:t>1. Fusión de Datos: Conceptos Generales</w:t>
       </w:r>
     </w:p>
     <w:p>
       <w:pPr>
         <w:ind w:left="708" w:hanging="708"/>
-        <w:rPr>
-          <w:b/>
-          <w:bCs/>
-          <w:rPrChange w:id="279" w:author="Ricardo Jesús Leguizamón Acosta" w:date="2025-09-21T21:55:00Z" w16du:dateUtc="2025-09-22T00:55:00Z">
-            <w:rPr/>
-          </w:rPrChange>
-        </w:rPr>
-      </w:pPr>
-      <w:r>
-        <w:rPr>
-          <w:b/>
-          <w:bCs/>
-          <w:rPrChange w:id="280" w:author="Ricardo Jesús Leguizamón Acosta" w:date="2025-09-21T21:55:00Z" w16du:dateUtc="2025-09-22T00:55:00Z">
-            <w:rPr/>
-          </w:rPrChange>
-        </w:rPr>
-        <w:t xml:space="preserve">La </w:t>
-      </w:r>
-      <w:r>
-        <w:rPr>
-          <w:b/>
-          <w:bCs/>
-        </w:rPr>
-        <w:t>fusión de datos</w:t>
-      </w:r>
-      <w:r>
-        <w:rPr>
-          <w:b/>
-          <w:bCs/>
-          <w:rPrChange w:id="281" w:author="Ricardo Jesús Leguizamón Acosta" w:date="2025-09-21T21:55:00Z" w16du:dateUtc="2025-09-22T00:55:00Z">
-            <w:rPr/>
-          </w:rPrChange>
-        </w:rPr>
-        <w:t xml:space="preserve"> (</w:t>
-      </w:r>
-      <w:r>
-        <w:rPr>
-          <w:b/>
-          <w:bCs/>
+      </w:pPr>
+      <w:r>
+        <w:t>La fusión de datos (</w:t>
+      </w:r>
+      <w:r>
+        <w:rPr>
           <w:i/>
           <w:iCs/>
-          <w:rPrChange w:id="282" w:author="Ricardo Jesús Leguizamón Acosta" w:date="2025-09-21T21:55:00Z" w16du:dateUtc="2025-09-22T00:55:00Z">
-            <w:rPr>
-              <w:i/>
-              <w:iCs/>
-            </w:rPr>
-          </w:rPrChange>
         </w:rPr>
         <w:t xml:space="preserve">data </w:t>
       </w:r>
       <w:proofErr w:type="spellStart"/>
       <w:r>
         <w:rPr>
-          <w:b/>
-          <w:bCs/>
           <w:i/>
           <w:iCs/>
-          <w:rPrChange w:id="283" w:author="Ricardo Jesús Leguizamón Acosta" w:date="2025-09-21T21:55:00Z" w16du:dateUtc="2025-09-22T00:55:00Z">
-            <w:rPr>
-              <w:i/>
-              <w:iCs/>
-            </w:rPr>
-          </w:rPrChange>
         </w:rPr>
         <w:t>fusion</w:t>
       </w:r>
       <w:proofErr w:type="spellEnd"/>
       <w:r>
-        <w:rPr>
-          <w:b/>
-          <w:bCs/>
-          <w:rPrChange w:id="284" w:author="Ricardo Jesús Leguizamón Acosta" w:date="2025-09-21T21:55:00Z" w16du:dateUtc="2025-09-22T00:55:00Z">
-            <w:rPr/>
-          </w:rPrChange>
-        </w:rPr>
-        <w:t xml:space="preserve">) se define como el proceso de integrar información proveniente de múltiples fuentes con el objetivo de mejorar la </w:t>
-      </w:r>
-      <w:r>
-        <w:rPr>
-          <w:b/>
-          <w:bCs/>
-        </w:rPr>
-        <w:t>precisión, robustez y capacidad predictiva</w:t>
-      </w:r>
-      <w:r>
-        <w:rPr>
-          <w:b/>
-          <w:bCs/>
-          <w:rPrChange w:id="285" w:author="Ricardo Jesús Leguizamón Acosta" w:date="2025-09-21T21:55:00Z" w16du:dateUtc="2025-09-22T00:55:00Z">
-            <w:rPr/>
-          </w:rPrChange>
-        </w:rPr>
-        <w:t xml:space="preserve"> de los modelos de análisis. En el ámbito espectroscópico, la motivación principal radica en que cada técnica aporta información </w:t>
-      </w:r>
-      <w:r>
-        <w:rPr>
-          <w:b/>
-          <w:bCs/>
-        </w:rPr>
-        <w:t>parcial y complementaria</w:t>
-      </w:r>
-      <w:r>
-        <w:rPr>
-          <w:b/>
-          <w:bCs/>
-          <w:rPrChange w:id="286" w:author="Ricardo Jesús Leguizamón Acosta" w:date="2025-09-21T21:55:00Z" w16du:dateUtc="2025-09-22T00:55:00Z">
-            <w:rPr/>
-          </w:rPrChange>
-        </w:rPr>
-        <w:t xml:space="preserve"> sobre la composición química de una muestra. La integración de estas fuentes permite obtener una visión más completa, revelando patrones que difícilmente se observan al analizar cada técnica de forma aislada [</w:t>
-      </w:r>
-      <w:proofErr w:type="spellStart"/>
-      <w:r>
-        <w:rPr>
-          <w:b/>
-          <w:bCs/>
-          <w:rPrChange w:id="287" w:author="Ricardo Jesús Leguizamón Acosta" w:date="2025-09-21T21:55:00Z" w16du:dateUtc="2025-09-22T00:55:00Z">
-            <w:rPr/>
-          </w:rPrChange>
-        </w:rPr>
+        <w:t>) se define como el proceso de integrar información proveniente de múltiples fuentes con el objetivo de mejorar la precisión, robustez y capacidad predictiva de los modelos de análisis. En el ámbito espectroscópico, la motivación principal radica en que cada técnica aporta información parcial y complementaria sobre la composición química de una muestra. La integración de estas fuentes permite obtener una visión más completa, revelando patrones que difícilmente se observan al analizar cada técnica de forma aislada [</w:t>
+      </w:r>
+      <w:proofErr w:type="spellStart"/>
+      <w:r>
         <w:t>Ref</w:t>
       </w:r>
       <w:proofErr w:type="spellEnd"/>
       <w:r>
-        <w:rPr>
-          <w:b/>
-          <w:bCs/>
-          <w:rPrChange w:id="288" w:author="Ricardo Jesús Leguizamón Acosta" w:date="2025-09-21T21:55:00Z" w16du:dateUtc="2025-09-22T00:55:00Z">
-            <w:rPr/>
-          </w:rPrChange>
-        </w:rPr>
         <w:t>].</w:t>
       </w:r>
     </w:p>
     <w:p>
       <w:pPr>
         <w:ind w:left="708" w:hanging="708"/>
-        <w:rPr>
-          <w:b/>
-          <w:bCs/>
-          <w:rPrChange w:id="289" w:author="Ricardo Jesús Leguizamón Acosta" w:date="2025-09-21T21:55:00Z" w16du:dateUtc="2025-09-22T00:55:00Z">
-            <w:rPr/>
-          </w:rPrChange>
-        </w:rPr>
-      </w:pPr>
-      <w:r>
-        <w:rPr>
-          <w:b/>
-          <w:bCs/>
-          <w:rPrChange w:id="290" w:author="Ricardo Jesús Leguizamón Acosta" w:date="2025-09-21T21:55:00Z" w16du:dateUtc="2025-09-22T00:55:00Z">
-            <w:rPr/>
-          </w:rPrChange>
-        </w:rPr>
-        <w:t xml:space="preserve">Diversos estudios han demostrado que la fusión de datos espectroscópicos ofrece </w:t>
-      </w:r>
-      <w:r>
-        <w:rPr>
-          <w:b/>
-          <w:bCs/>
-        </w:rPr>
-        <w:t>mejoras significativas en clasificación, regresión y análisis exploratorio</w:t>
-      </w:r>
-      <w:r>
-        <w:rPr>
-          <w:b/>
-          <w:bCs/>
-          <w:rPrChange w:id="291" w:author="Ricardo Jesús Leguizamón Acosta" w:date="2025-09-21T21:55:00Z" w16du:dateUtc="2025-09-22T00:55:00Z">
-            <w:rPr/>
-          </w:rPrChange>
-        </w:rPr>
-        <w:t xml:space="preserve">. Revisiones sistemáticas indican que en más del 80% de los casos reportados, el uso de data </w:t>
-      </w:r>
-      <w:proofErr w:type="spellStart"/>
-      <w:r>
-        <w:rPr>
-          <w:b/>
-          <w:bCs/>
-          <w:rPrChange w:id="292" w:author="Ricardo Jesús Leguizamón Acosta" w:date="2025-09-21T21:55:00Z" w16du:dateUtc="2025-09-22T00:55:00Z">
-            <w:rPr/>
-          </w:rPrChange>
-        </w:rPr>
+      </w:pPr>
+      <w:r>
+        <w:t xml:space="preserve">Diversos estudios han demostrado que la fusión de datos espectroscópicos ofrece mejoras significativas en clasificación, regresión y análisis exploratorio. Revisiones sistemáticas indican que en más del 80% de los casos reportados, el uso de data </w:t>
+      </w:r>
+      <w:proofErr w:type="spellStart"/>
+      <w:r>
         <w:t>fusion</w:t>
       </w:r>
       <w:proofErr w:type="spellEnd"/>
       <w:r>
-        <w:rPr>
-          <w:b/>
-          <w:bCs/>
-          <w:rPrChange w:id="293" w:author="Ricardo Jesús Leguizamón Acosta" w:date="2025-09-21T21:55:00Z" w16du:dateUtc="2025-09-22T00:55:00Z">
-            <w:rPr/>
-          </w:rPrChange>
-        </w:rPr>
-        <w:t xml:space="preserve"> resultó en </w:t>
-      </w:r>
-      <w:r>
-        <w:rPr>
-          <w:b/>
-          <w:bCs/>
-        </w:rPr>
-        <w:t>mejor desempeño frente al análisis individual de técnicas</w:t>
-      </w:r>
-      <w:r>
-        <w:rPr>
-          <w:b/>
-          <w:bCs/>
-          <w:rPrChange w:id="294" w:author="Ricardo Jesús Leguizamón Acosta" w:date="2025-09-21T21:55:00Z" w16du:dateUtc="2025-09-22T00:55:00Z">
-            <w:rPr/>
-          </w:rPrChange>
-        </w:rPr>
-        <w:t xml:space="preserve"> [</w:t>
-      </w:r>
-      <w:proofErr w:type="spellStart"/>
-      <w:r>
-        <w:rPr>
-          <w:b/>
-          <w:bCs/>
-          <w:rPrChange w:id="295" w:author="Ricardo Jesús Leguizamón Acosta" w:date="2025-09-21T21:55:00Z" w16du:dateUtc="2025-09-22T00:55:00Z">
-            <w:rPr/>
-          </w:rPrChange>
-        </w:rPr>
+        <w:t xml:space="preserve"> resultó en mejor desempeño frente al análisis individual de técnicas [</w:t>
+      </w:r>
+      <w:proofErr w:type="spellStart"/>
+      <w:r>
         <w:t>Ref</w:t>
       </w:r>
       <w:proofErr w:type="spellEnd"/>
       <w:r>
-        <w:rPr>
-          <w:b/>
-          <w:bCs/>
-          <w:rPrChange w:id="296" w:author="Ricardo Jesús Leguizamón Acosta" w:date="2025-09-21T21:55:00Z" w16du:dateUtc="2025-09-22T00:55:00Z">
-            <w:rPr/>
-          </w:rPrChange>
-        </w:rPr>
         <w:t>]. Esta tendencia se ha consolidado en sectores como la industria alimentaria, clínica, farmacéutica y de materiales, lo que resalta su versatilidad y aplicabilidad.</w:t>
       </w:r>
     </w:p>
     <w:p>
       <w:pPr>
         <w:ind w:left="708" w:hanging="708"/>
-        <w:rPr>
-          <w:b/>
-          <w:bCs/>
-          <w:rPrChange w:id="297" w:author="Ricardo Jesús Leguizamón Acosta" w:date="2025-09-21T21:55:00Z" w16du:dateUtc="2025-09-22T00:55:00Z">
-            <w:rPr/>
-          </w:rPrChange>
-        </w:rPr>
-      </w:pPr>
-      <w:r>
-        <w:rPr>
-          <w:b/>
-          <w:bCs/>
-          <w:rPrChange w:id="298" w:author="Ricardo Jesús Leguizamón Acosta" w:date="2025-09-21T21:55:00Z" w16du:dateUtc="2025-09-22T00:55:00Z">
-            <w:rPr/>
-          </w:rPrChange>
-        </w:rPr>
-        <w:t xml:space="preserve">En términos metodológicos, la fusión de datos se clasifica principalmente en tres niveles: </w:t>
-      </w:r>
-      <w:r>
-        <w:rPr>
-          <w:b/>
-          <w:bCs/>
-        </w:rPr>
-        <w:t>Low-</w:t>
-      </w:r>
-      <w:proofErr w:type="spellStart"/>
-      <w:r>
-        <w:rPr>
-          <w:b/>
-          <w:bCs/>
-        </w:rPr>
+      </w:pPr>
+      <w:r>
+        <w:t>En términos metodológicos, la fusión de datos se clasifica principalmente en tres niveles: Low-</w:t>
+      </w:r>
+      <w:proofErr w:type="spellStart"/>
+      <w:r>
         <w:t>Level</w:t>
       </w:r>
       <w:proofErr w:type="spellEnd"/>
       <w:r>
-        <w:rPr>
-          <w:b/>
-          <w:bCs/>
-        </w:rPr>
         <w:t xml:space="preserve"> Data </w:t>
       </w:r>
       <w:proofErr w:type="spellStart"/>
       <w:r>
-        <w:rPr>
-          <w:b/>
-          <w:bCs/>
-        </w:rPr>
         <w:t>Fusion</w:t>
       </w:r>
       <w:proofErr w:type="spellEnd"/>
       <w:r>
-        <w:rPr>
-          <w:b/>
-          <w:bCs/>
-        </w:rPr>
-        <w:t xml:space="preserve"> (LLDF)</w:t>
-      </w:r>
-      <w:r>
-        <w:rPr>
-          <w:b/>
-          <w:bCs/>
-          <w:rPrChange w:id="299" w:author="Ricardo Jesús Leguizamón Acosta" w:date="2025-09-21T21:55:00Z" w16du:dateUtc="2025-09-22T00:55:00Z">
-            <w:rPr/>
-          </w:rPrChange>
-        </w:rPr>
-        <w:t xml:space="preserve">, </w:t>
-      </w:r>
-      <w:proofErr w:type="spellStart"/>
-      <w:r>
-        <w:rPr>
-          <w:b/>
-          <w:bCs/>
-        </w:rPr>
+        <w:t xml:space="preserve"> (LLDF), </w:t>
+      </w:r>
+      <w:proofErr w:type="spellStart"/>
+      <w:r>
         <w:t>Mid-Level</w:t>
       </w:r>
       <w:proofErr w:type="spellEnd"/>
       <w:r>
-        <w:rPr>
-          <w:b/>
-          <w:bCs/>
-        </w:rPr>
         <w:t xml:space="preserve"> Data </w:t>
       </w:r>
       <w:proofErr w:type="spellStart"/>
       <w:r>
-        <w:rPr>
-          <w:b/>
-          <w:bCs/>
-        </w:rPr>
         <w:t>Fusion</w:t>
       </w:r>
       <w:proofErr w:type="spellEnd"/>
       <w:r>
-        <w:rPr>
-          <w:b/>
-          <w:bCs/>
-        </w:rPr>
-        <w:t xml:space="preserve"> (MLDF)</w:t>
-      </w:r>
-      <w:r>
-        <w:rPr>
-          <w:b/>
-          <w:bCs/>
-          <w:rPrChange w:id="300" w:author="Ricardo Jesús Leguizamón Acosta" w:date="2025-09-21T21:55:00Z" w16du:dateUtc="2025-09-22T00:55:00Z">
-            <w:rPr/>
-          </w:rPrChange>
-        </w:rPr>
-        <w:t xml:space="preserve"> y </w:t>
-      </w:r>
-      <w:r>
-        <w:rPr>
-          <w:b/>
-          <w:bCs/>
-        </w:rPr>
-        <w:t>High-</w:t>
-      </w:r>
-      <w:proofErr w:type="spellStart"/>
-      <w:r>
-        <w:rPr>
-          <w:b/>
-          <w:bCs/>
-        </w:rPr>
+        <w:t xml:space="preserve"> (MLDF) y High-</w:t>
+      </w:r>
+      <w:proofErr w:type="spellStart"/>
+      <w:r>
         <w:t>Level</w:t>
       </w:r>
       <w:proofErr w:type="spellEnd"/>
       <w:r>
-        <w:rPr>
-          <w:b/>
-          <w:bCs/>
-        </w:rPr>
         <w:t xml:space="preserve"> Data </w:t>
       </w:r>
       <w:proofErr w:type="spellStart"/>
       <w:r>
-        <w:rPr>
-          <w:b/>
-          <w:bCs/>
-        </w:rPr>
         <w:t>Fusion</w:t>
       </w:r>
       <w:proofErr w:type="spellEnd"/>
       <w:r>
-        <w:rPr>
-          <w:b/>
-          <w:bCs/>
-        </w:rPr>
-        <w:t xml:space="preserve"> (HLDF)</w:t>
-      </w:r>
-      <w:r>
-        <w:rPr>
-          <w:b/>
-          <w:bCs/>
-          <w:rPrChange w:id="301" w:author="Ricardo Jesús Leguizamón Acosta" w:date="2025-09-21T21:55:00Z" w16du:dateUtc="2025-09-22T00:55:00Z">
-            <w:rPr/>
-          </w:rPrChange>
-        </w:rPr>
-        <w:t>, cada uno con características, ventajas y limitaciones propias.</w:t>
+        <w:t xml:space="preserve"> (HLDF), cada uno con características, ventajas y limitaciones propias.</w:t>
       </w:r>
     </w:p>
     <w:p>
       <w:pPr>
         <w:ind w:left="708" w:hanging="708"/>
-        <w:rPr>
-          <w:b/>
-          <w:bCs/>
-          <w:rPrChange w:id="302" w:author="Ricardo Jesús Leguizamón Acosta" w:date="2025-09-21T21:55:00Z" w16du:dateUtc="2025-09-22T00:55:00Z">
-            <w:rPr/>
-          </w:rPrChange>
-        </w:rPr>
-      </w:pPr>
-      <w:r>
-        <w:rPr>
-          <w:b/>
-          <w:bCs/>
-          <w:rPrChange w:id="303" w:author="Ricardo Jesús Leguizamón Acosta" w:date="2025-09-21T21:55:00Z" w16du:dateUtc="2025-09-22T00:55:00Z">
-            <w:rPr/>
-          </w:rPrChange>
-        </w:rPr>
-        <w:pict w14:anchorId="44E19EAD">
-          <v:rect id="_x0000_i1241" style="width:0;height:1.5pt" o:hralign="center" o:hrstd="t" o:hr="t" fillcolor="#a0a0a0" stroked="f"/>
-        </w:pict>
-      </w:r>
+      </w:pPr>
     </w:p>
     <w:p>
       <w:pPr>
         <w:ind w:left="708" w:hanging="708"/>
         <w:rPr>
-          <w:b/>
-          <w:bCs/>
           <w:lang w:val="en-US"/>
         </w:rPr>
       </w:pPr>
       <w:r>
         <w:rPr>
-          <w:b/>
-          <w:bCs/>
           <w:lang w:val="en-US"/>
         </w:rPr>
         <w:t>2. Low-Level Data Fusion (LLDF)</w:t>
@@ -4406,110 +1324,32 @@
     <w:p>
       <w:pPr>
         <w:ind w:left="708" w:hanging="708"/>
-        <w:rPr>
-          <w:b/>
-          <w:bCs/>
-          <w:rPrChange w:id="304" w:author="Ricardo Jesús Leguizamón Acosta" w:date="2025-09-21T21:55:00Z" w16du:dateUtc="2025-09-22T00:55:00Z">
-            <w:rPr/>
-          </w:rPrChange>
-        </w:rPr>
-      </w:pPr>
-      <w:r>
-        <w:rPr>
-          <w:b/>
-          <w:bCs/>
-          <w:rPrChange w:id="305" w:author="Ricardo Jesús Leguizamón Acosta" w:date="2025-09-21T21:55:00Z" w16du:dateUtc="2025-09-22T00:55:00Z">
-            <w:rPr/>
-          </w:rPrChange>
-        </w:rPr>
-        <w:t xml:space="preserve">La </w:t>
-      </w:r>
-      <w:r>
-        <w:rPr>
-          <w:b/>
-          <w:bCs/>
-        </w:rPr>
-        <w:t>fusión a nivel bajo (LLDF)</w:t>
-      </w:r>
-      <w:r>
-        <w:rPr>
-          <w:b/>
-          <w:bCs/>
-          <w:rPrChange w:id="306" w:author="Ricardo Jesús Leguizamón Acosta" w:date="2025-09-21T21:55:00Z" w16du:dateUtc="2025-09-22T00:55:00Z">
-            <w:rPr/>
-          </w:rPrChange>
-        </w:rPr>
-        <w:t xml:space="preserve"> es el enfoque más simple y conceptualmente directo. Consiste en la </w:t>
-      </w:r>
-      <w:r>
-        <w:rPr>
-          <w:b/>
-          <w:bCs/>
-        </w:rPr>
-        <w:t xml:space="preserve">concatenación de </w:t>
-      </w:r>
-      <w:proofErr w:type="spellStart"/>
-      <w:r>
-        <w:rPr>
-          <w:b/>
-          <w:bCs/>
-        </w:rPr>
+      </w:pPr>
+      <w:r>
+        <w:t xml:space="preserve">La fusión a nivel bajo (LLDF) es el enfoque más simple y conceptualmente directo. Consiste en la concatenación de </w:t>
+      </w:r>
+      <w:proofErr w:type="spellStart"/>
+      <w:r>
         <w:t>datasets</w:t>
       </w:r>
       <w:proofErr w:type="spellEnd"/>
       <w:r>
-        <w:rPr>
-          <w:b/>
-          <w:bCs/>
-        </w:rPr>
-        <w:t xml:space="preserve"> preprocesados</w:t>
-      </w:r>
-      <w:r>
-        <w:rPr>
-          <w:b/>
-          <w:bCs/>
-          <w:rPrChange w:id="307" w:author="Ricardo Jesús Leguizamón Acosta" w:date="2025-09-21T21:55:00Z" w16du:dateUtc="2025-09-22T00:55:00Z">
-            <w:rPr/>
-          </w:rPrChange>
-        </w:rPr>
-        <w:t xml:space="preserve"> en un único bloque de datos, sobre el cual se aplican técnicas de análisis multivariado como PCA, PLS o HCA [</w:t>
-      </w:r>
-      <w:proofErr w:type="spellStart"/>
-      <w:r>
-        <w:rPr>
-          <w:b/>
-          <w:bCs/>
-          <w:rPrChange w:id="308" w:author="Ricardo Jesús Leguizamón Acosta" w:date="2025-09-21T21:55:00Z" w16du:dateUtc="2025-09-22T00:55:00Z">
-            <w:rPr/>
-          </w:rPrChange>
-        </w:rPr>
+        <w:t xml:space="preserve"> preprocesados en un único bloque de datos, sobre el cual se aplican técnicas de análisis multivariado como PCA, PLS o HCA [</w:t>
+      </w:r>
+      <w:proofErr w:type="spellStart"/>
+      <w:r>
         <w:t>Ref</w:t>
       </w:r>
       <w:proofErr w:type="spellEnd"/>
       <w:r>
-        <w:rPr>
-          <w:b/>
-          <w:bCs/>
-          <w:rPrChange w:id="309" w:author="Ricardo Jesús Leguizamón Acosta" w:date="2025-09-21T21:55:00Z" w16du:dateUtc="2025-09-22T00:55:00Z">
-            <w:rPr/>
-          </w:rPrChange>
-        </w:rPr>
         <w:t>].</w:t>
       </w:r>
     </w:p>
     <w:p>
       <w:pPr>
         <w:ind w:left="708" w:hanging="708"/>
-        <w:rPr>
-          <w:b/>
-          <w:bCs/>
-        </w:rPr>
-      </w:pPr>
-      <w:r>
-        <w:rPr>
-          <w:b/>
-          <w:bCs/>
-        </w:rPr>
+      </w:pPr>
+      <w:r>
         <w:t>Características principales</w:t>
       </w:r>
     </w:p>
@@ -4519,30 +1359,9 @@
           <w:ilvl w:val="0"/>
           <w:numId w:val="3"/>
         </w:numPr>
-        <w:rPr>
-          <w:b/>
-          <w:bCs/>
-          <w:rPrChange w:id="310" w:author="Ricardo Jesús Leguizamón Acosta" w:date="2025-09-21T21:55:00Z" w16du:dateUtc="2025-09-22T00:55:00Z">
-            <w:rPr/>
-          </w:rPrChange>
-        </w:rPr>
-      </w:pPr>
-      <w:r>
-        <w:rPr>
-          <w:b/>
-          <w:bCs/>
-        </w:rPr>
-        <w:t>Simplicidad</w:t>
-      </w:r>
-      <w:r>
-        <w:rPr>
-          <w:b/>
-          <w:bCs/>
-          <w:rPrChange w:id="311" w:author="Ricardo Jesús Leguizamón Acosta" w:date="2025-09-21T21:55:00Z" w16du:dateUtc="2025-09-22T00:55:00Z">
-            <w:rPr/>
-          </w:rPrChange>
-        </w:rPr>
-        <w:t>: no requiere reducción de variables previa.</w:t>
+      </w:pPr>
+      <w:r>
+        <w:t>Simplicidad: no requiere reducción de variables previa.</w:t>
       </w:r>
     </w:p>
     <w:p>
@@ -4551,30 +1370,9 @@
           <w:ilvl w:val="0"/>
           <w:numId w:val="3"/>
         </w:numPr>
-        <w:rPr>
-          <w:b/>
-          <w:bCs/>
-          <w:rPrChange w:id="312" w:author="Ricardo Jesús Leguizamón Acosta" w:date="2025-09-21T21:55:00Z" w16du:dateUtc="2025-09-22T00:55:00Z">
-            <w:rPr/>
-          </w:rPrChange>
-        </w:rPr>
-      </w:pPr>
-      <w:r>
-        <w:rPr>
-          <w:b/>
-          <w:bCs/>
-        </w:rPr>
-        <w:t>Flexibilidad</w:t>
-      </w:r>
-      <w:r>
-        <w:rPr>
-          <w:b/>
-          <w:bCs/>
-          <w:rPrChange w:id="313" w:author="Ricardo Jesús Leguizamón Acosta" w:date="2025-09-21T21:55:00Z" w16du:dateUtc="2025-09-22T00:55:00Z">
-            <w:rPr/>
-          </w:rPrChange>
-        </w:rPr>
-        <w:t>: puede aplicarse a datos de distinta naturaleza (espectros, parámetros fisicoquímicos, etc.).</w:t>
+      </w:pPr>
+      <w:r>
+        <w:t>Flexibilidad: puede aplicarse a datos de distinta naturaleza (espectros, parámetros fisicoquímicos, etc.).</w:t>
       </w:r>
     </w:p>
     <w:p>
@@ -4583,85 +1381,25 @@
           <w:ilvl w:val="0"/>
           <w:numId w:val="3"/>
         </w:numPr>
-        <w:rPr>
-          <w:b/>
-          <w:bCs/>
-          <w:rPrChange w:id="314" w:author="Ricardo Jesús Leguizamón Acosta" w:date="2025-09-21T21:55:00Z" w16du:dateUtc="2025-09-22T00:55:00Z">
-            <w:rPr/>
-          </w:rPrChange>
-        </w:rPr>
-      </w:pPr>
-      <w:r>
-        <w:rPr>
-          <w:b/>
-          <w:bCs/>
-        </w:rPr>
+      </w:pPr>
+      <w:r>
+        <w:t>Limitaciones: riesgo de dominancia de bloques de gran dimensionalidad, redundancia de información y aumento de ruido.</w:t>
+      </w:r>
+    </w:p>
+    <w:p>
+      <w:pPr>
+        <w:ind w:left="708" w:hanging="708"/>
+      </w:pPr>
+      <w:r>
+        <w:t>Importancia del preprocesamiento</w:t>
+      </w:r>
+    </w:p>
+    <w:p>
+      <w:pPr>
+        <w:ind w:left="708" w:hanging="708"/>
+      </w:pPr>
+      <w:r>
         <w:lastRenderedPageBreak/>
-        <w:t>Limitaciones</w:t>
-      </w:r>
-      <w:r>
-        <w:rPr>
-          <w:b/>
-          <w:bCs/>
-          <w:rPrChange w:id="315" w:author="Ricardo Jesús Leguizamón Acosta" w:date="2025-09-21T21:55:00Z" w16du:dateUtc="2025-09-22T00:55:00Z">
-            <w:rPr/>
-          </w:rPrChange>
-        </w:rPr>
-        <w:t xml:space="preserve">: riesgo de </w:t>
-      </w:r>
-      <w:r>
-        <w:rPr>
-          <w:b/>
-          <w:bCs/>
-        </w:rPr>
-        <w:t>dominancia de bloques de gran dimensionalidad</w:t>
-      </w:r>
-      <w:r>
-        <w:rPr>
-          <w:b/>
-          <w:bCs/>
-          <w:rPrChange w:id="316" w:author="Ricardo Jesús Leguizamón Acosta" w:date="2025-09-21T21:55:00Z" w16du:dateUtc="2025-09-22T00:55:00Z">
-            <w:rPr/>
-          </w:rPrChange>
-        </w:rPr>
-        <w:t>, redundancia de información y aumento de ruido.</w:t>
-      </w:r>
-    </w:p>
-    <w:p>
-      <w:pPr>
-        <w:ind w:left="708" w:hanging="708"/>
-        <w:rPr>
-          <w:b/>
-          <w:bCs/>
-        </w:rPr>
-      </w:pPr>
-      <w:r>
-        <w:rPr>
-          <w:b/>
-          <w:bCs/>
-        </w:rPr>
-        <w:t>Importancia del preprocesamiento</w:t>
-      </w:r>
-    </w:p>
-    <w:p>
-      <w:pPr>
-        <w:ind w:left="708" w:hanging="708"/>
-        <w:rPr>
-          <w:b/>
-          <w:bCs/>
-          <w:rPrChange w:id="317" w:author="Ricardo Jesús Leguizamón Acosta" w:date="2025-09-21T21:55:00Z" w16du:dateUtc="2025-09-22T00:55:00Z">
-            <w:rPr/>
-          </w:rPrChange>
-        </w:rPr>
-      </w:pPr>
-      <w:r>
-        <w:rPr>
-          <w:b/>
-          <w:bCs/>
-          <w:rPrChange w:id="318" w:author="Ricardo Jesús Leguizamón Acosta" w:date="2025-09-21T21:55:00Z" w16du:dateUtc="2025-09-22T00:55:00Z">
-            <w:rPr/>
-          </w:rPrChange>
-        </w:rPr>
         <w:t>El éxito de LLDF depende de un preprocesamiento adecuado:</w:t>
       </w:r>
     </w:p>
@@ -4671,51 +1409,16 @@
           <w:ilvl w:val="0"/>
           <w:numId w:val="4"/>
         </w:numPr>
-        <w:rPr>
-          <w:b/>
-          <w:bCs/>
-          <w:rPrChange w:id="319" w:author="Ricardo Jesús Leguizamón Acosta" w:date="2025-09-21T21:55:00Z" w16du:dateUtc="2025-09-22T00:55:00Z">
-            <w:rPr/>
-          </w:rPrChange>
-        </w:rPr>
-      </w:pPr>
-      <w:r>
-        <w:rPr>
-          <w:b/>
-          <w:bCs/>
-        </w:rPr>
-        <w:t>Escalado y normalización</w:t>
-      </w:r>
-      <w:r>
-        <w:rPr>
-          <w:b/>
-          <w:bCs/>
-          <w:rPrChange w:id="320" w:author="Ricardo Jesús Leguizamón Acosta" w:date="2025-09-21T21:55:00Z" w16du:dateUtc="2025-09-22T00:55:00Z">
-            <w:rPr/>
-          </w:rPrChange>
-        </w:rPr>
-        <w:t xml:space="preserve"> para igualar magnitudes entre </w:t>
-      </w:r>
-      <w:proofErr w:type="spellStart"/>
-      <w:r>
-        <w:rPr>
-          <w:b/>
-          <w:bCs/>
-          <w:rPrChange w:id="321" w:author="Ricardo Jesús Leguizamón Acosta" w:date="2025-09-21T21:55:00Z" w16du:dateUtc="2025-09-22T00:55:00Z">
-            <w:rPr/>
-          </w:rPrChange>
-        </w:rPr>
+      </w:pPr>
+      <w:r>
+        <w:t xml:space="preserve">Escalado y normalización para igualar magnitudes entre </w:t>
+      </w:r>
+      <w:proofErr w:type="spellStart"/>
+      <w:r>
         <w:t>datasets</w:t>
       </w:r>
       <w:proofErr w:type="spellEnd"/>
       <w:r>
-        <w:rPr>
-          <w:b/>
-          <w:bCs/>
-          <w:rPrChange w:id="322" w:author="Ricardo Jesús Leguizamón Acosta" w:date="2025-09-21T21:55:00Z" w16du:dateUtc="2025-09-22T00:55:00Z">
-            <w:rPr/>
-          </w:rPrChange>
-        </w:rPr>
         <w:t>.</w:t>
       </w:r>
     </w:p>
@@ -4725,30 +1428,9 @@
           <w:ilvl w:val="0"/>
           <w:numId w:val="4"/>
         </w:numPr>
-        <w:rPr>
-          <w:b/>
-          <w:bCs/>
-          <w:rPrChange w:id="323" w:author="Ricardo Jesús Leguizamón Acosta" w:date="2025-09-21T21:55:00Z" w16du:dateUtc="2025-09-22T00:55:00Z">
-            <w:rPr/>
-          </w:rPrChange>
-        </w:rPr>
-      </w:pPr>
-      <w:r>
-        <w:rPr>
-          <w:b/>
-          <w:bCs/>
-        </w:rPr>
-        <w:t>Corrección de línea base, suavizado, derivadas</w:t>
-      </w:r>
-      <w:r>
-        <w:rPr>
-          <w:b/>
-          <w:bCs/>
-          <w:rPrChange w:id="324" w:author="Ricardo Jesús Leguizamón Acosta" w:date="2025-09-21T21:55:00Z" w16du:dateUtc="2025-09-22T00:55:00Z">
-            <w:rPr/>
-          </w:rPrChange>
-        </w:rPr>
-        <w:t xml:space="preserve"> para espectros.</w:t>
+      </w:pPr>
+      <w:r>
+        <w:t>Corrección de línea base, suavizado, derivadas para espectros.</w:t>
       </w:r>
     </w:p>
     <w:p>
@@ -4757,45 +1439,16 @@
           <w:ilvl w:val="0"/>
           <w:numId w:val="4"/>
         </w:numPr>
-        <w:rPr>
-          <w:b/>
-          <w:bCs/>
-          <w:rPrChange w:id="325" w:author="Ricardo Jesús Leguizamón Acosta" w:date="2025-09-21T21:55:00Z" w16du:dateUtc="2025-09-22T00:55:00Z">
-            <w:rPr/>
-          </w:rPrChange>
-        </w:rPr>
-      </w:pPr>
-      <w:r>
-        <w:rPr>
-          <w:b/>
-          <w:bCs/>
-        </w:rPr>
-        <w:t>Selección de variables</w:t>
-      </w:r>
-      <w:r>
-        <w:rPr>
-          <w:b/>
-          <w:bCs/>
-          <w:rPrChange w:id="326" w:author="Ricardo Jesús Leguizamón Acosta" w:date="2025-09-21T21:55:00Z" w16du:dateUtc="2025-09-22T00:55:00Z">
-            <w:rPr/>
-          </w:rPrChange>
-        </w:rPr>
-        <w:t xml:space="preserve"> (manual o automática) para evitar redundancias.</w:t>
+      </w:pPr>
+      <w:r>
+        <w:t>Selección de variables (manual o automática) para evitar redundancias.</w:t>
       </w:r>
     </w:p>
     <w:p>
       <w:pPr>
         <w:ind w:left="708" w:hanging="708"/>
-        <w:rPr>
-          <w:b/>
-          <w:bCs/>
-        </w:rPr>
-      </w:pPr>
-      <w:r>
-        <w:rPr>
-          <w:b/>
-          <w:bCs/>
-        </w:rPr>
+      </w:pPr>
+      <w:r>
         <w:t>Ejemplos relevantes</w:t>
       </w:r>
     </w:p>
@@ -4805,44 +1458,16 @@
           <w:ilvl w:val="0"/>
           <w:numId w:val="5"/>
         </w:numPr>
-        <w:rPr>
-          <w:b/>
-          <w:bCs/>
-          <w:rPrChange w:id="327" w:author="Ricardo Jesús Leguizamón Acosta" w:date="2025-09-21T21:55:00Z" w16du:dateUtc="2025-09-22T00:55:00Z">
-            <w:rPr/>
-          </w:rPrChange>
-        </w:rPr>
-      </w:pPr>
-      <w:r>
-        <w:rPr>
-          <w:b/>
-          <w:bCs/>
-          <w:rPrChange w:id="328" w:author="Ricardo Jesús Leguizamón Acosta" w:date="2025-09-21T21:55:00Z" w16du:dateUtc="2025-09-22T00:55:00Z">
-            <w:rPr/>
-          </w:rPrChange>
-        </w:rPr>
+      </w:pPr>
+      <w:r>
         <w:t xml:space="preserve">Gonçalves et al. (2020): integración de datos fisicoquímicos, espectros UV-vis y NIR, aplicando </w:t>
       </w:r>
       <w:proofErr w:type="spellStart"/>
       <w:r>
-        <w:rPr>
-          <w:b/>
-          <w:bCs/>
-          <w:rPrChange w:id="329" w:author="Ricardo Jesús Leguizamón Acosta" w:date="2025-09-21T21:55:00Z" w16du:dateUtc="2025-09-22T00:55:00Z">
-            <w:rPr/>
-          </w:rPrChange>
-        </w:rPr>
         <w:t>autoscaling</w:t>
       </w:r>
       <w:proofErr w:type="spellEnd"/>
       <w:r>
-        <w:rPr>
-          <w:b/>
-          <w:bCs/>
-          <w:rPrChange w:id="330" w:author="Ricardo Jesús Leguizamón Acosta" w:date="2025-09-21T21:55:00Z" w16du:dateUtc="2025-09-22T00:55:00Z">
-            <w:rPr/>
-          </w:rPrChange>
-        </w:rPr>
         <w:t>, suavizado y corrección de línea base antes de la concatenación.</w:t>
       </w:r>
     </w:p>
@@ -4852,62 +1477,25 @@
           <w:ilvl w:val="0"/>
           <w:numId w:val="5"/>
         </w:numPr>
-        <w:rPr>
-          <w:b/>
-          <w:bCs/>
-          <w:rPrChange w:id="331" w:author="Ricardo Jesús Leguizamón Acosta" w:date="2025-09-21T21:55:00Z" w16du:dateUtc="2025-09-22T00:55:00Z">
-            <w:rPr/>
-          </w:rPrChange>
-        </w:rPr>
-      </w:pPr>
-      <w:r>
-        <w:rPr>
-          <w:b/>
-          <w:bCs/>
-          <w:rPrChange w:id="332" w:author="Ricardo Jesús Leguizamón Acosta" w:date="2025-09-21T21:55:00Z" w16du:dateUtc="2025-09-22T00:55:00Z">
-            <w:rPr/>
-          </w:rPrChange>
-        </w:rPr>
+      </w:pPr>
+      <w:r>
         <w:t>Azcarate et al. (2021): reportan que FTIR + Raman integrados por LLDF mejoraron modelos clínicos de regresión, aunque con menor robustez frente a MLDF.</w:t>
       </w:r>
     </w:p>
     <w:p>
       <w:pPr>
         <w:ind w:left="708" w:hanging="708"/>
-        <w:rPr>
-          <w:b/>
-          <w:bCs/>
-          <w:rPrChange w:id="333" w:author="Ricardo Jesús Leguizamón Acosta" w:date="2025-09-21T21:55:00Z" w16du:dateUtc="2025-09-22T00:55:00Z">
-            <w:rPr/>
-          </w:rPrChange>
-        </w:rPr>
-      </w:pPr>
-      <w:r>
-        <w:rPr>
-          <w:b/>
-          <w:bCs/>
-          <w:rPrChange w:id="334" w:author="Ricardo Jesús Leguizamón Acosta" w:date="2025-09-21T21:55:00Z" w16du:dateUtc="2025-09-22T00:55:00Z">
-            <w:rPr/>
-          </w:rPrChange>
-        </w:rPr>
-        <w:pict w14:anchorId="1E912E0A">
-          <v:rect id="_x0000_i1242" style="width:0;height:1.5pt" o:hralign="center" o:hrstd="t" o:hr="t" fillcolor="#a0a0a0" stroked="f"/>
-        </w:pict>
-      </w:r>
+      </w:pPr>
     </w:p>
     <w:p>
       <w:pPr>
         <w:ind w:left="708" w:hanging="708"/>
         <w:rPr>
-          <w:b/>
-          <w:bCs/>
           <w:lang w:val="en-US"/>
         </w:rPr>
       </w:pPr>
       <w:r>
         <w:rPr>
-          <w:b/>
-          <w:bCs/>
           <w:lang w:val="en-US"/>
         </w:rPr>
         <w:t>3. Mid-Level Data Fusion (MLDF)</w:t>
@@ -4916,94 +1504,24 @@
     <w:p>
       <w:pPr>
         <w:ind w:left="708" w:hanging="708"/>
-        <w:rPr>
-          <w:b/>
-          <w:bCs/>
-          <w:rPrChange w:id="335" w:author="Ricardo Jesús Leguizamón Acosta" w:date="2025-09-21T21:55:00Z" w16du:dateUtc="2025-09-22T00:55:00Z">
-            <w:rPr/>
-          </w:rPrChange>
-        </w:rPr>
-      </w:pPr>
-      <w:r>
-        <w:rPr>
-          <w:b/>
-          <w:bCs/>
-          <w:rPrChange w:id="336" w:author="Ricardo Jesús Leguizamón Acosta" w:date="2025-09-21T21:55:00Z" w16du:dateUtc="2025-09-22T00:55:00Z">
-            <w:rPr/>
-          </w:rPrChange>
-        </w:rPr>
-        <w:t xml:space="preserve">La </w:t>
-      </w:r>
-      <w:r>
-        <w:rPr>
-          <w:b/>
-          <w:bCs/>
-        </w:rPr>
-        <w:t>fusión a nivel medio (MLDF)</w:t>
-      </w:r>
-      <w:r>
-        <w:rPr>
-          <w:b/>
-          <w:bCs/>
-          <w:rPrChange w:id="337" w:author="Ricardo Jesús Leguizamón Acosta" w:date="2025-09-21T21:55:00Z" w16du:dateUtc="2025-09-22T00:55:00Z">
-            <w:rPr/>
-          </w:rPrChange>
-        </w:rPr>
-        <w:t xml:space="preserve"> se basa en la </w:t>
-      </w:r>
-      <w:r>
-        <w:rPr>
-          <w:b/>
-          <w:bCs/>
-        </w:rPr>
-        <w:t>extracción de características</w:t>
-      </w:r>
-      <w:r>
-        <w:rPr>
-          <w:b/>
-          <w:bCs/>
-          <w:rPrChange w:id="338" w:author="Ricardo Jesús Leguizamón Acosta" w:date="2025-09-21T21:55:00Z" w16du:dateUtc="2025-09-22T00:55:00Z">
-            <w:rPr/>
-          </w:rPrChange>
-        </w:rPr>
-        <w:t xml:space="preserve"> de cada </w:t>
-      </w:r>
-      <w:proofErr w:type="spellStart"/>
-      <w:r>
-        <w:rPr>
-          <w:b/>
-          <w:bCs/>
-          <w:rPrChange w:id="339" w:author="Ricardo Jesús Leguizamón Acosta" w:date="2025-09-21T21:55:00Z" w16du:dateUtc="2025-09-22T00:55:00Z">
-            <w:rPr/>
-          </w:rPrChange>
-        </w:rPr>
+      </w:pPr>
+      <w:r>
+        <w:t xml:space="preserve">La fusión a nivel medio (MLDF) se basa en la extracción de características de cada </w:t>
+      </w:r>
+      <w:proofErr w:type="spellStart"/>
+      <w:r>
         <w:t>dataset</w:t>
       </w:r>
       <w:proofErr w:type="spellEnd"/>
       <w:r>
-        <w:rPr>
-          <w:b/>
-          <w:bCs/>
-          <w:rPrChange w:id="340" w:author="Ricardo Jesús Leguizamón Acosta" w:date="2025-09-21T21:55:00Z" w16du:dateUtc="2025-09-22T00:55:00Z">
-            <w:rPr/>
-          </w:rPrChange>
-        </w:rPr>
         <w:t xml:space="preserve"> (generalmente mediante PCA o PLS) antes de la concatenación. De esta forma, en lugar de unir todos los datos crudos, se integran únicamente los vectores o scores más representativos.</w:t>
       </w:r>
     </w:p>
     <w:p>
       <w:pPr>
         <w:ind w:left="708" w:hanging="708"/>
-        <w:rPr>
-          <w:b/>
-          <w:bCs/>
-        </w:rPr>
-      </w:pPr>
-      <w:r>
-        <w:rPr>
-          <w:b/>
-          <w:bCs/>
-        </w:rPr>
+      </w:pPr>
+      <w:r>
         <w:t>Características principales</w:t>
       </w:r>
     </w:p>
@@ -5013,30 +1531,9 @@
           <w:ilvl w:val="0"/>
           <w:numId w:val="6"/>
         </w:numPr>
-        <w:rPr>
-          <w:b/>
-          <w:bCs/>
-          <w:rPrChange w:id="341" w:author="Ricardo Jesús Leguizamón Acosta" w:date="2025-09-21T21:55:00Z" w16du:dateUtc="2025-09-22T00:55:00Z">
-            <w:rPr/>
-          </w:rPrChange>
-        </w:rPr>
-      </w:pPr>
-      <w:r>
-        <w:rPr>
-          <w:b/>
-          <w:bCs/>
-        </w:rPr>
-        <w:t>Reducción de dimensionalidad</w:t>
-      </w:r>
-      <w:r>
-        <w:rPr>
-          <w:b/>
-          <w:bCs/>
-          <w:rPrChange w:id="342" w:author="Ricardo Jesús Leguizamón Acosta" w:date="2025-09-21T21:55:00Z" w16du:dateUtc="2025-09-22T00:55:00Z">
-            <w:rPr/>
-          </w:rPrChange>
-        </w:rPr>
-        <w:t xml:space="preserve"> → disminuye ruido y tiempos de cómputo.</w:t>
+      </w:pPr>
+      <w:r>
+        <w:t>Reducción de dimensionalidad → disminuye ruido y tiempos de cómputo.</w:t>
       </w:r>
     </w:p>
     <w:p>
@@ -5045,30 +1542,9 @@
           <w:ilvl w:val="0"/>
           <w:numId w:val="6"/>
         </w:numPr>
-        <w:rPr>
-          <w:b/>
-          <w:bCs/>
-          <w:rPrChange w:id="343" w:author="Ricardo Jesús Leguizamón Acosta" w:date="2025-09-21T21:55:00Z" w16du:dateUtc="2025-09-22T00:55:00Z">
-            <w:rPr/>
-          </w:rPrChange>
-        </w:rPr>
-      </w:pPr>
-      <w:r>
-        <w:rPr>
-          <w:b/>
-          <w:bCs/>
-        </w:rPr>
-        <w:t>Selección de variables</w:t>
-      </w:r>
-      <w:r>
-        <w:rPr>
-          <w:b/>
-          <w:bCs/>
-          <w:rPrChange w:id="344" w:author="Ricardo Jesús Leguizamón Acosta" w:date="2025-09-21T21:55:00Z" w16du:dateUtc="2025-09-22T00:55:00Z">
-            <w:rPr/>
-          </w:rPrChange>
-        </w:rPr>
-        <w:t xml:space="preserve"> → se conservan únicamente las más informativas.</w:t>
+      </w:pPr>
+      <w:r>
+        <w:t>Selección de variables → se conservan únicamente las más informativas.</w:t>
       </w:r>
     </w:p>
     <w:p>
@@ -5077,67 +1553,24 @@
           <w:ilvl w:val="0"/>
           <w:numId w:val="6"/>
         </w:numPr>
-        <w:rPr>
-          <w:b/>
-          <w:bCs/>
-          <w:rPrChange w:id="345" w:author="Ricardo Jesús Leguizamón Acosta" w:date="2025-09-21T21:55:00Z" w16du:dateUtc="2025-09-22T00:55:00Z">
-            <w:rPr/>
-          </w:rPrChange>
-        </w:rPr>
-      </w:pPr>
-      <w:r>
-        <w:rPr>
-          <w:b/>
-          <w:bCs/>
-        </w:rPr>
-        <w:t>Mejor desempeño</w:t>
-      </w:r>
-      <w:r>
-        <w:rPr>
-          <w:b/>
-          <w:bCs/>
-          <w:rPrChange w:id="346" w:author="Ricardo Jesús Leguizamón Acosta" w:date="2025-09-21T21:55:00Z" w16du:dateUtc="2025-09-22T00:55:00Z">
-            <w:rPr/>
-          </w:rPrChange>
-        </w:rPr>
-        <w:t xml:space="preserve"> en contextos con </w:t>
-      </w:r>
-      <w:proofErr w:type="spellStart"/>
-      <w:r>
-        <w:rPr>
-          <w:b/>
-          <w:bCs/>
-          <w:rPrChange w:id="347" w:author="Ricardo Jesús Leguizamón Acosta" w:date="2025-09-21T21:55:00Z" w16du:dateUtc="2025-09-22T00:55:00Z">
-            <w:rPr/>
-          </w:rPrChange>
-        </w:rPr>
+      </w:pPr>
+      <w:r>
+        <w:t xml:space="preserve">Mejor desempeño en contextos con </w:t>
+      </w:r>
+      <w:proofErr w:type="spellStart"/>
+      <w:r>
         <w:t>datasets</w:t>
       </w:r>
       <w:proofErr w:type="spellEnd"/>
       <w:r>
-        <w:rPr>
-          <w:b/>
-          <w:bCs/>
-          <w:rPrChange w:id="348" w:author="Ricardo Jesús Leguizamón Acosta" w:date="2025-09-21T21:55:00Z" w16du:dateUtc="2025-09-22T00:55:00Z">
-            <w:rPr/>
-          </w:rPrChange>
-        </w:rPr>
         <w:t xml:space="preserve"> heterogéneos.</w:t>
       </w:r>
     </w:p>
     <w:p>
       <w:pPr>
         <w:ind w:left="708" w:hanging="708"/>
-        <w:rPr>
-          <w:b/>
-          <w:bCs/>
-        </w:rPr>
-      </w:pPr>
-      <w:r>
-        <w:rPr>
-          <w:b/>
-          <w:bCs/>
-        </w:rPr>
+      </w:pPr>
+      <w:r>
         <w:t>Ejemplos relevantes</w:t>
       </w:r>
     </w:p>
@@ -5147,22 +1580,8 @@
           <w:ilvl w:val="0"/>
           <w:numId w:val="7"/>
         </w:numPr>
-        <w:rPr>
-          <w:b/>
-          <w:bCs/>
-          <w:rPrChange w:id="349" w:author="Ricardo Jesús Leguizamón Acosta" w:date="2025-09-21T21:55:00Z" w16du:dateUtc="2025-09-22T00:55:00Z">
-            <w:rPr/>
-          </w:rPrChange>
-        </w:rPr>
-      </w:pPr>
-      <w:r>
-        <w:rPr>
-          <w:b/>
-          <w:bCs/>
-          <w:rPrChange w:id="350" w:author="Ricardo Jesús Leguizamón Acosta" w:date="2025-09-21T21:55:00Z" w16du:dateUtc="2025-09-22T00:55:00Z">
-            <w:rPr/>
-          </w:rPrChange>
-        </w:rPr>
+      </w:pPr>
+      <w:r>
         <w:t>Aplicaciones en la industria alimentaria muestran que MLDF supera a LLDF en la mayoría de los casos de clasificación (NIR + UV-vis, MIR + Raman, etc.).</w:t>
       </w:r>
     </w:p>
@@ -5172,56 +1591,16 @@
           <w:ilvl w:val="0"/>
           <w:numId w:val="7"/>
         </w:numPr>
-        <w:rPr>
-          <w:b/>
-          <w:bCs/>
-          <w:rPrChange w:id="351" w:author="Ricardo Jesús Leguizamón Acosta" w:date="2025-09-21T21:55:00Z" w16du:dateUtc="2025-09-22T00:55:00Z">
-            <w:rPr/>
-          </w:rPrChange>
-        </w:rPr>
-      </w:pPr>
-      <w:r>
-        <w:rPr>
-          <w:b/>
-          <w:bCs/>
-          <w:rPrChange w:id="352" w:author="Ricardo Jesús Leguizamón Acosta" w:date="2025-09-21T21:55:00Z" w16du:dateUtc="2025-09-22T00:55:00Z">
-            <w:rPr/>
-          </w:rPrChange>
-        </w:rPr>
-        <w:lastRenderedPageBreak/>
-        <w:t xml:space="preserve">Azcarate et al. (2021): en estudios clínicos, FTIR + Raman mediante MLDF (concatenación de scores PCA o PLS) lograron </w:t>
-      </w:r>
-      <w:r>
-        <w:rPr>
-          <w:b/>
-          <w:bCs/>
-        </w:rPr>
-        <w:t>mejor discriminación y robustez</w:t>
-      </w:r>
-      <w:r>
-        <w:rPr>
-          <w:b/>
-          <w:bCs/>
-          <w:rPrChange w:id="353" w:author="Ricardo Jesús Leguizamón Acosta" w:date="2025-09-21T21:55:00Z" w16du:dateUtc="2025-09-22T00:55:00Z">
-            <w:rPr/>
-          </w:rPrChange>
-        </w:rPr>
-        <w:t xml:space="preserve"> que con LLDF.</w:t>
+      </w:pPr>
+      <w:r>
+        <w:t>Azcarate et al. (2021): en estudios clínicos, FTIR + Raman mediante MLDF (concatenación de scores PCA o PLS) lograron mejor discriminación y robustez que con LLDF.</w:t>
       </w:r>
     </w:p>
     <w:p>
       <w:pPr>
         <w:ind w:left="708" w:hanging="708"/>
-        <w:rPr>
-          <w:b/>
-          <w:bCs/>
-        </w:rPr>
-      </w:pPr>
-      <w:r>
-        <w:rPr>
-          <w:b/>
-          <w:bCs/>
-        </w:rPr>
+      </w:pPr>
+      <w:r>
         <w:t>Ventajas frente a LLDF</w:t>
       </w:r>
     </w:p>
@@ -5231,22 +1610,8 @@
           <w:ilvl w:val="0"/>
           <w:numId w:val="8"/>
         </w:numPr>
-        <w:rPr>
-          <w:b/>
-          <w:bCs/>
-          <w:rPrChange w:id="354" w:author="Ricardo Jesús Leguizamón Acosta" w:date="2025-09-21T21:55:00Z" w16du:dateUtc="2025-09-22T00:55:00Z">
-            <w:rPr/>
-          </w:rPrChange>
-        </w:rPr>
-      </w:pPr>
-      <w:r>
-        <w:rPr>
-          <w:b/>
-          <w:bCs/>
-          <w:rPrChange w:id="355" w:author="Ricardo Jesús Leguizamón Acosta" w:date="2025-09-21T21:55:00Z" w16du:dateUtc="2025-09-22T00:55:00Z">
-            <w:rPr/>
-          </w:rPrChange>
-        </w:rPr>
+      </w:pPr>
+      <w:r>
         <w:t>Controla la dominancia de bloques grandes.</w:t>
       </w:r>
     </w:p>
@@ -5256,22 +1621,8 @@
           <w:ilvl w:val="0"/>
           <w:numId w:val="8"/>
         </w:numPr>
-        <w:rPr>
-          <w:b/>
-          <w:bCs/>
-          <w:rPrChange w:id="356" w:author="Ricardo Jesús Leguizamón Acosta" w:date="2025-09-21T21:55:00Z" w16du:dateUtc="2025-09-22T00:55:00Z">
-            <w:rPr/>
-          </w:rPrChange>
-        </w:rPr>
-      </w:pPr>
-      <w:r>
-        <w:rPr>
-          <w:b/>
-          <w:bCs/>
-          <w:rPrChange w:id="357" w:author="Ricardo Jesús Leguizamón Acosta" w:date="2025-09-21T21:55:00Z" w16du:dateUtc="2025-09-22T00:55:00Z">
-            <w:rPr/>
-          </w:rPrChange>
-        </w:rPr>
+      </w:pPr>
+      <w:r>
         <w:t>Reduce correlaciones redundantes.</w:t>
       </w:r>
     </w:p>
@@ -5281,62 +1632,26 @@
           <w:ilvl w:val="0"/>
           <w:numId w:val="8"/>
         </w:numPr>
-        <w:rPr>
-          <w:b/>
-          <w:bCs/>
-          <w:rPrChange w:id="358" w:author="Ricardo Jesús Leguizamón Acosta" w:date="2025-09-21T21:55:00Z" w16du:dateUtc="2025-09-22T00:55:00Z">
-            <w:rPr/>
-          </w:rPrChange>
-        </w:rPr>
-      </w:pPr>
-      <w:r>
-        <w:rPr>
-          <w:b/>
-          <w:bCs/>
-          <w:rPrChange w:id="359" w:author="Ricardo Jesús Leguizamón Acosta" w:date="2025-09-21T21:55:00Z" w16du:dateUtc="2025-09-22T00:55:00Z">
-            <w:rPr/>
-          </w:rPrChange>
-        </w:rPr>
+      </w:pPr>
+      <w:r>
+        <w:lastRenderedPageBreak/>
         <w:t>Mejora la interpretabilidad del modelo.</w:t>
       </w:r>
     </w:p>
     <w:p>
       <w:pPr>
         <w:ind w:left="708" w:hanging="708"/>
-        <w:rPr>
-          <w:b/>
-          <w:bCs/>
-          <w:rPrChange w:id="360" w:author="Ricardo Jesús Leguizamón Acosta" w:date="2025-09-21T21:55:00Z" w16du:dateUtc="2025-09-22T00:55:00Z">
-            <w:rPr/>
-          </w:rPrChange>
-        </w:rPr>
-      </w:pPr>
-      <w:r>
-        <w:rPr>
-          <w:b/>
-          <w:bCs/>
-          <w:rPrChange w:id="361" w:author="Ricardo Jesús Leguizamón Acosta" w:date="2025-09-21T21:55:00Z" w16du:dateUtc="2025-09-22T00:55:00Z">
-            <w:rPr/>
-          </w:rPrChange>
-        </w:rPr>
-        <w:pict w14:anchorId="429FEB48">
-          <v:rect id="_x0000_i1243" style="width:0;height:1.5pt" o:hralign="center" o:hrstd="t" o:hr="t" fillcolor="#a0a0a0" stroked="f"/>
-        </w:pict>
-      </w:r>
+      </w:pPr>
     </w:p>
     <w:p>
       <w:pPr>
         <w:ind w:left="708" w:hanging="708"/>
         <w:rPr>
-          <w:b/>
-          <w:bCs/>
           <w:lang w:val="en-US"/>
         </w:rPr>
       </w:pPr>
       <w:r>
         <w:rPr>
-          <w:b/>
-          <w:bCs/>
           <w:lang w:val="en-US"/>
         </w:rPr>
         <w:t>4. High-Level Data Fusion (HLDF)</w:t>
@@ -5345,72 +1660,16 @@
     <w:p>
       <w:pPr>
         <w:ind w:left="708" w:hanging="708"/>
-        <w:rPr>
-          <w:b/>
-          <w:bCs/>
-          <w:rPrChange w:id="362" w:author="Ricardo Jesús Leguizamón Acosta" w:date="2025-09-21T21:55:00Z" w16du:dateUtc="2025-09-22T00:55:00Z">
-            <w:rPr/>
-          </w:rPrChange>
-        </w:rPr>
-      </w:pPr>
-      <w:r>
-        <w:rPr>
-          <w:b/>
-          <w:bCs/>
-          <w:rPrChange w:id="363" w:author="Ricardo Jesús Leguizamón Acosta" w:date="2025-09-21T21:55:00Z" w16du:dateUtc="2025-09-22T00:55:00Z">
-            <w:rPr/>
-          </w:rPrChange>
-        </w:rPr>
-        <w:t xml:space="preserve">La </w:t>
-      </w:r>
-      <w:r>
-        <w:rPr>
-          <w:b/>
-          <w:bCs/>
-        </w:rPr>
-        <w:t>fusión a nivel alto (HLDF)</w:t>
-      </w:r>
-      <w:r>
-        <w:rPr>
-          <w:b/>
-          <w:bCs/>
-          <w:rPrChange w:id="364" w:author="Ricardo Jesús Leguizamón Acosta" w:date="2025-09-21T21:55:00Z" w16du:dateUtc="2025-09-22T00:55:00Z">
-            <w:rPr/>
-          </w:rPrChange>
-        </w:rPr>
-        <w:t xml:space="preserve"> consiste en integrar directamente los </w:t>
-      </w:r>
-      <w:r>
-        <w:rPr>
-          <w:b/>
-          <w:bCs/>
-        </w:rPr>
-        <w:t>resultados de modelos individuales</w:t>
-      </w:r>
-      <w:r>
-        <w:rPr>
-          <w:b/>
-          <w:bCs/>
-          <w:rPrChange w:id="365" w:author="Ricardo Jesús Leguizamón Acosta" w:date="2025-09-21T21:55:00Z" w16du:dateUtc="2025-09-22T00:55:00Z">
-            <w:rPr/>
-          </w:rPrChange>
-        </w:rPr>
-        <w:t xml:space="preserve"> (predicciones, scores, probabilidades), en lugar de los datos crudos o las características reducidas.</w:t>
+      </w:pPr>
+      <w:r>
+        <w:t>La fusión a nivel alto (HLDF) consiste en integrar directamente los resultados de modelos individuales (predicciones, scores, probabilidades), en lugar de los datos crudos o las características reducidas.</w:t>
       </w:r>
     </w:p>
     <w:p>
       <w:pPr>
         <w:ind w:left="708" w:hanging="708"/>
-        <w:rPr>
-          <w:b/>
-          <w:bCs/>
-        </w:rPr>
-      </w:pPr>
-      <w:r>
-        <w:rPr>
-          <w:b/>
-          <w:bCs/>
-        </w:rPr>
+      </w:pPr>
+      <w:r>
         <w:t>Estrategias comunes</w:t>
       </w:r>
     </w:p>
@@ -5420,117 +1679,40 @@
           <w:ilvl w:val="0"/>
           <w:numId w:val="9"/>
         </w:numPr>
-        <w:rPr>
-          <w:b/>
-          <w:bCs/>
-          <w:rPrChange w:id="366" w:author="Ricardo Jesús Leguizamón Acosta" w:date="2025-09-21T21:55:00Z" w16du:dateUtc="2025-09-22T00:55:00Z">
-            <w:rPr/>
-          </w:rPrChange>
-        </w:rPr>
-      </w:pPr>
-      <w:r>
-        <w:rPr>
-          <w:b/>
-          <w:bCs/>
-        </w:rPr>
-        <w:t>Votación mayoritaria</w:t>
-      </w:r>
-      <w:r>
-        <w:rPr>
-          <w:b/>
-          <w:bCs/>
-          <w:rPrChange w:id="367" w:author="Ricardo Jesús Leguizamón Acosta" w:date="2025-09-21T21:55:00Z" w16du:dateUtc="2025-09-22T00:55:00Z">
-            <w:rPr/>
-          </w:rPrChange>
-        </w:rPr>
-        <w:t xml:space="preserve"> (</w:t>
-      </w:r>
-      <w:proofErr w:type="spellStart"/>
-      <w:r>
-        <w:rPr>
-          <w:b/>
-          <w:bCs/>
-          <w:rPrChange w:id="368" w:author="Ricardo Jesús Leguizamón Acosta" w:date="2025-09-21T21:55:00Z" w16du:dateUtc="2025-09-22T00:55:00Z">
-            <w:rPr/>
-          </w:rPrChange>
-        </w:rPr>
+      </w:pPr>
+      <w:r>
+        <w:t>Votación mayoritaria (</w:t>
+      </w:r>
+      <w:proofErr w:type="spellStart"/>
+      <w:r>
         <w:t>fuzzy</w:t>
       </w:r>
       <w:proofErr w:type="spellEnd"/>
       <w:r>
-        <w:rPr>
-          <w:b/>
-          <w:bCs/>
-          <w:rPrChange w:id="369" w:author="Ricardo Jesús Leguizamón Acosta" w:date="2025-09-21T21:55:00Z" w16du:dateUtc="2025-09-22T00:55:00Z">
-            <w:rPr/>
-          </w:rPrChange>
-        </w:rPr>
         <w:t xml:space="preserve"> </w:t>
       </w:r>
       <w:proofErr w:type="spellStart"/>
       <w:r>
-        <w:rPr>
-          <w:b/>
-          <w:bCs/>
-          <w:rPrChange w:id="370" w:author="Ricardo Jesús Leguizamón Acosta" w:date="2025-09-21T21:55:00Z" w16du:dateUtc="2025-09-22T00:55:00Z">
-            <w:rPr/>
-          </w:rPrChange>
-        </w:rPr>
         <w:t>voting</w:t>
       </w:r>
       <w:proofErr w:type="spellEnd"/>
       <w:r>
-        <w:rPr>
-          <w:b/>
-          <w:bCs/>
-          <w:rPrChange w:id="371" w:author="Ricardo Jesús Leguizamón Acosta" w:date="2025-09-21T21:55:00Z" w16du:dateUtc="2025-09-22T00:55:00Z">
-            <w:rPr/>
-          </w:rPrChange>
-        </w:rPr>
         <w:t xml:space="preserve">, </w:t>
       </w:r>
       <w:proofErr w:type="spellStart"/>
       <w:r>
-        <w:rPr>
-          <w:b/>
-          <w:bCs/>
-          <w:rPrChange w:id="372" w:author="Ricardo Jesús Leguizamón Acosta" w:date="2025-09-21T21:55:00Z" w16du:dateUtc="2025-09-22T00:55:00Z">
-            <w:rPr/>
-          </w:rPrChange>
-        </w:rPr>
         <w:t>Bayesian</w:t>
       </w:r>
       <w:proofErr w:type="spellEnd"/>
       <w:r>
-        <w:rPr>
-          <w:b/>
-          <w:bCs/>
-          <w:rPrChange w:id="373" w:author="Ricardo Jesús Leguizamón Acosta" w:date="2025-09-21T21:55:00Z" w16du:dateUtc="2025-09-22T00:55:00Z">
-            <w:rPr/>
-          </w:rPrChange>
-        </w:rPr>
         <w:t xml:space="preserve"> </w:t>
       </w:r>
       <w:proofErr w:type="spellStart"/>
       <w:r>
-        <w:rPr>
-          <w:b/>
-          <w:bCs/>
-          <w:rPrChange w:id="374" w:author="Ricardo Jesús Leguizamón Acosta" w:date="2025-09-21T21:55:00Z" w16du:dateUtc="2025-09-22T00:55:00Z">
-            <w:rPr/>
-          </w:rPrChange>
-        </w:rPr>
         <w:t>consensus</w:t>
       </w:r>
       <w:proofErr w:type="spellEnd"/>
       <w:r>
-        <w:rPr>
-          <w:b/>
-          <w:bCs/>
-          <w:rPrChange w:id="375" w:author="Ricardo Jesús Leguizamón Acosta" w:date="2025-09-21T21:55:00Z" w16du:dateUtc="2025-09-22T00:55:00Z">
-            <w:rPr/>
-          </w:rPrChange>
-        </w:rPr>
         <w:t>).</w:t>
       </w:r>
     </w:p>
@@ -5540,30 +1722,9 @@
           <w:ilvl w:val="0"/>
           <w:numId w:val="9"/>
         </w:numPr>
-        <w:rPr>
-          <w:b/>
-          <w:bCs/>
-          <w:rPrChange w:id="376" w:author="Ricardo Jesús Leguizamón Acosta" w:date="2025-09-21T21:55:00Z" w16du:dateUtc="2025-09-22T00:55:00Z">
-            <w:rPr/>
-          </w:rPrChange>
-        </w:rPr>
-      </w:pPr>
-      <w:r>
-        <w:rPr>
-          <w:b/>
-          <w:bCs/>
-        </w:rPr>
-        <w:t>Promedios ponderados</w:t>
-      </w:r>
-      <w:r>
-        <w:rPr>
-          <w:b/>
-          <w:bCs/>
-          <w:rPrChange w:id="377" w:author="Ricardo Jesús Leguizamón Acosta" w:date="2025-09-21T21:55:00Z" w16du:dateUtc="2025-09-22T00:55:00Z">
-            <w:rPr/>
-          </w:rPrChange>
-        </w:rPr>
-        <w:t xml:space="preserve"> de predicciones.</w:t>
+      </w:pPr>
+      <w:r>
+        <w:t>Promedios ponderados de predicciones.</w:t>
       </w:r>
     </w:p>
     <w:p>
@@ -5572,45 +1733,21 @@
           <w:ilvl w:val="0"/>
           <w:numId w:val="9"/>
         </w:numPr>
-        <w:rPr>
-          <w:b/>
-          <w:bCs/>
-          <w:rPrChange w:id="378" w:author="Ricardo Jesús Leguizamón Acosta" w:date="2025-09-21T21:55:00Z" w16du:dateUtc="2025-09-22T00:55:00Z">
-            <w:rPr/>
-          </w:rPrChange>
-        </w:rPr>
-      </w:pPr>
-      <w:r>
-        <w:rPr>
-          <w:b/>
-          <w:bCs/>
-        </w:rPr>
+      </w:pPr>
+      <w:proofErr w:type="gramStart"/>
+      <w:r>
         <w:t>Meta-modelos</w:t>
       </w:r>
-      <w:r>
-        <w:rPr>
-          <w:b/>
-          <w:bCs/>
-          <w:rPrChange w:id="379" w:author="Ricardo Jesús Leguizamón Acosta" w:date="2025-09-21T21:55:00Z" w16du:dateUtc="2025-09-22T00:55:00Z">
-            <w:rPr/>
-          </w:rPrChange>
-        </w:rPr>
+      <w:proofErr w:type="gramEnd"/>
+      <w:r>
         <w:t xml:space="preserve"> que combinan decisiones de clasificadores independientes.</w:t>
       </w:r>
     </w:p>
     <w:p>
       <w:pPr>
         <w:ind w:left="708" w:hanging="708"/>
-        <w:rPr>
-          <w:b/>
-          <w:bCs/>
-        </w:rPr>
-      </w:pPr>
-      <w:r>
-        <w:rPr>
-          <w:b/>
-          <w:bCs/>
-        </w:rPr>
+      </w:pPr>
+      <w:r>
         <w:t>Aplicaciones</w:t>
       </w:r>
     </w:p>
@@ -5620,22 +1757,8 @@
           <w:ilvl w:val="0"/>
           <w:numId w:val="10"/>
         </w:numPr>
-        <w:rPr>
-          <w:b/>
-          <w:bCs/>
-          <w:rPrChange w:id="380" w:author="Ricardo Jesús Leguizamón Acosta" w:date="2025-09-21T21:55:00Z" w16du:dateUtc="2025-09-22T00:55:00Z">
-            <w:rPr/>
-          </w:rPrChange>
-        </w:rPr>
-      </w:pPr>
-      <w:r>
-        <w:rPr>
-          <w:b/>
-          <w:bCs/>
-          <w:rPrChange w:id="381" w:author="Ricardo Jesús Leguizamón Acosta" w:date="2025-09-21T21:55:00Z" w16du:dateUtc="2025-09-22T00:55:00Z">
-            <w:rPr/>
-          </w:rPrChange>
-        </w:rPr>
+      </w:pPr>
+      <w:r>
         <w:t>Ampliamente usado en control de calidad de alimentos y clasificación de materiales.</w:t>
       </w:r>
     </w:p>
@@ -5645,141 +1768,38 @@
           <w:ilvl w:val="0"/>
           <w:numId w:val="10"/>
         </w:numPr>
-        <w:rPr>
-          <w:b/>
-          <w:bCs/>
-          <w:rPrChange w:id="382" w:author="Ricardo Jesús Leguizamón Acosta" w:date="2025-09-21T21:55:00Z" w16du:dateUtc="2025-09-22T00:55:00Z">
-            <w:rPr/>
-          </w:rPrChange>
-        </w:rPr>
-      </w:pPr>
-      <w:r>
-        <w:rPr>
-          <w:b/>
-          <w:bCs/>
-          <w:rPrChange w:id="383" w:author="Ricardo Jesús Leguizamón Acosta" w:date="2025-09-21T21:55:00Z" w16du:dateUtc="2025-09-22T00:55:00Z">
-            <w:rPr/>
-          </w:rPrChange>
-        </w:rPr>
+      </w:pPr>
+      <w:r>
         <w:t xml:space="preserve">Azcarate et al. (2021): muestran que HLDF puede superar a LLDF y MLDF en problemas de clasificación </w:t>
       </w:r>
       <w:proofErr w:type="spellStart"/>
       <w:r>
-        <w:rPr>
-          <w:b/>
-          <w:bCs/>
-          <w:rPrChange w:id="384" w:author="Ricardo Jesús Leguizamón Acosta" w:date="2025-09-21T21:55:00Z" w16du:dateUtc="2025-09-22T00:55:00Z">
-            <w:rPr/>
-          </w:rPrChange>
-        </w:rPr>
         <w:t>multitécnica</w:t>
       </w:r>
       <w:proofErr w:type="spellEnd"/>
       <w:r>
-        <w:rPr>
-          <w:b/>
-          <w:bCs/>
-          <w:rPrChange w:id="385" w:author="Ricardo Jesús Leguizamón Acosta" w:date="2025-09-21T21:55:00Z" w16du:dateUtc="2025-09-22T00:55:00Z">
-            <w:rPr/>
-          </w:rPrChange>
-        </w:rPr>
         <w:t>, especialmente cuando las técnicas producen modelos independientes complementarios.</w:t>
       </w:r>
     </w:p>
     <w:p>
       <w:pPr>
         <w:ind w:left="708" w:hanging="708"/>
-        <w:rPr>
-          <w:b/>
-          <w:bCs/>
-          <w:rPrChange w:id="386" w:author="Ricardo Jesús Leguizamón Acosta" w:date="2025-09-21T21:55:00Z" w16du:dateUtc="2025-09-22T00:55:00Z">
-            <w:rPr/>
-          </w:rPrChange>
-        </w:rPr>
-      </w:pPr>
-      <w:r>
-        <w:rPr>
-          <w:b/>
-          <w:bCs/>
-          <w:rPrChange w:id="387" w:author="Ricardo Jesús Leguizamón Acosta" w:date="2025-09-21T21:55:00Z" w16du:dateUtc="2025-09-22T00:55:00Z">
-            <w:rPr/>
-          </w:rPrChange>
-        </w:rPr>
-        <w:pict w14:anchorId="0C120519">
-          <v:rect id="_x0000_i1244" style="width:0;height:1.5pt" o:hralign="center" o:hrstd="t" o:hr="t" fillcolor="#a0a0a0" stroked="f"/>
-        </w:pict>
-      </w:r>
+      </w:pPr>
     </w:p>
     <w:p>
       <w:pPr>
         <w:ind w:left="708" w:hanging="708"/>
-        <w:rPr>
-          <w:b/>
-          <w:bCs/>
-        </w:rPr>
-      </w:pPr>
-      <w:r>
-        <w:rPr>
-          <w:b/>
-          <w:bCs/>
-        </w:rPr>
+      </w:pPr>
+      <w:r>
         <w:t>5. FTIR + Raman como caso de estudio</w:t>
       </w:r>
     </w:p>
     <w:p>
       <w:pPr>
         <w:ind w:left="708" w:hanging="708"/>
-        <w:rPr>
-          <w:b/>
-          <w:bCs/>
-          <w:rPrChange w:id="388" w:author="Ricardo Jesús Leguizamón Acosta" w:date="2025-09-21T21:55:00Z" w16du:dateUtc="2025-09-22T00:55:00Z">
-            <w:rPr/>
-          </w:rPrChange>
-        </w:rPr>
-      </w:pPr>
-      <w:r>
-        <w:rPr>
-          <w:b/>
-          <w:bCs/>
-          <w:rPrChange w:id="389" w:author="Ricardo Jesús Leguizamón Acosta" w:date="2025-09-21T21:55:00Z" w16du:dateUtc="2025-09-22T00:55:00Z">
-            <w:rPr/>
-          </w:rPrChange>
-        </w:rPr>
-        <w:t xml:space="preserve">La combinación de </w:t>
-      </w:r>
-      <w:r>
-        <w:rPr>
-          <w:b/>
-          <w:bCs/>
-        </w:rPr>
-        <w:t>FTIR y Raman</w:t>
-      </w:r>
-      <w:r>
-        <w:rPr>
-          <w:b/>
-          <w:bCs/>
-          <w:rPrChange w:id="390" w:author="Ricardo Jesús Leguizamón Acosta" w:date="2025-09-21T21:55:00Z" w16du:dateUtc="2025-09-22T00:55:00Z">
-            <w:rPr/>
-          </w:rPrChange>
-        </w:rPr>
-        <w:t xml:space="preserve"> es especialmente relevante porque ambas técnicas vibracionales aportan información </w:t>
-      </w:r>
-      <w:r>
-        <w:rPr>
-          <w:b/>
-          <w:bCs/>
-        </w:rPr>
-        <w:t>complementaria</w:t>
-      </w:r>
-      <w:r>
-        <w:rPr>
-          <w:b/>
-          <w:bCs/>
-          <w:rPrChange w:id="391" w:author="Ricardo Jesús Leguizamón Acosta" w:date="2025-09-21T21:55:00Z" w16du:dateUtc="2025-09-22T00:55:00Z">
-            <w:rPr/>
-          </w:rPrChange>
-        </w:rPr>
-        <w:t>:</w:t>
+      </w:pPr>
+      <w:r>
+        <w:t>La combinación de FTIR y Raman es especialmente relevante porque ambas técnicas vibracionales aportan información complementaria:</w:t>
       </w:r>
     </w:p>
     <w:p>
@@ -5788,40 +1808,9 @@
           <w:ilvl w:val="0"/>
           <w:numId w:val="11"/>
         </w:numPr>
-        <w:rPr>
-          <w:b/>
-          <w:bCs/>
-          <w:rPrChange w:id="392" w:author="Ricardo Jesús Leguizamón Acosta" w:date="2025-09-21T21:55:00Z" w16du:dateUtc="2025-09-22T00:55:00Z">
-            <w:rPr/>
-          </w:rPrChange>
-        </w:rPr>
-      </w:pPr>
-      <w:r>
-        <w:rPr>
-          <w:b/>
-          <w:bCs/>
-          <w:rPrChange w:id="393" w:author="Ricardo Jesús Leguizamón Acosta" w:date="2025-09-21T21:55:00Z" w16du:dateUtc="2025-09-22T00:55:00Z">
-            <w:rPr/>
-          </w:rPrChange>
-        </w:rPr>
-        <w:t xml:space="preserve">FTIR detecta con mayor sensibilidad vibraciones asociadas a </w:t>
-      </w:r>
-      <w:r>
-        <w:rPr>
-          <w:b/>
-          <w:bCs/>
-        </w:rPr>
-        <w:t>grupos polares</w:t>
-      </w:r>
-      <w:r>
-        <w:rPr>
-          <w:b/>
-          <w:bCs/>
-          <w:rPrChange w:id="394" w:author="Ricardo Jesús Leguizamón Acosta" w:date="2025-09-21T21:55:00Z" w16du:dateUtc="2025-09-22T00:55:00Z">
-            <w:rPr/>
-          </w:rPrChange>
-        </w:rPr>
-        <w:t>.</w:t>
+      </w:pPr>
+      <w:r>
+        <w:t>FTIR detecta con mayor sensibilidad vibraciones asociadas a grupos polares.</w:t>
       </w:r>
     </w:p>
     <w:p>
@@ -5830,62 +1819,16 @@
           <w:ilvl w:val="0"/>
           <w:numId w:val="11"/>
         </w:numPr>
-        <w:rPr>
-          <w:b/>
-          <w:bCs/>
-          <w:rPrChange w:id="395" w:author="Ricardo Jesús Leguizamón Acosta" w:date="2025-09-21T21:55:00Z" w16du:dateUtc="2025-09-22T00:55:00Z">
-            <w:rPr/>
-          </w:rPrChange>
-        </w:rPr>
-      </w:pPr>
-      <w:r>
-        <w:rPr>
-          <w:b/>
-          <w:bCs/>
-          <w:rPrChange w:id="396" w:author="Ricardo Jesús Leguizamón Acosta" w:date="2025-09-21T21:55:00Z" w16du:dateUtc="2025-09-22T00:55:00Z">
-            <w:rPr/>
-          </w:rPrChange>
-        </w:rPr>
-        <w:t xml:space="preserve">Raman es más efectivo en vibraciones </w:t>
-      </w:r>
-      <w:r>
-        <w:rPr>
-          <w:b/>
-          <w:bCs/>
-        </w:rPr>
-        <w:t>no polares</w:t>
-      </w:r>
-      <w:r>
-        <w:rPr>
-          <w:b/>
-          <w:bCs/>
-          <w:rPrChange w:id="397" w:author="Ricardo Jesús Leguizamón Acosta" w:date="2025-09-21T21:55:00Z" w16du:dateUtc="2025-09-22T00:55:00Z">
-            <w:rPr/>
-          </w:rPrChange>
-        </w:rPr>
-        <w:t xml:space="preserve"> y en matrices acuosas (baja interferencia del agua).</w:t>
+      </w:pPr>
+      <w:r>
+        <w:t>Raman es más efectivo en vibraciones no polares y en matrices acuosas (baja interferencia del agua).</w:t>
       </w:r>
     </w:p>
     <w:p>
       <w:pPr>
         <w:ind w:left="708" w:hanging="708"/>
-        <w:rPr>
-          <w:b/>
-          <w:bCs/>
-          <w:rPrChange w:id="398" w:author="Ricardo Jesús Leguizamón Acosta" w:date="2025-09-21T21:55:00Z" w16du:dateUtc="2025-09-22T00:55:00Z">
-            <w:rPr/>
-          </w:rPrChange>
-        </w:rPr>
-      </w:pPr>
-      <w:r>
-        <w:rPr>
-          <w:b/>
-          <w:bCs/>
-          <w:rPrChange w:id="399" w:author="Ricardo Jesús Leguizamón Acosta" w:date="2025-09-21T21:55:00Z" w16du:dateUtc="2025-09-22T00:55:00Z">
-            <w:rPr/>
-          </w:rPrChange>
-        </w:rPr>
-        <w:lastRenderedPageBreak/>
+      </w:pPr>
+      <w:r>
         <w:t>En la literatura reciente:</w:t>
       </w:r>
     </w:p>
@@ -5895,30 +1838,9 @@
           <w:ilvl w:val="0"/>
           <w:numId w:val="12"/>
         </w:numPr>
-        <w:rPr>
-          <w:b/>
-          <w:bCs/>
-          <w:rPrChange w:id="400" w:author="Ricardo Jesús Leguizamón Acosta" w:date="2025-09-21T21:55:00Z" w16du:dateUtc="2025-09-22T00:55:00Z">
-            <w:rPr/>
-          </w:rPrChange>
-        </w:rPr>
-      </w:pPr>
-      <w:r>
-        <w:rPr>
-          <w:b/>
-          <w:bCs/>
-        </w:rPr>
-        <w:t>LLDF (concatenación preprocesada):</w:t>
-      </w:r>
-      <w:r>
-        <w:rPr>
-          <w:b/>
-          <w:bCs/>
-          <w:rPrChange w:id="401" w:author="Ricardo Jesús Leguizamón Acosta" w:date="2025-09-21T21:55:00Z" w16du:dateUtc="2025-09-22T00:55:00Z">
-            <w:rPr/>
-          </w:rPrChange>
-        </w:rPr>
-        <w:t xml:space="preserve"> mejora resultados de regresión clínica respecto al uso individual, pero puede verse limitado por redundancias.</w:t>
+      </w:pPr>
+      <w:r>
+        <w:t>LLDF (concatenación preprocesada): mejora resultados de regresión clínica respecto al uso individual, pero puede verse limitado por redundancias.</w:t>
       </w:r>
     </w:p>
     <w:p>
@@ -5927,30 +1849,9 @@
           <w:ilvl w:val="0"/>
           <w:numId w:val="12"/>
         </w:numPr>
-        <w:rPr>
-          <w:b/>
-          <w:bCs/>
-          <w:rPrChange w:id="402" w:author="Ricardo Jesús Leguizamón Acosta" w:date="2025-09-21T21:55:00Z" w16du:dateUtc="2025-09-22T00:55:00Z">
-            <w:rPr/>
-          </w:rPrChange>
-        </w:rPr>
-      </w:pPr>
-      <w:r>
-        <w:rPr>
-          <w:b/>
-          <w:bCs/>
-        </w:rPr>
-        <w:t>MLDF (concatenación de scores PCA/PLS):</w:t>
-      </w:r>
-      <w:r>
-        <w:rPr>
-          <w:b/>
-          <w:bCs/>
-          <w:rPrChange w:id="403" w:author="Ricardo Jesús Leguizamón Acosta" w:date="2025-09-21T21:55:00Z" w16du:dateUtc="2025-09-22T00:55:00Z">
-            <w:rPr/>
-          </w:rPrChange>
-        </w:rPr>
-        <w:t xml:space="preserve"> logra mayor capacidad discriminante y modelos más robustos en clasificación clínica.</w:t>
+      </w:pPr>
+      <w:r>
+        <w:t>MLDF (concatenación de scores PCA/PLS): logra mayor capacidad discriminante y modelos más robustos en clasificación clínica.</w:t>
       </w:r>
     </w:p>
     <w:p>
@@ -5959,244 +1860,63 @@
           <w:ilvl w:val="0"/>
           <w:numId w:val="12"/>
         </w:numPr>
-        <w:rPr>
-          <w:b/>
-          <w:bCs/>
-          <w:rPrChange w:id="404" w:author="Ricardo Jesús Leguizamón Acosta" w:date="2025-09-21T21:55:00Z" w16du:dateUtc="2025-09-22T00:55:00Z">
-            <w:rPr/>
-          </w:rPrChange>
-        </w:rPr>
-      </w:pPr>
-      <w:r>
-        <w:rPr>
-          <w:b/>
-          <w:bCs/>
-        </w:rPr>
-        <w:t>HLDF (votación de modelos FTIR y Raman):</w:t>
-      </w:r>
-      <w:r>
-        <w:rPr>
-          <w:b/>
-          <w:bCs/>
-          <w:rPrChange w:id="405" w:author="Ricardo Jesús Leguizamón Acosta" w:date="2025-09-21T21:55:00Z" w16du:dateUtc="2025-09-22T00:55:00Z">
-            <w:rPr/>
-          </w:rPrChange>
-        </w:rPr>
-        <w:t xml:space="preserve"> en algunos casos, supera a LLDF y MLDF, aunque su complejidad computacional es mayor.</w:t>
+      </w:pPr>
+      <w:r>
+        <w:t>HLDF (votación de modelos FTIR y Raman): en algunos casos, supera a LLDF y MLDF, aunque su complejidad computacional es mayor.</w:t>
       </w:r>
     </w:p>
     <w:p>
       <w:pPr>
         <w:ind w:left="708" w:hanging="708"/>
-        <w:rPr>
-          <w:b/>
-          <w:bCs/>
-          <w:rPrChange w:id="406" w:author="Ricardo Jesús Leguizamón Acosta" w:date="2025-09-21T21:55:00Z" w16du:dateUtc="2025-09-22T00:55:00Z">
-            <w:rPr/>
-          </w:rPrChange>
-        </w:rPr>
-      </w:pPr>
-      <w:r>
-        <w:rPr>
-          <w:b/>
-          <w:bCs/>
-          <w:rPrChange w:id="407" w:author="Ricardo Jesús Leguizamón Acosta" w:date="2025-09-21T21:55:00Z" w16du:dateUtc="2025-09-22T00:55:00Z">
-            <w:rPr/>
-          </w:rPrChange>
-        </w:rPr>
-        <w:t xml:space="preserve">Estos hallazgos refuerzan la hipótesis de que la </w:t>
-      </w:r>
-      <w:r>
-        <w:rPr>
-          <w:b/>
-          <w:bCs/>
-        </w:rPr>
-        <w:t>integración FTIR + Raman</w:t>
-      </w:r>
-      <w:r>
-        <w:rPr>
-          <w:b/>
-          <w:bCs/>
-          <w:rPrChange w:id="408" w:author="Ricardo Jesús Leguizamón Acosta" w:date="2025-09-21T21:55:00Z" w16du:dateUtc="2025-09-22T00:55:00Z">
-            <w:rPr/>
-          </w:rPrChange>
-        </w:rPr>
-        <w:t xml:space="preserve"> </w:t>
-      </w:r>
-      <w:r>
-        <w:rPr>
-          <w:b/>
-          <w:bCs/>
-          <w:rPrChange w:id="409" w:author="Ricardo Jesús Leguizamón Acosta" w:date="2025-09-21T21:57:00Z" w16du:dateUtc="2025-09-22T00:57:00Z">
-            <w:rPr/>
-          </w:rPrChange>
-        </w:rPr>
-        <w:t>mediante</w:t>
-      </w:r>
-      <w:r>
-        <w:rPr>
-          <w:b/>
-          <w:bCs/>
-          <w:rPrChange w:id="410" w:author="Ricardo Jesús Leguizamón Acosta" w:date="2025-09-21T21:55:00Z" w16du:dateUtc="2025-09-22T00:55:00Z">
-            <w:rPr/>
-          </w:rPrChange>
-        </w:rPr>
-        <w:t xml:space="preserve"> estrategias de fusión, especialmente en niveles medio y alto, ofrece ventajas claras frente al análisis separado de cada técnica.</w:t>
+      </w:pPr>
+      <w:r>
+        <w:lastRenderedPageBreak/>
+        <w:t>Estos hallazgos refuerzan la hipótesis de que la integración FTIR + Raman mediante estrategias de fusión, especialmente en niveles medio y alto, ofrece ventajas claras frente al análisis separado de cada técnica.</w:t>
       </w:r>
     </w:p>
     <w:p>
       <w:pPr>
         <w:ind w:left="708" w:hanging="708"/>
-        <w:rPr>
-          <w:b/>
-          <w:bCs/>
-          <w:rPrChange w:id="411" w:author="Ricardo Jesús Leguizamón Acosta" w:date="2025-09-21T21:55:00Z" w16du:dateUtc="2025-09-22T00:55:00Z">
-            <w:rPr/>
-          </w:rPrChange>
-        </w:rPr>
-      </w:pPr>
-      <w:r>
-        <w:rPr>
-          <w:b/>
-          <w:bCs/>
-          <w:rPrChange w:id="412" w:author="Ricardo Jesús Leguizamón Acosta" w:date="2025-09-21T21:55:00Z" w16du:dateUtc="2025-09-22T00:55:00Z">
-            <w:rPr/>
-          </w:rPrChange>
-        </w:rPr>
+      </w:pPr>
+      <w:r>
         <w:pict w14:anchorId="2A5A3EB0">
-          <v:rect id="_x0000_i1245" style="width:0;height:1.5pt" o:hralign="center" o:hrstd="t" o:hr="t" fillcolor="#a0a0a0" stroked="f"/>
+          <v:rect id="_x0000_i1033" style="width:0;height:1.5pt" o:hralign="center" o:hrstd="t" o:hr="t" fillcolor="#a0a0a0" stroked="f"/>
         </w:pict>
       </w:r>
     </w:p>
     <w:p>
       <w:pPr>
         <w:ind w:left="708" w:hanging="708"/>
-        <w:rPr>
-          <w:b/>
-          <w:bCs/>
-        </w:rPr>
-      </w:pPr>
-      <w:r>
-        <w:rPr>
-          <w:b/>
-          <w:bCs/>
-        </w:rPr>
+      </w:pPr>
+      <w:r>
         <w:t>6. Síntesis</w:t>
       </w:r>
     </w:p>
     <w:p>
       <w:pPr>
         <w:ind w:left="708" w:hanging="708"/>
-        <w:rPr>
-          <w:b/>
-          <w:bCs/>
-          <w:rPrChange w:id="413" w:author="Ricardo Jesús Leguizamón Acosta" w:date="2025-09-21T21:55:00Z" w16du:dateUtc="2025-09-22T00:55:00Z">
-            <w:rPr/>
-          </w:rPrChange>
-        </w:rPr>
-      </w:pPr>
-      <w:r>
-        <w:rPr>
-          <w:b/>
-          <w:bCs/>
-          <w:rPrChange w:id="414" w:author="Ricardo Jesús Leguizamón Acosta" w:date="2025-09-21T21:55:00Z" w16du:dateUtc="2025-09-22T00:55:00Z">
-            <w:rPr/>
-          </w:rPrChange>
-        </w:rPr>
-        <w:t xml:space="preserve">La evidencia científica demuestra que la fusión de datos espectroscópicos no solo es posible, sino que constituye una </w:t>
-      </w:r>
-      <w:r>
-        <w:rPr>
-          <w:b/>
-          <w:bCs/>
-        </w:rPr>
-        <w:t>estrategia sólida y validada en diversos campos</w:t>
-      </w:r>
-      <w:r>
-        <w:rPr>
-          <w:b/>
-          <w:bCs/>
-          <w:rPrChange w:id="415" w:author="Ricardo Jesús Leguizamón Acosta" w:date="2025-09-21T21:55:00Z" w16du:dateUtc="2025-09-22T00:55:00Z">
-            <w:rPr/>
-          </w:rPrChange>
-        </w:rPr>
-        <w:t xml:space="preserve">. Para el caso particular de FTIR y Raman aplicados a la caracterización de analgésicos, resulta pertinente explorar tanto enfoques </w:t>
-      </w:r>
-      <w:r>
-        <w:rPr>
-          <w:b/>
-          <w:bCs/>
-        </w:rPr>
-        <w:t>LLDF</w:t>
-      </w:r>
-      <w:r>
-        <w:rPr>
-          <w:b/>
-          <w:bCs/>
-          <w:rPrChange w:id="416" w:author="Ricardo Jesús Leguizamón Acosta" w:date="2025-09-21T21:55:00Z" w16du:dateUtc="2025-09-22T00:55:00Z">
-            <w:rPr/>
-          </w:rPrChange>
-        </w:rPr>
-        <w:t xml:space="preserve"> (por su simplicidad y valor como primera aproximación) como </w:t>
-      </w:r>
-      <w:r>
-        <w:rPr>
-          <w:b/>
-          <w:bCs/>
-        </w:rPr>
-        <w:t>MLDF</w:t>
-      </w:r>
-      <w:r>
-        <w:rPr>
-          <w:b/>
-          <w:bCs/>
-          <w:rPrChange w:id="417" w:author="Ricardo Jesús Leguizamón Acosta" w:date="2025-09-21T21:55:00Z" w16du:dateUtc="2025-09-22T00:55:00Z">
-            <w:rPr/>
-          </w:rPrChange>
-        </w:rPr>
-        <w:t xml:space="preserve"> (por su robustez y capacidad discriminante), evaluando su desempeño comparativo mediante análisis multivariado.</w:t>
+      </w:pPr>
+      <w:r>
+        <w:t>La evidencia científica demuestra que la fusión de datos espectroscópicos no solo es posible, sino que constituye una estrategia sólida y validada en diversos campos. Para el caso particular de FTIR y Raman aplicados a la caracterización de analgésicos, resulta pertinente explorar tanto enfoques LLDF (por su simplicidad y valor como primera aproximación) como MLDF (por su robustez y capacidad discriminante), evaluando su desempeño comparativo mediante análisis multivariado.</w:t>
       </w:r>
     </w:p>
     <w:p>
       <w:pPr>
         <w:ind w:left="708" w:hanging="708"/>
-        <w:rPr>
-          <w:b/>
-          <w:bCs/>
-          <w:rPrChange w:id="418" w:author="Ricardo Jesús Leguizamón Acosta" w:date="2025-09-21T21:55:00Z" w16du:dateUtc="2025-09-22T00:55:00Z">
-            <w:rPr/>
-          </w:rPrChange>
-        </w:rPr>
       </w:pPr>
     </w:p>
     <w:p>
       <w:pPr>
         <w:ind w:left="708" w:hanging="708"/>
         <w:rPr>
-          <w:b/>
-          <w:bCs/>
           <w:lang w:val="en-US"/>
-          <w:rPrChange w:id="419" w:author="Ricardo Jesús Leguizamón Acosta" w:date="2025-09-21T21:55:00Z" w16du:dateUtc="2025-09-22T00:55:00Z">
-            <w:rPr>
-              <w:lang w:val="en-US"/>
-            </w:rPr>
-          </w:rPrChange>
-        </w:rPr>
-      </w:pPr>
-      <w:r>
-        <w:rPr>
-          <w:b/>
-          <w:bCs/>
+        </w:rPr>
+      </w:pPr>
+      <w:r>
+        <w:rPr>
           <w:noProof/>
           <w:lang w:val="en-US"/>
-          <w:rPrChange w:id="420" w:author="Ricardo Jesús Leguizamón Acosta" w:date="2025-09-21T21:55:00Z" w16du:dateUtc="2025-09-22T00:55:00Z">
-            <w:rPr>
-              <w:noProof/>
-              <w:lang w:val="en-US"/>
-            </w:rPr>
-          </w:rPrChange>
-        </w:rPr>
-        <w:lastRenderedPageBreak/>
+        </w:rPr>
         <w:drawing>
           <wp:inline distT="0" distB="0" distL="0" distR="0" wp14:anchorId="1DD1DD6F" wp14:editId="647DA1BC">
             <wp:extent cx="5400040" cy="5143500"/>
@@ -9049,14 +4769,6 @@
     <w:abstractNumId w:val="13"/>
   </w:num>
 </w:numbering>
-</file>
-
-<file path=word/people.xml><?xml version="1.0" encoding="utf-8"?>
-<w15:people xmlns:wpc="http://schemas.microsoft.com/office/word/2010/wordprocessingCanvas" xmlns:cx="http://schemas.microsoft.com/office/drawing/2014/chartex" xmlns:cx1="http://schemas.microsoft.com/office/drawing/2015/9/8/chartex" xmlns:cx2="http://schemas.microsoft.com/office/drawing/2015/10/21/chartex" xmlns:cx3="http://schemas.microsoft.com/office/drawing/2016/5/9/chartex" xmlns:cx4="http://schemas.microsoft.com/office/drawing/2016/5/10/chartex" xmlns:cx5="http://schemas.microsoft.com/office/drawing/2016/5/11/chartex" xmlns:cx6="http://schemas.microsoft.com/office/drawing/2016/5/12/chartex" xmlns:cx7="http://schemas.microsoft.com/office/drawing/2016/5/13/chartex" xmlns:cx8="http://schemas.microsoft.com/office/drawing/2016/5/14/chartex" xmlns:mc="http://schemas.openxmlformats.org/markup-compatibility/2006" xmlns:aink="http://schemas.microsoft.com/office/drawing/2016/ink" xmlns:am3d="http://schemas.microsoft.com/office/drawing/2017/model3d" xmlns:o="urn:schemas-microsoft-com:office:office" xmlns:oel="http://schemas.microsoft.com/office/2019/extlst" xmlns:r="http://schemas.openxmlformats.org/officeDocument/2006/relationships" xmlns:m="http://schemas.openxmlformats.org/officeDocument/2006/math" xmlns:v="urn:schemas-microsoft-com:vml" xmlns:wp14="http://schemas.microsoft.com/office/word/2010/wordprocessingDrawing" xmlns:wp="http://schemas.openxmlformats.org/drawingml/2006/wordprocessingDrawing" xmlns:w10="urn:schemas-microsoft-com:office:word" xmlns:w="http://schemas.openxmlformats.org/wordprocessingml/2006/main" xmlns:w14="http://schemas.microsoft.com/office/word/2010/wordml" xmlns:w15="http://schemas.microsoft.com/office/word/2012/wordml" xmlns:w16cex="http://schemas.microsoft.com/office/word/2018/wordml/cex" xmlns:w16cid="http://schemas.microsoft.com/office/word/2016/wordml/cid" xmlns:w16="http://schemas.microsoft.com/office/word/2018/wordml" xmlns:w16du="http://schemas.microsoft.com/office/word/2023/wordml/word16du" xmlns:w16sdtdh="http://schemas.microsoft.com/office/word/2020/wordml/sdtdatahash" xmlns:w16sdtfl="http://schemas.microsoft.com/office/word/2024/wordml/sdtformatlock" xmlns:w16se="http://schemas.microsoft.com/office/word/2015/wordml/symex" xmlns:wpg="http://schemas.microsoft.com/office/word/2010/wordprocessingGroup" xmlns:wpi="http://schemas.microsoft.com/office/word/2010/wordprocessingInk" xmlns:wne="http://schemas.microsoft.com/office/word/2006/wordml" xmlns:wps="http://schemas.microsoft.com/office/word/2010/wordprocessingShape" mc:Ignorable="w14 w15 w16se w16cid w16 w16cex w16sdtdh w16sdtfl w16du wp14">
-  <w15:person w15:author="Ricardo Jesús Leguizamón Acosta">
-    <w15:presenceInfo w15:providerId="AD" w15:userId="S::ricardo.leguizamon@bnf.gov.py::31230c8a-6922-4e1f-9053-7a9ff8b16074"/>
-  </w15:person>
-</w15:people>
 </file>
 
 <file path=word/styles.xml><?xml version="1.0" encoding="utf-8"?>
@@ -9662,6 +5374,7 @@
   <w:style w:type="character" w:default="1" w:styleId="Fuentedeprrafopredeter">
     <w:name w:val="Default Paragraph Font"/>
     <w:uiPriority w:val="1"/>
+    <w:semiHidden/>
     <w:unhideWhenUsed/>
   </w:style>
   <w:style w:type="table" w:default="1" w:styleId="Tablanormal">

--- a/Tesis Sucio.docx
+++ b/Tesis Sucio.docx
@@ -82,7 +82,6 @@
           <w:lang w:val="es-ES"/>
         </w:rPr>
       </w:pPr>
-      <w:proofErr w:type="gramStart"/>
       <w:r>
         <w:rPr>
           <w:lang w:val="es-ES"/>
@@ -93,7 +92,6 @@
       <w:r>
         <w:t xml:space="preserve"> 553.24</w:t>
       </w:r>
-      <w:proofErr w:type="gramEnd"/>
     </w:p>
     <w:p>
       <w:r>
@@ -108,32 +106,14 @@
     </w:p>
     <w:p>
       <w:r>
-        <w:t xml:space="preserve">A lolo chachi Popolo </w:t>
-      </w:r>
-      <w:proofErr w:type="spellStart"/>
-      <w:r>
-        <w:t>mandy</w:t>
-      </w:r>
-      <w:proofErr w:type="spellEnd"/>
-      <w:r>
-        <w:t xml:space="preserve"> y lola (†)</w:t>
-      </w:r>
-    </w:p>
-    <w:p>
-      <w:r>
         <w:br w:type="page"/>
       </w:r>
     </w:p>
     <w:p>
       <w:r>
         <w:lastRenderedPageBreak/>
-        <w:t xml:space="preserve">Agradecimiento </w:t>
-      </w:r>
-      <w:proofErr w:type="spellStart"/>
-      <w:r>
-        <w:t>zzzz</w:t>
-      </w:r>
-      <w:proofErr w:type="spellEnd"/>
+        <w:t>Agradecimiento zzzz</w:t>
+      </w:r>
     </w:p>
     <w:p>
       <w:r>
@@ -151,28 +131,15 @@
       <w:r>
         <w:br/>
       </w:r>
-      <w:proofErr w:type="spellStart"/>
-      <w:r>
-        <w:t>EspectroApp</w:t>
-      </w:r>
-      <w:proofErr w:type="spellEnd"/>
-      <w:r>
-        <w:t xml:space="preserve">: Estrategia de Fusión de Datos FTIR y Raman aplicada a la Caracterización Multivariada de Analgésicos </w:t>
+      <w:r>
+        <w:t xml:space="preserve">EspectroApp: Estrategia de Fusión de Datos FTIR y Raman aplicada a la Caracterización Multivariada de Analgésicos </w:t>
       </w:r>
       <w:r>
         <w:br/>
       </w:r>
       <w:r>
         <w:br/>
-        <w:t xml:space="preserve">En el presente estudio se describe el desarrollo de </w:t>
-      </w:r>
-      <w:proofErr w:type="spellStart"/>
-      <w:r>
-        <w:t>EspectroApp</w:t>
-      </w:r>
-      <w:proofErr w:type="spellEnd"/>
-      <w:r>
-        <w:t xml:space="preserve">, una herramienta computacional orientada a la integración y análisis de datos espectroscópicos. El objetivo principal fue implementar una estrategia de fusión de datos a partir de espectros FTIR y Raman, </w:t>
+        <w:t xml:space="preserve">En el presente estudio se describe el desarrollo de EspectroApp, una herramienta computacional orientada a la integración y análisis de datos espectroscópicos. El objetivo principal fue implementar una estrategia de fusión de datos a partir de espectros FTIR y Raman, </w:t>
       </w:r>
       <w:r>
         <w:rPr>
@@ -184,92 +151,22 @@
         <w:rPr>
           <w:color w:val="EE0000"/>
         </w:rPr>
-        <w:t xml:space="preserve"> </w:t>
-      </w:r>
-      <w:proofErr w:type="gramStart"/>
+        <w:t xml:space="preserve"> Que pio esto! </w:t>
+      </w:r>
+      <w:r>
+        <w:br/>
+      </w:r>
+      <w:r>
+        <w:br/>
+      </w:r>
+      <w:r>
+        <w:t xml:space="preserve">La aplicación incorpora funciones de preprocesamiento espectral (normalización, suavizado, corrección de línea base, derivadas), así como métodos de reducción de dimensionalidad (PCA, t-SNE) y análisis jerárquico de conglomerados (HCA). Se implementaron dos enfoques de fusión: </w:t>
+      </w:r>
       <w:r>
         <w:rPr>
           <w:color w:val="EE0000"/>
         </w:rPr>
-        <w:t>Que pio esto!</w:t>
-      </w:r>
-      <w:proofErr w:type="gramEnd"/>
-      <w:r>
-        <w:rPr>
-          <w:color w:val="EE0000"/>
-        </w:rPr>
-        <w:t xml:space="preserve"> </w:t>
-      </w:r>
-      <w:r>
-        <w:br/>
-      </w:r>
-      <w:r>
-        <w:br/>
-      </w:r>
-      <w:r>
-        <w:t xml:space="preserve">La aplicación incorpora funciones de preprocesamiento espectral (normalización, suavizado, corrección de línea base, derivadas), así como métodos de reducción de dimensionalidad (PCA, t-SNE) y análisis jerárquico de conglomerados (HCA). Se implementaron dos enfoques de fusión: </w:t>
-      </w:r>
-      <w:r>
-        <w:rPr>
-          <w:color w:val="EE0000"/>
-        </w:rPr>
-        <w:t>Low-</w:t>
-      </w:r>
-      <w:proofErr w:type="spellStart"/>
-      <w:r>
-        <w:rPr>
-          <w:color w:val="EE0000"/>
-        </w:rPr>
-        <w:t>Level</w:t>
-      </w:r>
-      <w:proofErr w:type="spellEnd"/>
-      <w:r>
-        <w:rPr>
-          <w:color w:val="EE0000"/>
-        </w:rPr>
-        <w:t xml:space="preserve"> </w:t>
-      </w:r>
-      <w:proofErr w:type="spellStart"/>
-      <w:r>
-        <w:rPr>
-          <w:color w:val="EE0000"/>
-        </w:rPr>
-        <w:t>Fusion</w:t>
-      </w:r>
-      <w:proofErr w:type="spellEnd"/>
-      <w:r>
-        <w:rPr>
-          <w:color w:val="EE0000"/>
-        </w:rPr>
-        <w:t xml:space="preserve"> (concatenación de espectros en un eje común interpolado) y </w:t>
-      </w:r>
-      <w:proofErr w:type="spellStart"/>
-      <w:r>
-        <w:rPr>
-          <w:color w:val="EE0000"/>
-        </w:rPr>
-        <w:t>Mid-Level</w:t>
-      </w:r>
-      <w:proofErr w:type="spellEnd"/>
-      <w:r>
-        <w:rPr>
-          <w:color w:val="EE0000"/>
-        </w:rPr>
-        <w:t xml:space="preserve"> </w:t>
-      </w:r>
-      <w:proofErr w:type="spellStart"/>
-      <w:r>
-        <w:rPr>
-          <w:color w:val="EE0000"/>
-        </w:rPr>
-        <w:t>Fusion</w:t>
-      </w:r>
-      <w:proofErr w:type="spellEnd"/>
-      <w:r>
-        <w:rPr>
-          <w:color w:val="EE0000"/>
-        </w:rPr>
-        <w:t xml:space="preserve"> (reducción independiente por PCA seguida de integración de componentes principales).</w:t>
+        <w:t>Low-Level Fusion (concatenación de espectros en un eje común interpolado) y Mid-Level Fusion (reducción independiente por PCA seguida de integración de componentes principales).</w:t>
       </w:r>
     </w:p>
     <w:p>
@@ -279,36 +176,12 @@
     </w:p>
     <w:p>
       <w:r>
-        <w:t xml:space="preserve">Los resultados obtenidos evidencian que </w:t>
-      </w:r>
-      <w:proofErr w:type="spellStart"/>
-      <w:r>
-        <w:t>EspectroApp</w:t>
-      </w:r>
-      <w:proofErr w:type="spellEnd"/>
-      <w:r>
-        <w:t xml:space="preserve"> constituye un aporte significativo en el ámbito de la ingeniería en informática aplicada a las ciencias de materiales y farmacéuticas, al proporcionar una plataforma ágil, interactiva y extensible para el análisis </w:t>
-      </w:r>
-      <w:proofErr w:type="spellStart"/>
-      <w:r>
-        <w:t>multitécnica</w:t>
-      </w:r>
-      <w:proofErr w:type="spellEnd"/>
-      <w:r>
-        <w:t xml:space="preserve"> de espectros.</w:t>
-      </w:r>
-    </w:p>
-    <w:p>
-      <w:r>
-        <w:t xml:space="preserve">Palabras clave: Fusión de datos, FTIR, Raman, análisis multivariado, PCA, t-SNE, HCA, analgésicos, </w:t>
-      </w:r>
-      <w:proofErr w:type="spellStart"/>
-      <w:r>
-        <w:t>EspectroApp</w:t>
-      </w:r>
-      <w:proofErr w:type="spellEnd"/>
-      <w:r>
-        <w:t xml:space="preserve">.  </w:t>
+        <w:t>Los resultados obtenidos evidencian que EspectroApp constituye un aporte significativo en el ámbito de la ingeniería en informática aplicada a las ciencias de materiales y farmacéuticas, al proporcionar una plataforma ágil, interactiva y extensible para el análisis multitécnica de espectros.</w:t>
+      </w:r>
+    </w:p>
+    <w:p>
+      <w:r>
+        <w:t xml:space="preserve">Palabras clave: Fusión de datos, FTIR, Raman, análisis multivariado, PCA, t-SNE, HCA, analgésicos, EspectroApp.  </w:t>
       </w:r>
     </w:p>
     <w:p>
@@ -322,82 +195,38 @@
           <w:lang w:val="en-US"/>
         </w:rPr>
       </w:pPr>
-      <w:proofErr w:type="spellStart"/>
       <w:r>
         <w:rPr>
           <w:lang w:val="en-US"/>
         </w:rPr>
         <w:lastRenderedPageBreak/>
-        <w:t>Resumen</w:t>
-      </w:r>
-      <w:proofErr w:type="spellEnd"/>
-      <w:r>
+        <w:t xml:space="preserve">Resumen en ingles </w:t>
+      </w:r>
+    </w:p>
+    <w:p>
+      <w:pPr>
         <w:rPr>
           <w:lang w:val="en-US"/>
         </w:rPr>
-        <w:t xml:space="preserve"> </w:t>
-      </w:r>
-      <w:proofErr w:type="spellStart"/>
+      </w:pPr>
       <w:r>
         <w:rPr>
           <w:lang w:val="en-US"/>
         </w:rPr>
-        <w:t>en</w:t>
-      </w:r>
-      <w:proofErr w:type="spellEnd"/>
-      <w:r>
+        <w:t>EspectroApp: Data Fusion Strategy of FTIR and Raman Applied to the Multivariate Characterization of Analgesics</w:t>
+      </w:r>
+    </w:p>
+    <w:p>
+      <w:pPr>
         <w:rPr>
           <w:lang w:val="en-US"/>
         </w:rPr>
-        <w:t xml:space="preserve"> ingles </w:t>
-      </w:r>
-    </w:p>
-    <w:p>
-      <w:pPr>
+      </w:pPr>
+      <w:r>
         <w:rPr>
           <w:lang w:val="en-US"/>
         </w:rPr>
-      </w:pPr>
-      <w:proofErr w:type="spellStart"/>
-      <w:r>
-        <w:rPr>
-          <w:lang w:val="en-US"/>
-        </w:rPr>
-        <w:t>EspectroApp</w:t>
-      </w:r>
-      <w:proofErr w:type="spellEnd"/>
-      <w:r>
-        <w:rPr>
-          <w:lang w:val="en-US"/>
-        </w:rPr>
-        <w:t>: Data Fusion Strategy of FTIR and Raman Applied to the Multivariate Characterization of Analgesics</w:t>
-      </w:r>
-    </w:p>
-    <w:p>
-      <w:pPr>
-        <w:rPr>
-          <w:lang w:val="en-US"/>
-        </w:rPr>
-      </w:pPr>
-      <w:r>
-        <w:rPr>
-          <w:lang w:val="en-US"/>
-        </w:rPr>
-        <w:t xml:space="preserve">This study presents the development of </w:t>
-      </w:r>
-      <w:proofErr w:type="spellStart"/>
-      <w:r>
-        <w:rPr>
-          <w:lang w:val="en-US"/>
-        </w:rPr>
-        <w:t>EspectroApp</w:t>
-      </w:r>
-      <w:proofErr w:type="spellEnd"/>
-      <w:r>
-        <w:rPr>
-          <w:lang w:val="en-US"/>
-        </w:rPr>
-        <w:t>, a computational tool designed for the integration and analysis of spectroscopic data. The main objective was to implement a data fusion strategy based on FTIR and Raman spectra, with the purpose of enhancing the multivariate characterization of analgesic samples.</w:t>
+        <w:t>This study presents the development of EspectroApp, a computational tool designed for the integration and analysis of spectroscopic data. The main objective was to implement a data fusion strategy based on FTIR and Raman spectra, with the purpose of enhancing the multivariate characterization of analgesic samples.</w:t>
       </w:r>
     </w:p>
     <w:p>
@@ -436,48 +265,20 @@
         <w:rPr>
           <w:lang w:val="en-US"/>
         </w:rPr>
-        <w:t xml:space="preserve">The results show that </w:t>
-      </w:r>
-      <w:proofErr w:type="spellStart"/>
-      <w:r>
+        <w:t>The results show that EspectroApp represents a significant contribution to the field of computer engineering applied to materials and pharmaceutical sciences, by providing a fast, interactive, and extensible platform for multi-technique spectral analysis.</w:t>
+      </w:r>
+    </w:p>
+    <w:p>
+      <w:pPr>
         <w:rPr>
           <w:lang w:val="en-US"/>
         </w:rPr>
-        <w:t>EspectroApp</w:t>
-      </w:r>
-      <w:proofErr w:type="spellEnd"/>
+      </w:pPr>
       <w:r>
         <w:rPr>
           <w:lang w:val="en-US"/>
         </w:rPr>
-        <w:t xml:space="preserve"> represents a significant contribution to the field of computer engineering applied to materials and pharmaceutical sciences, by providing a fast, interactive, and extensible platform for multi-technique spectral analysis.</w:t>
-      </w:r>
-    </w:p>
-    <w:p>
-      <w:pPr>
-        <w:rPr>
-          <w:lang w:val="en-US"/>
-        </w:rPr>
-      </w:pPr>
-      <w:r>
-        <w:rPr>
-          <w:lang w:val="en-US"/>
-        </w:rPr>
-        <w:t xml:space="preserve">Keywords: Data fusion, FTIR, Raman, multivariate analysis, PCA, t-SNE, HCA, analgesics, </w:t>
-      </w:r>
-      <w:proofErr w:type="spellStart"/>
-      <w:r>
-        <w:rPr>
-          <w:lang w:val="en-US"/>
-        </w:rPr>
-        <w:t>EspectroApp</w:t>
-      </w:r>
-      <w:proofErr w:type="spellEnd"/>
-      <w:r>
-        <w:rPr>
-          <w:lang w:val="en-US"/>
-        </w:rPr>
-        <w:t>.</w:t>
+        <w:t>Keywords: Data fusion, FTIR, Raman, multivariate analysis, PCA, t-SNE, HCA, analgesics, EspectroApp.</w:t>
       </w:r>
     </w:p>
     <w:p>
@@ -570,40 +371,15 @@
           <w:i/>
           <w:iCs/>
         </w:rPr>
-        <w:t xml:space="preserve">data </w:t>
-      </w:r>
-      <w:proofErr w:type="spellStart"/>
-      <w:r>
-        <w:rPr>
-          <w:i/>
-          <w:iCs/>
-        </w:rPr>
-        <w:t>fusion</w:t>
-      </w:r>
-      <w:proofErr w:type="spellEnd"/>
-      <w:r>
-        <w:t>), entendida como el proceso de combinar información proveniente de múltiples fuentes con el fin de aumentar la precisión, exactitud y robustez de los modelos predictivos. Diversos estudios han demostrado que la integración de técnicas espectroscópicas proporciona un mayor poder discriminante y mejora el rendimiento de modelos de clasificación y regresión respecto al análisis individual de cada técnica. En la industria alimentaria, por ejemplo, se ha reportado que en más del 80% de los trabajos analizados, la fusión de datos mejoró significativamente los resultados obtenidos [</w:t>
-      </w:r>
-      <w:proofErr w:type="spellStart"/>
-      <w:r>
-        <w:t>Ref</w:t>
-      </w:r>
-      <w:proofErr w:type="spellEnd"/>
-      <w:r>
-        <w:t>]. Este enfoque ha sido aplicado con éxito en áreas como sensores electrónicos, control de calidad de alimentos, metabolómica y aplicaciones clínicas, consolidándose como una estrategia transversal en diferentes disciplinas.</w:t>
-      </w:r>
-    </w:p>
-    <w:p>
-      <w:r>
-        <w:t>Las técnicas de fusión se clasifican en tres niveles principales [</w:t>
-      </w:r>
-      <w:proofErr w:type="spellStart"/>
-      <w:r>
-        <w:t>Ref</w:t>
-      </w:r>
-      <w:proofErr w:type="spellEnd"/>
-      <w:r>
-        <w:t>]:</w:t>
+        <w:t>data fusion</w:t>
+      </w:r>
+      <w:r>
+        <w:t>), entendida como el proceso de combinar información proveniente de múltiples fuentes con el fin de aumentar la precisión, exactitud y robustez de los modelos predictivos. Diversos estudios han demostrado que la integración de técnicas espectroscópicas proporciona un mayor poder discriminante y mejora el rendimiento de modelos de clasificación y regresión respecto al análisis individual de cada técnica. En la industria alimentaria, por ejemplo, se ha reportado que en más del 80% de los trabajos analizados, la fusión de datos mejoró significativamente los resultados obtenidos [Ref]. Este enfoque ha sido aplicado con éxito en áreas como sensores electrónicos, control de calidad de alimentos, metabolómica y aplicaciones clínicas, consolidándose como una estrategia transversal en diferentes disciplinas.</w:t>
+      </w:r>
+    </w:p>
+    <w:p>
+      <w:r>
+        <w:t>Las técnicas de fusión se clasifican en tres niveles principales [Ref]:</w:t>
       </w:r>
     </w:p>
     <w:p>
@@ -614,23 +390,7 @@
         </w:numPr>
       </w:pPr>
       <w:r>
-        <w:t>Low-</w:t>
-      </w:r>
-      <w:proofErr w:type="spellStart"/>
-      <w:r>
-        <w:t>Level</w:t>
-      </w:r>
-      <w:proofErr w:type="spellEnd"/>
-      <w:r>
-        <w:t xml:space="preserve"> Data </w:t>
-      </w:r>
-      <w:proofErr w:type="spellStart"/>
-      <w:r>
-        <w:t>Fusion</w:t>
-      </w:r>
-      <w:proofErr w:type="spellEnd"/>
-      <w:r>
-        <w:t xml:space="preserve"> (LLDF): consiste en la concatenación directa de los conjuntos de datos preprocesados, generando una matriz ampliada sobre la cual se aplican métodos de análisis multivariado. Es un método simple y conceptualmente directo, aunque requiere un adecuado escalado y normalización para evitar la dominancia de un bloque de datos sobre otro. También puede beneficiarse de técnicas de selección o reducción de variables para disminuir redundancias y tiempos de cómputo. Ejemplos incluyen el trabajo de Gonçalves et al. (2020), donde se integraron resultados fisicoquímicos, espectros UV-vis y NIR mediante normalización individual y preprocesamiento diferenciado.</w:t>
+        <w:t>Low-Level Data Fusion (LLDF): consiste en la concatenación directa de los conjuntos de datos preprocesados, generando una matriz ampliada sobre la cual se aplican métodos de análisis multivariado. Es un método simple y conceptualmente directo, aunque requiere un adecuado escalado y normalización para evitar la dominancia de un bloque de datos sobre otro. También puede beneficiarse de técnicas de selección o reducción de variables para disminuir redundancias y tiempos de cómputo. Ejemplos incluyen el trabajo de Gonçalves et al. (2020), donde se integraron resultados fisicoquímicos, espectros UV-vis y NIR mediante normalización individual y preprocesamiento diferenciado.</w:t>
       </w:r>
     </w:p>
     <w:p>
@@ -640,41 +400,12 @@
           <w:numId w:val="1"/>
         </w:numPr>
       </w:pPr>
-      <w:proofErr w:type="spellStart"/>
-      <w:r>
-        <w:t>Mid-Level</w:t>
-      </w:r>
-      <w:proofErr w:type="spellEnd"/>
-      <w:r>
-        <w:t xml:space="preserve"> Data </w:t>
-      </w:r>
-      <w:proofErr w:type="spellStart"/>
-      <w:r>
-        <w:t>Fusion</w:t>
-      </w:r>
-      <w:proofErr w:type="spellEnd"/>
-      <w:r>
-        <w:t xml:space="preserve"> (MLDF): integra las características extraídas de cada </w:t>
-      </w:r>
-      <w:proofErr w:type="spellStart"/>
-      <w:r>
-        <w:t>dataset</w:t>
-      </w:r>
-      <w:proofErr w:type="spellEnd"/>
-      <w:r>
-        <w:t xml:space="preserve">, como vectores principales (PCA) o variables latentes (PLS), que luego son concatenadas en un único espacio de características. Este nivel reduce la dimensionalidad y el ruido, además de disminuir la carga computacional. En estudios clínicos con FTIR y Raman, se ha demostrado </w:t>
+      <w:r>
+        <w:t xml:space="preserve">Mid-Level Data Fusion (MLDF): integra las características extraídas de cada dataset, como vectores principales (PCA) o variables latentes (PLS), que luego son concatenadas en un único espacio de características. Este nivel reduce la dimensionalidad y el ruido, además de disminuir la carga computacional. En estudios clínicos con FTIR y Raman, se ha demostrado </w:t>
       </w:r>
       <w:r>
         <w:lastRenderedPageBreak/>
-        <w:t>que MLDF supera a LLDF en precisión, al eliminar información irrelevante y retener únicamente las variables más informativas [</w:t>
-      </w:r>
-      <w:proofErr w:type="spellStart"/>
-      <w:r>
-        <w:t>Ref</w:t>
-      </w:r>
-      <w:proofErr w:type="spellEnd"/>
-      <w:r>
-        <w:t>].</w:t>
+        <w:t>que MLDF supera a LLDF en precisión, al eliminar información irrelevante y retener únicamente las variables más informativas [Ref].</w:t>
       </w:r>
     </w:p>
     <w:p>
@@ -685,52 +416,12 @@
         </w:numPr>
       </w:pPr>
       <w:r>
-        <w:t>High-</w:t>
-      </w:r>
-      <w:proofErr w:type="spellStart"/>
-      <w:r>
-        <w:t>Level</w:t>
-      </w:r>
-      <w:proofErr w:type="spellEnd"/>
-      <w:r>
-        <w:t xml:space="preserve"> Data </w:t>
-      </w:r>
-      <w:proofErr w:type="spellStart"/>
-      <w:r>
-        <w:t>Fusion</w:t>
-      </w:r>
-      <w:proofErr w:type="spellEnd"/>
-      <w:r>
-        <w:t xml:space="preserve"> (HLDF): combina directamente las decisiones o predicciones obtenidas de cada técnica mediante estrategias de votación, operadores difusos o modelos probabilísticos. Aunque más complejo, este enfoque permite integrar la complementariedad de modelos independientes y ha mostrado buenos resultados en problemas de clasificación con múltiples fuentes de datos.</w:t>
-      </w:r>
-    </w:p>
-    <w:p>
-      <w:r>
-        <w:t>La importancia del preprocesamiento es transversal a todos los niveles de fusión. Métodos como suavizado (</w:t>
-      </w:r>
-      <w:proofErr w:type="spellStart"/>
-      <w:r>
-        <w:t>Savitzky</w:t>
-      </w:r>
-      <w:proofErr w:type="spellEnd"/>
-      <w:r>
-        <w:t>–</w:t>
-      </w:r>
-      <w:proofErr w:type="spellStart"/>
-      <w:r>
-        <w:t>Golay</w:t>
-      </w:r>
-      <w:proofErr w:type="spellEnd"/>
-      <w:r>
-        <w:t xml:space="preserve">), derivadas, corrección de línea base, normalización vectorial, </w:t>
-      </w:r>
-      <w:proofErr w:type="spellStart"/>
-      <w:r>
-        <w:t>autoscaling</w:t>
-      </w:r>
-      <w:proofErr w:type="spellEnd"/>
-      <w:r>
-        <w:t xml:space="preserve"> o SNV son fundamentales para reducir ruido, corregir desplazamientos y equilibrar la escala de las variables. Además, la aplicación de técnicas avanzadas como SO-PLS y PO-PLS ha demostrado ser útil para tratar con bloques de datos heterogéneos en magnitud y dimensionalidad.</w:t>
+        <w:t>High-Level Data Fusion (HLDF): combina directamente las decisiones o predicciones obtenidas de cada técnica mediante estrategias de votación, operadores difusos o modelos probabilísticos. Aunque más complejo, este enfoque permite integrar la complementariedad de modelos independientes y ha mostrado buenos resultados en problemas de clasificación con múltiples fuentes de datos.</w:t>
+      </w:r>
+    </w:p>
+    <w:p>
+      <w:r>
+        <w:t>La importancia del preprocesamiento es transversal a todos los niveles de fusión. Métodos como suavizado (Savitzky–Golay), derivadas, corrección de línea base, normalización vectorial, autoscaling o SNV son fundamentales para reducir ruido, corregir desplazamientos y equilibrar la escala de las variables. Además, la aplicación de técnicas avanzadas como SO-PLS y PO-PLS ha demostrado ser útil para tratar con bloques de datos heterogéneos en magnitud y dimensionalidad.</w:t>
       </w:r>
     </w:p>
     <w:p>
@@ -740,15 +431,7 @@
     </w:p>
     <w:p>
       <w:r>
-        <w:t xml:space="preserve">En este marco, la presente tesis propone el desarrollo de </w:t>
-      </w:r>
-      <w:proofErr w:type="spellStart"/>
-      <w:r>
-        <w:t>EspectroApp</w:t>
-      </w:r>
-      <w:proofErr w:type="spellEnd"/>
-      <w:r>
-        <w:t>, una herramienta computacional diseñada para la visualización, preprocesamiento y fusión de datos espectroscópicos FTIR y Raman, con énfasis en el análisis multivariado de muestras de analgésicos. La aplicación implementa funcionalidades de procesamiento espectral, reducción de dimensionalidad (PCA, t-SNE) y análisis jerárquico (HCA), junto con estrategias de fusión a nivel bajo y medio. Con ello se busca demostrar que la integración de técnicas espectroscópicas, apoyada en herramientas informáticas, puede fortalecer la caracterización y diferenciación de fármacos, aportando un recurso innovador en la intersección entre la ingeniería en informática, la ciencia de materiales y las aplicaciones farmacéuticas.</w:t>
+        <w:t>En este marco, la presente tesis propone el desarrollo de EspectroApp, una herramienta computacional diseñada para la visualización, preprocesamiento y fusión de datos espectroscópicos FTIR y Raman, con énfasis en el análisis multivariado de muestras de analgésicos. La aplicación implementa funcionalidades de procesamiento espectral, reducción de dimensionalidad (PCA, t-SNE) y análisis jerárquico (HCA), junto con estrategias de fusión a nivel bajo y medio. Con ello se busca demostrar que la integración de técnicas espectroscópicas, apoyada en herramientas informáticas, puede fortalecer la caracterización y diferenciación de fármacos, aportando un recurso innovador en la intersección entre la ingeniería en informática, la ciencia de materiales y las aplicaciones farmacéuticas.</w:t>
       </w:r>
     </w:p>
     <w:p>
@@ -778,15 +461,9 @@
       </w:r>
       <w:r>
         <w:br/>
-        <w:t xml:space="preserve">→ Explicar qué </w:t>
-      </w:r>
-      <w:proofErr w:type="spellStart"/>
-      <w:r>
-        <w:t>buscás</w:t>
-      </w:r>
-      <w:proofErr w:type="spellEnd"/>
-      <w:r>
-        <w:t xml:space="preserve"> lograr en términos amplios.</w:t>
+      </w:r>
+      <w:r>
+        <w:t xml:space="preserve"> </w:t>
       </w:r>
       <w:r>
         <w:br/>
@@ -797,23 +474,7 @@
           <w:i/>
           <w:iCs/>
         </w:rPr>
-        <w:t xml:space="preserve">Desarrollar </w:t>
-      </w:r>
-      <w:proofErr w:type="spellStart"/>
-      <w:r>
-        <w:rPr>
-          <w:i/>
-          <w:iCs/>
-        </w:rPr>
-        <w:t>EspectroApp</w:t>
-      </w:r>
-      <w:proofErr w:type="spellEnd"/>
-      <w:r>
-        <w:rPr>
-          <w:i/>
-          <w:iCs/>
-        </w:rPr>
-        <w:t>, una herramienta computacional que implemente estrategias de fusión de datos FTIR y Raman para mejorar la caracterización multivariada de analgésicos.</w:t>
+        <w:t>Desarrollar EspectroApp, una herramienta computacional que implemente estrategias de fusión de datos FTIR y Raman para mejorar la caracterización multivariada de analgésicos.</w:t>
       </w:r>
     </w:p>
     <w:p>
@@ -865,15 +526,7 @@
         <w:ind w:left="690"/>
       </w:pPr>
       <w:r>
-        <w:t xml:space="preserve">Validar la aplicación con </w:t>
-      </w:r>
-      <w:proofErr w:type="spellStart"/>
-      <w:r>
-        <w:t>datasets</w:t>
-      </w:r>
-      <w:proofErr w:type="spellEnd"/>
-      <w:r>
-        <w:t xml:space="preserve"> de espectros de analgésicos.</w:t>
+        <w:t>Validar la aplicación con datasets de espectros de analgésicos.</w:t>
       </w:r>
     </w:p>
     <w:p>
@@ -910,13 +563,8 @@
         <w:pStyle w:val="Prrafodelista"/>
         <w:ind w:left="690"/>
       </w:pPr>
-      <w:proofErr w:type="spellStart"/>
-      <w:r>
-        <w:t>Explicás</w:t>
-      </w:r>
-      <w:proofErr w:type="spellEnd"/>
-      <w:r>
-        <w:t xml:space="preserve"> el problema de fondo:</w:t>
+      <w:r>
+        <w:t>Explicás el problema de fondo:</w:t>
       </w:r>
     </w:p>
     <w:p>
@@ -962,21 +610,8 @@
         <w:pStyle w:val="Prrafodelista"/>
         <w:ind w:left="690"/>
       </w:pPr>
-      <w:proofErr w:type="spellStart"/>
-      <w:r>
-        <w:t>Presentás</w:t>
-      </w:r>
-      <w:proofErr w:type="spellEnd"/>
-      <w:r>
-        <w:t xml:space="preserve"> </w:t>
-      </w:r>
-      <w:proofErr w:type="spellStart"/>
-      <w:r>
-        <w:t>EspectroApp</w:t>
-      </w:r>
-      <w:proofErr w:type="spellEnd"/>
-      <w:r>
-        <w:t xml:space="preserve"> como la respuesta al problema:</w:t>
+      <w:r>
+        <w:t>Presentás EspectroApp como la respuesta al problema:</w:t>
       </w:r>
     </w:p>
     <w:p>
@@ -1044,15 +679,7 @@
         <w:t>✘</w:t>
       </w:r>
       <w:r>
-        <w:t xml:space="preserve"> No incluye: predicciones con modelos avanzados de machine </w:t>
-      </w:r>
-      <w:proofErr w:type="spellStart"/>
-      <w:r>
-        <w:t>learning</w:t>
-      </w:r>
-      <w:proofErr w:type="spellEnd"/>
-      <w:r>
-        <w:t>, validación en bases de datos clínicas o industriales externas.</w:t>
+        <w:t xml:space="preserve"> No incluye: predicciones con modelos avanzados de machine learning, validación en bases de datos clínicas o industriales externas.</w:t>
       </w:r>
     </w:p>
     <w:p>
@@ -1099,15 +726,7 @@
         <w:ind w:left="690"/>
       </w:pPr>
       <w:r>
-        <w:t xml:space="preserve">Capítulo 2: Marco teórico sobre espectroscopía y data </w:t>
-      </w:r>
-      <w:proofErr w:type="spellStart"/>
-      <w:r>
-        <w:t>fusion</w:t>
-      </w:r>
-      <w:proofErr w:type="spellEnd"/>
-      <w:r>
-        <w:t>.</w:t>
+        <w:t>Capítulo 2: Marco teórico sobre espectroscopía y data fusion.</w:t>
       </w:r>
     </w:p>
     <w:p>
@@ -1126,15 +745,7 @@
       </w:pPr>
       <w:r>
         <w:lastRenderedPageBreak/>
-        <w:t xml:space="preserve">Capítulo 4: Metodología y desarrollo de </w:t>
-      </w:r>
-      <w:proofErr w:type="spellStart"/>
-      <w:r>
-        <w:t>EspectroApp</w:t>
-      </w:r>
-      <w:proofErr w:type="spellEnd"/>
-      <w:r>
-        <w:t>.</w:t>
+        <w:t>Capítulo 4: Metodología y desarrollo de EspectroApp.</w:t>
       </w:r>
     </w:p>
     <w:p>
@@ -1199,27 +810,10 @@
           <w:i/>
           <w:iCs/>
         </w:rPr>
-        <w:t xml:space="preserve">data </w:t>
-      </w:r>
-      <w:proofErr w:type="spellStart"/>
-      <w:r>
-        <w:rPr>
-          <w:i/>
-          <w:iCs/>
-        </w:rPr>
-        <w:t>fusion</w:t>
-      </w:r>
-      <w:proofErr w:type="spellEnd"/>
-      <w:r>
-        <w:t>) se define como el proceso de integrar información proveniente de múltiples fuentes con el objetivo de mejorar la precisión, robustez y capacidad predictiva de los modelos de análisis. En el ámbito espectroscópico, la motivación principal radica en que cada técnica aporta información parcial y complementaria sobre la composición química de una muestra. La integración de estas fuentes permite obtener una visión más completa, revelando patrones que difícilmente se observan al analizar cada técnica de forma aislada [</w:t>
-      </w:r>
-      <w:proofErr w:type="spellStart"/>
-      <w:r>
-        <w:t>Ref</w:t>
-      </w:r>
-      <w:proofErr w:type="spellEnd"/>
-      <w:r>
-        <w:t>].</w:t>
+        <w:t>data fusion</w:t>
+      </w:r>
+      <w:r>
+        <w:t>) se define como el proceso de integrar información proveniente de múltiples fuentes con el objetivo de mejorar la precisión, robustez y capacidad predictiva de los modelos de análisis. En el ámbito espectroscópico, la motivación principal radica en que cada técnica aporta información parcial y complementaria sobre la composición química de una muestra. La integración de estas fuentes permite obtener una visión más completa, revelando patrones que difícilmente se observan al analizar cada técnica de forma aislada [Ref].</w:t>
       </w:r>
     </w:p>
     <w:p>
@@ -1227,23 +821,7 @@
         <w:ind w:left="708" w:hanging="708"/>
       </w:pPr>
       <w:r>
-        <w:t xml:space="preserve">Diversos estudios han demostrado que la fusión de datos espectroscópicos ofrece mejoras significativas en clasificación, regresión y análisis exploratorio. Revisiones sistemáticas indican que en más del 80% de los casos reportados, el uso de data </w:t>
-      </w:r>
-      <w:proofErr w:type="spellStart"/>
-      <w:r>
-        <w:t>fusion</w:t>
-      </w:r>
-      <w:proofErr w:type="spellEnd"/>
-      <w:r>
-        <w:t xml:space="preserve"> resultó en mejor desempeño frente al análisis individual de técnicas [</w:t>
-      </w:r>
-      <w:proofErr w:type="spellStart"/>
-      <w:r>
-        <w:t>Ref</w:t>
-      </w:r>
-      <w:proofErr w:type="spellEnd"/>
-      <w:r>
-        <w:t>]. Esta tendencia se ha consolidado en sectores como la industria alimentaria, clínica, farmacéutica y de materiales, lo que resalta su versatilidad y aplicabilidad.</w:t>
+        <w:t>Diversos estudios han demostrado que la fusión de datos espectroscópicos ofrece mejoras significativas en clasificación, regresión y análisis exploratorio. Revisiones sistemáticas indican que en más del 80% de los casos reportados, el uso de data fusion resultó en mejor desempeño frente al análisis individual de técnicas [Ref]. Esta tendencia se ha consolidado en sectores como la industria alimentaria, clínica, farmacéutica y de materiales, lo que resalta su versatilidad y aplicabilidad.</w:t>
       </w:r>
     </w:p>
     <w:p>
@@ -1251,55 +829,7 @@
         <w:ind w:left="708" w:hanging="708"/>
       </w:pPr>
       <w:r>
-        <w:t>En términos metodológicos, la fusión de datos se clasifica principalmente en tres niveles: Low-</w:t>
-      </w:r>
-      <w:proofErr w:type="spellStart"/>
-      <w:r>
-        <w:t>Level</w:t>
-      </w:r>
-      <w:proofErr w:type="spellEnd"/>
-      <w:r>
-        <w:t xml:space="preserve"> Data </w:t>
-      </w:r>
-      <w:proofErr w:type="spellStart"/>
-      <w:r>
-        <w:t>Fusion</w:t>
-      </w:r>
-      <w:proofErr w:type="spellEnd"/>
-      <w:r>
-        <w:t xml:space="preserve"> (LLDF), </w:t>
-      </w:r>
-      <w:proofErr w:type="spellStart"/>
-      <w:r>
-        <w:t>Mid-Level</w:t>
-      </w:r>
-      <w:proofErr w:type="spellEnd"/>
-      <w:r>
-        <w:t xml:space="preserve"> Data </w:t>
-      </w:r>
-      <w:proofErr w:type="spellStart"/>
-      <w:r>
-        <w:t>Fusion</w:t>
-      </w:r>
-      <w:proofErr w:type="spellEnd"/>
-      <w:r>
-        <w:t xml:space="preserve"> (MLDF) y High-</w:t>
-      </w:r>
-      <w:proofErr w:type="spellStart"/>
-      <w:r>
-        <w:t>Level</w:t>
-      </w:r>
-      <w:proofErr w:type="spellEnd"/>
-      <w:r>
-        <w:t xml:space="preserve"> Data </w:t>
-      </w:r>
-      <w:proofErr w:type="spellStart"/>
-      <w:r>
-        <w:t>Fusion</w:t>
-      </w:r>
-      <w:proofErr w:type="spellEnd"/>
-      <w:r>
-        <w:t xml:space="preserve"> (HLDF), cada uno con características, ventajas y limitaciones propias.</w:t>
+        <w:t>En términos metodológicos, la fusión de datos se clasifica principalmente en tres niveles: Low-Level Data Fusion (LLDF), Mid-Level Data Fusion (MLDF) y High-Level Data Fusion (HLDF), cada uno con características, ventajas y limitaciones propias.</w:t>
       </w:r>
     </w:p>
     <w:p>
@@ -1326,23 +856,7 @@
         <w:ind w:left="708" w:hanging="708"/>
       </w:pPr>
       <w:r>
-        <w:t xml:space="preserve">La fusión a nivel bajo (LLDF) es el enfoque más simple y conceptualmente directo. Consiste en la concatenación de </w:t>
-      </w:r>
-      <w:proofErr w:type="spellStart"/>
-      <w:r>
-        <w:t>datasets</w:t>
-      </w:r>
-      <w:proofErr w:type="spellEnd"/>
-      <w:r>
-        <w:t xml:space="preserve"> preprocesados en un único bloque de datos, sobre el cual se aplican técnicas de análisis multivariado como PCA, PLS o HCA [</w:t>
-      </w:r>
-      <w:proofErr w:type="spellStart"/>
-      <w:r>
-        <w:t>Ref</w:t>
-      </w:r>
-      <w:proofErr w:type="spellEnd"/>
-      <w:r>
-        <w:t>].</w:t>
+        <w:t>La fusión a nivel bajo (LLDF) es el enfoque más simple y conceptualmente directo. Consiste en la concatenación de datasets preprocesados en un único bloque de datos, sobre el cual se aplican técnicas de análisis multivariado como PCA, PLS o HCA [Ref].</w:t>
       </w:r>
     </w:p>
     <w:p>
@@ -1411,15 +925,7 @@
         </w:numPr>
       </w:pPr>
       <w:r>
-        <w:t xml:space="preserve">Escalado y normalización para igualar magnitudes entre </w:t>
-      </w:r>
-      <w:proofErr w:type="spellStart"/>
-      <w:r>
-        <w:t>datasets</w:t>
-      </w:r>
-      <w:proofErr w:type="spellEnd"/>
-      <w:r>
-        <w:t>.</w:t>
+        <w:t>Escalado y normalización para igualar magnitudes entre datasets.</w:t>
       </w:r>
     </w:p>
     <w:p>
@@ -1460,15 +966,7 @@
         </w:numPr>
       </w:pPr>
       <w:r>
-        <w:t xml:space="preserve">Gonçalves et al. (2020): integración de datos fisicoquímicos, espectros UV-vis y NIR, aplicando </w:t>
-      </w:r>
-      <w:proofErr w:type="spellStart"/>
-      <w:r>
-        <w:t>autoscaling</w:t>
-      </w:r>
-      <w:proofErr w:type="spellEnd"/>
-      <w:r>
-        <w:t>, suavizado y corrección de línea base antes de la concatenación.</w:t>
+        <w:t>Gonçalves et al. (2020): integración de datos fisicoquímicos, espectros UV-vis y NIR, aplicando autoscaling, suavizado y corrección de línea base antes de la concatenación.</w:t>
       </w:r>
     </w:p>
     <w:p>
@@ -1506,15 +1004,7 @@
         <w:ind w:left="708" w:hanging="708"/>
       </w:pPr>
       <w:r>
-        <w:t xml:space="preserve">La fusión a nivel medio (MLDF) se basa en la extracción de características de cada </w:t>
-      </w:r>
-      <w:proofErr w:type="spellStart"/>
-      <w:r>
-        <w:t>dataset</w:t>
-      </w:r>
-      <w:proofErr w:type="spellEnd"/>
-      <w:r>
-        <w:t xml:space="preserve"> (generalmente mediante PCA o PLS) antes de la concatenación. De esta forma, en lugar de unir todos los datos crudos, se integran únicamente los vectores o scores más representativos.</w:t>
+        <w:t>La fusión a nivel medio (MLDF) se basa en la extracción de características de cada dataset (generalmente mediante PCA o PLS) antes de la concatenación. De esta forma, en lugar de unir todos los datos crudos, se integran únicamente los vectores o scores más representativos.</w:t>
       </w:r>
     </w:p>
     <w:p>
@@ -1555,15 +1045,7 @@
         </w:numPr>
       </w:pPr>
       <w:r>
-        <w:t xml:space="preserve">Mejor desempeño en contextos con </w:t>
-      </w:r>
-      <w:proofErr w:type="spellStart"/>
-      <w:r>
-        <w:t>datasets</w:t>
-      </w:r>
-      <w:proofErr w:type="spellEnd"/>
-      <w:r>
-        <w:t xml:space="preserve"> heterogéneos.</w:t>
+        <w:t>Mejor desempeño en contextos con datasets heterogéneos.</w:t>
       </w:r>
     </w:p>
     <w:p>
@@ -1681,39 +1163,7 @@
         </w:numPr>
       </w:pPr>
       <w:r>
-        <w:t>Votación mayoritaria (</w:t>
-      </w:r>
-      <w:proofErr w:type="spellStart"/>
-      <w:r>
-        <w:t>fuzzy</w:t>
-      </w:r>
-      <w:proofErr w:type="spellEnd"/>
-      <w:r>
-        <w:t xml:space="preserve"> </w:t>
-      </w:r>
-      <w:proofErr w:type="spellStart"/>
-      <w:r>
-        <w:t>voting</w:t>
-      </w:r>
-      <w:proofErr w:type="spellEnd"/>
-      <w:r>
-        <w:t xml:space="preserve">, </w:t>
-      </w:r>
-      <w:proofErr w:type="spellStart"/>
-      <w:r>
-        <w:t>Bayesian</w:t>
-      </w:r>
-      <w:proofErr w:type="spellEnd"/>
-      <w:r>
-        <w:t xml:space="preserve"> </w:t>
-      </w:r>
-      <w:proofErr w:type="spellStart"/>
-      <w:r>
-        <w:t>consensus</w:t>
-      </w:r>
-      <w:proofErr w:type="spellEnd"/>
-      <w:r>
-        <w:t>).</w:t>
+        <w:t>Votación mayoritaria (fuzzy voting, Bayesian consensus).</w:t>
       </w:r>
     </w:p>
     <w:p>
@@ -1734,13 +1184,8 @@
           <w:numId w:val="9"/>
         </w:numPr>
       </w:pPr>
-      <w:proofErr w:type="gramStart"/>
-      <w:r>
-        <w:t>Meta-modelos</w:t>
-      </w:r>
-      <w:proofErr w:type="gramEnd"/>
-      <w:r>
-        <w:t xml:space="preserve"> que combinan decisiones de clasificadores independientes.</w:t>
+      <w:r>
+        <w:t>Meta-modelos que combinan decisiones de clasificadores independientes.</w:t>
       </w:r>
     </w:p>
     <w:p>
@@ -1770,15 +1215,7 @@
         </w:numPr>
       </w:pPr>
       <w:r>
-        <w:t xml:space="preserve">Azcarate et al. (2021): muestran que HLDF puede superar a LLDF y MLDF en problemas de clasificación </w:t>
-      </w:r>
-      <w:proofErr w:type="spellStart"/>
-      <w:r>
-        <w:t>multitécnica</w:t>
-      </w:r>
-      <w:proofErr w:type="spellEnd"/>
-      <w:r>
-        <w:t>, especialmente cuando las técnicas producen modelos independientes complementarios.</w:t>
+        <w:t>Azcarate et al. (2021): muestran que HLDF puede superar a LLDF y MLDF en problemas de clasificación multitécnica, especialmente cuando las técnicas producen modelos independientes complementarios.</w:t>
       </w:r>
     </w:p>
     <w:p>
@@ -1880,7 +1317,7 @@
       </w:pPr>
       <w:r>
         <w:pict w14:anchorId="2A5A3EB0">
-          <v:rect id="_x0000_i1033" style="width:0;height:1.5pt" o:hralign="center" o:hrstd="t" o:hr="t" fillcolor="#a0a0a0" stroked="f"/>
+          <v:rect id="_x0000_i1029" style="width:0;height:1.5pt" o:hralign="center" o:hrstd="t" o:hr="t" fillcolor="#a0a0a0" stroked="f"/>
         </w:pict>
       </w:r>
     </w:p>

--- a/Tesis Sucio.docx
+++ b/Tesis Sucio.docx
@@ -82,6 +82,7 @@
           <w:lang w:val="es-ES"/>
         </w:rPr>
       </w:pPr>
+      <w:proofErr w:type="gramStart"/>
       <w:r>
         <w:rPr>
           <w:lang w:val="es-ES"/>
@@ -92,6 +93,7 @@
       <w:r>
         <w:t xml:space="preserve"> 553.24</w:t>
       </w:r>
+      <w:proofErr w:type="gramEnd"/>
     </w:p>
     <w:p>
       <w:r>
@@ -112,27 +114,32 @@
     <w:p>
       <w:r>
         <w:lastRenderedPageBreak/>
-        <w:t>Agradecimiento zzzz</w:t>
-      </w:r>
-    </w:p>
-    <w:p>
-      <w:r>
-        <w:t>A lola</w:t>
-      </w:r>
+        <w:t xml:space="preserve">Agradecimiento </w:t>
+      </w:r>
+    </w:p>
+    <w:p>
       <w:r>
         <w:br w:type="page"/>
       </w:r>
     </w:p>
     <w:p>
       <w:r>
+        <w:rPr>
+          <w:rStyle w:val="TtuloCar"/>
+        </w:rPr>
         <w:lastRenderedPageBreak/>
         <w:t>Resumen</w:t>
       </w:r>
       <w:r>
         <w:br/>
       </w:r>
-      <w:r>
-        <w:t xml:space="preserve">EspectroApp: Estrategia de Fusión de Datos FTIR y Raman aplicada a la Caracterización Multivariada de Analgésicos </w:t>
+      <w:proofErr w:type="spellStart"/>
+      <w:r>
+        <w:t>EspectroApp</w:t>
+      </w:r>
+      <w:proofErr w:type="spellEnd"/>
+      <w:r>
+        <w:t xml:space="preserve">: Estrategia de Fusión de Datos FTIR y Raman aplicada a la Caracterización Multivariada de Analgésicos </w:t>
       </w:r>
       <w:r>
         <w:br/>
@@ -151,7 +158,7 @@
         <w:rPr>
           <w:color w:val="EE0000"/>
         </w:rPr>
-        <w:t xml:space="preserve"> Que pio esto! </w:t>
+        <w:t xml:space="preserve"> Que pio esto</w:t>
       </w:r>
       <w:r>
         <w:br/>
@@ -191,6 +198,7 @@
     </w:p>
     <w:p>
       <w:pPr>
+        <w:pStyle w:val="Ttulo1"/>
         <w:rPr>
           <w:lang w:val="en-US"/>
         </w:rPr>
@@ -433,6 +441,15 @@
       <w:r>
         <w:t>En este marco, la presente tesis propone el desarrollo de EspectroApp, una herramienta computacional diseñada para la visualización, preprocesamiento y fusión de datos espectroscópicos FTIR y Raman, con énfasis en el análisis multivariado de muestras de analgésicos. La aplicación implementa funcionalidades de procesamiento espectral, reducción de dimensionalidad (PCA, t-SNE) y análisis jerárquico (HCA), junto con estrategias de fusión a nivel bajo y medio. Con ello se busca demostrar que la integración de técnicas espectroscópicas, apoyada en herramientas informáticas, puede fortalecer la caracterización y diferenciación de fármacos, aportando un recurso innovador en la intersección entre la ingeniería en informática, la ciencia de materiales y las aplicaciones farmacéuticas.</w:t>
       </w:r>
+      <w:r>
+        <w:t xml:space="preserve"> </w:t>
+      </w:r>
+      <w:r>
+        <w:rPr>
+          <w:color w:val="EE0000"/>
+        </w:rPr>
+        <w:t xml:space="preserve">VER AQUÍ LA BIBLIOGRAFIA AGREGADA </w:t>
+      </w:r>
     </w:p>
     <w:p>
       <w:r>
@@ -454,10 +471,46 @@
     </w:p>
     <w:p>
       <w:pPr>
-        <w:ind w:left="360"/>
-      </w:pPr>
-      <w:r>
-        <w:t>1.1.1 Objetivo General</w:t>
+        <w:pStyle w:val="Prrafodelista"/>
+        <w:numPr>
+          <w:ilvl w:val="2"/>
+          <w:numId w:val="2"/>
+        </w:numPr>
+      </w:pPr>
+      <w:r>
+        <w:t>Objetivo General</w:t>
+      </w:r>
+    </w:p>
+    <w:p>
+      <w:pPr>
+        <w:pStyle w:val="Prrafodelista"/>
+        <w:ind w:left="1080"/>
+      </w:pPr>
+    </w:p>
+    <w:p>
+      <w:pPr>
+        <w:pStyle w:val="Prrafodelista"/>
+        <w:ind w:left="1080"/>
+      </w:pPr>
+      <w:r>
+        <w:t xml:space="preserve">Desarrollar </w:t>
+      </w:r>
+      <w:proofErr w:type="gramStart"/>
+      <w:r>
+        <w:t>un herramienta</w:t>
+      </w:r>
+      <w:proofErr w:type="gramEnd"/>
+      <w:r>
+        <w:t>/</w:t>
+      </w:r>
+      <w:r>
+        <w:rPr>
+          <w:color w:val="EE0000"/>
+        </w:rPr>
+        <w:t>sistema</w:t>
+      </w:r>
+      <w:r>
+        <w:t xml:space="preserve"> computacional donde se pueda implementar estrategias para fusión de datos FTIR y RAMAN para mejorar la caracterización multivariada, en este caso de analgésicos. </w:t>
       </w:r>
       <w:r>
         <w:br/>
@@ -467,14 +520,6 @@
       </w:r>
       <w:r>
         <w:br/>
-        <w:t xml:space="preserve">Ejemplo: </w:t>
-      </w:r>
-      <w:r>
-        <w:rPr>
-          <w:i/>
-          <w:iCs/>
-        </w:rPr>
-        <w:t>Desarrollar EspectroApp, una herramienta computacional que implemente estrategias de fusión de datos FTIR y Raman para mejorar la caracterización multivariada de analgésicos.</w:t>
       </w:r>
     </w:p>
     <w:p>
@@ -490,7 +535,130 @@
       </w:r>
       <w:r>
         <w:br/>
-        <w:t>→ Los pasos concretos. Ejemplo:</w:t>
+      </w:r>
+    </w:p>
+    <w:p>
+      <w:pPr>
+        <w:pStyle w:val="Prrafodelista"/>
+        <w:numPr>
+          <w:ilvl w:val="0"/>
+          <w:numId w:val="1"/>
+        </w:numPr>
+      </w:pPr>
+      <w:r>
+        <w:t>Implementar funciones de preprocesamiento espectral (normalización, suavizado, corrección de línea base).</w:t>
+      </w:r>
+    </w:p>
+    <w:p>
+      <w:pPr>
+        <w:pStyle w:val="Prrafodelista"/>
+        <w:numPr>
+          <w:ilvl w:val="0"/>
+          <w:numId w:val="1"/>
+        </w:numPr>
+      </w:pPr>
+      <w:r>
+        <w:t>Incorporar métodos de reducción de dimensionalidad (PCA, t-SNE).</w:t>
+      </w:r>
+    </w:p>
+    <w:p>
+      <w:pPr>
+        <w:pStyle w:val="Prrafodelista"/>
+        <w:numPr>
+          <w:ilvl w:val="0"/>
+          <w:numId w:val="1"/>
+        </w:numPr>
+      </w:pPr>
+      <w:r>
+        <w:t xml:space="preserve">Implementar y comparar estrategias de fusión de datos (LLDF y </w:t>
+      </w:r>
+      <w:r>
+        <w:rPr>
+          <w:color w:val="EE0000"/>
+        </w:rPr>
+        <w:t>MLDF</w:t>
+      </w:r>
+      <w:r>
+        <w:t>).</w:t>
+      </w:r>
+    </w:p>
+    <w:p>
+      <w:pPr>
+        <w:pStyle w:val="Prrafodelista"/>
+        <w:numPr>
+          <w:ilvl w:val="0"/>
+          <w:numId w:val="1"/>
+        </w:numPr>
+      </w:pPr>
+      <w:r>
+        <w:t>Validar la aplicación con datasets de espectros de analgésicos</w:t>
+      </w:r>
+      <w:r>
+        <w:t xml:space="preserve"> </w:t>
+      </w:r>
+      <w:proofErr w:type="spellStart"/>
+      <w:r>
+        <w:t>proveidos</w:t>
+      </w:r>
+      <w:proofErr w:type="spellEnd"/>
+      <w:r>
+        <w:t xml:space="preserve"> por </w:t>
+      </w:r>
+      <w:r>
+        <w:rPr>
+          <w:color w:val="EE0000"/>
+        </w:rPr>
+        <w:t xml:space="preserve">ACA ESPECIFICAR FACEN AREA ENCARGADA </w:t>
+      </w:r>
+    </w:p>
+    <w:p>
+      <w:pPr>
+        <w:pStyle w:val="Prrafodelista"/>
+        <w:numPr>
+          <w:ilvl w:val="0"/>
+          <w:numId w:val="1"/>
+        </w:numPr>
+      </w:pPr>
+      <w:r>
+        <w:t>Evaluar los resultados en términos de capacidad discriminante y robustez.</w:t>
+      </w:r>
+    </w:p>
+    <w:p>
+      <w:pPr>
+        <w:pStyle w:val="Prrafodelista"/>
+        <w:numPr>
+          <w:ilvl w:val="0"/>
+          <w:numId w:val="1"/>
+        </w:numPr>
+      </w:pPr>
+      <w:r>
+        <w:t>Hablar aquí de caracterización s</w:t>
+      </w:r>
+      <w:r>
+        <w:t xml:space="preserve">irve para identificar la </w:t>
+      </w:r>
+      <w:proofErr w:type="gramStart"/>
+      <w:r>
+        <w:t>microestructura,  composición</w:t>
+      </w:r>
+      <w:proofErr w:type="gramEnd"/>
+      <w:r>
+        <w:t xml:space="preserve"> química y propiedades físicas o mecánicas de un material. Ejemplo: usar </w:t>
+      </w:r>
+      <w:r>
+        <w:rPr>
+          <w:b/>
+          <w:bCs/>
+        </w:rPr>
+        <w:t>FTIR, Raman, DRX, SEM, TEM, XPS, DSC, TGA</w:t>
+      </w:r>
+      <w:r>
+        <w:t xml:space="preserve"> para conocer qué es y cómo se comporta.</w:t>
+      </w:r>
+    </w:p>
+    <w:p>
+      <w:r>
+        <w:t xml:space="preserve">1.2 Problemática </w:t>
       </w:r>
     </w:p>
     <w:p>
@@ -499,7 +667,15 @@
         <w:ind w:left="690"/>
       </w:pPr>
       <w:r>
-        <w:t>Implementar funciones de preprocesamiento espectral (normalización, suavizado, corrección de línea base).</w:t>
+        <w:t>La espectroscopía FTIR y Raman, cuando se utilizan de forma individual, presentan limitaciones para la caracterización precisa de compuestos complejos debido a sus ventanas espectrales y sensibilidades específicas. Además, actualmente no existen herramientas accesibles que permitan integrar eficientemente la fusión de datos provenientes de ambas técnicas con análisis multivariado en un entorno amigable para el usuario. Esta carencia dificulta la obtención de información más completa y confiable en el estudio de espectros de analgésicos.</w:t>
+      </w:r>
+    </w:p>
+    <w:p>
+      <w:r>
+        <w:t xml:space="preserve">1.3 </w:t>
+      </w:r>
+      <w:r>
+        <w:t>Propuesta de Solución</w:t>
       </w:r>
     </w:p>
     <w:p>
@@ -508,7 +684,67 @@
         <w:ind w:left="690"/>
       </w:pPr>
       <w:r>
-        <w:t>Incorporar métodos de reducción de dimensionalidad (PCA, t-SNE).</w:t>
+        <w:t>Se presenta </w:t>
+      </w:r>
+      <w:proofErr w:type="spellStart"/>
+      <w:r>
+        <w:rPr>
+          <w:b/>
+          <w:bCs/>
+        </w:rPr>
+        <w:t>EspectroApp</w:t>
+      </w:r>
+      <w:proofErr w:type="spellEnd"/>
+      <w:r>
+        <w:t xml:space="preserve"> como una solución innovadora al problema identificado. </w:t>
+      </w:r>
+      <w:proofErr w:type="spellStart"/>
+      <w:r>
+        <w:t>EspectroApp</w:t>
+      </w:r>
+      <w:proofErr w:type="spellEnd"/>
+      <w:r>
+        <w:t xml:space="preserve"> es un software desarrollado en Python con interfaz gráfica basada en PySide6, diseñado para integrar datos espectrales de FTIR y Raman mediante técnicas de fusión de datos de nivel bajo (Low </w:t>
+      </w:r>
+      <w:proofErr w:type="spellStart"/>
+      <w:r>
+        <w:t>Level</w:t>
+      </w:r>
+      <w:proofErr w:type="spellEnd"/>
+      <w:r>
+        <w:t xml:space="preserve"> Data </w:t>
+      </w:r>
+      <w:proofErr w:type="spellStart"/>
+      <w:r>
+        <w:t>Fusion</w:t>
+      </w:r>
+      <w:proofErr w:type="spellEnd"/>
+      <w:r>
+        <w:t>, LLDF) y nivel medio (</w:t>
+      </w:r>
+      <w:proofErr w:type="spellStart"/>
+      <w:r>
+        <w:t>Mid</w:t>
+      </w:r>
+      <w:proofErr w:type="spellEnd"/>
+      <w:r>
+        <w:t xml:space="preserve"> </w:t>
+      </w:r>
+      <w:proofErr w:type="spellStart"/>
+      <w:r>
+        <w:t>Level</w:t>
+      </w:r>
+      <w:proofErr w:type="spellEnd"/>
+      <w:r>
+        <w:t xml:space="preserve"> Data </w:t>
+      </w:r>
+      <w:proofErr w:type="spellStart"/>
+      <w:r>
+        <w:t>Fusion</w:t>
+      </w:r>
+      <w:proofErr w:type="spellEnd"/>
+      <w:r>
+        <w:t>, MLDF).</w:t>
       </w:r>
     </w:p>
     <w:p>
@@ -517,7 +753,19 @@
         <w:ind w:left="690"/>
       </w:pPr>
       <w:r>
-        <w:t>Implementar y comparar estrategias de fusión de datos (LLDF y MLDF).</w:t>
+        <w:t xml:space="preserve">El software incluye módulos completos para el preprocesamiento de espectros, análisis multivariado y visualización interactiva, facilitando un </w:t>
+      </w:r>
+      <w:r>
+        <w:lastRenderedPageBreak/>
+        <w:t xml:space="preserve">análisis exhaustivo y amigable para el usuario. Para su desarrollo se utilizarán </w:t>
+      </w:r>
+      <w:proofErr w:type="spellStart"/>
+      <w:r>
+        <w:t>dataframes</w:t>
+      </w:r>
+      <w:proofErr w:type="spellEnd"/>
+      <w:r>
+        <w:t xml:space="preserve"> proporcionados por estudiantes de la FPUNA en Ciencias de los Materiales, junto con espectros obtenidos en los laboratorios de FACEN.</w:t>
       </w:r>
     </w:p>
     <w:p>
@@ -526,7 +774,48 @@
         <w:ind w:left="690"/>
       </w:pPr>
       <w:r>
-        <w:t>Validar la aplicación con datasets de espectros de analgésicos.</w:t>
+        <w:t xml:space="preserve">El sistema estará capacitado para ejecutar la fusión de datos usando tanto estrategias LLDF como MLDF, con el objetivo de alcanzar una precisión razonable que permita un uso confiable en la caracterización de analgésicos mediante </w:t>
+      </w:r>
+      <w:r>
+        <w:rPr>
+          <w:color w:val="EE0000"/>
+        </w:rPr>
+        <w:t>espectroscopía combinada</w:t>
+      </w:r>
+      <w:r>
+        <w:t>.</w:t>
+      </w:r>
+      <w:r>
+        <w:br/>
+      </w:r>
+      <w:r>
+        <w:br/>
+      </w:r>
+      <w:r>
+        <w:rPr>
+          <w:b/>
+          <w:bCs/>
+        </w:rPr>
+        <w:t xml:space="preserve">El sistema </w:t>
+      </w:r>
+      <w:proofErr w:type="spellStart"/>
+      <w:r>
+        <w:rPr>
+          <w:b/>
+          <w:bCs/>
+        </w:rPr>
+        <w:t>esta</w:t>
+      </w:r>
+      <w:proofErr w:type="spellEnd"/>
+      <w:r>
+        <w:rPr>
+          <w:b/>
+          <w:bCs/>
+        </w:rPr>
+        <w:t xml:space="preserve"> conformado por:</w:t>
+      </w:r>
+      <w:r>
+        <w:t xml:space="preserve"> </w:t>
       </w:r>
     </w:p>
     <w:p>
@@ -534,9 +823,6 @@
         <w:pStyle w:val="Prrafodelista"/>
         <w:ind w:left="690"/>
       </w:pPr>
-      <w:r>
-        <w:t>Evaluar los resultados en términos de capacidad discriminante y robustez.</w:t>
-      </w:r>
     </w:p>
     <w:p>
       <w:pPr>
@@ -544,9 +830,676 @@
         <w:ind w:left="690"/>
       </w:pPr>
       <w:r>
-        <w:pict w14:anchorId="450F9353">
-          <v:rect id="_x0000_i1025" style="width:0;height:1.5pt" o:hralign="center" o:hrstd="t" o:hr="t" fillcolor="#a0a0a0" stroked="f"/>
-        </w:pict>
+        <w:t xml:space="preserve">El sistema </w:t>
+      </w:r>
+      <w:proofErr w:type="spellStart"/>
+      <w:r>
+        <w:rPr>
+          <w:i/>
+          <w:iCs/>
+        </w:rPr>
+        <w:t>EspectroApp</w:t>
+      </w:r>
+      <w:proofErr w:type="spellEnd"/>
+      <w:r>
+        <w:t xml:space="preserve"> se estructura en una arquitectura modular, organizada en componentes interconectados que permiten una ejecución fluida de las distintas etapas del análisis espectral. Los principales módulos y sus funciones se describen a continuación:</w:t>
+      </w:r>
+    </w:p>
+    <w:p>
+      <w:pPr>
+        <w:pStyle w:val="Prrafodelista"/>
+        <w:numPr>
+          <w:ilvl w:val="0"/>
+          <w:numId w:val="21"/>
+        </w:numPr>
+      </w:pPr>
+      <w:r>
+        <w:rPr>
+          <w:b/>
+          <w:bCs/>
+        </w:rPr>
+        <w:t>Módulo de interfaz gráfica (GUI):</w:t>
+      </w:r>
+      <w:r>
+        <w:br/>
+        <w:t xml:space="preserve">Desarrollado en </w:t>
+      </w:r>
+      <w:r>
+        <w:rPr>
+          <w:i/>
+          <w:iCs/>
+        </w:rPr>
+        <w:t>PySide6</w:t>
+      </w:r>
+      <w:r>
+        <w:t>, proporciona un entorno visual intuitivo que permite al usuario interactuar con el sistema mediante menús, botones y cuadros de diálogo. Desde esta interfaz es posible cargar archivos, aplicar transformaciones, ejecutar análisis y visualizar resultados de manera integrada.</w:t>
+      </w:r>
+    </w:p>
+    <w:p>
+      <w:pPr>
+        <w:pStyle w:val="Prrafodelista"/>
+        <w:numPr>
+          <w:ilvl w:val="0"/>
+          <w:numId w:val="21"/>
+        </w:numPr>
+      </w:pPr>
+      <w:r>
+        <w:rPr>
+          <w:b/>
+          <w:bCs/>
+        </w:rPr>
+        <w:t>Módulo de carga y gestión de datos:</w:t>
+      </w:r>
+      <w:r>
+        <w:br/>
+        <w:t xml:space="preserve">Permite importar múltiples archivos en formato </w:t>
+      </w:r>
+      <w:r>
+        <w:rPr>
+          <w:i/>
+          <w:iCs/>
+        </w:rPr>
+        <w:t>.</w:t>
+      </w:r>
+      <w:proofErr w:type="spellStart"/>
+      <w:r>
+        <w:rPr>
+          <w:i/>
+          <w:iCs/>
+        </w:rPr>
+        <w:t>csv</w:t>
+      </w:r>
+      <w:proofErr w:type="spellEnd"/>
+      <w:r>
+        <w:t xml:space="preserve"> y almacenarlos en estructuras tipo </w:t>
+      </w:r>
+      <w:proofErr w:type="spellStart"/>
+      <w:r>
+        <w:rPr>
+          <w:i/>
+          <w:iCs/>
+        </w:rPr>
+        <w:t>DataFrame</w:t>
+      </w:r>
+      <w:proofErr w:type="spellEnd"/>
+      <w:r>
+        <w:t xml:space="preserve"> de </w:t>
+      </w:r>
+      <w:r>
+        <w:rPr>
+          <w:i/>
+          <w:iCs/>
+        </w:rPr>
+        <w:t>pandas</w:t>
+      </w:r>
+      <w:r>
+        <w:t>. Incluye herramientas para verificar la integridad de los datos, eliminar columnas o filas incompletas y unificar estructuras antes del procesamiento.</w:t>
+      </w:r>
+    </w:p>
+    <w:p>
+      <w:pPr>
+        <w:pStyle w:val="Prrafodelista"/>
+        <w:numPr>
+          <w:ilvl w:val="0"/>
+          <w:numId w:val="21"/>
+        </w:numPr>
+      </w:pPr>
+      <w:r>
+        <w:rPr>
+          <w:b/>
+          <w:bCs/>
+        </w:rPr>
+        <w:t>Módulo de preprocesamiento espectral:</w:t>
+      </w:r>
+      <w:r>
+        <w:br/>
+        <w:t>Contiene las funciones de corrección de línea base (lineal y Shirley), normalización (media, área y escalado), suavizado (</w:t>
+      </w:r>
+      <w:proofErr w:type="spellStart"/>
+      <w:r>
+        <w:t>Savitzky-Golay</w:t>
+      </w:r>
+      <w:proofErr w:type="spellEnd"/>
+      <w:r>
+        <w:t>, gaussiano y media móvil) y cálculo de derivadas. Estas operaciones se ejecutan de forma secuencial mediante hilos independientes para evitar bloqueos de la interfaz.</w:t>
+      </w:r>
+    </w:p>
+    <w:p>
+      <w:pPr>
+        <w:pStyle w:val="Prrafodelista"/>
+        <w:numPr>
+          <w:ilvl w:val="0"/>
+          <w:numId w:val="21"/>
+        </w:numPr>
+      </w:pPr>
+      <w:r>
+        <w:rPr>
+          <w:b/>
+          <w:bCs/>
+        </w:rPr>
+        <w:t>Módulo de análisis multivariado:</w:t>
+      </w:r>
+      <w:r>
+        <w:br/>
+        <w:t xml:space="preserve">Implementa algoritmos de reducción de dimensionalidad como </w:t>
+      </w:r>
+      <w:r>
+        <w:rPr>
+          <w:i/>
+          <w:iCs/>
+        </w:rPr>
+        <w:t xml:space="preserve">Principal </w:t>
+      </w:r>
+      <w:proofErr w:type="spellStart"/>
+      <w:r>
+        <w:rPr>
+          <w:i/>
+          <w:iCs/>
+        </w:rPr>
+        <w:t>Component</w:t>
+      </w:r>
+      <w:proofErr w:type="spellEnd"/>
+      <w:r>
+        <w:rPr>
+          <w:i/>
+          <w:iCs/>
+        </w:rPr>
+        <w:t xml:space="preserve"> </w:t>
+      </w:r>
+      <w:proofErr w:type="spellStart"/>
+      <w:r>
+        <w:rPr>
+          <w:i/>
+          <w:iCs/>
+        </w:rPr>
+        <w:t>Analysis</w:t>
+      </w:r>
+      <w:proofErr w:type="spellEnd"/>
+      <w:r>
+        <w:rPr>
+          <w:i/>
+          <w:iCs/>
+        </w:rPr>
+        <w:t xml:space="preserve"> (PCA)</w:t>
+      </w:r>
+      <w:r>
+        <w:t xml:space="preserve"> y </w:t>
+      </w:r>
+      <w:r>
+        <w:rPr>
+          <w:i/>
+          <w:iCs/>
+        </w:rPr>
+        <w:t>t-</w:t>
+      </w:r>
+      <w:proofErr w:type="spellStart"/>
+      <w:r>
+        <w:rPr>
+          <w:i/>
+          <w:iCs/>
+        </w:rPr>
+        <w:t>Distributed</w:t>
+      </w:r>
+      <w:proofErr w:type="spellEnd"/>
+      <w:r>
+        <w:rPr>
+          <w:i/>
+          <w:iCs/>
+        </w:rPr>
+        <w:t xml:space="preserve"> </w:t>
+      </w:r>
+      <w:proofErr w:type="spellStart"/>
+      <w:r>
+        <w:rPr>
+          <w:i/>
+          <w:iCs/>
+        </w:rPr>
+        <w:t>Stochastic</w:t>
+      </w:r>
+      <w:proofErr w:type="spellEnd"/>
+      <w:r>
+        <w:rPr>
+          <w:i/>
+          <w:iCs/>
+        </w:rPr>
+        <w:t xml:space="preserve"> </w:t>
+      </w:r>
+      <w:proofErr w:type="spellStart"/>
+      <w:r>
+        <w:rPr>
+          <w:i/>
+          <w:iCs/>
+        </w:rPr>
+        <w:t>Neighbor</w:t>
+      </w:r>
+      <w:proofErr w:type="spellEnd"/>
+      <w:r>
+        <w:rPr>
+          <w:i/>
+          <w:iCs/>
+        </w:rPr>
+        <w:t xml:space="preserve"> </w:t>
+      </w:r>
+      <w:proofErr w:type="spellStart"/>
+      <w:r>
+        <w:rPr>
+          <w:i/>
+          <w:iCs/>
+        </w:rPr>
+        <w:t>Embedding</w:t>
+      </w:r>
+      <w:proofErr w:type="spellEnd"/>
+      <w:r>
+        <w:rPr>
+          <w:i/>
+          <w:iCs/>
+        </w:rPr>
+        <w:t xml:space="preserve"> (t-SNE)</w:t>
+      </w:r>
+      <w:r>
+        <w:t>, así como el análisis jerárquico de conglomerados (</w:t>
+      </w:r>
+      <w:proofErr w:type="spellStart"/>
+      <w:r>
+        <w:rPr>
+          <w:i/>
+          <w:iCs/>
+        </w:rPr>
+        <w:t>Hierarchical</w:t>
+      </w:r>
+      <w:proofErr w:type="spellEnd"/>
+      <w:r>
+        <w:rPr>
+          <w:i/>
+          <w:iCs/>
+        </w:rPr>
+        <w:t xml:space="preserve"> </w:t>
+      </w:r>
+      <w:proofErr w:type="spellStart"/>
+      <w:proofErr w:type="gramStart"/>
+      <w:r>
+        <w:rPr>
+          <w:i/>
+          <w:iCs/>
+        </w:rPr>
+        <w:t>Cluster</w:t>
+      </w:r>
+      <w:proofErr w:type="spellEnd"/>
+      <w:proofErr w:type="gramEnd"/>
+      <w:r>
+        <w:rPr>
+          <w:i/>
+          <w:iCs/>
+        </w:rPr>
+        <w:t xml:space="preserve"> </w:t>
+      </w:r>
+      <w:proofErr w:type="spellStart"/>
+      <w:r>
+        <w:rPr>
+          <w:i/>
+          <w:iCs/>
+        </w:rPr>
+        <w:t>Analysis</w:t>
+      </w:r>
+      <w:proofErr w:type="spellEnd"/>
+      <w:r>
+        <w:rPr>
+          <w:i/>
+          <w:iCs/>
+        </w:rPr>
+        <w:t>, HCA</w:t>
+      </w:r>
+      <w:r>
+        <w:t>).</w:t>
+      </w:r>
+      <w:r>
+        <w:br/>
+        <w:t xml:space="preserve">Estos métodos permiten explorar relaciones entre muestras, identificar agrupamientos y generar gráficos bidimensionales, tridimensionales o tipo </w:t>
+      </w:r>
+      <w:proofErr w:type="spellStart"/>
+      <w:r>
+        <w:rPr>
+          <w:i/>
+          <w:iCs/>
+        </w:rPr>
+        <w:t>loading</w:t>
+      </w:r>
+      <w:proofErr w:type="spellEnd"/>
+      <w:r>
+        <w:rPr>
+          <w:i/>
+          <w:iCs/>
+        </w:rPr>
+        <w:t xml:space="preserve"> </w:t>
+      </w:r>
+      <w:proofErr w:type="spellStart"/>
+      <w:r>
+        <w:rPr>
+          <w:i/>
+          <w:iCs/>
+        </w:rPr>
+        <w:t>plot</w:t>
+      </w:r>
+      <w:proofErr w:type="spellEnd"/>
+      <w:r>
+        <w:t xml:space="preserve"> para interpretar las contribuciones de cada variable.</w:t>
+      </w:r>
+    </w:p>
+    <w:p>
+      <w:pPr>
+        <w:pStyle w:val="Prrafodelista"/>
+        <w:numPr>
+          <w:ilvl w:val="0"/>
+          <w:numId w:val="21"/>
+        </w:numPr>
+      </w:pPr>
+      <w:r>
+        <w:rPr>
+          <w:b/>
+          <w:bCs/>
+        </w:rPr>
+        <w:lastRenderedPageBreak/>
+        <w:t xml:space="preserve">Módulo de fusión de datos (Data </w:t>
+      </w:r>
+      <w:proofErr w:type="spellStart"/>
+      <w:r>
+        <w:rPr>
+          <w:b/>
+          <w:bCs/>
+        </w:rPr>
+        <w:t>Fusion</w:t>
+      </w:r>
+      <w:proofErr w:type="spellEnd"/>
+      <w:r>
+        <w:rPr>
+          <w:b/>
+          <w:bCs/>
+        </w:rPr>
+        <w:t>):</w:t>
+      </w:r>
+      <w:r>
+        <w:br/>
+        <w:t>Ejecuta la integración de información proveniente de FTIR y Raman a través de dos estrategias principales:</w:t>
+      </w:r>
+    </w:p>
+    <w:p>
+      <w:pPr>
+        <w:pStyle w:val="Prrafodelista"/>
+        <w:numPr>
+          <w:ilvl w:val="1"/>
+          <w:numId w:val="21"/>
+        </w:numPr>
+      </w:pPr>
+      <w:r>
+        <w:rPr>
+          <w:b/>
+          <w:bCs/>
+        </w:rPr>
+        <w:t xml:space="preserve">Low </w:t>
+      </w:r>
+      <w:proofErr w:type="spellStart"/>
+      <w:r>
+        <w:rPr>
+          <w:b/>
+          <w:bCs/>
+        </w:rPr>
+        <w:t>Level</w:t>
+      </w:r>
+      <w:proofErr w:type="spellEnd"/>
+      <w:r>
+        <w:rPr>
+          <w:b/>
+          <w:bCs/>
+        </w:rPr>
+        <w:t xml:space="preserve"> Data </w:t>
+      </w:r>
+      <w:proofErr w:type="spellStart"/>
+      <w:r>
+        <w:rPr>
+          <w:b/>
+          <w:bCs/>
+        </w:rPr>
+        <w:t>Fusion</w:t>
+      </w:r>
+      <w:proofErr w:type="spellEnd"/>
+      <w:r>
+        <w:rPr>
+          <w:b/>
+          <w:bCs/>
+        </w:rPr>
+        <w:t xml:space="preserve"> (LLDF):</w:t>
+      </w:r>
+      <w:r>
+        <w:t xml:space="preserve"> combina directamente las matrices de intensidad, interpolando los espectros sobre un eje común.</w:t>
+      </w:r>
+    </w:p>
+    <w:p>
+      <w:pPr>
+        <w:pStyle w:val="Prrafodelista"/>
+        <w:numPr>
+          <w:ilvl w:val="1"/>
+          <w:numId w:val="21"/>
+        </w:numPr>
+      </w:pPr>
+      <w:proofErr w:type="spellStart"/>
+      <w:r>
+        <w:rPr>
+          <w:b/>
+          <w:bCs/>
+        </w:rPr>
+        <w:t>Mid</w:t>
+      </w:r>
+      <w:proofErr w:type="spellEnd"/>
+      <w:r>
+        <w:rPr>
+          <w:b/>
+          <w:bCs/>
+        </w:rPr>
+        <w:t xml:space="preserve"> </w:t>
+      </w:r>
+      <w:proofErr w:type="spellStart"/>
+      <w:r>
+        <w:rPr>
+          <w:b/>
+          <w:bCs/>
+        </w:rPr>
+        <w:t>Level</w:t>
+      </w:r>
+      <w:proofErr w:type="spellEnd"/>
+      <w:r>
+        <w:rPr>
+          <w:b/>
+          <w:bCs/>
+        </w:rPr>
+        <w:t xml:space="preserve"> Data </w:t>
+      </w:r>
+      <w:proofErr w:type="spellStart"/>
+      <w:r>
+        <w:rPr>
+          <w:b/>
+          <w:bCs/>
+        </w:rPr>
+        <w:t>Fusion</w:t>
+      </w:r>
+      <w:proofErr w:type="spellEnd"/>
+      <w:r>
+        <w:rPr>
+          <w:b/>
+          <w:bCs/>
+        </w:rPr>
+        <w:t xml:space="preserve"> (MLDF):</w:t>
+      </w:r>
+      <w:r>
+        <w:t xml:space="preserve"> aplica reducción de dimensionalidad a cada conjunto antes de su concatenación, fusionando las variables más representativas de cada técnica.</w:t>
+      </w:r>
+      <w:r>
+        <w:br/>
+        <w:t>Incluye controles para definir el método de interpolación, número de puntos, rango común y cantidad de componentes principales.</w:t>
+      </w:r>
+    </w:p>
+    <w:p>
+      <w:pPr>
+        <w:pStyle w:val="Prrafodelista"/>
+        <w:numPr>
+          <w:ilvl w:val="0"/>
+          <w:numId w:val="21"/>
+        </w:numPr>
+      </w:pPr>
+      <w:r>
+        <w:rPr>
+          <w:b/>
+          <w:bCs/>
+        </w:rPr>
+        <w:t>Módulo de visualización interactiva:</w:t>
+      </w:r>
+      <w:r>
+        <w:br/>
+        <w:t xml:space="preserve">Utiliza </w:t>
+      </w:r>
+      <w:proofErr w:type="spellStart"/>
+      <w:r>
+        <w:rPr>
+          <w:i/>
+          <w:iCs/>
+        </w:rPr>
+        <w:t>Matplotlib</w:t>
+      </w:r>
+      <w:proofErr w:type="spellEnd"/>
+      <w:r>
+        <w:t xml:space="preserve"> y </w:t>
+      </w:r>
+      <w:proofErr w:type="spellStart"/>
+      <w:r>
+        <w:rPr>
+          <w:i/>
+          <w:iCs/>
+        </w:rPr>
+        <w:t>Plotly</w:t>
+      </w:r>
+      <w:proofErr w:type="spellEnd"/>
+      <w:r>
+        <w:t xml:space="preserve"> embebidos en la interfaz para representar espectros, mapas de calor, gráficos 2D/3D de PCA y t-SNE, así como </w:t>
+      </w:r>
+      <w:proofErr w:type="spellStart"/>
+      <w:r>
+        <w:t>dendrogramas</w:t>
+      </w:r>
+      <w:proofErr w:type="spellEnd"/>
+      <w:r>
+        <w:t xml:space="preserve"> de HCA. Las figuras pueden exportarse en formato </w:t>
+      </w:r>
+      <w:r>
+        <w:rPr>
+          <w:i/>
+          <w:iCs/>
+        </w:rPr>
+        <w:t>.</w:t>
+      </w:r>
+      <w:proofErr w:type="spellStart"/>
+      <w:r>
+        <w:rPr>
+          <w:i/>
+          <w:iCs/>
+        </w:rPr>
+        <w:t>csv</w:t>
+      </w:r>
+      <w:proofErr w:type="spellEnd"/>
+      <w:r>
+        <w:t xml:space="preserve"> o visualizarse dentro de la propia aplicación mediante </w:t>
+      </w:r>
+      <w:proofErr w:type="spellStart"/>
+      <w:r>
+        <w:rPr>
+          <w:i/>
+          <w:iCs/>
+        </w:rPr>
+        <w:t>QWebEngineView</w:t>
+      </w:r>
+      <w:proofErr w:type="spellEnd"/>
+      <w:r>
+        <w:t>.</w:t>
+      </w:r>
+    </w:p>
+    <w:p>
+      <w:pPr>
+        <w:pStyle w:val="Prrafodelista"/>
+        <w:numPr>
+          <w:ilvl w:val="0"/>
+          <w:numId w:val="21"/>
+        </w:numPr>
+      </w:pPr>
+      <w:r>
+        <w:rPr>
+          <w:b/>
+          <w:bCs/>
+        </w:rPr>
+        <w:t>Módulo de exportación de resultados:</w:t>
+      </w:r>
+      <w:r>
+        <w:br/>
+        <w:t xml:space="preserve">Permite guardar los </w:t>
+      </w:r>
+      <w:proofErr w:type="spellStart"/>
+      <w:r>
+        <w:rPr>
+          <w:i/>
+          <w:iCs/>
+        </w:rPr>
+        <w:t>DataFrames</w:t>
+      </w:r>
+      <w:proofErr w:type="spellEnd"/>
+      <w:r>
+        <w:t xml:space="preserve"> procesados o fusionados en archivos </w:t>
+      </w:r>
+      <w:r>
+        <w:rPr>
+          <w:i/>
+          <w:iCs/>
+        </w:rPr>
+        <w:t>.</w:t>
+      </w:r>
+      <w:proofErr w:type="spellStart"/>
+      <w:r>
+        <w:rPr>
+          <w:i/>
+          <w:iCs/>
+        </w:rPr>
+        <w:t>csv</w:t>
+      </w:r>
+      <w:proofErr w:type="spellEnd"/>
+      <w:r>
+        <w:t>, asegurando la trazabilidad de cada operación. Los resultados pueden ser reutilizados en análisis posteriores o integrados en informes.</w:t>
+      </w:r>
+    </w:p>
+    <w:p>
+      <w:pPr>
+        <w:pStyle w:val="Prrafodelista"/>
+        <w:rPr>
+          <w:b/>
+          <w:bCs/>
+        </w:rPr>
+      </w:pPr>
+    </w:p>
+    <w:p>
+      <w:pPr>
+        <w:pStyle w:val="Prrafodelista"/>
+        <w:rPr>
+          <w:b/>
+          <w:bCs/>
+        </w:rPr>
+      </w:pPr>
+    </w:p>
+    <w:p>
+      <w:pPr>
+        <w:pStyle w:val="Prrafodelista"/>
+      </w:pPr>
+      <w:commentRangeStart w:id="1"/>
+      <w:commentRangeEnd w:id="1"/>
+      <w:r>
+        <w:rPr>
+          <w:rStyle w:val="Refdecomentario"/>
+        </w:rPr>
+        <w:commentReference w:id="1"/>
       </w:r>
     </w:p>
     <w:p>
@@ -554,18 +1507,12 @@
         <w:pStyle w:val="Prrafodelista"/>
         <w:ind w:left="690"/>
       </w:pPr>
-      <w:r>
-        <w:t>1.2 Problemática</w:t>
-      </w:r>
     </w:p>
     <w:p>
       <w:pPr>
         <w:pStyle w:val="Prrafodelista"/>
         <w:ind w:left="690"/>
       </w:pPr>
-      <w:r>
-        <w:t>Explicás el problema de fondo:</w:t>
-      </w:r>
     </w:p>
     <w:p>
       <w:pPr>
@@ -573,7 +1520,7 @@
         <w:ind w:left="690"/>
       </w:pPr>
       <w:r>
-        <w:t>La espectroscopía FTIR y Raman por separado puede ser limitada para caracterizar compuestos complejos.</w:t>
+        <w:t>Qué incluye y qué no:</w:t>
       </w:r>
     </w:p>
     <w:p>
@@ -582,7 +1529,13 @@
         <w:ind w:left="690"/>
       </w:pPr>
       <w:r>
-        <w:t>No existen herramientas accesibles que integren fusión de datos y análisis multivariado en un entorno amigable.</w:t>
+        <w:rPr>
+          <w:rFonts w:ascii="Segoe UI Symbol" w:hAnsi="Segoe UI Symbol" w:cs="Segoe UI Symbol"/>
+        </w:rPr>
+        <w:t>✔</w:t>
+      </w:r>
+      <w:r>
+        <w:t xml:space="preserve"> Incluye: carga de archivos CSV, preprocesamiento, PCA/t-SNE/HCA, fusión LLDF y MLDF.</w:t>
       </w:r>
     </w:p>
     <w:p>
@@ -591,9 +1544,39 @@
         <w:ind w:left="690"/>
       </w:pPr>
       <w:r>
-        <w:pict w14:anchorId="0193B1BF">
-          <v:rect id="_x0000_i1026" style="width:0;height:1.5pt" o:hralign="center" o:hrstd="t" o:hr="t" fillcolor="#a0a0a0" stroked="f"/>
-        </w:pict>
+        <w:rPr>
+          <w:rFonts w:ascii="Segoe UI Symbol" w:hAnsi="Segoe UI Symbol" w:cs="Segoe UI Symbol"/>
+        </w:rPr>
+        <w:t>✘</w:t>
+      </w:r>
+      <w:r>
+        <w:t xml:space="preserve"> </w:t>
+      </w:r>
+      <w:r>
+        <w:rPr>
+          <w:color w:val="EE0000"/>
+        </w:rPr>
+        <w:t>No incluye: predicciones con modelos avanzados de machine learning, validación en bases de datos clínicas o industriales externas.</w:t>
+      </w:r>
+      <w:r>
+        <w:rPr>
+          <w:color w:val="EE0000"/>
+        </w:rPr>
+        <w:t xml:space="preserve"> No se probo con otros </w:t>
+      </w:r>
+      <w:proofErr w:type="spellStart"/>
+      <w:r>
+        <w:rPr>
+          <w:color w:val="EE0000"/>
+        </w:rPr>
+        <w:t>dataframes</w:t>
+      </w:r>
+      <w:proofErr w:type="spellEnd"/>
+      <w:r>
+        <w:rPr>
+          <w:color w:val="EE0000"/>
+        </w:rPr>
+        <w:t xml:space="preserve"> en industrias clínicas </w:t>
       </w:r>
     </w:p>
     <w:p>
@@ -601,160 +1584,129 @@
         <w:pStyle w:val="Prrafodelista"/>
         <w:ind w:left="690"/>
       </w:pPr>
-      <w:r>
-        <w:t>Propuesta de Solución</w:t>
+    </w:p>
+    <w:p>
+      <w:pPr>
+        <w:rPr>
+          <w:color w:val="EE0000"/>
+        </w:rPr>
+      </w:pPr>
+      <w:r>
+        <w:rPr>
+          <w:color w:val="EE0000"/>
+        </w:rPr>
+        <w:t xml:space="preserve">1.5 </w:t>
+      </w:r>
+      <w:r>
+        <w:rPr>
+          <w:color w:val="EE0000"/>
+        </w:rPr>
+        <w:t>Organización del documento</w:t>
       </w:r>
     </w:p>
     <w:p>
       <w:pPr>
         <w:pStyle w:val="Prrafodelista"/>
         <w:ind w:left="690"/>
-      </w:pPr>
-      <w:r>
-        <w:t>Presentás EspectroApp como la respuesta al problema:</w:t>
+        <w:rPr>
+          <w:color w:val="EE0000"/>
+        </w:rPr>
+      </w:pPr>
+      <w:r>
+        <w:rPr>
+          <w:color w:val="EE0000"/>
+        </w:rPr>
+        <w:t>Breve descripción de la estructura:</w:t>
       </w:r>
     </w:p>
     <w:p>
       <w:pPr>
         <w:pStyle w:val="Prrafodelista"/>
         <w:ind w:left="690"/>
-      </w:pPr>
-      <w:r>
-        <w:t>Un software en Python + PySide6 que combina FTIR y Raman mediante LLDF/MLDF.</w:t>
+        <w:rPr>
+          <w:color w:val="EE0000"/>
+        </w:rPr>
+      </w:pPr>
+      <w:r>
+        <w:rPr>
+          <w:color w:val="EE0000"/>
+        </w:rPr>
+        <w:t>Capítulo 1: Introducción, objetivos y problemática.</w:t>
       </w:r>
     </w:p>
     <w:p>
       <w:pPr>
         <w:pStyle w:val="Prrafodelista"/>
         <w:ind w:left="690"/>
-      </w:pPr>
-      <w:r>
-        <w:t>Incluye módulos de preprocesamiento, análisis multivariado y visualización interactiva.</w:t>
+        <w:rPr>
+          <w:color w:val="EE0000"/>
+        </w:rPr>
+      </w:pPr>
+      <w:r>
+        <w:rPr>
+          <w:color w:val="EE0000"/>
+        </w:rPr>
+        <w:t>Capítulo 2: Marco teórico sobre espectroscopía y data fusion.</w:t>
       </w:r>
     </w:p>
     <w:p>
       <w:pPr>
         <w:pStyle w:val="Prrafodelista"/>
         <w:ind w:left="690"/>
-      </w:pPr>
-      <w:r>
-        <w:pict w14:anchorId="1A1690A8">
-          <v:rect id="_x0000_i1027" style="width:0;height:1.5pt" o:hralign="center" o:hrstd="t" o:hr="t" fillcolor="#a0a0a0" stroked="f"/>
-        </w:pict>
+        <w:rPr>
+          <w:color w:val="EE0000"/>
+        </w:rPr>
+      </w:pPr>
+      <w:r>
+        <w:rPr>
+          <w:color w:val="EE0000"/>
+        </w:rPr>
+        <w:t>Capítulo 3: Trabajos relacionados.</w:t>
       </w:r>
     </w:p>
     <w:p>
       <w:pPr>
         <w:pStyle w:val="Prrafodelista"/>
         <w:ind w:left="690"/>
-      </w:pPr>
-      <w:r>
-        <w:t>Qué incluye y qué no:</w:t>
+        <w:rPr>
+          <w:color w:val="EE0000"/>
+        </w:rPr>
+      </w:pPr>
+      <w:r>
+        <w:rPr>
+          <w:color w:val="EE0000"/>
+        </w:rPr>
+        <w:t>Capítulo 4: Metodología y desarrollo de EspectroApp.</w:t>
       </w:r>
     </w:p>
     <w:p>
       <w:pPr>
         <w:pStyle w:val="Prrafodelista"/>
         <w:ind w:left="690"/>
-      </w:pPr>
-      <w:r>
-        <w:rPr>
-          <w:rFonts w:ascii="Segoe UI Symbol" w:hAnsi="Segoe UI Symbol" w:cs="Segoe UI Symbol"/>
-        </w:rPr>
-        <w:t>✔</w:t>
-      </w:r>
-      <w:r>
-        <w:t xml:space="preserve"> Incluye: carga de archivos CSV/TXT, preprocesamiento, PCA/t-SNE/HCA, fusión LLDF y MLDF.</w:t>
+        <w:rPr>
+          <w:color w:val="EE0000"/>
+        </w:rPr>
+      </w:pPr>
+      <w:r>
+        <w:rPr>
+          <w:color w:val="EE0000"/>
+        </w:rPr>
+        <w:t>Capítulo 5: Resultados y análisis.</w:t>
       </w:r>
     </w:p>
     <w:p>
       <w:pPr>
         <w:pStyle w:val="Prrafodelista"/>
         <w:ind w:left="690"/>
-      </w:pPr>
-      <w:r>
-        <w:rPr>
-          <w:rFonts w:ascii="Segoe UI Symbol" w:hAnsi="Segoe UI Symbol" w:cs="Segoe UI Symbol"/>
-        </w:rPr>
-        <w:t>✘</w:t>
-      </w:r>
-      <w:r>
-        <w:t xml:space="preserve"> No incluye: predicciones con modelos avanzados de machine learning, validación en bases de datos clínicas o industriales externas.</w:t>
-      </w:r>
-    </w:p>
-    <w:p>
-      <w:pPr>
-        <w:pStyle w:val="Prrafodelista"/>
-        <w:ind w:left="690"/>
-      </w:pPr>
-      <w:r>
-        <w:pict w14:anchorId="6EB82D35">
-          <v:rect id="_x0000_i1028" style="width:0;height:1.5pt" o:hralign="center" o:hrstd="t" o:hr="t" fillcolor="#a0a0a0" stroked="f"/>
-        </w:pict>
-      </w:r>
-    </w:p>
-    <w:p>
-      <w:pPr>
-        <w:pStyle w:val="Prrafodelista"/>
-        <w:ind w:left="690"/>
-      </w:pPr>
-      <w:r>
-        <w:t>Organización del documento</w:t>
-      </w:r>
-    </w:p>
-    <w:p>
-      <w:pPr>
-        <w:pStyle w:val="Prrafodelista"/>
-        <w:ind w:left="690"/>
-      </w:pPr>
-      <w:r>
-        <w:t>Breve descripción de la estructura:</w:t>
-      </w:r>
-    </w:p>
-    <w:p>
-      <w:pPr>
-        <w:pStyle w:val="Prrafodelista"/>
-        <w:ind w:left="690"/>
-      </w:pPr>
-      <w:r>
-        <w:t>Capítulo 1: Introducción, objetivos y problemática.</w:t>
-      </w:r>
-    </w:p>
-    <w:p>
-      <w:pPr>
-        <w:pStyle w:val="Prrafodelista"/>
-        <w:ind w:left="690"/>
-      </w:pPr>
-      <w:r>
-        <w:t>Capítulo 2: Marco teórico sobre espectroscopía y data fusion.</w:t>
-      </w:r>
-    </w:p>
-    <w:p>
-      <w:pPr>
-        <w:pStyle w:val="Prrafodelista"/>
-        <w:ind w:left="690"/>
-      </w:pPr>
-      <w:r>
-        <w:t>Capítulo 3: Trabajos relacionados.</w:t>
-      </w:r>
-    </w:p>
-    <w:p>
-      <w:pPr>
-        <w:pStyle w:val="Prrafodelista"/>
-        <w:ind w:left="690"/>
-      </w:pPr>
-      <w:r>
-        <w:lastRenderedPageBreak/>
-        <w:t>Capítulo 4: Metodología y desarrollo de EspectroApp.</w:t>
-      </w:r>
-    </w:p>
-    <w:p>
-      <w:pPr>
-        <w:pStyle w:val="Prrafodelista"/>
-        <w:ind w:left="690"/>
-      </w:pPr>
-      <w:r>
-        <w:t>Capítulo 5: Resultados y análisis.</w:t>
+        <w:rPr>
+          <w:color w:val="EE0000"/>
+        </w:rPr>
+      </w:pPr>
+      <w:r>
+        <w:rPr>
+          <w:color w:val="EE0000"/>
+        </w:rPr>
+        <w:t>Capítulo 6: Conclusiones y trabajos futuros</w:t>
       </w:r>
     </w:p>
     <w:p>
@@ -766,21 +1718,440 @@
         </w:numPr>
       </w:pPr>
       <w:r>
-        <w:t>Capítulo 6: Conclusiones y trabajos futuros</w:t>
-      </w:r>
-    </w:p>
-    <w:p>
-      <w:pPr>
-        <w:pStyle w:val="Prrafodelista"/>
+        <w:br w:type="page"/>
+      </w:r>
+    </w:p>
+    <w:p>
+      <w:r>
+        <w:lastRenderedPageBreak/>
+        <w:t xml:space="preserve">Trabajos relacionados </w:t>
+      </w:r>
+    </w:p>
+    <w:p/>
+    <w:p>
+      <w:pPr>
         <w:numPr>
-          <w:ilvl w:val="1"/>
-          <w:numId w:val="18"/>
+          <w:ilvl w:val="0"/>
+          <w:numId w:val="22"/>
         </w:numPr>
       </w:pPr>
-      <w:r>
-        <w:br w:type="page"/>
-      </w:r>
-    </w:p>
+      <w:commentRangeStart w:id="2"/>
+      <w:r>
+        <w:t>Un documento que explica el fundamento técnico y aplicaciones de la espectroscopía Raman, donde se destaca la complementariedad con FTIR para obtener información molecular más completa. Trabajos de esta naturaleza muestran cómo la fusión puede mejorar la caracterización en química y ciencia de materiales, optimizando análisis de reacciones y estructuras moleculares.</w:t>
+      </w:r>
+      <w:r>
+        <w:rPr>
+          <w:rFonts w:ascii="Arial" w:hAnsi="Arial" w:cs="Arial"/>
+        </w:rPr>
+        <w:t>​</w:t>
+      </w:r>
+      <w:commentRangeEnd w:id="2"/>
+      <w:r>
+        <w:rPr>
+          <w:rStyle w:val="Refdecomentario"/>
+        </w:rPr>
+        <w:commentReference w:id="2"/>
+      </w:r>
+    </w:p>
+    <w:p>
+      <w:pPr>
+        <w:numPr>
+          <w:ilvl w:val="0"/>
+          <w:numId w:val="22"/>
+        </w:numPr>
+      </w:pPr>
+      <w:commentRangeStart w:id="3"/>
+      <w:r>
+        <w:t>Una tesis relacionada con la instrumentación y metodologías de espectroscopía Raman, que puede incluir aplicaciones conjuntas con FTIR para lograr un análisis multiespectral más confiable y detallado.</w:t>
+      </w:r>
+      <w:r>
+        <w:rPr>
+          <w:rFonts w:ascii="Arial" w:hAnsi="Arial" w:cs="Arial"/>
+        </w:rPr>
+        <w:t>​</w:t>
+      </w:r>
+      <w:commentRangeEnd w:id="3"/>
+      <w:r>
+        <w:rPr>
+          <w:rStyle w:val="Refdecomentario"/>
+        </w:rPr>
+        <w:commentReference w:id="3"/>
+      </w:r>
+    </w:p>
+    <w:p>
+      <w:pPr>
+        <w:numPr>
+          <w:ilvl w:val="0"/>
+          <w:numId w:val="22"/>
+        </w:numPr>
+      </w:pPr>
+      <w:commentRangeStart w:id="4"/>
+      <w:r>
+        <w:t>Una tesis que aborda específicamente la fusión de datos de espectroscopía Raman con otras técnicas como la fluorescencia de rayos X (XRF), un enfoque similar al de la fusión FTIR-Raman, buscando optimizar la precisión en la caracterización de materiales complejos.</w:t>
+      </w:r>
+      <w:r>
+        <w:rPr>
+          <w:rFonts w:ascii="Arial" w:hAnsi="Arial" w:cs="Arial"/>
+        </w:rPr>
+        <w:t>​</w:t>
+      </w:r>
+      <w:commentRangeEnd w:id="4"/>
+      <w:r>
+        <w:rPr>
+          <w:rStyle w:val="Refdecomentario"/>
+        </w:rPr>
+        <w:commentReference w:id="4"/>
+      </w:r>
+    </w:p>
+    <w:p>
+      <w:pPr>
+        <w:rPr>
+          <w:color w:val="4EA72E" w:themeColor="accent6"/>
+        </w:rPr>
+      </w:pPr>
+      <w:r>
+        <w:t xml:space="preserve">Estos recursos muestran el interés y avances en el uso combinado de técnicas espectroscópicas a través de la fusión de datos para aplicaciones en análisis químico, farmacéutico y de materiales. Aunque la mayoría se enfoca en el fundamento y aplicaciones generales, </w:t>
+      </w:r>
+      <w:r>
+        <w:rPr>
+          <w:color w:val="4EA72E" w:themeColor="accent6"/>
+        </w:rPr>
+        <w:t>reflejan el potencial de la integración FTIR y Raman que tu propuesta aborda concretamente.</w:t>
+      </w:r>
+      <w:r>
+        <w:rPr>
+          <w:rFonts w:ascii="Arial" w:hAnsi="Arial" w:cs="Arial"/>
+          <w:color w:val="4EA72E" w:themeColor="accent6"/>
+        </w:rPr>
+        <w:t>​</w:t>
+      </w:r>
+    </w:p>
+    <w:p>
+      <w:r>
+        <w:t xml:space="preserve">VER QUE ONDA CON LAS BASES ACADEMICAS COMO USAR EN SCIHUB PARA BIBLIOGRAFIAS </w:t>
+      </w:r>
+      <w:r>
+        <w:br/>
+      </w:r>
+      <w:r>
+        <w:br/>
+      </w:r>
+      <w:r>
+        <w:rPr>
+          <w:color w:val="EE0000"/>
+        </w:rPr>
+        <w:t xml:space="preserve">acá debemos de hablar mas como se relacionan cada trabajo o investigación </w:t>
+      </w:r>
+    </w:p>
+    <w:p/>
+    <w:p/>
+    <w:p/>
+    <w:p/>
+    <w:p/>
+    <w:p/>
+    <w:p/>
+    <w:p/>
+    <w:p/>
+    <w:p>
+      <w:pPr>
+        <w:rPr>
+          <w:rFonts w:asciiTheme="majorHAnsi" w:eastAsiaTheme="majorEastAsia" w:hAnsiTheme="majorHAnsi" w:cstheme="majorBidi"/>
+          <w:b/>
+          <w:bCs/>
+          <w:spacing w:val="-10"/>
+          <w:kern w:val="28"/>
+          <w:sz w:val="56"/>
+          <w:szCs w:val="56"/>
+        </w:rPr>
+      </w:pPr>
+      <w:r>
+        <w:rPr>
+          <w:rFonts w:asciiTheme="majorHAnsi" w:eastAsiaTheme="majorEastAsia" w:hAnsiTheme="majorHAnsi" w:cstheme="majorBidi"/>
+          <w:b/>
+          <w:bCs/>
+          <w:spacing w:val="-10"/>
+          <w:kern w:val="28"/>
+          <w:sz w:val="56"/>
+          <w:szCs w:val="56"/>
+        </w:rPr>
+        <w:lastRenderedPageBreak/>
+        <w:t>Fusión de datos espectrales FTIR y Raman</w:t>
+      </w:r>
+    </w:p>
+    <w:p>
+      <w:r>
+        <w:t>La fusión de datos espectrales es una estrategia emergente en el análisis químico que consiste en combinar información obtenida de diferentes técnicas para lograr una caracterización más completa y precisa de los materiales. En particular, la integración de espectroscopía de transformada de Fourier por infrarrojo (FTIR) y espectroscopía Raman ofrece ventajas complementarias, pues ambas técnicas aportan información sobre vibraciones moleculares desde perspectivas espectrales distintas.</w:t>
+      </w:r>
+    </w:p>
+    <w:p>
+      <w:r>
+        <w:t>Sin embargo, la aplicación independiente de cada técnica puede ser limitada para analizar compuestos complejos como los analgésicos, debido a la superposición de señales y sensibilidad diferencial a ciertos grupos funcionales. En este contexto, la fusión de datos apoyada por métodos multivariados potencia la capacidad de distinguir y clasificar componentes, mejorando la precisión analítica.</w:t>
+      </w:r>
+    </w:p>
+    <w:p>
+      <w:r>
+        <w:t>Este trabajo presenta el desarrollo de un software que aplica técnicas de fusión en niveles bajo y medio para integrar datos FTIR y Raman, incluyendo módulos de preprocesamiento, análisis estadístico y visualización interactiva, con el fin de ofrecer una herramienta accesible y eficiente para la caracterización espectral en ciencias de materiales y farmacéutica.</w:t>
+      </w:r>
+    </w:p>
+    <w:p/>
+    <w:p>
+      <w:r>
+        <w:t xml:space="preserve">4.1 </w:t>
+      </w:r>
+      <w:r>
+        <w:t xml:space="preserve">Hablar de preprocesamiento de datos, </w:t>
+      </w:r>
+      <w:r>
+        <w:br/>
+        <w:t xml:space="preserve"> corrección de línea base, normalización </w:t>
+      </w:r>
+      <w:proofErr w:type="spellStart"/>
+      <w:r>
+        <w:t>excetera</w:t>
+      </w:r>
+      <w:proofErr w:type="spellEnd"/>
+      <w:r>
+        <w:t xml:space="preserve">, </w:t>
+      </w:r>
+      <w:commentRangeStart w:id="5"/>
+      <w:r>
+        <w:t xml:space="preserve">Shirley </w:t>
+      </w:r>
+      <w:commentRangeEnd w:id="5"/>
+      <w:r>
+        <w:rPr>
+          <w:rStyle w:val="Refdecomentario"/>
+        </w:rPr>
+        <w:commentReference w:id="5"/>
+      </w:r>
+    </w:p>
+    <w:p>
+      <w:pPr>
+        <w:rPr>
+          <w:rFonts w:asciiTheme="majorHAnsi" w:eastAsiaTheme="majorEastAsia" w:hAnsiTheme="majorHAnsi" w:cstheme="majorBidi"/>
+          <w:b/>
+          <w:bCs/>
+          <w:spacing w:val="-10"/>
+          <w:kern w:val="28"/>
+          <w:sz w:val="56"/>
+          <w:szCs w:val="56"/>
+        </w:rPr>
+      </w:pPr>
+    </w:p>
+    <w:p>
+      <w:pPr>
+        <w:rPr>
+          <w:rFonts w:asciiTheme="majorHAnsi" w:eastAsiaTheme="majorEastAsia" w:hAnsiTheme="majorHAnsi" w:cstheme="majorBidi"/>
+          <w:b/>
+          <w:bCs/>
+          <w:spacing w:val="-10"/>
+          <w:kern w:val="28"/>
+          <w:sz w:val="56"/>
+          <w:szCs w:val="56"/>
+        </w:rPr>
+      </w:pPr>
+    </w:p>
+    <w:p>
+      <w:pPr>
+        <w:rPr>
+          <w:strike/>
+        </w:rPr>
+      </w:pPr>
+      <w:r>
+        <w:rPr>
+          <w:strike/>
+        </w:rPr>
+        <w:t xml:space="preserve">El sistema </w:t>
+      </w:r>
+      <w:proofErr w:type="spellStart"/>
+      <w:r>
+        <w:rPr>
+          <w:strike/>
+        </w:rPr>
+        <w:t>EspectroApp</w:t>
+      </w:r>
+      <w:proofErr w:type="spellEnd"/>
+      <w:r>
+        <w:rPr>
+          <w:strike/>
+        </w:rPr>
+        <w:t xml:space="preserve"> no incorpora algoritmos de recomendación ni aprendizaje automático, sino que se centra en proporcionar un entorno interactivo que facilite la aplicación manual y controlada de diferentes etapas del análisis espectral. Su diseño busca asistir al usuario mediante una interfaz organizada, clara y flexible, que permite seleccionar los métodos de procesamiento y fusión de datos más adecuados según los objetivos del estudio.</w:t>
+      </w:r>
+    </w:p>
+    <w:p>
+      <w:pPr>
+        <w:rPr>
+          <w:strike/>
+        </w:rPr>
+      </w:pPr>
+      <w:r>
+        <w:rPr>
+          <w:strike/>
+        </w:rPr>
+        <w:lastRenderedPageBreak/>
+        <w:t xml:space="preserve">En este sentido, </w:t>
+      </w:r>
+      <w:proofErr w:type="spellStart"/>
+      <w:r>
+        <w:rPr>
+          <w:strike/>
+        </w:rPr>
+        <w:t>EspectroApp</w:t>
+      </w:r>
+      <w:proofErr w:type="spellEnd"/>
+      <w:r>
+        <w:rPr>
+          <w:strike/>
+        </w:rPr>
+        <w:t xml:space="preserve"> ofrece herramientas que apoyan la toma de decisiones informadas, pero sin realizar sugerencias automáticas. El usuario puede:</w:t>
+      </w:r>
+    </w:p>
+    <w:p>
+      <w:pPr>
+        <w:numPr>
+          <w:ilvl w:val="0"/>
+          <w:numId w:val="24"/>
+        </w:numPr>
+        <w:rPr>
+          <w:strike/>
+        </w:rPr>
+      </w:pPr>
+      <w:r>
+        <w:rPr>
+          <w:strike/>
+        </w:rPr>
+        <w:t>Visualizar los espectros de FTIR y Raman, tanto de forma independiente como combinada.</w:t>
+      </w:r>
+    </w:p>
+    <w:p>
+      <w:pPr>
+        <w:numPr>
+          <w:ilvl w:val="0"/>
+          <w:numId w:val="24"/>
+        </w:numPr>
+        <w:rPr>
+          <w:strike/>
+        </w:rPr>
+      </w:pPr>
+      <w:r>
+        <w:rPr>
+          <w:strike/>
+        </w:rPr>
+        <w:t>Aplicar diferentes técnicas de preprocesamiento (corrección de línea base, normalización, suavizado, derivadas) y evaluar sus efectos sobre la calidad del espectro.</w:t>
+      </w:r>
+    </w:p>
+    <w:p>
+      <w:pPr>
+        <w:numPr>
+          <w:ilvl w:val="0"/>
+          <w:numId w:val="24"/>
+        </w:numPr>
+        <w:rPr>
+          <w:strike/>
+          <w:color w:val="EE0000"/>
+        </w:rPr>
+      </w:pPr>
+      <w:r>
+        <w:rPr>
+          <w:strike/>
+          <w:color w:val="EE0000"/>
+        </w:rPr>
+        <w:t>Comparar los resultados obtenidos con distintas estrategias de fusión de datos (Low-</w:t>
+      </w:r>
+      <w:proofErr w:type="spellStart"/>
+      <w:r>
+        <w:rPr>
+          <w:strike/>
+          <w:color w:val="EE0000"/>
+        </w:rPr>
+        <w:t>Level</w:t>
+      </w:r>
+      <w:proofErr w:type="spellEnd"/>
+      <w:r>
+        <w:rPr>
+          <w:strike/>
+          <w:color w:val="EE0000"/>
+        </w:rPr>
+        <w:t xml:space="preserve"> y </w:t>
+      </w:r>
+      <w:proofErr w:type="spellStart"/>
+      <w:r>
+        <w:rPr>
+          <w:strike/>
+          <w:color w:val="EE0000"/>
+        </w:rPr>
+        <w:t>Mid-Level</w:t>
+      </w:r>
+      <w:proofErr w:type="spellEnd"/>
+      <w:r>
+        <w:rPr>
+          <w:strike/>
+          <w:color w:val="EE0000"/>
+        </w:rPr>
+        <w:t>), analizando su influencia en la separación o agrupamiento de muestras mediante métodos multivariados como PCA, t-SNE o HCA.</w:t>
+      </w:r>
+    </w:p>
+    <w:p>
+      <w:pPr>
+        <w:numPr>
+          <w:ilvl w:val="0"/>
+          <w:numId w:val="24"/>
+        </w:numPr>
+        <w:rPr>
+          <w:strike/>
+        </w:rPr>
+      </w:pPr>
+      <w:r>
+        <w:rPr>
+          <w:strike/>
+        </w:rPr>
+        <w:t>Generar representaciones gráficas interactivas y exportar los resultados para análisis complementarios.</w:t>
+      </w:r>
+    </w:p>
+    <w:p>
+      <w:pPr>
+        <w:rPr>
+          <w:strike/>
+        </w:rPr>
+      </w:pPr>
+      <w:r>
+        <w:rPr>
+          <w:strike/>
+        </w:rPr>
+        <w:t xml:space="preserve">De esta forma, </w:t>
+      </w:r>
+      <w:proofErr w:type="spellStart"/>
+      <w:r>
+        <w:rPr>
+          <w:strike/>
+        </w:rPr>
+        <w:t>EspectroApp</w:t>
+      </w:r>
+      <w:proofErr w:type="spellEnd"/>
+      <w:r>
+        <w:rPr>
+          <w:strike/>
+        </w:rPr>
+        <w:t xml:space="preserve"> se configura como una plataforma de análisis asistido, pero no automatizado, orientada a la exploración, comparación y comprensión de datos espectroscópicos FTIR y Raman en un mismo entorno unificado.</w:t>
+      </w:r>
+    </w:p>
+    <w:p/>
+    <w:p/>
+    <w:p/>
+    <w:p/>
+    <w:p/>
+    <w:p/>
+    <w:p/>
+    <w:p/>
+    <w:p/>
+    <w:p/>
+    <w:p/>
+    <w:p/>
+    <w:p/>
+    <w:p/>
+    <w:p/>
+    <w:p/>
+    <w:p/>
     <w:p/>
     <w:p>
       <w:pPr>
@@ -831,6 +2202,11 @@
       <w:r>
         <w:t>En términos metodológicos, la fusión de datos se clasifica principalmente en tres niveles: Low-Level Data Fusion (LLDF), Mid-Level Data Fusion (MLDF) y High-Level Data Fusion (HLDF), cada uno con características, ventajas y limitaciones propias.</w:t>
       </w:r>
+    </w:p>
+    <w:p>
+      <w:pPr>
+        <w:ind w:left="708" w:hanging="708"/>
+      </w:pPr>
     </w:p>
     <w:p>
       <w:pPr>
@@ -886,6 +2262,7 @@
         </w:numPr>
       </w:pPr>
       <w:r>
+        <w:lastRenderedPageBreak/>
         <w:t>Flexibilidad: puede aplicarse a datos de distinta naturaleza (espectros, parámetros fisicoquímicos, etc.).</w:t>
       </w:r>
     </w:p>
@@ -913,7 +2290,6 @@
         <w:ind w:left="708" w:hanging="708"/>
       </w:pPr>
       <w:r>
-        <w:lastRenderedPageBreak/>
         <w:t>El éxito de LLDF depende de un preprocesamiento adecuado:</w:t>
       </w:r>
     </w:p>
@@ -1075,6 +2451,7 @@
         </w:numPr>
       </w:pPr>
       <w:r>
+        <w:lastRenderedPageBreak/>
         <w:t>Azcarate et al. (2021): en estudios clínicos, FTIR + Raman mediante MLDF (concatenación de scores PCA o PLS) lograron mejor discriminación y robustez que con LLDF.</w:t>
       </w:r>
     </w:p>
@@ -1116,7 +2493,6 @@
         </w:numPr>
       </w:pPr>
       <w:r>
-        <w:lastRenderedPageBreak/>
         <w:t>Mejora la interpretabilidad del modelo.</w:t>
       </w:r>
     </w:p>
@@ -1184,8 +2560,13 @@
           <w:numId w:val="9"/>
         </w:numPr>
       </w:pPr>
-      <w:r>
-        <w:t>Meta-modelos que combinan decisiones de clasificadores independientes.</w:t>
+      <w:proofErr w:type="gramStart"/>
+      <w:r>
+        <w:t>Meta-modelos</w:t>
+      </w:r>
+      <w:proofErr w:type="gramEnd"/>
+      <w:r>
+        <w:t xml:space="preserve"> que combinan decisiones de clasificadores independientes.</w:t>
       </w:r>
     </w:p>
     <w:p>
@@ -1277,6 +2658,7 @@
         </w:numPr>
       </w:pPr>
       <w:r>
+        <w:lastRenderedPageBreak/>
         <w:t>LLDF (concatenación preprocesada): mejora resultados de regresión clínica respecto al uso individual, pero puede verse limitado por redundancias.</w:t>
       </w:r>
     </w:p>
@@ -1307,47 +2689,151 @@
         <w:ind w:left="708" w:hanging="708"/>
       </w:pPr>
       <w:r>
+        <w:t>Estos hallazgos refuerzan la hipótesis de que la integración FTIR + Raman mediante estrategias de fusión, especialmente en niveles medio y alto, ofrece ventajas claras frente al análisis separado de cada técnica.</w:t>
+      </w:r>
+    </w:p>
+    <w:p>
+      <w:pPr>
+        <w:ind w:left="708" w:hanging="708"/>
+      </w:pPr>
+      <w:r>
+        <w:pict w14:anchorId="2A5A3EB0">
+          <v:rect id="_x0000_i1028" style="width:0;height:1.5pt" o:hralign="center" o:hrstd="t" o:hr="t" fillcolor="#a0a0a0" stroked="f"/>
+        </w:pict>
+      </w:r>
+    </w:p>
+    <w:p>
+      <w:pPr>
+        <w:ind w:left="708" w:hanging="708"/>
+      </w:pPr>
+      <w:r>
+        <w:t>6. Síntesis</w:t>
+      </w:r>
+    </w:p>
+    <w:p>
+      <w:pPr>
+        <w:ind w:left="708" w:hanging="708"/>
+      </w:pPr>
+      <w:r>
+        <w:t>La evidencia científica demuestra que la fusión de datos espectroscópicos no solo es posible, sino que constituye una estrategia sólida y validada en diversos campos. Para el caso particular de FTIR y Raman aplicados a la caracterización de analgésicos, resulta pertinente explorar tanto enfoques LLDF (por su simplicidad y valor como primera aproximación) como MLDF (por su robustez y capacidad discriminante), evaluando su desempeño comparativo mediante análisis multivariado.</w:t>
+      </w:r>
+    </w:p>
+    <w:p>
+      <w:pPr>
+        <w:ind w:left="708" w:hanging="708"/>
+      </w:pPr>
+      <w:r>
+        <w:drawing>
+          <wp:inline distT="0" distB="0" distL="0" distR="0" wp14:anchorId="1FB41FCF" wp14:editId="407DFB7F">
+            <wp:extent cx="5400040" cy="2379345"/>
+            <wp:effectExtent l="0" t="0" r="0" b="1905"/>
+            <wp:docPr id="647182918" name="Imagen 1" descr="Diagrama&#10;&#10;El contenido generado por IA puede ser incorrecto."/>
+            <wp:cNvGraphicFramePr>
+              <a:graphicFrameLocks xmlns:a="http://schemas.openxmlformats.org/drawingml/2006/main" noChangeAspect="1"/>
+            </wp:cNvGraphicFramePr>
+            <a:graphic xmlns:a="http://schemas.openxmlformats.org/drawingml/2006/main">
+              <a:graphicData uri="http://schemas.openxmlformats.org/drawingml/2006/picture">
+                <pic:pic xmlns:pic="http://schemas.openxmlformats.org/drawingml/2006/picture">
+                  <pic:nvPicPr>
+                    <pic:cNvPr id="647182918" name="Imagen 1" descr="Diagrama&#10;&#10;El contenido generado por IA puede ser incorrecto."/>
+                    <pic:cNvPicPr/>
+                  </pic:nvPicPr>
+                  <pic:blipFill>
+                    <a:blip r:embed="rId12"/>
+                    <a:stretch>
+                      <a:fillRect/>
+                    </a:stretch>
+                  </pic:blipFill>
+                  <pic:spPr>
+                    <a:xfrm>
+                      <a:off x="0" y="0"/>
+                      <a:ext cx="5400040" cy="2379345"/>
+                    </a:xfrm>
+                    <a:prstGeom prst="rect">
+                      <a:avLst/>
+                    </a:prstGeom>
+                  </pic:spPr>
+                </pic:pic>
+              </a:graphicData>
+            </a:graphic>
+          </wp:inline>
+        </w:drawing>
+      </w:r>
+    </w:p>
+    <w:p>
+      <w:pPr>
+        <w:ind w:left="708" w:hanging="708"/>
+      </w:pPr>
+    </w:p>
+    <w:p>
+      <w:pPr>
+        <w:ind w:left="708" w:hanging="708"/>
+      </w:pPr>
+    </w:p>
+    <w:p>
+      <w:pPr>
+        <w:ind w:left="708" w:hanging="708"/>
+      </w:pPr>
+    </w:p>
+    <w:p>
+      <w:pPr>
+        <w:ind w:left="708" w:hanging="708"/>
+      </w:pPr>
+      <w:r>
         <w:lastRenderedPageBreak/>
-        <w:t>Estos hallazgos refuerzan la hipótesis de que la integración FTIR + Raman mediante estrategias de fusión, especialmente en niveles medio y alto, ofrece ventajas claras frente al análisis separado de cada técnica.</w:t>
+        <w:drawing>
+          <wp:inline distT="0" distB="0" distL="0" distR="0" wp14:anchorId="261F4ADC" wp14:editId="1F90D1BF">
+            <wp:extent cx="5400040" cy="2755900"/>
+            <wp:effectExtent l="0" t="0" r="0" b="6350"/>
+            <wp:docPr id="780847635" name="Imagen 1" descr="Diagrama&#10;&#10;El contenido generado por IA puede ser incorrecto."/>
+            <wp:cNvGraphicFramePr>
+              <a:graphicFrameLocks xmlns:a="http://schemas.openxmlformats.org/drawingml/2006/main" noChangeAspect="1"/>
+            </wp:cNvGraphicFramePr>
+            <a:graphic xmlns:a="http://schemas.openxmlformats.org/drawingml/2006/main">
+              <a:graphicData uri="http://schemas.openxmlformats.org/drawingml/2006/picture">
+                <pic:pic xmlns:pic="http://schemas.openxmlformats.org/drawingml/2006/picture">
+                  <pic:nvPicPr>
+                    <pic:cNvPr id="780847635" name="Imagen 1" descr="Diagrama&#10;&#10;El contenido generado por IA puede ser incorrecto."/>
+                    <pic:cNvPicPr/>
+                  </pic:nvPicPr>
+                  <pic:blipFill>
+                    <a:blip r:embed="rId13"/>
+                    <a:stretch>
+                      <a:fillRect/>
+                    </a:stretch>
+                  </pic:blipFill>
+                  <pic:spPr>
+                    <a:xfrm>
+                      <a:off x="0" y="0"/>
+                      <a:ext cx="5400040" cy="2755900"/>
+                    </a:xfrm>
+                    <a:prstGeom prst="rect">
+                      <a:avLst/>
+                    </a:prstGeom>
+                  </pic:spPr>
+                </pic:pic>
+              </a:graphicData>
+            </a:graphic>
+          </wp:inline>
+        </w:drawing>
       </w:r>
     </w:p>
     <w:p>
       <w:pPr>
         <w:ind w:left="708" w:hanging="708"/>
       </w:pPr>
-      <w:r>
-        <w:pict w14:anchorId="2A5A3EB0">
-          <v:rect id="_x0000_i1029" style="width:0;height:1.5pt" o:hralign="center" o:hrstd="t" o:hr="t" fillcolor="#a0a0a0" stroked="f"/>
-        </w:pict>
-      </w:r>
     </w:p>
     <w:p>
       <w:pPr>
         <w:ind w:left="708" w:hanging="708"/>
       </w:pPr>
-      <w:r>
-        <w:t>6. Síntesis</w:t>
-      </w:r>
-    </w:p>
-    <w:p>
-      <w:pPr>
-        <w:ind w:left="708" w:hanging="708"/>
-      </w:pPr>
-      <w:r>
-        <w:t>La evidencia científica demuestra que la fusión de datos espectroscópicos no solo es posible, sino que constituye una estrategia sólida y validada en diversos campos. Para el caso particular de FTIR y Raman aplicados a la caracterización de analgésicos, resulta pertinente explorar tanto enfoques LLDF (por su simplicidad y valor como primera aproximación) como MLDF (por su robustez y capacidad discriminante), evaluando su desempeño comparativo mediante análisis multivariado.</w:t>
-      </w:r>
-    </w:p>
-    <w:p>
-      <w:pPr>
-        <w:ind w:left="708" w:hanging="708"/>
-      </w:pPr>
-    </w:p>
-    <w:p>
-      <w:pPr>
-        <w:ind w:left="708" w:hanging="708"/>
-        <w:rPr>
-          <w:lang w:val="en-US"/>
-        </w:rPr>
+    </w:p>
+    <w:p>
+      <w:pPr>
+        <w:numPr>
+          <w:ilvl w:val="0"/>
+          <w:numId w:val="20"/>
+        </w:numPr>
       </w:pPr>
       <w:r>
         <w:rPr>
@@ -1370,7 +2856,7 @@
                     <pic:cNvPicPr/>
                   </pic:nvPicPr>
                   <pic:blipFill>
-                    <a:blip r:embed="rId5"/>
+                    <a:blip r:embed="rId14"/>
                     <a:stretch>
                       <a:fillRect/>
                     </a:stretch>
@@ -1390,6 +2876,140 @@
           </wp:inline>
         </w:drawing>
       </w:r>
+      <w:r>
+        <w:br/>
+      </w:r>
+      <w:r>
+        <w:br/>
+      </w:r>
+      <w:r>
+        <w:lastRenderedPageBreak/>
+        <w:br/>
+      </w:r>
+      <w:r>
+        <w:br/>
+        <w:t>anotaciones varias</w:t>
+      </w:r>
+      <w:r>
+        <w:br/>
+      </w:r>
+      <w:r>
+        <w:br/>
+        <w:t xml:space="preserve">aplicaciones del </w:t>
+      </w:r>
+      <w:proofErr w:type="spellStart"/>
+      <w:r>
+        <w:t>data</w:t>
+      </w:r>
+      <w:r>
+        <w:t>fusion</w:t>
+      </w:r>
+      <w:proofErr w:type="spellEnd"/>
+      <w:r>
+        <w:t xml:space="preserve"> en diferentes industrias: </w:t>
+      </w:r>
+      <w:r>
+        <w:br/>
+      </w:r>
+      <w:r>
+        <w:t>Industria farmacéutica: para la caracterización y control de calidad de fármacos, identificación de polimorfos y análisis de formulaciones complejas. La combinación permite un análisis más completo de compuestos activos y excipientes.</w:t>
+      </w:r>
+      <w:r>
+        <w:rPr>
+          <w:rFonts w:ascii="Arial" w:hAnsi="Arial" w:cs="Arial"/>
+        </w:rPr>
+        <w:t>​</w:t>
+      </w:r>
+    </w:p>
+    <w:p>
+      <w:pPr>
+        <w:numPr>
+          <w:ilvl w:val="0"/>
+          <w:numId w:val="20"/>
+        </w:numPr>
+      </w:pPr>
+      <w:r>
+        <w:t>Industria química: seguimiento de reacciones químicas, control de síntesis, análisis de productos intermedios, catalizadores y procesos industriales. La fusión ayuda a entender mejor la composición y cambios durante procesos.</w:t>
+      </w:r>
+      <w:r>
+        <w:rPr>
+          <w:rFonts w:ascii="Arial" w:hAnsi="Arial" w:cs="Arial"/>
+        </w:rPr>
+        <w:t>​</w:t>
+      </w:r>
+    </w:p>
+    <w:p>
+      <w:pPr>
+        <w:numPr>
+          <w:ilvl w:val="0"/>
+          <w:numId w:val="20"/>
+        </w:numPr>
+      </w:pPr>
+      <w:r>
+        <w:t>Ciencia de materiales: estudio de polímeros, recubrimientos, materiales compuestos y caracterización estructural avanzada. La integración de ambas técnicas permite identificar enlaces y estructuras no visibles con una sola técnica.</w:t>
+      </w:r>
+      <w:r>
+        <w:rPr>
+          <w:rFonts w:ascii="Arial" w:hAnsi="Arial" w:cs="Arial"/>
+        </w:rPr>
+        <w:t>​</w:t>
+      </w:r>
+    </w:p>
+    <w:p>
+      <w:pPr>
+        <w:numPr>
+          <w:ilvl w:val="0"/>
+          <w:numId w:val="20"/>
+        </w:numPr>
+      </w:pPr>
+      <w:r>
+        <w:t>Agroquímicos y alimentos: control de calidad y autenticidad, detección de contaminantes, análisis de componentes moleculares en productos naturales o procesados.</w:t>
+      </w:r>
+      <w:r>
+        <w:rPr>
+          <w:rFonts w:ascii="Arial" w:hAnsi="Arial" w:cs="Arial"/>
+        </w:rPr>
+        <w:t>​</w:t>
+      </w:r>
+    </w:p>
+    <w:p>
+      <w:pPr>
+        <w:numPr>
+          <w:ilvl w:val="0"/>
+          <w:numId w:val="20"/>
+        </w:numPr>
+      </w:pPr>
+      <w:r>
+        <w:t>Ciencias forenses y biomédicas: identificación de sustancias químicas, análisis de tejidos, detección de drogas y sustancias ilícitas mediante espectroscopías complementarias.</w:t>
+      </w:r>
+      <w:r>
+        <w:rPr>
+          <w:rFonts w:ascii="Arial" w:hAnsi="Arial" w:cs="Arial"/>
+        </w:rPr>
+        <w:t>​</w:t>
+      </w:r>
+    </w:p>
+    <w:p>
+      <w:pPr>
+        <w:numPr>
+          <w:ilvl w:val="0"/>
+          <w:numId w:val="20"/>
+        </w:numPr>
+      </w:pPr>
+      <w:r>
+        <w:t>Minería y ciencias de la tierra: análisis de minerales, polimorfos y composición química de muestras geológicas mediante interpretación integrada de datos espectrales.</w:t>
+      </w:r>
+      <w:r>
+        <w:rPr>
+          <w:rFonts w:ascii="Arial" w:hAnsi="Arial" w:cs="Arial"/>
+        </w:rPr>
+        <w:t>​</w:t>
+      </w:r>
+    </w:p>
+    <w:p>
+      <w:pPr>
+        <w:ind w:left="708" w:hanging="708"/>
+      </w:pPr>
     </w:p>
     <w:sectPr>
       <w:pgSz w:w="11906" w:h="16838"/>
@@ -1401,6 +3021,335 @@
 </w:document>
 </file>
 
+<file path=word/comments.xml><?xml version="1.0" encoding="utf-8"?>
+<w:comments xmlns:wpc="http://schemas.microsoft.com/office/word/2010/wordprocessingCanvas" xmlns:cx="http://schemas.microsoft.com/office/drawing/2014/chartex" xmlns:cx1="http://schemas.microsoft.com/office/drawing/2015/9/8/chartex" xmlns:cx2="http://schemas.microsoft.com/office/drawing/2015/10/21/chartex" xmlns:cx3="http://schemas.microsoft.com/office/drawing/2016/5/9/chartex" xmlns:cx4="http://schemas.microsoft.com/office/drawing/2016/5/10/chartex" xmlns:cx5="http://schemas.microsoft.com/office/drawing/2016/5/11/chartex" xmlns:cx6="http://schemas.microsoft.com/office/drawing/2016/5/12/chartex" xmlns:cx7="http://schemas.microsoft.com/office/drawing/2016/5/13/chartex" xmlns:cx8="http://schemas.microsoft.com/office/drawing/2016/5/14/chartex" xmlns:mc="http://schemas.openxmlformats.org/markup-compatibility/2006" xmlns:aink="http://schemas.microsoft.com/office/drawing/2016/ink" xmlns:am3d="http://schemas.microsoft.com/office/drawing/2017/model3d" xmlns:o="urn:schemas-microsoft-com:office:office" xmlns:oel="http://schemas.microsoft.com/office/2019/extlst" xmlns:r="http://schemas.openxmlformats.org/officeDocument/2006/relationships" xmlns:m="http://schemas.openxmlformats.org/officeDocument/2006/math" xmlns:v="urn:schemas-microsoft-com:vml" xmlns:wp14="http://schemas.microsoft.com/office/word/2010/wordprocessingDrawing" xmlns:wp="http://schemas.openxmlformats.org/drawingml/2006/wordprocessingDrawing" xmlns:w10="urn:schemas-microsoft-com:office:word" xmlns:w="http://schemas.openxmlformats.org/wordprocessingml/2006/main" xmlns:w14="http://schemas.microsoft.com/office/word/2010/wordml" xmlns:w15="http://schemas.microsoft.com/office/word/2012/wordml" xmlns:w16cex="http://schemas.microsoft.com/office/word/2018/wordml/cex" xmlns:w16cid="http://schemas.microsoft.com/office/word/2016/wordml/cid" xmlns:w16="http://schemas.microsoft.com/office/word/2018/wordml" xmlns:w16du="http://schemas.microsoft.com/office/word/2023/wordml/word16du" xmlns:w16sdtdh="http://schemas.microsoft.com/office/word/2020/wordml/sdtdatahash" xmlns:w16sdtfl="http://schemas.microsoft.com/office/word/2024/wordml/sdtformatlock" xmlns:w16se="http://schemas.microsoft.com/office/word/2015/wordml/symex" xmlns:wpg="http://schemas.microsoft.com/office/word/2010/wordprocessingGroup" xmlns:wpi="http://schemas.microsoft.com/office/word/2010/wordprocessingInk" xmlns:wne="http://schemas.microsoft.com/office/word/2006/wordml" xmlns:wps="http://schemas.microsoft.com/office/word/2010/wordprocessingShape" mc:Ignorable="w14 w15 w16se w16cid w16 w16cex w16sdtdh w16sdtfl w16du wp14">
+  <w:comment w:id="1" w:author="Ricardo Jesús Leguizamón Acosta" w:date="2025-10-15T19:01:00Z" w:initials="RL">
+    <w:p>
+      <w:pPr>
+        <w:pStyle w:val="Textocomentario"/>
+        <w:ind w:left="720"/>
+      </w:pPr>
+      <w:r>
+        <w:rPr>
+          <w:rStyle w:val="Refdecomentario"/>
+        </w:rPr>
+        <w:annotationRef/>
+      </w:r>
+      <w:r>
+        <w:rPr>
+          <w:b/>
+          <w:bCs/>
+          <w:lang w:val="en-US"/>
+        </w:rPr>
+        <w:t>HUNTER, J. D.</w:t>
+      </w:r>
+      <w:r>
+        <w:rPr>
+          <w:lang w:val="en-US"/>
+        </w:rPr>
+        <w:br/>
+        <w:t xml:space="preserve">Matplotlib: A 2D Graphics Environment. </w:t>
+      </w:r>
+      <w:r>
+        <w:rPr>
+          <w:i/>
+          <w:iCs/>
+          <w:lang w:val="en-US"/>
+        </w:rPr>
+        <w:t>Computing in Science &amp; Engineering</w:t>
+      </w:r>
+      <w:r>
+        <w:rPr>
+          <w:lang w:val="en-US"/>
+        </w:rPr>
+        <w:t>, v. 9, n. 3, p. 90–95, 2007.</w:t>
+      </w:r>
+      <w:r>
+        <w:rPr>
+          <w:lang w:val="en-US"/>
+        </w:rPr>
+        <w:br/>
+        <w:t>DOI: 10.1109/MCSE.2007.55</w:t>
+      </w:r>
+    </w:p>
+    <w:p>
+      <w:pPr>
+        <w:pStyle w:val="Textocomentario"/>
+        <w:ind w:left="720"/>
+      </w:pPr>
+      <w:r>
+        <w:rPr>
+          <w:b/>
+          <w:bCs/>
+          <w:lang w:val="en-US"/>
+        </w:rPr>
+        <w:t>MCKINNEY, W.</w:t>
+      </w:r>
+      <w:r>
+        <w:rPr>
+          <w:lang w:val="en-US"/>
+        </w:rPr>
+        <w:br/>
+      </w:r>
+      <w:r>
+        <w:rPr>
+          <w:i/>
+          <w:iCs/>
+          <w:lang w:val="en-US"/>
+        </w:rPr>
+        <w:t>Python for Data Analysis: Data Wrangling with Pandas, NumPy, and IPython.</w:t>
+      </w:r>
+      <w:r>
+        <w:rPr>
+          <w:lang w:val="en-US"/>
+        </w:rPr>
+        <w:t xml:space="preserve"> </w:t>
+      </w:r>
+      <w:r>
+        <w:t>2. ed. O’Reilly Media, 2017.</w:t>
+      </w:r>
+      <w:r>
+        <w:br/>
+        <w:t>ISBN: 978-1-491-95766-0.</w:t>
+      </w:r>
+    </w:p>
+    <w:p>
+      <w:pPr>
+        <w:pStyle w:val="Textocomentario"/>
+        <w:ind w:left="720"/>
+      </w:pPr>
+      <w:r>
+        <w:rPr>
+          <w:b/>
+          <w:bCs/>
+        </w:rPr>
+        <w:t>RANGEL, H. L.; GARCÍA, C. A.</w:t>
+      </w:r>
+      <w:r>
+        <w:br/>
+        <w:t xml:space="preserve">Aplicación de herramientas de análisis multivariante y programación científica en Python. </w:t>
+      </w:r>
+      <w:r>
+        <w:rPr>
+          <w:i/>
+          <w:iCs/>
+        </w:rPr>
+        <w:t>Revista Colombiana de Computación</w:t>
+      </w:r>
+      <w:r>
+        <w:t>, v. 22, n. 1, p. 45–60, 2021.</w:t>
+      </w:r>
+      <w:r>
+        <w:br/>
+        <w:t>DOI: 10.29375/01239130.4230</w:t>
+      </w:r>
+    </w:p>
+    <w:p>
+      <w:pPr>
+        <w:pStyle w:val="Textocomentario"/>
+        <w:ind w:left="720"/>
+      </w:pPr>
+      <w:r>
+        <w:t xml:space="preserve"> </w:t>
+      </w:r>
+      <w:r>
+        <w:rPr>
+          <w:b/>
+          <w:bCs/>
+        </w:rPr>
+        <w:t>THE QT COMPANY.</w:t>
+      </w:r>
+      <w:r>
+        <w:br/>
+      </w:r>
+      <w:r>
+        <w:rPr>
+          <w:i/>
+          <w:iCs/>
+          <w:lang w:val="en-US"/>
+        </w:rPr>
+        <w:t>Qt for Python (PySide6) Documentation.</w:t>
+      </w:r>
+      <w:r>
+        <w:rPr>
+          <w:lang w:val="en-US"/>
+        </w:rPr>
+        <w:t xml:space="preserve"> The Qt Company, 2023.</w:t>
+      </w:r>
+      <w:r>
+        <w:rPr>
+          <w:lang w:val="en-US"/>
+        </w:rPr>
+        <w:br/>
+        <w:t xml:space="preserve">Disponible en: https://doc.qt.io/qtforpython/. </w:t>
+      </w:r>
+      <w:r>
+        <w:t>Acceso en: oct. 2025.</w:t>
+      </w:r>
+    </w:p>
+  </w:comment>
+  <w:comment w:id="2" w:author="Ricardo Jesús Leguizamón Acosta" w:date="2025-10-15T19:03:00Z" w:initials="RL">
+    <w:p>
+      <w:pPr>
+        <w:pStyle w:val="Textocomentario"/>
+      </w:pPr>
+      <w:r>
+        <w:rPr>
+          <w:rStyle w:val="Refdecomentario"/>
+        </w:rPr>
+        <w:annotationRef/>
+      </w:r>
+      <w:hyperlink r:id="rId1" w:history="1">
+        <w:r>
+          <w:rPr>
+            <w:rStyle w:val="Hipervnculo"/>
+          </w:rPr>
+          <w:t>https://www.mt.com/mx/es/home/applications/L1_AutoChem_Applications/Raman-Spectroscopy.html</w:t>
+        </w:r>
+      </w:hyperlink>
+    </w:p>
+  </w:comment>
+  <w:comment w:id="3" w:author="Ricardo Jesús Leguizamón Acosta" w:date="2025-10-15T19:05:00Z" w:initials="RL">
+    <w:p>
+      <w:pPr>
+        <w:pStyle w:val="Textocomentario"/>
+      </w:pPr>
+      <w:r>
+        <w:rPr>
+          <w:rStyle w:val="Refdecomentario"/>
+        </w:rPr>
+        <w:annotationRef/>
+      </w:r>
+      <w:hyperlink r:id="rId2" w:history="1">
+        <w:r>
+          <w:rPr>
+            <w:rStyle w:val="Hipervnculo"/>
+          </w:rPr>
+          <w:t>https://tesiunamdocumentos.dgb.unam.mx/ptd2013/agosto/0698099/0698099.pdf</w:t>
+        </w:r>
+      </w:hyperlink>
+    </w:p>
+  </w:comment>
+  <w:comment w:id="4" w:author="Ricardo Jesús Leguizamón Acosta" w:date="2025-10-15T19:08:00Z" w:initials="RL">
+    <w:p>
+      <w:pPr>
+        <w:pStyle w:val="Textocomentario"/>
+      </w:pPr>
+      <w:r>
+        <w:rPr>
+          <w:rStyle w:val="Refdecomentario"/>
+        </w:rPr>
+        <w:annotationRef/>
+      </w:r>
+      <w:hyperlink r:id="rId3" w:history="1">
+        <w:r>
+          <w:rPr>
+            <w:rStyle w:val="Hipervnculo"/>
+          </w:rPr>
+          <w:t>https://dialnet.unirioja.es/servlet/tesis?codigo=8136</w:t>
+        </w:r>
+      </w:hyperlink>
+    </w:p>
+  </w:comment>
+  <w:comment w:id="5" w:author="Ricardo Jesús Leguizamón Acosta" w:date="2025-10-15T20:16:00Z" w:initials="RL">
+    <w:p>
+      <w:pPr>
+        <w:pStyle w:val="Textocomentario"/>
+      </w:pPr>
+      <w:r>
+        <w:rPr>
+          <w:rStyle w:val="Refdecomentario"/>
+        </w:rPr>
+        <w:annotationRef/>
+      </w:r>
+      <w:r>
+        <w:t xml:space="preserve">Shirley, 1972; Savitzky &amp; Golay, 1964 </w:t>
+      </w:r>
+    </w:p>
+  </w:comment>
+</w:comments>
+</file>
+
+<file path=word/commentsExtended.xml><?xml version="1.0" encoding="utf-8"?>
+<w15:commentsEx xmlns:wpc="http://schemas.microsoft.com/office/word/2010/wordprocessingCanvas" xmlns:cx="http://schemas.microsoft.com/office/drawing/2014/chartex" xmlns:cx1="http://schemas.microsoft.com/office/drawing/2015/9/8/chartex" xmlns:cx2="http://schemas.microsoft.com/office/drawing/2015/10/21/chartex" xmlns:cx3="http://schemas.microsoft.com/office/drawing/2016/5/9/chartex" xmlns:cx4="http://schemas.microsoft.com/office/drawing/2016/5/10/chartex" xmlns:cx5="http://schemas.microsoft.com/office/drawing/2016/5/11/chartex" xmlns:cx6="http://schemas.microsoft.com/office/drawing/2016/5/12/chartex" xmlns:cx7="http://schemas.microsoft.com/office/drawing/2016/5/13/chartex" xmlns:cx8="http://schemas.microsoft.com/office/drawing/2016/5/14/chartex" xmlns:mc="http://schemas.openxmlformats.org/markup-compatibility/2006" xmlns:aink="http://schemas.microsoft.com/office/drawing/2016/ink" xmlns:am3d="http://schemas.microsoft.com/office/drawing/2017/model3d" xmlns:o="urn:schemas-microsoft-com:office:office" xmlns:oel="http://schemas.microsoft.com/office/2019/extlst" xmlns:r="http://schemas.openxmlformats.org/officeDocument/2006/relationships" xmlns:m="http://schemas.openxmlformats.org/officeDocument/2006/math" xmlns:v="urn:schemas-microsoft-com:vml" xmlns:wp14="http://schemas.microsoft.com/office/word/2010/wordprocessingDrawing" xmlns:wp="http://schemas.openxmlformats.org/drawingml/2006/wordprocessingDrawing" xmlns:w10="urn:schemas-microsoft-com:office:word" xmlns:w="http://schemas.openxmlformats.org/wordprocessingml/2006/main" xmlns:w14="http://schemas.microsoft.com/office/word/2010/wordml" xmlns:w15="http://schemas.microsoft.com/office/word/2012/wordml" xmlns:w16cex="http://schemas.microsoft.com/office/word/2018/wordml/cex" xmlns:w16cid="http://schemas.microsoft.com/office/word/2016/wordml/cid" xmlns:w16="http://schemas.microsoft.com/office/word/2018/wordml" xmlns:w16du="http://schemas.microsoft.com/office/word/2023/wordml/word16du" xmlns:w16sdtdh="http://schemas.microsoft.com/office/word/2020/wordml/sdtdatahash" xmlns:w16sdtfl="http://schemas.microsoft.com/office/word/2024/wordml/sdtformatlock" xmlns:w16se="http://schemas.microsoft.com/office/word/2015/wordml/symex" xmlns:wpg="http://schemas.microsoft.com/office/word/2010/wordprocessingGroup" xmlns:wpi="http://schemas.microsoft.com/office/word/2010/wordprocessingInk" xmlns:wne="http://schemas.microsoft.com/office/word/2006/wordml" xmlns:wps="http://schemas.microsoft.com/office/word/2010/wordprocessingShape" mc:Ignorable="w14 w15 w16se w16cid w16 w16cex w16sdtdh w16sdtfl w16du wp14">
+  <w15:commentEx w15:paraId="2859E30F" w15:done="0"/>
+  <w15:commentEx w15:paraId="70258E08" w15:done="0"/>
+  <w15:commentEx w15:paraId="61A58420" w15:done="0"/>
+  <w15:commentEx w15:paraId="0C04AF11" w15:done="0"/>
+  <w15:commentEx w15:paraId="577A68B5" w15:done="0"/>
+</w15:commentsEx>
+</file>
+
+<file path=word/commentsExtensible.xml><?xml version="1.0" encoding="utf-8"?>
+<w16cex:commentsExtensible xmlns:wpc="http://schemas.microsoft.com/office/word/2010/wordprocessingCanvas" xmlns:cx="http://schemas.microsoft.com/office/drawing/2014/chartex" xmlns:cx1="http://schemas.microsoft.com/office/drawing/2015/9/8/chartex" xmlns:cx2="http://schemas.microsoft.com/office/drawing/2015/10/21/chartex" xmlns:cx3="http://schemas.microsoft.com/office/drawing/2016/5/9/chartex" xmlns:cx4="http://schemas.microsoft.com/office/drawing/2016/5/10/chartex" xmlns:cx5="http://schemas.microsoft.com/office/drawing/2016/5/11/chartex" xmlns:cx6="http://schemas.microsoft.com/office/drawing/2016/5/12/chartex" xmlns:cx7="http://schemas.microsoft.com/office/drawing/2016/5/13/chartex" xmlns:cx8="http://schemas.microsoft.com/office/drawing/2016/5/14/chartex" xmlns:cr="http://schemas.microsoft.com/office/comments/2020/reactions" xmlns:mc="http://schemas.openxmlformats.org/markup-compatibility/2006" xmlns:aink="http://schemas.microsoft.com/office/drawing/2016/ink" xmlns:am3d="http://schemas.microsoft.com/office/drawing/2017/model3d" xmlns:o="urn:schemas-microsoft-com:office:office" xmlns:oel="http://schemas.microsoft.com/office/2019/extlst" xmlns:r="http://schemas.openxmlformats.org/officeDocument/2006/relationships" xmlns:m="http://schemas.openxmlformats.org/officeDocument/2006/math" xmlns:v="urn:schemas-microsoft-com:vml" xmlns:wp14="http://schemas.microsoft.com/office/word/2010/wordprocessingDrawing" xmlns:wp="http://schemas.openxmlformats.org/drawingml/2006/wordprocessingDrawing" xmlns:w10="urn:schemas-microsoft-com:office:word" xmlns:w="http://schemas.openxmlformats.org/wordprocessingml/2006/main" xmlns:w14="http://schemas.microsoft.com/office/word/2010/wordml" xmlns:w15="http://schemas.microsoft.com/office/word/2012/wordml" xmlns:w16cex="http://schemas.microsoft.com/office/word/2018/wordml/cex" xmlns:w16cid="http://schemas.microsoft.com/office/word/2016/wordml/cid" xmlns:w16="http://schemas.microsoft.com/office/word/2018/wordml" xmlns:w16du="http://schemas.microsoft.com/office/word/2023/wordml/word16du" xmlns:w16sdtdh="http://schemas.microsoft.com/office/word/2020/wordml/sdtdatahash" xmlns:w16sdtfl="http://schemas.microsoft.com/office/word/2024/wordml/sdtformatlock" xmlns:w16se="http://schemas.microsoft.com/office/word/2015/wordml/symex" xmlns:wpg="http://schemas.microsoft.com/office/word/2010/wordprocessingGroup" xmlns:wpi="http://schemas.microsoft.com/office/word/2010/wordprocessingInk" xmlns:wne="http://schemas.microsoft.com/office/word/2006/wordml" xmlns:wps="http://schemas.microsoft.com/office/word/2010/wordprocessingShape" mc:Ignorable="w14 w15 w16se w16cid w16 w16cex w16sdtdh w16sdtfl cr w16du wp14">
+  <w16cex:commentExtensible w16cex:durableId="23E7B1B9" w16cex:dateUtc="2025-10-15T22:01:00Z"/>
+  <w16cex:commentExtensible w16cex:durableId="18AFB4B6" w16cex:dateUtc="2025-10-15T22:03:00Z"/>
+  <w16cex:commentExtensible w16cex:durableId="7E8F399D" w16cex:dateUtc="2025-10-15T22:05:00Z"/>
+  <w16cex:commentExtensible w16cex:durableId="47739059" w16cex:dateUtc="2025-10-15T22:08:00Z"/>
+  <w16cex:commentExtensible w16cex:durableId="55F1D016" w16cex:dateUtc="2025-10-15T23:16:00Z"/>
+</w16cex:commentsExtensible>
+</file>
+
+<file path=word/commentsIds.xml><?xml version="1.0" encoding="utf-8"?>
+<w16cid:commentsIds xmlns:wpc="http://schemas.microsoft.com/office/word/2010/wordprocessingCanvas" xmlns:cx="http://schemas.microsoft.com/office/drawing/2014/chartex" xmlns:cx1="http://schemas.microsoft.com/office/drawing/2015/9/8/chartex" xmlns:cx2="http://schemas.microsoft.com/office/drawing/2015/10/21/chartex" xmlns:cx3="http://schemas.microsoft.com/office/drawing/2016/5/9/chartex" xmlns:cx4="http://schemas.microsoft.com/office/drawing/2016/5/10/chartex" xmlns:cx5="http://schemas.microsoft.com/office/drawing/2016/5/11/chartex" xmlns:cx6="http://schemas.microsoft.com/office/drawing/2016/5/12/chartex" xmlns:cx7="http://schemas.microsoft.com/office/drawing/2016/5/13/chartex" xmlns:cx8="http://schemas.microsoft.com/office/drawing/2016/5/14/chartex" xmlns:mc="http://schemas.openxmlformats.org/markup-compatibility/2006" xmlns:aink="http://schemas.microsoft.com/office/drawing/2016/ink" xmlns:am3d="http://schemas.microsoft.com/office/drawing/2017/model3d" xmlns:o="urn:schemas-microsoft-com:office:office" xmlns:oel="http://schemas.microsoft.com/office/2019/extlst" xmlns:r="http://schemas.openxmlformats.org/officeDocument/2006/relationships" xmlns:m="http://schemas.openxmlformats.org/officeDocument/2006/math" xmlns:v="urn:schemas-microsoft-com:vml" xmlns:wp14="http://schemas.microsoft.com/office/word/2010/wordprocessingDrawing" xmlns:wp="http://schemas.openxmlformats.org/drawingml/2006/wordprocessingDrawing" xmlns:w10="urn:schemas-microsoft-com:office:word" xmlns:w="http://schemas.openxmlformats.org/wordprocessingml/2006/main" xmlns:w14="http://schemas.microsoft.com/office/word/2010/wordml" xmlns:w15="http://schemas.microsoft.com/office/word/2012/wordml" xmlns:w16cex="http://schemas.microsoft.com/office/word/2018/wordml/cex" xmlns:w16cid="http://schemas.microsoft.com/office/word/2016/wordml/cid" xmlns:w16="http://schemas.microsoft.com/office/word/2018/wordml" xmlns:w16du="http://schemas.microsoft.com/office/word/2023/wordml/word16du" xmlns:w16sdtdh="http://schemas.microsoft.com/office/word/2020/wordml/sdtdatahash" xmlns:w16sdtfl="http://schemas.microsoft.com/office/word/2024/wordml/sdtformatlock" xmlns:w16se="http://schemas.microsoft.com/office/word/2015/wordml/symex" xmlns:wpg="http://schemas.microsoft.com/office/word/2010/wordprocessingGroup" xmlns:wpi="http://schemas.microsoft.com/office/word/2010/wordprocessingInk" xmlns:wne="http://schemas.microsoft.com/office/word/2006/wordml" xmlns:wps="http://schemas.microsoft.com/office/word/2010/wordprocessingShape" mc:Ignorable="w14 w15 w16se w16cid w16 w16cex w16sdtdh w16sdtfl w16du wp14">
+  <w16cid:commentId w16cid:paraId="2859E30F" w16cid:durableId="23E7B1B9"/>
+  <w16cid:commentId w16cid:paraId="70258E08" w16cid:durableId="18AFB4B6"/>
+  <w16cid:commentId w16cid:paraId="61A58420" w16cid:durableId="7E8F399D"/>
+  <w16cid:commentId w16cid:paraId="0C04AF11" w16cid:durableId="47739059"/>
+  <w16cid:commentId w16cid:paraId="577A68B5" w16cid:durableId="55F1D016"/>
+</w16cid:commentsIds>
+</file>
+
+<file path=word/endnotes.xml><?xml version="1.0" encoding="utf-8"?>
+<w:endnotes xmlns:wpc="http://schemas.microsoft.com/office/word/2010/wordprocessingCanvas" xmlns:cx="http://schemas.microsoft.com/office/drawing/2014/chartex" xmlns:cx1="http://schemas.microsoft.com/office/drawing/2015/9/8/chartex" xmlns:cx2="http://schemas.microsoft.com/office/drawing/2015/10/21/chartex" xmlns:cx3="http://schemas.microsoft.com/office/drawing/2016/5/9/chartex" xmlns:cx4="http://schemas.microsoft.com/office/drawing/2016/5/10/chartex" xmlns:cx5="http://schemas.microsoft.com/office/drawing/2016/5/11/chartex" xmlns:cx6="http://schemas.microsoft.com/office/drawing/2016/5/12/chartex" xmlns:cx7="http://schemas.microsoft.com/office/drawing/2016/5/13/chartex" xmlns:cx8="http://schemas.microsoft.com/office/drawing/2016/5/14/chartex" xmlns:mc="http://schemas.openxmlformats.org/markup-compatibility/2006" xmlns:aink="http://schemas.microsoft.com/office/drawing/2016/ink" xmlns:am3d="http://schemas.microsoft.com/office/drawing/2017/model3d" xmlns:o="urn:schemas-microsoft-com:office:office" xmlns:oel="http://schemas.microsoft.com/office/2019/extlst" xmlns:r="http://schemas.openxmlformats.org/officeDocument/2006/relationships" xmlns:m="http://schemas.openxmlformats.org/officeDocument/2006/math" xmlns:v="urn:schemas-microsoft-com:vml" xmlns:wp14="http://schemas.microsoft.com/office/word/2010/wordprocessingDrawing" xmlns:wp="http://schemas.openxmlformats.org/drawingml/2006/wordprocessingDrawing" xmlns:w10="urn:schemas-microsoft-com:office:word" xmlns:w="http://schemas.openxmlformats.org/wordprocessingml/2006/main" xmlns:w14="http://schemas.microsoft.com/office/word/2010/wordml" xmlns:w15="http://schemas.microsoft.com/office/word/2012/wordml" xmlns:w16cex="http://schemas.microsoft.com/office/word/2018/wordml/cex" xmlns:w16cid="http://schemas.microsoft.com/office/word/2016/wordml/cid" xmlns:w16="http://schemas.microsoft.com/office/word/2018/wordml" xmlns:w16du="http://schemas.microsoft.com/office/word/2023/wordml/word16du" xmlns:w16sdtdh="http://schemas.microsoft.com/office/word/2020/wordml/sdtdatahash" xmlns:w16sdtfl="http://schemas.microsoft.com/office/word/2024/wordml/sdtformatlock" xmlns:w16se="http://schemas.microsoft.com/office/word/2015/wordml/symex" xmlns:wpg="http://schemas.microsoft.com/office/word/2010/wordprocessingGroup" xmlns:wpi="http://schemas.microsoft.com/office/word/2010/wordprocessingInk" xmlns:wne="http://schemas.microsoft.com/office/word/2006/wordml" xmlns:wps="http://schemas.microsoft.com/office/word/2010/wordprocessingShape" mc:Ignorable="w14 w15 w16se w16cid w16 w16cex w16sdtdh w16sdtfl w16du wp14">
+  <w:endnote w:type="separator" w:id="-1">
+    <w:p>
+      <w:pPr>
+        <w:spacing w:after="0" w:line="240" w:lineRule="auto"/>
+      </w:pPr>
+      <w:r>
+        <w:separator/>
+      </w:r>
+    </w:p>
+  </w:endnote>
+  <w:endnote w:type="continuationSeparator" w:id="0">
+    <w:p>
+      <w:pPr>
+        <w:spacing w:after="0" w:line="240" w:lineRule="auto"/>
+      </w:pPr>
+      <w:r>
+        <w:continuationSeparator/>
+      </w:r>
+    </w:p>
+  </w:endnote>
+</w:endnotes>
+</file>
+
+<file path=word/footnotes.xml><?xml version="1.0" encoding="utf-8"?>
+<w:footnotes xmlns:wpc="http://schemas.microsoft.com/office/word/2010/wordprocessingCanvas" xmlns:cx="http://schemas.microsoft.com/office/drawing/2014/chartex" xmlns:cx1="http://schemas.microsoft.com/office/drawing/2015/9/8/chartex" xmlns:cx2="http://schemas.microsoft.com/office/drawing/2015/10/21/chartex" xmlns:cx3="http://schemas.microsoft.com/office/drawing/2016/5/9/chartex" xmlns:cx4="http://schemas.microsoft.com/office/drawing/2016/5/10/chartex" xmlns:cx5="http://schemas.microsoft.com/office/drawing/2016/5/11/chartex" xmlns:cx6="http://schemas.microsoft.com/office/drawing/2016/5/12/chartex" xmlns:cx7="http://schemas.microsoft.com/office/drawing/2016/5/13/chartex" xmlns:cx8="http://schemas.microsoft.com/office/drawing/2016/5/14/chartex" xmlns:mc="http://schemas.openxmlformats.org/markup-compatibility/2006" xmlns:aink="http://schemas.microsoft.com/office/drawing/2016/ink" xmlns:am3d="http://schemas.microsoft.com/office/drawing/2017/model3d" xmlns:o="urn:schemas-microsoft-com:office:office" xmlns:oel="http://schemas.microsoft.com/office/2019/extlst" xmlns:r="http://schemas.openxmlformats.org/officeDocument/2006/relationships" xmlns:m="http://schemas.openxmlformats.org/officeDocument/2006/math" xmlns:v="urn:schemas-microsoft-com:vml" xmlns:wp14="http://schemas.microsoft.com/office/word/2010/wordprocessingDrawing" xmlns:wp="http://schemas.openxmlformats.org/drawingml/2006/wordprocessingDrawing" xmlns:w10="urn:schemas-microsoft-com:office:word" xmlns:w="http://schemas.openxmlformats.org/wordprocessingml/2006/main" xmlns:w14="http://schemas.microsoft.com/office/word/2010/wordml" xmlns:w15="http://schemas.microsoft.com/office/word/2012/wordml" xmlns:w16cex="http://schemas.microsoft.com/office/word/2018/wordml/cex" xmlns:w16cid="http://schemas.microsoft.com/office/word/2016/wordml/cid" xmlns:w16="http://schemas.microsoft.com/office/word/2018/wordml" xmlns:w16du="http://schemas.microsoft.com/office/word/2023/wordml/word16du" xmlns:w16sdtdh="http://schemas.microsoft.com/office/word/2020/wordml/sdtdatahash" xmlns:w16sdtfl="http://schemas.microsoft.com/office/word/2024/wordml/sdtformatlock" xmlns:w16se="http://schemas.microsoft.com/office/word/2015/wordml/symex" xmlns:wpg="http://schemas.microsoft.com/office/word/2010/wordprocessingGroup" xmlns:wpi="http://schemas.microsoft.com/office/word/2010/wordprocessingInk" xmlns:wne="http://schemas.microsoft.com/office/word/2006/wordml" xmlns:wps="http://schemas.microsoft.com/office/word/2010/wordprocessingShape" mc:Ignorable="w14 w15 w16se w16cid w16 w16cex w16sdtdh w16sdtfl w16du wp14">
+  <w:footnote w:type="separator" w:id="-1">
+    <w:p>
+      <w:pPr>
+        <w:spacing w:after="0" w:line="240" w:lineRule="auto"/>
+      </w:pPr>
+      <w:r>
+        <w:separator/>
+      </w:r>
+    </w:p>
+  </w:footnote>
+  <w:footnote w:type="continuationSeparator" w:id="0">
+    <w:p>
+      <w:pPr>
+        <w:spacing w:after="0" w:line="240" w:lineRule="auto"/>
+      </w:pPr>
+      <w:r>
+        <w:continuationSeparator/>
+      </w:r>
+    </w:p>
+  </w:footnote>
+</w:footnotes>
+</file>
+
 <file path=word/numbering.xml><?xml version="1.0" encoding="utf-8"?>
 <w:numbering xmlns:wpc="http://schemas.microsoft.com/office/word/2010/wordprocessingCanvas" xmlns:cx="http://schemas.microsoft.com/office/drawing/2014/chartex" xmlns:cx1="http://schemas.microsoft.com/office/drawing/2015/9/8/chartex" xmlns:cx2="http://schemas.microsoft.com/office/drawing/2015/10/21/chartex" xmlns:cx3="http://schemas.microsoft.com/office/drawing/2016/5/9/chartex" xmlns:cx4="http://schemas.microsoft.com/office/drawing/2016/5/10/chartex" xmlns:cx5="http://schemas.microsoft.com/office/drawing/2016/5/11/chartex" xmlns:cx6="http://schemas.microsoft.com/office/drawing/2016/5/12/chartex" xmlns:cx7="http://schemas.microsoft.com/office/drawing/2016/5/13/chartex" xmlns:cx8="http://schemas.microsoft.com/office/drawing/2016/5/14/chartex" xmlns:mc="http://schemas.openxmlformats.org/markup-compatibility/2006" xmlns:aink="http://schemas.microsoft.com/office/drawing/2016/ink" xmlns:am3d="http://schemas.microsoft.com/office/drawing/2017/model3d" xmlns:o="urn:schemas-microsoft-com:office:office" xmlns:oel="http://schemas.microsoft.com/office/2019/extlst" xmlns:r="http://schemas.openxmlformats.org/officeDocument/2006/relationships" xmlns:m="http://schemas.openxmlformats.org/officeDocument/2006/math" xmlns:v="urn:schemas-microsoft-com:vml" xmlns:wp14="http://schemas.microsoft.com/office/word/2010/wordprocessingDrawing" xmlns:wp="http://schemas.openxmlformats.org/drawingml/2006/wordprocessingDrawing" xmlns:w10="urn:schemas-microsoft-com:office:word" xmlns:w="http://schemas.openxmlformats.org/wordprocessingml/2006/main" xmlns:w14="http://schemas.microsoft.com/office/word/2010/wordml" xmlns:w15="http://schemas.microsoft.com/office/word/2012/wordml" xmlns:w16cex="http://schemas.microsoft.com/office/word/2018/wordml/cex" xmlns:w16cid="http://schemas.microsoft.com/office/word/2016/wordml/cid" xmlns:w16="http://schemas.microsoft.com/office/word/2018/wordml" xmlns:w16du="http://schemas.microsoft.com/office/word/2023/wordml/word16du" xmlns:w16sdtdh="http://schemas.microsoft.com/office/word/2020/wordml/sdtdatahash" xmlns:w16sdtfl="http://schemas.microsoft.com/office/word/2024/wordml/sdtformatlock" xmlns:w16se="http://schemas.microsoft.com/office/word/2015/wordml/symex" xmlns:wpg="http://schemas.microsoft.com/office/word/2010/wordprocessingGroup" xmlns:wpi="http://schemas.microsoft.com/office/word/2010/wordprocessingInk" xmlns:wne="http://schemas.microsoft.com/office/word/2006/wordml" xmlns:wps="http://schemas.microsoft.com/office/word/2010/wordprocessingShape" mc:Ignorable="w14 w15 w16se w16cid w16 w16cex w16sdtdh w16sdtfl w16du wp14">
   <w:abstractNum w:abstractNumId="0" w15:restartNumberingAfterBreak="0">
@@ -2271,6 +4220,155 @@
     </w:lvl>
   </w:abstractNum>
   <w:abstractNum w:abstractNumId="6" w15:restartNumberingAfterBreak="0">
+    <w:nsid w:val="25212886"/>
+    <w:multiLevelType w:val="multilevel"/>
+    <w:tmpl w:val="A86E25F0"/>
+    <w:lvl w:ilvl="0">
+      <w:start w:val="1"/>
+      <w:numFmt w:val="bullet"/>
+      <w:lvlText w:val=""/>
+      <w:lvlJc w:val="left"/>
+      <w:pPr>
+        <w:tabs>
+          <w:tab w:val="num" w:pos="720"/>
+        </w:tabs>
+        <w:ind w:left="720" w:hanging="360"/>
+      </w:pPr>
+      <w:rPr>
+        <w:rFonts w:ascii="Symbol" w:hAnsi="Symbol" w:hint="default"/>
+        <w:sz w:val="20"/>
+      </w:rPr>
+    </w:lvl>
+    <w:lvl w:ilvl="1" w:tentative="1">
+      <w:start w:val="1"/>
+      <w:numFmt w:val="bullet"/>
+      <w:lvlText w:val=""/>
+      <w:lvlJc w:val="left"/>
+      <w:pPr>
+        <w:tabs>
+          <w:tab w:val="num" w:pos="1440"/>
+        </w:tabs>
+        <w:ind w:left="1440" w:hanging="360"/>
+      </w:pPr>
+      <w:rPr>
+        <w:rFonts w:ascii="Symbol" w:hAnsi="Symbol" w:hint="default"/>
+        <w:sz w:val="20"/>
+      </w:rPr>
+    </w:lvl>
+    <w:lvl w:ilvl="2" w:tentative="1">
+      <w:start w:val="1"/>
+      <w:numFmt w:val="bullet"/>
+      <w:lvlText w:val=""/>
+      <w:lvlJc w:val="left"/>
+      <w:pPr>
+        <w:tabs>
+          <w:tab w:val="num" w:pos="2160"/>
+        </w:tabs>
+        <w:ind w:left="2160" w:hanging="360"/>
+      </w:pPr>
+      <w:rPr>
+        <w:rFonts w:ascii="Symbol" w:hAnsi="Symbol" w:hint="default"/>
+        <w:sz w:val="20"/>
+      </w:rPr>
+    </w:lvl>
+    <w:lvl w:ilvl="3" w:tentative="1">
+      <w:start w:val="1"/>
+      <w:numFmt w:val="bullet"/>
+      <w:lvlText w:val=""/>
+      <w:lvlJc w:val="left"/>
+      <w:pPr>
+        <w:tabs>
+          <w:tab w:val="num" w:pos="2880"/>
+        </w:tabs>
+        <w:ind w:left="2880" w:hanging="360"/>
+      </w:pPr>
+      <w:rPr>
+        <w:rFonts w:ascii="Symbol" w:hAnsi="Symbol" w:hint="default"/>
+        <w:sz w:val="20"/>
+      </w:rPr>
+    </w:lvl>
+    <w:lvl w:ilvl="4" w:tentative="1">
+      <w:start w:val="1"/>
+      <w:numFmt w:val="bullet"/>
+      <w:lvlText w:val=""/>
+      <w:lvlJc w:val="left"/>
+      <w:pPr>
+        <w:tabs>
+          <w:tab w:val="num" w:pos="3600"/>
+        </w:tabs>
+        <w:ind w:left="3600" w:hanging="360"/>
+      </w:pPr>
+      <w:rPr>
+        <w:rFonts w:ascii="Symbol" w:hAnsi="Symbol" w:hint="default"/>
+        <w:sz w:val="20"/>
+      </w:rPr>
+    </w:lvl>
+    <w:lvl w:ilvl="5" w:tentative="1">
+      <w:start w:val="1"/>
+      <w:numFmt w:val="bullet"/>
+      <w:lvlText w:val=""/>
+      <w:lvlJc w:val="left"/>
+      <w:pPr>
+        <w:tabs>
+          <w:tab w:val="num" w:pos="4320"/>
+        </w:tabs>
+        <w:ind w:left="4320" w:hanging="360"/>
+      </w:pPr>
+      <w:rPr>
+        <w:rFonts w:ascii="Symbol" w:hAnsi="Symbol" w:hint="default"/>
+        <w:sz w:val="20"/>
+      </w:rPr>
+    </w:lvl>
+    <w:lvl w:ilvl="6" w:tentative="1">
+      <w:start w:val="1"/>
+      <w:numFmt w:val="bullet"/>
+      <w:lvlText w:val=""/>
+      <w:lvlJc w:val="left"/>
+      <w:pPr>
+        <w:tabs>
+          <w:tab w:val="num" w:pos="5040"/>
+        </w:tabs>
+        <w:ind w:left="5040" w:hanging="360"/>
+      </w:pPr>
+      <w:rPr>
+        <w:rFonts w:ascii="Symbol" w:hAnsi="Symbol" w:hint="default"/>
+        <w:sz w:val="20"/>
+      </w:rPr>
+    </w:lvl>
+    <w:lvl w:ilvl="7" w:tentative="1">
+      <w:start w:val="1"/>
+      <w:numFmt w:val="bullet"/>
+      <w:lvlText w:val=""/>
+      <w:lvlJc w:val="left"/>
+      <w:pPr>
+        <w:tabs>
+          <w:tab w:val="num" w:pos="5760"/>
+        </w:tabs>
+        <w:ind w:left="5760" w:hanging="360"/>
+      </w:pPr>
+      <w:rPr>
+        <w:rFonts w:ascii="Symbol" w:hAnsi="Symbol" w:hint="default"/>
+        <w:sz w:val="20"/>
+      </w:rPr>
+    </w:lvl>
+    <w:lvl w:ilvl="8" w:tentative="1">
+      <w:start w:val="1"/>
+      <w:numFmt w:val="bullet"/>
+      <w:lvlText w:val=""/>
+      <w:lvlJc w:val="left"/>
+      <w:pPr>
+        <w:tabs>
+          <w:tab w:val="num" w:pos="6480"/>
+        </w:tabs>
+        <w:ind w:left="6480" w:hanging="360"/>
+      </w:pPr>
+      <w:rPr>
+        <w:rFonts w:ascii="Symbol" w:hAnsi="Symbol" w:hint="default"/>
+        <w:sz w:val="20"/>
+      </w:rPr>
+    </w:lvl>
+  </w:abstractNum>
+  <w:abstractNum w:abstractNumId="7" w15:restartNumberingAfterBreak="0">
     <w:nsid w:val="26C466A8"/>
     <w:multiLevelType w:val="multilevel"/>
     <w:tmpl w:val="926A6F94"/>
@@ -2391,7 +4489,7 @@
       </w:rPr>
     </w:lvl>
   </w:abstractNum>
-  <w:abstractNum w:abstractNumId="7" w15:restartNumberingAfterBreak="0">
+  <w:abstractNum w:abstractNumId="8" w15:restartNumberingAfterBreak="0">
     <w:nsid w:val="2BB166A0"/>
     <w:multiLevelType w:val="multilevel"/>
     <w:tmpl w:val="B35C5B90"/>
@@ -2540,7 +4638,7 @@
       </w:rPr>
     </w:lvl>
   </w:abstractNum>
-  <w:abstractNum w:abstractNumId="8" w15:restartNumberingAfterBreak="0">
+  <w:abstractNum w:abstractNumId="9" w15:restartNumberingAfterBreak="0">
     <w:nsid w:val="2D8463F4"/>
     <w:multiLevelType w:val="multilevel"/>
     <w:tmpl w:val="8C507010"/>
@@ -2685,7 +4783,7 @@
       </w:rPr>
     </w:lvl>
   </w:abstractNum>
-  <w:abstractNum w:abstractNumId="9" w15:restartNumberingAfterBreak="0">
+  <w:abstractNum w:abstractNumId="10" w15:restartNumberingAfterBreak="0">
     <w:nsid w:val="306A14EF"/>
     <w:multiLevelType w:val="multilevel"/>
     <w:tmpl w:val="860E6B22"/>
@@ -2834,7 +4932,273 @@
       </w:rPr>
     </w:lvl>
   </w:abstractNum>
-  <w:abstractNum w:abstractNumId="10" w15:restartNumberingAfterBreak="0">
+  <w:abstractNum w:abstractNumId="11" w15:restartNumberingAfterBreak="0">
+    <w:nsid w:val="3408426C"/>
+    <w:multiLevelType w:val="multilevel"/>
+    <w:tmpl w:val="D632F27A"/>
+    <w:lvl w:ilvl="0">
+      <w:start w:val="1"/>
+      <w:numFmt w:val="decimal"/>
+      <w:lvlText w:val="%1."/>
+      <w:lvlJc w:val="left"/>
+      <w:pPr>
+        <w:tabs>
+          <w:tab w:val="num" w:pos="720"/>
+        </w:tabs>
+        <w:ind w:left="720" w:hanging="360"/>
+      </w:pPr>
+    </w:lvl>
+    <w:lvl w:ilvl="1">
+      <w:start w:val="1"/>
+      <w:numFmt w:val="bullet"/>
+      <w:lvlText w:val="o"/>
+      <w:lvlJc w:val="left"/>
+      <w:pPr>
+        <w:tabs>
+          <w:tab w:val="num" w:pos="1440"/>
+        </w:tabs>
+        <w:ind w:left="1440" w:hanging="360"/>
+      </w:pPr>
+      <w:rPr>
+        <w:rFonts w:ascii="Courier New" w:hAnsi="Courier New" w:hint="default"/>
+        <w:sz w:val="20"/>
+      </w:rPr>
+    </w:lvl>
+    <w:lvl w:ilvl="2" w:tentative="1">
+      <w:start w:val="1"/>
+      <w:numFmt w:val="decimal"/>
+      <w:lvlText w:val="%3."/>
+      <w:lvlJc w:val="left"/>
+      <w:pPr>
+        <w:tabs>
+          <w:tab w:val="num" w:pos="2160"/>
+        </w:tabs>
+        <w:ind w:left="2160" w:hanging="360"/>
+      </w:pPr>
+    </w:lvl>
+    <w:lvl w:ilvl="3" w:tentative="1">
+      <w:start w:val="1"/>
+      <w:numFmt w:val="decimal"/>
+      <w:lvlText w:val="%4."/>
+      <w:lvlJc w:val="left"/>
+      <w:pPr>
+        <w:tabs>
+          <w:tab w:val="num" w:pos="2880"/>
+        </w:tabs>
+        <w:ind w:left="2880" w:hanging="360"/>
+      </w:pPr>
+    </w:lvl>
+    <w:lvl w:ilvl="4" w:tentative="1">
+      <w:start w:val="1"/>
+      <w:numFmt w:val="decimal"/>
+      <w:lvlText w:val="%5."/>
+      <w:lvlJc w:val="left"/>
+      <w:pPr>
+        <w:tabs>
+          <w:tab w:val="num" w:pos="3600"/>
+        </w:tabs>
+        <w:ind w:left="3600" w:hanging="360"/>
+      </w:pPr>
+    </w:lvl>
+    <w:lvl w:ilvl="5" w:tentative="1">
+      <w:start w:val="1"/>
+      <w:numFmt w:val="decimal"/>
+      <w:lvlText w:val="%6."/>
+      <w:lvlJc w:val="left"/>
+      <w:pPr>
+        <w:tabs>
+          <w:tab w:val="num" w:pos="4320"/>
+        </w:tabs>
+        <w:ind w:left="4320" w:hanging="360"/>
+      </w:pPr>
+    </w:lvl>
+    <w:lvl w:ilvl="6" w:tentative="1">
+      <w:start w:val="1"/>
+      <w:numFmt w:val="decimal"/>
+      <w:lvlText w:val="%7."/>
+      <w:lvlJc w:val="left"/>
+      <w:pPr>
+        <w:tabs>
+          <w:tab w:val="num" w:pos="5040"/>
+        </w:tabs>
+        <w:ind w:left="5040" w:hanging="360"/>
+      </w:pPr>
+    </w:lvl>
+    <w:lvl w:ilvl="7" w:tentative="1">
+      <w:start w:val="1"/>
+      <w:numFmt w:val="decimal"/>
+      <w:lvlText w:val="%8."/>
+      <w:lvlJc w:val="left"/>
+      <w:pPr>
+        <w:tabs>
+          <w:tab w:val="num" w:pos="5760"/>
+        </w:tabs>
+        <w:ind w:left="5760" w:hanging="360"/>
+      </w:pPr>
+    </w:lvl>
+    <w:lvl w:ilvl="8" w:tentative="1">
+      <w:start w:val="1"/>
+      <w:numFmt w:val="decimal"/>
+      <w:lvlText w:val="%9."/>
+      <w:lvlJc w:val="left"/>
+      <w:pPr>
+        <w:tabs>
+          <w:tab w:val="num" w:pos="6480"/>
+        </w:tabs>
+        <w:ind w:left="6480" w:hanging="360"/>
+      </w:pPr>
+    </w:lvl>
+  </w:abstractNum>
+  <w:abstractNum w:abstractNumId="12" w15:restartNumberingAfterBreak="0">
+    <w:nsid w:val="3E3715E8"/>
+    <w:multiLevelType w:val="multilevel"/>
+    <w:tmpl w:val="19CAB806"/>
+    <w:lvl w:ilvl="0">
+      <w:start w:val="1"/>
+      <w:numFmt w:val="bullet"/>
+      <w:lvlText w:val=""/>
+      <w:lvlJc w:val="left"/>
+      <w:pPr>
+        <w:tabs>
+          <w:tab w:val="num" w:pos="720"/>
+        </w:tabs>
+        <w:ind w:left="720" w:hanging="360"/>
+      </w:pPr>
+      <w:rPr>
+        <w:rFonts w:ascii="Symbol" w:hAnsi="Symbol" w:hint="default"/>
+        <w:sz w:val="20"/>
+      </w:rPr>
+    </w:lvl>
+    <w:lvl w:ilvl="1" w:tentative="1">
+      <w:start w:val="1"/>
+      <w:numFmt w:val="bullet"/>
+      <w:lvlText w:val=""/>
+      <w:lvlJc w:val="left"/>
+      <w:pPr>
+        <w:tabs>
+          <w:tab w:val="num" w:pos="1440"/>
+        </w:tabs>
+        <w:ind w:left="1440" w:hanging="360"/>
+      </w:pPr>
+      <w:rPr>
+        <w:rFonts w:ascii="Symbol" w:hAnsi="Symbol" w:hint="default"/>
+        <w:sz w:val="20"/>
+      </w:rPr>
+    </w:lvl>
+    <w:lvl w:ilvl="2" w:tentative="1">
+      <w:start w:val="1"/>
+      <w:numFmt w:val="bullet"/>
+      <w:lvlText w:val=""/>
+      <w:lvlJc w:val="left"/>
+      <w:pPr>
+        <w:tabs>
+          <w:tab w:val="num" w:pos="2160"/>
+        </w:tabs>
+        <w:ind w:left="2160" w:hanging="360"/>
+      </w:pPr>
+      <w:rPr>
+        <w:rFonts w:ascii="Symbol" w:hAnsi="Symbol" w:hint="default"/>
+        <w:sz w:val="20"/>
+      </w:rPr>
+    </w:lvl>
+    <w:lvl w:ilvl="3" w:tentative="1">
+      <w:start w:val="1"/>
+      <w:numFmt w:val="bullet"/>
+      <w:lvlText w:val=""/>
+      <w:lvlJc w:val="left"/>
+      <w:pPr>
+        <w:tabs>
+          <w:tab w:val="num" w:pos="2880"/>
+        </w:tabs>
+        <w:ind w:left="2880" w:hanging="360"/>
+      </w:pPr>
+      <w:rPr>
+        <w:rFonts w:ascii="Symbol" w:hAnsi="Symbol" w:hint="default"/>
+        <w:sz w:val="20"/>
+      </w:rPr>
+    </w:lvl>
+    <w:lvl w:ilvl="4" w:tentative="1">
+      <w:start w:val="1"/>
+      <w:numFmt w:val="bullet"/>
+      <w:lvlText w:val=""/>
+      <w:lvlJc w:val="left"/>
+      <w:pPr>
+        <w:tabs>
+          <w:tab w:val="num" w:pos="3600"/>
+        </w:tabs>
+        <w:ind w:left="3600" w:hanging="360"/>
+      </w:pPr>
+      <w:rPr>
+        <w:rFonts w:ascii="Symbol" w:hAnsi="Symbol" w:hint="default"/>
+        <w:sz w:val="20"/>
+      </w:rPr>
+    </w:lvl>
+    <w:lvl w:ilvl="5" w:tentative="1">
+      <w:start w:val="1"/>
+      <w:numFmt w:val="bullet"/>
+      <w:lvlText w:val=""/>
+      <w:lvlJc w:val="left"/>
+      <w:pPr>
+        <w:tabs>
+          <w:tab w:val="num" w:pos="4320"/>
+        </w:tabs>
+        <w:ind w:left="4320" w:hanging="360"/>
+      </w:pPr>
+      <w:rPr>
+        <w:rFonts w:ascii="Symbol" w:hAnsi="Symbol" w:hint="default"/>
+        <w:sz w:val="20"/>
+      </w:rPr>
+    </w:lvl>
+    <w:lvl w:ilvl="6" w:tentative="1">
+      <w:start w:val="1"/>
+      <w:numFmt w:val="bullet"/>
+      <w:lvlText w:val=""/>
+      <w:lvlJc w:val="left"/>
+      <w:pPr>
+        <w:tabs>
+          <w:tab w:val="num" w:pos="5040"/>
+        </w:tabs>
+        <w:ind w:left="5040" w:hanging="360"/>
+      </w:pPr>
+      <w:rPr>
+        <w:rFonts w:ascii="Symbol" w:hAnsi="Symbol" w:hint="default"/>
+        <w:sz w:val="20"/>
+      </w:rPr>
+    </w:lvl>
+    <w:lvl w:ilvl="7" w:tentative="1">
+      <w:start w:val="1"/>
+      <w:numFmt w:val="bullet"/>
+      <w:lvlText w:val=""/>
+      <w:lvlJc w:val="left"/>
+      <w:pPr>
+        <w:tabs>
+          <w:tab w:val="num" w:pos="5760"/>
+        </w:tabs>
+        <w:ind w:left="5760" w:hanging="360"/>
+      </w:pPr>
+      <w:rPr>
+        <w:rFonts w:ascii="Symbol" w:hAnsi="Symbol" w:hint="default"/>
+        <w:sz w:val="20"/>
+      </w:rPr>
+    </w:lvl>
+    <w:lvl w:ilvl="8" w:tentative="1">
+      <w:start w:val="1"/>
+      <w:numFmt w:val="bullet"/>
+      <w:lvlText w:val=""/>
+      <w:lvlJc w:val="left"/>
+      <w:pPr>
+        <w:tabs>
+          <w:tab w:val="num" w:pos="6480"/>
+        </w:tabs>
+        <w:ind w:left="6480" w:hanging="360"/>
+      </w:pPr>
+      <w:rPr>
+        <w:rFonts w:ascii="Symbol" w:hAnsi="Symbol" w:hint="default"/>
+        <w:sz w:val="20"/>
+      </w:rPr>
+    </w:lvl>
+  </w:abstractNum>
+  <w:abstractNum w:abstractNumId="13" w15:restartNumberingAfterBreak="0">
     <w:nsid w:val="44897ADD"/>
     <w:multiLevelType w:val="multilevel"/>
     <w:tmpl w:val="623E39A0"/>
@@ -2983,7 +5347,7 @@
       </w:rPr>
     </w:lvl>
   </w:abstractNum>
-  <w:abstractNum w:abstractNumId="11" w15:restartNumberingAfterBreak="0">
+  <w:abstractNum w:abstractNumId="14" w15:restartNumberingAfterBreak="0">
     <w:nsid w:val="47E97EFE"/>
     <w:multiLevelType w:val="multilevel"/>
     <w:tmpl w:val="78B4345A"/>
@@ -3132,7 +5496,7 @@
       </w:rPr>
     </w:lvl>
   </w:abstractNum>
-  <w:abstractNum w:abstractNumId="12" w15:restartNumberingAfterBreak="0">
+  <w:abstractNum w:abstractNumId="15" w15:restartNumberingAfterBreak="0">
     <w:nsid w:val="4A253D06"/>
     <w:multiLevelType w:val="multilevel"/>
     <w:tmpl w:val="7950561A"/>
@@ -3281,7 +5645,7 @@
       </w:rPr>
     </w:lvl>
   </w:abstractNum>
-  <w:abstractNum w:abstractNumId="13" w15:restartNumberingAfterBreak="0">
+  <w:abstractNum w:abstractNumId="16" w15:restartNumberingAfterBreak="0">
     <w:nsid w:val="5511426E"/>
     <w:multiLevelType w:val="multilevel"/>
     <w:tmpl w:val="5EB0DC18"/>
@@ -3403,7 +5767,269 @@
       </w:rPr>
     </w:lvl>
   </w:abstractNum>
-  <w:abstractNum w:abstractNumId="14" w15:restartNumberingAfterBreak="0">
+  <w:abstractNum w:abstractNumId="17" w15:restartNumberingAfterBreak="0">
+    <w:nsid w:val="59950296"/>
+    <w:multiLevelType w:val="multilevel"/>
+    <w:tmpl w:val="A4D0676A"/>
+    <w:lvl w:ilvl="0">
+      <w:start w:val="1"/>
+      <w:numFmt w:val="bullet"/>
+      <w:lvlText w:val=""/>
+      <w:lvlJc w:val="left"/>
+      <w:pPr>
+        <w:tabs>
+          <w:tab w:val="num" w:pos="720"/>
+        </w:tabs>
+        <w:ind w:left="720" w:hanging="360"/>
+      </w:pPr>
+      <w:rPr>
+        <w:rFonts w:ascii="Symbol" w:hAnsi="Symbol" w:hint="default"/>
+        <w:sz w:val="20"/>
+      </w:rPr>
+    </w:lvl>
+    <w:lvl w:ilvl="1" w:tentative="1">
+      <w:start w:val="1"/>
+      <w:numFmt w:val="bullet"/>
+      <w:lvlText w:val="o"/>
+      <w:lvlJc w:val="left"/>
+      <w:pPr>
+        <w:tabs>
+          <w:tab w:val="num" w:pos="1440"/>
+        </w:tabs>
+        <w:ind w:left="1440" w:hanging="360"/>
+      </w:pPr>
+      <w:rPr>
+        <w:rFonts w:ascii="Courier New" w:hAnsi="Courier New" w:hint="default"/>
+        <w:sz w:val="20"/>
+      </w:rPr>
+    </w:lvl>
+    <w:lvl w:ilvl="2" w:tentative="1">
+      <w:start w:val="1"/>
+      <w:numFmt w:val="bullet"/>
+      <w:lvlText w:val=""/>
+      <w:lvlJc w:val="left"/>
+      <w:pPr>
+        <w:tabs>
+          <w:tab w:val="num" w:pos="2160"/>
+        </w:tabs>
+        <w:ind w:left="2160" w:hanging="360"/>
+      </w:pPr>
+      <w:rPr>
+        <w:rFonts w:ascii="Wingdings" w:hAnsi="Wingdings" w:hint="default"/>
+        <w:sz w:val="20"/>
+      </w:rPr>
+    </w:lvl>
+    <w:lvl w:ilvl="3" w:tentative="1">
+      <w:start w:val="1"/>
+      <w:numFmt w:val="bullet"/>
+      <w:lvlText w:val=""/>
+      <w:lvlJc w:val="left"/>
+      <w:pPr>
+        <w:tabs>
+          <w:tab w:val="num" w:pos="2880"/>
+        </w:tabs>
+        <w:ind w:left="2880" w:hanging="360"/>
+      </w:pPr>
+      <w:rPr>
+        <w:rFonts w:ascii="Wingdings" w:hAnsi="Wingdings" w:hint="default"/>
+        <w:sz w:val="20"/>
+      </w:rPr>
+    </w:lvl>
+    <w:lvl w:ilvl="4" w:tentative="1">
+      <w:start w:val="1"/>
+      <w:numFmt w:val="bullet"/>
+      <w:lvlText w:val=""/>
+      <w:lvlJc w:val="left"/>
+      <w:pPr>
+        <w:tabs>
+          <w:tab w:val="num" w:pos="3600"/>
+        </w:tabs>
+        <w:ind w:left="3600" w:hanging="360"/>
+      </w:pPr>
+      <w:rPr>
+        <w:rFonts w:ascii="Wingdings" w:hAnsi="Wingdings" w:hint="default"/>
+        <w:sz w:val="20"/>
+      </w:rPr>
+    </w:lvl>
+    <w:lvl w:ilvl="5" w:tentative="1">
+      <w:start w:val="1"/>
+      <w:numFmt w:val="bullet"/>
+      <w:lvlText w:val=""/>
+      <w:lvlJc w:val="left"/>
+      <w:pPr>
+        <w:tabs>
+          <w:tab w:val="num" w:pos="4320"/>
+        </w:tabs>
+        <w:ind w:left="4320" w:hanging="360"/>
+      </w:pPr>
+      <w:rPr>
+        <w:rFonts w:ascii="Wingdings" w:hAnsi="Wingdings" w:hint="default"/>
+        <w:sz w:val="20"/>
+      </w:rPr>
+    </w:lvl>
+    <w:lvl w:ilvl="6" w:tentative="1">
+      <w:start w:val="1"/>
+      <w:numFmt w:val="bullet"/>
+      <w:lvlText w:val=""/>
+      <w:lvlJc w:val="left"/>
+      <w:pPr>
+        <w:tabs>
+          <w:tab w:val="num" w:pos="5040"/>
+        </w:tabs>
+        <w:ind w:left="5040" w:hanging="360"/>
+      </w:pPr>
+      <w:rPr>
+        <w:rFonts w:ascii="Wingdings" w:hAnsi="Wingdings" w:hint="default"/>
+        <w:sz w:val="20"/>
+      </w:rPr>
+    </w:lvl>
+    <w:lvl w:ilvl="7" w:tentative="1">
+      <w:start w:val="1"/>
+      <w:numFmt w:val="bullet"/>
+      <w:lvlText w:val=""/>
+      <w:lvlJc w:val="left"/>
+      <w:pPr>
+        <w:tabs>
+          <w:tab w:val="num" w:pos="5760"/>
+        </w:tabs>
+        <w:ind w:left="5760" w:hanging="360"/>
+      </w:pPr>
+      <w:rPr>
+        <w:rFonts w:ascii="Wingdings" w:hAnsi="Wingdings" w:hint="default"/>
+        <w:sz w:val="20"/>
+      </w:rPr>
+    </w:lvl>
+    <w:lvl w:ilvl="8" w:tentative="1">
+      <w:start w:val="1"/>
+      <w:numFmt w:val="bullet"/>
+      <w:lvlText w:val=""/>
+      <w:lvlJc w:val="left"/>
+      <w:pPr>
+        <w:tabs>
+          <w:tab w:val="num" w:pos="6480"/>
+        </w:tabs>
+        <w:ind w:left="6480" w:hanging="360"/>
+      </w:pPr>
+      <w:rPr>
+        <w:rFonts w:ascii="Wingdings" w:hAnsi="Wingdings" w:hint="default"/>
+        <w:sz w:val="20"/>
+      </w:rPr>
+    </w:lvl>
+  </w:abstractNum>
+  <w:abstractNum w:abstractNumId="18" w15:restartNumberingAfterBreak="0">
+    <w:nsid w:val="63B1581A"/>
+    <w:multiLevelType w:val="multilevel"/>
+    <w:tmpl w:val="37CCD86A"/>
+    <w:lvl w:ilvl="0">
+      <w:start w:val="1"/>
+      <w:numFmt w:val="decimal"/>
+      <w:lvlText w:val="%1."/>
+      <w:lvlJc w:val="left"/>
+      <w:pPr>
+        <w:tabs>
+          <w:tab w:val="num" w:pos="720"/>
+        </w:tabs>
+        <w:ind w:left="720" w:hanging="360"/>
+      </w:pPr>
+    </w:lvl>
+    <w:lvl w:ilvl="1" w:tentative="1">
+      <w:start w:val="1"/>
+      <w:numFmt w:val="decimal"/>
+      <w:lvlText w:val="%2."/>
+      <w:lvlJc w:val="left"/>
+      <w:pPr>
+        <w:tabs>
+          <w:tab w:val="num" w:pos="1440"/>
+        </w:tabs>
+        <w:ind w:left="1440" w:hanging="360"/>
+      </w:pPr>
+    </w:lvl>
+    <w:lvl w:ilvl="2" w:tentative="1">
+      <w:start w:val="1"/>
+      <w:numFmt w:val="decimal"/>
+      <w:lvlText w:val="%3."/>
+      <w:lvlJc w:val="left"/>
+      <w:pPr>
+        <w:tabs>
+          <w:tab w:val="num" w:pos="2160"/>
+        </w:tabs>
+        <w:ind w:left="2160" w:hanging="360"/>
+      </w:pPr>
+    </w:lvl>
+    <w:lvl w:ilvl="3" w:tentative="1">
+      <w:start w:val="1"/>
+      <w:numFmt w:val="decimal"/>
+      <w:lvlText w:val="%4."/>
+      <w:lvlJc w:val="left"/>
+      <w:pPr>
+        <w:tabs>
+          <w:tab w:val="num" w:pos="2880"/>
+        </w:tabs>
+        <w:ind w:left="2880" w:hanging="360"/>
+      </w:pPr>
+    </w:lvl>
+    <w:lvl w:ilvl="4" w:tentative="1">
+      <w:start w:val="1"/>
+      <w:numFmt w:val="decimal"/>
+      <w:lvlText w:val="%5."/>
+      <w:lvlJc w:val="left"/>
+      <w:pPr>
+        <w:tabs>
+          <w:tab w:val="num" w:pos="3600"/>
+        </w:tabs>
+        <w:ind w:left="3600" w:hanging="360"/>
+      </w:pPr>
+    </w:lvl>
+    <w:lvl w:ilvl="5" w:tentative="1">
+      <w:start w:val="1"/>
+      <w:numFmt w:val="decimal"/>
+      <w:lvlText w:val="%6."/>
+      <w:lvlJc w:val="left"/>
+      <w:pPr>
+        <w:tabs>
+          <w:tab w:val="num" w:pos="4320"/>
+        </w:tabs>
+        <w:ind w:left="4320" w:hanging="360"/>
+      </w:pPr>
+    </w:lvl>
+    <w:lvl w:ilvl="6" w:tentative="1">
+      <w:start w:val="1"/>
+      <w:numFmt w:val="decimal"/>
+      <w:lvlText w:val="%7."/>
+      <w:lvlJc w:val="left"/>
+      <w:pPr>
+        <w:tabs>
+          <w:tab w:val="num" w:pos="5040"/>
+        </w:tabs>
+        <w:ind w:left="5040" w:hanging="360"/>
+      </w:pPr>
+    </w:lvl>
+    <w:lvl w:ilvl="7" w:tentative="1">
+      <w:start w:val="1"/>
+      <w:numFmt w:val="decimal"/>
+      <w:lvlText w:val="%8."/>
+      <w:lvlJc w:val="left"/>
+      <w:pPr>
+        <w:tabs>
+          <w:tab w:val="num" w:pos="5760"/>
+        </w:tabs>
+        <w:ind w:left="5760" w:hanging="360"/>
+      </w:pPr>
+    </w:lvl>
+    <w:lvl w:ilvl="8" w:tentative="1">
+      <w:start w:val="1"/>
+      <w:numFmt w:val="decimal"/>
+      <w:lvlText w:val="%9."/>
+      <w:lvlJc w:val="left"/>
+      <w:pPr>
+        <w:tabs>
+          <w:tab w:val="num" w:pos="6480"/>
+        </w:tabs>
+        <w:ind w:left="6480" w:hanging="360"/>
+      </w:pPr>
+    </w:lvl>
+  </w:abstractNum>
+  <w:abstractNum w:abstractNumId="19" w15:restartNumberingAfterBreak="0">
     <w:nsid w:val="67516AA2"/>
     <w:multiLevelType w:val="multilevel"/>
     <w:tmpl w:val="16E48D7C"/>
@@ -3552,7 +6178,7 @@
       </w:rPr>
     </w:lvl>
   </w:abstractNum>
-  <w:abstractNum w:abstractNumId="15" w15:restartNumberingAfterBreak="0">
+  <w:abstractNum w:abstractNumId="20" w15:restartNumberingAfterBreak="0">
     <w:nsid w:val="6D8B4776"/>
     <w:multiLevelType w:val="multilevel"/>
     <w:tmpl w:val="8E723992"/>
@@ -3701,7 +6327,7 @@
       </w:rPr>
     </w:lvl>
   </w:abstractNum>
-  <w:abstractNum w:abstractNumId="16" w15:restartNumberingAfterBreak="0">
+  <w:abstractNum w:abstractNumId="21" w15:restartNumberingAfterBreak="0">
     <w:nsid w:val="6F0B4E1C"/>
     <w:multiLevelType w:val="multilevel"/>
     <w:tmpl w:val="A6D00AD2"/>
@@ -3850,7 +6476,7 @@
       </w:rPr>
     </w:lvl>
   </w:abstractNum>
-  <w:abstractNum w:abstractNumId="17" w15:restartNumberingAfterBreak="0">
+  <w:abstractNum w:abstractNumId="22" w15:restartNumberingAfterBreak="0">
     <w:nsid w:val="734D2F77"/>
     <w:multiLevelType w:val="multilevel"/>
     <w:tmpl w:val="5DA2AD26"/>
@@ -3999,7 +6625,7 @@
       </w:rPr>
     </w:lvl>
   </w:abstractNum>
-  <w:abstractNum w:abstractNumId="18" w15:restartNumberingAfterBreak="0">
+  <w:abstractNum w:abstractNumId="23" w15:restartNumberingAfterBreak="0">
     <w:nsid w:val="7E6B2622"/>
     <w:multiLevelType w:val="multilevel"/>
     <w:tmpl w:val="619C1CEC"/>
@@ -4152,46 +6778,46 @@
     <w:abstractNumId w:val="1"/>
   </w:num>
   <w:num w:numId="2" w16cid:durableId="379672477">
-    <w:abstractNumId w:val="6"/>
+    <w:abstractNumId w:val="7"/>
   </w:num>
   <w:num w:numId="3" w16cid:durableId="166796740">
-    <w:abstractNumId w:val="7"/>
+    <w:abstractNumId w:val="8"/>
   </w:num>
   <w:num w:numId="4" w16cid:durableId="756247357">
     <w:abstractNumId w:val="3"/>
   </w:num>
   <w:num w:numId="5" w16cid:durableId="1191650707">
-    <w:abstractNumId w:val="12"/>
+    <w:abstractNumId w:val="15"/>
   </w:num>
   <w:num w:numId="6" w16cid:durableId="2075854778">
-    <w:abstractNumId w:val="10"/>
+    <w:abstractNumId w:val="13"/>
   </w:num>
   <w:num w:numId="7" w16cid:durableId="587272959">
     <w:abstractNumId w:val="2"/>
   </w:num>
   <w:num w:numId="8" w16cid:durableId="1099065943">
-    <w:abstractNumId w:val="16"/>
+    <w:abstractNumId w:val="21"/>
   </w:num>
   <w:num w:numId="9" w16cid:durableId="559218713">
-    <w:abstractNumId w:val="14"/>
+    <w:abstractNumId w:val="19"/>
   </w:num>
   <w:num w:numId="10" w16cid:durableId="217711295">
-    <w:abstractNumId w:val="15"/>
+    <w:abstractNumId w:val="20"/>
   </w:num>
   <w:num w:numId="11" w16cid:durableId="1940063052">
-    <w:abstractNumId w:val="18"/>
+    <w:abstractNumId w:val="23"/>
   </w:num>
   <w:num w:numId="12" w16cid:durableId="998801302">
+    <w:abstractNumId w:val="10"/>
+  </w:num>
+  <w:num w:numId="13" w16cid:durableId="1117286793">
     <w:abstractNumId w:val="9"/>
   </w:num>
-  <w:num w:numId="13" w16cid:durableId="1117286793">
-    <w:abstractNumId w:val="8"/>
-  </w:num>
   <w:num w:numId="14" w16cid:durableId="483393547">
-    <w:abstractNumId w:val="17"/>
+    <w:abstractNumId w:val="22"/>
   </w:num>
   <w:num w:numId="15" w16cid:durableId="1890607441">
-    <w:abstractNumId w:val="11"/>
+    <w:abstractNumId w:val="14"/>
   </w:num>
   <w:num w:numId="16" w16cid:durableId="1078795198">
     <w:abstractNumId w:val="5"/>
@@ -4203,9 +6829,32 @@
     <w:abstractNumId w:val="4"/>
   </w:num>
   <w:num w:numId="19" w16cid:durableId="489977833">
-    <w:abstractNumId w:val="13"/>
+    <w:abstractNumId w:val="16"/>
+  </w:num>
+  <w:num w:numId="20" w16cid:durableId="1876888764">
+    <w:abstractNumId w:val="6"/>
+  </w:num>
+  <w:num w:numId="21" w16cid:durableId="1673406824">
+    <w:abstractNumId w:val="11"/>
+  </w:num>
+  <w:num w:numId="22" w16cid:durableId="72900121">
+    <w:abstractNumId w:val="18"/>
+  </w:num>
+  <w:num w:numId="23" w16cid:durableId="414865407">
+    <w:abstractNumId w:val="12"/>
+  </w:num>
+  <w:num w:numId="24" w16cid:durableId="1763187127">
+    <w:abstractNumId w:val="17"/>
   </w:num>
 </w:numbering>
+</file>
+
+<file path=word/people.xml><?xml version="1.0" encoding="utf-8"?>
+<w15:people xmlns:wpc="http://schemas.microsoft.com/office/word/2010/wordprocessingCanvas" xmlns:cx="http://schemas.microsoft.com/office/drawing/2014/chartex" xmlns:cx1="http://schemas.microsoft.com/office/drawing/2015/9/8/chartex" xmlns:cx2="http://schemas.microsoft.com/office/drawing/2015/10/21/chartex" xmlns:cx3="http://schemas.microsoft.com/office/drawing/2016/5/9/chartex" xmlns:cx4="http://schemas.microsoft.com/office/drawing/2016/5/10/chartex" xmlns:cx5="http://schemas.microsoft.com/office/drawing/2016/5/11/chartex" xmlns:cx6="http://schemas.microsoft.com/office/drawing/2016/5/12/chartex" xmlns:cx7="http://schemas.microsoft.com/office/drawing/2016/5/13/chartex" xmlns:cx8="http://schemas.microsoft.com/office/drawing/2016/5/14/chartex" xmlns:mc="http://schemas.openxmlformats.org/markup-compatibility/2006" xmlns:aink="http://schemas.microsoft.com/office/drawing/2016/ink" xmlns:am3d="http://schemas.microsoft.com/office/drawing/2017/model3d" xmlns:o="urn:schemas-microsoft-com:office:office" xmlns:oel="http://schemas.microsoft.com/office/2019/extlst" xmlns:r="http://schemas.openxmlformats.org/officeDocument/2006/relationships" xmlns:m="http://schemas.openxmlformats.org/officeDocument/2006/math" xmlns:v="urn:schemas-microsoft-com:vml" xmlns:wp14="http://schemas.microsoft.com/office/word/2010/wordprocessingDrawing" xmlns:wp="http://schemas.openxmlformats.org/drawingml/2006/wordprocessingDrawing" xmlns:w10="urn:schemas-microsoft-com:office:word" xmlns:w="http://schemas.openxmlformats.org/wordprocessingml/2006/main" xmlns:w14="http://schemas.microsoft.com/office/word/2010/wordml" xmlns:w15="http://schemas.microsoft.com/office/word/2012/wordml" xmlns:w16cex="http://schemas.microsoft.com/office/word/2018/wordml/cex" xmlns:w16cid="http://schemas.microsoft.com/office/word/2016/wordml/cid" xmlns:w16="http://schemas.microsoft.com/office/word/2018/wordml" xmlns:w16du="http://schemas.microsoft.com/office/word/2023/wordml/word16du" xmlns:w16sdtdh="http://schemas.microsoft.com/office/word/2020/wordml/sdtdatahash" xmlns:w16sdtfl="http://schemas.microsoft.com/office/word/2024/wordml/sdtformatlock" xmlns:w16se="http://schemas.microsoft.com/office/word/2015/wordml/symex" xmlns:wpg="http://schemas.microsoft.com/office/word/2010/wordprocessingGroup" xmlns:wpi="http://schemas.microsoft.com/office/word/2010/wordprocessingInk" xmlns:wne="http://schemas.microsoft.com/office/word/2006/wordml" xmlns:wps="http://schemas.microsoft.com/office/word/2010/wordprocessingShape" mc:Ignorable="w14 w15 w16se w16cid w16 w16cex w16sdtdh w16sdtfl w16du wp14">
+  <w15:person w15:author="Ricardo Jesús Leguizamón Acosta">
+    <w15:presenceInfo w15:providerId="AD" w15:userId="S::ricardo.leguizamon@bnf.gov.py::31230c8a-6922-4e1f-9053-7a9ff8b16074"/>
+  </w15:person>
+</w15:people>
 </file>
 
 <file path=word/styles.xml><?xml version="1.0" encoding="utf-8"?>
@@ -4636,7 +7285,6 @@
     <w:next w:val="Normal"/>
     <w:link w:val="Ttulo2Car"/>
     <w:uiPriority w:val="9"/>
-    <w:semiHidden/>
     <w:unhideWhenUsed/>
     <w:qFormat/>
     <w:rsid w:val="00F92F6C"/>
@@ -4811,7 +7459,6 @@
   <w:style w:type="character" w:default="1" w:styleId="Fuentedeprrafopredeter">
     <w:name w:val="Default Paragraph Font"/>
     <w:uiPriority w:val="1"/>
-    <w:semiHidden/>
     <w:unhideWhenUsed/>
   </w:style>
   <w:style w:type="table" w:default="1" w:styleId="Tablanormal">
@@ -4853,7 +7500,6 @@
     <w:basedOn w:val="Fuentedeprrafopredeter"/>
     <w:link w:val="Ttulo2"/>
     <w:uiPriority w:val="9"/>
-    <w:semiHidden/>
     <w:rsid w:val="00F92F6C"/>
     <w:rPr>
       <w:rFonts w:asciiTheme="majorHAnsi" w:eastAsiaTheme="majorEastAsia" w:hAnsiTheme="majorHAnsi" w:cstheme="majorBidi"/>
@@ -5145,6 +7791,139 @@
     <w:pPr>
       <w:spacing w:after="0" w:line="240" w:lineRule="auto"/>
     </w:pPr>
+  </w:style>
+  <w:style w:type="character" w:styleId="Refdecomentario">
+    <w:name w:val="annotation reference"/>
+    <w:basedOn w:val="Fuentedeprrafopredeter"/>
+    <w:uiPriority w:val="99"/>
+    <w:semiHidden/>
+    <w:unhideWhenUsed/>
+    <w:rsid w:val="00B77391"/>
+    <w:rPr>
+      <w:sz w:val="16"/>
+      <w:szCs w:val="16"/>
+    </w:rPr>
+  </w:style>
+  <w:style w:type="paragraph" w:styleId="Textocomentario">
+    <w:name w:val="annotation text"/>
+    <w:basedOn w:val="Normal"/>
+    <w:link w:val="TextocomentarioCar"/>
+    <w:uiPriority w:val="99"/>
+    <w:unhideWhenUsed/>
+    <w:rsid w:val="00B77391"/>
+    <w:pPr>
+      <w:spacing w:line="240" w:lineRule="auto"/>
+    </w:pPr>
+    <w:rPr>
+      <w:sz w:val="20"/>
+      <w:szCs w:val="20"/>
+    </w:rPr>
+  </w:style>
+  <w:style w:type="character" w:customStyle="1" w:styleId="TextocomentarioCar">
+    <w:name w:val="Texto comentario Car"/>
+    <w:basedOn w:val="Fuentedeprrafopredeter"/>
+    <w:link w:val="Textocomentario"/>
+    <w:uiPriority w:val="99"/>
+    <w:rsid w:val="00B77391"/>
+    <w:rPr>
+      <w:sz w:val="20"/>
+      <w:szCs w:val="20"/>
+    </w:rPr>
+  </w:style>
+  <w:style w:type="paragraph" w:styleId="Asuntodelcomentario">
+    <w:name w:val="annotation subject"/>
+    <w:basedOn w:val="Textocomentario"/>
+    <w:next w:val="Textocomentario"/>
+    <w:link w:val="AsuntodelcomentarioCar"/>
+    <w:uiPriority w:val="99"/>
+    <w:semiHidden/>
+    <w:unhideWhenUsed/>
+    <w:rsid w:val="00B77391"/>
+    <w:rPr>
+      <w:b/>
+      <w:bCs/>
+    </w:rPr>
+  </w:style>
+  <w:style w:type="character" w:customStyle="1" w:styleId="AsuntodelcomentarioCar">
+    <w:name w:val="Asunto del comentario Car"/>
+    <w:basedOn w:val="TextocomentarioCar"/>
+    <w:link w:val="Asuntodelcomentario"/>
+    <w:uiPriority w:val="99"/>
+    <w:semiHidden/>
+    <w:rsid w:val="00B77391"/>
+    <w:rPr>
+      <w:b/>
+      <w:bCs/>
+      <w:sz w:val="20"/>
+      <w:szCs w:val="20"/>
+    </w:rPr>
+  </w:style>
+  <w:style w:type="character" w:styleId="Hipervnculo">
+    <w:name w:val="Hyperlink"/>
+    <w:basedOn w:val="Fuentedeprrafopredeter"/>
+    <w:uiPriority w:val="99"/>
+    <w:unhideWhenUsed/>
+    <w:rsid w:val="00B77391"/>
+    <w:rPr>
+      <w:color w:val="467886" w:themeColor="hyperlink"/>
+      <w:u w:val="single"/>
+    </w:rPr>
+  </w:style>
+  <w:style w:type="character" w:styleId="Mencinsinresolver">
+    <w:name w:val="Unresolved Mention"/>
+    <w:basedOn w:val="Fuentedeprrafopredeter"/>
+    <w:uiPriority w:val="99"/>
+    <w:semiHidden/>
+    <w:unhideWhenUsed/>
+    <w:rsid w:val="00B77391"/>
+    <w:rPr>
+      <w:color w:val="605E5C"/>
+      <w:shd w:val="clear" w:color="auto" w:fill="E1DFDD"/>
+    </w:rPr>
+  </w:style>
+  <w:style w:type="paragraph" w:styleId="Encabezado">
+    <w:name w:val="header"/>
+    <w:basedOn w:val="Normal"/>
+    <w:link w:val="EncabezadoCar"/>
+    <w:uiPriority w:val="99"/>
+    <w:unhideWhenUsed/>
+    <w:rsid w:val="00F5543C"/>
+    <w:pPr>
+      <w:tabs>
+        <w:tab w:val="center" w:pos="4252"/>
+        <w:tab w:val="right" w:pos="8504"/>
+      </w:tabs>
+      <w:spacing w:after="0" w:line="240" w:lineRule="auto"/>
+    </w:pPr>
+  </w:style>
+  <w:style w:type="character" w:customStyle="1" w:styleId="EncabezadoCar">
+    <w:name w:val="Encabezado Car"/>
+    <w:basedOn w:val="Fuentedeprrafopredeter"/>
+    <w:link w:val="Encabezado"/>
+    <w:uiPriority w:val="99"/>
+    <w:rsid w:val="00F5543C"/>
+  </w:style>
+  <w:style w:type="paragraph" w:styleId="Piedepgina">
+    <w:name w:val="footer"/>
+    <w:basedOn w:val="Normal"/>
+    <w:link w:val="PiedepginaCar"/>
+    <w:uiPriority w:val="99"/>
+    <w:unhideWhenUsed/>
+    <w:rsid w:val="00F5543C"/>
+    <w:pPr>
+      <w:tabs>
+        <w:tab w:val="center" w:pos="4252"/>
+        <w:tab w:val="right" w:pos="8504"/>
+      </w:tabs>
+      <w:spacing w:after="0" w:line="240" w:lineRule="auto"/>
+    </w:pPr>
+  </w:style>
+  <w:style w:type="character" w:customStyle="1" w:styleId="PiedepginaCar">
+    <w:name w:val="Pie de página Car"/>
+    <w:basedOn w:val="Fuentedeprrafopredeter"/>
+    <w:link w:val="Piedepgina"/>
+    <w:uiPriority w:val="99"/>
+    <w:rsid w:val="00F5543C"/>
   </w:style>
 </w:styles>
 </file>
@@ -5462,4 +8241,16 @@
     </a:ext>
   </a:extLst>
 </a:theme>
+</file>
+
+<file path=customXml/item1.xml><?xml version="1.0" encoding="utf-8"?>
+<b:Sources xmlns:b="http://schemas.openxmlformats.org/officeDocument/2006/bibliography" xmlns="http://schemas.openxmlformats.org/officeDocument/2006/bibliography" SelectedStyle="\APASixthEditionOfficeOnline.xsl" StyleName="APA" Version="6"/>
+</file>
+
+<file path=customXml/itemProps1.xml><?xml version="1.0" encoding="utf-8"?>
+<ds:datastoreItem xmlns:ds="http://schemas.openxmlformats.org/officeDocument/2006/customXml" ds:itemID="{FE64ED87-16E4-46F5-9633-50554DC9AC21}">
+  <ds:schemaRefs>
+    <ds:schemaRef ds:uri="http://schemas.openxmlformats.org/officeDocument/2006/bibliography"/>
+  </ds:schemaRefs>
+</ds:datastoreItem>
 </file>